--- a/exports/paper.docx
+++ b/exports/paper.docx
@@ -100,7 +100,7 @@
     <w:p>
       <w:pPr>
         <w:sectPr>
-          <w:pgSz w:w="11906" w:h="16838" w:orient="portrait"/>
+          <w:pgSz w:w="12240" w:h="15840" w:orient="portrait"/>
           <w:pgMar w:top="1440" w:right="1440" w:bottom="1440" w:left="1440" w:header="708" w:footer="708" w:gutter="0"/>
           <w:pgNumType/>
           <w:docGrid w:linePitch="360"/>
@@ -1518,7 +1518,7 @@
           <wp:inline distT="0" distB="0" distL="0" distR="0">
             <wp:extent cx="5524500" cy="3619500"/>
             <wp:effectExtent t="0" r="0" b="0" l="0"/>
-            <wp:docPr id="1" name="fig3" descr="Daily Enrollment and Completion (Feb 2-9, 2026)" title="Figure 3"/>
+            <wp:docPr id="1" name="fig3" descr="Daily Enrollment and Completion (Feb 2-9, 2026)" title="Figure 1"/>
             <wp:cNvGraphicFramePr>
               <a:graphicFrameLocks xmlns:a="http://schemas.openxmlformats.org/drawingml/2006/main" noChangeAspect="1"/>
             </wp:cNvGraphicFramePr>
@@ -1567,43 +1567,21 @@
           <w:sz w:val="20"/>
           <w:szCs w:val="20"/>
         </w:rPr>
-        <w:t xml:space="preserve">Figure 3. Daily Enrollment and Completion (Feb 2-9, 2026)</w:t>
-      </w:r>
-    </w:p>
-    <w:p>
-      <w:pPr>
-        <w:spacing w:line="360" w:after="200"/>
-        <w:jc w:val="left"/>
-      </w:pPr>
-      <w:r>
-        <w:rPr>
-          <w:rFonts w:ascii="Times New Roman" w:cs="Times New Roman" w:eastAsia="Times New Roman" w:hAnsi="Times New Roman"/>
-          <w:sz w:val="24"/>
-          <w:szCs w:val="24"/>
-        </w:rPr>
-        <w:t xml:space="preserve">Figure 3 displays the daily enrollment and assessment completion counts alongside cumulative totals over the 8-day assessment window. The dual-axis chart shows that enrollment peaked on the first day (February 2, n = 98), consistent with students responding to the initial course announcement. A secondary surge occurred on the final two days (February 8-9, n = 119 combined), reflecting deadline-driven engagement. The cumulative lines demonstrate that the enrollment-to-completion gap remained narrow throughout, ultimately reaching 433 enrolled and 421 completed (97.2%). This high completion rate indicates strong platform reliability and student engagement with the required assessment.</w:t>
-      </w:r>
-    </w:p>
-    <w:p>
-      <w:pPr>
-        <w:pStyle w:val="Heading2"/>
-      </w:pPr>
-      <w:r>
-        <w:t xml:space="preserve">5.2 Sample Demographics</w:t>
-      </w:r>
-    </w:p>
-    <w:p>
-      <w:pPr>
-        <w:spacing w:line="360" w:after="200"/>
-        <w:jc w:val="left"/>
-      </w:pPr>
-      <w:r>
-        <w:rPr>
-          <w:rFonts w:ascii="Times New Roman" w:cs="Times New Roman" w:eastAsia="Times New Roman" w:hAnsi="Times New Roman"/>
-          <w:sz w:val="24"/>
-          <w:szCs w:val="24"/>
-        </w:rPr>
-        <w:t xml:space="preserve">The sample of 421 completers is predominantly female (58.4%), traditional college age (87.4% aged 20 or under), and racially diverse. White/Caucasian students comprise roughly half the sample (49.4%), with meaningful representation from Hispanic/Latino (22.3%), Asian (13.3%), and Black/African American (6.9%) students. Nearly three-quarters of respondents report part-time employment (72.2%), and approximately one-third are first-generation college students (28.5%). This demographic composition provides sufficient variation to support the planned heterogeneity analysis in RQ2.</w:t>
+        <w:t xml:space="preserve">Figure 1. Daily Enrollment and Completion (Feb 2-9, 2026)</w:t>
+      </w:r>
+    </w:p>
+    <w:p>
+      <w:pPr>
+        <w:spacing w:line="360" w:after="200"/>
+        <w:jc w:val="left"/>
+      </w:pPr>
+      <w:r>
+        <w:rPr>
+          <w:rFonts w:ascii="Times New Roman" w:cs="Times New Roman" w:eastAsia="Times New Roman" w:hAnsi="Times New Roman"/>
+          <w:sz w:val="24"/>
+          <w:szCs w:val="24"/>
+        </w:rPr>
+        <w:t xml:space="preserve">Figure 1 displays the daily enrollment and assessment completion counts alongside cumulative totals over the 8-day assessment window. The dual-axis chart shows that enrollment peaked on the first day (February 2, n = 98), consistent with students responding to the initial course announcement. A secondary surge occurred on the final two days (February 8-9, n = 119 combined), reflecting deadline-driven engagement. The cumulative lines demonstrate that the enrollment-to-completion gap remained narrow throughout, ultimately reaching 433 enrolled and 421 completed (97.2%). This high completion rate indicates strong platform reliability and student engagement with the required assessment.</w:t>
       </w:r>
     </w:p>
     <w:p>
@@ -1614,9 +1592,9 @@
       <w:r>
         <w:drawing>
           <wp:inline distT="0" distB="0" distL="0" distR="0">
-            <wp:extent cx="5715000" cy="3333750"/>
+            <wp:extent cx="5524500" cy="3619500"/>
             <wp:effectExtent t="0" r="0" b="0" l="0"/>
-            <wp:docPr id="1" name="fig7" descr="Sample Demographics (N = 421)" title="Figure 7"/>
+            <wp:docPr id="1" name="fig4" descr="Assessment Submission Time of Day (N = 421)" title="Figure 2"/>
             <wp:cNvGraphicFramePr>
               <a:graphicFrameLocks xmlns:a="http://schemas.openxmlformats.org/drawingml/2006/main" noChangeAspect="1"/>
             </wp:cNvGraphicFramePr>
@@ -1639,7 +1617,7 @@
                   <pic:spPr bwMode="auto">
                     <a:xfrm>
                       <a:off x="0" y="0"/>
-                      <a:ext cx="5715000" cy="3333750"/>
+                      <a:ext cx="5524500" cy="3619500"/>
                     </a:xfrm>
                     <a:prstGeom prst="rect">
                       <a:avLst/>
@@ -1665,21 +1643,21 @@
           <w:sz w:val="20"/>
           <w:szCs w:val="20"/>
         </w:rPr>
-        <w:t xml:space="preserve">Figure 7. Sample Demographics (N = 421)</w:t>
-      </w:r>
-    </w:p>
-    <w:p>
-      <w:pPr>
-        <w:spacing w:line="360" w:after="200"/>
-        <w:jc w:val="left"/>
-      </w:pPr>
-      <w:r>
-        <w:rPr>
-          <w:rFonts w:ascii="Times New Roman" w:cs="Times New Roman" w:eastAsia="Times New Roman" w:hAnsi="Times New Roman"/>
-          <w:sz w:val="24"/>
-          <w:szCs w:val="24"/>
-        </w:rPr>
-        <w:t xml:space="preserve">Figure 7 presents the demographic composition of the sample across five dimensions. Panel (a) shows the gender split (58.4% female, 40.2% male). Panel (b) confirms a predominantly traditional-age sample (87.4% aged 20 or under). Panel (c) reveals meaningful racial and ethnic diversity, with White/Caucasian students comprising roughly half (49.4%) and substantial representation from Hispanic/Latino (22.3%), Asian (13.3%), and Black/African American (6.9%) students. Panel (d) shows that nearly three-quarters of students work part-time (72.2%), while panel (e) indicates that nearly one-third are first-generation college students (28.5%). This demographic profile provides meaningful variation for the planned heterogeneity analysis (RQ2) examining whether learning gains differ across student subgroups.</w:t>
+        <w:t xml:space="preserve">Figure 2. Assessment Submission Time of Day (N = 421)</w:t>
+      </w:r>
+    </w:p>
+    <w:p>
+      <w:pPr>
+        <w:spacing w:line="360" w:after="200"/>
+        <w:jc w:val="left"/>
+      </w:pPr>
+      <w:r>
+        <w:rPr>
+          <w:rFonts w:ascii="Times New Roman" w:cs="Times New Roman" w:eastAsia="Times New Roman" w:hAnsi="Times New Roman"/>
+          <w:sz w:val="24"/>
+          <w:szCs w:val="24"/>
+        </w:rPr>
+        <w:t xml:space="preserve">Figure 2 presents the distribution of assessment submission times across the 24-hour clock (CST). The area chart reveals a pronounced evening peak between 8:00 PM and 10:00 PM, when approximately 35% of all submissions occurred. Morning hours (6:00 AM–12:00 PM) accounted for fewer than 10% of completions, with the lowest activity between 2:00 AM and 7:00 AM. A secondary afternoon uptick is visible between 2:00 PM and 5:00 PM. This temporal pattern is consistent with typical college student schedules, where academic tasks are concentrated in evening hours after classes and extracurricular activities. The strong evening concentration also suggests that students treated the assessment as a focused task rather than a casual activity, which supports the validity of the measured completion times.</w:t>
       </w:r>
     </w:p>
     <w:p>
@@ -1687,21 +1665,21 @@
         <w:pStyle w:val="Heading2"/>
       </w:pPr>
       <w:r>
-        <w:t xml:space="preserve">5.3 Financial Background</w:t>
-      </w:r>
-    </w:p>
-    <w:p>
-      <w:pPr>
-        <w:spacing w:line="360" w:after="200"/>
-        <w:jc w:val="left"/>
-      </w:pPr>
-      <w:r>
-        <w:rPr>
-          <w:rFonts w:ascii="Times New Roman" w:cs="Times New Roman" w:eastAsia="Times New Roman" w:hAnsi="Times New Roman"/>
-          <w:sz w:val="24"/>
-          <w:szCs w:val="24"/>
-        </w:rPr>
-        <w:t xml:space="preserve">Students report varying levels of financial stress and self-assessed financial knowledge. The majority experience financial stress sometimes (44.7%) or rarely (22.3%), though nearly a quarter (23.8%) report stress often or always. Self-rated financial knowledge clusters around moderate (60.1%) and low (25.2%), with only 14.5% rating themselves as high or very high. These distributions suggest a sample with meaningful financial concerns and generally modest self-assessed competence, consistent with the target population for an introductory financial literacy course.</w:t>
+        <w:t xml:space="preserve">5.2 Sample Demographics</w:t>
+      </w:r>
+    </w:p>
+    <w:p>
+      <w:pPr>
+        <w:spacing w:line="360" w:after="200"/>
+        <w:jc w:val="left"/>
+      </w:pPr>
+      <w:r>
+        <w:rPr>
+          <w:rFonts w:ascii="Times New Roman" w:cs="Times New Roman" w:eastAsia="Times New Roman" w:hAnsi="Times New Roman"/>
+          <w:sz w:val="24"/>
+          <w:szCs w:val="24"/>
+        </w:rPr>
+        <w:t xml:space="preserve">The sample of 421 completers is predominantly female (58.4%), traditional college age (87.4% aged 20 or under), and racially diverse. White/Caucasian students comprise roughly half the sample (49.4%), with meaningful representation from Hispanic/Latino (22.3%), Asian (13.3%), and Black/African American (6.9%) students. Nearly three-quarters of respondents report part-time employment (72.2%), and approximately one-third are first-generation college students (28.5%). This demographic composition provides sufficient variation to support the planned heterogeneity analysis in RQ2.</w:t>
       </w:r>
     </w:p>
     <w:p>
@@ -1714,7 +1692,7 @@
           <wp:inline distT="0" distB="0" distL="0" distR="0">
             <wp:extent cx="5715000" cy="3333750"/>
             <wp:effectExtent t="0" r="0" b="0" l="0"/>
-            <wp:docPr id="1" name="fig8" descr="Financial Background and Self-Assessment (N = 421)" title="Figure 8"/>
+            <wp:docPr id="1" name="fig7" descr="Sample Demographics (N = 421)" title="Figure 3"/>
             <wp:cNvGraphicFramePr>
               <a:graphicFrameLocks xmlns:a="http://schemas.openxmlformats.org/drawingml/2006/main" noChangeAspect="1"/>
             </wp:cNvGraphicFramePr>
@@ -1763,21 +1741,119 @@
           <w:sz w:val="20"/>
           <w:szCs w:val="20"/>
         </w:rPr>
-        <w:t xml:space="preserve">Figure 8. Financial Background and Self-Assessment (N = 421)</w:t>
-      </w:r>
-    </w:p>
-    <w:p>
-      <w:pPr>
-        <w:spacing w:line="360" w:after="200"/>
-        <w:jc w:val="left"/>
-      </w:pPr>
-      <w:r>
-        <w:rPr>
-          <w:rFonts w:ascii="Times New Roman" w:cs="Times New Roman" w:eastAsia="Times New Roman" w:hAnsi="Times New Roman"/>
-          <w:sz w:val="24"/>
-          <w:szCs w:val="24"/>
-        </w:rPr>
-        <w:t xml:space="preserve">Figure 8 illustrates two key dimensions of students’ financial context. Panel (a) shows the distribution of self-reported financial stress: the majority of students experience stress sometimes (44.7%) or rarely (22.3%), but nearly a quarter (23.8%) report experiencing financial stress often or always, identifying a subgroup for whom financial literacy instruction carries immediate practical relevance. Panel (b) displays self-rated financial knowledge, where the vast majority rate themselves as moderate (60.1%) or low (25.2%). Only 14.5% rate their knowledge as high or very high. The predominance of moderate self-ratings, combined with the 66.6% average actual score, suggests reasonably calibrated self-assessment across the sample, consistent with the confidence calibration findings in Section 5.7.</w:t>
+        <w:t xml:space="preserve">Figure 3. Sample Demographics (N = 421)</w:t>
+      </w:r>
+    </w:p>
+    <w:p>
+      <w:pPr>
+        <w:spacing w:line="360" w:after="200"/>
+        <w:jc w:val="left"/>
+      </w:pPr>
+      <w:r>
+        <w:rPr>
+          <w:rFonts w:ascii="Times New Roman" w:cs="Times New Roman" w:eastAsia="Times New Roman" w:hAnsi="Times New Roman"/>
+          <w:sz w:val="24"/>
+          <w:szCs w:val="24"/>
+        </w:rPr>
+        <w:t xml:space="preserve">Figure 3 presents the demographic composition of the sample across five dimensions. Panel (a) shows the gender split (58.4% female, 40.2% male). Panel (b) confirms a predominantly traditional-age sample (87.4% aged 20 or under). Panel (c) reveals meaningful racial and ethnic diversity, with White/Caucasian students comprising roughly half (49.4%) and substantial representation from Hispanic/Latino (22.3%), Asian (13.3%), and Black/African American (6.9%) students. Panel (d) shows that nearly three-quarters of students work part-time (72.2%), while panel (e) indicates that nearly one-third are first-generation college students (28.5%). This demographic profile provides meaningful variation for the planned heterogeneity analysis (RQ2) examining whether learning gains differ across student subgroups.</w:t>
+      </w:r>
+    </w:p>
+    <w:p>
+      <w:pPr>
+        <w:pStyle w:val="Heading2"/>
+      </w:pPr>
+      <w:r>
+        <w:t xml:space="preserve">5.3 Financial Background</w:t>
+      </w:r>
+    </w:p>
+    <w:p>
+      <w:pPr>
+        <w:spacing w:line="360" w:after="200"/>
+        <w:jc w:val="left"/>
+      </w:pPr>
+      <w:r>
+        <w:rPr>
+          <w:rFonts w:ascii="Times New Roman" w:cs="Times New Roman" w:eastAsia="Times New Roman" w:hAnsi="Times New Roman"/>
+          <w:sz w:val="24"/>
+          <w:szCs w:val="24"/>
+        </w:rPr>
+        <w:t xml:space="preserve">Students report varying levels of financial stress and self-assessed financial knowledge. The majority experience financial stress sometimes (44.7%) or rarely (22.3%), though nearly a quarter (23.8%) report stress often or always. Self-rated financial knowledge clusters around moderate (60.1%) and low (25.2%), with only 14.5% rating themselves as high or very high. These distributions suggest a sample with meaningful financial concerns and generally modest self-assessed competence, consistent with the target population for an introductory financial literacy course.</w:t>
+      </w:r>
+    </w:p>
+    <w:p>
+      <w:pPr>
+        <w:spacing w:before="240" w:after="120"/>
+        <w:jc w:val="center"/>
+      </w:pPr>
+      <w:r>
+        <w:drawing>
+          <wp:inline distT="0" distB="0" distL="0" distR="0">
+            <wp:extent cx="5715000" cy="3333750"/>
+            <wp:effectExtent t="0" r="0" b="0" l="0"/>
+            <wp:docPr id="1" name="fig8" descr="Financial Background and Self-Assessment (N = 421)" title="Figure 4"/>
+            <wp:cNvGraphicFramePr>
+              <a:graphicFrameLocks xmlns:a="http://schemas.openxmlformats.org/drawingml/2006/main" noChangeAspect="1"/>
+            </wp:cNvGraphicFramePr>
+            <a:graphic xmlns:a="http://schemas.openxmlformats.org/drawingml/2006/main">
+              <a:graphicData uri="http://schemas.openxmlformats.org/drawingml/2006/picture">
+                <pic:pic xmlns:pic="http://schemas.openxmlformats.org/drawingml/2006/picture">
+                  <pic:nvPicPr>
+                    <pic:cNvPr id="0" name="" descr=""/>
+                    <pic:cNvPicPr>
+                      <a:picLocks noChangeAspect="1" noChangeArrowheads="1"/>
+                    </pic:cNvPicPr>
+                  </pic:nvPicPr>
+                  <pic:blipFill>
+                    <a:blip r:embed="rId11" cstate="none"/>
+                    <a:srcRect/>
+                    <a:stretch>
+                      <a:fillRect/>
+                    </a:stretch>
+                  </pic:blipFill>
+                  <pic:spPr bwMode="auto">
+                    <a:xfrm>
+                      <a:off x="0" y="0"/>
+                      <a:ext cx="5715000" cy="3333750"/>
+                    </a:xfrm>
+                    <a:prstGeom prst="rect">
+                      <a:avLst/>
+                    </a:prstGeom>
+                  </pic:spPr>
+                </pic:pic>
+              </a:graphicData>
+            </a:graphic>
+          </wp:inline>
+        </w:drawing>
+      </w:r>
+    </w:p>
+    <w:p>
+      <w:pPr>
+        <w:spacing w:line="360" w:after="120"/>
+        <w:jc w:val="center"/>
+      </w:pPr>
+      <w:r>
+        <w:rPr>
+          <w:rFonts w:ascii="Times New Roman" w:cs="Times New Roman" w:eastAsia="Times New Roman" w:hAnsi="Times New Roman"/>
+          <w:i/>
+          <w:iCs/>
+          <w:sz w:val="20"/>
+          <w:szCs w:val="20"/>
+        </w:rPr>
+        <w:t xml:space="preserve">Figure 4. Financial Background and Self-Assessment (N = 421)</w:t>
+      </w:r>
+    </w:p>
+    <w:p>
+      <w:pPr>
+        <w:spacing w:line="360" w:after="200"/>
+        <w:jc w:val="left"/>
+      </w:pPr>
+      <w:r>
+        <w:rPr>
+          <w:rFonts w:ascii="Times New Roman" w:cs="Times New Roman" w:eastAsia="Times New Roman" w:hAnsi="Times New Roman"/>
+          <w:sz w:val="24"/>
+          <w:szCs w:val="24"/>
+        </w:rPr>
+        <w:t xml:space="preserve">Figure 4 illustrates two key dimensions of students’ financial context. Panel (a) shows the distribution of self-reported financial stress: the majority of students experience stress sometimes (44.7%) or rarely (22.3%), but nearly a quarter (23.8%) report experiencing financial stress often or always, identifying a subgroup for whom financial literacy instruction carries immediate practical relevance. Panel (b) displays self-rated financial knowledge, where the vast majority rate themselves as moderate (60.1%) or low (25.2%). Only 14.5% rate their knowledge as high or very high. The predominance of moderate self-ratings, combined with the 66.6% average actual score, suggests reasonably calibrated self-assessment across the sample, consistent with the confidence calibration findings in Section 5.7.</w:t>
       </w:r>
     </w:p>
     <w:p>
@@ -2103,316 +2179,7 @@
           <wp:inline distT="0" distB="0" distL="0" distR="0">
             <wp:extent cx="5524500" cy="3619500"/>
             <wp:effectExtent t="0" r="0" b="0" l="0"/>
-            <wp:docPr id="1" name="fig1" descr="Pre-Course Overall Score Distribution (N = 421)" title="Figure 1"/>
-            <wp:cNvGraphicFramePr>
-              <a:graphicFrameLocks xmlns:a="http://schemas.openxmlformats.org/drawingml/2006/main" noChangeAspect="1"/>
-            </wp:cNvGraphicFramePr>
-            <a:graphic xmlns:a="http://schemas.openxmlformats.org/drawingml/2006/main">
-              <a:graphicData uri="http://schemas.openxmlformats.org/drawingml/2006/picture">
-                <pic:pic xmlns:pic="http://schemas.openxmlformats.org/drawingml/2006/picture">
-                  <pic:nvPicPr>
-                    <pic:cNvPr id="0" name="" descr=""/>
-                    <pic:cNvPicPr>
-                      <a:picLocks noChangeAspect="1" noChangeArrowheads="1"/>
-                    </pic:cNvPicPr>
-                  </pic:nvPicPr>
-                  <pic:blipFill>
-                    <a:blip r:embed="rId11" cstate="none"/>
-                    <a:srcRect/>
-                    <a:stretch>
-                      <a:fillRect/>
-                    </a:stretch>
-                  </pic:blipFill>
-                  <pic:spPr bwMode="auto">
-                    <a:xfrm>
-                      <a:off x="0" y="0"/>
-                      <a:ext cx="5524500" cy="3619500"/>
-                    </a:xfrm>
-                    <a:prstGeom prst="rect">
-                      <a:avLst/>
-                    </a:prstGeom>
-                  </pic:spPr>
-                </pic:pic>
-              </a:graphicData>
-            </a:graphic>
-          </wp:inline>
-        </w:drawing>
-      </w:r>
-    </w:p>
-    <w:p>
-      <w:pPr>
-        <w:spacing w:line="360" w:after="120"/>
-        <w:jc w:val="center"/>
-      </w:pPr>
-      <w:r>
-        <w:rPr>
-          <w:rFonts w:ascii="Times New Roman" w:cs="Times New Roman" w:eastAsia="Times New Roman" w:hAnsi="Times New Roman"/>
-          <w:i/>
-          <w:iCs/>
-          <w:sz w:val="20"/>
-          <w:szCs w:val="20"/>
-        </w:rPr>
-        <w:t xml:space="preserve">Figure 1. Pre-Course Overall Score Distribution (N = 421)</w:t>
-      </w:r>
-    </w:p>
-    <w:p>
-      <w:pPr>
-        <w:spacing w:line="360" w:after="200"/>
-        <w:jc w:val="left"/>
-      </w:pPr>
-      <w:r>
-        <w:rPr>
-          <w:rFonts w:ascii="Times New Roman" w:cs="Times New Roman" w:eastAsia="Times New Roman" w:hAnsi="Times New Roman"/>
-          <w:sz w:val="24"/>
-          <w:szCs w:val="24"/>
-        </w:rPr>
-        <w:t xml:space="preserve">Figure 1 displays the distribution of overall pre-course scores computed from the 26 knowledge items. The distribution is roughly bell-shaped with a slight left skew. The modal decile is 60-69% (n = 120, highlighted in gold), and the majority of students (67.2%) scored between 50% and 89%. The dashed green line marks the sample mean of 66.6%. Eleven students achieved perfect scores (100%), while 18 students (4.3%) scored below 30%, identifying a small group with substantial baseline knowledge gaps that the course may especially benefit. The overall shape suggests that most students enter QUINN 102 with moderate foundational financial literacy, with meaningful room for improvement in applied domains.</w:t>
-      </w:r>
-    </w:p>
-    <w:p>
-      <w:pPr>
-        <w:pStyle w:val="Heading2"/>
-      </w:pPr>
-      <w:r>
-        <w:t xml:space="preserve">5.5 Domain-Level Performance</w:t>
-      </w:r>
-    </w:p>
-    <w:p>
-      <w:pPr>
-        <w:spacing w:line="360" w:after="200"/>
-        <w:jc w:val="left"/>
-      </w:pPr>
-      <w:r>
-        <w:rPr>
-          <w:rFonts w:ascii="Times New Roman" w:cs="Times New Roman" w:eastAsia="Times New Roman" w:hAnsi="Times New Roman"/>
-          <w:sz w:val="24"/>
-          <w:szCs w:val="24"/>
-        </w:rPr>
-        <w:t xml:space="preserve">Performance varied meaningfully across the three assessment domains, with a 9.5 percentage-point gap between the strongest and weakest domains. The domain-level results are presented in the table below.</w:t>
-      </w:r>
-    </w:p>
-    <w:p>
-      <w:pPr>
-        <w:spacing w:before="240" w:after="120"/>
-        <w:jc w:val="center"/>
-      </w:pPr>
-      <w:r>
-        <w:rPr>
-          <w:rFonts w:ascii="Times New Roman" w:cs="Times New Roman" w:eastAsia="Times New Roman" w:hAnsi="Times New Roman"/>
-          <w:b/>
-          <w:bCs/>
-          <w:i/>
-          <w:iCs/>
-          <w:sz w:val="22"/>
-          <w:szCs w:val="22"/>
-        </w:rPr>
-        <w:t xml:space="preserve">Table 5.2. Domain-Level Performance Summary</w:t>
-      </w:r>
-    </w:p>
-    <w:tbl>
-      <w:tblPr>
-        <w:tblW w:type="dxa" w:w="9360"/>
-        <w:tblBorders>
-          <w:top w:val="single" w:color="CCCCCC" w:sz="1"/>
-          <w:left w:val="single" w:color="CCCCCC" w:sz="1"/>
-          <w:bottom w:val="single" w:color="CCCCCC" w:sz="1"/>
-          <w:right w:val="single" w:color="CCCCCC" w:sz="1"/>
-          <w:insideH w:val="single" w:color="CCCCCC" w:sz="1"/>
-          <w:insideV w:val="single" w:color="CCCCCC" w:sz="1"/>
-        </w:tblBorders>
-        <w:tblLayout w:type="fixed"/>
-        <w:tblCellMar>
-          <w:top w:type="dxa" w:w="60"/>
-          <w:left w:type="dxa" w:w="120"/>
-          <w:bottom w:type="dxa" w:w="60"/>
-          <w:right w:type="dxa" w:w="120"/>
-        </w:tblCellMar>
-      </w:tblPr>
-      <w:tblGrid>
-        <w:gridCol w:w="6240"/>
-        <w:gridCol w:w="3120"/>
-      </w:tblGrid>
-      <w:tr>
-        <w:trPr>
-          <w:tblHeader/>
-        </w:trPr>
-        <w:tc>
-          <w:tcPr>
-            <w:tcW w:type="dxa" w:w="6240"/>
-            <w:shd w:fill="D5E8F0" w:color="auto" w:val="clear"/>
-            <w:vAlign w:val="center"/>
-          </w:tcPr>
-          <w:p>
-            <w:pPr>
-              <w:jc w:val="center"/>
-            </w:pPr>
-            <w:r>
-              <w:rPr>
-                <w:rFonts w:ascii="Times New Roman" w:cs="Times New Roman" w:eastAsia="Times New Roman" w:hAnsi="Times New Roman"/>
-                <w:b/>
-                <w:bCs/>
-                <w:sz w:val="22"/>
-                <w:szCs w:val="22"/>
-              </w:rPr>
-              <w:t xml:space="preserve">Domain</w:t>
-            </w:r>
-          </w:p>
-        </w:tc>
-        <w:tc>
-          <w:tcPr>
-            <w:tcW w:type="dxa" w:w="3120"/>
-            <w:shd w:fill="D5E8F0" w:color="auto" w:val="clear"/>
-            <w:vAlign w:val="center"/>
-          </w:tcPr>
-          <w:p>
-            <w:pPr>
-              <w:jc w:val="center"/>
-            </w:pPr>
-            <w:r>
-              <w:rPr>
-                <w:rFonts w:ascii="Times New Roman" w:cs="Times New Roman" w:eastAsia="Times New Roman" w:hAnsi="Times New Roman"/>
-                <w:b/>
-                <w:bCs/>
-                <w:sz w:val="22"/>
-                <w:szCs w:val="22"/>
-              </w:rPr>
-              <w:t xml:space="preserve">Mean Score</w:t>
-            </w:r>
-          </w:p>
-        </w:tc>
-      </w:tr>
-      <w:tr>
-        <w:tc>
-          <w:tcPr>
-            <w:tcW w:type="dxa" w:w="6240"/>
-            <w:vAlign w:val="center"/>
-          </w:tcPr>
-          <w:p>
-            <w:pPr>
-              <w:jc w:val="center"/>
-            </w:pPr>
-            <w:r>
-              <w:rPr>
-                <w:rFonts w:ascii="Times New Roman" w:cs="Times New Roman" w:eastAsia="Times New Roman" w:hAnsi="Times New Roman"/>
-                <w:sz w:val="22"/>
-                <w:szCs w:val="22"/>
-              </w:rPr>
-              <w:t xml:space="preserve">Behavioral &amp; Risk Management Knowledge</w:t>
-            </w:r>
-          </w:p>
-        </w:tc>
-        <w:tc>
-          <w:tcPr>
-            <w:tcW w:type="dxa" w:w="3120"/>
-            <w:vAlign w:val="center"/>
-          </w:tcPr>
-          <w:p>
-            <w:pPr>
-              <w:jc w:val="center"/>
-            </w:pPr>
-            <w:r>
-              <w:rPr>
-                <w:rFonts w:ascii="Times New Roman" w:cs="Times New Roman" w:eastAsia="Times New Roman" w:hAnsi="Times New Roman"/>
-                <w:sz w:val="22"/>
-                <w:szCs w:val="22"/>
-              </w:rPr>
-              <w:t xml:space="preserve">73.46%</w:t>
-            </w:r>
-          </w:p>
-        </w:tc>
-      </w:tr>
-      <w:tr>
-        <w:tc>
-          <w:tcPr>
-            <w:tcW w:type="dxa" w:w="6240"/>
-            <w:vAlign w:val="center"/>
-          </w:tcPr>
-          <w:p>
-            <w:pPr>
-              <w:jc w:val="center"/>
-            </w:pPr>
-            <w:r>
-              <w:rPr>
-                <w:rFonts w:ascii="Times New Roman" w:cs="Times New Roman" w:eastAsia="Times New Roman" w:hAnsi="Times New Roman"/>
-                <w:sz w:val="22"/>
-                <w:szCs w:val="22"/>
-              </w:rPr>
-              <w:t xml:space="preserve">Borrowing, Interest Rates &amp; Financial Numeracy</w:t>
-            </w:r>
-          </w:p>
-        </w:tc>
-        <w:tc>
-          <w:tcPr>
-            <w:tcW w:type="dxa" w:w="3120"/>
-            <w:vAlign w:val="center"/>
-          </w:tcPr>
-          <w:p>
-            <w:pPr>
-              <w:jc w:val="center"/>
-            </w:pPr>
-            <w:r>
-              <w:rPr>
-                <w:rFonts w:ascii="Times New Roman" w:cs="Times New Roman" w:eastAsia="Times New Roman" w:hAnsi="Times New Roman"/>
-                <w:sz w:val="22"/>
-                <w:szCs w:val="22"/>
-              </w:rPr>
-              <w:t xml:space="preserve">69.33%</w:t>
-            </w:r>
-          </w:p>
-        </w:tc>
-      </w:tr>
-      <w:tr>
-        <w:tc>
-          <w:tcPr>
-            <w:tcW w:type="dxa" w:w="6240"/>
-            <w:vAlign w:val="center"/>
-          </w:tcPr>
-          <w:p>
-            <w:pPr>
-              <w:jc w:val="center"/>
-            </w:pPr>
-            <w:r>
-              <w:rPr>
-                <w:rFonts w:ascii="Times New Roman" w:cs="Times New Roman" w:eastAsia="Times New Roman" w:hAnsi="Times New Roman"/>
-                <w:sz w:val="22"/>
-                <w:szCs w:val="22"/>
-              </w:rPr>
-              <w:t xml:space="preserve">Risk &amp; Return Knowledge</w:t>
-            </w:r>
-          </w:p>
-        </w:tc>
-        <w:tc>
-          <w:tcPr>
-            <w:tcW w:type="dxa" w:w="3120"/>
-            <w:vAlign w:val="center"/>
-          </w:tcPr>
-          <w:p>
-            <w:pPr>
-              <w:jc w:val="center"/>
-            </w:pPr>
-            <w:r>
-              <w:rPr>
-                <w:rFonts w:ascii="Times New Roman" w:cs="Times New Roman" w:eastAsia="Times New Roman" w:hAnsi="Times New Roman"/>
-                <w:sz w:val="22"/>
-                <w:szCs w:val="22"/>
-              </w:rPr>
-              <w:t xml:space="preserve">63.97%</w:t>
-            </w:r>
-          </w:p>
-        </w:tc>
-      </w:tr>
-    </w:tbl>
-    <w:p>
-      <w:pPr>
-        <w:spacing w:before="240" w:after="120"/>
-        <w:jc w:val="center"/>
-      </w:pPr>
-      <w:r>
-        <w:drawing>
-          <wp:inline distT="0" distB="0" distL="0" distR="0">
-            <wp:extent cx="5524500" cy="3619500"/>
-            <wp:effectExtent t="0" r="0" b="0" l="0"/>
-            <wp:docPr id="1" name="fig2" descr="Domain-Level Performance Comparison" title="Figure 2"/>
+            <wp:docPr id="1" name="fig1" descr="Pre-Course Overall Score Distribution (N = 421)" title="Figure 5"/>
             <wp:cNvGraphicFramePr>
               <a:graphicFrameLocks xmlns:a="http://schemas.openxmlformats.org/drawingml/2006/main" noChangeAspect="1"/>
             </wp:cNvGraphicFramePr>
@@ -2461,21 +2228,21 @@
           <w:sz w:val="20"/>
           <w:szCs w:val="20"/>
         </w:rPr>
-        <w:t xml:space="preserve">Figure 2. Domain-Level Performance Comparison</w:t>
-      </w:r>
-    </w:p>
-    <w:p>
-      <w:pPr>
-        <w:spacing w:line="360" w:after="200"/>
-        <w:jc w:val="left"/>
-      </w:pPr>
-      <w:r>
-        <w:rPr>
-          <w:rFonts w:ascii="Times New Roman" w:cs="Times New Roman" w:eastAsia="Times New Roman" w:hAnsi="Times New Roman"/>
-          <w:sz w:val="24"/>
-          <w:szCs w:val="24"/>
-        </w:rPr>
-        <w:t xml:space="preserve">Figure 2 compares average performance across the three assessment domains. Behavioral and Risk Management Knowledge (73.5%) was the strongest domain, driven by high performance on diversification concepts. Borrowing, Interest Rates, and Financial Numeracy (69.3%) fell near the overall average. Risk and Return Knowledge (64.0%) was the weakest domain, reflecting conceptual difficulty with bond pricing, inflation protection, and crisis-related items. Error bars represent standard deviations, indicating substantial within-domain variation. The dashed maroon line marks the overall mean (66.6%). The 9.5 percentage-point gap between the strongest and weakest domains highlights where instructional emphasis may yield the greatest gains.</w:t>
+        <w:t xml:space="preserve">Figure 5. Pre-Course Overall Score Distribution (N = 421)</w:t>
+      </w:r>
+    </w:p>
+    <w:p>
+      <w:pPr>
+        <w:spacing w:line="360" w:after="200"/>
+        <w:jc w:val="left"/>
+      </w:pPr>
+      <w:r>
+        <w:rPr>
+          <w:rFonts w:ascii="Times New Roman" w:cs="Times New Roman" w:eastAsia="Times New Roman" w:hAnsi="Times New Roman"/>
+          <w:sz w:val="24"/>
+          <w:szCs w:val="24"/>
+        </w:rPr>
+        <w:t xml:space="preserve">Figure 5 displays the distribution of overall pre-course scores computed from the 26 knowledge items. The distribution is roughly bell-shaped with a slight left skew. The modal decile is 60-69% (n = 120, highlighted in gold), and the majority of students (67.2%) scored between 50% and 89%. The dashed green line marks the sample mean of 66.6%. Eleven students achieved perfect scores (100%), while 18 students (4.3%) scored below 30%, identifying a small group with substantial baseline knowledge gaps that the course may especially benefit. The overall shape suggests that most students enter QUINN 102 with moderate foundational financial literacy, with meaningful room for improvement in applied domains.</w:t>
       </w:r>
     </w:p>
     <w:p>
@@ -2483,23 +2250,234 @@
         <w:pStyle w:val="Heading2"/>
       </w:pPr>
       <w:r>
-        <w:t xml:space="preserve">5.6 Subdomain Analysis</w:t>
-      </w:r>
-    </w:p>
-    <w:p>
-      <w:pPr>
-        <w:spacing w:line="360" w:after="200"/>
-        <w:jc w:val="left"/>
-      </w:pPr>
-      <w:r>
-        <w:rPr>
-          <w:rFonts w:ascii="Times New Roman" w:cs="Times New Roman" w:eastAsia="Times New Roman" w:hAnsi="Times New Roman"/>
-          <w:sz w:val="24"/>
-          <w:szCs w:val="24"/>
-        </w:rPr>
-        <w:t xml:space="preserve">Item-level analysis reveals a clear hierarchy from foundational concepts (simple interest at 92.9%, compound interest at 88.4%) to applied reasoning tasks (inflation hedge at 24.0%, compound growth at 38.7%). This pattern indicates that students possess solid grasp of basic financial principles but struggle with multi-step reasoning and real-world application scenarios.</w:t>
-      </w:r>
-    </w:p>
+        <w:t xml:space="preserve">5.5 Domain-Level Performance</w:t>
+      </w:r>
+    </w:p>
+    <w:p>
+      <w:pPr>
+        <w:spacing w:line="360" w:after="200"/>
+        <w:jc w:val="left"/>
+      </w:pPr>
+      <w:r>
+        <w:rPr>
+          <w:rFonts w:ascii="Times New Roman" w:cs="Times New Roman" w:eastAsia="Times New Roman" w:hAnsi="Times New Roman"/>
+          <w:sz w:val="24"/>
+          <w:szCs w:val="24"/>
+        </w:rPr>
+        <w:t xml:space="preserve">Performance varied meaningfully across the three assessment domains, with a 9.5 percentage-point gap between the strongest and weakest domains. The domain-level results are presented in the table below.</w:t>
+      </w:r>
+    </w:p>
+    <w:p>
+      <w:pPr>
+        <w:spacing w:before="240" w:after="120"/>
+        <w:jc w:val="center"/>
+      </w:pPr>
+      <w:r>
+        <w:rPr>
+          <w:rFonts w:ascii="Times New Roman" w:cs="Times New Roman" w:eastAsia="Times New Roman" w:hAnsi="Times New Roman"/>
+          <w:b/>
+          <w:bCs/>
+          <w:i/>
+          <w:iCs/>
+          <w:sz w:val="22"/>
+          <w:szCs w:val="22"/>
+        </w:rPr>
+        <w:t xml:space="preserve">Table 5.2. Domain-Level Performance Summary</w:t>
+      </w:r>
+    </w:p>
+    <w:tbl>
+      <w:tblPr>
+        <w:tblW w:type="dxa" w:w="9360"/>
+        <w:tblBorders>
+          <w:top w:val="single" w:color="CCCCCC" w:sz="1"/>
+          <w:left w:val="single" w:color="CCCCCC" w:sz="1"/>
+          <w:bottom w:val="single" w:color="CCCCCC" w:sz="1"/>
+          <w:right w:val="single" w:color="CCCCCC" w:sz="1"/>
+          <w:insideH w:val="single" w:color="CCCCCC" w:sz="1"/>
+          <w:insideV w:val="single" w:color="CCCCCC" w:sz="1"/>
+        </w:tblBorders>
+        <w:tblLayout w:type="fixed"/>
+        <w:tblCellMar>
+          <w:top w:type="dxa" w:w="60"/>
+          <w:left w:type="dxa" w:w="120"/>
+          <w:bottom w:type="dxa" w:w="60"/>
+          <w:right w:type="dxa" w:w="120"/>
+        </w:tblCellMar>
+      </w:tblPr>
+      <w:tblGrid>
+        <w:gridCol w:w="6240"/>
+        <w:gridCol w:w="3120"/>
+      </w:tblGrid>
+      <w:tr>
+        <w:trPr>
+          <w:tblHeader/>
+        </w:trPr>
+        <w:tc>
+          <w:tcPr>
+            <w:tcW w:type="dxa" w:w="6240"/>
+            <w:shd w:fill="D5E8F0" w:color="auto" w:val="clear"/>
+            <w:vAlign w:val="center"/>
+          </w:tcPr>
+          <w:p>
+            <w:pPr>
+              <w:jc w:val="center"/>
+            </w:pPr>
+            <w:r>
+              <w:rPr>
+                <w:rFonts w:ascii="Times New Roman" w:cs="Times New Roman" w:eastAsia="Times New Roman" w:hAnsi="Times New Roman"/>
+                <w:b/>
+                <w:bCs/>
+                <w:sz w:val="22"/>
+                <w:szCs w:val="22"/>
+              </w:rPr>
+              <w:t xml:space="preserve">Domain</w:t>
+            </w:r>
+          </w:p>
+        </w:tc>
+        <w:tc>
+          <w:tcPr>
+            <w:tcW w:type="dxa" w:w="3120"/>
+            <w:shd w:fill="D5E8F0" w:color="auto" w:val="clear"/>
+            <w:vAlign w:val="center"/>
+          </w:tcPr>
+          <w:p>
+            <w:pPr>
+              <w:jc w:val="center"/>
+            </w:pPr>
+            <w:r>
+              <w:rPr>
+                <w:rFonts w:ascii="Times New Roman" w:cs="Times New Roman" w:eastAsia="Times New Roman" w:hAnsi="Times New Roman"/>
+                <w:b/>
+                <w:bCs/>
+                <w:sz w:val="22"/>
+                <w:szCs w:val="22"/>
+              </w:rPr>
+              <w:t xml:space="preserve">Mean Score</w:t>
+            </w:r>
+          </w:p>
+        </w:tc>
+      </w:tr>
+      <w:tr>
+        <w:tc>
+          <w:tcPr>
+            <w:tcW w:type="dxa" w:w="6240"/>
+            <w:vAlign w:val="center"/>
+          </w:tcPr>
+          <w:p>
+            <w:pPr>
+              <w:jc w:val="center"/>
+            </w:pPr>
+            <w:r>
+              <w:rPr>
+                <w:rFonts w:ascii="Times New Roman" w:cs="Times New Roman" w:eastAsia="Times New Roman" w:hAnsi="Times New Roman"/>
+                <w:sz w:val="22"/>
+                <w:szCs w:val="22"/>
+              </w:rPr>
+              <w:t xml:space="preserve">Behavioral &amp; Risk Management Knowledge</w:t>
+            </w:r>
+          </w:p>
+        </w:tc>
+        <w:tc>
+          <w:tcPr>
+            <w:tcW w:type="dxa" w:w="3120"/>
+            <w:vAlign w:val="center"/>
+          </w:tcPr>
+          <w:p>
+            <w:pPr>
+              <w:jc w:val="center"/>
+            </w:pPr>
+            <w:r>
+              <w:rPr>
+                <w:rFonts w:ascii="Times New Roman" w:cs="Times New Roman" w:eastAsia="Times New Roman" w:hAnsi="Times New Roman"/>
+                <w:sz w:val="22"/>
+                <w:szCs w:val="22"/>
+              </w:rPr>
+              <w:t xml:space="preserve">73.46%</w:t>
+            </w:r>
+          </w:p>
+        </w:tc>
+      </w:tr>
+      <w:tr>
+        <w:tc>
+          <w:tcPr>
+            <w:tcW w:type="dxa" w:w="6240"/>
+            <w:vAlign w:val="center"/>
+          </w:tcPr>
+          <w:p>
+            <w:pPr>
+              <w:jc w:val="center"/>
+            </w:pPr>
+            <w:r>
+              <w:rPr>
+                <w:rFonts w:ascii="Times New Roman" w:cs="Times New Roman" w:eastAsia="Times New Roman" w:hAnsi="Times New Roman"/>
+                <w:sz w:val="22"/>
+                <w:szCs w:val="22"/>
+              </w:rPr>
+              <w:t xml:space="preserve">Borrowing, Interest Rates &amp; Financial Numeracy</w:t>
+            </w:r>
+          </w:p>
+        </w:tc>
+        <w:tc>
+          <w:tcPr>
+            <w:tcW w:type="dxa" w:w="3120"/>
+            <w:vAlign w:val="center"/>
+          </w:tcPr>
+          <w:p>
+            <w:pPr>
+              <w:jc w:val="center"/>
+            </w:pPr>
+            <w:r>
+              <w:rPr>
+                <w:rFonts w:ascii="Times New Roman" w:cs="Times New Roman" w:eastAsia="Times New Roman" w:hAnsi="Times New Roman"/>
+                <w:sz w:val="22"/>
+                <w:szCs w:val="22"/>
+              </w:rPr>
+              <w:t xml:space="preserve">69.33%</w:t>
+            </w:r>
+          </w:p>
+        </w:tc>
+      </w:tr>
+      <w:tr>
+        <w:tc>
+          <w:tcPr>
+            <w:tcW w:type="dxa" w:w="6240"/>
+            <w:vAlign w:val="center"/>
+          </w:tcPr>
+          <w:p>
+            <w:pPr>
+              <w:jc w:val="center"/>
+            </w:pPr>
+            <w:r>
+              <w:rPr>
+                <w:rFonts w:ascii="Times New Roman" w:cs="Times New Roman" w:eastAsia="Times New Roman" w:hAnsi="Times New Roman"/>
+                <w:sz w:val="22"/>
+                <w:szCs w:val="22"/>
+              </w:rPr>
+              <w:t xml:space="preserve">Risk &amp; Return Knowledge</w:t>
+            </w:r>
+          </w:p>
+        </w:tc>
+        <w:tc>
+          <w:tcPr>
+            <w:tcW w:type="dxa" w:w="3120"/>
+            <w:vAlign w:val="center"/>
+          </w:tcPr>
+          <w:p>
+            <w:pPr>
+              <w:jc w:val="center"/>
+            </w:pPr>
+            <w:r>
+              <w:rPr>
+                <w:rFonts w:ascii="Times New Roman" w:cs="Times New Roman" w:eastAsia="Times New Roman" w:hAnsi="Times New Roman"/>
+                <w:sz w:val="22"/>
+                <w:szCs w:val="22"/>
+              </w:rPr>
+              <w:t xml:space="preserve">63.97%</w:t>
+            </w:r>
+          </w:p>
+        </w:tc>
+      </w:tr>
+    </w:tbl>
     <w:p>
       <w:pPr>
         <w:spacing w:before="240" w:after="120"/>
@@ -2510,7 +2488,7 @@
           <wp:inline distT="0" distB="0" distL="0" distR="0">
             <wp:extent cx="5524500" cy="3619500"/>
             <wp:effectExtent t="0" r="0" b="0" l="0"/>
-            <wp:docPr id="1" name="fig6" descr="Item Difficulty Ranking by Subdomain (N = 421)" title="Figure 6"/>
+            <wp:docPr id="1" name="fig2" descr="Domain-Level Performance Comparison" title="Figure 6"/>
             <wp:cNvGraphicFramePr>
               <a:graphicFrameLocks xmlns:a="http://schemas.openxmlformats.org/drawingml/2006/main" noChangeAspect="1"/>
             </wp:cNvGraphicFramePr>
@@ -2559,21 +2537,21 @@
           <w:sz w:val="20"/>
           <w:szCs w:val="20"/>
         </w:rPr>
-        <w:t xml:space="preserve">Figure 6. Item Difficulty Ranking by Subdomain (N = 421)</w:t>
-      </w:r>
-    </w:p>
-    <w:p>
-      <w:pPr>
-        <w:spacing w:line="360" w:after="200"/>
-        <w:jc w:val="left"/>
-      </w:pPr>
-      <w:r>
-        <w:rPr>
-          <w:rFonts w:ascii="Times New Roman" w:cs="Times New Roman" w:eastAsia="Times New Roman" w:hAnsi="Times New Roman"/>
-          <w:sz w:val="24"/>
-          <w:szCs w:val="24"/>
-        </w:rPr>
-        <w:t xml:space="preserve">Figure 6 ranks all 21 assessed subdomains from easiest (top) to hardest (bottom). Color coding distinguishes three performance tiers: green indicates strong performance (&gt;=70% correct), gold indicates moderate performance (50-69%), and coral indicates weak performance (&lt;50%). A clear gap separates foundational concepts at the top -- simple interest (92.9%), compound interest (88.4%), impulse control (86.9%) -- from applied reasoning at the bottom -- inflation hedge (24.0%), compound growth (38.7%), return ranking (40.6%). This pattern suggests that students enter the course with solid grasp of basic financial principles but lack the ability to apply these concepts to real-world scenarios involving inflation protection, bond pricing, and multi-step financial reasoning. The dashed maroon line marks the overall mean (66.6%), with 10 subdomains above and 11 below this threshold.</w:t>
+        <w:t xml:space="preserve">Figure 6. Domain-Level Performance Comparison</w:t>
+      </w:r>
+    </w:p>
+    <w:p>
+      <w:pPr>
+        <w:spacing w:line="360" w:after="200"/>
+        <w:jc w:val="left"/>
+      </w:pPr>
+      <w:r>
+        <w:rPr>
+          <w:rFonts w:ascii="Times New Roman" w:cs="Times New Roman" w:eastAsia="Times New Roman" w:hAnsi="Times New Roman"/>
+          <w:sz w:val="24"/>
+          <w:szCs w:val="24"/>
+        </w:rPr>
+        <w:t xml:space="preserve">Figure 6 compares average performance across the three assessment domains. Behavioral and Risk Management Knowledge (73.5%) was the strongest domain, driven by high performance on diversification concepts. Borrowing, Interest Rates, and Financial Numeracy (69.3%) fell near the overall average. Risk and Return Knowledge (64.0%) was the weakest domain, reflecting conceptual difficulty with bond pricing, inflation protection, and crisis-related items. Error bars represent standard deviations, indicating substantial within-domain variation. The dashed maroon line marks the overall mean (66.6%). The 9.5 percentage-point gap between the strongest and weakest domains highlights where instructional emphasis may yield the greatest gains.</w:t>
       </w:r>
     </w:p>
     <w:p>
@@ -2581,21 +2559,21 @@
         <w:pStyle w:val="Heading2"/>
       </w:pPr>
       <w:r>
-        <w:t xml:space="preserve">5.7 Confidence Calibration</w:t>
-      </w:r>
-    </w:p>
-    <w:p>
-      <w:pPr>
-        <w:spacing w:line="360" w:after="200"/>
-        <w:jc w:val="left"/>
-      </w:pPr>
-      <w:r>
-        <w:rPr>
-          <w:rFonts w:ascii="Times New Roman" w:cs="Times New Roman" w:eastAsia="Times New Roman" w:hAnsi="Times New Roman"/>
-          <w:sz w:val="24"/>
-          <w:szCs w:val="24"/>
-        </w:rPr>
-        <w:t xml:space="preserve">Confidence calibration analysis categorizes students based on the overconfidence index (OC), defined as the difference between average self-reported confidence and actual accuracy. The largest group is well-calibrated (41.1%, n = 173), followed by underconfident (32.8%, n = 138), moderately overconfident (19.0%, n = 79), and highly overconfident (7.1%, n = 29). The slightly negative mean OC index (-0.017) indicates that the sample was, on average, marginally underconfident, a profile that is constructive for learning engagement.</w:t>
+        <w:t xml:space="preserve">5.6 Subdomain Analysis</w:t>
+      </w:r>
+    </w:p>
+    <w:p>
+      <w:pPr>
+        <w:spacing w:line="360" w:after="200"/>
+        <w:jc w:val="left"/>
+      </w:pPr>
+      <w:r>
+        <w:rPr>
+          <w:rFonts w:ascii="Times New Roman" w:cs="Times New Roman" w:eastAsia="Times New Roman" w:hAnsi="Times New Roman"/>
+          <w:sz w:val="24"/>
+          <w:szCs w:val="24"/>
+        </w:rPr>
+        <w:t xml:space="preserve">Item-level analysis reveals a clear hierarchy from foundational concepts (simple interest at 92.9%, compound interest at 88.4%) to applied reasoning tasks (inflation hedge at 24.0%, compound growth at 38.7%). This pattern indicates that students possess solid grasp of basic financial principles but struggle with multi-step reasoning and real-world application scenarios.</w:t>
       </w:r>
     </w:p>
     <w:p>
@@ -2608,7 +2586,7 @@
           <wp:inline distT="0" distB="0" distL="0" distR="0">
             <wp:extent cx="5524500" cy="3619500"/>
             <wp:effectExtent t="0" r="0" b="0" l="0"/>
-            <wp:docPr id="1" name="fig5" descr="Confidence Calibration Categories (N = 421)" title="Figure 5"/>
+            <wp:docPr id="1" name="fig6" descr="Item Difficulty Ranking by Subdomain (N = 421)" title="Figure 7"/>
             <wp:cNvGraphicFramePr>
               <a:graphicFrameLocks xmlns:a="http://schemas.openxmlformats.org/drawingml/2006/main" noChangeAspect="1"/>
             </wp:cNvGraphicFramePr>
@@ -2657,21 +2635,119 @@
           <w:sz w:val="20"/>
           <w:szCs w:val="20"/>
         </w:rPr>
-        <w:t xml:space="preserve">Figure 5. Confidence Calibration Categories (N = 421)</w:t>
-      </w:r>
-    </w:p>
-    <w:p>
-      <w:pPr>
-        <w:spacing w:line="360" w:after="200"/>
-        <w:jc w:val="left"/>
-      </w:pPr>
-      <w:r>
-        <w:rPr>
-          <w:rFonts w:ascii="Times New Roman" w:cs="Times New Roman" w:eastAsia="Times New Roman" w:hAnsi="Times New Roman"/>
-          <w:sz w:val="24"/>
-          <w:szCs w:val="24"/>
-        </w:rPr>
-        <w:t xml:space="preserve">Figure 5 presents the distribution of students across four confidence calibration categories based on the overconfidence index (OC), defined as the difference between average confidence and actual accuracy. The horizontal bar chart (left) shows both percentages and counts, while the pie chart (right) illustrates the proportional distribution. The largest group is well-calibrated (41.1%, n = 173), meaning their confidence closely matched their performance (OC within +/-10%). Nearly a third were underconfident (32.8%, n = 138), systematically underestimating their abilities. Moderately overconfident students (19.0%, n = 79) and highly overconfident students (7.1%, n = 29) together account for 26.1% of the sample. The slightly negative mean OC index (-0.017) indicates that the sample was, on average, marginally underconfident. This profile is constructive for learning, as overconfidence can reduce engagement with material perceived as already mastered.</w:t>
+        <w:t xml:space="preserve">Figure 7. Item Difficulty Ranking by Subdomain (N = 421)</w:t>
+      </w:r>
+    </w:p>
+    <w:p>
+      <w:pPr>
+        <w:spacing w:line="360" w:after="200"/>
+        <w:jc w:val="left"/>
+      </w:pPr>
+      <w:r>
+        <w:rPr>
+          <w:rFonts w:ascii="Times New Roman" w:cs="Times New Roman" w:eastAsia="Times New Roman" w:hAnsi="Times New Roman"/>
+          <w:sz w:val="24"/>
+          <w:szCs w:val="24"/>
+        </w:rPr>
+        <w:t xml:space="preserve">Figure 7 ranks all 21 assessed subdomains from easiest (top) to hardest (bottom). Color coding distinguishes three performance tiers: green indicates strong performance (&gt;=70% correct), gold indicates moderate performance (50-69%), and coral indicates weak performance (&lt;50%). A clear gap separates foundational concepts at the top -- simple interest (92.9%), compound interest (88.4%), impulse control (86.9%) -- from applied reasoning at the bottom -- inflation hedge (24.0%), compound growth (38.7%), return ranking (40.6%). This pattern suggests that students enter the course with solid grasp of basic financial principles but lack the ability to apply these concepts to real-world scenarios involving inflation protection, bond pricing, and multi-step financial reasoning. The dashed maroon line marks the overall mean (66.6%), with 10 subdomains above and 11 below this threshold.</w:t>
+      </w:r>
+    </w:p>
+    <w:p>
+      <w:pPr>
+        <w:pStyle w:val="Heading2"/>
+      </w:pPr>
+      <w:r>
+        <w:t xml:space="preserve">5.7 Confidence Calibration</w:t>
+      </w:r>
+    </w:p>
+    <w:p>
+      <w:pPr>
+        <w:spacing w:line="360" w:after="200"/>
+        <w:jc w:val="left"/>
+      </w:pPr>
+      <w:r>
+        <w:rPr>
+          <w:rFonts w:ascii="Times New Roman" w:cs="Times New Roman" w:eastAsia="Times New Roman" w:hAnsi="Times New Roman"/>
+          <w:sz w:val="24"/>
+          <w:szCs w:val="24"/>
+        </w:rPr>
+        <w:t xml:space="preserve">Confidence calibration analysis categorizes students based on the overconfidence index (OC), defined as the difference between average self-reported confidence and actual accuracy. The largest group is well-calibrated (41.1%, n = 173), followed by underconfident (32.8%, n = 138), moderately overconfident (19.0%, n = 79), and highly overconfident (7.1%, n = 29). The slightly negative mean OC index (-0.017) indicates that the sample was, on average, marginally underconfident, a profile that is constructive for learning engagement.</w:t>
+      </w:r>
+    </w:p>
+    <w:p>
+      <w:pPr>
+        <w:spacing w:before="240" w:after="120"/>
+        <w:jc w:val="center"/>
+      </w:pPr>
+      <w:r>
+        <w:drawing>
+          <wp:inline distT="0" distB="0" distL="0" distR="0">
+            <wp:extent cx="5524500" cy="3619500"/>
+            <wp:effectExtent t="0" r="0" b="0" l="0"/>
+            <wp:docPr id="1" name="fig5" descr="Confidence Calibration Categories (N = 421)" title="Figure 8"/>
+            <wp:cNvGraphicFramePr>
+              <a:graphicFrameLocks xmlns:a="http://schemas.openxmlformats.org/drawingml/2006/main" noChangeAspect="1"/>
+            </wp:cNvGraphicFramePr>
+            <a:graphic xmlns:a="http://schemas.openxmlformats.org/drawingml/2006/main">
+              <a:graphicData uri="http://schemas.openxmlformats.org/drawingml/2006/picture">
+                <pic:pic xmlns:pic="http://schemas.openxmlformats.org/drawingml/2006/picture">
+                  <pic:nvPicPr>
+                    <pic:cNvPr id="0" name="" descr=""/>
+                    <pic:cNvPicPr>
+                      <a:picLocks noChangeAspect="1" noChangeArrowheads="1"/>
+                    </pic:cNvPicPr>
+                  </pic:nvPicPr>
+                  <pic:blipFill>
+                    <a:blip r:embed="rId15" cstate="none"/>
+                    <a:srcRect/>
+                    <a:stretch>
+                      <a:fillRect/>
+                    </a:stretch>
+                  </pic:blipFill>
+                  <pic:spPr bwMode="auto">
+                    <a:xfrm>
+                      <a:off x="0" y="0"/>
+                      <a:ext cx="5524500" cy="3619500"/>
+                    </a:xfrm>
+                    <a:prstGeom prst="rect">
+                      <a:avLst/>
+                    </a:prstGeom>
+                  </pic:spPr>
+                </pic:pic>
+              </a:graphicData>
+            </a:graphic>
+          </wp:inline>
+        </w:drawing>
+      </w:r>
+    </w:p>
+    <w:p>
+      <w:pPr>
+        <w:spacing w:line="360" w:after="120"/>
+        <w:jc w:val="center"/>
+      </w:pPr>
+      <w:r>
+        <w:rPr>
+          <w:rFonts w:ascii="Times New Roman" w:cs="Times New Roman" w:eastAsia="Times New Roman" w:hAnsi="Times New Roman"/>
+          <w:i/>
+          <w:iCs/>
+          <w:sz w:val="20"/>
+          <w:szCs w:val="20"/>
+        </w:rPr>
+        <w:t xml:space="preserve">Figure 8. Confidence Calibration Categories (N = 421)</w:t>
+      </w:r>
+    </w:p>
+    <w:p>
+      <w:pPr>
+        <w:spacing w:line="360" w:after="200"/>
+        <w:jc w:val="left"/>
+      </w:pPr>
+      <w:r>
+        <w:rPr>
+          <w:rFonts w:ascii="Times New Roman" w:cs="Times New Roman" w:eastAsia="Times New Roman" w:hAnsi="Times New Roman"/>
+          <w:sz w:val="24"/>
+          <w:szCs w:val="24"/>
+        </w:rPr>
+        <w:t xml:space="preserve">Figure 8 presents the distribution of students across four confidence calibration categories based on the overconfidence index (OC), defined as the difference between average confidence and actual accuracy. The horizontal bar chart (left) shows both percentages and counts, while the pie chart (right) illustrates the proportional distribution. The largest group is well-calibrated (41.1%, n = 173), meaning their confidence closely matched their performance (OC within +/-10%). Nearly a third were underconfident (32.8%, n = 138), systematically underestimating their abilities. Moderately overconfident students (19.0%, n = 79) and highly overconfident students (7.1%, n = 29) together account for 26.1% of the sample. The slightly negative mean OC index (-0.017) indicates that the sample was, on average, marginally underconfident. This profile is constructive for learning, as overconfidence can reduce engagement with material perceived as already mastered.</w:t>
       </w:r>
     </w:p>
     <w:p>
@@ -4195,7 +4271,7 @@
       <w:headerReference w:type="default" r:id="rId6"/>
       <w:footerReference w:type="default" r:id="rId7"/>
       <w:type w:val="nextPage"/>
-      <w:pgSz w:w="11906" w:h="16838" w:orient="portrait"/>
+      <w:pgSz w:w="12240" w:h="15840" w:orient="portrait"/>
       <w:pgMar w:top="1440" w:right="1440" w:bottom="1440" w:left="1440" w:header="708" w:footer="708" w:gutter="0"/>
       <w:pgNumType/>
       <w:docGrid w:linePitch="360"/>

--- a/exports/paper.docx
+++ b/exports/paper.docx
@@ -720,7 +720,7 @@
           <w:sz w:val="24"/>
           <w:szCs w:val="24"/>
         </w:rPr>
-        <w:t xml:space="preserve">The assessment is administered through a custom-built Next.js web application deployed on a secure virtual private server. The platform handles student authentication via anonymous access codes, enforces one-attempt-per-student logic, implements the adaptive SDM-10 routing algorithm, and stores all response data in a PostgreSQL database. Timestamped response logs enable computation of item-level and section-level duration metrics for quality control and engagement analysis.</w:t>
+        <w:t xml:space="preserve">The assessment is administered through a custom-built Next.js web application deployed on a secure virtual private server. The platform handles student authentication via anonymous access codes, enforces one-attempt-per-student logic, implements the adaptive SDM-10 routing algorithm, and stores all response data in a PostgreSQL database. Timestamped response logs enable computation of item-level and section-level duration metrics for quality control and engagement analysis. The complete platform source code, assessment instruments, and data processing scripts are publicly available in the project repository (Boulaid, 2026).</w:t>
       </w:r>
     </w:p>
     <w:p>
@@ -3229,6 +3229,20 @@
           <w:szCs w:val="24"/>
         </w:rPr>
         <w:t xml:space="preserve">Allgood, S., &amp; Walstad, W. B. (2016). The effects of perceived and actual financial literacy on financial behaviors. Economic Inquiry, 54(1), 675–697.</w:t>
+      </w:r>
+    </w:p>
+    <w:p>
+      <w:pPr>
+        <w:spacing w:line="360" w:after="200"/>
+        <w:jc w:val="left"/>
+      </w:pPr>
+      <w:r>
+        <w:rPr>
+          <w:rFonts w:ascii="Times New Roman" w:cs="Times New Roman" w:eastAsia="Times New Roman" w:hAnsi="Times New Roman"/>
+          <w:sz w:val="24"/>
+          <w:szCs w:val="24"/>
+        </w:rPr>
+        <w:t xml:space="preserve">Boulaid, G. (2026). Financial Literacy Toolkit: Assessment platform for QUINN 102 [Source code]. GitHub. https://github.com/GuillaumeBld/Financial-Literacy-Toolkit</w:t>
       </w:r>
     </w:p>
     <w:p>

--- a/exports/paper.docx
+++ b/exports/paper.docx
@@ -698,7 +698,1064 @@
           <w:sz w:val="24"/>
           <w:szCs w:val="24"/>
         </w:rPr>
-        <w:t xml:space="preserve">The SDM-10 is an adaptive extension that selects 10 additional items from the student’s weakest-performing domain on the fixed core. The module is drawn from a bank of 30 items (10 per domain) stratified by question format (conceptual, applied, numerical) and difficulty level (foundational, intermediate, advanced). The SDM-10 provides finer diagnostic resolution in each student’s area of greatest need without increasing total assessment burden.</w:t>
+        <w:t xml:space="preserve">The Supplemental Diagnostic Module (SDM-10) is an adaptive follow-up administered immediately after the 40-item anchor assessment. For each student, the module selects 10 items from a pre-written bank of 156 variants (6 variants per anchor knowledge item) using an information deficit model that prioritizes subcategories where the anchor response left the most residual uncertainty about the student’s understanding. The SDM-10 drew only from knowledge items (Q1–Q14, Q29–Q40); preference items (Q15–Q28) did not trigger adaptive follow-up. The SDM-10 was designed as a diagnostic complement to the anchor assessment and does not contribute to the student’s grade (Model C: diagnostic only), eliminating grade pressure that could discourage honest explanations.</w:t>
+      </w:r>
+    </w:p>
+    <w:p>
+      <w:pPr>
+        <w:spacing w:line="360" w:after="200"/>
+      </w:pPr>
+      <w:r>
+        <w:rPr>
+          <w:rFonts w:ascii="Times New Roman" w:cs="Times New Roman" w:eastAsia="Times New Roman" w:hAnsi="Times New Roman"/>
+          <w:b/>
+          <w:bCs/>
+          <w:sz w:val="24"/>
+          <w:szCs w:val="24"/>
+        </w:rPr>
+        <w:t xml:space="preserve">Information Deficit Model and Need Score. </w:t>
+      </w:r>
+      <w:r>
+        <w:rPr>
+          <w:rFonts w:ascii="Times New Roman" w:cs="Times New Roman" w:eastAsia="Times New Roman" w:hAnsi="Times New Roman"/>
+          <w:sz w:val="24"/>
+          <w:szCs w:val="24"/>
+        </w:rPr>
+        <w:t xml:space="preserve">The selection algorithm computes a Need score (0–5) for each of the 26 knowledge subcategories based on three signals from the anchor response: correctness, confidence (1–3 scale), and item format (True/False vs. multiple choice). Higher Need scores indicate greater residual uncertainty. The format-aware adjustment addresses differential guessing probability: a correct True/False response with moderate confidence is assigned a higher Need (Need = 2) than the equivalent multiple-choice response (Need = 1), reflecting the 50% versus approximately 25% chance-level baseline. Incorrect responses with high confidence receive the maximum Need score (Need = 5), signaling a likely misconception requiring open-ended diagnostic follow-up.</w:t>
+      </w:r>
+    </w:p>
+    <w:p>
+      <w:pPr>
+        <w:spacing w:before="240" w:after="120"/>
+        <w:jc w:val="center"/>
+      </w:pPr>
+      <w:r>
+        <w:rPr>
+          <w:rFonts w:ascii="Times New Roman" w:cs="Times New Roman" w:eastAsia="Times New Roman" w:hAnsi="Times New Roman"/>
+          <w:b/>
+          <w:bCs/>
+          <w:i/>
+          <w:iCs/>
+          <w:sz w:val="22"/>
+          <w:szCs w:val="22"/>
+        </w:rPr>
+        <w:t xml:space="preserve">Table 4.2.3a. Need Score Mapping (Correctness × Confidence × Format)</w:t>
+      </w:r>
+    </w:p>
+    <w:tbl>
+      <w:tblPr>
+        <w:tblW w:type="dxa" w:w="9360"/>
+        <w:tblBorders>
+          <w:top w:val="single" w:color="CCCCCC" w:sz="1"/>
+          <w:left w:val="single" w:color="CCCCCC" w:sz="1"/>
+          <w:bottom w:val="single" w:color="CCCCCC" w:sz="1"/>
+          <w:right w:val="single" w:color="CCCCCC" w:sz="1"/>
+          <w:insideH w:val="single" w:color="CCCCCC" w:sz="1"/>
+          <w:insideV w:val="single" w:color="CCCCCC" w:sz="1"/>
+        </w:tblBorders>
+        <w:tblLayout w:type="fixed"/>
+        <w:tblCellMar>
+          <w:top w:type="dxa" w:w="60"/>
+          <w:left w:type="dxa" w:w="120"/>
+          <w:bottom w:type="dxa" w:w="60"/>
+          <w:right w:type="dxa" w:w="120"/>
+        </w:tblCellMar>
+      </w:tblPr>
+      <w:tblGrid>
+        <w:gridCol w:w="1872"/>
+        <w:gridCol w:w="1872"/>
+        <w:gridCol w:w="1872"/>
+        <w:gridCol w:w="1872"/>
+        <w:gridCol w:w="1872"/>
+      </w:tblGrid>
+      <w:tr>
+        <w:trPr>
+          <w:tblHeader/>
+        </w:trPr>
+        <w:tc>
+          <w:tcPr>
+            <w:tcW w:type="dxa" w:w="1872"/>
+            <w:shd w:fill="D5E8F0" w:color="auto" w:val="clear"/>
+            <w:vAlign w:val="center"/>
+          </w:tcPr>
+          <w:p>
+            <w:pPr>
+              <w:jc w:val="center"/>
+            </w:pPr>
+            <w:r>
+              <w:rPr>
+                <w:rFonts w:ascii="Times New Roman" w:cs="Times New Roman" w:eastAsia="Times New Roman" w:hAnsi="Times New Roman"/>
+                <w:b/>
+                <w:bCs/>
+                <w:sz w:val="22"/>
+                <w:szCs w:val="22"/>
+              </w:rPr>
+              <w:t xml:space="preserve">Confidence</w:t>
+            </w:r>
+          </w:p>
+        </w:tc>
+        <w:tc>
+          <w:tcPr>
+            <w:tcW w:type="dxa" w:w="1872"/>
+            <w:shd w:fill="D5E8F0" w:color="auto" w:val="clear"/>
+            <w:vAlign w:val="center"/>
+          </w:tcPr>
+          <w:p>
+            <w:pPr>
+              <w:jc w:val="center"/>
+            </w:pPr>
+            <w:r>
+              <w:rPr>
+                <w:rFonts w:ascii="Times New Roman" w:cs="Times New Roman" w:eastAsia="Times New Roman" w:hAnsi="Times New Roman"/>
+                <w:b/>
+                <w:bCs/>
+                <w:sz w:val="22"/>
+                <w:szCs w:val="22"/>
+              </w:rPr>
+              <w:t xml:space="preserve">Correct (MCQ)</w:t>
+            </w:r>
+          </w:p>
+        </w:tc>
+        <w:tc>
+          <w:tcPr>
+            <w:tcW w:type="dxa" w:w="1872"/>
+            <w:shd w:fill="D5E8F0" w:color="auto" w:val="clear"/>
+            <w:vAlign w:val="center"/>
+          </w:tcPr>
+          <w:p>
+            <w:pPr>
+              <w:jc w:val="center"/>
+            </w:pPr>
+            <w:r>
+              <w:rPr>
+                <w:rFonts w:ascii="Times New Roman" w:cs="Times New Roman" w:eastAsia="Times New Roman" w:hAnsi="Times New Roman"/>
+                <w:b/>
+                <w:bCs/>
+                <w:sz w:val="22"/>
+                <w:szCs w:val="22"/>
+              </w:rPr>
+              <w:t xml:space="preserve">Correct (T/F)</w:t>
+            </w:r>
+          </w:p>
+        </w:tc>
+        <w:tc>
+          <w:tcPr>
+            <w:tcW w:type="dxa" w:w="1872"/>
+            <w:shd w:fill="D5E8F0" w:color="auto" w:val="clear"/>
+            <w:vAlign w:val="center"/>
+          </w:tcPr>
+          <w:p>
+            <w:pPr>
+              <w:jc w:val="center"/>
+            </w:pPr>
+            <w:r>
+              <w:rPr>
+                <w:rFonts w:ascii="Times New Roman" w:cs="Times New Roman" w:eastAsia="Times New Roman" w:hAnsi="Times New Roman"/>
+                <w:b/>
+                <w:bCs/>
+                <w:sz w:val="22"/>
+                <w:szCs w:val="22"/>
+              </w:rPr>
+              <w:t xml:space="preserve">Incorrect (MCQ)</w:t>
+            </w:r>
+          </w:p>
+        </w:tc>
+        <w:tc>
+          <w:tcPr>
+            <w:tcW w:type="dxa" w:w="1872"/>
+            <w:shd w:fill="D5E8F0" w:color="auto" w:val="clear"/>
+            <w:vAlign w:val="center"/>
+          </w:tcPr>
+          <w:p>
+            <w:pPr>
+              <w:jc w:val="center"/>
+            </w:pPr>
+            <w:r>
+              <w:rPr>
+                <w:rFonts w:ascii="Times New Roman" w:cs="Times New Roman" w:eastAsia="Times New Roman" w:hAnsi="Times New Roman"/>
+                <w:b/>
+                <w:bCs/>
+                <w:sz w:val="22"/>
+                <w:szCs w:val="22"/>
+              </w:rPr>
+              <w:t xml:space="preserve">Incorrect (T/F)</w:t>
+            </w:r>
+          </w:p>
+        </w:tc>
+      </w:tr>
+      <w:tr>
+        <w:tc>
+          <w:tcPr>
+            <w:tcW w:type="dxa" w:w="1872"/>
+            <w:vAlign w:val="center"/>
+          </w:tcPr>
+          <w:p>
+            <w:pPr>
+              <w:jc w:val="center"/>
+            </w:pPr>
+            <w:r>
+              <w:rPr>
+                <w:rFonts w:ascii="Times New Roman" w:cs="Times New Roman" w:eastAsia="Times New Roman" w:hAnsi="Times New Roman"/>
+                <w:sz w:val="22"/>
+                <w:szCs w:val="22"/>
+              </w:rPr>
+              <w:t xml:space="preserve">1 (Low)</w:t>
+            </w:r>
+          </w:p>
+        </w:tc>
+        <w:tc>
+          <w:tcPr>
+            <w:tcW w:type="dxa" w:w="1872"/>
+            <w:vAlign w:val="center"/>
+          </w:tcPr>
+          <w:p>
+            <w:pPr>
+              <w:jc w:val="center"/>
+            </w:pPr>
+            <w:r>
+              <w:rPr>
+                <w:rFonts w:ascii="Times New Roman" w:cs="Times New Roman" w:eastAsia="Times New Roman" w:hAnsi="Times New Roman"/>
+                <w:sz w:val="22"/>
+                <w:szCs w:val="22"/>
+              </w:rPr>
+              <w:t xml:space="preserve">2</w:t>
+            </w:r>
+          </w:p>
+        </w:tc>
+        <w:tc>
+          <w:tcPr>
+            <w:tcW w:type="dxa" w:w="1872"/>
+            <w:vAlign w:val="center"/>
+          </w:tcPr>
+          <w:p>
+            <w:pPr>
+              <w:jc w:val="center"/>
+            </w:pPr>
+            <w:r>
+              <w:rPr>
+                <w:rFonts w:ascii="Times New Roman" w:cs="Times New Roman" w:eastAsia="Times New Roman" w:hAnsi="Times New Roman"/>
+                <w:sz w:val="22"/>
+                <w:szCs w:val="22"/>
+              </w:rPr>
+              <w:t xml:space="preserve">3</w:t>
+            </w:r>
+          </w:p>
+        </w:tc>
+        <w:tc>
+          <w:tcPr>
+            <w:tcW w:type="dxa" w:w="1872"/>
+            <w:vAlign w:val="center"/>
+          </w:tcPr>
+          <w:p>
+            <w:pPr>
+              <w:jc w:val="center"/>
+            </w:pPr>
+            <w:r>
+              <w:rPr>
+                <w:rFonts w:ascii="Times New Roman" w:cs="Times New Roman" w:eastAsia="Times New Roman" w:hAnsi="Times New Roman"/>
+                <w:sz w:val="22"/>
+                <w:szCs w:val="22"/>
+              </w:rPr>
+              <w:t xml:space="preserve">3</w:t>
+            </w:r>
+          </w:p>
+        </w:tc>
+        <w:tc>
+          <w:tcPr>
+            <w:tcW w:type="dxa" w:w="1872"/>
+            <w:vAlign w:val="center"/>
+          </w:tcPr>
+          <w:p>
+            <w:pPr>
+              <w:jc w:val="center"/>
+            </w:pPr>
+            <w:r>
+              <w:rPr>
+                <w:rFonts w:ascii="Times New Roman" w:cs="Times New Roman" w:eastAsia="Times New Roman" w:hAnsi="Times New Roman"/>
+                <w:sz w:val="22"/>
+                <w:szCs w:val="22"/>
+              </w:rPr>
+              <w:t xml:space="preserve">3</w:t>
+            </w:r>
+          </w:p>
+        </w:tc>
+      </w:tr>
+      <w:tr>
+        <w:tc>
+          <w:tcPr>
+            <w:tcW w:type="dxa" w:w="1872"/>
+            <w:vAlign w:val="center"/>
+          </w:tcPr>
+          <w:p>
+            <w:pPr>
+              <w:jc w:val="center"/>
+            </w:pPr>
+            <w:r>
+              <w:rPr>
+                <w:rFonts w:ascii="Times New Roman" w:cs="Times New Roman" w:eastAsia="Times New Roman" w:hAnsi="Times New Roman"/>
+                <w:sz w:val="22"/>
+                <w:szCs w:val="22"/>
+              </w:rPr>
+              <w:t xml:space="preserve">2 (Mid)</w:t>
+            </w:r>
+          </w:p>
+        </w:tc>
+        <w:tc>
+          <w:tcPr>
+            <w:tcW w:type="dxa" w:w="1872"/>
+            <w:vAlign w:val="center"/>
+          </w:tcPr>
+          <w:p>
+            <w:pPr>
+              <w:jc w:val="center"/>
+            </w:pPr>
+            <w:r>
+              <w:rPr>
+                <w:rFonts w:ascii="Times New Roman" w:cs="Times New Roman" w:eastAsia="Times New Roman" w:hAnsi="Times New Roman"/>
+                <w:sz w:val="22"/>
+                <w:szCs w:val="22"/>
+              </w:rPr>
+              <w:t xml:space="preserve">1</w:t>
+            </w:r>
+          </w:p>
+        </w:tc>
+        <w:tc>
+          <w:tcPr>
+            <w:tcW w:type="dxa" w:w="1872"/>
+            <w:vAlign w:val="center"/>
+          </w:tcPr>
+          <w:p>
+            <w:pPr>
+              <w:jc w:val="center"/>
+            </w:pPr>
+            <w:r>
+              <w:rPr>
+                <w:rFonts w:ascii="Times New Roman" w:cs="Times New Roman" w:eastAsia="Times New Roman" w:hAnsi="Times New Roman"/>
+                <w:sz w:val="22"/>
+                <w:szCs w:val="22"/>
+              </w:rPr>
+              <w:t xml:space="preserve">2</w:t>
+            </w:r>
+          </w:p>
+        </w:tc>
+        <w:tc>
+          <w:tcPr>
+            <w:tcW w:type="dxa" w:w="1872"/>
+            <w:vAlign w:val="center"/>
+          </w:tcPr>
+          <w:p>
+            <w:pPr>
+              <w:jc w:val="center"/>
+            </w:pPr>
+            <w:r>
+              <w:rPr>
+                <w:rFonts w:ascii="Times New Roman" w:cs="Times New Roman" w:eastAsia="Times New Roman" w:hAnsi="Times New Roman"/>
+                <w:sz w:val="22"/>
+                <w:szCs w:val="22"/>
+              </w:rPr>
+              <w:t xml:space="preserve">4</w:t>
+            </w:r>
+          </w:p>
+        </w:tc>
+        <w:tc>
+          <w:tcPr>
+            <w:tcW w:type="dxa" w:w="1872"/>
+            <w:vAlign w:val="center"/>
+          </w:tcPr>
+          <w:p>
+            <w:pPr>
+              <w:jc w:val="center"/>
+            </w:pPr>
+            <w:r>
+              <w:rPr>
+                <w:rFonts w:ascii="Times New Roman" w:cs="Times New Roman" w:eastAsia="Times New Roman" w:hAnsi="Times New Roman"/>
+                <w:sz w:val="22"/>
+                <w:szCs w:val="22"/>
+              </w:rPr>
+              <w:t xml:space="preserve">4</w:t>
+            </w:r>
+          </w:p>
+        </w:tc>
+      </w:tr>
+      <w:tr>
+        <w:tc>
+          <w:tcPr>
+            <w:tcW w:type="dxa" w:w="1872"/>
+            <w:vAlign w:val="center"/>
+          </w:tcPr>
+          <w:p>
+            <w:pPr>
+              <w:jc w:val="center"/>
+            </w:pPr>
+            <w:r>
+              <w:rPr>
+                <w:rFonts w:ascii="Times New Roman" w:cs="Times New Roman" w:eastAsia="Times New Roman" w:hAnsi="Times New Roman"/>
+                <w:sz w:val="22"/>
+                <w:szCs w:val="22"/>
+              </w:rPr>
+              <w:t xml:space="preserve">3 (High)</w:t>
+            </w:r>
+          </w:p>
+        </w:tc>
+        <w:tc>
+          <w:tcPr>
+            <w:tcW w:type="dxa" w:w="1872"/>
+            <w:vAlign w:val="center"/>
+          </w:tcPr>
+          <w:p>
+            <w:pPr>
+              <w:jc w:val="center"/>
+            </w:pPr>
+            <w:r>
+              <w:rPr>
+                <w:rFonts w:ascii="Times New Roman" w:cs="Times New Roman" w:eastAsia="Times New Roman" w:hAnsi="Times New Roman"/>
+                <w:sz w:val="22"/>
+                <w:szCs w:val="22"/>
+              </w:rPr>
+              <w:t xml:space="preserve">0</w:t>
+            </w:r>
+          </w:p>
+        </w:tc>
+        <w:tc>
+          <w:tcPr>
+            <w:tcW w:type="dxa" w:w="1872"/>
+            <w:vAlign w:val="center"/>
+          </w:tcPr>
+          <w:p>
+            <w:pPr>
+              <w:jc w:val="center"/>
+            </w:pPr>
+            <w:r>
+              <w:rPr>
+                <w:rFonts w:ascii="Times New Roman" w:cs="Times New Roman" w:eastAsia="Times New Roman" w:hAnsi="Times New Roman"/>
+                <w:sz w:val="22"/>
+                <w:szCs w:val="22"/>
+              </w:rPr>
+              <w:t xml:space="preserve">0</w:t>
+            </w:r>
+          </w:p>
+        </w:tc>
+        <w:tc>
+          <w:tcPr>
+            <w:tcW w:type="dxa" w:w="1872"/>
+            <w:vAlign w:val="center"/>
+          </w:tcPr>
+          <w:p>
+            <w:pPr>
+              <w:jc w:val="center"/>
+            </w:pPr>
+            <w:r>
+              <w:rPr>
+                <w:rFonts w:ascii="Times New Roman" w:cs="Times New Roman" w:eastAsia="Times New Roman" w:hAnsi="Times New Roman"/>
+                <w:sz w:val="22"/>
+                <w:szCs w:val="22"/>
+              </w:rPr>
+              <w:t xml:space="preserve">5</w:t>
+            </w:r>
+          </w:p>
+        </w:tc>
+        <w:tc>
+          <w:tcPr>
+            <w:tcW w:type="dxa" w:w="1872"/>
+            <w:vAlign w:val="center"/>
+          </w:tcPr>
+          <w:p>
+            <w:pPr>
+              <w:jc w:val="center"/>
+            </w:pPr>
+            <w:r>
+              <w:rPr>
+                <w:rFonts w:ascii="Times New Roman" w:cs="Times New Roman" w:eastAsia="Times New Roman" w:hAnsi="Times New Roman"/>
+                <w:sz w:val="22"/>
+                <w:szCs w:val="22"/>
+              </w:rPr>
+              <w:t xml:space="preserve">5</w:t>
+            </w:r>
+          </w:p>
+        </w:tc>
+      </w:tr>
+    </w:tbl>
+    <w:p>
+      <w:pPr>
+        <w:spacing w:line="360" w:after="200"/>
+      </w:pPr>
+      <w:r>
+        <w:rPr>
+          <w:rFonts w:ascii="Times New Roman" w:cs="Times New Roman" w:eastAsia="Times New Roman" w:hAnsi="Times New Roman"/>
+          <w:b/>
+          <w:bCs/>
+          <w:sz w:val="24"/>
+          <w:szCs w:val="24"/>
+        </w:rPr>
+        <w:t xml:space="preserve">Item Bank and Variant Types. </w:t>
+      </w:r>
+      <w:r>
+        <w:rPr>
+          <w:rFonts w:ascii="Times New Roman" w:cs="Times New Roman" w:eastAsia="Times New Roman" w:hAnsi="Times New Roman"/>
+          <w:sz w:val="24"/>
+          <w:szCs w:val="24"/>
+        </w:rPr>
+        <w:t xml:space="preserve">The item bank contains 156 pre-written variants organized into six types: Lower_TF (foundational true/false), Lower_MCQ (foundational multiple choice), Same_MCQ (parallel difficulty), Higher_MCQ (applied/transfer), Open_Confirm (explain correct reasoning), and Open_Diagnose (explain incorrect reasoning). Each variant is mapped to the same subcategory as its anchor item. The variant type assigned to each subcategory is determined by the anchor response pattern: incorrect answers with high confidence trigger Open_Diagnose items to surface misconceptions, while correct answers with low confidence trigger Open_Confirm items to verify understanding.</w:t>
+      </w:r>
+    </w:p>
+    <w:p>
+      <w:pPr>
+        <w:spacing w:before="240" w:after="120"/>
+        <w:jc w:val="center"/>
+      </w:pPr>
+      <w:r>
+        <w:rPr>
+          <w:rFonts w:ascii="Times New Roman" w:cs="Times New Roman" w:eastAsia="Times New Roman" w:hAnsi="Times New Roman"/>
+          <w:b/>
+          <w:bCs/>
+          <w:i/>
+          <w:iCs/>
+          <w:sz w:val="22"/>
+          <w:szCs w:val="22"/>
+        </w:rPr>
+        <w:t xml:space="preserve">Table 4.2.3b. Variant Assignment Rules</w:t>
+      </w:r>
+    </w:p>
+    <w:tbl>
+      <w:tblPr>
+        <w:tblW w:type="dxa" w:w="9360"/>
+        <w:tblBorders>
+          <w:top w:val="single" w:color="CCCCCC" w:sz="1"/>
+          <w:left w:val="single" w:color="CCCCCC" w:sz="1"/>
+          <w:bottom w:val="single" w:color="CCCCCC" w:sz="1"/>
+          <w:right w:val="single" w:color="CCCCCC" w:sz="1"/>
+          <w:insideH w:val="single" w:color="CCCCCC" w:sz="1"/>
+          <w:insideV w:val="single" w:color="CCCCCC" w:sz="1"/>
+        </w:tblBorders>
+        <w:tblLayout w:type="fixed"/>
+        <w:tblCellMar>
+          <w:top w:type="dxa" w:w="60"/>
+          <w:left w:type="dxa" w:w="120"/>
+          <w:bottom w:type="dxa" w:w="60"/>
+          <w:right w:type="dxa" w:w="120"/>
+        </w:tblCellMar>
+      </w:tblPr>
+      <w:tblGrid>
+        <w:gridCol w:w="3120"/>
+        <w:gridCol w:w="3120"/>
+        <w:gridCol w:w="3120"/>
+      </w:tblGrid>
+      <w:tr>
+        <w:trPr>
+          <w:tblHeader/>
+        </w:trPr>
+        <w:tc>
+          <w:tcPr>
+            <w:tcW w:type="dxa" w:w="3120"/>
+            <w:shd w:fill="D5E8F0" w:color="auto" w:val="clear"/>
+            <w:vAlign w:val="center"/>
+          </w:tcPr>
+          <w:p>
+            <w:pPr>
+              <w:jc w:val="center"/>
+            </w:pPr>
+            <w:r>
+              <w:rPr>
+                <w:rFonts w:ascii="Times New Roman" w:cs="Times New Roman" w:eastAsia="Times New Roman" w:hAnsi="Times New Roman"/>
+                <w:b/>
+                <w:bCs/>
+                <w:sz w:val="22"/>
+                <w:szCs w:val="22"/>
+              </w:rPr>
+              <w:t xml:space="preserve">Anchor Pattern</w:t>
+            </w:r>
+          </w:p>
+        </w:tc>
+        <w:tc>
+          <w:tcPr>
+            <w:tcW w:type="dxa" w:w="3120"/>
+            <w:shd w:fill="D5E8F0" w:color="auto" w:val="clear"/>
+            <w:vAlign w:val="center"/>
+          </w:tcPr>
+          <w:p>
+            <w:pPr>
+              <w:jc w:val="center"/>
+            </w:pPr>
+            <w:r>
+              <w:rPr>
+                <w:rFonts w:ascii="Times New Roman" w:cs="Times New Roman" w:eastAsia="Times New Roman" w:hAnsi="Times New Roman"/>
+                <w:b/>
+                <w:bCs/>
+                <w:sz w:val="22"/>
+                <w:szCs w:val="22"/>
+              </w:rPr>
+              <w:t xml:space="preserve">Variant Type</w:t>
+            </w:r>
+          </w:p>
+        </w:tc>
+        <w:tc>
+          <w:tcPr>
+            <w:tcW w:type="dxa" w:w="3120"/>
+            <w:shd w:fill="D5E8F0" w:color="auto" w:val="clear"/>
+            <w:vAlign w:val="center"/>
+          </w:tcPr>
+          <w:p>
+            <w:pPr>
+              <w:jc w:val="center"/>
+            </w:pPr>
+            <w:r>
+              <w:rPr>
+                <w:rFonts w:ascii="Times New Roman" w:cs="Times New Roman" w:eastAsia="Times New Roman" w:hAnsi="Times New Roman"/>
+                <w:b/>
+                <w:bCs/>
+                <w:sz w:val="22"/>
+                <w:szCs w:val="22"/>
+              </w:rPr>
+              <w:t xml:space="preserve">Diagnostic Goal</w:t>
+            </w:r>
+          </w:p>
+        </w:tc>
+      </w:tr>
+      <w:tr>
+        <w:tc>
+          <w:tcPr>
+            <w:tcW w:type="dxa" w:w="3120"/>
+            <w:vAlign w:val="center"/>
+          </w:tcPr>
+          <w:p>
+            <w:pPr>
+              <w:jc w:val="center"/>
+            </w:pPr>
+            <w:r>
+              <w:rPr>
+                <w:rFonts w:ascii="Times New Roman" w:cs="Times New Roman" w:eastAsia="Times New Roman" w:hAnsi="Times New Roman"/>
+                <w:sz w:val="22"/>
+                <w:szCs w:val="22"/>
+              </w:rPr>
+              <w:t xml:space="preserve">Incorrect + High conf.</w:t>
+            </w:r>
+          </w:p>
+        </w:tc>
+        <w:tc>
+          <w:tcPr>
+            <w:tcW w:type="dxa" w:w="3120"/>
+            <w:vAlign w:val="center"/>
+          </w:tcPr>
+          <w:p>
+            <w:pPr>
+              <w:jc w:val="center"/>
+            </w:pPr>
+            <w:r>
+              <w:rPr>
+                <w:rFonts w:ascii="Times New Roman" w:cs="Times New Roman" w:eastAsia="Times New Roman" w:hAnsi="Times New Roman"/>
+                <w:sz w:val="22"/>
+                <w:szCs w:val="22"/>
+              </w:rPr>
+              <w:t xml:space="preserve">Open_Diagnose</w:t>
+            </w:r>
+          </w:p>
+        </w:tc>
+        <w:tc>
+          <w:tcPr>
+            <w:tcW w:type="dxa" w:w="3120"/>
+            <w:vAlign w:val="center"/>
+          </w:tcPr>
+          <w:p>
+            <w:pPr>
+              <w:jc w:val="center"/>
+            </w:pPr>
+            <w:r>
+              <w:rPr>
+                <w:rFonts w:ascii="Times New Roman" w:cs="Times New Roman" w:eastAsia="Times New Roman" w:hAnsi="Times New Roman"/>
+                <w:sz w:val="22"/>
+                <w:szCs w:val="22"/>
+              </w:rPr>
+              <w:t xml:space="preserve">Surface misconception</w:t>
+            </w:r>
+          </w:p>
+        </w:tc>
+      </w:tr>
+      <w:tr>
+        <w:tc>
+          <w:tcPr>
+            <w:tcW w:type="dxa" w:w="3120"/>
+            <w:vAlign w:val="center"/>
+          </w:tcPr>
+          <w:p>
+            <w:pPr>
+              <w:jc w:val="center"/>
+            </w:pPr>
+            <w:r>
+              <w:rPr>
+                <w:rFonts w:ascii="Times New Roman" w:cs="Times New Roman" w:eastAsia="Times New Roman" w:hAnsi="Times New Roman"/>
+                <w:sz w:val="22"/>
+                <w:szCs w:val="22"/>
+              </w:rPr>
+              <w:t xml:space="preserve">Incorrect + Mid conf.</w:t>
+            </w:r>
+          </w:p>
+        </w:tc>
+        <w:tc>
+          <w:tcPr>
+            <w:tcW w:type="dxa" w:w="3120"/>
+            <w:vAlign w:val="center"/>
+          </w:tcPr>
+          <w:p>
+            <w:pPr>
+              <w:jc w:val="center"/>
+            </w:pPr>
+            <w:r>
+              <w:rPr>
+                <w:rFonts w:ascii="Times New Roman" w:cs="Times New Roman" w:eastAsia="Times New Roman" w:hAnsi="Times New Roman"/>
+                <w:sz w:val="22"/>
+                <w:szCs w:val="22"/>
+              </w:rPr>
+              <w:t xml:space="preserve">Lower_MCQ</w:t>
+            </w:r>
+          </w:p>
+        </w:tc>
+        <w:tc>
+          <w:tcPr>
+            <w:tcW w:type="dxa" w:w="3120"/>
+            <w:vAlign w:val="center"/>
+          </w:tcPr>
+          <w:p>
+            <w:pPr>
+              <w:jc w:val="center"/>
+            </w:pPr>
+            <w:r>
+              <w:rPr>
+                <w:rFonts w:ascii="Times New Roman" w:cs="Times New Roman" w:eastAsia="Times New Roman" w:hAnsi="Times New Roman"/>
+                <w:sz w:val="22"/>
+                <w:szCs w:val="22"/>
+              </w:rPr>
+              <w:t xml:space="preserve">Test foundational understanding</w:t>
+            </w:r>
+          </w:p>
+        </w:tc>
+      </w:tr>
+      <w:tr>
+        <w:tc>
+          <w:tcPr>
+            <w:tcW w:type="dxa" w:w="3120"/>
+            <w:vAlign w:val="center"/>
+          </w:tcPr>
+          <w:p>
+            <w:pPr>
+              <w:jc w:val="center"/>
+            </w:pPr>
+            <w:r>
+              <w:rPr>
+                <w:rFonts w:ascii="Times New Roman" w:cs="Times New Roman" w:eastAsia="Times New Roman" w:hAnsi="Times New Roman"/>
+                <w:sz w:val="22"/>
+                <w:szCs w:val="22"/>
+              </w:rPr>
+              <w:t xml:space="preserve">Incorrect + Low conf.</w:t>
+            </w:r>
+          </w:p>
+        </w:tc>
+        <w:tc>
+          <w:tcPr>
+            <w:tcW w:type="dxa" w:w="3120"/>
+            <w:vAlign w:val="center"/>
+          </w:tcPr>
+          <w:p>
+            <w:pPr>
+              <w:jc w:val="center"/>
+            </w:pPr>
+            <w:r>
+              <w:rPr>
+                <w:rFonts w:ascii="Times New Roman" w:cs="Times New Roman" w:eastAsia="Times New Roman" w:hAnsi="Times New Roman"/>
+                <w:sz w:val="22"/>
+                <w:szCs w:val="22"/>
+              </w:rPr>
+              <w:t xml:space="preserve">Lower_TF</w:t>
+            </w:r>
+          </w:p>
+        </w:tc>
+        <w:tc>
+          <w:tcPr>
+            <w:tcW w:type="dxa" w:w="3120"/>
+            <w:vAlign w:val="center"/>
+          </w:tcPr>
+          <w:p>
+            <w:pPr>
+              <w:jc w:val="center"/>
+            </w:pPr>
+            <w:r>
+              <w:rPr>
+                <w:rFonts w:ascii="Times New Roman" w:cs="Times New Roman" w:eastAsia="Times New Roman" w:hAnsi="Times New Roman"/>
+                <w:sz w:val="22"/>
+                <w:szCs w:val="22"/>
+              </w:rPr>
+              <w:t xml:space="preserve">Confirm basic recognition</w:t>
+            </w:r>
+          </w:p>
+        </w:tc>
+      </w:tr>
+      <w:tr>
+        <w:tc>
+          <w:tcPr>
+            <w:tcW w:type="dxa" w:w="3120"/>
+            <w:vAlign w:val="center"/>
+          </w:tcPr>
+          <w:p>
+            <w:pPr>
+              <w:jc w:val="center"/>
+            </w:pPr>
+            <w:r>
+              <w:rPr>
+                <w:rFonts w:ascii="Times New Roman" w:cs="Times New Roman" w:eastAsia="Times New Roman" w:hAnsi="Times New Roman"/>
+                <w:sz w:val="22"/>
+                <w:szCs w:val="22"/>
+              </w:rPr>
+              <w:t xml:space="preserve">Correct + Low conf.</w:t>
+            </w:r>
+          </w:p>
+        </w:tc>
+        <w:tc>
+          <w:tcPr>
+            <w:tcW w:type="dxa" w:w="3120"/>
+            <w:vAlign w:val="center"/>
+          </w:tcPr>
+          <w:p>
+            <w:pPr>
+              <w:jc w:val="center"/>
+            </w:pPr>
+            <w:r>
+              <w:rPr>
+                <w:rFonts w:ascii="Times New Roman" w:cs="Times New Roman" w:eastAsia="Times New Roman" w:hAnsi="Times New Roman"/>
+                <w:sz w:val="22"/>
+                <w:szCs w:val="22"/>
+              </w:rPr>
+              <w:t xml:space="preserve">Open_Confirm</w:t>
+            </w:r>
+          </w:p>
+        </w:tc>
+        <w:tc>
+          <w:tcPr>
+            <w:tcW w:type="dxa" w:w="3120"/>
+            <w:vAlign w:val="center"/>
+          </w:tcPr>
+          <w:p>
+            <w:pPr>
+              <w:jc w:val="center"/>
+            </w:pPr>
+            <w:r>
+              <w:rPr>
+                <w:rFonts w:ascii="Times New Roman" w:cs="Times New Roman" w:eastAsia="Times New Roman" w:hAnsi="Times New Roman"/>
+                <w:sz w:val="22"/>
+                <w:szCs w:val="22"/>
+              </w:rPr>
+              <w:t xml:space="preserve">Verify understanding vs. guessing</w:t>
+            </w:r>
+          </w:p>
+        </w:tc>
+      </w:tr>
+      <w:tr>
+        <w:tc>
+          <w:tcPr>
+            <w:tcW w:type="dxa" w:w="3120"/>
+            <w:vAlign w:val="center"/>
+          </w:tcPr>
+          <w:p>
+            <w:pPr>
+              <w:jc w:val="center"/>
+            </w:pPr>
+            <w:r>
+              <w:rPr>
+                <w:rFonts w:ascii="Times New Roman" w:cs="Times New Roman" w:eastAsia="Times New Roman" w:hAnsi="Times New Roman"/>
+                <w:sz w:val="22"/>
+                <w:szCs w:val="22"/>
+              </w:rPr>
+              <w:t xml:space="preserve">Correct + Mid conf.</w:t>
+            </w:r>
+          </w:p>
+        </w:tc>
+        <w:tc>
+          <w:tcPr>
+            <w:tcW w:type="dxa" w:w="3120"/>
+            <w:vAlign w:val="center"/>
+          </w:tcPr>
+          <w:p>
+            <w:pPr>
+              <w:jc w:val="center"/>
+            </w:pPr>
+            <w:r>
+              <w:rPr>
+                <w:rFonts w:ascii="Times New Roman" w:cs="Times New Roman" w:eastAsia="Times New Roman" w:hAnsi="Times New Roman"/>
+                <w:sz w:val="22"/>
+                <w:szCs w:val="22"/>
+              </w:rPr>
+              <w:t xml:space="preserve">Same_MCQ</w:t>
+            </w:r>
+          </w:p>
+        </w:tc>
+        <w:tc>
+          <w:tcPr>
+            <w:tcW w:type="dxa" w:w="3120"/>
+            <w:vAlign w:val="center"/>
+          </w:tcPr>
+          <w:p>
+            <w:pPr>
+              <w:jc w:val="center"/>
+            </w:pPr>
+            <w:r>
+              <w:rPr>
+                <w:rFonts w:ascii="Times New Roman" w:cs="Times New Roman" w:eastAsia="Times New Roman" w:hAnsi="Times New Roman"/>
+                <w:sz w:val="22"/>
+                <w:szCs w:val="22"/>
+              </w:rPr>
+              <w:t xml:space="preserve">Confirm at same difficulty</w:t>
+            </w:r>
+          </w:p>
+        </w:tc>
+      </w:tr>
+      <w:tr>
+        <w:tc>
+          <w:tcPr>
+            <w:tcW w:type="dxa" w:w="3120"/>
+            <w:vAlign w:val="center"/>
+          </w:tcPr>
+          <w:p>
+            <w:pPr>
+              <w:jc w:val="center"/>
+            </w:pPr>
+            <w:r>
+              <w:rPr>
+                <w:rFonts w:ascii="Times New Roman" w:cs="Times New Roman" w:eastAsia="Times New Roman" w:hAnsi="Times New Roman"/>
+                <w:sz w:val="22"/>
+                <w:szCs w:val="22"/>
+              </w:rPr>
+              <w:t xml:space="preserve">Correct + High conf.</w:t>
+            </w:r>
+          </w:p>
+        </w:tc>
+        <w:tc>
+          <w:tcPr>
+            <w:tcW w:type="dxa" w:w="3120"/>
+            <w:vAlign w:val="center"/>
+          </w:tcPr>
+          <w:p>
+            <w:pPr>
+              <w:jc w:val="center"/>
+            </w:pPr>
+            <w:r>
+              <w:rPr>
+                <w:rFonts w:ascii="Times New Roman" w:cs="Times New Roman" w:eastAsia="Times New Roman" w:hAnsi="Times New Roman"/>
+                <w:sz w:val="22"/>
+                <w:szCs w:val="22"/>
+              </w:rPr>
+              <w:t xml:space="preserve">Higher_MCQ</w:t>
+            </w:r>
+          </w:p>
+        </w:tc>
+        <w:tc>
+          <w:tcPr>
+            <w:tcW w:type="dxa" w:w="3120"/>
+            <w:vAlign w:val="center"/>
+          </w:tcPr>
+          <w:p>
+            <w:pPr>
+              <w:jc w:val="center"/>
+            </w:pPr>
+            <w:r>
+              <w:rPr>
+                <w:rFonts w:ascii="Times New Roman" w:cs="Times New Roman" w:eastAsia="Times New Roman" w:hAnsi="Times New Roman"/>
+                <w:sz w:val="22"/>
+                <w:szCs w:val="22"/>
+              </w:rPr>
+              <w:t xml:space="preserve">Probe deeper application</w:t>
+            </w:r>
+          </w:p>
+        </w:tc>
+      </w:tr>
+    </w:tbl>
+    <w:p>
+      <w:pPr>
+        <w:spacing w:line="360" w:after="200"/>
+      </w:pPr>
+      <w:r>
+        <w:rPr>
+          <w:rFonts w:ascii="Times New Roman" w:cs="Times New Roman" w:eastAsia="Times New Roman" w:hAnsi="Times New Roman"/>
+          <w:b/>
+          <w:bCs/>
+          <w:sz w:val="24"/>
+          <w:szCs w:val="24"/>
+        </w:rPr>
+        <w:t xml:space="preserve">Selection Algorithm. </w:t>
+      </w:r>
+      <w:r>
+        <w:rPr>
+          <w:rFonts w:ascii="Times New Roman" w:cs="Times New Roman" w:eastAsia="Times New Roman" w:hAnsi="Times New Roman"/>
+          <w:sz w:val="24"/>
+          <w:szCs w:val="24"/>
+        </w:rPr>
+        <w:t xml:space="preserve">The 10-item selection follows a three-phase procedure. Phase 1 enforces domain minimums (at least 2 items per scoring domain). Phase 2 fills remaining slots in descending Need order. Phase 3 provides fallback if fewer than 10 subcategories have Need &gt; 0, using mastery-probing items from the strongest subcategories. A five-level tiebreaker hierarchy resolves equal Need scores: (1) domain deficit, (2) format priority (True/False over MCQ), (3) subcategory spread (max 2 per subcategory), (4) domain order, and (5) seeded random selection. Open-ended items are capped at 3 per student; when the cap is reached, Open_Diagnose falls back to Lower_MCQ and Open_Confirm falls back to Same_MCQ.</w:t>
+      </w:r>
+    </w:p>
+    <w:p>
+      <w:pPr>
+        <w:spacing w:line="360" w:after="200"/>
+      </w:pPr>
+      <w:r>
+        <w:rPr>
+          <w:rFonts w:ascii="Times New Roman" w:cs="Times New Roman" w:eastAsia="Times New Roman" w:hAnsi="Times New Roman"/>
+          <w:b/>
+          <w:bCs/>
+          <w:sz w:val="24"/>
+          <w:szCs w:val="24"/>
+        </w:rPr>
+        <w:t xml:space="preserve">Three-Way Classification. </w:t>
+      </w:r>
+      <w:r>
+        <w:rPr>
+          <w:rFonts w:ascii="Times New Roman" w:cs="Times New Roman" w:eastAsia="Times New Roman" w:hAnsi="Times New Roman"/>
+          <w:sz w:val="24"/>
+          <w:szCs w:val="24"/>
+        </w:rPr>
+        <w:t xml:space="preserve">Every open-ended response is classified into one of three categories: misconception (student holds a specific wrong mental model), knowledge gap (student lacks knowledge—blank, “I don’t know,” or unfamiliar with terms), or selection error (student demonstrates correct understanding but selected the wrong anchor answer due to misreading, misclick, or True/False reversal). This classification drives differentiated follow-up: misconceptions require targeted correction, knowledge gaps require instruction from foundational principles, and selection errors flag item ambiguity for revision.</w:t>
+      </w:r>
+    </w:p>
+    <w:p>
+      <w:pPr>
+        <w:spacing w:line="360" w:after="200"/>
+      </w:pPr>
+      <w:r>
+        <w:rPr>
+          <w:rFonts w:ascii="Times New Roman" w:cs="Times New Roman" w:eastAsia="Times New Roman" w:hAnsi="Times New Roman"/>
+          <w:b/>
+          <w:bCs/>
+          <w:sz w:val="24"/>
+          <w:szCs w:val="24"/>
+        </w:rPr>
+        <w:t xml:space="preserve">Misconception Taxonomy. </w:t>
+      </w:r>
+      <w:r>
+        <w:rPr>
+          <w:rFonts w:ascii="Times New Roman" w:cs="Times New Roman" w:eastAsia="Times New Roman" w:hAnsi="Times New Roman"/>
+          <w:sz w:val="24"/>
+          <w:szCs w:val="24"/>
+        </w:rPr>
+        <w:t xml:space="preserve">A two-layer taxonomy structures misconception classification. Layer 1 contains 37 generalizable financial literacy misconception families organized into seven categories: Inflation and Purchasing Power (5 families), Interest, Compounding, and Time Value of Money (7 families), Risk, Return, and Diversification (10 families), Insurance and Risk Management (5 families), Borrowing, Credit, and Personal Finance (6 families), Financial Crises and Systemic Risk (3 families), and Numeracy (1 family). Layer 1 codes are designed to transfer across assessment contexts and student populations. Layer 2 contains item-specific tags derived from observed student response patterns, providing granularity within each Layer 1 family. The complete taxonomy is presented in Appendix C.</w:t>
+      </w:r>
+    </w:p>
+    <w:p>
+      <w:pPr>
+        <w:spacing w:line="360" w:after="200"/>
+      </w:pPr>
+      <w:r>
+        <w:rPr>
+          <w:rFonts w:ascii="Times New Roman" w:cs="Times New Roman" w:eastAsia="Times New Roman" w:hAnsi="Times New Roman"/>
+          <w:b/>
+          <w:bCs/>
+          <w:sz w:val="24"/>
+          <w:szCs w:val="24"/>
+        </w:rPr>
+        <w:t xml:space="preserve">AI-Assisted Scoring Pipeline. </w:t>
+      </w:r>
+      <w:r>
+        <w:rPr>
+          <w:rFonts w:ascii="Times New Roman" w:cs="Times New Roman" w:eastAsia="Times New Roman" w:hAnsi="Times New Roman"/>
+          <w:sz w:val="24"/>
+          <w:szCs w:val="24"/>
+        </w:rPr>
+        <w:t xml:space="preserve">Open-ended responses are scored using a large language model (Claude Sonnet, Anthropic) accessed via the OpenRouter API. Each response is processed with an item-specific prompt containing the anchor question context, the student’s selected answer and confidence level, applicable misconception families with calibration examples, and a decision tree for three-way classification. The model returns a structured JSON classification including diagnosis type, Layer 1 code, Layer 2 tag, credit score (0/50/100 measuring diagnostic value), classification confidence, an evidence quote, and a reasoning summary. Low-confidence classifications are flagged for human review. The AI is used only for scoring; all item selection decisions are deterministic and rule-based.</w:t>
       </w:r>
     </w:p>
     <w:p>
@@ -2769,15 +3826,426 @@
           <w:sz w:val="24"/>
           <w:szCs w:val="24"/>
         </w:rPr>
-        <w:t xml:space="preserve">The Supplemental Diagnostic Module (SDM-10) was administered to all 421 completers, with each student receiving 10 additional items from their weakest-performing domain on the fixed core. The routing algorithm assigned 42.3% of students to the Risk and Return module, 33.5% to the Borrowing module, and 24.2% to the Behavioral and Risk Management module. This distribution confirms that Risk and Return was the most common area of weakness, consistent with the fixed core domain results. Average SDM-10 scores were lower than fixed core averages in each domain, indicating that the adaptive targeting successfully identified areas of genuine difficulty. The SDM-10 completion rate was 100% among students who completed the fixed core, confirming that the supplemental module did not introduce additional attrition.</w:t>
-      </w:r>
-    </w:p>
-    <w:p>
-      <w:pPr>
-        <w:pStyle w:val="Heading2"/>
-      </w:pPr>
-      <w:r>
-        <w:t xml:space="preserve">5.9 Assessment Duration</w:t>
+        <w:t xml:space="preserve">All 421 students who completed the anchor assessment also completed the SDM-10 module (100% completion rate). The platform collected 3,985 total SDM responses (10 per student). The average SDM-10 score (58.92%) was approximately 7.6 percentage points lower than the average anchor score (66.55%), confirming that the adaptive selection algorithm appropriately targeted subcategories where students demonstrated weaker performance.</w:t>
+      </w:r>
+    </w:p>
+    <w:p>
+      <w:pPr>
+        <w:spacing w:before="240" w:after="120"/>
+        <w:jc w:val="center"/>
+      </w:pPr>
+      <w:r>
+        <w:rPr>
+          <w:rFonts w:ascii="Times New Roman" w:cs="Times New Roman" w:eastAsia="Times New Roman" w:hAnsi="Times New Roman"/>
+          <w:b/>
+          <w:bCs/>
+          <w:i/>
+          <w:iCs/>
+          <w:sz w:val="22"/>
+          <w:szCs w:val="22"/>
+        </w:rPr>
+        <w:t xml:space="preserve">Table 5.3. SDM-10 Summary Statistics</w:t>
+      </w:r>
+    </w:p>
+    <w:tbl>
+      <w:tblPr>
+        <w:tblW w:type="dxa" w:w="9360"/>
+        <w:tblBorders>
+          <w:top w:val="single" w:color="CCCCCC" w:sz="1"/>
+          <w:left w:val="single" w:color="CCCCCC" w:sz="1"/>
+          <w:bottom w:val="single" w:color="CCCCCC" w:sz="1"/>
+          <w:right w:val="single" w:color="CCCCCC" w:sz="1"/>
+          <w:insideH w:val="single" w:color="CCCCCC" w:sz="1"/>
+          <w:insideV w:val="single" w:color="CCCCCC" w:sz="1"/>
+        </w:tblBorders>
+        <w:tblLayout w:type="fixed"/>
+        <w:tblCellMar>
+          <w:top w:type="dxa" w:w="60"/>
+          <w:left w:type="dxa" w:w="120"/>
+          <w:bottom w:type="dxa" w:w="60"/>
+          <w:right w:type="dxa" w:w="120"/>
+        </w:tblCellMar>
+      </w:tblPr>
+      <w:tblGrid>
+        <w:gridCol w:w="4680"/>
+        <w:gridCol w:w="4680"/>
+      </w:tblGrid>
+      <w:tr>
+        <w:trPr>
+          <w:tblHeader/>
+        </w:trPr>
+        <w:tc>
+          <w:tcPr>
+            <w:tcW w:type="dxa" w:w="4680"/>
+            <w:shd w:fill="D5E8F0" w:color="auto" w:val="clear"/>
+            <w:vAlign w:val="center"/>
+          </w:tcPr>
+          <w:p>
+            <w:pPr>
+              <w:jc w:val="center"/>
+            </w:pPr>
+            <w:r>
+              <w:rPr>
+                <w:rFonts w:ascii="Times New Roman" w:cs="Times New Roman" w:eastAsia="Times New Roman" w:hAnsi="Times New Roman"/>
+                <w:b/>
+                <w:bCs/>
+                <w:sz w:val="22"/>
+                <w:szCs w:val="22"/>
+              </w:rPr>
+              <w:t xml:space="preserve">Metric</w:t>
+            </w:r>
+          </w:p>
+        </w:tc>
+        <w:tc>
+          <w:tcPr>
+            <w:tcW w:type="dxa" w:w="4680"/>
+            <w:shd w:fill="D5E8F0" w:color="auto" w:val="clear"/>
+            <w:vAlign w:val="center"/>
+          </w:tcPr>
+          <w:p>
+            <w:pPr>
+              <w:jc w:val="center"/>
+            </w:pPr>
+            <w:r>
+              <w:rPr>
+                <w:rFonts w:ascii="Times New Roman" w:cs="Times New Roman" w:eastAsia="Times New Roman" w:hAnsi="Times New Roman"/>
+                <w:b/>
+                <w:bCs/>
+                <w:sz w:val="22"/>
+                <w:szCs w:val="22"/>
+              </w:rPr>
+              <w:t xml:space="preserve">Value</w:t>
+            </w:r>
+          </w:p>
+        </w:tc>
+      </w:tr>
+      <w:tr>
+        <w:tc>
+          <w:tcPr>
+            <w:tcW w:type="dxa" w:w="4680"/>
+            <w:vAlign w:val="center"/>
+          </w:tcPr>
+          <w:p>
+            <w:pPr>
+              <w:jc w:val="center"/>
+            </w:pPr>
+            <w:r>
+              <w:rPr>
+                <w:rFonts w:ascii="Times New Roman" w:cs="Times New Roman" w:eastAsia="Times New Roman" w:hAnsi="Times New Roman"/>
+                <w:sz w:val="22"/>
+                <w:szCs w:val="22"/>
+              </w:rPr>
+              <w:t xml:space="preserve">Students completing SDM-10</w:t>
+            </w:r>
+          </w:p>
+        </w:tc>
+        <w:tc>
+          <w:tcPr>
+            <w:tcW w:type="dxa" w:w="4680"/>
+            <w:vAlign w:val="center"/>
+          </w:tcPr>
+          <w:p>
+            <w:pPr>
+              <w:jc w:val="center"/>
+            </w:pPr>
+            <w:r>
+              <w:rPr>
+                <w:rFonts w:ascii="Times New Roman" w:cs="Times New Roman" w:eastAsia="Times New Roman" w:hAnsi="Times New Roman"/>
+                <w:sz w:val="22"/>
+                <w:szCs w:val="22"/>
+              </w:rPr>
+              <w:t xml:space="preserve">421 (100%)</w:t>
+            </w:r>
+          </w:p>
+        </w:tc>
+      </w:tr>
+      <w:tr>
+        <w:tc>
+          <w:tcPr>
+            <w:tcW w:type="dxa" w:w="4680"/>
+            <w:vAlign w:val="center"/>
+          </w:tcPr>
+          <w:p>
+            <w:pPr>
+              <w:jc w:val="center"/>
+            </w:pPr>
+            <w:r>
+              <w:rPr>
+                <w:rFonts w:ascii="Times New Roman" w:cs="Times New Roman" w:eastAsia="Times New Roman" w:hAnsi="Times New Roman"/>
+                <w:sz w:val="22"/>
+                <w:szCs w:val="22"/>
+              </w:rPr>
+              <w:t xml:space="preserve">Total SDM responses</w:t>
+            </w:r>
+          </w:p>
+        </w:tc>
+        <w:tc>
+          <w:tcPr>
+            <w:tcW w:type="dxa" w:w="4680"/>
+            <w:vAlign w:val="center"/>
+          </w:tcPr>
+          <w:p>
+            <w:pPr>
+              <w:jc w:val="center"/>
+            </w:pPr>
+            <w:r>
+              <w:rPr>
+                <w:rFonts w:ascii="Times New Roman" w:cs="Times New Roman" w:eastAsia="Times New Roman" w:hAnsi="Times New Roman"/>
+                <w:sz w:val="22"/>
+                <w:szCs w:val="22"/>
+              </w:rPr>
+              <w:t xml:space="preserve">3,985</w:t>
+            </w:r>
+          </w:p>
+        </w:tc>
+      </w:tr>
+      <w:tr>
+        <w:tc>
+          <w:tcPr>
+            <w:tcW w:type="dxa" w:w="4680"/>
+            <w:vAlign w:val="center"/>
+          </w:tcPr>
+          <w:p>
+            <w:pPr>
+              <w:jc w:val="center"/>
+            </w:pPr>
+            <w:r>
+              <w:rPr>
+                <w:rFonts w:ascii="Times New Roman" w:cs="Times New Roman" w:eastAsia="Times New Roman" w:hAnsi="Times New Roman"/>
+                <w:sz w:val="22"/>
+                <w:szCs w:val="22"/>
+              </w:rPr>
+              <w:t xml:space="preserve">Average SDM score</w:t>
+            </w:r>
+          </w:p>
+        </w:tc>
+        <w:tc>
+          <w:tcPr>
+            <w:tcW w:type="dxa" w:w="4680"/>
+            <w:vAlign w:val="center"/>
+          </w:tcPr>
+          <w:p>
+            <w:pPr>
+              <w:jc w:val="center"/>
+            </w:pPr>
+            <w:r>
+              <w:rPr>
+                <w:rFonts w:ascii="Times New Roman" w:cs="Times New Roman" w:eastAsia="Times New Roman" w:hAnsi="Times New Roman"/>
+                <w:sz w:val="22"/>
+                <w:szCs w:val="22"/>
+              </w:rPr>
+              <w:t xml:space="preserve">58.92%</w:t>
+            </w:r>
+          </w:p>
+        </w:tc>
+      </w:tr>
+      <w:tr>
+        <w:tc>
+          <w:tcPr>
+            <w:tcW w:type="dxa" w:w="4680"/>
+            <w:vAlign w:val="center"/>
+          </w:tcPr>
+          <w:p>
+            <w:pPr>
+              <w:jc w:val="center"/>
+            </w:pPr>
+            <w:r>
+              <w:rPr>
+                <w:rFonts w:ascii="Times New Roman" w:cs="Times New Roman" w:eastAsia="Times New Roman" w:hAnsi="Times New Roman"/>
+                <w:sz w:val="22"/>
+                <w:szCs w:val="22"/>
+              </w:rPr>
+              <w:t xml:space="preserve">Average anchor score</w:t>
+            </w:r>
+          </w:p>
+        </w:tc>
+        <w:tc>
+          <w:tcPr>
+            <w:tcW w:type="dxa" w:w="4680"/>
+            <w:vAlign w:val="center"/>
+          </w:tcPr>
+          <w:p>
+            <w:pPr>
+              <w:jc w:val="center"/>
+            </w:pPr>
+            <w:r>
+              <w:rPr>
+                <w:rFonts w:ascii="Times New Roman" w:cs="Times New Roman" w:eastAsia="Times New Roman" w:hAnsi="Times New Roman"/>
+                <w:sz w:val="22"/>
+                <w:szCs w:val="22"/>
+              </w:rPr>
+              <w:t xml:space="preserve">66.55%</w:t>
+            </w:r>
+          </w:p>
+        </w:tc>
+      </w:tr>
+      <w:tr>
+        <w:tc>
+          <w:tcPr>
+            <w:tcW w:type="dxa" w:w="4680"/>
+            <w:vAlign w:val="center"/>
+          </w:tcPr>
+          <w:p>
+            <w:pPr>
+              <w:jc w:val="center"/>
+            </w:pPr>
+            <w:r>
+              <w:rPr>
+                <w:rFonts w:ascii="Times New Roman" w:cs="Times New Roman" w:eastAsia="Times New Roman" w:hAnsi="Times New Roman"/>
+                <w:sz w:val="22"/>
+                <w:szCs w:val="22"/>
+              </w:rPr>
+              <w:t xml:space="preserve">Students receiving open-ended items</w:t>
+            </w:r>
+          </w:p>
+        </w:tc>
+        <w:tc>
+          <w:tcPr>
+            <w:tcW w:type="dxa" w:w="4680"/>
+            <w:vAlign w:val="center"/>
+          </w:tcPr>
+          <w:p>
+            <w:pPr>
+              <w:jc w:val="center"/>
+            </w:pPr>
+            <w:r>
+              <w:rPr>
+                <w:rFonts w:ascii="Times New Roman" w:cs="Times New Roman" w:eastAsia="Times New Roman" w:hAnsi="Times New Roman"/>
+                <w:sz w:val="22"/>
+                <w:szCs w:val="22"/>
+              </w:rPr>
+              <w:t xml:space="preserve">367 (87.2%)</w:t>
+            </w:r>
+          </w:p>
+        </w:tc>
+      </w:tr>
+      <w:tr>
+        <w:tc>
+          <w:tcPr>
+            <w:tcW w:type="dxa" w:w="4680"/>
+            <w:vAlign w:val="center"/>
+          </w:tcPr>
+          <w:p>
+            <w:pPr>
+              <w:jc w:val="center"/>
+            </w:pPr>
+            <w:r>
+              <w:rPr>
+                <w:rFonts w:ascii="Times New Roman" w:cs="Times New Roman" w:eastAsia="Times New Roman" w:hAnsi="Times New Roman"/>
+                <w:sz w:val="22"/>
+                <w:szCs w:val="22"/>
+              </w:rPr>
+              <w:t xml:space="preserve">Total open-ended responses</w:t>
+            </w:r>
+          </w:p>
+        </w:tc>
+        <w:tc>
+          <w:tcPr>
+            <w:tcW w:type="dxa" w:w="4680"/>
+            <w:vAlign w:val="center"/>
+          </w:tcPr>
+          <w:p>
+            <w:pPr>
+              <w:jc w:val="center"/>
+            </w:pPr>
+            <w:r>
+              <w:rPr>
+                <w:rFonts w:ascii="Times New Roman" w:cs="Times New Roman" w:eastAsia="Times New Roman" w:hAnsi="Times New Roman"/>
+                <w:sz w:val="22"/>
+                <w:szCs w:val="22"/>
+              </w:rPr>
+              <w:t xml:space="preserve">931</w:t>
+            </w:r>
+          </w:p>
+        </w:tc>
+      </w:tr>
+      <w:tr>
+        <w:tc>
+          <w:tcPr>
+            <w:tcW w:type="dxa" w:w="4680"/>
+            <w:vAlign w:val="center"/>
+          </w:tcPr>
+          <w:p>
+            <w:pPr>
+              <w:jc w:val="center"/>
+            </w:pPr>
+            <w:r>
+              <w:rPr>
+                <w:rFonts w:ascii="Times New Roman" w:cs="Times New Roman" w:eastAsia="Times New Roman" w:hAnsi="Times New Roman"/>
+                <w:sz w:val="22"/>
+                <w:szCs w:val="22"/>
+              </w:rPr>
+              <w:t xml:space="preserve">Diagnose responses (filtered)</w:t>
+            </w:r>
+          </w:p>
+        </w:tc>
+        <w:tc>
+          <w:tcPr>
+            <w:tcW w:type="dxa" w:w="4680"/>
+            <w:vAlign w:val="center"/>
+          </w:tcPr>
+          <w:p>
+            <w:pPr>
+              <w:jc w:val="center"/>
+            </w:pPr>
+            <w:r>
+              <w:rPr>
+                <w:rFonts w:ascii="Times New Roman" w:cs="Times New Roman" w:eastAsia="Times New Roman" w:hAnsi="Times New Roman"/>
+                <w:sz w:val="22"/>
+                <w:szCs w:val="22"/>
+              </w:rPr>
+              <w:t xml:space="preserve">556</w:t>
+            </w:r>
+          </w:p>
+        </w:tc>
+      </w:tr>
+      <w:tr>
+        <w:tc>
+          <w:tcPr>
+            <w:tcW w:type="dxa" w:w="4680"/>
+            <w:vAlign w:val="center"/>
+          </w:tcPr>
+          <w:p>
+            <w:pPr>
+              <w:jc w:val="center"/>
+            </w:pPr>
+            <w:r>
+              <w:rPr>
+                <w:rFonts w:ascii="Times New Roman" w:cs="Times New Roman" w:eastAsia="Times New Roman" w:hAnsi="Times New Roman"/>
+                <w:sz w:val="22"/>
+                <w:szCs w:val="22"/>
+              </w:rPr>
+              <w:t xml:space="preserve">Confirm responses (filtered)</w:t>
+            </w:r>
+          </w:p>
+        </w:tc>
+        <w:tc>
+          <w:tcPr>
+            <w:tcW w:type="dxa" w:w="4680"/>
+            <w:vAlign w:val="center"/>
+          </w:tcPr>
+          <w:p>
+            <w:pPr>
+              <w:jc w:val="center"/>
+            </w:pPr>
+            <w:r>
+              <w:rPr>
+                <w:rFonts w:ascii="Times New Roman" w:cs="Times New Roman" w:eastAsia="Times New Roman" w:hAnsi="Times New Roman"/>
+                <w:sz w:val="22"/>
+                <w:szCs w:val="22"/>
+              </w:rPr>
+              <w:t xml:space="preserve">336</w:t>
+            </w:r>
+          </w:p>
+        </w:tc>
+      </w:tr>
+    </w:tbl>
+    <w:p>
+      <w:pPr>
+        <w:pStyle w:val="Heading3"/>
+      </w:pPr>
+      <w:r>
+        <w:t xml:space="preserve">5.8.1 Open-Ended Response Overview</w:t>
       </w:r>
     </w:p>
     <w:p>
@@ -2791,15 +4259,7 @@
           <w:sz w:val="24"/>
           <w:szCs w:val="24"/>
         </w:rPr>
-        <w:t xml:space="preserve">The median total assessment duration was 14.2 minutes (IQR: 10.8–18.6 minutes), within the target range of 12–18 minutes. The demographic section took a median of 2.1 minutes, the fixed core 8.9 minutes, and the SDM-10 3.2 minutes. Fewer than 3% of students required more than 25 minutes, and no students triggered the 45-minute maximum time limit. These duration metrics confirm that the assessment was appropriately calibrated for length and did not impose excessive burden on participants.</w:t>
-      </w:r>
-    </w:p>
-    <w:p>
-      <w:pPr>
-        <w:pStyle w:val="Heading1"/>
-      </w:pPr>
-      <w:r>
-        <w:t xml:space="preserve">6. Discussion</w:t>
+        <w:t xml:space="preserve">Of the 421 completers, 367 students (87.2%) received at least one open-ended item, generating 931 open-ended responses. After filtering 40 responses affected by a stale anchor score synchronization issue (see Section 7), the analysis included 556 diagnose responses (explaining reasoning behind incorrect high-confidence answers) and 336 confirm responses (explaining reasoning behind correct low-confidence answers). The maximum number of open-ended items per student was 3, by design.</w:t>
       </w:r>
     </w:p>
     <w:p>
@@ -2814,15 +4274,37 @@
           <w:sz w:val="24"/>
           <w:szCs w:val="24"/>
         </w:rPr>
-        <w:t xml:space="preserve">Strong baseline in foundational concepts. </w:t>
-      </w:r>
-      <w:r>
-        <w:rPr>
-          <w:rFonts w:ascii="Times New Roman" w:cs="Times New Roman" w:eastAsia="Times New Roman" w:hAnsi="Times New Roman"/>
-          <w:sz w:val="24"/>
-          <w:szCs w:val="24"/>
-        </w:rPr>
-        <w:t xml:space="preserve">Students demonstrate solid understanding of basic financial concepts such as simple interest (92.9%), compound interest (88.4%), and impulse control (86.9%). These results suggest that introductory-level concepts are well-covered by prior education or everyday experience, and that QUINN 102 can build on this foundation rather than reteaching fundamentals.</w:t>
+        <w:t xml:space="preserve">Response Quality. </w:t>
+      </w:r>
+      <w:r>
+        <w:rPr>
+          <w:rFonts w:ascii="Times New Roman" w:cs="Times New Roman" w:eastAsia="Times New Roman" w:hAnsi="Times New Roman"/>
+          <w:sz w:val="24"/>
+          <w:szCs w:val="24"/>
+        </w:rPr>
+        <w:t xml:space="preserve">Among diagnose responses, 89.2% were substantive (providing reasoning beyond “I don’t know” or blank responses), indicating strong student engagement with the open-ended format despite its diagnostic-only (ungraded) status. Confirm responses showed even higher quality at 93.8% substantive. This engagement rate is notable given that students were not informed that the SDM-10 was a separate module and received no grade incentive to provide detailed explanations.</w:t>
+      </w:r>
+    </w:p>
+    <w:p>
+      <w:pPr>
+        <w:pStyle w:val="Heading3"/>
+      </w:pPr>
+      <w:r>
+        <w:t xml:space="preserve">5.8.2 Misconception Analysis by Domain</w:t>
+      </w:r>
+    </w:p>
+    <w:p>
+      <w:pPr>
+        <w:spacing w:line="360" w:after="200"/>
+        <w:jc w:val="left"/>
+      </w:pPr>
+      <w:r>
+        <w:rPr>
+          <w:rFonts w:ascii="Times New Roman" w:cs="Times New Roman" w:eastAsia="Times New Roman" w:hAnsi="Times New Roman"/>
+          <w:sz w:val="24"/>
+          <w:szCs w:val="24"/>
+        </w:rPr>
+        <w:t xml:space="preserve">The three-way classification of open-ended responses revealed distinct misconception patterns across assessment domains.</w:t>
       </w:r>
     </w:p>
     <w:p>
@@ -2837,15 +4319,15 @@
           <w:sz w:val="24"/>
           <w:szCs w:val="24"/>
         </w:rPr>
-        <w:t xml:space="preserve">Significant gaps in applied financial reasoning. </w:t>
-      </w:r>
-      <w:r>
-        <w:rPr>
-          <w:rFonts w:ascii="Times New Roman" w:cs="Times New Roman" w:eastAsia="Times New Roman" w:hAnsi="Times New Roman"/>
-          <w:sz w:val="24"/>
-          <w:szCs w:val="24"/>
-        </w:rPr>
-        <w:t xml:space="preserve">The weakest subdomains—inflation hedge (24.0%), compound growth (38.7%), and return ranking (40.6%)—involve multi-step reasoning and real-world application. The 9.5 percentage-point gap between the strongest and weakest domains indicates that students struggle most with translating conceptual knowledge into practical decision-making, particularly in areas related to investment risk and inflation protection. These findings suggest that instructional emphasis on applied reasoning and scenario-based exercises may yield the greatest learning gains.</w:t>
+        <w:t xml:space="preserve">Inflation and Purchasing Power. </w:t>
+      </w:r>
+      <w:r>
+        <w:rPr>
+          <w:rFonts w:ascii="Times New Roman" w:cs="Times New Roman" w:eastAsia="Times New Roman" w:hAnsi="Times New Roman"/>
+          <w:sz w:val="24"/>
+          <w:szCs w:val="24"/>
+        </w:rPr>
+        <w:t xml:space="preserve">The most prevalent misconception was INF-01 (lower inflation equals falling prices), observed in 55% of diagnose responses for Q6. Students systematically confused a decrease in the rate of price increase with an actual decrease in prices. Representative responses included “If inflation decreases, prices will decrease” and “prices need to decrease to combat inflation.” On Q7 (which group is most hurt by inflation), 33% of incorrect responses reflected empathy-driven rather than economic reasoning (INF-05), with students selecting “young couples” because they identified personally with that demographic rather than analyzing fixed-income vulnerability.</w:t>
       </w:r>
     </w:p>
     <w:p>
@@ -2860,15 +4342,15 @@
           <w:sz w:val="24"/>
           <w:szCs w:val="24"/>
         </w:rPr>
-        <w:t xml:space="preserve">Generally well-calibrated confidence. </w:t>
-      </w:r>
-      <w:r>
-        <w:rPr>
-          <w:rFonts w:ascii="Times New Roman" w:cs="Times New Roman" w:eastAsia="Times New Roman" w:hAnsi="Times New Roman"/>
-          <w:sz w:val="24"/>
-          <w:szCs w:val="24"/>
-        </w:rPr>
-        <w:t xml:space="preserve">The predominance of well-calibrated (41.1%) and underconfident (32.8%) students is a constructive finding for learning. Underconfident students are likely to engage seriously with course material rather than dismissing it as already known. The 26.1% of students showing some degree of overconfidence represent a group that may benefit from targeted feedback highlighting specific knowledge gaps.</w:t>
+        <w:t xml:space="preserve">Risk, Return, and Diversification. </w:t>
+      </w:r>
+      <w:r>
+        <w:rPr>
+          <w:rFonts w:ascii="Times New Roman" w:cs="Times New Roman" w:eastAsia="Times New Roman" w:hAnsi="Times New Roman"/>
+          <w:sz w:val="24"/>
+          <w:szCs w:val="24"/>
+        </w:rPr>
+        <w:t xml:space="preserve">The highest-noise item was Q36 (diversification principle), where 62% of students who answered incorrectly demonstrated correct understanding of diversification in their open-ended explanation—classifying as selection errors (RISK-04) rather than misconceptions. These students could explain why spreading money across assets reduces risk but selected “False” on the True/False item, likely due to negation confusion. This finding suggests the T/F format introduces substantial measurement noise and the item may benefit from MCQ revision. On Q35, students used real-world counterexamples from non-financial domains to argue against the general risk-return principle (RISK-10).</w:t>
       </w:r>
     </w:p>
     <w:p>
@@ -2883,15 +4365,15 @@
           <w:sz w:val="24"/>
           <w:szCs w:val="24"/>
         </w:rPr>
-        <w:t xml:space="preserve">Financial stress as a relevant covariate. </w:t>
-      </w:r>
-      <w:r>
-        <w:rPr>
-          <w:rFonts w:ascii="Times New Roman" w:cs="Times New Roman" w:eastAsia="Times New Roman" w:hAnsi="Times New Roman"/>
-          <w:sz w:val="24"/>
-          <w:szCs w:val="24"/>
-        </w:rPr>
-        <w:t xml:space="preserve">Nearly a quarter of students (23.8%) report experiencing financial stress often or always. This subgroup may face competing cognitive demands that affect learning, and financial stress may also influence motivation and engagement with course content. The heterogeneity analysis (RQ2) will test whether financial stress predicts differential learning gains, informing potential accommodations or supplemental support structures.</w:t>
+        <w:t xml:space="preserve">Insurance and Risk Management. </w:t>
+      </w:r>
+      <w:r>
+        <w:rPr>
+          <w:rFonts w:ascii="Times New Roman" w:cs="Times New Roman" w:eastAsia="Times New Roman" w:hAnsi="Times New Roman"/>
+          <w:sz w:val="24"/>
+          <w:szCs w:val="24"/>
+        </w:rPr>
+        <w:t xml:space="preserve">On Q12 (primary purpose of health insurance), 67% of diagnose responses reflected the misconception that routine care is the primary function (INS-01), with many students applying frequency-over-severity reasoning (INS-02). This was the single most dominant misconception for any item. Q13 (deductible definition) showed a 30% “I don’t know” rate, indicating a knowledge gap rather than misconception for this technical insurance term.</w:t>
       </w:r>
     </w:p>
     <w:p>
@@ -2906,38 +4388,598 @@
           <w:sz w:val="24"/>
           <w:szCs w:val="24"/>
         </w:rPr>
-        <w:t xml:space="preserve">Meaningful heterogeneity for RQ2 analysis. </w:t>
-      </w:r>
-      <w:r>
-        <w:rPr>
-          <w:rFonts w:ascii="Times New Roman" w:cs="Times New Roman" w:eastAsia="Times New Roman" w:hAnsi="Times New Roman"/>
-          <w:sz w:val="24"/>
-          <w:szCs w:val="24"/>
-        </w:rPr>
-        <w:t xml:space="preserve">The sample exhibits meaningful variation across demographics (gender, race/ethnicity, first-generation status), financial context (employment, stress, self-rated knowledge), and baseline performance (SD = 17.38%). This variation provides sufficient statistical power for the planned regression analyses of heterogeneous learning gains and supports subgroup comparisons across multiple dimensions.</w:t>
+        <w:t xml:space="preserve">Borrowing and Credit. </w:t>
+      </w:r>
+      <w:r>
+        <w:rPr>
+          <w:rFonts w:ascii="Times New Roman" w:cs="Times New Roman" w:eastAsia="Times New Roman" w:hAnsi="Times New Roman"/>
+          <w:sz w:val="24"/>
+          <w:szCs w:val="24"/>
+        </w:rPr>
+        <w:t xml:space="preserve">Credit report knowledge (Q10) showed a 29% selection error rate, the third-highest among all items, indicating many students possessed correct understanding but were confused by the “which is FALSE” framing. On Q2 (mortgage term and total interest), 42% of incorrect responses were selection errors, with students correctly explaining the relationship but selecting the wrong True/False answer.</w:t>
+      </w:r>
+    </w:p>
+    <w:p>
+      <w:pPr>
+        <w:pStyle w:val="Heading3"/>
+      </w:pPr>
+      <w:r>
+        <w:t xml:space="preserve">5.8.3 Confirm Response Findings</w:t>
       </w:r>
     </w:p>
     <w:p>
       <w:pPr>
         <w:spacing w:line="360" w:after="200"/>
+        <w:jc w:val="left"/>
+      </w:pPr>
+      <w:r>
+        <w:rPr>
+          <w:rFonts w:ascii="Times New Roman" w:cs="Times New Roman" w:eastAsia="Times New Roman" w:hAnsi="Times New Roman"/>
+          <w:sz w:val="24"/>
+          <w:szCs w:val="24"/>
+        </w:rPr>
+        <w:t xml:space="preserve">Analysis of confirm responses (correct anchor answer with low confidence) revealed that 12–14% of students who answered Q13, Q12, Q8, and Q10 correctly were likely lucky guesses, as their explanations showed no understanding of the underlying concept. This finding validates the SDM-10’s approach of probing low-confidence correct answers and demonstrates that anchor scores alone may overestimate true comprehension by approximately 12–14% on items with high guessing rates.</w:t>
+      </w:r>
+    </w:p>
+    <w:p>
+      <w:pPr>
+        <w:pStyle w:val="Heading3"/>
+      </w:pPr>
+      <w:r>
+        <w:t xml:space="preserve">5.8.4 Cross-Item Patterns</w:t>
+      </w:r>
+    </w:p>
+    <w:p>
+      <w:pPr>
+        <w:spacing w:line="360" w:after="200"/>
+        <w:jc w:val="left"/>
+      </w:pPr>
+      <w:r>
+        <w:rPr>
+          <w:rFonts w:ascii="Times New Roman" w:cs="Times New Roman" w:eastAsia="Times New Roman" w:hAnsi="Times New Roman"/>
+          <w:sz w:val="24"/>
+          <w:szCs w:val="24"/>
+        </w:rPr>
+        <w:t xml:space="preserve">Five dominant misconception clusters emerged across the assessment: (1) inflation mechanics confusion, centered on the distinction between lower inflation rates and lower prices; (2) risk-return reasoning from exceptions, where students cited specific counterexamples to invalidate general financial principles; (3) insurance purpose confusion, equating frequency of use with primary function; (4) empathy-driven financial reasoning, selecting answers based on personal identification rather than economic logic; and (5) format-induced errors, particularly on True/False items where correct knowledge led to incorrect answers due to negation confusion.</w:t>
+      </w:r>
+    </w:p>
+    <w:p>
+      <w:pPr>
+        <w:spacing w:before="240" w:after="120"/>
+        <w:jc w:val="center"/>
       </w:pPr>
       <w:r>
         <w:rPr>
           <w:rFonts w:ascii="Times New Roman" w:cs="Times New Roman" w:eastAsia="Times New Roman" w:hAnsi="Times New Roman"/>
           <w:b/>
           <w:bCs/>
-          <w:sz w:val="24"/>
-          <w:szCs w:val="24"/>
-        </w:rPr>
-        <w:t xml:space="preserve">SDM-10 adaptive targeting confirmed. </w:t>
-      </w:r>
-      <w:r>
-        <w:rPr>
-          <w:rFonts w:ascii="Times New Roman" w:cs="Times New Roman" w:eastAsia="Times New Roman" w:hAnsi="Times New Roman"/>
-          <w:sz w:val="24"/>
-          <w:szCs w:val="24"/>
-        </w:rPr>
-        <w:t xml:space="preserve">The SDM-10 routing algorithm correctly directed students to their weakest domain, with Risk and Return receiving the largest share of assignments (42.3%), consistent with it being the lowest-scoring domain on the fixed core. The 100% completion rate for the SDM-10 confirms that the supplemental module was well-integrated and did not create additional burden or attrition.</w:t>
+          <w:i/>
+          <w:iCs/>
+          <w:sz w:val="22"/>
+          <w:szCs w:val="22"/>
+        </w:rPr>
+        <w:t xml:space="preserve">Table 5.4. High-Noise Items (Selection Error Rate)</w:t>
+      </w:r>
+    </w:p>
+    <w:tbl>
+      <w:tblPr>
+        <w:tblW w:type="dxa" w:w="9360"/>
+        <w:tblBorders>
+          <w:top w:val="single" w:color="CCCCCC" w:sz="1"/>
+          <w:left w:val="single" w:color="CCCCCC" w:sz="1"/>
+          <w:bottom w:val="single" w:color="CCCCCC" w:sz="1"/>
+          <w:right w:val="single" w:color="CCCCCC" w:sz="1"/>
+          <w:insideH w:val="single" w:color="CCCCCC" w:sz="1"/>
+          <w:insideV w:val="single" w:color="CCCCCC" w:sz="1"/>
+        </w:tblBorders>
+        <w:tblLayout w:type="fixed"/>
+        <w:tblCellMar>
+          <w:top w:type="dxa" w:w="60"/>
+          <w:left w:type="dxa" w:w="120"/>
+          <w:bottom w:type="dxa" w:w="60"/>
+          <w:right w:type="dxa" w:w="120"/>
+        </w:tblCellMar>
+      </w:tblPr>
+      <w:tblGrid>
+        <w:gridCol w:w="1560"/>
+        <w:gridCol w:w="2808"/>
+        <w:gridCol w:w="1560"/>
+        <w:gridCol w:w="3432"/>
+      </w:tblGrid>
+      <w:tr>
+        <w:trPr>
+          <w:tblHeader/>
+        </w:trPr>
+        <w:tc>
+          <w:tcPr>
+            <w:tcW w:type="dxa" w:w="1560"/>
+            <w:shd w:fill="D5E8F0" w:color="auto" w:val="clear"/>
+            <w:vAlign w:val="center"/>
+          </w:tcPr>
+          <w:p>
+            <w:pPr>
+              <w:jc w:val="center"/>
+            </w:pPr>
+            <w:r>
+              <w:rPr>
+                <w:rFonts w:ascii="Times New Roman" w:cs="Times New Roman" w:eastAsia="Times New Roman" w:hAnsi="Times New Roman"/>
+                <w:b/>
+                <w:bCs/>
+                <w:sz w:val="22"/>
+                <w:szCs w:val="22"/>
+              </w:rPr>
+              <w:t xml:space="preserve">Item</w:t>
+            </w:r>
+          </w:p>
+        </w:tc>
+        <w:tc>
+          <w:tcPr>
+            <w:tcW w:type="dxa" w:w="2808"/>
+            <w:shd w:fill="D5E8F0" w:color="auto" w:val="clear"/>
+            <w:vAlign w:val="center"/>
+          </w:tcPr>
+          <w:p>
+            <w:pPr>
+              <w:jc w:val="center"/>
+            </w:pPr>
+            <w:r>
+              <w:rPr>
+                <w:rFonts w:ascii="Times New Roman" w:cs="Times New Roman" w:eastAsia="Times New Roman" w:hAnsi="Times New Roman"/>
+                <w:b/>
+                <w:bCs/>
+                <w:sz w:val="22"/>
+                <w:szCs w:val="22"/>
+              </w:rPr>
+              <w:t xml:space="preserve">Topic</w:t>
+            </w:r>
+          </w:p>
+        </w:tc>
+        <w:tc>
+          <w:tcPr>
+            <w:tcW w:type="dxa" w:w="1560"/>
+            <w:shd w:fill="D5E8F0" w:color="auto" w:val="clear"/>
+            <w:vAlign w:val="center"/>
+          </w:tcPr>
+          <w:p>
+            <w:pPr>
+              <w:jc w:val="center"/>
+            </w:pPr>
+            <w:r>
+              <w:rPr>
+                <w:rFonts w:ascii="Times New Roman" w:cs="Times New Roman" w:eastAsia="Times New Roman" w:hAnsi="Times New Roman"/>
+                <w:b/>
+                <w:bCs/>
+                <w:sz w:val="22"/>
+                <w:szCs w:val="22"/>
+              </w:rPr>
+              <w:t xml:space="preserve">SE Rate</w:t>
+            </w:r>
+          </w:p>
+        </w:tc>
+        <w:tc>
+          <w:tcPr>
+            <w:tcW w:type="dxa" w:w="3432"/>
+            <w:shd w:fill="D5E8F0" w:color="auto" w:val="clear"/>
+            <w:vAlign w:val="center"/>
+          </w:tcPr>
+          <w:p>
+            <w:pPr>
+              <w:jc w:val="center"/>
+            </w:pPr>
+            <w:r>
+              <w:rPr>
+                <w:rFonts w:ascii="Times New Roman" w:cs="Times New Roman" w:eastAsia="Times New Roman" w:hAnsi="Times New Roman"/>
+                <w:b/>
+                <w:bCs/>
+                <w:sz w:val="22"/>
+                <w:szCs w:val="22"/>
+              </w:rPr>
+              <w:t xml:space="preserve">Implication</w:t>
+            </w:r>
+          </w:p>
+        </w:tc>
+      </w:tr>
+      <w:tr>
+        <w:tc>
+          <w:tcPr>
+            <w:tcW w:type="dxa" w:w="1560"/>
+            <w:vAlign w:val="center"/>
+          </w:tcPr>
+          <w:p>
+            <w:pPr>
+              <w:jc w:val="center"/>
+            </w:pPr>
+            <w:r>
+              <w:rPr>
+                <w:rFonts w:ascii="Times New Roman" w:cs="Times New Roman" w:eastAsia="Times New Roman" w:hAnsi="Times New Roman"/>
+                <w:sz w:val="22"/>
+                <w:szCs w:val="22"/>
+              </w:rPr>
+              <w:t xml:space="preserve">Q36</w:t>
+            </w:r>
+          </w:p>
+        </w:tc>
+        <w:tc>
+          <w:tcPr>
+            <w:tcW w:type="dxa" w:w="2808"/>
+            <w:vAlign w:val="center"/>
+          </w:tcPr>
+          <w:p>
+            <w:pPr>
+              <w:jc w:val="center"/>
+            </w:pPr>
+            <w:r>
+              <w:rPr>
+                <w:rFonts w:ascii="Times New Roman" w:cs="Times New Roman" w:eastAsia="Times New Roman" w:hAnsi="Times New Roman"/>
+                <w:sz w:val="22"/>
+                <w:szCs w:val="22"/>
+              </w:rPr>
+              <w:t xml:space="preserve">Diversification principle</w:t>
+            </w:r>
+          </w:p>
+        </w:tc>
+        <w:tc>
+          <w:tcPr>
+            <w:tcW w:type="dxa" w:w="1560"/>
+            <w:vAlign w:val="center"/>
+          </w:tcPr>
+          <w:p>
+            <w:pPr>
+              <w:jc w:val="center"/>
+            </w:pPr>
+            <w:r>
+              <w:rPr>
+                <w:rFonts w:ascii="Times New Roman" w:cs="Times New Roman" w:eastAsia="Times New Roman" w:hAnsi="Times New Roman"/>
+                <w:sz w:val="22"/>
+                <w:szCs w:val="22"/>
+              </w:rPr>
+              <w:t xml:space="preserve">62%</w:t>
+            </w:r>
+          </w:p>
+        </w:tc>
+        <w:tc>
+          <w:tcPr>
+            <w:tcW w:type="dxa" w:w="3432"/>
+            <w:vAlign w:val="center"/>
+          </w:tcPr>
+          <w:p>
+            <w:pPr>
+              <w:jc w:val="center"/>
+            </w:pPr>
+            <w:r>
+              <w:rPr>
+                <w:rFonts w:ascii="Times New Roman" w:cs="Times New Roman" w:eastAsia="Times New Roman" w:hAnsi="Times New Roman"/>
+                <w:sz w:val="22"/>
+                <w:szCs w:val="22"/>
+              </w:rPr>
+              <w:t xml:space="preserve">T/F confounds; consider MCQ</w:t>
+            </w:r>
+          </w:p>
+        </w:tc>
+      </w:tr>
+      <w:tr>
+        <w:tc>
+          <w:tcPr>
+            <w:tcW w:type="dxa" w:w="1560"/>
+            <w:vAlign w:val="center"/>
+          </w:tcPr>
+          <w:p>
+            <w:pPr>
+              <w:jc w:val="center"/>
+            </w:pPr>
+            <w:r>
+              <w:rPr>
+                <w:rFonts w:ascii="Times New Roman" w:cs="Times New Roman" w:eastAsia="Times New Roman" w:hAnsi="Times New Roman"/>
+                <w:sz w:val="22"/>
+                <w:szCs w:val="22"/>
+              </w:rPr>
+              <w:t xml:space="preserve">Q2</w:t>
+            </w:r>
+          </w:p>
+        </w:tc>
+        <w:tc>
+          <w:tcPr>
+            <w:tcW w:type="dxa" w:w="2808"/>
+            <w:vAlign w:val="center"/>
+          </w:tcPr>
+          <w:p>
+            <w:pPr>
+              <w:jc w:val="center"/>
+            </w:pPr>
+            <w:r>
+              <w:rPr>
+                <w:rFonts w:ascii="Times New Roman" w:cs="Times New Roman" w:eastAsia="Times New Roman" w:hAnsi="Times New Roman"/>
+                <w:sz w:val="22"/>
+                <w:szCs w:val="22"/>
+              </w:rPr>
+              <w:t xml:space="preserve">Mortgage term / interest</w:t>
+            </w:r>
+          </w:p>
+        </w:tc>
+        <w:tc>
+          <w:tcPr>
+            <w:tcW w:type="dxa" w:w="1560"/>
+            <w:vAlign w:val="center"/>
+          </w:tcPr>
+          <w:p>
+            <w:pPr>
+              <w:jc w:val="center"/>
+            </w:pPr>
+            <w:r>
+              <w:rPr>
+                <w:rFonts w:ascii="Times New Roman" w:cs="Times New Roman" w:eastAsia="Times New Roman" w:hAnsi="Times New Roman"/>
+                <w:sz w:val="22"/>
+                <w:szCs w:val="22"/>
+              </w:rPr>
+              <w:t xml:space="preserve">42%</w:t>
+            </w:r>
+          </w:p>
+        </w:tc>
+        <w:tc>
+          <w:tcPr>
+            <w:tcW w:type="dxa" w:w="3432"/>
+            <w:vAlign w:val="center"/>
+          </w:tcPr>
+          <w:p>
+            <w:pPr>
+              <w:jc w:val="center"/>
+            </w:pPr>
+            <w:r>
+              <w:rPr>
+                <w:rFonts w:ascii="Times New Roman" w:cs="Times New Roman" w:eastAsia="Times New Roman" w:hAnsi="Times New Roman"/>
+                <w:sz w:val="22"/>
+                <w:szCs w:val="22"/>
+              </w:rPr>
+              <w:t xml:space="preserve">T/F reversal; monitor post-test</w:t>
+            </w:r>
+          </w:p>
+        </w:tc>
+      </w:tr>
+      <w:tr>
+        <w:tc>
+          <w:tcPr>
+            <w:tcW w:type="dxa" w:w="1560"/>
+            <w:vAlign w:val="center"/>
+          </w:tcPr>
+          <w:p>
+            <w:pPr>
+              <w:jc w:val="center"/>
+            </w:pPr>
+            <w:r>
+              <w:rPr>
+                <w:rFonts w:ascii="Times New Roman" w:cs="Times New Roman" w:eastAsia="Times New Roman" w:hAnsi="Times New Roman"/>
+                <w:sz w:val="22"/>
+                <w:szCs w:val="22"/>
+              </w:rPr>
+              <w:t xml:space="preserve">Q10</w:t>
+            </w:r>
+          </w:p>
+        </w:tc>
+        <w:tc>
+          <w:tcPr>
+            <w:tcW w:type="dxa" w:w="2808"/>
+            <w:vAlign w:val="center"/>
+          </w:tcPr>
+          <w:p>
+            <w:pPr>
+              <w:jc w:val="center"/>
+            </w:pPr>
+            <w:r>
+              <w:rPr>
+                <w:rFonts w:ascii="Times New Roman" w:cs="Times New Roman" w:eastAsia="Times New Roman" w:hAnsi="Times New Roman"/>
+                <w:sz w:val="22"/>
+                <w:szCs w:val="22"/>
+              </w:rPr>
+              <w:t xml:space="preserve">Credit reports (FALSE)</w:t>
+            </w:r>
+          </w:p>
+        </w:tc>
+        <w:tc>
+          <w:tcPr>
+            <w:tcW w:type="dxa" w:w="1560"/>
+            <w:vAlign w:val="center"/>
+          </w:tcPr>
+          <w:p>
+            <w:pPr>
+              <w:jc w:val="center"/>
+            </w:pPr>
+            <w:r>
+              <w:rPr>
+                <w:rFonts w:ascii="Times New Roman" w:cs="Times New Roman" w:eastAsia="Times New Roman" w:hAnsi="Times New Roman"/>
+                <w:sz w:val="22"/>
+                <w:szCs w:val="22"/>
+              </w:rPr>
+              <w:t xml:space="preserve">29%</w:t>
+            </w:r>
+          </w:p>
+        </w:tc>
+        <w:tc>
+          <w:tcPr>
+            <w:tcW w:type="dxa" w:w="3432"/>
+            <w:vAlign w:val="center"/>
+          </w:tcPr>
+          <w:p>
+            <w:pPr>
+              <w:jc w:val="center"/>
+            </w:pPr>
+            <w:r>
+              <w:rPr>
+                <w:rFonts w:ascii="Times New Roman" w:cs="Times New Roman" w:eastAsia="Times New Roman" w:hAnsi="Times New Roman"/>
+                <w:sz w:val="22"/>
+                <w:szCs w:val="22"/>
+              </w:rPr>
+              <w:t xml:space="preserve">Negation framing causes errors</w:t>
+            </w:r>
+          </w:p>
+        </w:tc>
+      </w:tr>
+    </w:tbl>
+    <w:p>
+      <w:pPr>
+        <w:pStyle w:val="Heading2"/>
+      </w:pPr>
+      <w:r>
+        <w:t xml:space="preserve">5.9 Assessment Duration</w:t>
+      </w:r>
+    </w:p>
+    <w:p>
+      <w:pPr>
+        <w:spacing w:line="360" w:after="200"/>
+        <w:jc w:val="left"/>
+      </w:pPr>
+      <w:r>
+        <w:rPr>
+          <w:rFonts w:ascii="Times New Roman" w:cs="Times New Roman" w:eastAsia="Times New Roman" w:hAnsi="Times New Roman"/>
+          <w:sz w:val="24"/>
+          <w:szCs w:val="24"/>
+        </w:rPr>
+        <w:t xml:space="preserve">The median total assessment duration was 14.2 minutes (IQR: 10.8–18.6 minutes), within the target range of 12–18 minutes. The demographic section took a median of 2.1 minutes, the fixed core 8.9 minutes, and the SDM-10 3.2 minutes. Fewer than 3% of students required more than 25 minutes, and no students triggered the 45-minute maximum time limit. These duration metrics confirm that the assessment was appropriately calibrated for length and did not impose excessive burden on participants.</w:t>
+      </w:r>
+    </w:p>
+    <w:p>
+      <w:pPr>
+        <w:pStyle w:val="Heading1"/>
+      </w:pPr>
+      <w:r>
+        <w:t xml:space="preserve">6. Discussion</w:t>
+      </w:r>
+    </w:p>
+    <w:p>
+      <w:pPr>
+        <w:spacing w:line="360" w:after="200"/>
+      </w:pPr>
+      <w:r>
+        <w:rPr>
+          <w:rFonts w:ascii="Times New Roman" w:cs="Times New Roman" w:eastAsia="Times New Roman" w:hAnsi="Times New Roman"/>
+          <w:b/>
+          <w:bCs/>
+          <w:sz w:val="24"/>
+          <w:szCs w:val="24"/>
+        </w:rPr>
+        <w:t xml:space="preserve">Strong baseline in foundational concepts. </w:t>
+      </w:r>
+      <w:r>
+        <w:rPr>
+          <w:rFonts w:ascii="Times New Roman" w:cs="Times New Roman" w:eastAsia="Times New Roman" w:hAnsi="Times New Roman"/>
+          <w:sz w:val="24"/>
+          <w:szCs w:val="24"/>
+        </w:rPr>
+        <w:t xml:space="preserve">Students demonstrate solid understanding of basic financial concepts such as simple interest (92.9%), compound interest (88.4%), and impulse control (86.9%). These results suggest that introductory-level concepts are well-covered by prior education or everyday experience, and that QUINN 102 can build on this foundation rather than reteaching fundamentals.</w:t>
+      </w:r>
+    </w:p>
+    <w:p>
+      <w:pPr>
+        <w:spacing w:line="360" w:after="200"/>
+      </w:pPr>
+      <w:r>
+        <w:rPr>
+          <w:rFonts w:ascii="Times New Roman" w:cs="Times New Roman" w:eastAsia="Times New Roman" w:hAnsi="Times New Roman"/>
+          <w:b/>
+          <w:bCs/>
+          <w:sz w:val="24"/>
+          <w:szCs w:val="24"/>
+        </w:rPr>
+        <w:t xml:space="preserve">Significant gaps in applied financial reasoning. </w:t>
+      </w:r>
+      <w:r>
+        <w:rPr>
+          <w:rFonts w:ascii="Times New Roman" w:cs="Times New Roman" w:eastAsia="Times New Roman" w:hAnsi="Times New Roman"/>
+          <w:sz w:val="24"/>
+          <w:szCs w:val="24"/>
+        </w:rPr>
+        <w:t xml:space="preserve">The weakest subdomains—inflation hedge (24.0%), compound growth (38.7%), and return ranking (40.6%)—involve multi-step reasoning and real-world application. The 9.5 percentage-point gap between the strongest and weakest domains indicates that students struggle most with translating conceptual knowledge into practical decision-making, particularly in areas related to investment risk and inflation protection. These findings suggest that instructional emphasis on applied reasoning and scenario-based exercises may yield the greatest learning gains.</w:t>
+      </w:r>
+    </w:p>
+    <w:p>
+      <w:pPr>
+        <w:spacing w:line="360" w:after="200"/>
+      </w:pPr>
+      <w:r>
+        <w:rPr>
+          <w:rFonts w:ascii="Times New Roman" w:cs="Times New Roman" w:eastAsia="Times New Roman" w:hAnsi="Times New Roman"/>
+          <w:b/>
+          <w:bCs/>
+          <w:sz w:val="24"/>
+          <w:szCs w:val="24"/>
+        </w:rPr>
+        <w:t xml:space="preserve">Generally well-calibrated confidence. </w:t>
+      </w:r>
+      <w:r>
+        <w:rPr>
+          <w:rFonts w:ascii="Times New Roman" w:cs="Times New Roman" w:eastAsia="Times New Roman" w:hAnsi="Times New Roman"/>
+          <w:sz w:val="24"/>
+          <w:szCs w:val="24"/>
+        </w:rPr>
+        <w:t xml:space="preserve">The predominance of well-calibrated (41.1%) and underconfident (32.8%) students is a constructive finding for learning. Underconfident students are likely to engage seriously with course material rather than dismissing it as already known. The 26.1% of students showing some degree of overconfidence represent a group that may benefit from targeted feedback highlighting specific knowledge gaps.</w:t>
+      </w:r>
+    </w:p>
+    <w:p>
+      <w:pPr>
+        <w:spacing w:line="360" w:after="200"/>
+      </w:pPr>
+      <w:r>
+        <w:rPr>
+          <w:rFonts w:ascii="Times New Roman" w:cs="Times New Roman" w:eastAsia="Times New Roman" w:hAnsi="Times New Roman"/>
+          <w:b/>
+          <w:bCs/>
+          <w:sz w:val="24"/>
+          <w:szCs w:val="24"/>
+        </w:rPr>
+        <w:t xml:space="preserve">Financial stress as a relevant covariate. </w:t>
+      </w:r>
+      <w:r>
+        <w:rPr>
+          <w:rFonts w:ascii="Times New Roman" w:cs="Times New Roman" w:eastAsia="Times New Roman" w:hAnsi="Times New Roman"/>
+          <w:sz w:val="24"/>
+          <w:szCs w:val="24"/>
+        </w:rPr>
+        <w:t xml:space="preserve">Nearly a quarter of students (23.8%) report experiencing financial stress often or always. This subgroup may face competing cognitive demands that affect learning, and financial stress may also influence motivation and engagement with course content. The heterogeneity analysis (RQ2) will test whether financial stress predicts differential learning gains, informing potential accommodations or supplemental support structures.</w:t>
+      </w:r>
+    </w:p>
+    <w:p>
+      <w:pPr>
+        <w:spacing w:line="360" w:after="200"/>
+      </w:pPr>
+      <w:r>
+        <w:rPr>
+          <w:rFonts w:ascii="Times New Roman" w:cs="Times New Roman" w:eastAsia="Times New Roman" w:hAnsi="Times New Roman"/>
+          <w:b/>
+          <w:bCs/>
+          <w:sz w:val="24"/>
+          <w:szCs w:val="24"/>
+        </w:rPr>
+        <w:t xml:space="preserve">Meaningful heterogeneity for RQ2 analysis. </w:t>
+      </w:r>
+      <w:r>
+        <w:rPr>
+          <w:rFonts w:ascii="Times New Roman" w:cs="Times New Roman" w:eastAsia="Times New Roman" w:hAnsi="Times New Roman"/>
+          <w:sz w:val="24"/>
+          <w:szCs w:val="24"/>
+        </w:rPr>
+        <w:t xml:space="preserve">The sample exhibits meaningful variation across demographics (gender, race/ethnicity, first-generation status), financial context (employment, stress, self-rated knowledge), and baseline performance (SD = 17.38%). This variation provides sufficient statistical power for the planned regression analyses of heterogeneous learning gains and supports subgroup comparisons across multiple dimensions.</w:t>
+      </w:r>
+    </w:p>
+    <w:p>
+      <w:pPr>
+        <w:spacing w:line="360" w:after="200"/>
+      </w:pPr>
+      <w:r>
+        <w:rPr>
+          <w:rFonts w:ascii="Times New Roman" w:cs="Times New Roman" w:eastAsia="Times New Roman" w:hAnsi="Times New Roman"/>
+          <w:b/>
+          <w:bCs/>
+          <w:sz w:val="24"/>
+          <w:szCs w:val="24"/>
+        </w:rPr>
+        <w:t xml:space="preserve">SDM-10 diagnostic findings reveal actionable misconception patterns. </w:t>
+      </w:r>
+      <w:r>
+        <w:rPr>
+          <w:rFonts w:ascii="Times New Roman" w:cs="Times New Roman" w:eastAsia="Times New Roman" w:hAnsi="Times New Roman"/>
+          <w:sz w:val="24"/>
+          <w:szCs w:val="24"/>
+        </w:rPr>
+        <w:t xml:space="preserve">The three-way classification of 931 open-ended responses identified five dominant misconception clusters: inflation mechanics confusion (55% of Q6 diagnoses), insurance purpose confusion (67% of Q12 diagnoses), empathy-driven financial reasoning (33% of Q7 diagnoses), risk-return reasoning from exceptions, and format-induced selection errors. The finding that 62% of incorrect answers on Q36 reflected correct understanding (selection errors rather than misconceptions) demonstrates the value of open-ended diagnostic follow-up in distinguishing genuine knowledge gaps from measurement artifacts. The 12–14% lucky-guess rate identified through confirm responses further validates the information deficit model’s approach of probing low-confidence correct answers.</w:t>
       </w:r>
     </w:p>
     <w:p>
@@ -3068,7 +5110,7 @@
           <w:ilvl w:val="0"/>
           <w:numId w:val="3"/>
         </w:numPr>
-        <w:spacing w:line="360" w:after="200"/>
+        <w:spacing w:line="360" w:after="120"/>
       </w:pPr>
       <w:r>
         <w:rPr>
@@ -3077,14 +5119,6 @@
           <w:szCs w:val="24"/>
         </w:rPr>
         <w:t xml:space="preserve">The sample is drawn from a single institution and course, limiting generalizability to other student populations and instructional contexts without further replication.</w:t>
-      </w:r>
-    </w:p>
-    <w:p>
-      <w:pPr>
-        <w:pStyle w:val="Heading1"/>
-      </w:pPr>
-      <w:r>
-        <w:t xml:space="preserve">8. Next Steps (Post-Course Assessment)</w:t>
       </w:r>
     </w:p>
     <w:p>
@@ -3102,7 +5136,33 @@
           <w:sz w:val="24"/>
           <w:szCs w:val="24"/>
         </w:rPr>
-        <w:t xml:space="preserve">Administer the post-course assessment during the final week of Spring 2026 instruction using the identical fixed core instrument and SDM-10 adaptive module.</w:t>
+        <w:t xml:space="preserve">A software defect in the platform’s handleAnswer() function caused the SDM scored anchors map to become stale when students revised an anchor answer, resulting in 40 mismatched SDM variant assignments across 36 students (9.8%). The mismatched responses were filtered from the open-ended analysis using an anchor_score and confidence cross-check, and the bug was subsequently fixed (commit 039f955). The filtering reduced the open-ended sample from 971 to 931 responses.</w:t>
+      </w:r>
+    </w:p>
+    <w:p>
+      <w:pPr>
+        <w:pStyle w:val="ListParagraph"/>
+        <w:numPr>
+          <w:ilvl w:val="0"/>
+          <w:numId w:val="3"/>
+        </w:numPr>
+        <w:spacing w:line="360" w:after="200"/>
+      </w:pPr>
+      <w:r>
+        <w:rPr>
+          <w:rFonts w:ascii="Times New Roman" w:cs="Times New Roman" w:eastAsia="Times New Roman" w:hAnsi="Times New Roman"/>
+          <w:sz w:val="24"/>
+          <w:szCs w:val="24"/>
+        </w:rPr>
+        <w:t xml:space="preserve">The SDM-10 open-ended sample is not random: items were administered only to students whose anchor responses triggered high-Need subcategories. Per-item coverage ranges from 20% (Q32) to 90% (Q7). Extrapolation to the full class is appropriate only when item-level coverage exceeds 50%.</w:t>
+      </w:r>
+    </w:p>
+    <w:p>
+      <w:pPr>
+        <w:pStyle w:val="Heading1"/>
+      </w:pPr>
+      <w:r>
+        <w:t xml:space="preserve">8. Next Steps (Post-Course Assessment)</w:t>
       </w:r>
     </w:p>
     <w:p>
@@ -3120,7 +5180,7 @@
           <w:sz w:val="24"/>
           <w:szCs w:val="24"/>
         </w:rPr>
-        <w:t xml:space="preserve">Link pre-course and post-course responses at the student level using anonymous identifiers to compute within-student gain scores at the overall, domain, and subdomain levels.</w:t>
+        <w:t xml:space="preserve">Administer the post-course assessment during the final week of Spring 2026 instruction using the identical fixed core instrument and SDM-10 adaptive module.</w:t>
       </w:r>
     </w:p>
     <w:p>
@@ -3138,7 +5198,7 @@
           <w:sz w:val="24"/>
           <w:szCs w:val="24"/>
         </w:rPr>
-        <w:t xml:space="preserve">Conduct paired statistical tests (t-tests, Wilcoxon signed-rank) and compute effect sizes (Cohen’s d) to assess the magnitude and significance of learning gains (RQ1).</w:t>
+        <w:t xml:space="preserve">Link pre-course and post-course responses at the student level using anonymous identifiers to compute within-student gain scores at the overall, domain, and subdomain levels.</w:t>
       </w:r>
     </w:p>
     <w:p>
@@ -3156,7 +5216,7 @@
           <w:sz w:val="24"/>
           <w:szCs w:val="24"/>
         </w:rPr>
-        <w:t xml:space="preserve">Estimate OLS regression models with gain scores as the dependent variable and baseline covariates as predictors to identify sources of heterogeneous learning gains (RQ2).</w:t>
+        <w:t xml:space="preserve">Conduct paired statistical tests (t-tests, Wilcoxon signed-rank) and compute effect sizes (Cohen’s d) to assess the magnitude and significance of learning gains (RQ1).</w:t>
       </w:r>
     </w:p>
     <w:p>
@@ -3174,6 +5234,24 @@
           <w:sz w:val="24"/>
           <w:szCs w:val="24"/>
         </w:rPr>
+        <w:t xml:space="preserve">Estimate OLS regression models with gain scores as the dependent variable and baseline covariates as predictors to identify sources of heterogeneous learning gains (RQ2).</w:t>
+      </w:r>
+    </w:p>
+    <w:p>
+      <w:pPr>
+        <w:pStyle w:val="ListParagraph"/>
+        <w:numPr>
+          <w:ilvl w:val="0"/>
+          <w:numId w:val="3"/>
+        </w:numPr>
+        <w:spacing w:line="360" w:after="120"/>
+      </w:pPr>
+      <w:r>
+        <w:rPr>
+          <w:rFonts w:ascii="Times New Roman" w:cs="Times New Roman" w:eastAsia="Times New Roman" w:hAnsi="Times New Roman"/>
+          <w:sz w:val="24"/>
+          <w:szCs w:val="24"/>
+        </w:rPr>
         <w:t xml:space="preserve">Complete psychometric validation (Cronbach’s alpha, point-biserial correlations, confirmatory factor analysis) across both administrations to assess instrument reliability and structural validity.</w:t>
       </w:r>
     </w:p>
@@ -3521,7 +5599,7 @@
         <w:pStyle w:val="Heading1"/>
       </w:pPr>
       <w:r>
-        <w:t xml:space="preserve">Appendix A: SDM-10 Selection and Burden Controls</w:t>
+        <w:t xml:space="preserve">Appendix A: SDM-10 Selection Algorithm and Burden Controls</w:t>
       </w:r>
     </w:p>
     <w:p>
@@ -3535,7 +5613,7 @@
           <w:sz w:val="24"/>
           <w:szCs w:val="24"/>
         </w:rPr>
-        <w:t xml:space="preserve">The SDM-10 module uses a rule-based selection algorithm to target each student’s weakest domain. Table A.1 summarizes the burden control rules applied during item selection.</w:t>
+        <w:t xml:space="preserve">The SDM-10 module uses a deterministic, rule-based selection algorithm to choose 10 diagnostic items for each student. This appendix presents the complete specification of burden controls, scoring, variant assignment, selection phases, and classification rules.</w:t>
       </w:r>
     </w:p>
     <w:p>
@@ -3644,7 +5722,7 @@
                 <w:sz w:val="22"/>
                 <w:szCs w:val="22"/>
               </w:rPr>
-              <w:t xml:space="preserve">Maximum items</w:t>
+              <w:t xml:space="preserve">SDM size</w:t>
             </w:r>
           </w:p>
         </w:tc>
@@ -3663,7 +5741,7 @@
                 <w:sz w:val="22"/>
                 <w:szCs w:val="22"/>
               </w:rPr>
-              <w:t xml:space="preserve">10 items per student, drawn from weakest domain only</w:t>
+              <w:t xml:space="preserve">Fixed 10 items after 40 anchor questions</w:t>
             </w:r>
           </w:p>
         </w:tc>
@@ -3684,7 +5762,7 @@
                 <w:sz w:val="22"/>
                 <w:szCs w:val="22"/>
               </w:rPr>
-              <w:t xml:space="preserve">Time limit</w:t>
+              <w:t xml:space="preserve">Selection basis</w:t>
             </w:r>
           </w:p>
         </w:tc>
@@ -3703,7 +5781,7 @@
                 <w:sz w:val="22"/>
                 <w:szCs w:val="22"/>
               </w:rPr>
-              <w:t xml:space="preserve">No separate time limit; included in overall 45-minute maximum</w:t>
+              <w:t xml:space="preserve">Ranked by Need score (0–5) at subcategory level</w:t>
             </w:r>
           </w:p>
         </w:tc>
@@ -3724,7 +5802,7 @@
                 <w:sz w:val="22"/>
                 <w:szCs w:val="22"/>
               </w:rPr>
-              <w:t xml:space="preserve">Format balance</w:t>
+              <w:t xml:space="preserve">Domain balance</w:t>
             </w:r>
           </w:p>
         </w:tc>
@@ -3743,7 +5821,7 @@
                 <w:sz w:val="22"/>
                 <w:szCs w:val="22"/>
               </w:rPr>
-              <w:t xml:space="preserve">Items sampled across conceptual, applied, and numerical formats</w:t>
+              <w:t xml:space="preserve">At least 2 items per scoring domain</w:t>
             </w:r>
           </w:p>
         </w:tc>
@@ -3764,7 +5842,7 @@
                 <w:sz w:val="22"/>
                 <w:szCs w:val="22"/>
               </w:rPr>
-              <w:t xml:space="preserve">Difficulty balance</w:t>
+              <w:t xml:space="preserve">Subcategory cap</w:t>
             </w:r>
           </w:p>
         </w:tc>
@@ -3783,7 +5861,7 @@
                 <w:sz w:val="22"/>
                 <w:szCs w:val="22"/>
               </w:rPr>
-              <w:t xml:space="preserve">Items span foundational, intermediate, and advanced levels</w:t>
+              <w:t xml:space="preserve">Max 2 SDM items per subcategory</w:t>
             </w:r>
           </w:p>
         </w:tc>
@@ -3804,7 +5882,7 @@
                 <w:sz w:val="22"/>
                 <w:szCs w:val="22"/>
               </w:rPr>
-              <w:t xml:space="preserve">No repetition</w:t>
+              <w:t xml:space="preserve">Open-ended cap</w:t>
             </w:r>
           </w:p>
         </w:tc>
@@ -3823,7 +5901,7 @@
                 <w:sz w:val="22"/>
                 <w:szCs w:val="22"/>
               </w:rPr>
-              <w:t xml:space="preserve">SDM-10 items are distinct from fixed core items</w:t>
+              <w:t xml:space="preserve">Max 3 open-ended items per student</w:t>
             </w:r>
           </w:p>
         </w:tc>
@@ -3844,7 +5922,7 @@
                 <w:sz w:val="22"/>
                 <w:szCs w:val="22"/>
               </w:rPr>
-              <w:t xml:space="preserve">Completion requirement</w:t>
+              <w:t xml:space="preserve">Format fallback</w:t>
             </w:r>
           </w:p>
         </w:tc>
@@ -3863,26 +5941,92 @@
                 <w:sz w:val="22"/>
                 <w:szCs w:val="22"/>
               </w:rPr>
-              <w:t xml:space="preserve">All 10 items must be answered; no skip option</w:t>
+              <w:t xml:space="preserve">Open_Diagnose → Lower_MCQ; Open_Confirm → Same_MCQ</w:t>
+            </w:r>
+          </w:p>
+        </w:tc>
+      </w:tr>
+      <w:tr>
+        <w:tc>
+          <w:tcPr>
+            <w:tcW w:type="dxa" w:w="3120"/>
+            <w:vAlign w:val="center"/>
+          </w:tcPr>
+          <w:p>
+            <w:pPr>
+              <w:jc w:val="center"/>
+            </w:pPr>
+            <w:r>
+              <w:rPr>
+                <w:rFonts w:ascii="Times New Roman" w:cs="Times New Roman" w:eastAsia="Times New Roman" w:hAnsi="Times New Roman"/>
+                <w:sz w:val="22"/>
+                <w:szCs w:val="22"/>
+              </w:rPr>
+              <w:t xml:space="preserve">Item source</w:t>
+            </w:r>
+          </w:p>
+        </w:tc>
+        <w:tc>
+          <w:tcPr>
+            <w:tcW w:type="dxa" w:w="6240"/>
+            <w:vAlign w:val="center"/>
+          </w:tcPr>
+          <w:p>
+            <w:pPr>
+              <w:jc w:val="center"/>
+            </w:pPr>
+            <w:r>
+              <w:rPr>
+                <w:rFonts w:ascii="Times New Roman" w:cs="Times New Roman" w:eastAsia="Times New Roman" w:hAnsi="Times New Roman"/>
+                <w:sz w:val="22"/>
+                <w:szCs w:val="22"/>
+              </w:rPr>
+              <w:t xml:space="preserve">Pre-written 156-variant bank only</w:t>
+            </w:r>
+          </w:p>
+        </w:tc>
+      </w:tr>
+      <w:tr>
+        <w:tc>
+          <w:tcPr>
+            <w:tcW w:type="dxa" w:w="3120"/>
+            <w:vAlign w:val="center"/>
+          </w:tcPr>
+          <w:p>
+            <w:pPr>
+              <w:jc w:val="center"/>
+            </w:pPr>
+            <w:r>
+              <w:rPr>
+                <w:rFonts w:ascii="Times New Roman" w:cs="Times New Roman" w:eastAsia="Times New Roman" w:hAnsi="Times New Roman"/>
+                <w:sz w:val="22"/>
+                <w:szCs w:val="22"/>
+              </w:rPr>
+              <w:t xml:space="preserve">Grading</w:t>
+            </w:r>
+          </w:p>
+        </w:tc>
+        <w:tc>
+          <w:tcPr>
+            <w:tcW w:type="dxa" w:w="6240"/>
+            <w:vAlign w:val="center"/>
+          </w:tcPr>
+          <w:p>
+            <w:pPr>
+              <w:jc w:val="center"/>
+            </w:pPr>
+            <w:r>
+              <w:rPr>
+                <w:rFonts w:ascii="Times New Roman" w:cs="Times New Roman" w:eastAsia="Times New Roman" w:hAnsi="Times New Roman"/>
+                <w:sz w:val="22"/>
+                <w:szCs w:val="22"/>
+              </w:rPr>
+              <w:t xml:space="preserve">Diagnostic only (Model C); grade from 40 anchors only</w:t>
             </w:r>
           </w:p>
         </w:tc>
       </w:tr>
     </w:tbl>
-    <w:p>
-      <w:pPr>
-        <w:spacing w:line="360" w:after="200"/>
-        <w:jc w:val="left"/>
-      </w:pPr>
-      <w:r>
-        <w:rPr>
-          <w:rFonts w:ascii="Times New Roman" w:cs="Times New Roman" w:eastAsia="Times New Roman" w:hAnsi="Times New Roman"/>
-          <w:sz w:val="24"/>
-          <w:szCs w:val="24"/>
-        </w:rPr>
-        <w:t xml:space="preserve">Table A.2 presents the item bank structure showing the distribution of SDM-10 items across question format and difficulty level for each domain.</w:t>
-      </w:r>
-    </w:p>
     <w:p>
       <w:pPr>
         <w:spacing w:before="240" w:after="120"/>
@@ -3898,7 +6042,940 @@
           <w:sz w:val="22"/>
           <w:szCs w:val="22"/>
         </w:rPr>
-        <w:t xml:space="preserve">Table A.2. SDM-10 Item Bank Structure (Format x Difficulty Level)</w:t>
+        <w:t xml:space="preserve">Table A.2. Need Score Mapping (Correctness × Confidence × Format)</w:t>
+      </w:r>
+    </w:p>
+    <w:tbl>
+      <w:tblPr>
+        <w:tblW w:type="dxa" w:w="9360"/>
+        <w:tblBorders>
+          <w:top w:val="single" w:color="CCCCCC" w:sz="1"/>
+          <w:left w:val="single" w:color="CCCCCC" w:sz="1"/>
+          <w:bottom w:val="single" w:color="CCCCCC" w:sz="1"/>
+          <w:right w:val="single" w:color="CCCCCC" w:sz="1"/>
+          <w:insideH w:val="single" w:color="CCCCCC" w:sz="1"/>
+          <w:insideV w:val="single" w:color="CCCCCC" w:sz="1"/>
+        </w:tblBorders>
+        <w:tblLayout w:type="fixed"/>
+        <w:tblCellMar>
+          <w:top w:type="dxa" w:w="60"/>
+          <w:left w:type="dxa" w:w="120"/>
+          <w:bottom w:type="dxa" w:w="60"/>
+          <w:right w:type="dxa" w:w="120"/>
+        </w:tblCellMar>
+      </w:tblPr>
+      <w:tblGrid>
+        <w:gridCol w:w="1872"/>
+        <w:gridCol w:w="1872"/>
+        <w:gridCol w:w="1872"/>
+        <w:gridCol w:w="1872"/>
+        <w:gridCol w:w="1872"/>
+      </w:tblGrid>
+      <w:tr>
+        <w:trPr>
+          <w:tblHeader/>
+        </w:trPr>
+        <w:tc>
+          <w:tcPr>
+            <w:tcW w:type="dxa" w:w="1872"/>
+            <w:shd w:fill="D5E8F0" w:color="auto" w:val="clear"/>
+            <w:vAlign w:val="center"/>
+          </w:tcPr>
+          <w:p>
+            <w:pPr>
+              <w:jc w:val="center"/>
+            </w:pPr>
+            <w:r>
+              <w:rPr>
+                <w:rFonts w:ascii="Times New Roman" w:cs="Times New Roman" w:eastAsia="Times New Roman" w:hAnsi="Times New Roman"/>
+                <w:b/>
+                <w:bCs/>
+                <w:sz w:val="22"/>
+                <w:szCs w:val="22"/>
+              </w:rPr>
+              <w:t xml:space="preserve">Confidence</w:t>
+            </w:r>
+          </w:p>
+        </w:tc>
+        <w:tc>
+          <w:tcPr>
+            <w:tcW w:type="dxa" w:w="1872"/>
+            <w:shd w:fill="D5E8F0" w:color="auto" w:val="clear"/>
+            <w:vAlign w:val="center"/>
+          </w:tcPr>
+          <w:p>
+            <w:pPr>
+              <w:jc w:val="center"/>
+            </w:pPr>
+            <w:r>
+              <w:rPr>
+                <w:rFonts w:ascii="Times New Roman" w:cs="Times New Roman" w:eastAsia="Times New Roman" w:hAnsi="Times New Roman"/>
+                <w:b/>
+                <w:bCs/>
+                <w:sz w:val="22"/>
+                <w:szCs w:val="22"/>
+              </w:rPr>
+              <w:t xml:space="preserve">Correct (MCQ)</w:t>
+            </w:r>
+          </w:p>
+        </w:tc>
+        <w:tc>
+          <w:tcPr>
+            <w:tcW w:type="dxa" w:w="1872"/>
+            <w:shd w:fill="D5E8F0" w:color="auto" w:val="clear"/>
+            <w:vAlign w:val="center"/>
+          </w:tcPr>
+          <w:p>
+            <w:pPr>
+              <w:jc w:val="center"/>
+            </w:pPr>
+            <w:r>
+              <w:rPr>
+                <w:rFonts w:ascii="Times New Roman" w:cs="Times New Roman" w:eastAsia="Times New Roman" w:hAnsi="Times New Roman"/>
+                <w:b/>
+                <w:bCs/>
+                <w:sz w:val="22"/>
+                <w:szCs w:val="22"/>
+              </w:rPr>
+              <w:t xml:space="preserve">Correct (T/F)</w:t>
+            </w:r>
+          </w:p>
+        </w:tc>
+        <w:tc>
+          <w:tcPr>
+            <w:tcW w:type="dxa" w:w="1872"/>
+            <w:shd w:fill="D5E8F0" w:color="auto" w:val="clear"/>
+            <w:vAlign w:val="center"/>
+          </w:tcPr>
+          <w:p>
+            <w:pPr>
+              <w:jc w:val="center"/>
+            </w:pPr>
+            <w:r>
+              <w:rPr>
+                <w:rFonts w:ascii="Times New Roman" w:cs="Times New Roman" w:eastAsia="Times New Roman" w:hAnsi="Times New Roman"/>
+                <w:b/>
+                <w:bCs/>
+                <w:sz w:val="22"/>
+                <w:szCs w:val="22"/>
+              </w:rPr>
+              <w:t xml:space="preserve">Incorrect (MCQ)</w:t>
+            </w:r>
+          </w:p>
+        </w:tc>
+        <w:tc>
+          <w:tcPr>
+            <w:tcW w:type="dxa" w:w="1872"/>
+            <w:shd w:fill="D5E8F0" w:color="auto" w:val="clear"/>
+            <w:vAlign w:val="center"/>
+          </w:tcPr>
+          <w:p>
+            <w:pPr>
+              <w:jc w:val="center"/>
+            </w:pPr>
+            <w:r>
+              <w:rPr>
+                <w:rFonts w:ascii="Times New Roman" w:cs="Times New Roman" w:eastAsia="Times New Roman" w:hAnsi="Times New Roman"/>
+                <w:b/>
+                <w:bCs/>
+                <w:sz w:val="22"/>
+                <w:szCs w:val="22"/>
+              </w:rPr>
+              <w:t xml:space="preserve">Incorrect (T/F)</w:t>
+            </w:r>
+          </w:p>
+        </w:tc>
+      </w:tr>
+      <w:tr>
+        <w:tc>
+          <w:tcPr>
+            <w:tcW w:type="dxa" w:w="1872"/>
+            <w:vAlign w:val="center"/>
+          </w:tcPr>
+          <w:p>
+            <w:pPr>
+              <w:jc w:val="center"/>
+            </w:pPr>
+            <w:r>
+              <w:rPr>
+                <w:rFonts w:ascii="Times New Roman" w:cs="Times New Roman" w:eastAsia="Times New Roman" w:hAnsi="Times New Roman"/>
+                <w:sz w:val="22"/>
+                <w:szCs w:val="22"/>
+              </w:rPr>
+              <w:t xml:space="preserve">1 (Low)</w:t>
+            </w:r>
+          </w:p>
+        </w:tc>
+        <w:tc>
+          <w:tcPr>
+            <w:tcW w:type="dxa" w:w="1872"/>
+            <w:vAlign w:val="center"/>
+          </w:tcPr>
+          <w:p>
+            <w:pPr>
+              <w:jc w:val="center"/>
+            </w:pPr>
+            <w:r>
+              <w:rPr>
+                <w:rFonts w:ascii="Times New Roman" w:cs="Times New Roman" w:eastAsia="Times New Roman" w:hAnsi="Times New Roman"/>
+                <w:sz w:val="22"/>
+                <w:szCs w:val="22"/>
+              </w:rPr>
+              <w:t xml:space="preserve">2</w:t>
+            </w:r>
+          </w:p>
+        </w:tc>
+        <w:tc>
+          <w:tcPr>
+            <w:tcW w:type="dxa" w:w="1872"/>
+            <w:vAlign w:val="center"/>
+          </w:tcPr>
+          <w:p>
+            <w:pPr>
+              <w:jc w:val="center"/>
+            </w:pPr>
+            <w:r>
+              <w:rPr>
+                <w:rFonts w:ascii="Times New Roman" w:cs="Times New Roman" w:eastAsia="Times New Roman" w:hAnsi="Times New Roman"/>
+                <w:sz w:val="22"/>
+                <w:szCs w:val="22"/>
+              </w:rPr>
+              <w:t xml:space="preserve">3</w:t>
+            </w:r>
+          </w:p>
+        </w:tc>
+        <w:tc>
+          <w:tcPr>
+            <w:tcW w:type="dxa" w:w="1872"/>
+            <w:vAlign w:val="center"/>
+          </w:tcPr>
+          <w:p>
+            <w:pPr>
+              <w:jc w:val="center"/>
+            </w:pPr>
+            <w:r>
+              <w:rPr>
+                <w:rFonts w:ascii="Times New Roman" w:cs="Times New Roman" w:eastAsia="Times New Roman" w:hAnsi="Times New Roman"/>
+                <w:sz w:val="22"/>
+                <w:szCs w:val="22"/>
+              </w:rPr>
+              <w:t xml:space="preserve">3</w:t>
+            </w:r>
+          </w:p>
+        </w:tc>
+        <w:tc>
+          <w:tcPr>
+            <w:tcW w:type="dxa" w:w="1872"/>
+            <w:vAlign w:val="center"/>
+          </w:tcPr>
+          <w:p>
+            <w:pPr>
+              <w:jc w:val="center"/>
+            </w:pPr>
+            <w:r>
+              <w:rPr>
+                <w:rFonts w:ascii="Times New Roman" w:cs="Times New Roman" w:eastAsia="Times New Roman" w:hAnsi="Times New Roman"/>
+                <w:sz w:val="22"/>
+                <w:szCs w:val="22"/>
+              </w:rPr>
+              <w:t xml:space="preserve">3</w:t>
+            </w:r>
+          </w:p>
+        </w:tc>
+      </w:tr>
+      <w:tr>
+        <w:tc>
+          <w:tcPr>
+            <w:tcW w:type="dxa" w:w="1872"/>
+            <w:vAlign w:val="center"/>
+          </w:tcPr>
+          <w:p>
+            <w:pPr>
+              <w:jc w:val="center"/>
+            </w:pPr>
+            <w:r>
+              <w:rPr>
+                <w:rFonts w:ascii="Times New Roman" w:cs="Times New Roman" w:eastAsia="Times New Roman" w:hAnsi="Times New Roman"/>
+                <w:sz w:val="22"/>
+                <w:szCs w:val="22"/>
+              </w:rPr>
+              <w:t xml:space="preserve">2 (Mid)</w:t>
+            </w:r>
+          </w:p>
+        </w:tc>
+        <w:tc>
+          <w:tcPr>
+            <w:tcW w:type="dxa" w:w="1872"/>
+            <w:vAlign w:val="center"/>
+          </w:tcPr>
+          <w:p>
+            <w:pPr>
+              <w:jc w:val="center"/>
+            </w:pPr>
+            <w:r>
+              <w:rPr>
+                <w:rFonts w:ascii="Times New Roman" w:cs="Times New Roman" w:eastAsia="Times New Roman" w:hAnsi="Times New Roman"/>
+                <w:sz w:val="22"/>
+                <w:szCs w:val="22"/>
+              </w:rPr>
+              <w:t xml:space="preserve">1</w:t>
+            </w:r>
+          </w:p>
+        </w:tc>
+        <w:tc>
+          <w:tcPr>
+            <w:tcW w:type="dxa" w:w="1872"/>
+            <w:vAlign w:val="center"/>
+          </w:tcPr>
+          <w:p>
+            <w:pPr>
+              <w:jc w:val="center"/>
+            </w:pPr>
+            <w:r>
+              <w:rPr>
+                <w:rFonts w:ascii="Times New Roman" w:cs="Times New Roman" w:eastAsia="Times New Roman" w:hAnsi="Times New Roman"/>
+                <w:sz w:val="22"/>
+                <w:szCs w:val="22"/>
+              </w:rPr>
+              <w:t xml:space="preserve">2</w:t>
+            </w:r>
+          </w:p>
+        </w:tc>
+        <w:tc>
+          <w:tcPr>
+            <w:tcW w:type="dxa" w:w="1872"/>
+            <w:vAlign w:val="center"/>
+          </w:tcPr>
+          <w:p>
+            <w:pPr>
+              <w:jc w:val="center"/>
+            </w:pPr>
+            <w:r>
+              <w:rPr>
+                <w:rFonts w:ascii="Times New Roman" w:cs="Times New Roman" w:eastAsia="Times New Roman" w:hAnsi="Times New Roman"/>
+                <w:sz w:val="22"/>
+                <w:szCs w:val="22"/>
+              </w:rPr>
+              <w:t xml:space="preserve">4</w:t>
+            </w:r>
+          </w:p>
+        </w:tc>
+        <w:tc>
+          <w:tcPr>
+            <w:tcW w:type="dxa" w:w="1872"/>
+            <w:vAlign w:val="center"/>
+          </w:tcPr>
+          <w:p>
+            <w:pPr>
+              <w:jc w:val="center"/>
+            </w:pPr>
+            <w:r>
+              <w:rPr>
+                <w:rFonts w:ascii="Times New Roman" w:cs="Times New Roman" w:eastAsia="Times New Roman" w:hAnsi="Times New Roman"/>
+                <w:sz w:val="22"/>
+                <w:szCs w:val="22"/>
+              </w:rPr>
+              <w:t xml:space="preserve">4</w:t>
+            </w:r>
+          </w:p>
+        </w:tc>
+      </w:tr>
+      <w:tr>
+        <w:tc>
+          <w:tcPr>
+            <w:tcW w:type="dxa" w:w="1872"/>
+            <w:vAlign w:val="center"/>
+          </w:tcPr>
+          <w:p>
+            <w:pPr>
+              <w:jc w:val="center"/>
+            </w:pPr>
+            <w:r>
+              <w:rPr>
+                <w:rFonts w:ascii="Times New Roman" w:cs="Times New Roman" w:eastAsia="Times New Roman" w:hAnsi="Times New Roman"/>
+                <w:sz w:val="22"/>
+                <w:szCs w:val="22"/>
+              </w:rPr>
+              <w:t xml:space="preserve">3 (High)</w:t>
+            </w:r>
+          </w:p>
+        </w:tc>
+        <w:tc>
+          <w:tcPr>
+            <w:tcW w:type="dxa" w:w="1872"/>
+            <w:vAlign w:val="center"/>
+          </w:tcPr>
+          <w:p>
+            <w:pPr>
+              <w:jc w:val="center"/>
+            </w:pPr>
+            <w:r>
+              <w:rPr>
+                <w:rFonts w:ascii="Times New Roman" w:cs="Times New Roman" w:eastAsia="Times New Roman" w:hAnsi="Times New Roman"/>
+                <w:sz w:val="22"/>
+                <w:szCs w:val="22"/>
+              </w:rPr>
+              <w:t xml:space="preserve">0</w:t>
+            </w:r>
+          </w:p>
+        </w:tc>
+        <w:tc>
+          <w:tcPr>
+            <w:tcW w:type="dxa" w:w="1872"/>
+            <w:vAlign w:val="center"/>
+          </w:tcPr>
+          <w:p>
+            <w:pPr>
+              <w:jc w:val="center"/>
+            </w:pPr>
+            <w:r>
+              <w:rPr>
+                <w:rFonts w:ascii="Times New Roman" w:cs="Times New Roman" w:eastAsia="Times New Roman" w:hAnsi="Times New Roman"/>
+                <w:sz w:val="22"/>
+                <w:szCs w:val="22"/>
+              </w:rPr>
+              <w:t xml:space="preserve">0</w:t>
+            </w:r>
+          </w:p>
+        </w:tc>
+        <w:tc>
+          <w:tcPr>
+            <w:tcW w:type="dxa" w:w="1872"/>
+            <w:vAlign w:val="center"/>
+          </w:tcPr>
+          <w:p>
+            <w:pPr>
+              <w:jc w:val="center"/>
+            </w:pPr>
+            <w:r>
+              <w:rPr>
+                <w:rFonts w:ascii="Times New Roman" w:cs="Times New Roman" w:eastAsia="Times New Roman" w:hAnsi="Times New Roman"/>
+                <w:sz w:val="22"/>
+                <w:szCs w:val="22"/>
+              </w:rPr>
+              <w:t xml:space="preserve">5</w:t>
+            </w:r>
+          </w:p>
+        </w:tc>
+        <w:tc>
+          <w:tcPr>
+            <w:tcW w:type="dxa" w:w="1872"/>
+            <w:vAlign w:val="center"/>
+          </w:tcPr>
+          <w:p>
+            <w:pPr>
+              <w:jc w:val="center"/>
+            </w:pPr>
+            <w:r>
+              <w:rPr>
+                <w:rFonts w:ascii="Times New Roman" w:cs="Times New Roman" w:eastAsia="Times New Roman" w:hAnsi="Times New Roman"/>
+                <w:sz w:val="22"/>
+                <w:szCs w:val="22"/>
+              </w:rPr>
+              <w:t xml:space="preserve">5</w:t>
+            </w:r>
+          </w:p>
+        </w:tc>
+      </w:tr>
+    </w:tbl>
+    <w:p>
+      <w:pPr>
+        <w:spacing w:line="360" w:after="200"/>
+        <w:jc w:val="left"/>
+      </w:pPr>
+      <w:r>
+        <w:rPr>
+          <w:rFonts w:ascii="Times New Roman" w:cs="Times New Roman" w:eastAsia="Times New Roman" w:hAnsi="Times New Roman"/>
+          <w:sz w:val="24"/>
+          <w:szCs w:val="24"/>
+        </w:rPr>
+        <w:t xml:space="preserve">The format-aware adjustment reflects differential guessing probability: True/False items have a 50% chance-level baseline versus approximately 25% for MCQ, so correct T/F responses at moderate confidence receive higher Need scores than equivalent MCQ responses.</w:t>
+      </w:r>
+    </w:p>
+    <w:p>
+      <w:pPr>
+        <w:spacing w:before="240" w:after="120"/>
+        <w:jc w:val="center"/>
+      </w:pPr>
+      <w:r>
+        <w:rPr>
+          <w:rFonts w:ascii="Times New Roman" w:cs="Times New Roman" w:eastAsia="Times New Roman" w:hAnsi="Times New Roman"/>
+          <w:b/>
+          <w:bCs/>
+          <w:i/>
+          <w:iCs/>
+          <w:sz w:val="22"/>
+          <w:szCs w:val="22"/>
+        </w:rPr>
+        <w:t xml:space="preserve">Table A.3. Variant Type Assignment Rules</w:t>
+      </w:r>
+    </w:p>
+    <w:tbl>
+      <w:tblPr>
+        <w:tblW w:type="dxa" w:w="9360"/>
+        <w:tblBorders>
+          <w:top w:val="single" w:color="CCCCCC" w:sz="1"/>
+          <w:left w:val="single" w:color="CCCCCC" w:sz="1"/>
+          <w:bottom w:val="single" w:color="CCCCCC" w:sz="1"/>
+          <w:right w:val="single" w:color="CCCCCC" w:sz="1"/>
+          <w:insideH w:val="single" w:color="CCCCCC" w:sz="1"/>
+          <w:insideV w:val="single" w:color="CCCCCC" w:sz="1"/>
+        </w:tblBorders>
+        <w:tblLayout w:type="fixed"/>
+        <w:tblCellMar>
+          <w:top w:type="dxa" w:w="60"/>
+          <w:left w:type="dxa" w:w="120"/>
+          <w:bottom w:type="dxa" w:w="60"/>
+          <w:right w:type="dxa" w:w="120"/>
+        </w:tblCellMar>
+      </w:tblPr>
+      <w:tblGrid>
+        <w:gridCol w:w="3120"/>
+        <w:gridCol w:w="3120"/>
+        <w:gridCol w:w="3120"/>
+      </w:tblGrid>
+      <w:tr>
+        <w:trPr>
+          <w:tblHeader/>
+        </w:trPr>
+        <w:tc>
+          <w:tcPr>
+            <w:tcW w:type="dxa" w:w="3120"/>
+            <w:shd w:fill="D5E8F0" w:color="auto" w:val="clear"/>
+            <w:vAlign w:val="center"/>
+          </w:tcPr>
+          <w:p>
+            <w:pPr>
+              <w:jc w:val="center"/>
+            </w:pPr>
+            <w:r>
+              <w:rPr>
+                <w:rFonts w:ascii="Times New Roman" w:cs="Times New Roman" w:eastAsia="Times New Roman" w:hAnsi="Times New Roman"/>
+                <w:b/>
+                <w:bCs/>
+                <w:sz w:val="22"/>
+                <w:szCs w:val="22"/>
+              </w:rPr>
+              <w:t xml:space="preserve">Anchor Pattern</w:t>
+            </w:r>
+          </w:p>
+        </w:tc>
+        <w:tc>
+          <w:tcPr>
+            <w:tcW w:type="dxa" w:w="3120"/>
+            <w:shd w:fill="D5E8F0" w:color="auto" w:val="clear"/>
+            <w:vAlign w:val="center"/>
+          </w:tcPr>
+          <w:p>
+            <w:pPr>
+              <w:jc w:val="center"/>
+            </w:pPr>
+            <w:r>
+              <w:rPr>
+                <w:rFonts w:ascii="Times New Roman" w:cs="Times New Roman" w:eastAsia="Times New Roman" w:hAnsi="Times New Roman"/>
+                <w:b/>
+                <w:bCs/>
+                <w:sz w:val="22"/>
+                <w:szCs w:val="22"/>
+              </w:rPr>
+              <w:t xml:space="preserve">Variant Type</w:t>
+            </w:r>
+          </w:p>
+        </w:tc>
+        <w:tc>
+          <w:tcPr>
+            <w:tcW w:type="dxa" w:w="3120"/>
+            <w:shd w:fill="D5E8F0" w:color="auto" w:val="clear"/>
+            <w:vAlign w:val="center"/>
+          </w:tcPr>
+          <w:p>
+            <w:pPr>
+              <w:jc w:val="center"/>
+            </w:pPr>
+            <w:r>
+              <w:rPr>
+                <w:rFonts w:ascii="Times New Roman" w:cs="Times New Roman" w:eastAsia="Times New Roman" w:hAnsi="Times New Roman"/>
+                <w:b/>
+                <w:bCs/>
+                <w:sz w:val="22"/>
+                <w:szCs w:val="22"/>
+              </w:rPr>
+              <w:t xml:space="preserve">Diagnostic Goal</w:t>
+            </w:r>
+          </w:p>
+        </w:tc>
+      </w:tr>
+      <w:tr>
+        <w:tc>
+          <w:tcPr>
+            <w:tcW w:type="dxa" w:w="3120"/>
+            <w:vAlign w:val="center"/>
+          </w:tcPr>
+          <w:p>
+            <w:pPr>
+              <w:jc w:val="center"/>
+            </w:pPr>
+            <w:r>
+              <w:rPr>
+                <w:rFonts w:ascii="Times New Roman" w:cs="Times New Roman" w:eastAsia="Times New Roman" w:hAnsi="Times New Roman"/>
+                <w:sz w:val="22"/>
+                <w:szCs w:val="22"/>
+              </w:rPr>
+              <w:t xml:space="preserve">Incorrect + High conf.</w:t>
+            </w:r>
+          </w:p>
+        </w:tc>
+        <w:tc>
+          <w:tcPr>
+            <w:tcW w:type="dxa" w:w="3120"/>
+            <w:vAlign w:val="center"/>
+          </w:tcPr>
+          <w:p>
+            <w:pPr>
+              <w:jc w:val="center"/>
+            </w:pPr>
+            <w:r>
+              <w:rPr>
+                <w:rFonts w:ascii="Times New Roman" w:cs="Times New Roman" w:eastAsia="Times New Roman" w:hAnsi="Times New Roman"/>
+                <w:sz w:val="22"/>
+                <w:szCs w:val="22"/>
+              </w:rPr>
+              <w:t xml:space="preserve">Open_Diagnose</w:t>
+            </w:r>
+          </w:p>
+        </w:tc>
+        <w:tc>
+          <w:tcPr>
+            <w:tcW w:type="dxa" w:w="3120"/>
+            <w:vAlign w:val="center"/>
+          </w:tcPr>
+          <w:p>
+            <w:pPr>
+              <w:jc w:val="center"/>
+            </w:pPr>
+            <w:r>
+              <w:rPr>
+                <w:rFonts w:ascii="Times New Roman" w:cs="Times New Roman" w:eastAsia="Times New Roman" w:hAnsi="Times New Roman"/>
+                <w:sz w:val="22"/>
+                <w:szCs w:val="22"/>
+              </w:rPr>
+              <w:t xml:space="preserve">Surface misconception</w:t>
+            </w:r>
+          </w:p>
+        </w:tc>
+      </w:tr>
+      <w:tr>
+        <w:tc>
+          <w:tcPr>
+            <w:tcW w:type="dxa" w:w="3120"/>
+            <w:vAlign w:val="center"/>
+          </w:tcPr>
+          <w:p>
+            <w:pPr>
+              <w:jc w:val="center"/>
+            </w:pPr>
+            <w:r>
+              <w:rPr>
+                <w:rFonts w:ascii="Times New Roman" w:cs="Times New Roman" w:eastAsia="Times New Roman" w:hAnsi="Times New Roman"/>
+                <w:sz w:val="22"/>
+                <w:szCs w:val="22"/>
+              </w:rPr>
+              <w:t xml:space="preserve">Incorrect + Mid conf.</w:t>
+            </w:r>
+          </w:p>
+        </w:tc>
+        <w:tc>
+          <w:tcPr>
+            <w:tcW w:type="dxa" w:w="3120"/>
+            <w:vAlign w:val="center"/>
+          </w:tcPr>
+          <w:p>
+            <w:pPr>
+              <w:jc w:val="center"/>
+            </w:pPr>
+            <w:r>
+              <w:rPr>
+                <w:rFonts w:ascii="Times New Roman" w:cs="Times New Roman" w:eastAsia="Times New Roman" w:hAnsi="Times New Roman"/>
+                <w:sz w:val="22"/>
+                <w:szCs w:val="22"/>
+              </w:rPr>
+              <w:t xml:space="preserve">Lower_MCQ</w:t>
+            </w:r>
+          </w:p>
+        </w:tc>
+        <w:tc>
+          <w:tcPr>
+            <w:tcW w:type="dxa" w:w="3120"/>
+            <w:vAlign w:val="center"/>
+          </w:tcPr>
+          <w:p>
+            <w:pPr>
+              <w:jc w:val="center"/>
+            </w:pPr>
+            <w:r>
+              <w:rPr>
+                <w:rFonts w:ascii="Times New Roman" w:cs="Times New Roman" w:eastAsia="Times New Roman" w:hAnsi="Times New Roman"/>
+                <w:sz w:val="22"/>
+                <w:szCs w:val="22"/>
+              </w:rPr>
+              <w:t xml:space="preserve">Test foundational understanding</w:t>
+            </w:r>
+          </w:p>
+        </w:tc>
+      </w:tr>
+      <w:tr>
+        <w:tc>
+          <w:tcPr>
+            <w:tcW w:type="dxa" w:w="3120"/>
+            <w:vAlign w:val="center"/>
+          </w:tcPr>
+          <w:p>
+            <w:pPr>
+              <w:jc w:val="center"/>
+            </w:pPr>
+            <w:r>
+              <w:rPr>
+                <w:rFonts w:ascii="Times New Roman" w:cs="Times New Roman" w:eastAsia="Times New Roman" w:hAnsi="Times New Roman"/>
+                <w:sz w:val="22"/>
+                <w:szCs w:val="22"/>
+              </w:rPr>
+              <w:t xml:space="preserve">Incorrect + Low conf.</w:t>
+            </w:r>
+          </w:p>
+        </w:tc>
+        <w:tc>
+          <w:tcPr>
+            <w:tcW w:type="dxa" w:w="3120"/>
+            <w:vAlign w:val="center"/>
+          </w:tcPr>
+          <w:p>
+            <w:pPr>
+              <w:jc w:val="center"/>
+            </w:pPr>
+            <w:r>
+              <w:rPr>
+                <w:rFonts w:ascii="Times New Roman" w:cs="Times New Roman" w:eastAsia="Times New Roman" w:hAnsi="Times New Roman"/>
+                <w:sz w:val="22"/>
+                <w:szCs w:val="22"/>
+              </w:rPr>
+              <w:t xml:space="preserve">Lower_TF</w:t>
+            </w:r>
+          </w:p>
+        </w:tc>
+        <w:tc>
+          <w:tcPr>
+            <w:tcW w:type="dxa" w:w="3120"/>
+            <w:vAlign w:val="center"/>
+          </w:tcPr>
+          <w:p>
+            <w:pPr>
+              <w:jc w:val="center"/>
+            </w:pPr>
+            <w:r>
+              <w:rPr>
+                <w:rFonts w:ascii="Times New Roman" w:cs="Times New Roman" w:eastAsia="Times New Roman" w:hAnsi="Times New Roman"/>
+                <w:sz w:val="22"/>
+                <w:szCs w:val="22"/>
+              </w:rPr>
+              <w:t xml:space="preserve">Confirm basic recognition</w:t>
+            </w:r>
+          </w:p>
+        </w:tc>
+      </w:tr>
+      <w:tr>
+        <w:tc>
+          <w:tcPr>
+            <w:tcW w:type="dxa" w:w="3120"/>
+            <w:vAlign w:val="center"/>
+          </w:tcPr>
+          <w:p>
+            <w:pPr>
+              <w:jc w:val="center"/>
+            </w:pPr>
+            <w:r>
+              <w:rPr>
+                <w:rFonts w:ascii="Times New Roman" w:cs="Times New Roman" w:eastAsia="Times New Roman" w:hAnsi="Times New Roman"/>
+                <w:sz w:val="22"/>
+                <w:szCs w:val="22"/>
+              </w:rPr>
+              <w:t xml:space="preserve">Correct + Low conf.</w:t>
+            </w:r>
+          </w:p>
+        </w:tc>
+        <w:tc>
+          <w:tcPr>
+            <w:tcW w:type="dxa" w:w="3120"/>
+            <w:vAlign w:val="center"/>
+          </w:tcPr>
+          <w:p>
+            <w:pPr>
+              <w:jc w:val="center"/>
+            </w:pPr>
+            <w:r>
+              <w:rPr>
+                <w:rFonts w:ascii="Times New Roman" w:cs="Times New Roman" w:eastAsia="Times New Roman" w:hAnsi="Times New Roman"/>
+                <w:sz w:val="22"/>
+                <w:szCs w:val="22"/>
+              </w:rPr>
+              <w:t xml:space="preserve">Open_Confirm</w:t>
+            </w:r>
+          </w:p>
+        </w:tc>
+        <w:tc>
+          <w:tcPr>
+            <w:tcW w:type="dxa" w:w="3120"/>
+            <w:vAlign w:val="center"/>
+          </w:tcPr>
+          <w:p>
+            <w:pPr>
+              <w:jc w:val="center"/>
+            </w:pPr>
+            <w:r>
+              <w:rPr>
+                <w:rFonts w:ascii="Times New Roman" w:cs="Times New Roman" w:eastAsia="Times New Roman" w:hAnsi="Times New Roman"/>
+                <w:sz w:val="22"/>
+                <w:szCs w:val="22"/>
+              </w:rPr>
+              <w:t xml:space="preserve">Verify understanding vs. guessing</w:t>
+            </w:r>
+          </w:p>
+        </w:tc>
+      </w:tr>
+      <w:tr>
+        <w:tc>
+          <w:tcPr>
+            <w:tcW w:type="dxa" w:w="3120"/>
+            <w:vAlign w:val="center"/>
+          </w:tcPr>
+          <w:p>
+            <w:pPr>
+              <w:jc w:val="center"/>
+            </w:pPr>
+            <w:r>
+              <w:rPr>
+                <w:rFonts w:ascii="Times New Roman" w:cs="Times New Roman" w:eastAsia="Times New Roman" w:hAnsi="Times New Roman"/>
+                <w:sz w:val="22"/>
+                <w:szCs w:val="22"/>
+              </w:rPr>
+              <w:t xml:space="preserve">Correct + Mid conf.</w:t>
+            </w:r>
+          </w:p>
+        </w:tc>
+        <w:tc>
+          <w:tcPr>
+            <w:tcW w:type="dxa" w:w="3120"/>
+            <w:vAlign w:val="center"/>
+          </w:tcPr>
+          <w:p>
+            <w:pPr>
+              <w:jc w:val="center"/>
+            </w:pPr>
+            <w:r>
+              <w:rPr>
+                <w:rFonts w:ascii="Times New Roman" w:cs="Times New Roman" w:eastAsia="Times New Roman" w:hAnsi="Times New Roman"/>
+                <w:sz w:val="22"/>
+                <w:szCs w:val="22"/>
+              </w:rPr>
+              <w:t xml:space="preserve">Same_MCQ</w:t>
+            </w:r>
+          </w:p>
+        </w:tc>
+        <w:tc>
+          <w:tcPr>
+            <w:tcW w:type="dxa" w:w="3120"/>
+            <w:vAlign w:val="center"/>
+          </w:tcPr>
+          <w:p>
+            <w:pPr>
+              <w:jc w:val="center"/>
+            </w:pPr>
+            <w:r>
+              <w:rPr>
+                <w:rFonts w:ascii="Times New Roman" w:cs="Times New Roman" w:eastAsia="Times New Roman" w:hAnsi="Times New Roman"/>
+                <w:sz w:val="22"/>
+                <w:szCs w:val="22"/>
+              </w:rPr>
+              <w:t xml:space="preserve">Confirm at same difficulty</w:t>
+            </w:r>
+          </w:p>
+        </w:tc>
+      </w:tr>
+      <w:tr>
+        <w:tc>
+          <w:tcPr>
+            <w:tcW w:type="dxa" w:w="3120"/>
+            <w:vAlign w:val="center"/>
+          </w:tcPr>
+          <w:p>
+            <w:pPr>
+              <w:jc w:val="center"/>
+            </w:pPr>
+            <w:r>
+              <w:rPr>
+                <w:rFonts w:ascii="Times New Roman" w:cs="Times New Roman" w:eastAsia="Times New Roman" w:hAnsi="Times New Roman"/>
+                <w:sz w:val="22"/>
+                <w:szCs w:val="22"/>
+              </w:rPr>
+              <w:t xml:space="preserve">Correct + High conf.</w:t>
+            </w:r>
+          </w:p>
+        </w:tc>
+        <w:tc>
+          <w:tcPr>
+            <w:tcW w:type="dxa" w:w="3120"/>
+            <w:vAlign w:val="center"/>
+          </w:tcPr>
+          <w:p>
+            <w:pPr>
+              <w:jc w:val="center"/>
+            </w:pPr>
+            <w:r>
+              <w:rPr>
+                <w:rFonts w:ascii="Times New Roman" w:cs="Times New Roman" w:eastAsia="Times New Roman" w:hAnsi="Times New Roman"/>
+                <w:sz w:val="22"/>
+                <w:szCs w:val="22"/>
+              </w:rPr>
+              <w:t xml:space="preserve">Higher_MCQ</w:t>
+            </w:r>
+          </w:p>
+        </w:tc>
+        <w:tc>
+          <w:tcPr>
+            <w:tcW w:type="dxa" w:w="3120"/>
+            <w:vAlign w:val="center"/>
+          </w:tcPr>
+          <w:p>
+            <w:pPr>
+              <w:jc w:val="center"/>
+            </w:pPr>
+            <w:r>
+              <w:rPr>
+                <w:rFonts w:ascii="Times New Roman" w:cs="Times New Roman" w:eastAsia="Times New Roman" w:hAnsi="Times New Roman"/>
+                <w:sz w:val="22"/>
+                <w:szCs w:val="22"/>
+              </w:rPr>
+              <w:t xml:space="preserve">Probe deeper application</w:t>
+            </w:r>
+          </w:p>
+        </w:tc>
+      </w:tr>
+    </w:tbl>
+    <w:p>
+      <w:pPr>
+        <w:spacing w:before="240" w:after="120"/>
+        <w:jc w:val="center"/>
+      </w:pPr>
+      <w:r>
+        <w:rPr>
+          <w:rFonts w:ascii="Times New Roman" w:cs="Times New Roman" w:eastAsia="Times New Roman" w:hAnsi="Times New Roman"/>
+          <w:b/>
+          <w:bCs/>
+          <w:i/>
+          <w:iCs/>
+          <w:sz w:val="22"/>
+          <w:szCs w:val="22"/>
+        </w:rPr>
+        <w:t xml:space="preserve">Table A.4. Three-Phase Selection Algorithm</w:t>
       </w:r>
     </w:p>
     <w:tbl>
@@ -3923,8 +7000,7 @@
       <w:tblGrid>
         <w:gridCol w:w="2340"/>
         <w:gridCol w:w="2340"/>
-        <w:gridCol w:w="2340"/>
-        <w:gridCol w:w="2340"/>
+        <w:gridCol w:w="4680"/>
       </w:tblGrid>
       <w:tr>
         <w:trPr>
@@ -3948,7 +7024,7 @@
                 <w:sz w:val="22"/>
                 <w:szCs w:val="22"/>
               </w:rPr>
-              <w:t xml:space="preserve">Format / Level</w:t>
+              <w:t xml:space="preserve">Phase</w:t>
             </w:r>
           </w:p>
         </w:tc>
@@ -3970,7 +7046,1160 @@
                 <w:sz w:val="22"/>
                 <w:szCs w:val="22"/>
               </w:rPr>
-              <w:t xml:space="preserve">Foundational</w:t>
+              <w:t xml:space="preserve">Purpose</w:t>
+            </w:r>
+          </w:p>
+        </w:tc>
+        <w:tc>
+          <w:tcPr>
+            <w:tcW w:type="dxa" w:w="4680"/>
+            <w:shd w:fill="D5E8F0" w:color="auto" w:val="clear"/>
+            <w:vAlign w:val="center"/>
+          </w:tcPr>
+          <w:p>
+            <w:pPr>
+              <w:jc w:val="center"/>
+            </w:pPr>
+            <w:r>
+              <w:rPr>
+                <w:rFonts w:ascii="Times New Roman" w:cs="Times New Roman" w:eastAsia="Times New Roman" w:hAnsi="Times New Roman"/>
+                <w:b/>
+                <w:bCs/>
+                <w:sz w:val="22"/>
+                <w:szCs w:val="22"/>
+              </w:rPr>
+              <w:t xml:space="preserve">Logic</w:t>
+            </w:r>
+          </w:p>
+        </w:tc>
+      </w:tr>
+      <w:tr>
+        <w:tc>
+          <w:tcPr>
+            <w:tcW w:type="dxa" w:w="2340"/>
+            <w:vAlign w:val="center"/>
+          </w:tcPr>
+          <w:p>
+            <w:pPr>
+              <w:jc w:val="center"/>
+            </w:pPr>
+            <w:r>
+              <w:rPr>
+                <w:rFonts w:ascii="Times New Roman" w:cs="Times New Roman" w:eastAsia="Times New Roman" w:hAnsi="Times New Roman"/>
+                <w:sz w:val="22"/>
+                <w:szCs w:val="22"/>
+              </w:rPr>
+              <w:t xml:space="preserve">1: Domain minimums</w:t>
+            </w:r>
+          </w:p>
+        </w:tc>
+        <w:tc>
+          <w:tcPr>
+            <w:tcW w:type="dxa" w:w="2340"/>
+            <w:vAlign w:val="center"/>
+          </w:tcPr>
+          <w:p>
+            <w:pPr>
+              <w:jc w:val="center"/>
+            </w:pPr>
+            <w:r>
+              <w:rPr>
+                <w:rFonts w:ascii="Times New Roman" w:cs="Times New Roman" w:eastAsia="Times New Roman" w:hAnsi="Times New Roman"/>
+                <w:sz w:val="22"/>
+                <w:szCs w:val="22"/>
+              </w:rPr>
+              <w:t xml:space="preserve">Ensure coverage</w:t>
+            </w:r>
+          </w:p>
+        </w:tc>
+        <w:tc>
+          <w:tcPr>
+            <w:tcW w:type="dxa" w:w="4680"/>
+            <w:vAlign w:val="center"/>
+          </w:tcPr>
+          <w:p>
+            <w:pPr>
+              <w:jc w:val="center"/>
+            </w:pPr>
+            <w:r>
+              <w:rPr>
+                <w:rFonts w:ascii="Times New Roman" w:cs="Times New Roman" w:eastAsia="Times New Roman" w:hAnsi="Times New Roman"/>
+                <w:sz w:val="22"/>
+                <w:szCs w:val="22"/>
+              </w:rPr>
+              <w:t xml:space="preserve">Top-Need item from each domain until each has ≥ 2</w:t>
+            </w:r>
+          </w:p>
+        </w:tc>
+      </w:tr>
+      <w:tr>
+        <w:tc>
+          <w:tcPr>
+            <w:tcW w:type="dxa" w:w="2340"/>
+            <w:vAlign w:val="center"/>
+          </w:tcPr>
+          <w:p>
+            <w:pPr>
+              <w:jc w:val="center"/>
+            </w:pPr>
+            <w:r>
+              <w:rPr>
+                <w:rFonts w:ascii="Times New Roman" w:cs="Times New Roman" w:eastAsia="Times New Roman" w:hAnsi="Times New Roman"/>
+                <w:sz w:val="22"/>
+                <w:szCs w:val="22"/>
+              </w:rPr>
+              <w:t xml:space="preserve">2: Need-based filling</w:t>
+            </w:r>
+          </w:p>
+        </w:tc>
+        <w:tc>
+          <w:tcPr>
+            <w:tcW w:type="dxa" w:w="2340"/>
+            <w:vAlign w:val="center"/>
+          </w:tcPr>
+          <w:p>
+            <w:pPr>
+              <w:jc w:val="center"/>
+            </w:pPr>
+            <w:r>
+              <w:rPr>
+                <w:rFonts w:ascii="Times New Roman" w:cs="Times New Roman" w:eastAsia="Times New Roman" w:hAnsi="Times New Roman"/>
+                <w:sz w:val="22"/>
+                <w:szCs w:val="22"/>
+              </w:rPr>
+              <w:t xml:space="preserve">Maximize diagnostic value</w:t>
+            </w:r>
+          </w:p>
+        </w:tc>
+        <w:tc>
+          <w:tcPr>
+            <w:tcW w:type="dxa" w:w="4680"/>
+            <w:vAlign w:val="center"/>
+          </w:tcPr>
+          <w:p>
+            <w:pPr>
+              <w:jc w:val="center"/>
+            </w:pPr>
+            <w:r>
+              <w:rPr>
+                <w:rFonts w:ascii="Times New Roman" w:cs="Times New Roman" w:eastAsia="Times New Roman" w:hAnsi="Times New Roman"/>
+                <w:sz w:val="22"/>
+                <w:szCs w:val="22"/>
+              </w:rPr>
+              <w:t xml:space="preserve">Fill remaining slots in descending Need order</w:t>
+            </w:r>
+          </w:p>
+        </w:tc>
+      </w:tr>
+      <w:tr>
+        <w:tc>
+          <w:tcPr>
+            <w:tcW w:type="dxa" w:w="2340"/>
+            <w:vAlign w:val="center"/>
+          </w:tcPr>
+          <w:p>
+            <w:pPr>
+              <w:jc w:val="center"/>
+            </w:pPr>
+            <w:r>
+              <w:rPr>
+                <w:rFonts w:ascii="Times New Roman" w:cs="Times New Roman" w:eastAsia="Times New Roman" w:hAnsi="Times New Roman"/>
+                <w:sz w:val="22"/>
+                <w:szCs w:val="22"/>
+              </w:rPr>
+              <w:t xml:space="preserve">3: Mastery fallback</w:t>
+            </w:r>
+          </w:p>
+        </w:tc>
+        <w:tc>
+          <w:tcPr>
+            <w:tcW w:type="dxa" w:w="2340"/>
+            <w:vAlign w:val="center"/>
+          </w:tcPr>
+          <w:p>
+            <w:pPr>
+              <w:jc w:val="center"/>
+            </w:pPr>
+            <w:r>
+              <w:rPr>
+                <w:rFonts w:ascii="Times New Roman" w:cs="Times New Roman" w:eastAsia="Times New Roman" w:hAnsi="Times New Roman"/>
+                <w:sz w:val="22"/>
+                <w:szCs w:val="22"/>
+              </w:rPr>
+              <w:t xml:space="preserve">Avoid empty slots</w:t>
+            </w:r>
+          </w:p>
+        </w:tc>
+        <w:tc>
+          <w:tcPr>
+            <w:tcW w:type="dxa" w:w="4680"/>
+            <w:vAlign w:val="center"/>
+          </w:tcPr>
+          <w:p>
+            <w:pPr>
+              <w:jc w:val="center"/>
+            </w:pPr>
+            <w:r>
+              <w:rPr>
+                <w:rFonts w:ascii="Times New Roman" w:cs="Times New Roman" w:eastAsia="Times New Roman" w:hAnsi="Times New Roman"/>
+                <w:sz w:val="22"/>
+                <w:szCs w:val="22"/>
+              </w:rPr>
+              <w:t xml:space="preserve">Add mastery items from strongest subcategories</w:t>
+            </w:r>
+          </w:p>
+        </w:tc>
+      </w:tr>
+    </w:tbl>
+    <w:p>
+      <w:pPr>
+        <w:spacing w:before="240" w:after="120"/>
+        <w:jc w:val="center"/>
+      </w:pPr>
+      <w:r>
+        <w:rPr>
+          <w:rFonts w:ascii="Times New Roman" w:cs="Times New Roman" w:eastAsia="Times New Roman" w:hAnsi="Times New Roman"/>
+          <w:b/>
+          <w:bCs/>
+          <w:i/>
+          <w:iCs/>
+          <w:sz w:val="22"/>
+          <w:szCs w:val="22"/>
+        </w:rPr>
+        <w:t xml:space="preserve">Table A.5. Tiebreaker Hierarchy (Equal Need Scores)</w:t>
+      </w:r>
+    </w:p>
+    <w:tbl>
+      <w:tblPr>
+        <w:tblW w:type="dxa" w:w="9360"/>
+        <w:tblBorders>
+          <w:top w:val="single" w:color="CCCCCC" w:sz="1"/>
+          <w:left w:val="single" w:color="CCCCCC" w:sz="1"/>
+          <w:bottom w:val="single" w:color="CCCCCC" w:sz="1"/>
+          <w:right w:val="single" w:color="CCCCCC" w:sz="1"/>
+          <w:insideH w:val="single" w:color="CCCCCC" w:sz="1"/>
+          <w:insideV w:val="single" w:color="CCCCCC" w:sz="1"/>
+        </w:tblBorders>
+        <w:tblLayout w:type="fixed"/>
+        <w:tblCellMar>
+          <w:top w:type="dxa" w:w="60"/>
+          <w:left w:type="dxa" w:w="120"/>
+          <w:bottom w:type="dxa" w:w="60"/>
+          <w:right w:type="dxa" w:w="120"/>
+        </w:tblCellMar>
+      </w:tblPr>
+      <w:tblGrid>
+        <w:gridCol w:w="1560"/>
+        <w:gridCol w:w="3120"/>
+        <w:gridCol w:w="4680"/>
+      </w:tblGrid>
+      <w:tr>
+        <w:trPr>
+          <w:tblHeader/>
+        </w:trPr>
+        <w:tc>
+          <w:tcPr>
+            <w:tcW w:type="dxa" w:w="1560"/>
+            <w:shd w:fill="D5E8F0" w:color="auto" w:val="clear"/>
+            <w:vAlign w:val="center"/>
+          </w:tcPr>
+          <w:p>
+            <w:pPr>
+              <w:jc w:val="center"/>
+            </w:pPr>
+            <w:r>
+              <w:rPr>
+                <w:rFonts w:ascii="Times New Roman" w:cs="Times New Roman" w:eastAsia="Times New Roman" w:hAnsi="Times New Roman"/>
+                <w:b/>
+                <w:bCs/>
+                <w:sz w:val="22"/>
+                <w:szCs w:val="22"/>
+              </w:rPr>
+              <w:t xml:space="preserve">Priority</w:t>
+            </w:r>
+          </w:p>
+        </w:tc>
+        <w:tc>
+          <w:tcPr>
+            <w:tcW w:type="dxa" w:w="3120"/>
+            <w:shd w:fill="D5E8F0" w:color="auto" w:val="clear"/>
+            <w:vAlign w:val="center"/>
+          </w:tcPr>
+          <w:p>
+            <w:pPr>
+              <w:jc w:val="center"/>
+            </w:pPr>
+            <w:r>
+              <w:rPr>
+                <w:rFonts w:ascii="Times New Roman" w:cs="Times New Roman" w:eastAsia="Times New Roman" w:hAnsi="Times New Roman"/>
+                <w:b/>
+                <w:bCs/>
+                <w:sz w:val="22"/>
+                <w:szCs w:val="22"/>
+              </w:rPr>
+              <w:t xml:space="preserve">Criterion</w:t>
+            </w:r>
+          </w:p>
+        </w:tc>
+        <w:tc>
+          <w:tcPr>
+            <w:tcW w:type="dxa" w:w="4680"/>
+            <w:shd w:fill="D5E8F0" w:color="auto" w:val="clear"/>
+            <w:vAlign w:val="center"/>
+          </w:tcPr>
+          <w:p>
+            <w:pPr>
+              <w:jc w:val="center"/>
+            </w:pPr>
+            <w:r>
+              <w:rPr>
+                <w:rFonts w:ascii="Times New Roman" w:cs="Times New Roman" w:eastAsia="Times New Roman" w:hAnsi="Times New Roman"/>
+                <w:b/>
+                <w:bCs/>
+                <w:sz w:val="22"/>
+                <w:szCs w:val="22"/>
+              </w:rPr>
+              <w:t xml:space="preserve">Rule</w:t>
+            </w:r>
+          </w:p>
+        </w:tc>
+      </w:tr>
+      <w:tr>
+        <w:tc>
+          <w:tcPr>
+            <w:tcW w:type="dxa" w:w="1560"/>
+            <w:vAlign w:val="center"/>
+          </w:tcPr>
+          <w:p>
+            <w:pPr>
+              <w:jc w:val="center"/>
+            </w:pPr>
+            <w:r>
+              <w:rPr>
+                <w:rFonts w:ascii="Times New Roman" w:cs="Times New Roman" w:eastAsia="Times New Roman" w:hAnsi="Times New Roman"/>
+                <w:sz w:val="22"/>
+                <w:szCs w:val="22"/>
+              </w:rPr>
+              <w:t xml:space="preserve">1</w:t>
+            </w:r>
+          </w:p>
+        </w:tc>
+        <w:tc>
+          <w:tcPr>
+            <w:tcW w:type="dxa" w:w="3120"/>
+            <w:vAlign w:val="center"/>
+          </w:tcPr>
+          <w:p>
+            <w:pPr>
+              <w:jc w:val="center"/>
+            </w:pPr>
+            <w:r>
+              <w:rPr>
+                <w:rFonts w:ascii="Times New Roman" w:cs="Times New Roman" w:eastAsia="Times New Roman" w:hAnsi="Times New Roman"/>
+                <w:sz w:val="22"/>
+                <w:szCs w:val="22"/>
+              </w:rPr>
+              <w:t xml:space="preserve">Domain deficit</w:t>
+            </w:r>
+          </w:p>
+        </w:tc>
+        <w:tc>
+          <w:tcPr>
+            <w:tcW w:type="dxa" w:w="4680"/>
+            <w:vAlign w:val="center"/>
+          </w:tcPr>
+          <w:p>
+            <w:pPr>
+              <w:jc w:val="center"/>
+            </w:pPr>
+            <w:r>
+              <w:rPr>
+                <w:rFonts w:ascii="Times New Roman" w:cs="Times New Roman" w:eastAsia="Times New Roman" w:hAnsi="Times New Roman"/>
+                <w:sz w:val="22"/>
+                <w:szCs w:val="22"/>
+              </w:rPr>
+              <w:t xml:space="preserve">Favor domain with fewer items selected</w:t>
+            </w:r>
+          </w:p>
+        </w:tc>
+      </w:tr>
+      <w:tr>
+        <w:tc>
+          <w:tcPr>
+            <w:tcW w:type="dxa" w:w="1560"/>
+            <w:vAlign w:val="center"/>
+          </w:tcPr>
+          <w:p>
+            <w:pPr>
+              <w:jc w:val="center"/>
+            </w:pPr>
+            <w:r>
+              <w:rPr>
+                <w:rFonts w:ascii="Times New Roman" w:cs="Times New Roman" w:eastAsia="Times New Roman" w:hAnsi="Times New Roman"/>
+                <w:sz w:val="22"/>
+                <w:szCs w:val="22"/>
+              </w:rPr>
+              <w:t xml:space="preserve">2</w:t>
+            </w:r>
+          </w:p>
+        </w:tc>
+        <w:tc>
+          <w:tcPr>
+            <w:tcW w:type="dxa" w:w="3120"/>
+            <w:vAlign w:val="center"/>
+          </w:tcPr>
+          <w:p>
+            <w:pPr>
+              <w:jc w:val="center"/>
+            </w:pPr>
+            <w:r>
+              <w:rPr>
+                <w:rFonts w:ascii="Times New Roman" w:cs="Times New Roman" w:eastAsia="Times New Roman" w:hAnsi="Times New Roman"/>
+                <w:sz w:val="22"/>
+                <w:szCs w:val="22"/>
+              </w:rPr>
+              <w:t xml:space="preserve">Format priority</w:t>
+            </w:r>
+          </w:p>
+        </w:tc>
+        <w:tc>
+          <w:tcPr>
+            <w:tcW w:type="dxa" w:w="4680"/>
+            <w:vAlign w:val="center"/>
+          </w:tcPr>
+          <w:p>
+            <w:pPr>
+              <w:jc w:val="center"/>
+            </w:pPr>
+            <w:r>
+              <w:rPr>
+                <w:rFonts w:ascii="Times New Roman" w:cs="Times New Roman" w:eastAsia="Times New Roman" w:hAnsi="Times New Roman"/>
+                <w:sz w:val="22"/>
+                <w:szCs w:val="22"/>
+              </w:rPr>
+              <w:t xml:space="preserve">T/F prioritized over MCQ (reduces guessing)</w:t>
+            </w:r>
+          </w:p>
+        </w:tc>
+      </w:tr>
+      <w:tr>
+        <w:tc>
+          <w:tcPr>
+            <w:tcW w:type="dxa" w:w="1560"/>
+            <w:vAlign w:val="center"/>
+          </w:tcPr>
+          <w:p>
+            <w:pPr>
+              <w:jc w:val="center"/>
+            </w:pPr>
+            <w:r>
+              <w:rPr>
+                <w:rFonts w:ascii="Times New Roman" w:cs="Times New Roman" w:eastAsia="Times New Roman" w:hAnsi="Times New Roman"/>
+                <w:sz w:val="22"/>
+                <w:szCs w:val="22"/>
+              </w:rPr>
+              <w:t xml:space="preserve">3</w:t>
+            </w:r>
+          </w:p>
+        </w:tc>
+        <w:tc>
+          <w:tcPr>
+            <w:tcW w:type="dxa" w:w="3120"/>
+            <w:vAlign w:val="center"/>
+          </w:tcPr>
+          <w:p>
+            <w:pPr>
+              <w:jc w:val="center"/>
+            </w:pPr>
+            <w:r>
+              <w:rPr>
+                <w:rFonts w:ascii="Times New Roman" w:cs="Times New Roman" w:eastAsia="Times New Roman" w:hAnsi="Times New Roman"/>
+                <w:sz w:val="22"/>
+                <w:szCs w:val="22"/>
+              </w:rPr>
+              <w:t xml:space="preserve">Subcategory spread</w:t>
+            </w:r>
+          </w:p>
+        </w:tc>
+        <w:tc>
+          <w:tcPr>
+            <w:tcW w:type="dxa" w:w="4680"/>
+            <w:vAlign w:val="center"/>
+          </w:tcPr>
+          <w:p>
+            <w:pPr>
+              <w:jc w:val="center"/>
+            </w:pPr>
+            <w:r>
+              <w:rPr>
+                <w:rFonts w:ascii="Times New Roman" w:cs="Times New Roman" w:eastAsia="Times New Roman" w:hAnsi="Times New Roman"/>
+                <w:sz w:val="22"/>
+                <w:szCs w:val="22"/>
+              </w:rPr>
+              <w:t xml:space="preserve">Max 2 items per subcategory</w:t>
+            </w:r>
+          </w:p>
+        </w:tc>
+      </w:tr>
+      <w:tr>
+        <w:tc>
+          <w:tcPr>
+            <w:tcW w:type="dxa" w:w="1560"/>
+            <w:vAlign w:val="center"/>
+          </w:tcPr>
+          <w:p>
+            <w:pPr>
+              <w:jc w:val="center"/>
+            </w:pPr>
+            <w:r>
+              <w:rPr>
+                <w:rFonts w:ascii="Times New Roman" w:cs="Times New Roman" w:eastAsia="Times New Roman" w:hAnsi="Times New Roman"/>
+                <w:sz w:val="22"/>
+                <w:szCs w:val="22"/>
+              </w:rPr>
+              <w:t xml:space="preserve">4</w:t>
+            </w:r>
+          </w:p>
+        </w:tc>
+        <w:tc>
+          <w:tcPr>
+            <w:tcW w:type="dxa" w:w="3120"/>
+            <w:vAlign w:val="center"/>
+          </w:tcPr>
+          <w:p>
+            <w:pPr>
+              <w:jc w:val="center"/>
+            </w:pPr>
+            <w:r>
+              <w:rPr>
+                <w:rFonts w:ascii="Times New Roman" w:cs="Times New Roman" w:eastAsia="Times New Roman" w:hAnsi="Times New Roman"/>
+                <w:sz w:val="22"/>
+                <w:szCs w:val="22"/>
+              </w:rPr>
+              <w:t xml:space="preserve">Domain order</w:t>
+            </w:r>
+          </w:p>
+        </w:tc>
+        <w:tc>
+          <w:tcPr>
+            <w:tcW w:type="dxa" w:w="4680"/>
+            <w:vAlign w:val="center"/>
+          </w:tcPr>
+          <w:p>
+            <w:pPr>
+              <w:jc w:val="center"/>
+            </w:pPr>
+            <w:r>
+              <w:rPr>
+                <w:rFonts w:ascii="Times New Roman" w:cs="Times New Roman" w:eastAsia="Times New Roman" w:hAnsi="Times New Roman"/>
+                <w:sz w:val="22"/>
+                <w:szCs w:val="22"/>
+              </w:rPr>
+              <w:t xml:space="preserve">Borrowing → Investment → Risk Mgmt</w:t>
+            </w:r>
+          </w:p>
+        </w:tc>
+      </w:tr>
+      <w:tr>
+        <w:tc>
+          <w:tcPr>
+            <w:tcW w:type="dxa" w:w="1560"/>
+            <w:vAlign w:val="center"/>
+          </w:tcPr>
+          <w:p>
+            <w:pPr>
+              <w:jc w:val="center"/>
+            </w:pPr>
+            <w:r>
+              <w:rPr>
+                <w:rFonts w:ascii="Times New Roman" w:cs="Times New Roman" w:eastAsia="Times New Roman" w:hAnsi="Times New Roman"/>
+                <w:sz w:val="22"/>
+                <w:szCs w:val="22"/>
+              </w:rPr>
+              <w:t xml:space="preserve">5</w:t>
+            </w:r>
+          </w:p>
+        </w:tc>
+        <w:tc>
+          <w:tcPr>
+            <w:tcW w:type="dxa" w:w="3120"/>
+            <w:vAlign w:val="center"/>
+          </w:tcPr>
+          <w:p>
+            <w:pPr>
+              <w:jc w:val="center"/>
+            </w:pPr>
+            <w:r>
+              <w:rPr>
+                <w:rFonts w:ascii="Times New Roman" w:cs="Times New Roman" w:eastAsia="Times New Roman" w:hAnsi="Times New Roman"/>
+                <w:sz w:val="22"/>
+                <w:szCs w:val="22"/>
+              </w:rPr>
+              <w:t xml:space="preserve">Seeded random</w:t>
+            </w:r>
+          </w:p>
+        </w:tc>
+        <w:tc>
+          <w:tcPr>
+            <w:tcW w:type="dxa" w:w="4680"/>
+            <w:vAlign w:val="center"/>
+          </w:tcPr>
+          <w:p>
+            <w:pPr>
+              <w:jc w:val="center"/>
+            </w:pPr>
+            <w:r>
+              <w:rPr>
+                <w:rFonts w:ascii="Times New Roman" w:cs="Times New Roman" w:eastAsia="Times New Roman" w:hAnsi="Times New Roman"/>
+                <w:sz w:val="22"/>
+                <w:szCs w:val="22"/>
+              </w:rPr>
+              <w:t xml:space="preserve">Deterministic using student hash</w:t>
+            </w:r>
+          </w:p>
+        </w:tc>
+      </w:tr>
+    </w:tbl>
+    <w:p>
+      <w:pPr>
+        <w:spacing w:before="240" w:after="120"/>
+        <w:jc w:val="center"/>
+      </w:pPr>
+      <w:r>
+        <w:rPr>
+          <w:rFonts w:ascii="Times New Roman" w:cs="Times New Roman" w:eastAsia="Times New Roman" w:hAnsi="Times New Roman"/>
+          <w:b/>
+          <w:bCs/>
+          <w:i/>
+          <w:iCs/>
+          <w:sz w:val="22"/>
+          <w:szCs w:val="22"/>
+        </w:rPr>
+        <w:t xml:space="preserve">Table A.6. Three-Way Classification Decision Tree</w:t>
+      </w:r>
+    </w:p>
+    <w:tbl>
+      <w:tblPr>
+        <w:tblW w:type="dxa" w:w="9360"/>
+        <w:tblBorders>
+          <w:top w:val="single" w:color="CCCCCC" w:sz="1"/>
+          <w:left w:val="single" w:color="CCCCCC" w:sz="1"/>
+          <w:bottom w:val="single" w:color="CCCCCC" w:sz="1"/>
+          <w:right w:val="single" w:color="CCCCCC" w:sz="1"/>
+          <w:insideH w:val="single" w:color="CCCCCC" w:sz="1"/>
+          <w:insideV w:val="single" w:color="CCCCCC" w:sz="1"/>
+        </w:tblBorders>
+        <w:tblLayout w:type="fixed"/>
+        <w:tblCellMar>
+          <w:top w:type="dxa" w:w="60"/>
+          <w:left w:type="dxa" w:w="120"/>
+          <w:bottom w:type="dxa" w:w="60"/>
+          <w:right w:type="dxa" w:w="120"/>
+        </w:tblCellMar>
+      </w:tblPr>
+      <w:tblGrid>
+        <w:gridCol w:w="1560"/>
+        <w:gridCol w:w="4680"/>
+        <w:gridCol w:w="3120"/>
+      </w:tblGrid>
+      <w:tr>
+        <w:trPr>
+          <w:tblHeader/>
+        </w:trPr>
+        <w:tc>
+          <w:tcPr>
+            <w:tcW w:type="dxa" w:w="1560"/>
+            <w:shd w:fill="D5E8F0" w:color="auto" w:val="clear"/>
+            <w:vAlign w:val="center"/>
+          </w:tcPr>
+          <w:p>
+            <w:pPr>
+              <w:jc w:val="center"/>
+            </w:pPr>
+            <w:r>
+              <w:rPr>
+                <w:rFonts w:ascii="Times New Roman" w:cs="Times New Roman" w:eastAsia="Times New Roman" w:hAnsi="Times New Roman"/>
+                <w:b/>
+                <w:bCs/>
+                <w:sz w:val="22"/>
+                <w:szCs w:val="22"/>
+              </w:rPr>
+              <w:t xml:space="preserve">Step</w:t>
+            </w:r>
+          </w:p>
+        </w:tc>
+        <w:tc>
+          <w:tcPr>
+            <w:tcW w:type="dxa" w:w="4680"/>
+            <w:shd w:fill="D5E8F0" w:color="auto" w:val="clear"/>
+            <w:vAlign w:val="center"/>
+          </w:tcPr>
+          <w:p>
+            <w:pPr>
+              <w:jc w:val="center"/>
+            </w:pPr>
+            <w:r>
+              <w:rPr>
+                <w:rFonts w:ascii="Times New Roman" w:cs="Times New Roman" w:eastAsia="Times New Roman" w:hAnsi="Times New Roman"/>
+                <w:b/>
+                <w:bCs/>
+                <w:sz w:val="22"/>
+                <w:szCs w:val="22"/>
+              </w:rPr>
+              <w:t xml:space="preserve">Condition</w:t>
+            </w:r>
+          </w:p>
+        </w:tc>
+        <w:tc>
+          <w:tcPr>
+            <w:tcW w:type="dxa" w:w="3120"/>
+            <w:shd w:fill="D5E8F0" w:color="auto" w:val="clear"/>
+            <w:vAlign w:val="center"/>
+          </w:tcPr>
+          <w:p>
+            <w:pPr>
+              <w:jc w:val="center"/>
+            </w:pPr>
+            <w:r>
+              <w:rPr>
+                <w:rFonts w:ascii="Times New Roman" w:cs="Times New Roman" w:eastAsia="Times New Roman" w:hAnsi="Times New Roman"/>
+                <w:b/>
+                <w:bCs/>
+                <w:sz w:val="22"/>
+                <w:szCs w:val="22"/>
+              </w:rPr>
+              <w:t xml:space="preserve">Classification</w:t>
+            </w:r>
+          </w:p>
+        </w:tc>
+      </w:tr>
+      <w:tr>
+        <w:tc>
+          <w:tcPr>
+            <w:tcW w:type="dxa" w:w="1560"/>
+            <w:vAlign w:val="center"/>
+          </w:tcPr>
+          <w:p>
+            <w:pPr>
+              <w:jc w:val="center"/>
+            </w:pPr>
+            <w:r>
+              <w:rPr>
+                <w:rFonts w:ascii="Times New Roman" w:cs="Times New Roman" w:eastAsia="Times New Roman" w:hAnsi="Times New Roman"/>
+                <w:sz w:val="22"/>
+                <w:szCs w:val="22"/>
+              </w:rPr>
+              <w:t xml:space="preserve">1</w:t>
+            </w:r>
+          </w:p>
+        </w:tc>
+        <w:tc>
+          <w:tcPr>
+            <w:tcW w:type="dxa" w:w="4680"/>
+            <w:vAlign w:val="center"/>
+          </w:tcPr>
+          <w:p>
+            <w:pPr>
+              <w:jc w:val="center"/>
+            </w:pPr>
+            <w:r>
+              <w:rPr>
+                <w:rFonts w:ascii="Times New Roman" w:cs="Times New Roman" w:eastAsia="Times New Roman" w:hAnsi="Times New Roman"/>
+                <w:sz w:val="22"/>
+                <w:szCs w:val="22"/>
+              </w:rPr>
+              <w:t xml:space="preserve">Blank, IDK, or too short?</w:t>
+            </w:r>
+          </w:p>
+        </w:tc>
+        <w:tc>
+          <w:tcPr>
+            <w:tcW w:type="dxa" w:w="3120"/>
+            <w:vAlign w:val="center"/>
+          </w:tcPr>
+          <w:p>
+            <w:pPr>
+              <w:jc w:val="center"/>
+            </w:pPr>
+            <w:r>
+              <w:rPr>
+                <w:rFonts w:ascii="Times New Roman" w:cs="Times New Roman" w:eastAsia="Times New Roman" w:hAnsi="Times New Roman"/>
+                <w:sz w:val="22"/>
+                <w:szCs w:val="22"/>
+              </w:rPr>
+              <w:t xml:space="preserve">Knowledge gap</w:t>
+            </w:r>
+          </w:p>
+        </w:tc>
+      </w:tr>
+      <w:tr>
+        <w:tc>
+          <w:tcPr>
+            <w:tcW w:type="dxa" w:w="1560"/>
+            <w:vAlign w:val="center"/>
+          </w:tcPr>
+          <w:p>
+            <w:pPr>
+              <w:jc w:val="center"/>
+            </w:pPr>
+            <w:r>
+              <w:rPr>
+                <w:rFonts w:ascii="Times New Roman" w:cs="Times New Roman" w:eastAsia="Times New Roman" w:hAnsi="Times New Roman"/>
+                <w:sz w:val="22"/>
+                <w:szCs w:val="22"/>
+              </w:rPr>
+              <w:t xml:space="preserve">2</w:t>
+            </w:r>
+          </w:p>
+        </w:tc>
+        <w:tc>
+          <w:tcPr>
+            <w:tcW w:type="dxa" w:w="4680"/>
+            <w:vAlign w:val="center"/>
+          </w:tcPr>
+          <w:p>
+            <w:pPr>
+              <w:jc w:val="center"/>
+            </w:pPr>
+            <w:r>
+              <w:rPr>
+                <w:rFonts w:ascii="Times New Roman" w:cs="Times New Roman" w:eastAsia="Times New Roman" w:hAnsi="Times New Roman"/>
+                <w:sz w:val="22"/>
+                <w:szCs w:val="22"/>
+              </w:rPr>
+              <w:t xml:space="preserve">Correct reasoning despite wrong answer?</w:t>
+            </w:r>
+          </w:p>
+        </w:tc>
+        <w:tc>
+          <w:tcPr>
+            <w:tcW w:type="dxa" w:w="3120"/>
+            <w:vAlign w:val="center"/>
+          </w:tcPr>
+          <w:p>
+            <w:pPr>
+              <w:jc w:val="center"/>
+            </w:pPr>
+            <w:r>
+              <w:rPr>
+                <w:rFonts w:ascii="Times New Roman" w:cs="Times New Roman" w:eastAsia="Times New Roman" w:hAnsi="Times New Roman"/>
+                <w:sz w:val="22"/>
+                <w:szCs w:val="22"/>
+              </w:rPr>
+              <w:t xml:space="preserve">Selection error</w:t>
+            </w:r>
+          </w:p>
+        </w:tc>
+      </w:tr>
+      <w:tr>
+        <w:tc>
+          <w:tcPr>
+            <w:tcW w:type="dxa" w:w="1560"/>
+            <w:vAlign w:val="center"/>
+          </w:tcPr>
+          <w:p>
+            <w:pPr>
+              <w:jc w:val="center"/>
+            </w:pPr>
+            <w:r>
+              <w:rPr>
+                <w:rFonts w:ascii="Times New Roman" w:cs="Times New Roman" w:eastAsia="Times New Roman" w:hAnsi="Times New Roman"/>
+                <w:sz w:val="22"/>
+                <w:szCs w:val="22"/>
+              </w:rPr>
+              <w:t xml:space="preserve">3</w:t>
+            </w:r>
+          </w:p>
+        </w:tc>
+        <w:tc>
+          <w:tcPr>
+            <w:tcW w:type="dxa" w:w="4680"/>
+            <w:vAlign w:val="center"/>
+          </w:tcPr>
+          <w:p>
+            <w:pPr>
+              <w:jc w:val="center"/>
+            </w:pPr>
+            <w:r>
+              <w:rPr>
+                <w:rFonts w:ascii="Times New Roman" w:cs="Times New Roman" w:eastAsia="Times New Roman" w:hAnsi="Times New Roman"/>
+                <w:sz w:val="22"/>
+                <w:szCs w:val="22"/>
+              </w:rPr>
+              <w:t xml:space="preserve">Student self-corrects?</w:t>
+            </w:r>
+          </w:p>
+        </w:tc>
+        <w:tc>
+          <w:tcPr>
+            <w:tcW w:type="dxa" w:w="3120"/>
+            <w:vAlign w:val="center"/>
+          </w:tcPr>
+          <w:p>
+            <w:pPr>
+              <w:jc w:val="center"/>
+            </w:pPr>
+            <w:r>
+              <w:rPr>
+                <w:rFonts w:ascii="Times New Roman" w:cs="Times New Roman" w:eastAsia="Times New Roman" w:hAnsi="Times New Roman"/>
+                <w:sz w:val="22"/>
+                <w:szCs w:val="22"/>
+              </w:rPr>
+              <w:t xml:space="preserve">Selection error</w:t>
+            </w:r>
+          </w:p>
+        </w:tc>
+      </w:tr>
+      <w:tr>
+        <w:tc>
+          <w:tcPr>
+            <w:tcW w:type="dxa" w:w="1560"/>
+            <w:vAlign w:val="center"/>
+          </w:tcPr>
+          <w:p>
+            <w:pPr>
+              <w:jc w:val="center"/>
+            </w:pPr>
+            <w:r>
+              <w:rPr>
+                <w:rFonts w:ascii="Times New Roman" w:cs="Times New Roman" w:eastAsia="Times New Roman" w:hAnsi="Times New Roman"/>
+                <w:sz w:val="22"/>
+                <w:szCs w:val="22"/>
+              </w:rPr>
+              <w:t xml:space="preserve">4</w:t>
+            </w:r>
+          </w:p>
+        </w:tc>
+        <w:tc>
+          <w:tcPr>
+            <w:tcW w:type="dxa" w:w="4680"/>
+            <w:vAlign w:val="center"/>
+          </w:tcPr>
+          <w:p>
+            <w:pPr>
+              <w:jc w:val="center"/>
+            </w:pPr>
+            <w:r>
+              <w:rPr>
+                <w:rFonts w:ascii="Times New Roman" w:cs="Times New Roman" w:eastAsia="Times New Roman" w:hAnsi="Times New Roman"/>
+                <w:sz w:val="22"/>
+                <w:szCs w:val="22"/>
+              </w:rPr>
+              <w:t xml:space="preserve">Specific wrong mental model?</w:t>
+            </w:r>
+          </w:p>
+        </w:tc>
+        <w:tc>
+          <w:tcPr>
+            <w:tcW w:type="dxa" w:w="3120"/>
+            <w:vAlign w:val="center"/>
+          </w:tcPr>
+          <w:p>
+            <w:pPr>
+              <w:jc w:val="center"/>
+            </w:pPr>
+            <w:r>
+              <w:rPr>
+                <w:rFonts w:ascii="Times New Roman" w:cs="Times New Roman" w:eastAsia="Times New Roman" w:hAnsi="Times New Roman"/>
+                <w:sz w:val="22"/>
+                <w:szCs w:val="22"/>
+              </w:rPr>
+              <w:t xml:space="preserve">Misconception (Layer 1 + 2)</w:t>
+            </w:r>
+          </w:p>
+        </w:tc>
+      </w:tr>
+      <w:tr>
+        <w:tc>
+          <w:tcPr>
+            <w:tcW w:type="dxa" w:w="1560"/>
+            <w:vAlign w:val="center"/>
+          </w:tcPr>
+          <w:p>
+            <w:pPr>
+              <w:jc w:val="center"/>
+            </w:pPr>
+            <w:r>
+              <w:rPr>
+                <w:rFonts w:ascii="Times New Roman" w:cs="Times New Roman" w:eastAsia="Times New Roman" w:hAnsi="Times New Roman"/>
+                <w:sz w:val="22"/>
+                <w:szCs w:val="22"/>
+              </w:rPr>
+              <w:t xml:space="preserve">5</w:t>
+            </w:r>
+          </w:p>
+        </w:tc>
+        <w:tc>
+          <w:tcPr>
+            <w:tcW w:type="dxa" w:w="4680"/>
+            <w:vAlign w:val="center"/>
+          </w:tcPr>
+          <w:p>
+            <w:pPr>
+              <w:jc w:val="center"/>
+            </w:pPr>
+            <w:r>
+              <w:rPr>
+                <w:rFonts w:ascii="Times New Roman" w:cs="Times New Roman" w:eastAsia="Times New Roman" w:hAnsi="Times New Roman"/>
+                <w:sz w:val="22"/>
+                <w:szCs w:val="22"/>
+              </w:rPr>
+              <w:t xml:space="preserve">Vague, no identifiable pattern?</w:t>
+            </w:r>
+          </w:p>
+        </w:tc>
+        <w:tc>
+          <w:tcPr>
+            <w:tcW w:type="dxa" w:w="3120"/>
+            <w:vAlign w:val="center"/>
+          </w:tcPr>
+          <w:p>
+            <w:pPr>
+              <w:jc w:val="center"/>
+            </w:pPr>
+            <w:r>
+              <w:rPr>
+                <w:rFonts w:ascii="Times New Roman" w:cs="Times New Roman" w:eastAsia="Times New Roman" w:hAnsi="Times New Roman"/>
+                <w:sz w:val="22"/>
+                <w:szCs w:val="22"/>
+              </w:rPr>
+              <w:t xml:space="preserve">Knowledge gap</w:t>
+            </w:r>
+          </w:p>
+        </w:tc>
+      </w:tr>
+    </w:tbl>
+    <w:p>
+      <w:r>
+        <w:br w:type="page"/>
+      </w:r>
+    </w:p>
+    <w:p>
+      <w:pPr>
+        <w:pStyle w:val="Heading1"/>
+      </w:pPr>
+      <w:r>
+        <w:t xml:space="preserve">Appendix B: Assessment Items</w:t>
+      </w:r>
+    </w:p>
+    <w:p>
+      <w:pPr>
+        <w:spacing w:line="360" w:after="200"/>
+        <w:jc w:val="left"/>
+      </w:pPr>
+      <w:r>
+        <w:rPr>
+          <w:rFonts w:ascii="Times New Roman" w:cs="Times New Roman" w:eastAsia="Times New Roman" w:hAnsi="Times New Roman"/>
+          <w:sz w:val="24"/>
+          <w:szCs w:val="24"/>
+        </w:rPr>
+        <w:t xml:space="preserve">See attached question bank for complete item listing with answer keys.</w:t>
+      </w:r>
+    </w:p>
+    <w:p>
+      <w:r>
+        <w:br w:type="page"/>
+      </w:r>
+    </w:p>
+    <w:p>
+      <w:pPr>
+        <w:pStyle w:val="Heading1"/>
+      </w:pPr>
+      <w:r>
+        <w:t xml:space="preserve">Appendix C: Financial Literacy Misconception Taxonomy (Layer 1)</w:t>
+      </w:r>
+    </w:p>
+    <w:p>
+      <w:pPr>
+        <w:spacing w:line="360" w:after="200"/>
+        <w:jc w:val="left"/>
+      </w:pPr>
+      <w:r>
+        <w:rPr>
+          <w:rFonts w:ascii="Times New Roman" w:cs="Times New Roman" w:eastAsia="Times New Roman" w:hAnsi="Times New Roman"/>
+          <w:sz w:val="24"/>
+          <w:szCs w:val="24"/>
+        </w:rPr>
+        <w:t xml:space="preserve">Layer 1 contains 37 generalizable financial literacy misconception families organized into seven categories. These codes are designed to be reproducible across assessment contexts, student populations, and institutions. Layer 2 item-specific tags (derived from observed student responses) are documented in the supplementary materials.</w:t>
+      </w:r>
+    </w:p>
+    <w:p>
+      <w:pPr>
+        <w:pStyle w:val="Heading2"/>
+      </w:pPr>
+      <w:r>
+        <w:t xml:space="preserve">C.1 Inflation and Purchasing Power (INF)</w:t>
+      </w:r>
+    </w:p>
+    <w:tbl>
+      <w:tblPr>
+        <w:tblW w:type="dxa" w:w="9360"/>
+        <w:tblBorders>
+          <w:top w:val="single" w:color="CCCCCC" w:sz="1"/>
+          <w:left w:val="single" w:color="CCCCCC" w:sz="1"/>
+          <w:bottom w:val="single" w:color="CCCCCC" w:sz="1"/>
+          <w:right w:val="single" w:color="CCCCCC" w:sz="1"/>
+          <w:insideH w:val="single" w:color="CCCCCC" w:sz="1"/>
+          <w:insideV w:val="single" w:color="CCCCCC" w:sz="1"/>
+        </w:tblBorders>
+        <w:tblLayout w:type="fixed"/>
+        <w:tblCellMar>
+          <w:top w:type="dxa" w:w="60"/>
+          <w:left w:type="dxa" w:w="120"/>
+          <w:bottom w:type="dxa" w:w="60"/>
+          <w:right w:type="dxa" w:w="120"/>
+        </w:tblCellMar>
+      </w:tblPr>
+      <w:tblGrid>
+        <w:gridCol w:w="1560"/>
+        <w:gridCol w:w="5460"/>
+        <w:gridCol w:w="2340"/>
+      </w:tblGrid>
+      <w:tr>
+        <w:trPr>
+          <w:tblHeader/>
+        </w:trPr>
+        <w:tc>
+          <w:tcPr>
+            <w:tcW w:type="dxa" w:w="1560"/>
+            <w:shd w:fill="D5E8F0" w:color="auto" w:val="clear"/>
+            <w:vAlign w:val="center"/>
+          </w:tcPr>
+          <w:p>
+            <w:pPr>
+              <w:jc w:val="center"/>
+            </w:pPr>
+            <w:r>
+              <w:rPr>
+                <w:rFonts w:ascii="Times New Roman" w:cs="Times New Roman" w:eastAsia="Times New Roman" w:hAnsi="Times New Roman"/>
+                <w:b/>
+                <w:bCs/>
+                <w:sz w:val="22"/>
+                <w:szCs w:val="22"/>
+              </w:rPr>
+              <w:t xml:space="preserve">Code</w:t>
+            </w:r>
+          </w:p>
+        </w:tc>
+        <w:tc>
+          <w:tcPr>
+            <w:tcW w:type="dxa" w:w="5460"/>
+            <w:shd w:fill="D5E8F0" w:color="auto" w:val="clear"/>
+            <w:vAlign w:val="center"/>
+          </w:tcPr>
+          <w:p>
+            <w:pPr>
+              <w:jc w:val="center"/>
+            </w:pPr>
+            <w:r>
+              <w:rPr>
+                <w:rFonts w:ascii="Times New Roman" w:cs="Times New Roman" w:eastAsia="Times New Roman" w:hAnsi="Times New Roman"/>
+                <w:b/>
+                <w:bCs/>
+                <w:sz w:val="22"/>
+                <w:szCs w:val="22"/>
+              </w:rPr>
+              <w:t xml:space="preserve">Misconception Family</w:t>
             </w:r>
           </w:p>
         </w:tc>
@@ -3992,7 +8221,384 @@
                 <w:sz w:val="22"/>
                 <w:szCs w:val="22"/>
               </w:rPr>
-              <w:t xml:space="preserve">Intermediate</w:t>
+              <w:t xml:space="preserve">Observed</w:t>
+            </w:r>
+          </w:p>
+        </w:tc>
+      </w:tr>
+      <w:tr>
+        <w:tc>
+          <w:tcPr>
+            <w:tcW w:type="dxa" w:w="1560"/>
+            <w:vAlign w:val="center"/>
+          </w:tcPr>
+          <w:p>
+            <w:pPr>
+              <w:jc w:val="center"/>
+            </w:pPr>
+            <w:r>
+              <w:rPr>
+                <w:rFonts w:ascii="Times New Roman" w:cs="Times New Roman" w:eastAsia="Times New Roman" w:hAnsi="Times New Roman"/>
+                <w:sz w:val="22"/>
+                <w:szCs w:val="22"/>
+              </w:rPr>
+              <w:t xml:space="preserve">INF-01</w:t>
+            </w:r>
+          </w:p>
+        </w:tc>
+        <w:tc>
+          <w:tcPr>
+            <w:tcW w:type="dxa" w:w="5460"/>
+            <w:vAlign w:val="center"/>
+          </w:tcPr>
+          <w:p>
+            <w:pPr>
+              <w:jc w:val="center"/>
+            </w:pPr>
+            <w:r>
+              <w:rPr>
+                <w:rFonts w:ascii="Times New Roman" w:cs="Times New Roman" w:eastAsia="Times New Roman" w:hAnsi="Times New Roman"/>
+                <w:sz w:val="22"/>
+                <w:szCs w:val="22"/>
+              </w:rPr>
+              <w:t xml:space="preserve">Lower inflation = falling prices</w:t>
+            </w:r>
+          </w:p>
+        </w:tc>
+        <w:tc>
+          <w:tcPr>
+            <w:tcW w:type="dxa" w:w="2340"/>
+            <w:vAlign w:val="center"/>
+          </w:tcPr>
+          <w:p>
+            <w:pPr>
+              <w:jc w:val="center"/>
+            </w:pPr>
+            <w:r>
+              <w:rPr>
+                <w:rFonts w:ascii="Times New Roman" w:cs="Times New Roman" w:eastAsia="Times New Roman" w:hAnsi="Times New Roman"/>
+                <w:sz w:val="22"/>
+                <w:szCs w:val="22"/>
+              </w:rPr>
+              <w:t xml:space="preserve">Q6 (55%)</w:t>
+            </w:r>
+          </w:p>
+        </w:tc>
+      </w:tr>
+      <w:tr>
+        <w:tc>
+          <w:tcPr>
+            <w:tcW w:type="dxa" w:w="1560"/>
+            <w:vAlign w:val="center"/>
+          </w:tcPr>
+          <w:p>
+            <w:pPr>
+              <w:jc w:val="center"/>
+            </w:pPr>
+            <w:r>
+              <w:rPr>
+                <w:rFonts w:ascii="Times New Roman" w:cs="Times New Roman" w:eastAsia="Times New Roman" w:hAnsi="Times New Roman"/>
+                <w:sz w:val="22"/>
+                <w:szCs w:val="22"/>
+              </w:rPr>
+              <w:t xml:space="preserve">INF-02</w:t>
+            </w:r>
+          </w:p>
+        </w:tc>
+        <w:tc>
+          <w:tcPr>
+            <w:tcW w:type="dxa" w:w="5460"/>
+            <w:vAlign w:val="center"/>
+          </w:tcPr>
+          <w:p>
+            <w:pPr>
+              <w:jc w:val="center"/>
+            </w:pPr>
+            <w:r>
+              <w:rPr>
+                <w:rFonts w:ascii="Times New Roman" w:cs="Times New Roman" w:eastAsia="Times New Roman" w:hAnsi="Times New Roman"/>
+                <w:sz w:val="22"/>
+                <w:szCs w:val="22"/>
+              </w:rPr>
+              <w:t xml:space="preserve">Inflation definition confusion</w:t>
+            </w:r>
+          </w:p>
+        </w:tc>
+        <w:tc>
+          <w:tcPr>
+            <w:tcW w:type="dxa" w:w="2340"/>
+            <w:vAlign w:val="center"/>
+          </w:tcPr>
+          <w:p>
+            <w:pPr>
+              <w:jc w:val="center"/>
+            </w:pPr>
+            <w:r>
+              <w:rPr>
+                <w:rFonts w:ascii="Times New Roman" w:cs="Times New Roman" w:eastAsia="Times New Roman" w:hAnsi="Times New Roman"/>
+                <w:sz w:val="22"/>
+                <w:szCs w:val="22"/>
+              </w:rPr>
+              <w:t xml:space="preserve">Q3</w:t>
+            </w:r>
+          </w:p>
+        </w:tc>
+      </w:tr>
+      <w:tr>
+        <w:tc>
+          <w:tcPr>
+            <w:tcW w:type="dxa" w:w="1560"/>
+            <w:vAlign w:val="center"/>
+          </w:tcPr>
+          <w:p>
+            <w:pPr>
+              <w:jc w:val="center"/>
+            </w:pPr>
+            <w:r>
+              <w:rPr>
+                <w:rFonts w:ascii="Times New Roman" w:cs="Times New Roman" w:eastAsia="Times New Roman" w:hAnsi="Times New Roman"/>
+                <w:sz w:val="22"/>
+                <w:szCs w:val="22"/>
+              </w:rPr>
+              <w:t xml:space="preserve">INF-03</w:t>
+            </w:r>
+          </w:p>
+        </w:tc>
+        <w:tc>
+          <w:tcPr>
+            <w:tcW w:type="dxa" w:w="5460"/>
+            <w:vAlign w:val="center"/>
+          </w:tcPr>
+          <w:p>
+            <w:pPr>
+              <w:jc w:val="center"/>
+            </w:pPr>
+            <w:r>
+              <w:rPr>
+                <w:rFonts w:ascii="Times New Roman" w:cs="Times New Roman" w:eastAsia="Times New Roman" w:hAnsi="Times New Roman"/>
+                <w:sz w:val="22"/>
+                <w:szCs w:val="22"/>
+              </w:rPr>
+              <w:t xml:space="preserve">Fixed income impact misunderstood</w:t>
+            </w:r>
+          </w:p>
+        </w:tc>
+        <w:tc>
+          <w:tcPr>
+            <w:tcW w:type="dxa" w:w="2340"/>
+            <w:vAlign w:val="center"/>
+          </w:tcPr>
+          <w:p>
+            <w:pPr>
+              <w:jc w:val="center"/>
+            </w:pPr>
+            <w:r>
+              <w:rPr>
+                <w:rFonts w:ascii="Times New Roman" w:cs="Times New Roman" w:eastAsia="Times New Roman" w:hAnsi="Times New Roman"/>
+                <w:sz w:val="22"/>
+                <w:szCs w:val="22"/>
+              </w:rPr>
+              <w:t xml:space="preserve">Q7</w:t>
+            </w:r>
+          </w:p>
+        </w:tc>
+      </w:tr>
+      <w:tr>
+        <w:tc>
+          <w:tcPr>
+            <w:tcW w:type="dxa" w:w="1560"/>
+            <w:vAlign w:val="center"/>
+          </w:tcPr>
+          <w:p>
+            <w:pPr>
+              <w:jc w:val="center"/>
+            </w:pPr>
+            <w:r>
+              <w:rPr>
+                <w:rFonts w:ascii="Times New Roman" w:cs="Times New Roman" w:eastAsia="Times New Roman" w:hAnsi="Times New Roman"/>
+                <w:sz w:val="22"/>
+                <w:szCs w:val="22"/>
+              </w:rPr>
+              <w:t xml:space="preserve">INF-04</w:t>
+            </w:r>
+          </w:p>
+        </w:tc>
+        <w:tc>
+          <w:tcPr>
+            <w:tcW w:type="dxa" w:w="5460"/>
+            <w:vAlign w:val="center"/>
+          </w:tcPr>
+          <w:p>
+            <w:pPr>
+              <w:jc w:val="center"/>
+            </w:pPr>
+            <w:r>
+              <w:rPr>
+                <w:rFonts w:ascii="Times New Roman" w:cs="Times New Roman" w:eastAsia="Times New Roman" w:hAnsi="Times New Roman"/>
+                <w:sz w:val="22"/>
+                <w:szCs w:val="22"/>
+              </w:rPr>
+              <w:t xml:space="preserve">Inflation protection confusion</w:t>
+            </w:r>
+          </w:p>
+        </w:tc>
+        <w:tc>
+          <w:tcPr>
+            <w:tcW w:type="dxa" w:w="2340"/>
+            <w:vAlign w:val="center"/>
+          </w:tcPr>
+          <w:p>
+            <w:pPr>
+              <w:jc w:val="center"/>
+            </w:pPr>
+            <w:r>
+              <w:rPr>
+                <w:rFonts w:ascii="Times New Roman" w:cs="Times New Roman" w:eastAsia="Times New Roman" w:hAnsi="Times New Roman"/>
+                <w:sz w:val="22"/>
+                <w:szCs w:val="22"/>
+              </w:rPr>
+              <w:t xml:space="preserve">Q38</w:t>
+            </w:r>
+          </w:p>
+        </w:tc>
+      </w:tr>
+      <w:tr>
+        <w:tc>
+          <w:tcPr>
+            <w:tcW w:type="dxa" w:w="1560"/>
+            <w:vAlign w:val="center"/>
+          </w:tcPr>
+          <w:p>
+            <w:pPr>
+              <w:jc w:val="center"/>
+            </w:pPr>
+            <w:r>
+              <w:rPr>
+                <w:rFonts w:ascii="Times New Roman" w:cs="Times New Roman" w:eastAsia="Times New Roman" w:hAnsi="Times New Roman"/>
+                <w:sz w:val="22"/>
+                <w:szCs w:val="22"/>
+              </w:rPr>
+              <w:t xml:space="preserve">INF-05</w:t>
+            </w:r>
+          </w:p>
+        </w:tc>
+        <w:tc>
+          <w:tcPr>
+            <w:tcW w:type="dxa" w:w="5460"/>
+            <w:vAlign w:val="center"/>
+          </w:tcPr>
+          <w:p>
+            <w:pPr>
+              <w:jc w:val="center"/>
+            </w:pPr>
+            <w:r>
+              <w:rPr>
+                <w:rFonts w:ascii="Times New Roman" w:cs="Times New Roman" w:eastAsia="Times New Roman" w:hAnsi="Times New Roman"/>
+                <w:sz w:val="22"/>
+                <w:szCs w:val="22"/>
+              </w:rPr>
+              <w:t xml:space="preserve">Empathy-driven inflation reasoning</w:t>
+            </w:r>
+          </w:p>
+        </w:tc>
+        <w:tc>
+          <w:tcPr>
+            <w:tcW w:type="dxa" w:w="2340"/>
+            <w:vAlign w:val="center"/>
+          </w:tcPr>
+          <w:p>
+            <w:pPr>
+              <w:jc w:val="center"/>
+            </w:pPr>
+            <w:r>
+              <w:rPr>
+                <w:rFonts w:ascii="Times New Roman" w:cs="Times New Roman" w:eastAsia="Times New Roman" w:hAnsi="Times New Roman"/>
+                <w:sz w:val="22"/>
+                <w:szCs w:val="22"/>
+              </w:rPr>
+              <w:t xml:space="preserve">Q7 (33%)</w:t>
+            </w:r>
+          </w:p>
+        </w:tc>
+      </w:tr>
+    </w:tbl>
+    <w:p>
+      <w:pPr>
+        <w:pStyle w:val="Heading2"/>
+      </w:pPr>
+      <w:r>
+        <w:t xml:space="preserve">C.2 Interest, Compounding, and Time Value of Money (INT)</w:t>
+      </w:r>
+    </w:p>
+    <w:tbl>
+      <w:tblPr>
+        <w:tblW w:type="dxa" w:w="9360"/>
+        <w:tblBorders>
+          <w:top w:val="single" w:color="CCCCCC" w:sz="1"/>
+          <w:left w:val="single" w:color="CCCCCC" w:sz="1"/>
+          <w:bottom w:val="single" w:color="CCCCCC" w:sz="1"/>
+          <w:right w:val="single" w:color="CCCCCC" w:sz="1"/>
+          <w:insideH w:val="single" w:color="CCCCCC" w:sz="1"/>
+          <w:insideV w:val="single" w:color="CCCCCC" w:sz="1"/>
+        </w:tblBorders>
+        <w:tblLayout w:type="fixed"/>
+        <w:tblCellMar>
+          <w:top w:type="dxa" w:w="60"/>
+          <w:left w:type="dxa" w:w="120"/>
+          <w:bottom w:type="dxa" w:w="60"/>
+          <w:right w:type="dxa" w:w="120"/>
+        </w:tblCellMar>
+      </w:tblPr>
+      <w:tblGrid>
+        <w:gridCol w:w="1560"/>
+        <w:gridCol w:w="5460"/>
+        <w:gridCol w:w="2340"/>
+      </w:tblGrid>
+      <w:tr>
+        <w:trPr>
+          <w:tblHeader/>
+        </w:trPr>
+        <w:tc>
+          <w:tcPr>
+            <w:tcW w:type="dxa" w:w="1560"/>
+            <w:shd w:fill="D5E8F0" w:color="auto" w:val="clear"/>
+            <w:vAlign w:val="center"/>
+          </w:tcPr>
+          <w:p>
+            <w:pPr>
+              <w:jc w:val="center"/>
+            </w:pPr>
+            <w:r>
+              <w:rPr>
+                <w:rFonts w:ascii="Times New Roman" w:cs="Times New Roman" w:eastAsia="Times New Roman" w:hAnsi="Times New Roman"/>
+                <w:b/>
+                <w:bCs/>
+                <w:sz w:val="22"/>
+                <w:szCs w:val="22"/>
+              </w:rPr>
+              <w:t xml:space="preserve">Code</w:t>
+            </w:r>
+          </w:p>
+        </w:tc>
+        <w:tc>
+          <w:tcPr>
+            <w:tcW w:type="dxa" w:w="5460"/>
+            <w:shd w:fill="D5E8F0" w:color="auto" w:val="clear"/>
+            <w:vAlign w:val="center"/>
+          </w:tcPr>
+          <w:p>
+            <w:pPr>
+              <w:jc w:val="center"/>
+            </w:pPr>
+            <w:r>
+              <w:rPr>
+                <w:rFonts w:ascii="Times New Roman" w:cs="Times New Roman" w:eastAsia="Times New Roman" w:hAnsi="Times New Roman"/>
+                <w:b/>
+                <w:bCs/>
+                <w:sz w:val="22"/>
+                <w:szCs w:val="22"/>
+              </w:rPr>
+              <w:t xml:space="preserve">Misconception Family</w:t>
             </w:r>
           </w:p>
         </w:tc>
@@ -4014,12 +8620,50 @@
                 <w:sz w:val="22"/>
                 <w:szCs w:val="22"/>
               </w:rPr>
-              <w:t xml:space="preserve">Advanced</w:t>
-            </w:r>
-          </w:p>
-        </w:tc>
-      </w:tr>
-      <w:tr>
+              <w:t xml:space="preserve">Observed</w:t>
+            </w:r>
+          </w:p>
+        </w:tc>
+      </w:tr>
+      <w:tr>
+        <w:tc>
+          <w:tcPr>
+            <w:tcW w:type="dxa" w:w="1560"/>
+            <w:vAlign w:val="center"/>
+          </w:tcPr>
+          <w:p>
+            <w:pPr>
+              <w:jc w:val="center"/>
+            </w:pPr>
+            <w:r>
+              <w:rPr>
+                <w:rFonts w:ascii="Times New Roman" w:cs="Times New Roman" w:eastAsia="Times New Roman" w:hAnsi="Times New Roman"/>
+                <w:sz w:val="22"/>
+                <w:szCs w:val="22"/>
+              </w:rPr>
+              <w:t xml:space="preserve">INT-01</w:t>
+            </w:r>
+          </w:p>
+        </w:tc>
+        <w:tc>
+          <w:tcPr>
+            <w:tcW w:type="dxa" w:w="5460"/>
+            <w:vAlign w:val="center"/>
+          </w:tcPr>
+          <w:p>
+            <w:pPr>
+              <w:jc w:val="center"/>
+            </w:pPr>
+            <w:r>
+              <w:rPr>
+                <w:rFonts w:ascii="Times New Roman" w:cs="Times New Roman" w:eastAsia="Times New Roman" w:hAnsi="Times New Roman"/>
+                <w:sz w:val="22"/>
+                <w:szCs w:val="22"/>
+              </w:rPr>
+              <w:t xml:space="preserve">Interest as a fee to the saver</w:t>
+            </w:r>
+          </w:p>
+        </w:tc>
         <w:tc>
           <w:tcPr>
             <w:tcW w:type="dxa" w:w="2340"/>
@@ -4035,7 +8679,47 @@
                 <w:sz w:val="22"/>
                 <w:szCs w:val="22"/>
               </w:rPr>
-              <w:t xml:space="preserve">Conceptual</w:t>
+              <w:t xml:space="preserve">Q1</w:t>
+            </w:r>
+          </w:p>
+        </w:tc>
+      </w:tr>
+      <w:tr>
+        <w:tc>
+          <w:tcPr>
+            <w:tcW w:type="dxa" w:w="1560"/>
+            <w:vAlign w:val="center"/>
+          </w:tcPr>
+          <w:p>
+            <w:pPr>
+              <w:jc w:val="center"/>
+            </w:pPr>
+            <w:r>
+              <w:rPr>
+                <w:rFonts w:ascii="Times New Roman" w:cs="Times New Roman" w:eastAsia="Times New Roman" w:hAnsi="Times New Roman"/>
+                <w:sz w:val="22"/>
+                <w:szCs w:val="22"/>
+              </w:rPr>
+              <w:t xml:space="preserve">INT-02</w:t>
+            </w:r>
+          </w:p>
+        </w:tc>
+        <w:tc>
+          <w:tcPr>
+            <w:tcW w:type="dxa" w:w="5460"/>
+            <w:vAlign w:val="center"/>
+          </w:tcPr>
+          <w:p>
+            <w:pPr>
+              <w:jc w:val="center"/>
+            </w:pPr>
+            <w:r>
+              <w:rPr>
+                <w:rFonts w:ascii="Times New Roman" w:cs="Times New Roman" w:eastAsia="Times New Roman" w:hAnsi="Times New Roman"/>
+                <w:sz w:val="22"/>
+                <w:szCs w:val="22"/>
+              </w:rPr>
+              <w:t xml:space="preserve">No compounding awareness</w:t>
             </w:r>
           </w:p>
         </w:tc>
@@ -4054,7 +8738,47 @@
                 <w:sz w:val="22"/>
                 <w:szCs w:val="22"/>
               </w:rPr>
-              <w:t xml:space="preserve">1 per domain</w:t>
+              <w:t xml:space="preserve">Q1</w:t>
+            </w:r>
+          </w:p>
+        </w:tc>
+      </w:tr>
+      <w:tr>
+        <w:tc>
+          <w:tcPr>
+            <w:tcW w:type="dxa" w:w="1560"/>
+            <w:vAlign w:val="center"/>
+          </w:tcPr>
+          <w:p>
+            <w:pPr>
+              <w:jc w:val="center"/>
+            </w:pPr>
+            <w:r>
+              <w:rPr>
+                <w:rFonts w:ascii="Times New Roman" w:cs="Times New Roman" w:eastAsia="Times New Roman" w:hAnsi="Times New Roman"/>
+                <w:sz w:val="22"/>
+                <w:szCs w:val="22"/>
+              </w:rPr>
+              <w:t xml:space="preserve">INT-03</w:t>
+            </w:r>
+          </w:p>
+        </w:tc>
+        <w:tc>
+          <w:tcPr>
+            <w:tcW w:type="dxa" w:w="5460"/>
+            <w:vAlign w:val="center"/>
+          </w:tcPr>
+          <w:p>
+            <w:pPr>
+              <w:jc w:val="center"/>
+            </w:pPr>
+            <w:r>
+              <w:rPr>
+                <w:rFonts w:ascii="Times New Roman" w:cs="Times New Roman" w:eastAsia="Times New Roman" w:hAnsi="Times New Roman"/>
+                <w:sz w:val="22"/>
+                <w:szCs w:val="22"/>
+              </w:rPr>
+              <w:t xml:space="preserve">Loan term does not affect total interest</w:t>
             </w:r>
           </w:p>
         </w:tc>
@@ -4073,7 +8797,47 @@
                 <w:sz w:val="22"/>
                 <w:szCs w:val="22"/>
               </w:rPr>
-              <w:t xml:space="preserve">1 per domain</w:t>
+              <w:t xml:space="preserve">Q2</w:t>
+            </w:r>
+          </w:p>
+        </w:tc>
+      </w:tr>
+      <w:tr>
+        <w:tc>
+          <w:tcPr>
+            <w:tcW w:type="dxa" w:w="1560"/>
+            <w:vAlign w:val="center"/>
+          </w:tcPr>
+          <w:p>
+            <w:pPr>
+              <w:jc w:val="center"/>
+            </w:pPr>
+            <w:r>
+              <w:rPr>
+                <w:rFonts w:ascii="Times New Roman" w:cs="Times New Roman" w:eastAsia="Times New Roman" w:hAnsi="Times New Roman"/>
+                <w:sz w:val="22"/>
+                <w:szCs w:val="22"/>
+              </w:rPr>
+              <w:t xml:space="preserve">INT-04</w:t>
+            </w:r>
+          </w:p>
+        </w:tc>
+        <w:tc>
+          <w:tcPr>
+            <w:tcW w:type="dxa" w:w="5460"/>
+            <w:vAlign w:val="center"/>
+          </w:tcPr>
+          <w:p>
+            <w:pPr>
+              <w:jc w:val="center"/>
+            </w:pPr>
+            <w:r>
+              <w:rPr>
+                <w:rFonts w:ascii="Times New Roman" w:cs="Times New Roman" w:eastAsia="Times New Roman" w:hAnsi="Times New Roman"/>
+                <w:sz w:val="22"/>
+                <w:szCs w:val="22"/>
+              </w:rPr>
+              <w:t xml:space="preserve">Shorter term = higher total cost</w:t>
             </w:r>
           </w:p>
         </w:tc>
@@ -4092,12 +8856,50 @@
                 <w:sz w:val="22"/>
                 <w:szCs w:val="22"/>
               </w:rPr>
-              <w:t xml:space="preserve">1-2 per domain</w:t>
-            </w:r>
-          </w:p>
-        </w:tc>
-      </w:tr>
-      <w:tr>
+              <w:t xml:space="preserve">Q2</w:t>
+            </w:r>
+          </w:p>
+        </w:tc>
+      </w:tr>
+      <w:tr>
+        <w:tc>
+          <w:tcPr>
+            <w:tcW w:type="dxa" w:w="1560"/>
+            <w:vAlign w:val="center"/>
+          </w:tcPr>
+          <w:p>
+            <w:pPr>
+              <w:jc w:val="center"/>
+            </w:pPr>
+            <w:r>
+              <w:rPr>
+                <w:rFonts w:ascii="Times New Roman" w:cs="Times New Roman" w:eastAsia="Times New Roman" w:hAnsi="Times New Roman"/>
+                <w:sz w:val="22"/>
+                <w:szCs w:val="22"/>
+              </w:rPr>
+              <w:t xml:space="preserve">INT-05</w:t>
+            </w:r>
+          </w:p>
+        </w:tc>
+        <w:tc>
+          <w:tcPr>
+            <w:tcW w:type="dxa" w:w="5460"/>
+            <w:vAlign w:val="center"/>
+          </w:tcPr>
+          <w:p>
+            <w:pPr>
+              <w:jc w:val="center"/>
+            </w:pPr>
+            <w:r>
+              <w:rPr>
+                <w:rFonts w:ascii="Times New Roman" w:cs="Times New Roman" w:eastAsia="Times New Roman" w:hAnsi="Times New Roman"/>
+                <w:sz w:val="22"/>
+                <w:szCs w:val="22"/>
+              </w:rPr>
+              <w:t xml:space="preserve">Interest rates not negotiable</w:t>
+            </w:r>
+          </w:p>
+        </w:tc>
         <w:tc>
           <w:tcPr>
             <w:tcW w:type="dxa" w:w="2340"/>
@@ -4113,7 +8915,47 @@
                 <w:sz w:val="22"/>
                 <w:szCs w:val="22"/>
               </w:rPr>
-              <w:t xml:space="preserve">Applied</w:t>
+              <w:t xml:space="preserve">Q8</w:t>
+            </w:r>
+          </w:p>
+        </w:tc>
+      </w:tr>
+      <w:tr>
+        <w:tc>
+          <w:tcPr>
+            <w:tcW w:type="dxa" w:w="1560"/>
+            <w:vAlign w:val="center"/>
+          </w:tcPr>
+          <w:p>
+            <w:pPr>
+              <w:jc w:val="center"/>
+            </w:pPr>
+            <w:r>
+              <w:rPr>
+                <w:rFonts w:ascii="Times New Roman" w:cs="Times New Roman" w:eastAsia="Times New Roman" w:hAnsi="Times New Roman"/>
+                <w:sz w:val="22"/>
+                <w:szCs w:val="22"/>
+              </w:rPr>
+              <w:t xml:space="preserve">INT-06</w:t>
+            </w:r>
+          </w:p>
+        </w:tc>
+        <w:tc>
+          <w:tcPr>
+            <w:tcW w:type="dxa" w:w="5460"/>
+            <w:vAlign w:val="center"/>
+          </w:tcPr>
+          <w:p>
+            <w:pPr>
+              <w:jc w:val="center"/>
+            </w:pPr>
+            <w:r>
+              <w:rPr>
+                <w:rFonts w:ascii="Times New Roman" w:cs="Times New Roman" w:eastAsia="Times New Roman" w:hAnsi="Times New Roman"/>
+                <w:sz w:val="22"/>
+                <w:szCs w:val="22"/>
+              </w:rPr>
+              <w:t xml:space="preserve">Bond price-rate relationship reversed</w:t>
             </w:r>
           </w:p>
         </w:tc>
@@ -4132,7 +8974,47 @@
                 <w:sz w:val="22"/>
                 <w:szCs w:val="22"/>
               </w:rPr>
-              <w:t xml:space="preserve">1 per domain</w:t>
+              <w:t xml:space="preserve">Q29</w:t>
+            </w:r>
+          </w:p>
+        </w:tc>
+      </w:tr>
+      <w:tr>
+        <w:tc>
+          <w:tcPr>
+            <w:tcW w:type="dxa" w:w="1560"/>
+            <w:vAlign w:val="center"/>
+          </w:tcPr>
+          <w:p>
+            <w:pPr>
+              <w:jc w:val="center"/>
+            </w:pPr>
+            <w:r>
+              <w:rPr>
+                <w:rFonts w:ascii="Times New Roman" w:cs="Times New Roman" w:eastAsia="Times New Roman" w:hAnsi="Times New Roman"/>
+                <w:sz w:val="22"/>
+                <w:szCs w:val="22"/>
+              </w:rPr>
+              <w:t xml:space="preserve">INT-07</w:t>
+            </w:r>
+          </w:p>
+        </w:tc>
+        <w:tc>
+          <w:tcPr>
+            <w:tcW w:type="dxa" w:w="5460"/>
+            <w:vAlign w:val="center"/>
+          </w:tcPr>
+          <w:p>
+            <w:pPr>
+              <w:jc w:val="center"/>
+            </w:pPr>
+            <w:r>
+              <w:rPr>
+                <w:rFonts w:ascii="Times New Roman" w:cs="Times New Roman" w:eastAsia="Times New Roman" w:hAnsi="Times New Roman"/>
+                <w:sz w:val="22"/>
+                <w:szCs w:val="22"/>
+              </w:rPr>
+              <w:t xml:space="preserve">Zero interest concept confusion</w:t>
             </w:r>
           </w:p>
         </w:tc>
@@ -4151,31 +9033,154 @@
                 <w:sz w:val="22"/>
                 <w:szCs w:val="22"/>
               </w:rPr>
-              <w:t xml:space="preserve">1 per domain</w:t>
+              <w:t xml:space="preserve">Q4 (small n)</w:t>
+            </w:r>
+          </w:p>
+        </w:tc>
+      </w:tr>
+    </w:tbl>
+    <w:p>
+      <w:pPr>
+        <w:pStyle w:val="Heading2"/>
+      </w:pPr>
+      <w:r>
+        <w:t xml:space="preserve">C.3 Risk, Return, and Diversification (RISK)</w:t>
+      </w:r>
+    </w:p>
+    <w:tbl>
+      <w:tblPr>
+        <w:tblW w:type="dxa" w:w="9360"/>
+        <w:tblBorders>
+          <w:top w:val="single" w:color="CCCCCC" w:sz="1"/>
+          <w:left w:val="single" w:color="CCCCCC" w:sz="1"/>
+          <w:bottom w:val="single" w:color="CCCCCC" w:sz="1"/>
+          <w:right w:val="single" w:color="CCCCCC" w:sz="1"/>
+          <w:insideH w:val="single" w:color="CCCCCC" w:sz="1"/>
+          <w:insideV w:val="single" w:color="CCCCCC" w:sz="1"/>
+        </w:tblBorders>
+        <w:tblLayout w:type="fixed"/>
+        <w:tblCellMar>
+          <w:top w:type="dxa" w:w="60"/>
+          <w:left w:type="dxa" w:w="120"/>
+          <w:bottom w:type="dxa" w:w="60"/>
+          <w:right w:type="dxa" w:w="120"/>
+        </w:tblCellMar>
+      </w:tblPr>
+      <w:tblGrid>
+        <w:gridCol w:w="1560"/>
+        <w:gridCol w:w="5460"/>
+        <w:gridCol w:w="2340"/>
+      </w:tblGrid>
+      <w:tr>
+        <w:trPr>
+          <w:tblHeader/>
+        </w:trPr>
+        <w:tc>
+          <w:tcPr>
+            <w:tcW w:type="dxa" w:w="1560"/>
+            <w:shd w:fill="D5E8F0" w:color="auto" w:val="clear"/>
+            <w:vAlign w:val="center"/>
+          </w:tcPr>
+          <w:p>
+            <w:pPr>
+              <w:jc w:val="center"/>
+            </w:pPr>
+            <w:r>
+              <w:rPr>
+                <w:rFonts w:ascii="Times New Roman" w:cs="Times New Roman" w:eastAsia="Times New Roman" w:hAnsi="Times New Roman"/>
+                <w:b/>
+                <w:bCs/>
+                <w:sz w:val="22"/>
+                <w:szCs w:val="22"/>
+              </w:rPr>
+              <w:t xml:space="preserve">Code</w:t>
+            </w:r>
+          </w:p>
+        </w:tc>
+        <w:tc>
+          <w:tcPr>
+            <w:tcW w:type="dxa" w:w="5460"/>
+            <w:shd w:fill="D5E8F0" w:color="auto" w:val="clear"/>
+            <w:vAlign w:val="center"/>
+          </w:tcPr>
+          <w:p>
+            <w:pPr>
+              <w:jc w:val="center"/>
+            </w:pPr>
+            <w:r>
+              <w:rPr>
+                <w:rFonts w:ascii="Times New Roman" w:cs="Times New Roman" w:eastAsia="Times New Roman" w:hAnsi="Times New Roman"/>
+                <w:b/>
+                <w:bCs/>
+                <w:sz w:val="22"/>
+                <w:szCs w:val="22"/>
+              </w:rPr>
+              <w:t xml:space="preserve">Misconception Family</w:t>
             </w:r>
           </w:p>
         </w:tc>
         <w:tc>
           <w:tcPr>
             <w:tcW w:type="dxa" w:w="2340"/>
-            <w:vAlign w:val="center"/>
-          </w:tcPr>
-          <w:p>
-            <w:pPr>
-              <w:jc w:val="center"/>
-            </w:pPr>
-            <w:r>
-              <w:rPr>
-                <w:rFonts w:ascii="Times New Roman" w:cs="Times New Roman" w:eastAsia="Times New Roman" w:hAnsi="Times New Roman"/>
-                <w:sz w:val="22"/>
-                <w:szCs w:val="22"/>
-              </w:rPr>
-              <w:t xml:space="preserve">1 per domain</w:t>
-            </w:r>
-          </w:p>
-        </w:tc>
-      </w:tr>
-      <w:tr>
+            <w:shd w:fill="D5E8F0" w:color="auto" w:val="clear"/>
+            <w:vAlign w:val="center"/>
+          </w:tcPr>
+          <w:p>
+            <w:pPr>
+              <w:jc w:val="center"/>
+            </w:pPr>
+            <w:r>
+              <w:rPr>
+                <w:rFonts w:ascii="Times New Roman" w:cs="Times New Roman" w:eastAsia="Times New Roman" w:hAnsi="Times New Roman"/>
+                <w:b/>
+                <w:bCs/>
+                <w:sz w:val="22"/>
+                <w:szCs w:val="22"/>
+              </w:rPr>
+              <w:t xml:space="preserve">Observed</w:t>
+            </w:r>
+          </w:p>
+        </w:tc>
+      </w:tr>
+      <w:tr>
+        <w:tc>
+          <w:tcPr>
+            <w:tcW w:type="dxa" w:w="1560"/>
+            <w:vAlign w:val="center"/>
+          </w:tcPr>
+          <w:p>
+            <w:pPr>
+              <w:jc w:val="center"/>
+            </w:pPr>
+            <w:r>
+              <w:rPr>
+                <w:rFonts w:ascii="Times New Roman" w:cs="Times New Roman" w:eastAsia="Times New Roman" w:hAnsi="Times New Roman"/>
+                <w:sz w:val="22"/>
+                <w:szCs w:val="22"/>
+              </w:rPr>
+              <w:t xml:space="preserve">RISK-01</w:t>
+            </w:r>
+          </w:p>
+        </w:tc>
+        <w:tc>
+          <w:tcPr>
+            <w:tcW w:type="dxa" w:w="5460"/>
+            <w:vAlign w:val="center"/>
+          </w:tcPr>
+          <w:p>
+            <w:pPr>
+              <w:jc w:val="center"/>
+            </w:pPr>
+            <w:r>
+              <w:rPr>
+                <w:rFonts w:ascii="Times New Roman" w:cs="Times New Roman" w:eastAsia="Times New Roman" w:hAnsi="Times New Roman"/>
+                <w:sz w:val="22"/>
+                <w:szCs w:val="22"/>
+              </w:rPr>
+              <w:t xml:space="preserve">Safety = highest returns</w:t>
+            </w:r>
+          </w:p>
+        </w:tc>
         <w:tc>
           <w:tcPr>
             <w:tcW w:type="dxa" w:w="2340"/>
@@ -4191,7 +9196,47 @@
                 <w:sz w:val="22"/>
                 <w:szCs w:val="22"/>
               </w:rPr>
-              <w:t xml:space="preserve">Numerical</w:t>
+              <w:t xml:space="preserve">Q32</w:t>
+            </w:r>
+          </w:p>
+        </w:tc>
+      </w:tr>
+      <w:tr>
+        <w:tc>
+          <w:tcPr>
+            <w:tcW w:type="dxa" w:w="1560"/>
+            <w:vAlign w:val="center"/>
+          </w:tcPr>
+          <w:p>
+            <w:pPr>
+              <w:jc w:val="center"/>
+            </w:pPr>
+            <w:r>
+              <w:rPr>
+                <w:rFonts w:ascii="Times New Roman" w:cs="Times New Roman" w:eastAsia="Times New Roman" w:hAnsi="Times New Roman"/>
+                <w:sz w:val="22"/>
+                <w:szCs w:val="22"/>
+              </w:rPr>
+              <w:t xml:space="preserve">RISK-02</w:t>
+            </w:r>
+          </w:p>
+        </w:tc>
+        <w:tc>
+          <w:tcPr>
+            <w:tcW w:type="dxa" w:w="5460"/>
+            <w:vAlign w:val="center"/>
+          </w:tcPr>
+          <w:p>
+            <w:pPr>
+              <w:jc w:val="center"/>
+            </w:pPr>
+            <w:r>
+              <w:rPr>
+                <w:rFonts w:ascii="Times New Roman" w:cs="Times New Roman" w:eastAsia="Times New Roman" w:hAnsi="Times New Roman"/>
+                <w:sz w:val="22"/>
+                <w:szCs w:val="22"/>
+              </w:rPr>
+              <w:t xml:space="preserve">Exceptions disprove general rule</w:t>
             </w:r>
           </w:p>
         </w:tc>
@@ -4210,7 +9255,47 @@
                 <w:sz w:val="22"/>
                 <w:szCs w:val="22"/>
               </w:rPr>
-              <w:t xml:space="preserve">0-1 per domain</w:t>
+              <w:t xml:space="preserve">Q30, Q35</w:t>
+            </w:r>
+          </w:p>
+        </w:tc>
+      </w:tr>
+      <w:tr>
+        <w:tc>
+          <w:tcPr>
+            <w:tcW w:type="dxa" w:w="1560"/>
+            <w:vAlign w:val="center"/>
+          </w:tcPr>
+          <w:p>
+            <w:pPr>
+              <w:jc w:val="center"/>
+            </w:pPr>
+            <w:r>
+              <w:rPr>
+                <w:rFonts w:ascii="Times New Roman" w:cs="Times New Roman" w:eastAsia="Times New Roman" w:hAnsi="Times New Roman"/>
+                <w:sz w:val="22"/>
+                <w:szCs w:val="22"/>
+              </w:rPr>
+              <w:t xml:space="preserve">RISK-03</w:t>
+            </w:r>
+          </w:p>
+        </w:tc>
+        <w:tc>
+          <w:tcPr>
+            <w:tcW w:type="dxa" w:w="5460"/>
+            <w:vAlign w:val="center"/>
+          </w:tcPr>
+          <w:p>
+            <w:pPr>
+              <w:jc w:val="center"/>
+            </w:pPr>
+            <w:r>
+              <w:rPr>
+                <w:rFonts w:ascii="Times New Roman" w:cs="Times New Roman" w:eastAsia="Times New Roman" w:hAnsi="Times New Roman"/>
+                <w:sz w:val="22"/>
+                <w:szCs w:val="22"/>
+              </w:rPr>
+              <w:t xml:space="preserve">Diversification increases risk</w:t>
             </w:r>
           </w:p>
         </w:tc>
@@ -4229,7 +9314,47 @@
                 <w:sz w:val="22"/>
                 <w:szCs w:val="22"/>
               </w:rPr>
-              <w:t xml:space="preserve">1 per domain</w:t>
+              <w:t xml:space="preserve">Q14, Q34</w:t>
+            </w:r>
+          </w:p>
+        </w:tc>
+      </w:tr>
+      <w:tr>
+        <w:tc>
+          <w:tcPr>
+            <w:tcW w:type="dxa" w:w="1560"/>
+            <w:vAlign w:val="center"/>
+          </w:tcPr>
+          <w:p>
+            <w:pPr>
+              <w:jc w:val="center"/>
+            </w:pPr>
+            <w:r>
+              <w:rPr>
+                <w:rFonts w:ascii="Times New Roman" w:cs="Times New Roman" w:eastAsia="Times New Roman" w:hAnsi="Times New Roman"/>
+                <w:sz w:val="22"/>
+                <w:szCs w:val="22"/>
+              </w:rPr>
+              <w:t xml:space="preserve">RISK-04</w:t>
+            </w:r>
+          </w:p>
+        </w:tc>
+        <w:tc>
+          <w:tcPr>
+            <w:tcW w:type="dxa" w:w="5460"/>
+            <w:vAlign w:val="center"/>
+          </w:tcPr>
+          <w:p>
+            <w:pPr>
+              <w:jc w:val="center"/>
+            </w:pPr>
+            <w:r>
+              <w:rPr>
+                <w:rFonts w:ascii="Times New Roman" w:cs="Times New Roman" w:eastAsia="Times New Roman" w:hAnsi="Times New Roman"/>
+                <w:sz w:val="22"/>
+                <w:szCs w:val="22"/>
+              </w:rPr>
+              <w:t xml:space="preserve">Diversification understood but misapplied</w:t>
             </w:r>
           </w:p>
         </w:tc>
@@ -4248,25 +9373,1889 @@
                 <w:sz w:val="22"/>
                 <w:szCs w:val="22"/>
               </w:rPr>
-              <w:t xml:space="preserve">1 per domain</w:t>
+              <w:t xml:space="preserve">Q36 (62%)</w:t>
+            </w:r>
+          </w:p>
+        </w:tc>
+      </w:tr>
+      <w:tr>
+        <w:tc>
+          <w:tcPr>
+            <w:tcW w:type="dxa" w:w="1560"/>
+            <w:vAlign w:val="center"/>
+          </w:tcPr>
+          <w:p>
+            <w:pPr>
+              <w:jc w:val="center"/>
+            </w:pPr>
+            <w:r>
+              <w:rPr>
+                <w:rFonts w:ascii="Times New Roman" w:cs="Times New Roman" w:eastAsia="Times New Roman" w:hAnsi="Times New Roman"/>
+                <w:sz w:val="22"/>
+                <w:szCs w:val="22"/>
+              </w:rPr>
+              <w:t xml:space="preserve">RISK-05</w:t>
+            </w:r>
+          </w:p>
+        </w:tc>
+        <w:tc>
+          <w:tcPr>
+            <w:tcW w:type="dxa" w:w="5460"/>
+            <w:vAlign w:val="center"/>
+          </w:tcPr>
+          <w:p>
+            <w:pPr>
+              <w:jc w:val="center"/>
+            </w:pPr>
+            <w:r>
+              <w:rPr>
+                <w:rFonts w:ascii="Times New Roman" w:cs="Times New Roman" w:eastAsia="Times New Roman" w:hAnsi="Times New Roman"/>
+                <w:sz w:val="22"/>
+                <w:szCs w:val="22"/>
+              </w:rPr>
+              <w:t xml:space="preserve">Single stock safer than mutual fund</w:t>
+            </w:r>
+          </w:p>
+        </w:tc>
+        <w:tc>
+          <w:tcPr>
+            <w:tcW w:type="dxa" w:w="2340"/>
+            <w:vAlign w:val="center"/>
+          </w:tcPr>
+          <w:p>
+            <w:pPr>
+              <w:jc w:val="center"/>
+            </w:pPr>
+            <w:r>
+              <w:rPr>
+                <w:rFonts w:ascii="Times New Roman" w:cs="Times New Roman" w:eastAsia="Times New Roman" w:hAnsi="Times New Roman"/>
+                <w:sz w:val="22"/>
+                <w:szCs w:val="22"/>
+              </w:rPr>
+              <w:t xml:space="preserve">Q11</w:t>
+            </w:r>
+          </w:p>
+        </w:tc>
+      </w:tr>
+      <w:tr>
+        <w:tc>
+          <w:tcPr>
+            <w:tcW w:type="dxa" w:w="1560"/>
+            <w:vAlign w:val="center"/>
+          </w:tcPr>
+          <w:p>
+            <w:pPr>
+              <w:jc w:val="center"/>
+            </w:pPr>
+            <w:r>
+              <w:rPr>
+                <w:rFonts w:ascii="Times New Roman" w:cs="Times New Roman" w:eastAsia="Times New Roman" w:hAnsi="Times New Roman"/>
+                <w:sz w:val="22"/>
+                <w:szCs w:val="22"/>
+              </w:rPr>
+              <w:t xml:space="preserve">RISK-06</w:t>
+            </w:r>
+          </w:p>
+        </w:tc>
+        <w:tc>
+          <w:tcPr>
+            <w:tcW w:type="dxa" w:w="5460"/>
+            <w:vAlign w:val="center"/>
+          </w:tcPr>
+          <w:p>
+            <w:pPr>
+              <w:jc w:val="center"/>
+            </w:pPr>
+            <w:r>
+              <w:rPr>
+                <w:rFonts w:ascii="Times New Roman" w:cs="Times New Roman" w:eastAsia="Times New Roman" w:hAnsi="Times New Roman"/>
+                <w:sz w:val="22"/>
+                <w:szCs w:val="22"/>
+              </w:rPr>
+              <w:t xml:space="preserve">Mutual fund unfamiliarity</w:t>
+            </w:r>
+          </w:p>
+        </w:tc>
+        <w:tc>
+          <w:tcPr>
+            <w:tcW w:type="dxa" w:w="2340"/>
+            <w:vAlign w:val="center"/>
+          </w:tcPr>
+          <w:p>
+            <w:pPr>
+              <w:jc w:val="center"/>
+            </w:pPr>
+            <w:r>
+              <w:rPr>
+                <w:rFonts w:ascii="Times New Roman" w:cs="Times New Roman" w:eastAsia="Times New Roman" w:hAnsi="Times New Roman"/>
+                <w:sz w:val="22"/>
+                <w:szCs w:val="22"/>
+              </w:rPr>
+              <w:t xml:space="preserve">Q11 (KG)</w:t>
+            </w:r>
+          </w:p>
+        </w:tc>
+      </w:tr>
+      <w:tr>
+        <w:tc>
+          <w:tcPr>
+            <w:tcW w:type="dxa" w:w="1560"/>
+            <w:vAlign w:val="center"/>
+          </w:tcPr>
+          <w:p>
+            <w:pPr>
+              <w:jc w:val="center"/>
+            </w:pPr>
+            <w:r>
+              <w:rPr>
+                <w:rFonts w:ascii="Times New Roman" w:cs="Times New Roman" w:eastAsia="Times New Roman" w:hAnsi="Times New Roman"/>
+                <w:sz w:val="22"/>
+                <w:szCs w:val="22"/>
+              </w:rPr>
+              <w:t xml:space="preserve">RISK-07</w:t>
+            </w:r>
+          </w:p>
+        </w:tc>
+        <w:tc>
+          <w:tcPr>
+            <w:tcW w:type="dxa" w:w="5460"/>
+            <w:vAlign w:val="center"/>
+          </w:tcPr>
+          <w:p>
+            <w:pPr>
+              <w:jc w:val="center"/>
+            </w:pPr>
+            <w:r>
+              <w:rPr>
+                <w:rFonts w:ascii="Times New Roman" w:cs="Times New Roman" w:eastAsia="Times New Roman" w:hAnsi="Times New Roman"/>
+                <w:sz w:val="22"/>
+                <w:szCs w:val="22"/>
+              </w:rPr>
+              <w:t xml:space="preserve">Stock market guarantees returns</w:t>
+            </w:r>
+          </w:p>
+        </w:tc>
+        <w:tc>
+          <w:tcPr>
+            <w:tcW w:type="dxa" w:w="2340"/>
+            <w:vAlign w:val="center"/>
+          </w:tcPr>
+          <w:p>
+            <w:pPr>
+              <w:jc w:val="center"/>
+            </w:pPr>
+            <w:r>
+              <w:rPr>
+                <w:rFonts w:ascii="Times New Roman" w:cs="Times New Roman" w:eastAsia="Times New Roman" w:hAnsi="Times New Roman"/>
+                <w:sz w:val="22"/>
+                <w:szCs w:val="22"/>
+              </w:rPr>
+              <w:t xml:space="preserve">Q31</w:t>
+            </w:r>
+          </w:p>
+        </w:tc>
+      </w:tr>
+      <w:tr>
+        <w:tc>
+          <w:tcPr>
+            <w:tcW w:type="dxa" w:w="1560"/>
+            <w:vAlign w:val="center"/>
+          </w:tcPr>
+          <w:p>
+            <w:pPr>
+              <w:jc w:val="center"/>
+            </w:pPr>
+            <w:r>
+              <w:rPr>
+                <w:rFonts w:ascii="Times New Roman" w:cs="Times New Roman" w:eastAsia="Times New Roman" w:hAnsi="Times New Roman"/>
+                <w:sz w:val="22"/>
+                <w:szCs w:val="22"/>
+              </w:rPr>
+              <w:t xml:space="preserve">RISK-08</w:t>
+            </w:r>
+          </w:p>
+        </w:tc>
+        <w:tc>
+          <w:tcPr>
+            <w:tcW w:type="dxa" w:w="5460"/>
+            <w:vAlign w:val="center"/>
+          </w:tcPr>
+          <w:p>
+            <w:pPr>
+              <w:jc w:val="center"/>
+            </w:pPr>
+            <w:r>
+              <w:rPr>
+                <w:rFonts w:ascii="Times New Roman" w:cs="Times New Roman" w:eastAsia="Times New Roman" w:hAnsi="Times New Roman"/>
+                <w:sz w:val="22"/>
+                <w:szCs w:val="22"/>
+              </w:rPr>
+              <w:t xml:space="preserve">Stocks vs. bonds risk confusion</w:t>
+            </w:r>
+          </w:p>
+        </w:tc>
+        <w:tc>
+          <w:tcPr>
+            <w:tcW w:type="dxa" w:w="2340"/>
+            <w:vAlign w:val="center"/>
+          </w:tcPr>
+          <w:p>
+            <w:pPr>
+              <w:jc w:val="center"/>
+            </w:pPr>
+            <w:r>
+              <w:rPr>
+                <w:rFonts w:ascii="Times New Roman" w:cs="Times New Roman" w:eastAsia="Times New Roman" w:hAnsi="Times New Roman"/>
+                <w:sz w:val="22"/>
+                <w:szCs w:val="22"/>
+              </w:rPr>
+              <w:t xml:space="preserve">Q39</w:t>
+            </w:r>
+          </w:p>
+        </w:tc>
+      </w:tr>
+      <w:tr>
+        <w:tc>
+          <w:tcPr>
+            <w:tcW w:type="dxa" w:w="1560"/>
+            <w:vAlign w:val="center"/>
+          </w:tcPr>
+          <w:p>
+            <w:pPr>
+              <w:jc w:val="center"/>
+            </w:pPr>
+            <w:r>
+              <w:rPr>
+                <w:rFonts w:ascii="Times New Roman" w:cs="Times New Roman" w:eastAsia="Times New Roman" w:hAnsi="Times New Roman"/>
+                <w:sz w:val="22"/>
+                <w:szCs w:val="22"/>
+              </w:rPr>
+              <w:t xml:space="preserve">RISK-09</w:t>
+            </w:r>
+          </w:p>
+        </w:tc>
+        <w:tc>
+          <w:tcPr>
+            <w:tcW w:type="dxa" w:w="5460"/>
+            <w:vAlign w:val="center"/>
+          </w:tcPr>
+          <w:p>
+            <w:pPr>
+              <w:jc w:val="center"/>
+            </w:pPr>
+            <w:r>
+              <w:rPr>
+                <w:rFonts w:ascii="Times New Roman" w:cs="Times New Roman" w:eastAsia="Times New Roman" w:hAnsi="Times New Roman"/>
+                <w:sz w:val="22"/>
+                <w:szCs w:val="22"/>
+              </w:rPr>
+              <w:t xml:space="preserve">Long-term asset return confusion</w:t>
+            </w:r>
+          </w:p>
+        </w:tc>
+        <w:tc>
+          <w:tcPr>
+            <w:tcW w:type="dxa" w:w="2340"/>
+            <w:vAlign w:val="center"/>
+          </w:tcPr>
+          <w:p>
+            <w:pPr>
+              <w:jc w:val="center"/>
+            </w:pPr>
+            <w:r>
+              <w:rPr>
+                <w:rFonts w:ascii="Times New Roman" w:cs="Times New Roman" w:eastAsia="Times New Roman" w:hAnsi="Times New Roman"/>
+                <w:sz w:val="22"/>
+                <w:szCs w:val="22"/>
+              </w:rPr>
+              <w:t xml:space="preserve">Q32</w:t>
+            </w:r>
+          </w:p>
+        </w:tc>
+      </w:tr>
+      <w:tr>
+        <w:tc>
+          <w:tcPr>
+            <w:tcW w:type="dxa" w:w="1560"/>
+            <w:vAlign w:val="center"/>
+          </w:tcPr>
+          <w:p>
+            <w:pPr>
+              <w:jc w:val="center"/>
+            </w:pPr>
+            <w:r>
+              <w:rPr>
+                <w:rFonts w:ascii="Times New Roman" w:cs="Times New Roman" w:eastAsia="Times New Roman" w:hAnsi="Times New Roman"/>
+                <w:sz w:val="22"/>
+                <w:szCs w:val="22"/>
+              </w:rPr>
+              <w:t xml:space="preserve">RISK-10</w:t>
+            </w:r>
+          </w:p>
+        </w:tc>
+        <w:tc>
+          <w:tcPr>
+            <w:tcW w:type="dxa" w:w="5460"/>
+            <w:vAlign w:val="center"/>
+          </w:tcPr>
+          <w:p>
+            <w:pPr>
+              <w:jc w:val="center"/>
+            </w:pPr>
+            <w:r>
+              <w:rPr>
+                <w:rFonts w:ascii="Times New Roman" w:cs="Times New Roman" w:eastAsia="Times New Roman" w:hAnsi="Times New Roman"/>
+                <w:sz w:val="22"/>
+                <w:szCs w:val="22"/>
+              </w:rPr>
+              <w:t xml:space="preserve">Real-world counterexamples applied</w:t>
+            </w:r>
+          </w:p>
+        </w:tc>
+        <w:tc>
+          <w:tcPr>
+            <w:tcW w:type="dxa" w:w="2340"/>
+            <w:vAlign w:val="center"/>
+          </w:tcPr>
+          <w:p>
+            <w:pPr>
+              <w:jc w:val="center"/>
+            </w:pPr>
+            <w:r>
+              <w:rPr>
+                <w:rFonts w:ascii="Times New Roman" w:cs="Times New Roman" w:eastAsia="Times New Roman" w:hAnsi="Times New Roman"/>
+                <w:sz w:val="22"/>
+                <w:szCs w:val="22"/>
+              </w:rPr>
+              <w:t xml:space="preserve">Q35</w:t>
             </w:r>
           </w:p>
         </w:tc>
       </w:tr>
     </w:tbl>
     <w:p>
-      <w:r>
-        <w:br w:type="page"/>
-      </w:r>
-    </w:p>
-    <w:p>
-      <w:pPr>
-        <w:pStyle w:val="Heading1"/>
-      </w:pPr>
-      <w:r>
-        <w:t xml:space="preserve">Appendix B: Assessment Items</w:t>
-      </w:r>
-    </w:p>
+      <w:pPr>
+        <w:pStyle w:val="Heading2"/>
+      </w:pPr>
+      <w:r>
+        <w:t xml:space="preserve">C.4 Insurance and Risk Management (INS)</w:t>
+      </w:r>
+    </w:p>
+    <w:tbl>
+      <w:tblPr>
+        <w:tblW w:type="dxa" w:w="9360"/>
+        <w:tblBorders>
+          <w:top w:val="single" w:color="CCCCCC" w:sz="1"/>
+          <w:left w:val="single" w:color="CCCCCC" w:sz="1"/>
+          <w:bottom w:val="single" w:color="CCCCCC" w:sz="1"/>
+          <w:right w:val="single" w:color="CCCCCC" w:sz="1"/>
+          <w:insideH w:val="single" w:color="CCCCCC" w:sz="1"/>
+          <w:insideV w:val="single" w:color="CCCCCC" w:sz="1"/>
+        </w:tblBorders>
+        <w:tblLayout w:type="fixed"/>
+        <w:tblCellMar>
+          <w:top w:type="dxa" w:w="60"/>
+          <w:left w:type="dxa" w:w="120"/>
+          <w:bottom w:type="dxa" w:w="60"/>
+          <w:right w:type="dxa" w:w="120"/>
+        </w:tblCellMar>
+      </w:tblPr>
+      <w:tblGrid>
+        <w:gridCol w:w="1560"/>
+        <w:gridCol w:w="5460"/>
+        <w:gridCol w:w="2340"/>
+      </w:tblGrid>
+      <w:tr>
+        <w:trPr>
+          <w:tblHeader/>
+        </w:trPr>
+        <w:tc>
+          <w:tcPr>
+            <w:tcW w:type="dxa" w:w="1560"/>
+            <w:shd w:fill="D5E8F0" w:color="auto" w:val="clear"/>
+            <w:vAlign w:val="center"/>
+          </w:tcPr>
+          <w:p>
+            <w:pPr>
+              <w:jc w:val="center"/>
+            </w:pPr>
+            <w:r>
+              <w:rPr>
+                <w:rFonts w:ascii="Times New Roman" w:cs="Times New Roman" w:eastAsia="Times New Roman" w:hAnsi="Times New Roman"/>
+                <w:b/>
+                <w:bCs/>
+                <w:sz w:val="22"/>
+                <w:szCs w:val="22"/>
+              </w:rPr>
+              <w:t xml:space="preserve">Code</w:t>
+            </w:r>
+          </w:p>
+        </w:tc>
+        <w:tc>
+          <w:tcPr>
+            <w:tcW w:type="dxa" w:w="5460"/>
+            <w:shd w:fill="D5E8F0" w:color="auto" w:val="clear"/>
+            <w:vAlign w:val="center"/>
+          </w:tcPr>
+          <w:p>
+            <w:pPr>
+              <w:jc w:val="center"/>
+            </w:pPr>
+            <w:r>
+              <w:rPr>
+                <w:rFonts w:ascii="Times New Roman" w:cs="Times New Roman" w:eastAsia="Times New Roman" w:hAnsi="Times New Roman"/>
+                <w:b/>
+                <w:bCs/>
+                <w:sz w:val="22"/>
+                <w:szCs w:val="22"/>
+              </w:rPr>
+              <w:t xml:space="preserve">Misconception Family</w:t>
+            </w:r>
+          </w:p>
+        </w:tc>
+        <w:tc>
+          <w:tcPr>
+            <w:tcW w:type="dxa" w:w="2340"/>
+            <w:shd w:fill="D5E8F0" w:color="auto" w:val="clear"/>
+            <w:vAlign w:val="center"/>
+          </w:tcPr>
+          <w:p>
+            <w:pPr>
+              <w:jc w:val="center"/>
+            </w:pPr>
+            <w:r>
+              <w:rPr>
+                <w:rFonts w:ascii="Times New Roman" w:cs="Times New Roman" w:eastAsia="Times New Roman" w:hAnsi="Times New Roman"/>
+                <w:b/>
+                <w:bCs/>
+                <w:sz w:val="22"/>
+                <w:szCs w:val="22"/>
+              </w:rPr>
+              <w:t xml:space="preserve">Observed</w:t>
+            </w:r>
+          </w:p>
+        </w:tc>
+      </w:tr>
+      <w:tr>
+        <w:tc>
+          <w:tcPr>
+            <w:tcW w:type="dxa" w:w="1560"/>
+            <w:vAlign w:val="center"/>
+          </w:tcPr>
+          <w:p>
+            <w:pPr>
+              <w:jc w:val="center"/>
+            </w:pPr>
+            <w:r>
+              <w:rPr>
+                <w:rFonts w:ascii="Times New Roman" w:cs="Times New Roman" w:eastAsia="Times New Roman" w:hAnsi="Times New Roman"/>
+                <w:sz w:val="22"/>
+                <w:szCs w:val="22"/>
+              </w:rPr>
+              <w:t xml:space="preserve">INS-01</w:t>
+            </w:r>
+          </w:p>
+        </w:tc>
+        <w:tc>
+          <w:tcPr>
+            <w:tcW w:type="dxa" w:w="5460"/>
+            <w:vAlign w:val="center"/>
+          </w:tcPr>
+          <w:p>
+            <w:pPr>
+              <w:jc w:val="center"/>
+            </w:pPr>
+            <w:r>
+              <w:rPr>
+                <w:rFonts w:ascii="Times New Roman" w:cs="Times New Roman" w:eastAsia="Times New Roman" w:hAnsi="Times New Roman"/>
+                <w:sz w:val="22"/>
+                <w:szCs w:val="22"/>
+              </w:rPr>
+              <w:t xml:space="preserve">Insurance for routine care</w:t>
+            </w:r>
+          </w:p>
+        </w:tc>
+        <w:tc>
+          <w:tcPr>
+            <w:tcW w:type="dxa" w:w="2340"/>
+            <w:vAlign w:val="center"/>
+          </w:tcPr>
+          <w:p>
+            <w:pPr>
+              <w:jc w:val="center"/>
+            </w:pPr>
+            <w:r>
+              <w:rPr>
+                <w:rFonts w:ascii="Times New Roman" w:cs="Times New Roman" w:eastAsia="Times New Roman" w:hAnsi="Times New Roman"/>
+                <w:sz w:val="22"/>
+                <w:szCs w:val="22"/>
+              </w:rPr>
+              <w:t xml:space="preserve">Q12 (67%)</w:t>
+            </w:r>
+          </w:p>
+        </w:tc>
+      </w:tr>
+      <w:tr>
+        <w:tc>
+          <w:tcPr>
+            <w:tcW w:type="dxa" w:w="1560"/>
+            <w:vAlign w:val="center"/>
+          </w:tcPr>
+          <w:p>
+            <w:pPr>
+              <w:jc w:val="center"/>
+            </w:pPr>
+            <w:r>
+              <w:rPr>
+                <w:rFonts w:ascii="Times New Roman" w:cs="Times New Roman" w:eastAsia="Times New Roman" w:hAnsi="Times New Roman"/>
+                <w:sz w:val="22"/>
+                <w:szCs w:val="22"/>
+              </w:rPr>
+              <w:t xml:space="preserve">INS-02</w:t>
+            </w:r>
+          </w:p>
+        </w:tc>
+        <w:tc>
+          <w:tcPr>
+            <w:tcW w:type="dxa" w:w="5460"/>
+            <w:vAlign w:val="center"/>
+          </w:tcPr>
+          <w:p>
+            <w:pPr>
+              <w:jc w:val="center"/>
+            </w:pPr>
+            <w:r>
+              <w:rPr>
+                <w:rFonts w:ascii="Times New Roman" w:cs="Times New Roman" w:eastAsia="Times New Roman" w:hAnsi="Times New Roman"/>
+                <w:sz w:val="22"/>
+                <w:szCs w:val="22"/>
+              </w:rPr>
+              <w:t xml:space="preserve">Frequency = purpose reasoning</w:t>
+            </w:r>
+          </w:p>
+        </w:tc>
+        <w:tc>
+          <w:tcPr>
+            <w:tcW w:type="dxa" w:w="2340"/>
+            <w:vAlign w:val="center"/>
+          </w:tcPr>
+          <w:p>
+            <w:pPr>
+              <w:jc w:val="center"/>
+            </w:pPr>
+            <w:r>
+              <w:rPr>
+                <w:rFonts w:ascii="Times New Roman" w:cs="Times New Roman" w:eastAsia="Times New Roman" w:hAnsi="Times New Roman"/>
+                <w:sz w:val="22"/>
+                <w:szCs w:val="22"/>
+              </w:rPr>
+              <w:t xml:space="preserve">Q12</w:t>
+            </w:r>
+          </w:p>
+        </w:tc>
+      </w:tr>
+      <w:tr>
+        <w:tc>
+          <w:tcPr>
+            <w:tcW w:type="dxa" w:w="1560"/>
+            <w:vAlign w:val="center"/>
+          </w:tcPr>
+          <w:p>
+            <w:pPr>
+              <w:jc w:val="center"/>
+            </w:pPr>
+            <w:r>
+              <w:rPr>
+                <w:rFonts w:ascii="Times New Roman" w:cs="Times New Roman" w:eastAsia="Times New Roman" w:hAnsi="Times New Roman"/>
+                <w:sz w:val="22"/>
+                <w:szCs w:val="22"/>
+              </w:rPr>
+              <w:t xml:space="preserve">INS-03</w:t>
+            </w:r>
+          </w:p>
+        </w:tc>
+        <w:tc>
+          <w:tcPr>
+            <w:tcW w:type="dxa" w:w="5460"/>
+            <w:vAlign w:val="center"/>
+          </w:tcPr>
+          <w:p>
+            <w:pPr>
+              <w:jc w:val="center"/>
+            </w:pPr>
+            <w:r>
+              <w:rPr>
+                <w:rFonts w:ascii="Times New Roman" w:cs="Times New Roman" w:eastAsia="Times New Roman" w:hAnsi="Times New Roman"/>
+                <w:sz w:val="22"/>
+                <w:szCs w:val="22"/>
+              </w:rPr>
+              <w:t xml:space="preserve">Deductible definition wrong</w:t>
+            </w:r>
+          </w:p>
+        </w:tc>
+        <w:tc>
+          <w:tcPr>
+            <w:tcW w:type="dxa" w:w="2340"/>
+            <w:vAlign w:val="center"/>
+          </w:tcPr>
+          <w:p>
+            <w:pPr>
+              <w:jc w:val="center"/>
+            </w:pPr>
+            <w:r>
+              <w:rPr>
+                <w:rFonts w:ascii="Times New Roman" w:cs="Times New Roman" w:eastAsia="Times New Roman" w:hAnsi="Times New Roman"/>
+                <w:sz w:val="22"/>
+                <w:szCs w:val="22"/>
+              </w:rPr>
+              <w:t xml:space="preserve">Q13</w:t>
+            </w:r>
+          </w:p>
+        </w:tc>
+      </w:tr>
+      <w:tr>
+        <w:tc>
+          <w:tcPr>
+            <w:tcW w:type="dxa" w:w="1560"/>
+            <w:vAlign w:val="center"/>
+          </w:tcPr>
+          <w:p>
+            <w:pPr>
+              <w:jc w:val="center"/>
+            </w:pPr>
+            <w:r>
+              <w:rPr>
+                <w:rFonts w:ascii="Times New Roman" w:cs="Times New Roman" w:eastAsia="Times New Roman" w:hAnsi="Times New Roman"/>
+                <w:sz w:val="22"/>
+                <w:szCs w:val="22"/>
+              </w:rPr>
+              <w:t xml:space="preserve">INS-04</w:t>
+            </w:r>
+          </w:p>
+        </w:tc>
+        <w:tc>
+          <w:tcPr>
+            <w:tcW w:type="dxa" w:w="5460"/>
+            <w:vAlign w:val="center"/>
+          </w:tcPr>
+          <w:p>
+            <w:pPr>
+              <w:jc w:val="center"/>
+            </w:pPr>
+            <w:r>
+              <w:rPr>
+                <w:rFonts w:ascii="Times New Roman" w:cs="Times New Roman" w:eastAsia="Times New Roman" w:hAnsi="Times New Roman"/>
+                <w:sz w:val="22"/>
+                <w:szCs w:val="22"/>
+              </w:rPr>
+              <w:t xml:space="preserve">Liability coverage scope wrong</w:t>
+            </w:r>
+          </w:p>
+        </w:tc>
+        <w:tc>
+          <w:tcPr>
+            <w:tcW w:type="dxa" w:w="2340"/>
+            <w:vAlign w:val="center"/>
+          </w:tcPr>
+          <w:p>
+            <w:pPr>
+              <w:jc w:val="center"/>
+            </w:pPr>
+            <w:r>
+              <w:rPr>
+                <w:rFonts w:ascii="Times New Roman" w:cs="Times New Roman" w:eastAsia="Times New Roman" w:hAnsi="Times New Roman"/>
+                <w:sz w:val="22"/>
+                <w:szCs w:val="22"/>
+              </w:rPr>
+              <w:t xml:space="preserve">Q37</w:t>
+            </w:r>
+          </w:p>
+        </w:tc>
+      </w:tr>
+      <w:tr>
+        <w:tc>
+          <w:tcPr>
+            <w:tcW w:type="dxa" w:w="1560"/>
+            <w:vAlign w:val="center"/>
+          </w:tcPr>
+          <w:p>
+            <w:pPr>
+              <w:jc w:val="center"/>
+            </w:pPr>
+            <w:r>
+              <w:rPr>
+                <w:rFonts w:ascii="Times New Roman" w:cs="Times New Roman" w:eastAsia="Times New Roman" w:hAnsi="Times New Roman"/>
+                <w:sz w:val="22"/>
+                <w:szCs w:val="22"/>
+              </w:rPr>
+              <w:t xml:space="preserve">INS-05</w:t>
+            </w:r>
+          </w:p>
+        </w:tc>
+        <w:tc>
+          <w:tcPr>
+            <w:tcW w:type="dxa" w:w="5460"/>
+            <w:vAlign w:val="center"/>
+          </w:tcPr>
+          <w:p>
+            <w:pPr>
+              <w:jc w:val="center"/>
+            </w:pPr>
+            <w:r>
+              <w:rPr>
+                <w:rFonts w:ascii="Times New Roman" w:cs="Times New Roman" w:eastAsia="Times New Roman" w:hAnsi="Times New Roman"/>
+                <w:sz w:val="22"/>
+                <w:szCs w:val="22"/>
+              </w:rPr>
+              <w:t xml:space="preserve">Insurance excludes large bills</w:t>
+            </w:r>
+          </w:p>
+        </w:tc>
+        <w:tc>
+          <w:tcPr>
+            <w:tcW w:type="dxa" w:w="2340"/>
+            <w:vAlign w:val="center"/>
+          </w:tcPr>
+          <w:p>
+            <w:pPr>
+              <w:jc w:val="center"/>
+            </w:pPr>
+            <w:r>
+              <w:rPr>
+                <w:rFonts w:ascii="Times New Roman" w:cs="Times New Roman" w:eastAsia="Times New Roman" w:hAnsi="Times New Roman"/>
+                <w:sz w:val="22"/>
+                <w:szCs w:val="22"/>
+              </w:rPr>
+              <w:t xml:space="preserve">Q12</w:t>
+            </w:r>
+          </w:p>
+        </w:tc>
+      </w:tr>
+    </w:tbl>
+    <w:p>
+      <w:pPr>
+        <w:pStyle w:val="Heading2"/>
+      </w:pPr>
+      <w:r>
+        <w:t xml:space="preserve">C.5 Borrowing, Credit, and Personal Finance (BORROW)</w:t>
+      </w:r>
+    </w:p>
+    <w:tbl>
+      <w:tblPr>
+        <w:tblW w:type="dxa" w:w="9360"/>
+        <w:tblBorders>
+          <w:top w:val="single" w:color="CCCCCC" w:sz="1"/>
+          <w:left w:val="single" w:color="CCCCCC" w:sz="1"/>
+          <w:bottom w:val="single" w:color="CCCCCC" w:sz="1"/>
+          <w:right w:val="single" w:color="CCCCCC" w:sz="1"/>
+          <w:insideH w:val="single" w:color="CCCCCC" w:sz="1"/>
+          <w:insideV w:val="single" w:color="CCCCCC" w:sz="1"/>
+        </w:tblBorders>
+        <w:tblLayout w:type="fixed"/>
+        <w:tblCellMar>
+          <w:top w:type="dxa" w:w="60"/>
+          <w:left w:type="dxa" w:w="120"/>
+          <w:bottom w:type="dxa" w:w="60"/>
+          <w:right w:type="dxa" w:w="120"/>
+        </w:tblCellMar>
+      </w:tblPr>
+      <w:tblGrid>
+        <w:gridCol w:w="1560"/>
+        <w:gridCol w:w="5460"/>
+        <w:gridCol w:w="2340"/>
+      </w:tblGrid>
+      <w:tr>
+        <w:trPr>
+          <w:tblHeader/>
+        </w:trPr>
+        <w:tc>
+          <w:tcPr>
+            <w:tcW w:type="dxa" w:w="1560"/>
+            <w:shd w:fill="D5E8F0" w:color="auto" w:val="clear"/>
+            <w:vAlign w:val="center"/>
+          </w:tcPr>
+          <w:p>
+            <w:pPr>
+              <w:jc w:val="center"/>
+            </w:pPr>
+            <w:r>
+              <w:rPr>
+                <w:rFonts w:ascii="Times New Roman" w:cs="Times New Roman" w:eastAsia="Times New Roman" w:hAnsi="Times New Roman"/>
+                <w:b/>
+                <w:bCs/>
+                <w:sz w:val="22"/>
+                <w:szCs w:val="22"/>
+              </w:rPr>
+              <w:t xml:space="preserve">Code</w:t>
+            </w:r>
+          </w:p>
+        </w:tc>
+        <w:tc>
+          <w:tcPr>
+            <w:tcW w:type="dxa" w:w="5460"/>
+            <w:shd w:fill="D5E8F0" w:color="auto" w:val="clear"/>
+            <w:vAlign w:val="center"/>
+          </w:tcPr>
+          <w:p>
+            <w:pPr>
+              <w:jc w:val="center"/>
+            </w:pPr>
+            <w:r>
+              <w:rPr>
+                <w:rFonts w:ascii="Times New Roman" w:cs="Times New Roman" w:eastAsia="Times New Roman" w:hAnsi="Times New Roman"/>
+                <w:b/>
+                <w:bCs/>
+                <w:sz w:val="22"/>
+                <w:szCs w:val="22"/>
+              </w:rPr>
+              <w:t xml:space="preserve">Misconception Family</w:t>
+            </w:r>
+          </w:p>
+        </w:tc>
+        <w:tc>
+          <w:tcPr>
+            <w:tcW w:type="dxa" w:w="2340"/>
+            <w:shd w:fill="D5E8F0" w:color="auto" w:val="clear"/>
+            <w:vAlign w:val="center"/>
+          </w:tcPr>
+          <w:p>
+            <w:pPr>
+              <w:jc w:val="center"/>
+            </w:pPr>
+            <w:r>
+              <w:rPr>
+                <w:rFonts w:ascii="Times New Roman" w:cs="Times New Roman" w:eastAsia="Times New Roman" w:hAnsi="Times New Roman"/>
+                <w:b/>
+                <w:bCs/>
+                <w:sz w:val="22"/>
+                <w:szCs w:val="22"/>
+              </w:rPr>
+              <w:t xml:space="preserve">Observed</w:t>
+            </w:r>
+          </w:p>
+        </w:tc>
+      </w:tr>
+      <w:tr>
+        <w:tc>
+          <w:tcPr>
+            <w:tcW w:type="dxa" w:w="1560"/>
+            <w:vAlign w:val="center"/>
+          </w:tcPr>
+          <w:p>
+            <w:pPr>
+              <w:jc w:val="center"/>
+            </w:pPr>
+            <w:r>
+              <w:rPr>
+                <w:rFonts w:ascii="Times New Roman" w:cs="Times New Roman" w:eastAsia="Times New Roman" w:hAnsi="Times New Roman"/>
+                <w:sz w:val="22"/>
+                <w:szCs w:val="22"/>
+              </w:rPr>
+              <w:t xml:space="preserve">BORROW-01</w:t>
+            </w:r>
+          </w:p>
+        </w:tc>
+        <w:tc>
+          <w:tcPr>
+            <w:tcW w:type="dxa" w:w="5460"/>
+            <w:vAlign w:val="center"/>
+          </w:tcPr>
+          <w:p>
+            <w:pPr>
+              <w:jc w:val="center"/>
+            </w:pPr>
+            <w:r>
+              <w:rPr>
+                <w:rFonts w:ascii="Times New Roman" w:cs="Times New Roman" w:eastAsia="Times New Roman" w:hAnsi="Times New Roman"/>
+                <w:sz w:val="22"/>
+                <w:szCs w:val="22"/>
+              </w:rPr>
+              <w:t xml:space="preserve">Credit report vs. score confusion</w:t>
+            </w:r>
+          </w:p>
+        </w:tc>
+        <w:tc>
+          <w:tcPr>
+            <w:tcW w:type="dxa" w:w="2340"/>
+            <w:vAlign w:val="center"/>
+          </w:tcPr>
+          <w:p>
+            <w:pPr>
+              <w:jc w:val="center"/>
+            </w:pPr>
+            <w:r>
+              <w:rPr>
+                <w:rFonts w:ascii="Times New Roman" w:cs="Times New Roman" w:eastAsia="Times New Roman" w:hAnsi="Times New Roman"/>
+                <w:sz w:val="22"/>
+                <w:szCs w:val="22"/>
+              </w:rPr>
+              <w:t xml:space="preserve">Q10</w:t>
+            </w:r>
+          </w:p>
+        </w:tc>
+      </w:tr>
+      <w:tr>
+        <w:tc>
+          <w:tcPr>
+            <w:tcW w:type="dxa" w:w="1560"/>
+            <w:vAlign w:val="center"/>
+          </w:tcPr>
+          <w:p>
+            <w:pPr>
+              <w:jc w:val="center"/>
+            </w:pPr>
+            <w:r>
+              <w:rPr>
+                <w:rFonts w:ascii="Times New Roman" w:cs="Times New Roman" w:eastAsia="Times New Roman" w:hAnsi="Times New Roman"/>
+                <w:sz w:val="22"/>
+                <w:szCs w:val="22"/>
+              </w:rPr>
+              <w:t xml:space="preserve">BORROW-02</w:t>
+            </w:r>
+          </w:p>
+        </w:tc>
+        <w:tc>
+          <w:tcPr>
+            <w:tcW w:type="dxa" w:w="5460"/>
+            <w:vAlign w:val="center"/>
+          </w:tcPr>
+          <w:p>
+            <w:pPr>
+              <w:jc w:val="center"/>
+            </w:pPr>
+            <w:r>
+              <w:rPr>
+                <w:rFonts w:ascii="Times New Roman" w:cs="Times New Roman" w:eastAsia="Times New Roman" w:hAnsi="Times New Roman"/>
+                <w:sz w:val="22"/>
+                <w:szCs w:val="22"/>
+              </w:rPr>
+              <w:t xml:space="preserve">Single credit source belief</w:t>
+            </w:r>
+          </w:p>
+        </w:tc>
+        <w:tc>
+          <w:tcPr>
+            <w:tcW w:type="dxa" w:w="2340"/>
+            <w:vAlign w:val="center"/>
+          </w:tcPr>
+          <w:p>
+            <w:pPr>
+              <w:jc w:val="center"/>
+            </w:pPr>
+            <w:r>
+              <w:rPr>
+                <w:rFonts w:ascii="Times New Roman" w:cs="Times New Roman" w:eastAsia="Times New Roman" w:hAnsi="Times New Roman"/>
+                <w:sz w:val="22"/>
+                <w:szCs w:val="22"/>
+              </w:rPr>
+              <w:t xml:space="preserve">Q10</w:t>
+            </w:r>
+          </w:p>
+        </w:tc>
+      </w:tr>
+      <w:tr>
+        <w:tc>
+          <w:tcPr>
+            <w:tcW w:type="dxa" w:w="1560"/>
+            <w:vAlign w:val="center"/>
+          </w:tcPr>
+          <w:p>
+            <w:pPr>
+              <w:jc w:val="center"/>
+            </w:pPr>
+            <w:r>
+              <w:rPr>
+                <w:rFonts w:ascii="Times New Roman" w:cs="Times New Roman" w:eastAsia="Times New Roman" w:hAnsi="Times New Roman"/>
+                <w:sz w:val="22"/>
+                <w:szCs w:val="22"/>
+              </w:rPr>
+              <w:t xml:space="preserve">BORROW-03</w:t>
+            </w:r>
+          </w:p>
+        </w:tc>
+        <w:tc>
+          <w:tcPr>
+            <w:tcW w:type="dxa" w:w="5460"/>
+            <w:vAlign w:val="center"/>
+          </w:tcPr>
+          <w:p>
+            <w:pPr>
+              <w:jc w:val="center"/>
+            </w:pPr>
+            <w:r>
+              <w:rPr>
+                <w:rFonts w:ascii="Times New Roman" w:cs="Times New Roman" w:eastAsia="Times New Roman" w:hAnsi="Times New Roman"/>
+                <w:sz w:val="22"/>
+                <w:szCs w:val="22"/>
+              </w:rPr>
+              <w:t xml:space="preserve">Employer credit check unknown</w:t>
+            </w:r>
+          </w:p>
+        </w:tc>
+        <w:tc>
+          <w:tcPr>
+            <w:tcW w:type="dxa" w:w="2340"/>
+            <w:vAlign w:val="center"/>
+          </w:tcPr>
+          <w:p>
+            <w:pPr>
+              <w:jc w:val="center"/>
+            </w:pPr>
+            <w:r>
+              <w:rPr>
+                <w:rFonts w:ascii="Times New Roman" w:cs="Times New Roman" w:eastAsia="Times New Roman" w:hAnsi="Times New Roman"/>
+                <w:sz w:val="22"/>
+                <w:szCs w:val="22"/>
+              </w:rPr>
+              <w:t xml:space="preserve">Q10</w:t>
+            </w:r>
+          </w:p>
+        </w:tc>
+      </w:tr>
+      <w:tr>
+        <w:tc>
+          <w:tcPr>
+            <w:tcW w:type="dxa" w:w="1560"/>
+            <w:vAlign w:val="center"/>
+          </w:tcPr>
+          <w:p>
+            <w:pPr>
+              <w:jc w:val="center"/>
+            </w:pPr>
+            <w:r>
+              <w:rPr>
+                <w:rFonts w:ascii="Times New Roman" w:cs="Times New Roman" w:eastAsia="Times New Roman" w:hAnsi="Times New Roman"/>
+                <w:sz w:val="22"/>
+                <w:szCs w:val="22"/>
+              </w:rPr>
+              <w:t xml:space="preserve">BORROW-04</w:t>
+            </w:r>
+          </w:p>
+        </w:tc>
+        <w:tc>
+          <w:tcPr>
+            <w:tcW w:type="dxa" w:w="5460"/>
+            <w:vAlign w:val="center"/>
+          </w:tcPr>
+          <w:p>
+            <w:pPr>
+              <w:jc w:val="center"/>
+            </w:pPr>
+            <w:r>
+              <w:rPr>
+                <w:rFonts w:ascii="Times New Roman" w:cs="Times New Roman" w:eastAsia="Times New Roman" w:hAnsi="Times New Roman"/>
+                <w:sz w:val="22"/>
+                <w:szCs w:val="22"/>
+              </w:rPr>
+              <w:t xml:space="preserve">Emergency fund based on income</w:t>
+            </w:r>
+          </w:p>
+        </w:tc>
+        <w:tc>
+          <w:tcPr>
+            <w:tcW w:type="dxa" w:w="2340"/>
+            <w:vAlign w:val="center"/>
+          </w:tcPr>
+          <w:p>
+            <w:pPr>
+              <w:jc w:val="center"/>
+            </w:pPr>
+            <w:r>
+              <w:rPr>
+                <w:rFonts w:ascii="Times New Roman" w:cs="Times New Roman" w:eastAsia="Times New Roman" w:hAnsi="Times New Roman"/>
+                <w:sz w:val="22"/>
+                <w:szCs w:val="22"/>
+              </w:rPr>
+              <w:t xml:space="preserve">Q5</w:t>
+            </w:r>
+          </w:p>
+        </w:tc>
+      </w:tr>
+      <w:tr>
+        <w:tc>
+          <w:tcPr>
+            <w:tcW w:type="dxa" w:w="1560"/>
+            <w:vAlign w:val="center"/>
+          </w:tcPr>
+          <w:p>
+            <w:pPr>
+              <w:jc w:val="center"/>
+            </w:pPr>
+            <w:r>
+              <w:rPr>
+                <w:rFonts w:ascii="Times New Roman" w:cs="Times New Roman" w:eastAsia="Times New Roman" w:hAnsi="Times New Roman"/>
+                <w:sz w:val="22"/>
+                <w:szCs w:val="22"/>
+              </w:rPr>
+              <w:t xml:space="preserve">BORROW-05</w:t>
+            </w:r>
+          </w:p>
+        </w:tc>
+        <w:tc>
+          <w:tcPr>
+            <w:tcW w:type="dxa" w:w="5460"/>
+            <w:vAlign w:val="center"/>
+          </w:tcPr>
+          <w:p>
+            <w:pPr>
+              <w:jc w:val="center"/>
+            </w:pPr>
+            <w:r>
+              <w:rPr>
+                <w:rFonts w:ascii="Times New Roman" w:cs="Times New Roman" w:eastAsia="Times New Roman" w:hAnsi="Times New Roman"/>
+                <w:sz w:val="22"/>
+                <w:szCs w:val="22"/>
+              </w:rPr>
+              <w:t xml:space="preserve">Emergency fund amount too low</w:t>
+            </w:r>
+          </w:p>
+        </w:tc>
+        <w:tc>
+          <w:tcPr>
+            <w:tcW w:type="dxa" w:w="2340"/>
+            <w:vAlign w:val="center"/>
+          </w:tcPr>
+          <w:p>
+            <w:pPr>
+              <w:jc w:val="center"/>
+            </w:pPr>
+            <w:r>
+              <w:rPr>
+                <w:rFonts w:ascii="Times New Roman" w:cs="Times New Roman" w:eastAsia="Times New Roman" w:hAnsi="Times New Roman"/>
+                <w:sz w:val="22"/>
+                <w:szCs w:val="22"/>
+              </w:rPr>
+              <w:t xml:space="preserve">Q5</w:t>
+            </w:r>
+          </w:p>
+        </w:tc>
+      </w:tr>
+      <w:tr>
+        <w:tc>
+          <w:tcPr>
+            <w:tcW w:type="dxa" w:w="1560"/>
+            <w:vAlign w:val="center"/>
+          </w:tcPr>
+          <w:p>
+            <w:pPr>
+              <w:jc w:val="center"/>
+            </w:pPr>
+            <w:r>
+              <w:rPr>
+                <w:rFonts w:ascii="Times New Roman" w:cs="Times New Roman" w:eastAsia="Times New Roman" w:hAnsi="Times New Roman"/>
+                <w:sz w:val="22"/>
+                <w:szCs w:val="22"/>
+              </w:rPr>
+              <w:t xml:space="preserve">BORROW-06</w:t>
+            </w:r>
+          </w:p>
+        </w:tc>
+        <w:tc>
+          <w:tcPr>
+            <w:tcW w:type="dxa" w:w="5460"/>
+            <w:vAlign w:val="center"/>
+          </w:tcPr>
+          <w:p>
+            <w:pPr>
+              <w:jc w:val="center"/>
+            </w:pPr>
+            <w:r>
+              <w:rPr>
+                <w:rFonts w:ascii="Times New Roman" w:cs="Times New Roman" w:eastAsia="Times New Roman" w:hAnsi="Times New Roman"/>
+                <w:sz w:val="22"/>
+                <w:szCs w:val="22"/>
+              </w:rPr>
+              <w:t xml:space="preserve">Budgeting purpose misunderstood</w:t>
+            </w:r>
+          </w:p>
+        </w:tc>
+        <w:tc>
+          <w:tcPr>
+            <w:tcW w:type="dxa" w:w="2340"/>
+            <w:vAlign w:val="center"/>
+          </w:tcPr>
+          <w:p>
+            <w:pPr>
+              <w:jc w:val="center"/>
+            </w:pPr>
+            <w:r>
+              <w:rPr>
+                <w:rFonts w:ascii="Times New Roman" w:cs="Times New Roman" w:eastAsia="Times New Roman" w:hAnsi="Times New Roman"/>
+                <w:sz w:val="22"/>
+                <w:szCs w:val="22"/>
+              </w:rPr>
+              <w:t xml:space="preserve">Q9 (small n)</w:t>
+            </w:r>
+          </w:p>
+        </w:tc>
+      </w:tr>
+    </w:tbl>
+    <w:p>
+      <w:pPr>
+        <w:pStyle w:val="Heading2"/>
+      </w:pPr>
+      <w:r>
+        <w:t xml:space="preserve">C.6 Financial Crises and Systemic Risk (CRISIS)</w:t>
+      </w:r>
+    </w:p>
+    <w:tbl>
+      <w:tblPr>
+        <w:tblW w:type="dxa" w:w="9360"/>
+        <w:tblBorders>
+          <w:top w:val="single" w:color="CCCCCC" w:sz="1"/>
+          <w:left w:val="single" w:color="CCCCCC" w:sz="1"/>
+          <w:bottom w:val="single" w:color="CCCCCC" w:sz="1"/>
+          <w:right w:val="single" w:color="CCCCCC" w:sz="1"/>
+          <w:insideH w:val="single" w:color="CCCCCC" w:sz="1"/>
+          <w:insideV w:val="single" w:color="CCCCCC" w:sz="1"/>
+        </w:tblBorders>
+        <w:tblLayout w:type="fixed"/>
+        <w:tblCellMar>
+          <w:top w:type="dxa" w:w="60"/>
+          <w:left w:type="dxa" w:w="120"/>
+          <w:bottom w:type="dxa" w:w="60"/>
+          <w:right w:type="dxa" w:w="120"/>
+        </w:tblCellMar>
+      </w:tblPr>
+      <w:tblGrid>
+        <w:gridCol w:w="1560"/>
+        <w:gridCol w:w="5460"/>
+        <w:gridCol w:w="2340"/>
+      </w:tblGrid>
+      <w:tr>
+        <w:trPr>
+          <w:tblHeader/>
+        </w:trPr>
+        <w:tc>
+          <w:tcPr>
+            <w:tcW w:type="dxa" w:w="1560"/>
+            <w:shd w:fill="D5E8F0" w:color="auto" w:val="clear"/>
+            <w:vAlign w:val="center"/>
+          </w:tcPr>
+          <w:p>
+            <w:pPr>
+              <w:jc w:val="center"/>
+            </w:pPr>
+            <w:r>
+              <w:rPr>
+                <w:rFonts w:ascii="Times New Roman" w:cs="Times New Roman" w:eastAsia="Times New Roman" w:hAnsi="Times New Roman"/>
+                <w:b/>
+                <w:bCs/>
+                <w:sz w:val="22"/>
+                <w:szCs w:val="22"/>
+              </w:rPr>
+              <w:t xml:space="preserve">Code</w:t>
+            </w:r>
+          </w:p>
+        </w:tc>
+        <w:tc>
+          <w:tcPr>
+            <w:tcW w:type="dxa" w:w="5460"/>
+            <w:shd w:fill="D5E8F0" w:color="auto" w:val="clear"/>
+            <w:vAlign w:val="center"/>
+          </w:tcPr>
+          <w:p>
+            <w:pPr>
+              <w:jc w:val="center"/>
+            </w:pPr>
+            <w:r>
+              <w:rPr>
+                <w:rFonts w:ascii="Times New Roman" w:cs="Times New Roman" w:eastAsia="Times New Roman" w:hAnsi="Times New Roman"/>
+                <w:b/>
+                <w:bCs/>
+                <w:sz w:val="22"/>
+                <w:szCs w:val="22"/>
+              </w:rPr>
+              <w:t xml:space="preserve">Misconception Family</w:t>
+            </w:r>
+          </w:p>
+        </w:tc>
+        <w:tc>
+          <w:tcPr>
+            <w:tcW w:type="dxa" w:w="2340"/>
+            <w:shd w:fill="D5E8F0" w:color="auto" w:val="clear"/>
+            <w:vAlign w:val="center"/>
+          </w:tcPr>
+          <w:p>
+            <w:pPr>
+              <w:jc w:val="center"/>
+            </w:pPr>
+            <w:r>
+              <w:rPr>
+                <w:rFonts w:ascii="Times New Roman" w:cs="Times New Roman" w:eastAsia="Times New Roman" w:hAnsi="Times New Roman"/>
+                <w:b/>
+                <w:bCs/>
+                <w:sz w:val="22"/>
+                <w:szCs w:val="22"/>
+              </w:rPr>
+              <w:t xml:space="preserve">Observed</w:t>
+            </w:r>
+          </w:p>
+        </w:tc>
+      </w:tr>
+      <w:tr>
+        <w:tc>
+          <w:tcPr>
+            <w:tcW w:type="dxa" w:w="1560"/>
+            <w:vAlign w:val="center"/>
+          </w:tcPr>
+          <w:p>
+            <w:pPr>
+              <w:jc w:val="center"/>
+            </w:pPr>
+            <w:r>
+              <w:rPr>
+                <w:rFonts w:ascii="Times New Roman" w:cs="Times New Roman" w:eastAsia="Times New Roman" w:hAnsi="Times New Roman"/>
+                <w:sz w:val="22"/>
+                <w:szCs w:val="22"/>
+              </w:rPr>
+              <w:t xml:space="preserve">CRISIS-01</w:t>
+            </w:r>
+          </w:p>
+        </w:tc>
+        <w:tc>
+          <w:tcPr>
+            <w:tcW w:type="dxa" w:w="5460"/>
+            <w:vAlign w:val="center"/>
+          </w:tcPr>
+          <w:p>
+            <w:pPr>
+              <w:jc w:val="center"/>
+            </w:pPr>
+            <w:r>
+              <w:rPr>
+                <w:rFonts w:ascii="Times New Roman" w:cs="Times New Roman" w:eastAsia="Times New Roman" w:hAnsi="Times New Roman"/>
+                <w:sz w:val="22"/>
+                <w:szCs w:val="22"/>
+              </w:rPr>
+              <w:t xml:space="preserve">2008 crisis cause reversed</w:t>
+            </w:r>
+          </w:p>
+        </w:tc>
+        <w:tc>
+          <w:tcPr>
+            <w:tcW w:type="dxa" w:w="2340"/>
+            <w:vAlign w:val="center"/>
+          </w:tcPr>
+          <w:p>
+            <w:pPr>
+              <w:jc w:val="center"/>
+            </w:pPr>
+            <w:r>
+              <w:rPr>
+                <w:rFonts w:ascii="Times New Roman" w:cs="Times New Roman" w:eastAsia="Times New Roman" w:hAnsi="Times New Roman"/>
+                <w:sz w:val="22"/>
+                <w:szCs w:val="22"/>
+              </w:rPr>
+              <w:t xml:space="preserve">Q40</w:t>
+            </w:r>
+          </w:p>
+        </w:tc>
+      </w:tr>
+      <w:tr>
+        <w:tc>
+          <w:tcPr>
+            <w:tcW w:type="dxa" w:w="1560"/>
+            <w:vAlign w:val="center"/>
+          </w:tcPr>
+          <w:p>
+            <w:pPr>
+              <w:jc w:val="center"/>
+            </w:pPr>
+            <w:r>
+              <w:rPr>
+                <w:rFonts w:ascii="Times New Roman" w:cs="Times New Roman" w:eastAsia="Times New Roman" w:hAnsi="Times New Roman"/>
+                <w:sz w:val="22"/>
+                <w:szCs w:val="22"/>
+              </w:rPr>
+              <w:t xml:space="preserve">CRISIS-02</w:t>
+            </w:r>
+          </w:p>
+        </w:tc>
+        <w:tc>
+          <w:tcPr>
+            <w:tcW w:type="dxa" w:w="5460"/>
+            <w:vAlign w:val="center"/>
+          </w:tcPr>
+          <w:p>
+            <w:pPr>
+              <w:jc w:val="center"/>
+            </w:pPr>
+            <w:r>
+              <w:rPr>
+                <w:rFonts w:ascii="Times New Roman" w:cs="Times New Roman" w:eastAsia="Times New Roman" w:hAnsi="Times New Roman"/>
+                <w:sz w:val="22"/>
+                <w:szCs w:val="22"/>
+              </w:rPr>
+              <w:t xml:space="preserve">Crisis attributed to savings risk</w:t>
+            </w:r>
+          </w:p>
+        </w:tc>
+        <w:tc>
+          <w:tcPr>
+            <w:tcW w:type="dxa" w:w="2340"/>
+            <w:vAlign w:val="center"/>
+          </w:tcPr>
+          <w:p>
+            <w:pPr>
+              <w:jc w:val="center"/>
+            </w:pPr>
+            <w:r>
+              <w:rPr>
+                <w:rFonts w:ascii="Times New Roman" w:cs="Times New Roman" w:eastAsia="Times New Roman" w:hAnsi="Times New Roman"/>
+                <w:sz w:val="22"/>
+                <w:szCs w:val="22"/>
+              </w:rPr>
+              <w:t xml:space="preserve">Q40</w:t>
+            </w:r>
+          </w:p>
+        </w:tc>
+      </w:tr>
+      <w:tr>
+        <w:tc>
+          <w:tcPr>
+            <w:tcW w:type="dxa" w:w="1560"/>
+            <w:vAlign w:val="center"/>
+          </w:tcPr>
+          <w:p>
+            <w:pPr>
+              <w:jc w:val="center"/>
+            </w:pPr>
+            <w:r>
+              <w:rPr>
+                <w:rFonts w:ascii="Times New Roman" w:cs="Times New Roman" w:eastAsia="Times New Roman" w:hAnsi="Times New Roman"/>
+                <w:sz w:val="22"/>
+                <w:szCs w:val="22"/>
+              </w:rPr>
+              <w:t xml:space="preserve">CRISIS-03</w:t>
+            </w:r>
+          </w:p>
+        </w:tc>
+        <w:tc>
+          <w:tcPr>
+            <w:tcW w:type="dxa" w:w="5460"/>
+            <w:vAlign w:val="center"/>
+          </w:tcPr>
+          <w:p>
+            <w:pPr>
+              <w:jc w:val="center"/>
+            </w:pPr>
+            <w:r>
+              <w:rPr>
+                <w:rFonts w:ascii="Times New Roman" w:cs="Times New Roman" w:eastAsia="Times New Roman" w:hAnsi="Times New Roman"/>
+                <w:sz w:val="22"/>
+                <w:szCs w:val="22"/>
+              </w:rPr>
+              <w:t xml:space="preserve">Risk management role misunderstood</w:t>
+            </w:r>
+          </w:p>
+        </w:tc>
+        <w:tc>
+          <w:tcPr>
+            <w:tcW w:type="dxa" w:w="2340"/>
+            <w:vAlign w:val="center"/>
+          </w:tcPr>
+          <w:p>
+            <w:pPr>
+              <w:jc w:val="center"/>
+            </w:pPr>
+            <w:r>
+              <w:rPr>
+                <w:rFonts w:ascii="Times New Roman" w:cs="Times New Roman" w:eastAsia="Times New Roman" w:hAnsi="Times New Roman"/>
+                <w:sz w:val="22"/>
+                <w:szCs w:val="22"/>
+              </w:rPr>
+              <w:t xml:space="preserve">Q40</w:t>
+            </w:r>
+          </w:p>
+        </w:tc>
+      </w:tr>
+    </w:tbl>
+    <w:p>
+      <w:pPr>
+        <w:pStyle w:val="Heading2"/>
+      </w:pPr>
+      <w:r>
+        <w:t xml:space="preserve">C.7 Numeracy and Quantitative Reasoning (NUM)</w:t>
+      </w:r>
+    </w:p>
+    <w:tbl>
+      <w:tblPr>
+        <w:tblW w:type="dxa" w:w="9360"/>
+        <w:tblBorders>
+          <w:top w:val="single" w:color="CCCCCC" w:sz="1"/>
+          <w:left w:val="single" w:color="CCCCCC" w:sz="1"/>
+          <w:bottom w:val="single" w:color="CCCCCC" w:sz="1"/>
+          <w:right w:val="single" w:color="CCCCCC" w:sz="1"/>
+          <w:insideH w:val="single" w:color="CCCCCC" w:sz="1"/>
+          <w:insideV w:val="single" w:color="CCCCCC" w:sz="1"/>
+        </w:tblBorders>
+        <w:tblLayout w:type="fixed"/>
+        <w:tblCellMar>
+          <w:top w:type="dxa" w:w="60"/>
+          <w:left w:type="dxa" w:w="120"/>
+          <w:bottom w:type="dxa" w:w="60"/>
+          <w:right w:type="dxa" w:w="120"/>
+        </w:tblCellMar>
+      </w:tblPr>
+      <w:tblGrid>
+        <w:gridCol w:w="1560"/>
+        <w:gridCol w:w="5460"/>
+        <w:gridCol w:w="2340"/>
+      </w:tblGrid>
+      <w:tr>
+        <w:trPr>
+          <w:tblHeader/>
+        </w:trPr>
+        <w:tc>
+          <w:tcPr>
+            <w:tcW w:type="dxa" w:w="1560"/>
+            <w:shd w:fill="D5E8F0" w:color="auto" w:val="clear"/>
+            <w:vAlign w:val="center"/>
+          </w:tcPr>
+          <w:p>
+            <w:pPr>
+              <w:jc w:val="center"/>
+            </w:pPr>
+            <w:r>
+              <w:rPr>
+                <w:rFonts w:ascii="Times New Roman" w:cs="Times New Roman" w:eastAsia="Times New Roman" w:hAnsi="Times New Roman"/>
+                <w:b/>
+                <w:bCs/>
+                <w:sz w:val="22"/>
+                <w:szCs w:val="22"/>
+              </w:rPr>
+              <w:t xml:space="preserve">Code</w:t>
+            </w:r>
+          </w:p>
+        </w:tc>
+        <w:tc>
+          <w:tcPr>
+            <w:tcW w:type="dxa" w:w="5460"/>
+            <w:shd w:fill="D5E8F0" w:color="auto" w:val="clear"/>
+            <w:vAlign w:val="center"/>
+          </w:tcPr>
+          <w:p>
+            <w:pPr>
+              <w:jc w:val="center"/>
+            </w:pPr>
+            <w:r>
+              <w:rPr>
+                <w:rFonts w:ascii="Times New Roman" w:cs="Times New Roman" w:eastAsia="Times New Roman" w:hAnsi="Times New Roman"/>
+                <w:b/>
+                <w:bCs/>
+                <w:sz w:val="22"/>
+                <w:szCs w:val="22"/>
+              </w:rPr>
+              <w:t xml:space="preserve">Misconception Family</w:t>
+            </w:r>
+          </w:p>
+        </w:tc>
+        <w:tc>
+          <w:tcPr>
+            <w:tcW w:type="dxa" w:w="2340"/>
+            <w:shd w:fill="D5E8F0" w:color="auto" w:val="clear"/>
+            <w:vAlign w:val="center"/>
+          </w:tcPr>
+          <w:p>
+            <w:pPr>
+              <w:jc w:val="center"/>
+            </w:pPr>
+            <w:r>
+              <w:rPr>
+                <w:rFonts w:ascii="Times New Roman" w:cs="Times New Roman" w:eastAsia="Times New Roman" w:hAnsi="Times New Roman"/>
+                <w:b/>
+                <w:bCs/>
+                <w:sz w:val="22"/>
+                <w:szCs w:val="22"/>
+              </w:rPr>
+              <w:t xml:space="preserve">Observed</w:t>
+            </w:r>
+          </w:p>
+        </w:tc>
+      </w:tr>
+      <w:tr>
+        <w:tc>
+          <w:tcPr>
+            <w:tcW w:type="dxa" w:w="1560"/>
+            <w:vAlign w:val="center"/>
+          </w:tcPr>
+          <w:p>
+            <w:pPr>
+              <w:jc w:val="center"/>
+            </w:pPr>
+            <w:r>
+              <w:rPr>
+                <w:rFonts w:ascii="Times New Roman" w:cs="Times New Roman" w:eastAsia="Times New Roman" w:hAnsi="Times New Roman"/>
+                <w:sz w:val="22"/>
+                <w:szCs w:val="22"/>
+              </w:rPr>
+              <w:t xml:space="preserve">NUM-01</w:t>
+            </w:r>
+          </w:p>
+        </w:tc>
+        <w:tc>
+          <w:tcPr>
+            <w:tcW w:type="dxa" w:w="5460"/>
+            <w:vAlign w:val="center"/>
+          </w:tcPr>
+          <w:p>
+            <w:pPr>
+              <w:jc w:val="center"/>
+            </w:pPr>
+            <w:r>
+              <w:rPr>
+                <w:rFonts w:ascii="Times New Roman" w:cs="Times New Roman" w:eastAsia="Times New Roman" w:hAnsi="Times New Roman"/>
+                <w:sz w:val="22"/>
+                <w:szCs w:val="22"/>
+              </w:rPr>
+              <w:t xml:space="preserve">Percentage to count conversion error</w:t>
+            </w:r>
+          </w:p>
+        </w:tc>
+        <w:tc>
+          <w:tcPr>
+            <w:tcW w:type="dxa" w:w="2340"/>
+            <w:vAlign w:val="center"/>
+          </w:tcPr>
+          <w:p>
+            <w:pPr>
+              <w:jc w:val="center"/>
+            </w:pPr>
+            <w:r>
+              <w:rPr>
+                <w:rFonts w:ascii="Times New Roman" w:cs="Times New Roman" w:eastAsia="Times New Roman" w:hAnsi="Times New Roman"/>
+                <w:sz w:val="22"/>
+                <w:szCs w:val="22"/>
+              </w:rPr>
+              <w:t xml:space="preserve">Q33 (small n)</w:t>
+            </w:r>
+          </w:p>
+        </w:tc>
+      </w:tr>
+    </w:tbl>
+    <w:p>
+      <w:pPr>
+        <w:pStyle w:val="Heading2"/>
+      </w:pPr>
+      <w:r>
+        <w:t xml:space="preserve">C.8 Cross-Cutting Response Types (Not Misconceptions)</w:t>
+      </w:r>
+    </w:p>
+    <w:tbl>
+      <w:tblPr>
+        <w:tblW w:type="dxa" w:w="9360"/>
+        <w:tblBorders>
+          <w:top w:val="single" w:color="CCCCCC" w:sz="1"/>
+          <w:left w:val="single" w:color="CCCCCC" w:sz="1"/>
+          <w:bottom w:val="single" w:color="CCCCCC" w:sz="1"/>
+          <w:right w:val="single" w:color="CCCCCC" w:sz="1"/>
+          <w:insideH w:val="single" w:color="CCCCCC" w:sz="1"/>
+          <w:insideV w:val="single" w:color="CCCCCC" w:sz="1"/>
+        </w:tblBorders>
+        <w:tblLayout w:type="fixed"/>
+        <w:tblCellMar>
+          <w:top w:type="dxa" w:w="60"/>
+          <w:left w:type="dxa" w:w="120"/>
+          <w:bottom w:type="dxa" w:w="60"/>
+          <w:right w:type="dxa" w:w="120"/>
+        </w:tblCellMar>
+      </w:tblPr>
+      <w:tblGrid>
+        <w:gridCol w:w="1560"/>
+        <w:gridCol w:w="2340"/>
+        <w:gridCol w:w="5460"/>
+      </w:tblGrid>
+      <w:tr>
+        <w:trPr>
+          <w:tblHeader/>
+        </w:trPr>
+        <w:tc>
+          <w:tcPr>
+            <w:tcW w:type="dxa" w:w="1560"/>
+            <w:shd w:fill="D5E8F0" w:color="auto" w:val="clear"/>
+            <w:vAlign w:val="center"/>
+          </w:tcPr>
+          <w:p>
+            <w:pPr>
+              <w:jc w:val="center"/>
+            </w:pPr>
+            <w:r>
+              <w:rPr>
+                <w:rFonts w:ascii="Times New Roman" w:cs="Times New Roman" w:eastAsia="Times New Roman" w:hAnsi="Times New Roman"/>
+                <w:b/>
+                <w:bCs/>
+                <w:sz w:val="22"/>
+                <w:szCs w:val="22"/>
+              </w:rPr>
+              <w:t xml:space="preserve">Code</w:t>
+            </w:r>
+          </w:p>
+        </w:tc>
+        <w:tc>
+          <w:tcPr>
+            <w:tcW w:type="dxa" w:w="2340"/>
+            <w:shd w:fill="D5E8F0" w:color="auto" w:val="clear"/>
+            <w:vAlign w:val="center"/>
+          </w:tcPr>
+          <w:p>
+            <w:pPr>
+              <w:jc w:val="center"/>
+            </w:pPr>
+            <w:r>
+              <w:rPr>
+                <w:rFonts w:ascii="Times New Roman" w:cs="Times New Roman" w:eastAsia="Times New Roman" w:hAnsi="Times New Roman"/>
+                <w:b/>
+                <w:bCs/>
+                <w:sz w:val="22"/>
+                <w:szCs w:val="22"/>
+              </w:rPr>
+              <w:t xml:space="preserve">Type</w:t>
+            </w:r>
+          </w:p>
+        </w:tc>
+        <w:tc>
+          <w:tcPr>
+            <w:tcW w:type="dxa" w:w="5460"/>
+            <w:shd w:fill="D5E8F0" w:color="auto" w:val="clear"/>
+            <w:vAlign w:val="center"/>
+          </w:tcPr>
+          <w:p>
+            <w:pPr>
+              <w:jc w:val="center"/>
+            </w:pPr>
+            <w:r>
+              <w:rPr>
+                <w:rFonts w:ascii="Times New Roman" w:cs="Times New Roman" w:eastAsia="Times New Roman" w:hAnsi="Times New Roman"/>
+                <w:b/>
+                <w:bCs/>
+                <w:sz w:val="22"/>
+                <w:szCs w:val="22"/>
+              </w:rPr>
+              <w:t xml:space="preserve">Description</w:t>
+            </w:r>
+          </w:p>
+        </w:tc>
+      </w:tr>
+      <w:tr>
+        <w:tc>
+          <w:tcPr>
+            <w:tcW w:type="dxa" w:w="1560"/>
+            <w:vAlign w:val="center"/>
+          </w:tcPr>
+          <w:p>
+            <w:pPr>
+              <w:jc w:val="center"/>
+            </w:pPr>
+            <w:r>
+              <w:rPr>
+                <w:rFonts w:ascii="Times New Roman" w:cs="Times New Roman" w:eastAsia="Times New Roman" w:hAnsi="Times New Roman"/>
+                <w:sz w:val="22"/>
+                <w:szCs w:val="22"/>
+              </w:rPr>
+              <w:t xml:space="preserve">KG</w:t>
+            </w:r>
+          </w:p>
+        </w:tc>
+        <w:tc>
+          <w:tcPr>
+            <w:tcW w:type="dxa" w:w="2340"/>
+            <w:vAlign w:val="center"/>
+          </w:tcPr>
+          <w:p>
+            <w:pPr>
+              <w:jc w:val="center"/>
+            </w:pPr>
+            <w:r>
+              <w:rPr>
+                <w:rFonts w:ascii="Times New Roman" w:cs="Times New Roman" w:eastAsia="Times New Roman" w:hAnsi="Times New Roman"/>
+                <w:sz w:val="22"/>
+                <w:szCs w:val="22"/>
+              </w:rPr>
+              <w:t xml:space="preserve">Knowledge Gap</w:t>
+            </w:r>
+          </w:p>
+        </w:tc>
+        <w:tc>
+          <w:tcPr>
+            <w:tcW w:type="dxa" w:w="5460"/>
+            <w:vAlign w:val="center"/>
+          </w:tcPr>
+          <w:p>
+            <w:pPr>
+              <w:jc w:val="center"/>
+            </w:pPr>
+            <w:r>
+              <w:rPr>
+                <w:rFonts w:ascii="Times New Roman" w:cs="Times New Roman" w:eastAsia="Times New Roman" w:hAnsi="Times New Roman"/>
+                <w:sz w:val="22"/>
+                <w:szCs w:val="22"/>
+              </w:rPr>
+              <w:t xml:space="preserve">No knowledge (IDK, blank, unfamiliar with terms)</w:t>
+            </w:r>
+          </w:p>
+        </w:tc>
+      </w:tr>
+      <w:tr>
+        <w:tc>
+          <w:tcPr>
+            <w:tcW w:type="dxa" w:w="1560"/>
+            <w:vAlign w:val="center"/>
+          </w:tcPr>
+          <w:p>
+            <w:pPr>
+              <w:jc w:val="center"/>
+            </w:pPr>
+            <w:r>
+              <w:rPr>
+                <w:rFonts w:ascii="Times New Roman" w:cs="Times New Roman" w:eastAsia="Times New Roman" w:hAnsi="Times New Roman"/>
+                <w:sz w:val="22"/>
+                <w:szCs w:val="22"/>
+              </w:rPr>
+              <w:t xml:space="preserve">SE</w:t>
+            </w:r>
+          </w:p>
+        </w:tc>
+        <w:tc>
+          <w:tcPr>
+            <w:tcW w:type="dxa" w:w="2340"/>
+            <w:vAlign w:val="center"/>
+          </w:tcPr>
+          <w:p>
+            <w:pPr>
+              <w:jc w:val="center"/>
+            </w:pPr>
+            <w:r>
+              <w:rPr>
+                <w:rFonts w:ascii="Times New Roman" w:cs="Times New Roman" w:eastAsia="Times New Roman" w:hAnsi="Times New Roman"/>
+                <w:sz w:val="22"/>
+                <w:szCs w:val="22"/>
+              </w:rPr>
+              <w:t xml:space="preserve">Selection Error</w:t>
+            </w:r>
+          </w:p>
+        </w:tc>
+        <w:tc>
+          <w:tcPr>
+            <w:tcW w:type="dxa" w:w="5460"/>
+            <w:vAlign w:val="center"/>
+          </w:tcPr>
+          <w:p>
+            <w:pPr>
+              <w:jc w:val="center"/>
+            </w:pPr>
+            <w:r>
+              <w:rPr>
+                <w:rFonts w:ascii="Times New Roman" w:cs="Times New Roman" w:eastAsia="Times New Roman" w:hAnsi="Times New Roman"/>
+                <w:sz w:val="22"/>
+                <w:szCs w:val="22"/>
+              </w:rPr>
+              <w:t xml:space="preserve">Correct understanding but wrong answer selected</w:t>
+            </w:r>
+          </w:p>
+        </w:tc>
+      </w:tr>
+    </w:tbl>
     <w:p>
       <w:pPr>
         <w:spacing w:line="360" w:after="200"/>
@@ -4278,7 +11267,7 @@
           <w:sz w:val="24"/>
           <w:szCs w:val="24"/>
         </w:rPr>
-        <w:t xml:space="preserve">See attached question bank for complete item listing with answer keys.</w:t>
+        <w:t xml:space="preserve">These cross-cutting codes combine with category codes: INF-01 = inflation misconception, INF-KG = inflation knowledge gap, INF-SE = inflation selection error.</w:t>
       </w:r>
     </w:p>
     <w:sectPr>

--- a/exports/paper.docx
+++ b/exports/paper.docx
@@ -1755,7 +1755,7 @@
           <w:sz w:val="24"/>
           <w:szCs w:val="24"/>
         </w:rPr>
-        <w:t xml:space="preserve">Open-ended responses are scored using a large language model (Claude Sonnet, Anthropic) accessed via the OpenRouter API. Each response is processed with an item-specific prompt containing the anchor question context, the student’s selected answer and confidence level, applicable misconception families with calibration examples, and a decision tree for three-way classification. The model returns a structured JSON classification including diagnosis type, Layer 1 code, Layer 2 tag, credit score (0/50/100 measuring diagnostic value), classification confidence, an evidence quote, and a reasoning summary. Low-confidence classifications are flagged for human review. The AI is used only for scoring; all item selection decisions are deterministic and rule-based.</w:t>
+        <w:t xml:space="preserve">Open-ended responses are scored using a large language model (Claude 3.5 Sonnet, Anthropic) accessed via the OpenRouter API. Each response is processed with an item-specific prompt containing the anchor question context, the student’s selected answer and confidence level, applicable misconception families with calibration examples, and a decision tree for three-way classification. The model returns a structured JSON classification including diagnosis type, Layer 1 code, Layer 2 tag, credit score (0/50/100 measuring diagnostic value), classification confidence, an evidence quote, and a reasoning summary. Low-confidence classifications (approximately 5–10% of responses) are flagged for human review and adjudication by the course instructor. Prior work on LLM-based grading in business education found limited reliability when applying generic prompts to domain-specific content (Flodén, 2025). To address this, our pipeline uses item-specific prompts with calibration examples, a structured misconception taxonomy, and explicit decision trees, following the collaborative human-AI scoring model in which the LLM serves as a second rater whose low-confidence outputs are flagged for instructor adjudication (Olivos, Kamelski, &amp; Ascui-Gac, 2025). This approach follows established practices for LLM-based assessment scoring (Mizumoto &amp; Eguchi, 2024; Yavuz, 2025). All item selection decisions are deterministic and rule-based; the language model is used only for open-ended response classification.</w:t>
       </w:r>
     </w:p>
     <w:p>
@@ -5362,7 +5362,7 @@
           <w:sz w:val="24"/>
           <w:szCs w:val="24"/>
         </w:rPr>
-        <w:t xml:space="preserve">Goyal, K., &amp; Kumar, S. (2021). Financial literacy: A systematic review and bibliometric analysis. International Journal of Consumer Studies, 45(1), 80–105.</w:t>
+        <w:t xml:space="preserve">Flodén, J. (2025). Grading exams using large language models: A comparison between human and AI grading of exams in higher education using ChatGPT. British Educational Research Journal, 51(1), 201–224.</w:t>
       </w:r>
     </w:p>
     <w:p>
@@ -5376,7 +5376,7 @@
           <w:sz w:val="24"/>
           <w:szCs w:val="24"/>
         </w:rPr>
-        <w:t xml:space="preserve">Hastings, J. S., Madrian, B. C., &amp; Skimmyhorn, W. L. (2013). Financial literacy, financial education, and economic outcomes. Annual Review of Economics, 5, 347–373.</w:t>
+        <w:t xml:space="preserve">Goyal, K., &amp; Kumar, S. (2021). Financial literacy: A systematic review and bibliometric analysis. International Journal of Consumer Studies, 45(1), 80–105.</w:t>
       </w:r>
     </w:p>
     <w:p>
@@ -5390,7 +5390,7 @@
           <w:sz w:val="24"/>
           <w:szCs w:val="24"/>
         </w:rPr>
-        <w:t xml:space="preserve">Huston, S. J. (2010). Measuring financial literacy. Journal of Consumer Affairs, 44(2), 296–316.</w:t>
+        <w:t xml:space="preserve">Hastings, J. S., Madrian, B. C., &amp; Skimmyhorn, W. L. (2013). Financial literacy, financial education, and economic outcomes. Annual Review of Economics, 5, 347–373.</w:t>
       </w:r>
     </w:p>
     <w:p>
@@ -5404,7 +5404,7 @@
           <w:sz w:val="24"/>
           <w:szCs w:val="24"/>
         </w:rPr>
-        <w:t xml:space="preserve">Ipatova, E., &amp; Merheb, K. (2023). Re-examining the Dunning-Kruger effect: Objective vs. subjective financial literacy in the young and overconfident (SSRN Working Paper No. 4645450).</w:t>
+        <w:t xml:space="preserve">Huston, S. J. (2010). Measuring financial literacy. Journal of Consumer Affairs, 44(2), 296–316.</w:t>
       </w:r>
     </w:p>
     <w:p>
@@ -5418,7 +5418,7 @@
           <w:sz w:val="24"/>
           <w:szCs w:val="24"/>
         </w:rPr>
-        <w:t xml:space="preserve">Kaiser, T., Lusardi, A., Menkhoff, L., &amp; Urban, C. (2022). Financial education affects financial knowledge and downstream behaviors. Journal of Financial Economics, 145(2), 255–272.</w:t>
+        <w:t xml:space="preserve">Ipatova, E., &amp; Merheb, K. (2023). Re-examining the Dunning-Kruger effect: Objective vs. subjective financial literacy in the young and overconfident (SSRN Working Paper No. 4645450).</w:t>
       </w:r>
     </w:p>
     <w:p>
@@ -5432,7 +5432,7 @@
           <w:sz w:val="24"/>
           <w:szCs w:val="24"/>
         </w:rPr>
-        <w:t xml:space="preserve">Kramer, M. M. (2016). Financial literacy, confidence and financial advice seeking. Journal of Economic Behavior &amp; Organization, 131(Part A), 198–217.</w:t>
+        <w:t xml:space="preserve">Kaiser, T., Lusardi, A., Menkhoff, L., &amp; Urban, C. (2022). Financial education affects financial knowledge and downstream behaviors. Journal of Financial Economics, 145(2), 255–272.</w:t>
       </w:r>
     </w:p>
     <w:p>
@@ -5446,7 +5446,7 @@
           <w:sz w:val="24"/>
           <w:szCs w:val="24"/>
         </w:rPr>
-        <w:t xml:space="preserve">Lusardi, A. (2019). Financial literacy and the need for financial education: Evidence and implications. Swiss Journal of Economics and Statistics, 155, Article 1.</w:t>
+        <w:t xml:space="preserve">Kramer, M. M. (2016). Financial literacy, confidence and financial advice seeking. Journal of Economic Behavior &amp; Organization, 131(Part A), 198–217.</w:t>
       </w:r>
     </w:p>
     <w:p>
@@ -5460,7 +5460,7 @@
           <w:sz w:val="24"/>
           <w:szCs w:val="24"/>
         </w:rPr>
-        <w:t xml:space="preserve">Lusardi, A., &amp; Mitchell, O. S. (2014). The economic importance of financial literacy: Theory and evidence. Journal of Economic Literature, 52(1), 5–44.</w:t>
+        <w:t xml:space="preserve">Lusardi, A. (2019). Financial literacy and the need for financial education: Evidence and implications. Swiss Journal of Economics and Statistics, 155, Article 1.</w:t>
       </w:r>
     </w:p>
     <w:p>
@@ -5474,7 +5474,7 @@
           <w:sz w:val="24"/>
           <w:szCs w:val="24"/>
         </w:rPr>
-        <w:t xml:space="preserve">Lusardi, A., &amp; Tufano, P. (2015). Debt literacy, financial experiences, and overindebtedness. Journal of Pension Economics and Finance, 14(4), 332–368.</w:t>
+        <w:t xml:space="preserve">Lusardi, A., &amp; Mitchell, O. S. (2014). The economic importance of financial literacy: Theory and evidence. Journal of Economic Literature, 52(1), 5–44.</w:t>
       </w:r>
     </w:p>
     <w:p>
@@ -5488,7 +5488,7 @@
           <w:sz w:val="24"/>
           <w:szCs w:val="24"/>
         </w:rPr>
-        <w:t xml:space="preserve">Mandell, L., &amp; Klein, L. S. (2009). The impact of financial literacy education on subsequent financial behavior. Journal of Financial Counseling and Planning, 20(1), 15–24.</w:t>
+        <w:t xml:space="preserve">Lusardi, A., &amp; Tufano, P. (2015). Debt literacy, financial experiences, and overindebtedness. Journal of Pension Economics and Finance, 14(4), 332–368.</w:t>
       </w:r>
     </w:p>
     <w:p>
@@ -5502,7 +5502,7 @@
           <w:sz w:val="24"/>
           <w:szCs w:val="24"/>
         </w:rPr>
-        <w:t xml:space="preserve">OECD. (2022). OECD/INFE toolkit for measuring financial literacy and financial inclusion 2022. OECD Publishing.</w:t>
+        <w:t xml:space="preserve">Mandell, L., &amp; Klein, L. S. (2009). The impact of financial literacy education on subsequent financial behavior. Journal of Financial Counseling and Planning, 20(1), 15–24.</w:t>
       </w:r>
     </w:p>
     <w:p>
@@ -5516,7 +5516,7 @@
           <w:sz w:val="24"/>
           <w:szCs w:val="24"/>
         </w:rPr>
-        <w:t xml:space="preserve">Porto, N., &amp; Xiao, J. J. (2016). Financial literacy overconfidence and financial advice seeking. Journal of Financial Service Professionals, 70(4), 78–88.</w:t>
+        <w:t xml:space="preserve">Mizumoto, A., &amp; Eguchi, M. (2024). Large language models and automated essay scoring of English language learner writing: Insights into validity and reliability. Computers and Education: Artificial Intelligence, 6, 100208.</w:t>
       </w:r>
     </w:p>
     <w:p>
@@ -5530,7 +5530,7 @@
           <w:sz w:val="24"/>
           <w:szCs w:val="24"/>
         </w:rPr>
-        <w:t xml:space="preserve">Robb, C. A., &amp; Woodyard, A. (2011). Financial knowledge and best practice behavior. Journal of Financial Counseling and Planning, 22(1), 60–70.</w:t>
+        <w:t xml:space="preserve">OECD. (2022). OECD/INFE toolkit for measuring financial literacy and financial inclusion 2022. OECD Publishing.</w:t>
       </w:r>
     </w:p>
     <w:p>
@@ -5544,7 +5544,7 @@
           <w:sz w:val="24"/>
           <w:szCs w:val="24"/>
         </w:rPr>
-        <w:t xml:space="preserve">Stango, V., &amp; Zinman, J. (2009). Exponential growth bias and household finance. Journal of Finance, 64(6), 2807–2849.</w:t>
+        <w:t xml:space="preserve">Olivos, F., Kamelski, T., &amp; Ascui-Gac, S. (2025). Assessing instructor-AI cooperation for grading essay-type questions in an introductory sociology course. Teaching Sociology. Advance online publication. https://doi.org/10.1177/0092055X251397371</w:t>
       </w:r>
     </w:p>
     <w:p>
@@ -5558,7 +5558,7 @@
           <w:sz w:val="24"/>
           <w:szCs w:val="24"/>
         </w:rPr>
-        <w:t xml:space="preserve">van Rooij, M., Lusardi, A., &amp; Alessie, R. (2011). Financial literacy and stock market participation. Journal of Financial Economics, 101(2), 449–472.</w:t>
+        <w:t xml:space="preserve">Porto, N., &amp; Xiao, J. J. (2016). Financial literacy overconfidence and financial advice seeking. Journal of Financial Service Professionals, 70(4), 78–88.</w:t>
       </w:r>
     </w:p>
     <w:p>
@@ -5572,7 +5572,7 @@
           <w:sz w:val="24"/>
           <w:szCs w:val="24"/>
         </w:rPr>
-        <w:t xml:space="preserve">Wagner, J., &amp; Walstad, W. B. (2019). The effects of financial education on short-term and long-term financial behaviors. Journal of Consumer Affairs, 53(1), 234–259.</w:t>
+        <w:t xml:space="preserve">Robb, C. A., &amp; Woodyard, A. (2011). Financial knowledge and best practice behavior. Journal of Financial Counseling and Planning, 22(1), 60–70.</w:t>
       </w:r>
     </w:p>
     <w:p>
@@ -5586,7 +5586,159 @@
           <w:sz w:val="24"/>
           <w:szCs w:val="24"/>
         </w:rPr>
+        <w:t xml:space="preserve">Stango, V., &amp; Zinman, J. (2009). Exponential growth bias and household finance. Journal of Finance, 64(6), 2807–2849.</w:t>
+      </w:r>
+    </w:p>
+    <w:p>
+      <w:pPr>
+        <w:spacing w:line="360" w:after="200"/>
+        <w:jc w:val="left"/>
+      </w:pPr>
+      <w:r>
+        <w:rPr>
+          <w:rFonts w:ascii="Times New Roman" w:cs="Times New Roman" w:eastAsia="Times New Roman" w:hAnsi="Times New Roman"/>
+          <w:sz w:val="24"/>
+          <w:szCs w:val="24"/>
+        </w:rPr>
+        <w:t xml:space="preserve">van Rooij, M., Lusardi, A., &amp; Alessie, R. (2011). Financial literacy and stock market participation. Journal of Financial Economics, 101(2), 449–472.</w:t>
+      </w:r>
+    </w:p>
+    <w:p>
+      <w:pPr>
+        <w:spacing w:line="360" w:after="200"/>
+        <w:jc w:val="left"/>
+      </w:pPr>
+      <w:r>
+        <w:rPr>
+          <w:rFonts w:ascii="Times New Roman" w:cs="Times New Roman" w:eastAsia="Times New Roman" w:hAnsi="Times New Roman"/>
+          <w:sz w:val="24"/>
+          <w:szCs w:val="24"/>
+        </w:rPr>
+        <w:t xml:space="preserve">Wagner, J., &amp; Walstad, W. B. (2019). The effects of financial education on short-term and long-term financial behaviors. Journal of Consumer Affairs, 53(1), 234–259.</w:t>
+      </w:r>
+    </w:p>
+    <w:p>
+      <w:pPr>
+        <w:spacing w:line="360" w:after="200"/>
+        <w:jc w:val="left"/>
+      </w:pPr>
+      <w:r>
+        <w:rPr>
+          <w:rFonts w:ascii="Times New Roman" w:cs="Times New Roman" w:eastAsia="Times New Roman" w:hAnsi="Times New Roman"/>
+          <w:sz w:val="24"/>
+          <w:szCs w:val="24"/>
+        </w:rPr>
         <w:t xml:space="preserve">Willis, L. E. (2011). The financial education fallacy. American Economic Review, 101(3), 429–434.</w:t>
+      </w:r>
+    </w:p>
+    <w:p>
+      <w:pPr>
+        <w:spacing w:line="360" w:after="200"/>
+        <w:jc w:val="left"/>
+      </w:pPr>
+      <w:r>
+        <w:rPr>
+          <w:rFonts w:ascii="Times New Roman" w:cs="Times New Roman" w:eastAsia="Times New Roman" w:hAnsi="Times New Roman"/>
+          <w:sz w:val="24"/>
+          <w:szCs w:val="24"/>
+        </w:rPr>
+        <w:t xml:space="preserve">Yavuz, F. (2025). Utilizing large language models for EFL essay grading: An examination of reliability and validity in rubric-based assessments. British Journal of Educational Technology, 56(2), 487–506.</w:t>
+      </w:r>
+    </w:p>
+    <w:p>
+      <w:r>
+        <w:br w:type="page"/>
+      </w:r>
+    </w:p>
+    <w:p>
+      <w:pPr>
+        <w:pStyle w:val="Heading1"/>
+      </w:pPr>
+      <w:r>
+        <w:t xml:space="preserve">Declaration of AI and AI-Assisted Technologies</w:t>
+      </w:r>
+    </w:p>
+    <w:p>
+      <w:pPr>
+        <w:spacing w:line="360" w:after="200"/>
+        <w:jc w:val="left"/>
+      </w:pPr>
+      <w:r>
+        <w:rPr>
+          <w:rFonts w:ascii="Times New Roman" w:cs="Times New Roman" w:eastAsia="Times New Roman" w:hAnsi="Times New Roman"/>
+          <w:sz w:val="24"/>
+          <w:szCs w:val="24"/>
+        </w:rPr>
+        <w:t xml:space="preserve">This study employed AI tools in three capacities, disclosed here in accordance with current best-practice guidelines for transparency in academic publishing (COPE, 2023; AMEE Guide No. 192, 2025).</w:t>
+      </w:r>
+    </w:p>
+    <w:p>
+      <w:pPr>
+        <w:spacing w:line="360" w:after="200"/>
+      </w:pPr>
+      <w:r>
+        <w:rPr>
+          <w:rFonts w:ascii="Times New Roman" w:cs="Times New Roman" w:eastAsia="Times New Roman" w:hAnsi="Times New Roman"/>
+          <w:b/>
+          <w:bCs/>
+          <w:sz w:val="24"/>
+          <w:szCs w:val="24"/>
+        </w:rPr>
+        <w:t xml:space="preserve">1. Assessment platform development. </w:t>
+      </w:r>
+      <w:r>
+        <w:rPr>
+          <w:rFonts w:ascii="Times New Roman" w:cs="Times New Roman" w:eastAsia="Times New Roman" w:hAnsi="Times New Roman"/>
+          <w:sz w:val="24"/>
+          <w:szCs w:val="24"/>
+        </w:rPr>
+        <w:t xml:space="preserve">AI-assisted coding tools (GitHub Copilot, Claude Code) were used during development of the web-based assessment platform to accelerate implementation of the user interface, data collection logic, and adaptive routing algorithm. All platform functionality was independently tested and validated by the research team prior to deployment. The complete source code is publicly available for inspection in the project repository (Boulaid, 2026).</w:t>
+      </w:r>
+    </w:p>
+    <w:p>
+      <w:pPr>
+        <w:spacing w:line="360" w:after="200"/>
+      </w:pPr>
+      <w:r>
+        <w:rPr>
+          <w:rFonts w:ascii="Times New Roman" w:cs="Times New Roman" w:eastAsia="Times New Roman" w:hAnsi="Times New Roman"/>
+          <w:b/>
+          <w:bCs/>
+          <w:sz w:val="24"/>
+          <w:szCs w:val="24"/>
+        </w:rPr>
+        <w:t xml:space="preserve">2. Open-ended response scoring. </w:t>
+      </w:r>
+      <w:r>
+        <w:rPr>
+          <w:rFonts w:ascii="Times New Roman" w:cs="Times New Roman" w:eastAsia="Times New Roman" w:hAnsi="Times New Roman"/>
+          <w:sz w:val="24"/>
+          <w:szCs w:val="24"/>
+        </w:rPr>
+        <w:t xml:space="preserve">Claude 3.5 Sonnet (Anthropic), accessed via the OpenRouter API, served as the automated scoring engine for classifying open-ended student responses into the three-way taxonomy (misconception, knowledge gap, selection error). The scoring rubric, item-specific prompts, misconception taxonomy, and calibration examples were developed entirely by the research team based on manual analysis of 931 student responses. Low-confidence classifications were flagged for human adjudication by the course instructor. This methodological use of LLM-based scoring follows established practices in educational assessment (Mizumoto &amp; Eguchi, 2024; Yavuz, 2025) and is detailed in Section 4.2.3.</w:t>
+      </w:r>
+    </w:p>
+    <w:p>
+      <w:pPr>
+        <w:spacing w:line="360" w:after="200"/>
+      </w:pPr>
+      <w:r>
+        <w:rPr>
+          <w:rFonts w:ascii="Times New Roman" w:cs="Times New Roman" w:eastAsia="Times New Roman" w:hAnsi="Times New Roman"/>
+          <w:b/>
+          <w:bCs/>
+          <w:sz w:val="24"/>
+          <w:szCs w:val="24"/>
+        </w:rPr>
+        <w:t xml:space="preserve">3. Manuscript preparation. </w:t>
+      </w:r>
+      <w:r>
+        <w:rPr>
+          <w:rFonts w:ascii="Times New Roman" w:cs="Times New Roman" w:eastAsia="Times New Roman" w:hAnsi="Times New Roman"/>
+          <w:sz w:val="24"/>
+          <w:szCs w:val="24"/>
+        </w:rPr>
+        <w:t xml:space="preserve">Generative AI tools assisted with drafting, editing, and formatting portions of this manuscript. All content was reviewed, revised, and verified by the authors, who take full responsibility for the accuracy and integrity of the publication.</w:t>
       </w:r>
     </w:p>
     <w:p>

--- a/exports/paper.docx
+++ b/exports/paper.docx
@@ -611,6 +611,20 @@
           <w:szCs w:val="24"/>
         </w:rPr>
         <w:t xml:space="preserve">A supplemental adaptive module (SDM-10) accompanies each administration. The SDM-10 targets each student’s weakest domain as identified by the fixed core, providing finer-grained diagnostic information without extending total assessment time beyond approximately 15 minutes.</w:t>
+      </w:r>
+    </w:p>
+    <w:p>
+      <w:pPr>
+        <w:spacing w:line="360" w:after="200"/>
+        <w:jc w:val="left"/>
+      </w:pPr>
+      <w:r>
+        <w:rPr>
+          <w:rFonts w:ascii="Times New Roman" w:cs="Times New Roman" w:eastAsia="Times New Roman" w:hAnsi="Times New Roman"/>
+          <w:sz w:val="24"/>
+          <w:szCs w:val="24"/>
+        </w:rPr>
+        <w:t xml:space="preserve">Research consent was voluntary and administered through a structured two-part consent process described in Section 4.4.3; students could decline research participation without penalty and without any impact on course standing or grades. The study protocol has been prepared for institutional review (see Section 4.4.1).</w:t>
       </w:r>
     </w:p>
     <w:p>
@@ -1755,7 +1769,7 @@
           <w:sz w:val="24"/>
           <w:szCs w:val="24"/>
         </w:rPr>
-        <w:t xml:space="preserve">Open-ended responses are scored using a large language model (Claude 3.5 Sonnet, Anthropic) accessed via the OpenRouter API. Each response is processed with an item-specific prompt containing the anchor question context, the student’s selected answer and confidence level, applicable misconception families with calibration examples, and a decision tree for three-way classification. The model returns a structured JSON classification including diagnosis type, Layer 1 code, Layer 2 tag, credit score (0/50/100 measuring diagnostic value), classification confidence, an evidence quote, and a reasoning summary. Low-confidence classifications (approximately 5–10% of responses) are flagged for human review and adjudication by the course instructor. Prior work on LLM-based grading in business education found limited reliability when applying generic prompts to domain-specific content (Flodén, 2025). To address this, our pipeline uses item-specific prompts with calibration examples, a structured misconception taxonomy, and explicit decision trees, following the collaborative human-AI scoring model in which the LLM serves as a second rater whose low-confidence outputs are flagged for instructor adjudication (Olivos, Kamelski, &amp; Ascui-Gac, 2025). This approach follows established practices for LLM-based assessment scoring (Mizumoto &amp; Eguchi, 2024; Yavuz, 2025). All item selection decisions are deterministic and rule-based; the language model is used only for open-ended response classification.</w:t>
+        <w:t xml:space="preserve">Open-ended responses are scored using a large language model (GPT-4.1, OpenAI) accessed via the OpenRouter API. The model was selected through a multi-model concordance protocol in which 11 LLMs scored the same 20 responses and were evaluated on five quality criteria: schema compliance, error rate, classification nuance, throughput, and cost (Appendix D). Each response is processed with an item-specific prompt containing the anchor question context, the student’s selected answer and confidence level, applicable misconception families with calibration examples, and a decision tree for three-way classification. The model returns a structured JSON classification including diagnosis type, Layer 1 code, Layer 2 tag, credit score (0/50/100 measuring diagnostic value), classification confidence, an evidence quote, and a reasoning summary. Low-confidence classifications (approximately 5–10% of responses) are flagged for human review and adjudication by the course instructor. Prior work on LLM-based grading in business education found limited reliability when applying generic prompts to domain-specific content (Flodén, 2025). To address this, our pipeline uses item-specific prompts with calibration examples, a structured misconception taxonomy, and explicit decision trees, following the collaborative human-AI scoring model in which the LLM serves as a second rater whose low-confidence outputs are flagged for instructor adjudication (Olivos, Kamelski, &amp; Ascui-Gac, 2025). This approach follows established practices for LLM-based assessment scoring (Mizumoto &amp; Eguchi, 2024; Yavuz, 2025). All item selection decisions are deterministic and rule-based; the language model is used only for open-ended response classification.</w:t>
       </w:r>
     </w:p>
     <w:p>
@@ -1777,15 +1791,7 @@
           <w:sz w:val="24"/>
           <w:szCs w:val="24"/>
         </w:rPr>
-        <w:t xml:space="preserve">The assessment is administered through a custom-built Next.js web application deployed on a secure virtual private server. The platform handles student authentication via anonymous access codes, enforces one-attempt-per-student logic, implements the adaptive SDM-10 routing algorithm, and stores all response data in a PostgreSQL database. Timestamped response logs enable computation of item-level and section-level duration metrics for quality control and engagement analysis. The complete platform source code, assessment instruments, and data processing scripts are publicly available in the project repository (Boulaid, 2026).</w:t>
-      </w:r>
-    </w:p>
-    <w:p>
-      <w:pPr>
-        <w:pStyle w:val="Heading2"/>
-      </w:pPr>
-      <w:r>
-        <w:t xml:space="preserve">4.4 Privacy and FERPA Compliance</w:t>
+        <w:t xml:space="preserve">To ensure standardized delivery and data integrity at scale, the questionnaire was administered through a dedicated web platform developed for this study: the Financial Literacy Toolkit. Students accessed the platform by entering their course code and university student ID number. The platform immediately transformed each student ID into a one-way cryptographic hash (SHA-256 with a per-course pepper) and discarded the raw identifier; all subsequent data storage and analysis use only the hashed key. The platform did not collect or store passwords, email addresses, or other personally identifiable information. After authentication, students reviewed an information and consent screen (see Section 4.4.3) and completed a brief onboarding process.</w:t>
       </w:r>
     </w:p>
     <w:p>
@@ -1799,7 +1805,318 @@
           <w:sz w:val="24"/>
           <w:szCs w:val="24"/>
         </w:rPr>
-        <w:t xml:space="preserve">No personally identifiable information (PII) is collected or stored. Students access the assessment via anonymous codes that cannot be linked to university records. All data are stored on an encrypted server with access restricted to the research team. The study design was reviewed for compliance with FERPA and Loyola University Chicago’s institutional data policies. Because no PII is collected and participation is embedded within normal course requirements, the study qualifies for exempt status under federal human subjects regulations.</w:t>
+        <w:t xml:space="preserve">The question bank was developed by adapting and synthesizing items from established financial literacy and numeracy instruments and large-scale surveys, including the Berlin Numeracy Test (BNT), Lipkus Numeracy Scale, Schwartz Numeracy Scale, the ‘Big Three’ (Lusardi and Mitchell), the FINRA National Financial Capability Study (NFCS) item sets including the NFCS extension ‘Big Five,’ the OECD/INFE Toolkit (2022), the P-Fin Index (including Retirement Fluency; TIAA and GFLEC), and related decision science and medical decision-making research instruments. An initial pool of approximately 80 candidate items was curated and refined to a 40-item anchor assessment. Each anchor question concept has pre-written variants by format (True/False, multiple choice, short open-ended) and level of understanding (foundational, comparable, applied), enabling targeted diagnostic follow-ups while maintaining a standardized 40-item anchor assessment. The complete platform source code, assessment instruments, and data processing scripts are publicly available in the project repository (Boulaid, 2026).</w:t>
+      </w:r>
+    </w:p>
+    <w:p>
+      <w:pPr>
+        <w:pStyle w:val="Heading2"/>
+      </w:pPr>
+      <w:r>
+        <w:t xml:space="preserve">4.4 Human Subjects Protections, Privacy, and FERPA Compliance</w:t>
+      </w:r>
+    </w:p>
+    <w:p>
+      <w:pPr>
+        <w:pStyle w:val="Heading3"/>
+      </w:pPr>
+      <w:r>
+        <w:t xml:space="preserve">4.4.1 Ethical Review and Regulatory Classification</w:t>
+      </w:r>
+    </w:p>
+    <w:p>
+      <w:pPr>
+        <w:spacing w:line="360" w:after="200"/>
+        <w:jc w:val="left"/>
+      </w:pPr>
+      <w:r>
+        <w:rPr>
+          <w:rFonts w:ascii="Times New Roman" w:cs="Times New Roman" w:eastAsia="Times New Roman" w:hAnsi="Times New Roman"/>
+          <w:sz w:val="24"/>
+          <w:szCs w:val="24"/>
+        </w:rPr>
+        <w:t xml:space="preserve">This study constitutes research with human subjects under federal regulations (45 CFR 46.102): it is a systematic investigation designed to contribute to generalizable knowledge about financial literacy education, conducted with living individuals from whom identifiable private information (educational assessment data linked via coded identifiers with a retained linking key) is collected through interaction (online survey administration). Because the study involves student educational records, the Family Educational Rights and Privacy Act (FERPA) applies. The study protocol has been prepared for submission to the Institutional Review Board at Loyola University Chicago (Office of Research Services, ORS@luc.edu). The study is expected to qualify for exempt review (Category 2: educational tests, surveys, and interview procedures with coded identifiers) or expedited review, given that the research presents no more than minimal risk to participants.</w:t>
+      </w:r>
+    </w:p>
+    <w:p>
+      <w:pPr>
+        <w:pStyle w:val="Heading3"/>
+      </w:pPr>
+      <w:r>
+        <w:t xml:space="preserve">4.4.2 Dual-Role Disclosure and Mitigation</w:t>
+      </w:r>
+    </w:p>
+    <w:p>
+      <w:pPr>
+        <w:spacing w:line="360" w:after="200"/>
+        <w:jc w:val="left"/>
+      </w:pPr>
+      <w:r>
+        <w:rPr>
+          <w:rFonts w:ascii="Times New Roman" w:cs="Times New Roman" w:eastAsia="Times New Roman" w:hAnsi="Times New Roman"/>
+          <w:sz w:val="24"/>
+          <w:szCs w:val="24"/>
+        </w:rPr>
+        <w:t xml:space="preserve">Members of the research team hold instructional roles in Quinn 102, creating a potential conflict of interest. Specifically, the instructor-researcher dual role may produce undue influence if students perceive that declining research participation could affect their course standing. Three safeguards address this concern. First, the assessment is a required course assignment for all enrolled students regardless of research participation; the research consent decision pertains only to whether a student’s data may be used for analysis beyond course purposes. Second, the platform presents research consent as a clearly separated, voluntary choice (see Section 4.4.3) with explicit language stating that declining has no impact on grades, course standing, or the student’s relationship with the instructor. Third, the research dataset is de-identified; instructional personnel access only the course-administration dataset (for confirming assignment completion) and cannot determine which students consented or declined research participation during the grading period.</w:t>
+      </w:r>
+    </w:p>
+    <w:p>
+      <w:pPr>
+        <w:pStyle w:val="Heading3"/>
+      </w:pPr>
+      <w:r>
+        <w:t xml:space="preserve">4.4.3 Informed Consent</w:t>
+      </w:r>
+    </w:p>
+    <w:p>
+      <w:pPr>
+        <w:spacing w:line="360" w:after="200"/>
+        <w:jc w:val="left"/>
+      </w:pPr>
+      <w:r>
+        <w:rPr>
+          <w:rFonts w:ascii="Times New Roman" w:cs="Times New Roman" w:eastAsia="Times New Roman" w:hAnsi="Times New Roman"/>
+          <w:sz w:val="24"/>
+          <w:szCs w:val="24"/>
+        </w:rPr>
+        <w:t xml:space="preserve">The platform’s onboarding flow presented a two-part consent screen before any data collection:</w:t>
+      </w:r>
+    </w:p>
+    <w:p>
+      <w:pPr>
+        <w:spacing w:line="360" w:after="200"/>
+      </w:pPr>
+      <w:r>
+        <w:rPr>
+          <w:rFonts w:ascii="Times New Roman" w:cs="Times New Roman" w:eastAsia="Times New Roman" w:hAnsi="Times New Roman"/>
+          <w:b/>
+          <w:bCs/>
+          <w:sz w:val="24"/>
+          <w:szCs w:val="24"/>
+        </w:rPr>
+        <w:t xml:space="preserve">Course requirement acknowledgment (mandatory). </w:t>
+      </w:r>
+      <w:r>
+        <w:rPr>
+          <w:rFonts w:ascii="Times New Roman" w:cs="Times New Roman" w:eastAsia="Times New Roman" w:hAnsi="Times New Roman"/>
+          <w:sz w:val="24"/>
+          <w:szCs w:val="24"/>
+        </w:rPr>
+        <w:t xml:space="preserve">Students reviewed the statement: “This assessment is a required course assignment in [course code]. Completion affects course credit, but your answers are not graded for correctness.” Students checked a required acknowledgment box: “I understand this assessment is required for the course.”</w:t>
+      </w:r>
+    </w:p>
+    <w:p>
+      <w:pPr>
+        <w:spacing w:line="360" w:after="200"/>
+      </w:pPr>
+      <w:r>
+        <w:rPr>
+          <w:rFonts w:ascii="Times New Roman" w:cs="Times New Roman" w:eastAsia="Times New Roman" w:hAnsi="Times New Roman"/>
+          <w:b/>
+          <w:bCs/>
+          <w:sz w:val="24"/>
+          <w:szCs w:val="24"/>
+        </w:rPr>
+        <w:t xml:space="preserve">Research consent (voluntary). </w:t>
+      </w:r>
+      <w:r>
+        <w:rPr>
+          <w:rFonts w:ascii="Times New Roman" w:cs="Times New Roman" w:eastAsia="Times New Roman" w:hAnsi="Times New Roman"/>
+          <w:sz w:val="24"/>
+          <w:szCs w:val="24"/>
+        </w:rPr>
+        <w:t xml:space="preserve">Below the course acknowledgment, students read: “You may choose whether your responses are used for research evaluating course learning outcomes. Declining has no impact on grades.” Students selected one of two options: “Yes, I consent” or “No, I do not consent.” The default selection was “Yes, I consent.”</w:t>
+      </w:r>
+    </w:p>
+    <w:p>
+      <w:pPr>
+        <w:spacing w:line="360" w:after="200"/>
+        <w:jc w:val="left"/>
+      </w:pPr>
+      <w:r>
+        <w:rPr>
+          <w:rFonts w:ascii="Times New Roman" w:cs="Times New Roman" w:eastAsia="Times New Roman" w:hAnsi="Times New Roman"/>
+          <w:sz w:val="24"/>
+          <w:szCs w:val="24"/>
+        </w:rPr>
+        <w:t xml:space="preserve">Each student’s research consent decision, along with a timestamp and consent version identifier (version 1.0), was recorded in the database. Of the 421 students who submitted completed assessments, 353 (83.8%) consented to research use of their data and 68 (16.2%) declined. Students may withdraw research consent at any time by contacting the principal investigator; withdrawn data will be excluded from all subsequent analyses.</w:t>
+      </w:r>
+    </w:p>
+    <w:p>
+      <w:pPr>
+        <w:spacing w:line="360" w:after="200"/>
+        <w:jc w:val="left"/>
+      </w:pPr>
+      <w:r>
+        <w:rPr>
+          <w:rFonts w:ascii="Times New Roman" w:cs="Times New Roman" w:eastAsia="Times New Roman" w:hAnsi="Times New Roman"/>
+          <w:sz w:val="24"/>
+          <w:szCs w:val="24"/>
+        </w:rPr>
+        <w:t xml:space="preserve">A privacy notice was also displayed during onboarding: “Your Student ID is converted to a coded identifier before storage. Identifiable information, if collected for course administration, is stored separately from the research dataset and access is restricted. Research analysis uses de-identified data and is governed by your consent choice.”</w:t>
+      </w:r>
+    </w:p>
+    <w:p>
+      <w:pPr>
+        <w:pStyle w:val="Heading3"/>
+      </w:pPr>
+      <w:r>
+        <w:t xml:space="preserve">4.4.4 De-identification and Data Security</w:t>
+      </w:r>
+    </w:p>
+    <w:p>
+      <w:pPr>
+        <w:spacing w:line="360" w:after="200"/>
+        <w:jc w:val="left"/>
+      </w:pPr>
+      <w:r>
+        <w:rPr>
+          <w:rFonts w:ascii="Times New Roman" w:cs="Times New Roman" w:eastAsia="Times New Roman" w:hAnsi="Times New Roman"/>
+          <w:sz w:val="24"/>
+          <w:szCs w:val="24"/>
+        </w:rPr>
+        <w:t xml:space="preserve">Student identifiers were transformed into coded keys using a one-way cryptographic hash function (SHA-256) with a per-course pepper prior to storage. The hash is irreversible: given only the hashed key, it is computationally infeasible to recover the original student identifier. No raw student ID numbers, names, email addresses, or other personally identifiable information are stored in any database table used for research. The platform does not store IP addresses; IP data is used only transiently in memory for rate-limiting purposes and is never persisted to disk or database.</w:t>
+      </w:r>
+    </w:p>
+    <w:p>
+      <w:pPr>
+        <w:spacing w:line="360" w:after="200"/>
+        <w:jc w:val="left"/>
+      </w:pPr>
+      <w:r>
+        <w:rPr>
+          <w:rFonts w:ascii="Times New Roman" w:cs="Times New Roman" w:eastAsia="Times New Roman" w:hAnsi="Times New Roman"/>
+          <w:sz w:val="24"/>
+          <w:szCs w:val="24"/>
+        </w:rPr>
+        <w:t xml:space="preserve">The research dataset contains only the hashed identifier, assessment responses (answer selections, confidence ratings, open-ended text), baseline onboarding survey responses, scoring metadata, and timestamps. Course-administration linkage (for confirming assignment completion and reporting grades) is maintained separately with restricted access by authorized instructional personnel only.</w:t>
+      </w:r>
+    </w:p>
+    <w:p>
+      <w:pPr>
+        <w:spacing w:line="360" w:after="200"/>
+        <w:jc w:val="left"/>
+      </w:pPr>
+      <w:r>
+        <w:rPr>
+          <w:rFonts w:ascii="Times New Roman" w:cs="Times New Roman" w:eastAsia="Times New Roman" w:hAnsi="Times New Roman"/>
+          <w:sz w:val="24"/>
+          <w:szCs w:val="24"/>
+        </w:rPr>
+        <w:t xml:space="preserve">All sensitive demographic and financial fields in the baseline survey (household income, parental education, first-generation college status, financial aid status, debt level, financial stress) include a “Prefer not to answer” option, allowing students to participate without disclosing information they consider private. The demographic variables collected for heterogeneity analysis were selected to minimize re-identification risk. The survey collects age as a categorical range (e.g., “20 or under,” “above 20”) rather than exact date of birth, and does not collect geographic identifiers such as zip code or home address. Research has demonstrated that 87% of the U.S. population can be uniquely identified from the combination of five-digit zip code, gender, and date of birth (Sweeney, 2000); by design, this study collects none of these three identifiers in combination.</w:t>
+      </w:r>
+    </w:p>
+    <w:p>
+      <w:pPr>
+        <w:pStyle w:val="Heading3"/>
+      </w:pPr>
+      <w:r>
+        <w:t xml:space="preserve">4.4.5 Data Retention and Destruction</w:t>
+      </w:r>
+    </w:p>
+    <w:p>
+      <w:pPr>
+        <w:spacing w:line="360" w:after="200"/>
+        <w:jc w:val="left"/>
+      </w:pPr>
+      <w:r>
+        <w:rPr>
+          <w:rFonts w:ascii="Times New Roman" w:cs="Times New Roman" w:eastAsia="Times New Roman" w:hAnsi="Times New Roman"/>
+          <w:sz w:val="24"/>
+          <w:szCs w:val="24"/>
+        </w:rPr>
+        <w:t xml:space="preserve">Research data will be retained for a minimum of three years following study completion, consistent with the Common Rule retention requirements, or longer if required by Loyola University Chicago institutional policy. During the retention period, de-identified data will be stored on password-protected, encrypted servers with access restricted to authorized members of the research team. The course-administration linking key (which enables grade reporting) will be destroyed after final course grades have been posted for the Spring 2026 semester. After the retention period expires, all electronic research files will be permanently deleted. The principal investigator is responsible for data destruction and will maintain documentation of the destruction process.</w:t>
+      </w:r>
+    </w:p>
+    <w:p>
+      <w:pPr>
+        <w:pStyle w:val="Heading3"/>
+      </w:pPr>
+      <w:r>
+        <w:t xml:space="preserve">4.4.6 Ethical Framework</w:t>
+      </w:r>
+    </w:p>
+    <w:p>
+      <w:pPr>
+        <w:spacing w:line="360" w:after="200"/>
+        <w:jc w:val="left"/>
+      </w:pPr>
+      <w:r>
+        <w:rPr>
+          <w:rFonts w:ascii="Times New Roman" w:cs="Times New Roman" w:eastAsia="Times New Roman" w:hAnsi="Times New Roman"/>
+          <w:sz w:val="24"/>
+          <w:szCs w:val="24"/>
+        </w:rPr>
+        <w:t xml:space="preserve">The study design addresses the three principles of the Belmont Report (National Commission, 1979):</w:t>
+      </w:r>
+    </w:p>
+    <w:p>
+      <w:pPr>
+        <w:spacing w:line="360" w:after="200"/>
+      </w:pPr>
+      <w:r>
+        <w:rPr>
+          <w:rFonts w:ascii="Times New Roman" w:cs="Times New Roman" w:eastAsia="Times New Roman" w:hAnsi="Times New Roman"/>
+          <w:b/>
+          <w:bCs/>
+          <w:sz w:val="24"/>
+          <w:szCs w:val="24"/>
+        </w:rPr>
+        <w:t xml:space="preserve">Respect for Persons. </w:t>
+      </w:r>
+      <w:r>
+        <w:rPr>
+          <w:rFonts w:ascii="Times New Roman" w:cs="Times New Roman" w:eastAsia="Times New Roman" w:hAnsi="Times New Roman"/>
+          <w:sz w:val="24"/>
+          <w:szCs w:val="24"/>
+        </w:rPr>
+        <w:t xml:space="preserve">Research participation is voluntary and clearly separated from the required course assignment. Students provide informed consent through a structured, accessible consent screen that states the study purpose, procedures, risks, and the right to decline or withdraw without penalty. The consent process is designed to be comprehensible without specialized knowledge.</w:t>
+      </w:r>
+    </w:p>
+    <w:p>
+      <w:pPr>
+        <w:spacing w:line="360" w:after="200"/>
+      </w:pPr>
+      <w:r>
+        <w:rPr>
+          <w:rFonts w:ascii="Times New Roman" w:cs="Times New Roman" w:eastAsia="Times New Roman" w:hAnsi="Times New Roman"/>
+          <w:b/>
+          <w:bCs/>
+          <w:sz w:val="24"/>
+          <w:szCs w:val="24"/>
+        </w:rPr>
+        <w:t xml:space="preserve">Beneficence. </w:t>
+      </w:r>
+      <w:r>
+        <w:rPr>
+          <w:rFonts w:ascii="Times New Roman" w:cs="Times New Roman" w:eastAsia="Times New Roman" w:hAnsi="Times New Roman"/>
+          <w:sz w:val="24"/>
+          <w:szCs w:val="24"/>
+        </w:rPr>
+        <w:t xml:space="preserve">The study presents minimal risk: the assessment covers standard financial literacy content encountered in normal educational practice, and the primary risk — breach of confidentiality — is mitigated through one-way cryptographic hashing, de-identified datasets, separate key storage, restricted access controls, and the absence of direct identifiers in the research file. Sensitive survey items include “Prefer not to answer” options to reduce discomfort. There is no direct benefit to individual participants; the anticipated benefit is improved financial literacy instruction for future cohorts based on empirical evidence of learning outcomes and knowledge gaps.</w:t>
+      </w:r>
+    </w:p>
+    <w:p>
+      <w:pPr>
+        <w:spacing w:line="360" w:after="200"/>
+      </w:pPr>
+      <w:r>
+        <w:rPr>
+          <w:rFonts w:ascii="Times New Roman" w:cs="Times New Roman" w:eastAsia="Times New Roman" w:hAnsi="Times New Roman"/>
+          <w:b/>
+          <w:bCs/>
+          <w:sz w:val="24"/>
+          <w:szCs w:val="24"/>
+        </w:rPr>
+        <w:t xml:space="preserve">Justice. </w:t>
+      </w:r>
+      <w:r>
+        <w:rPr>
+          <w:rFonts w:ascii="Times New Roman" w:cs="Times New Roman" w:eastAsia="Times New Roman" w:hAnsi="Times New Roman"/>
+          <w:sz w:val="24"/>
+          <w:szCs w:val="24"/>
+        </w:rPr>
+        <w:t xml:space="preserve">Participants are selected on the basis of research relevance — enrollment in Quinn 102 (Financial Literacy) — rather than convenience or vulnerability. All enrolled students receive equal opportunity to complete the assessment (as a course requirement) and to consent or decline research participation. No students are excluded from the study on the basis of demographic characteristics.</w:t>
       </w:r>
     </w:p>
     <w:p>
@@ -5146,7 +5463,7 @@
           <w:ilvl w:val="0"/>
           <w:numId w:val="3"/>
         </w:numPr>
-        <w:spacing w:line="360" w:after="200"/>
+        <w:spacing w:line="360" w:after="120"/>
       </w:pPr>
       <w:r>
         <w:rPr>
@@ -5155,14 +5472,6 @@
           <w:szCs w:val="24"/>
         </w:rPr>
         <w:t xml:space="preserve">The SDM-10 open-ended sample is not random: items were administered only to students whose anchor responses triggered high-Need subcategories. Per-item coverage ranges from 20% (Q32) to 90% (Q7). Extrapolation to the full class is appropriate only when item-level coverage exceeds 50%.</w:t>
-      </w:r>
-    </w:p>
-    <w:p>
-      <w:pPr>
-        <w:pStyle w:val="Heading1"/>
-      </w:pPr>
-      <w:r>
-        <w:t xml:space="preserve">8. Next Steps (Post-Course Assessment)</w:t>
       </w:r>
     </w:p>
     <w:p>
@@ -5180,7 +5489,33 @@
           <w:sz w:val="24"/>
           <w:szCs w:val="24"/>
         </w:rPr>
-        <w:t xml:space="preserve">Administer the post-course assessment during the final week of Spring 2026 instruction using the identical fixed core instrument and SDM-10 adaptive module.</w:t>
+        <w:t xml:space="preserve">Members of the research team hold instructional roles in Quinn 102, creating a potential conflict of interest. The 16.2% decline rate (68 of 421 submitted students declined research consent) provides evidence that students exercised genuine choice. The dual role was mitigated through separated consent, de-identified research dataset, and voluntary research consent with explicit no-penalty language (see Section 4.4.2).</w:t>
+      </w:r>
+    </w:p>
+    <w:p>
+      <w:pPr>
+        <w:pStyle w:val="ListParagraph"/>
+        <w:numPr>
+          <w:ilvl w:val="0"/>
+          <w:numId w:val="3"/>
+        </w:numPr>
+        <w:spacing w:line="360" w:after="200"/>
+      </w:pPr>
+      <w:r>
+        <w:rPr>
+          <w:rFonts w:ascii="Times New Roman" w:cs="Times New Roman" w:eastAsia="Times New Roman" w:hAnsi="Times New Roman"/>
+          <w:sz w:val="24"/>
+          <w:szCs w:val="24"/>
+        </w:rPr>
+        <w:t xml:space="preserve">Analyses using the research-consented subset (n = 353, 83.8% of completers) may not be fully representative of the complete student population if consent propensity correlates with assessment performance, demographics, or engagement. Pre-post comparisons will report whether the consented and declined subsamples differ on observable baseline characteristics.</w:t>
+      </w:r>
+    </w:p>
+    <w:p>
+      <w:pPr>
+        <w:pStyle w:val="Heading1"/>
+      </w:pPr>
+      <w:r>
+        <w:t xml:space="preserve">8. Next Steps (Post-Course Assessment)</w:t>
       </w:r>
     </w:p>
     <w:p>
@@ -5198,7 +5533,7 @@
           <w:sz w:val="24"/>
           <w:szCs w:val="24"/>
         </w:rPr>
-        <w:t xml:space="preserve">Link pre-course and post-course responses at the student level using anonymous identifiers to compute within-student gain scores at the overall, domain, and subdomain levels.</w:t>
+        <w:t xml:space="preserve">Administer the post-course assessment during the final week of Spring 2026 instruction using the identical fixed core instrument and SDM-10 adaptive module.</w:t>
       </w:r>
     </w:p>
     <w:p>
@@ -5216,7 +5551,7 @@
           <w:sz w:val="24"/>
           <w:szCs w:val="24"/>
         </w:rPr>
-        <w:t xml:space="preserve">Conduct paired statistical tests (t-tests, Wilcoxon signed-rank) and compute effect sizes (Cohen’s d) to assess the magnitude and significance of learning gains (RQ1).</w:t>
+        <w:t xml:space="preserve">Link pre-course and post-course responses at the student level using anonymous identifiers to compute within-student gain scores at the overall, domain, and subdomain levels.</w:t>
       </w:r>
     </w:p>
     <w:p>
@@ -5234,7 +5569,7 @@
           <w:sz w:val="24"/>
           <w:szCs w:val="24"/>
         </w:rPr>
-        <w:t xml:space="preserve">Estimate OLS regression models with gain scores as the dependent variable and baseline covariates as predictors to identify sources of heterogeneous learning gains (RQ2).</w:t>
+        <w:t xml:space="preserve">Conduct paired statistical tests (t-tests, Wilcoxon signed-rank) and compute effect sizes (Cohen’s d) to assess the magnitude and significance of learning gains (RQ1).</w:t>
       </w:r>
     </w:p>
     <w:p>
@@ -5252,6 +5587,24 @@
           <w:sz w:val="24"/>
           <w:szCs w:val="24"/>
         </w:rPr>
+        <w:t xml:space="preserve">Estimate OLS regression models with gain scores as the dependent variable and baseline covariates as predictors to identify sources of heterogeneous learning gains (RQ2).</w:t>
+      </w:r>
+    </w:p>
+    <w:p>
+      <w:pPr>
+        <w:pStyle w:val="ListParagraph"/>
+        <w:numPr>
+          <w:ilvl w:val="0"/>
+          <w:numId w:val="3"/>
+        </w:numPr>
+        <w:spacing w:line="360" w:after="120"/>
+      </w:pPr>
+      <w:r>
+        <w:rPr>
+          <w:rFonts w:ascii="Times New Roman" w:cs="Times New Roman" w:eastAsia="Times New Roman" w:hAnsi="Times New Roman"/>
+          <w:sz w:val="24"/>
+          <w:szCs w:val="24"/>
+        </w:rPr>
         <w:t xml:space="preserve">Complete psychometric validation (Cronbach’s alpha, point-biserial correlations, confirmatory factor analysis) across both administrations to assess instrument reliability and structural validity.</w:t>
       </w:r>
     </w:p>
@@ -5516,7 +5869,7 @@
           <w:sz w:val="24"/>
           <w:szCs w:val="24"/>
         </w:rPr>
-        <w:t xml:space="preserve">Mizumoto, A., &amp; Eguchi, M. (2024). Large language models and automated essay scoring of English language learner writing: Insights into validity and reliability. Computers and Education: Artificial Intelligence, 6, 100208.</w:t>
+        <w:t xml:space="preserve">National Commission for the Protection of Human Subjects of Biomedical and Behavioral Research. (1979). The Belmont Report: Ethical principles and guidelines for the protection of human subjects of research. U.S. Department of Health and Human Services.</w:t>
       </w:r>
     </w:p>
     <w:p>
@@ -5530,7 +5883,7 @@
           <w:sz w:val="24"/>
           <w:szCs w:val="24"/>
         </w:rPr>
-        <w:t xml:space="preserve">OECD. (2022). OECD/INFE toolkit for measuring financial literacy and financial inclusion 2022. OECD Publishing.</w:t>
+        <w:t xml:space="preserve">Mizumoto, A., &amp; Eguchi, M. (2024). Large language models and automated essay scoring of English language learner writing: Insights into validity and reliability. Computers and Education: Artificial Intelligence, 6, 100208.</w:t>
       </w:r>
     </w:p>
     <w:p>
@@ -5544,7 +5897,7 @@
           <w:sz w:val="24"/>
           <w:szCs w:val="24"/>
         </w:rPr>
-        <w:t xml:space="preserve">Olivos, F., Kamelski, T., &amp; Ascui-Gac, S. (2025). Assessing instructor-AI cooperation for grading essay-type questions in an introductory sociology course. Teaching Sociology. Advance online publication. https://doi.org/10.1177/0092055X251397371</w:t>
+        <w:t xml:space="preserve">OECD. (2022). OECD/INFE toolkit for measuring financial literacy and financial inclusion 2022. OECD Publishing.</w:t>
       </w:r>
     </w:p>
     <w:p>
@@ -5558,7 +5911,7 @@
           <w:sz w:val="24"/>
           <w:szCs w:val="24"/>
         </w:rPr>
-        <w:t xml:space="preserve">Porto, N., &amp; Xiao, J. J. (2016). Financial literacy overconfidence and financial advice seeking. Journal of Financial Service Professionals, 70(4), 78–88.</w:t>
+        <w:t xml:space="preserve">Olivos, F., Kamelski, T., &amp; Ascui-Gac, S. (2025). Assessing instructor-AI cooperation for grading essay-type questions in an introductory sociology course. Teaching Sociology. Advance online publication. https://doi.org/10.1177/0092055X251397371</w:t>
       </w:r>
     </w:p>
     <w:p>
@@ -5572,7 +5925,7 @@
           <w:sz w:val="24"/>
           <w:szCs w:val="24"/>
         </w:rPr>
-        <w:t xml:space="preserve">Robb, C. A., &amp; Woodyard, A. (2011). Financial knowledge and best practice behavior. Journal of Financial Counseling and Planning, 22(1), 60–70.</w:t>
+        <w:t xml:space="preserve">Porto, N., &amp; Xiao, J. J. (2016). Financial literacy overconfidence and financial advice seeking. Journal of Financial Service Professionals, 70(4), 78–88.</w:t>
       </w:r>
     </w:p>
     <w:p>
@@ -5586,7 +5939,7 @@
           <w:sz w:val="24"/>
           <w:szCs w:val="24"/>
         </w:rPr>
-        <w:t xml:space="preserve">Stango, V., &amp; Zinman, J. (2009). Exponential growth bias and household finance. Journal of Finance, 64(6), 2807–2849.</w:t>
+        <w:t xml:space="preserve">Robb, C. A., &amp; Woodyard, A. (2011). Financial knowledge and best practice behavior. Journal of Financial Counseling and Planning, 22(1), 60–70.</w:t>
       </w:r>
     </w:p>
     <w:p>
@@ -5600,7 +5953,7 @@
           <w:sz w:val="24"/>
           <w:szCs w:val="24"/>
         </w:rPr>
-        <w:t xml:space="preserve">van Rooij, M., Lusardi, A., &amp; Alessie, R. (2011). Financial literacy and stock market participation. Journal of Financial Economics, 101(2), 449–472.</w:t>
+        <w:t xml:space="preserve">Stango, V., &amp; Zinman, J. (2009). Exponential growth bias and household finance. Journal of Finance, 64(6), 2807–2849.</w:t>
       </w:r>
     </w:p>
     <w:p>
@@ -5614,7 +5967,7 @@
           <w:sz w:val="24"/>
           <w:szCs w:val="24"/>
         </w:rPr>
-        <w:t xml:space="preserve">Wagner, J., &amp; Walstad, W. B. (2019). The effects of financial education on short-term and long-term financial behaviors. Journal of Consumer Affairs, 53(1), 234–259.</w:t>
+        <w:t xml:space="preserve">Sweeney, L. (2000). Simple demographics often identify people uniquely (Carnegie Mellon University Data Privacy Working Paper No. 3).</w:t>
       </w:r>
     </w:p>
     <w:p>
@@ -5628,7 +5981,7 @@
           <w:sz w:val="24"/>
           <w:szCs w:val="24"/>
         </w:rPr>
-        <w:t xml:space="preserve">Willis, L. E. (2011). The financial education fallacy. American Economic Review, 101(3), 429–434.</w:t>
+        <w:t xml:space="preserve">van Rooij, M., Lusardi, A., &amp; Alessie, R. (2011). Financial literacy and stock market participation. Journal of Financial Economics, 101(2), 449–472.</w:t>
       </w:r>
     </w:p>
     <w:p>
@@ -5642,20 +5995,7 @@
           <w:sz w:val="24"/>
           <w:szCs w:val="24"/>
         </w:rPr>
-        <w:t xml:space="preserve">Yavuz, F. (2025). Utilizing large language models for EFL essay grading: An examination of reliability and validity in rubric-based assessments. British Journal of Educational Technology, 56(2), 487–506.</w:t>
-      </w:r>
-    </w:p>
-    <w:p>
-      <w:r>
-        <w:br w:type="page"/>
-      </w:r>
-    </w:p>
-    <w:p>
-      <w:pPr>
-        <w:pStyle w:val="Heading1"/>
-      </w:pPr>
-      <w:r>
-        <w:t xml:space="preserve">Declaration of AI and AI-Assisted Technologies</w:t>
+        <w:t xml:space="preserve">Wagner, J., &amp; Walstad, W. B. (2019). The effects of financial education on short-term and long-term financial behaviors. Journal of Consumer Affairs, 53(1), 234–259.</w:t>
       </w:r>
     </w:p>
     <w:p>
@@ -5669,6 +6009,47 @@
           <w:sz w:val="24"/>
           <w:szCs w:val="24"/>
         </w:rPr>
+        <w:t xml:space="preserve">Willis, L. E. (2011). The financial education fallacy. American Economic Review, 101(3), 429–434.</w:t>
+      </w:r>
+    </w:p>
+    <w:p>
+      <w:pPr>
+        <w:spacing w:line="360" w:after="200"/>
+        <w:jc w:val="left"/>
+      </w:pPr>
+      <w:r>
+        <w:rPr>
+          <w:rFonts w:ascii="Times New Roman" w:cs="Times New Roman" w:eastAsia="Times New Roman" w:hAnsi="Times New Roman"/>
+          <w:sz w:val="24"/>
+          <w:szCs w:val="24"/>
+        </w:rPr>
+        <w:t xml:space="preserve">Yavuz, F. (2025). Utilizing large language models for EFL essay grading: An examination of reliability and validity in rubric-based assessments. British Journal of Educational Technology, 56(2), 487–506.</w:t>
+      </w:r>
+    </w:p>
+    <w:p>
+      <w:r>
+        <w:br w:type="page"/>
+      </w:r>
+    </w:p>
+    <w:p>
+      <w:pPr>
+        <w:pStyle w:val="Heading1"/>
+      </w:pPr>
+      <w:r>
+        <w:t xml:space="preserve">Declaration of AI and AI-Assisted Technologies</w:t>
+      </w:r>
+    </w:p>
+    <w:p>
+      <w:pPr>
+        <w:spacing w:line="360" w:after="200"/>
+        <w:jc w:val="left"/>
+      </w:pPr>
+      <w:r>
+        <w:rPr>
+          <w:rFonts w:ascii="Times New Roman" w:cs="Times New Roman" w:eastAsia="Times New Roman" w:hAnsi="Times New Roman"/>
+          <w:sz w:val="24"/>
+          <w:szCs w:val="24"/>
+        </w:rPr>
         <w:t xml:space="preserve">This study employed AI tools in three capacities, disclosed here in accordance with current best-practice guidelines for transparency in academic publishing (COPE, 2023; AMEE Guide No. 192, 2025).</w:t>
       </w:r>
     </w:p>
@@ -5715,7 +6096,7 @@
           <w:sz w:val="24"/>
           <w:szCs w:val="24"/>
         </w:rPr>
-        <w:t xml:space="preserve">Claude 3.5 Sonnet (Anthropic), accessed via the OpenRouter API, served as the automated scoring engine for classifying open-ended student responses into the three-way taxonomy (misconception, knowledge gap, selection error). The scoring rubric, item-specific prompts, misconception taxonomy, and calibration examples were developed entirely by the research team based on manual analysis of 931 student responses. Low-confidence classifications were flagged for human adjudication by the course instructor. This methodological use of LLM-based scoring follows established practices in educational assessment (Mizumoto &amp; Eguchi, 2024; Yavuz, 2025) and is detailed in Section 4.2.3.</w:t>
+        <w:t xml:space="preserve">GPT-4.1 (OpenAI), accessed via the OpenRouter API, served as the automated scoring engine for classifying open-ended student responses into the three-way taxonomy (misconception, knowledge gap, selection error). The model was selected from among 11 candidate LLMs through a multi-model concordance protocol (Appendix D). The scoring rubric, item-specific prompts, misconception taxonomy, and calibration examples were developed entirely by the research team based on manual analysis of 931 student responses. Low-confidence classifications were flagged for human adjudication by the course instructor. This methodological use of LLM-based scoring follows established practices in educational assessment (Mizumoto &amp; Eguchi, 2024; Yavuz, 2025) and is detailed in Section 4.2.3.</w:t>
       </w:r>
     </w:p>
     <w:p>
@@ -11420,6 +11801,2987 @@
           <w:szCs w:val="24"/>
         </w:rPr>
         <w:t xml:space="preserve">These cross-cutting codes combine with category codes: INF-01 = inflation misconception, INF-KG = inflation knowledge gap, INF-SE = inflation selection error.</w:t>
+      </w:r>
+    </w:p>
+    <w:p>
+      <w:r>
+        <w:br w:type="page"/>
+      </w:r>
+    </w:p>
+    <w:p>
+      <w:pPr>
+        <w:pStyle w:val="Heading1"/>
+      </w:pPr>
+      <w:r>
+        <w:rPr>
+          <w:rFonts w:ascii="Times New Roman" w:cs="Times New Roman" w:eastAsia="Times New Roman" w:hAnsi="Times New Roman"/>
+          <w:b/>
+          <w:bCs/>
+          <w:sz w:val="28"/>
+          <w:szCs w:val="28"/>
+        </w:rPr>
+        <w:t xml:space="preserve">Appendix D: AI Scorer Model Selection Protocol</w:t>
+      </w:r>
+    </w:p>
+    <w:p>
+      <w:pPr>
+        <w:spacing w:line="360" w:after="200"/>
+      </w:pPr>
+      <w:r>
+        <w:rPr>
+          <w:rFonts w:ascii="Times New Roman" w:cs="Times New Roman" w:eastAsia="Times New Roman" w:hAnsi="Times New Roman"/>
+          <w:b/>
+          <w:bCs/>
+          <w:sz w:val="24"/>
+          <w:szCs w:val="24"/>
+        </w:rPr>
+        <w:t xml:space="preserve">Methodology. </w:t>
+      </w:r>
+      <w:r>
+        <w:rPr>
+          <w:rFonts w:ascii="Times New Roman" w:cs="Times New Roman" w:eastAsia="Times New Roman" w:hAnsi="Times New Roman"/>
+          <w:sz w:val="24"/>
+          <w:szCs w:val="24"/>
+        </w:rPr>
+        <w:t xml:space="preserve">To select the scoring model for the AI-assisted classification pipeline (Section 4.2.3), we conducted a multi-model concordance evaluation. Twenty identical open-ended student responses (11 diagnose, 9 confirm) were scored by 11 large language models from seven providers, accessed via the OpenRouter API. Models were evaluated on five criteria: (1) JSON schema compliance (whether diagnose items returned the correct diagnose-format output), (2) parse/API error rate, (3) classification nuance (use of partial credit, confidence variation, and balanced classification distributions), (4) throughput (wall-clock time for 20 responses), and (5) estimated cost for the full corpus of 953 responses.</w:t>
+      </w:r>
+    </w:p>
+    <w:p>
+      <w:pPr>
+        <w:spacing w:before="240" w:after="120"/>
+        <w:jc w:val="center"/>
+      </w:pPr>
+      <w:r>
+        <w:rPr>
+          <w:rFonts w:ascii="Times New Roman" w:cs="Times New Roman" w:eastAsia="Times New Roman" w:hAnsi="Times New Roman"/>
+          <w:b/>
+          <w:bCs/>
+          <w:i/>
+          <w:iCs/>
+          <w:sz w:val="22"/>
+          <w:szCs w:val="22"/>
+        </w:rPr>
+        <w:t xml:space="preserve">Table D.1: Multi-Model Concordance Results (n = 20 identical responses)</w:t>
+      </w:r>
+    </w:p>
+    <w:tbl>
+      <w:tblPr>
+        <w:tblW w:type="dxa" w:w="9360"/>
+        <w:tblBorders>
+          <w:top w:val="single" w:color="CCCCCC" w:sz="1"/>
+          <w:left w:val="single" w:color="CCCCCC" w:sz="1"/>
+          <w:bottom w:val="single" w:color="CCCCCC" w:sz="1"/>
+          <w:right w:val="single" w:color="CCCCCC" w:sz="1"/>
+          <w:insideH w:val="single" w:color="CCCCCC" w:sz="1"/>
+          <w:insideV w:val="single" w:color="CCCCCC" w:sz="1"/>
+        </w:tblBorders>
+        <w:tblLayout w:type="fixed"/>
+        <w:tblCellMar>
+          <w:top w:type="dxa" w:w="60"/>
+          <w:left w:type="dxa" w:w="120"/>
+          <w:bottom w:type="dxa" w:w="60"/>
+          <w:right w:type="dxa" w:w="120"/>
+        </w:tblCellMar>
+      </w:tblPr>
+      <w:tblGrid>
+        <w:gridCol w:w="1200"/>
+        <w:gridCol w:w="800"/>
+        <w:gridCol w:w="700"/>
+        <w:gridCol w:w="700"/>
+        <w:gridCol w:w="600"/>
+        <w:gridCol w:w="700"/>
+        <w:gridCol w:w="900"/>
+        <w:gridCol w:w="800"/>
+        <w:gridCol w:w="960"/>
+      </w:tblGrid>
+      <w:tr>
+        <w:trPr>
+          <w:tblHeader/>
+        </w:trPr>
+        <w:tc>
+          <w:tcPr>
+            <w:tcW w:type="dxa" w:w="1200"/>
+            <w:shd w:fill="D5E8F0" w:color="auto" w:val="clear"/>
+            <w:vAlign w:val="center"/>
+          </w:tcPr>
+          <w:p>
+            <w:pPr>
+              <w:jc w:val="center"/>
+            </w:pPr>
+            <w:r>
+              <w:rPr>
+                <w:rFonts w:ascii="Times New Roman" w:cs="Times New Roman" w:eastAsia="Times New Roman" w:hAnsi="Times New Roman"/>
+                <w:b/>
+                <w:bCs/>
+                <w:sz w:val="22"/>
+                <w:szCs w:val="22"/>
+              </w:rPr>
+              <w:t xml:space="preserve">Model</w:t>
+            </w:r>
+          </w:p>
+        </w:tc>
+        <w:tc>
+          <w:tcPr>
+            <w:tcW w:type="dxa" w:w="800"/>
+            <w:shd w:fill="D5E8F0" w:color="auto" w:val="clear"/>
+            <w:vAlign w:val="center"/>
+          </w:tcPr>
+          <w:p>
+            <w:pPr>
+              <w:jc w:val="center"/>
+            </w:pPr>
+            <w:r>
+              <w:rPr>
+                <w:rFonts w:ascii="Times New Roman" w:cs="Times New Roman" w:eastAsia="Times New Roman" w:hAnsi="Times New Roman"/>
+                <w:b/>
+                <w:bCs/>
+                <w:sz w:val="22"/>
+                <w:szCs w:val="22"/>
+              </w:rPr>
+              <w:t xml:space="preserve">Provider</w:t>
+            </w:r>
+          </w:p>
+        </w:tc>
+        <w:tc>
+          <w:tcPr>
+            <w:tcW w:type="dxa" w:w="700"/>
+            <w:shd w:fill="D5E8F0" w:color="auto" w:val="clear"/>
+            <w:vAlign w:val="center"/>
+          </w:tcPr>
+          <w:p>
+            <w:pPr>
+              <w:jc w:val="center"/>
+            </w:pPr>
+            <w:r>
+              <w:rPr>
+                <w:rFonts w:ascii="Times New Roman" w:cs="Times New Roman" w:eastAsia="Times New Roman" w:hAnsi="Times New Roman"/>
+                <w:b/>
+                <w:bCs/>
+                <w:sz w:val="22"/>
+                <w:szCs w:val="22"/>
+              </w:rPr>
+              <w:t xml:space="preserve">Schema Err</w:t>
+            </w:r>
+          </w:p>
+        </w:tc>
+        <w:tc>
+          <w:tcPr>
+            <w:tcW w:type="dxa" w:w="700"/>
+            <w:shd w:fill="D5E8F0" w:color="auto" w:val="clear"/>
+            <w:vAlign w:val="center"/>
+          </w:tcPr>
+          <w:p>
+            <w:pPr>
+              <w:jc w:val="center"/>
+            </w:pPr>
+            <w:r>
+              <w:rPr>
+                <w:rFonts w:ascii="Times New Roman" w:cs="Times New Roman" w:eastAsia="Times New Roman" w:hAnsi="Times New Roman"/>
+                <w:b/>
+                <w:bCs/>
+                <w:sz w:val="22"/>
+                <w:szCs w:val="22"/>
+              </w:rPr>
+              <w:t xml:space="preserve">Errors</w:t>
+            </w:r>
+          </w:p>
+        </w:tc>
+        <w:tc>
+          <w:tcPr>
+            <w:tcW w:type="dxa" w:w="600"/>
+            <w:shd w:fill="D5E8F0" w:color="auto" w:val="clear"/>
+            <w:vAlign w:val="center"/>
+          </w:tcPr>
+          <w:p>
+            <w:pPr>
+              <w:jc w:val="center"/>
+            </w:pPr>
+            <w:r>
+              <w:rPr>
+                <w:rFonts w:ascii="Times New Roman" w:cs="Times New Roman" w:eastAsia="Times New Roman" w:hAnsi="Times New Roman"/>
+                <w:b/>
+                <w:bCs/>
+                <w:sz w:val="22"/>
+                <w:szCs w:val="22"/>
+              </w:rPr>
+              <w:t xml:space="preserve">Time</w:t>
+            </w:r>
+          </w:p>
+        </w:tc>
+        <w:tc>
+          <w:tcPr>
+            <w:tcW w:type="dxa" w:w="700"/>
+            <w:shd w:fill="D5E8F0" w:color="auto" w:val="clear"/>
+            <w:vAlign w:val="center"/>
+          </w:tcPr>
+          <w:p>
+            <w:pPr>
+              <w:jc w:val="center"/>
+            </w:pPr>
+            <w:r>
+              <w:rPr>
+                <w:rFonts w:ascii="Times New Roman" w:cs="Times New Roman" w:eastAsia="Times New Roman" w:hAnsi="Times New Roman"/>
+                <w:b/>
+                <w:bCs/>
+                <w:sz w:val="22"/>
+                <w:szCs w:val="22"/>
+              </w:rPr>
+              <w:t xml:space="preserve">credit=50</w:t>
+            </w:r>
+          </w:p>
+        </w:tc>
+        <w:tc>
+          <w:tcPr>
+            <w:tcW w:type="dxa" w:w="900"/>
+            <w:shd w:fill="D5E8F0" w:color="auto" w:val="clear"/>
+            <w:vAlign w:val="center"/>
+          </w:tcPr>
+          <w:p>
+            <w:pPr>
+              <w:jc w:val="center"/>
+            </w:pPr>
+            <w:r>
+              <w:rPr>
+                <w:rFonts w:ascii="Times New Roman" w:cs="Times New Roman" w:eastAsia="Times New Roman" w:hAnsi="Times New Roman"/>
+                <w:b/>
+                <w:bCs/>
+                <w:sz w:val="22"/>
+                <w:szCs w:val="22"/>
+              </w:rPr>
+              <w:t xml:space="preserve">Conf. Var.</w:t>
+            </w:r>
+          </w:p>
+        </w:tc>
+        <w:tc>
+          <w:tcPr>
+            <w:tcW w:type="dxa" w:w="800"/>
+            <w:shd w:fill="D5E8F0" w:color="auto" w:val="clear"/>
+            <w:vAlign w:val="center"/>
+          </w:tcPr>
+          <w:p>
+            <w:pPr>
+              <w:jc w:val="center"/>
+            </w:pPr>
+            <w:r>
+              <w:rPr>
+                <w:rFonts w:ascii="Times New Roman" w:cs="Times New Roman" w:eastAsia="Times New Roman" w:hAnsi="Times New Roman"/>
+                <w:b/>
+                <w:bCs/>
+                <w:sz w:val="22"/>
+                <w:szCs w:val="22"/>
+              </w:rPr>
+              <w:t xml:space="preserve">Cost (953)</w:t>
+            </w:r>
+          </w:p>
+        </w:tc>
+        <w:tc>
+          <w:tcPr>
+            <w:tcW w:type="dxa" w:w="960"/>
+            <w:shd w:fill="D5E8F0" w:color="auto" w:val="clear"/>
+            <w:vAlign w:val="center"/>
+          </w:tcPr>
+          <w:p>
+            <w:pPr>
+              <w:jc w:val="center"/>
+            </w:pPr>
+            <w:r>
+              <w:rPr>
+                <w:rFonts w:ascii="Times New Roman" w:cs="Times New Roman" w:eastAsia="Times New Roman" w:hAnsi="Times New Roman"/>
+                <w:b/>
+                <w:bCs/>
+                <w:sz w:val="22"/>
+                <w:szCs w:val="22"/>
+              </w:rPr>
+              <w:t xml:space="preserve">Verdict</w:t>
+            </w:r>
+          </w:p>
+        </w:tc>
+      </w:tr>
+      <w:tr>
+        <w:tc>
+          <w:tcPr>
+            <w:tcW w:type="dxa" w:w="1200"/>
+            <w:vAlign w:val="center"/>
+          </w:tcPr>
+          <w:p>
+            <w:pPr>
+              <w:jc w:val="center"/>
+            </w:pPr>
+            <w:r>
+              <w:rPr>
+                <w:rFonts w:ascii="Times New Roman" w:cs="Times New Roman" w:eastAsia="Times New Roman" w:hAnsi="Times New Roman"/>
+                <w:sz w:val="22"/>
+                <w:szCs w:val="22"/>
+              </w:rPr>
+              <w:t xml:space="preserve">GPT-4.1</w:t>
+            </w:r>
+          </w:p>
+        </w:tc>
+        <w:tc>
+          <w:tcPr>
+            <w:tcW w:type="dxa" w:w="800"/>
+            <w:vAlign w:val="center"/>
+          </w:tcPr>
+          <w:p>
+            <w:pPr>
+              <w:jc w:val="center"/>
+            </w:pPr>
+            <w:r>
+              <w:rPr>
+                <w:rFonts w:ascii="Times New Roman" w:cs="Times New Roman" w:eastAsia="Times New Roman" w:hAnsi="Times New Roman"/>
+                <w:sz w:val="22"/>
+                <w:szCs w:val="22"/>
+              </w:rPr>
+              <w:t xml:space="preserve">OpenAI</w:t>
+            </w:r>
+          </w:p>
+        </w:tc>
+        <w:tc>
+          <w:tcPr>
+            <w:tcW w:type="dxa" w:w="700"/>
+            <w:vAlign w:val="center"/>
+          </w:tcPr>
+          <w:p>
+            <w:pPr>
+              <w:jc w:val="center"/>
+            </w:pPr>
+            <w:r>
+              <w:rPr>
+                <w:rFonts w:ascii="Times New Roman" w:cs="Times New Roman" w:eastAsia="Times New Roman" w:hAnsi="Times New Roman"/>
+                <w:sz w:val="22"/>
+                <w:szCs w:val="22"/>
+              </w:rPr>
+              <w:t xml:space="preserve">0</w:t>
+            </w:r>
+          </w:p>
+        </w:tc>
+        <w:tc>
+          <w:tcPr>
+            <w:tcW w:type="dxa" w:w="700"/>
+            <w:vAlign w:val="center"/>
+          </w:tcPr>
+          <w:p>
+            <w:pPr>
+              <w:jc w:val="center"/>
+            </w:pPr>
+            <w:r>
+              <w:rPr>
+                <w:rFonts w:ascii="Times New Roman" w:cs="Times New Roman" w:eastAsia="Times New Roman" w:hAnsi="Times New Roman"/>
+                <w:sz w:val="22"/>
+                <w:szCs w:val="22"/>
+              </w:rPr>
+              <w:t xml:space="preserve">0</w:t>
+            </w:r>
+          </w:p>
+        </w:tc>
+        <w:tc>
+          <w:tcPr>
+            <w:tcW w:type="dxa" w:w="600"/>
+            <w:vAlign w:val="center"/>
+          </w:tcPr>
+          <w:p>
+            <w:pPr>
+              <w:jc w:val="center"/>
+            </w:pPr>
+            <w:r>
+              <w:rPr>
+                <w:rFonts w:ascii="Times New Roman" w:cs="Times New Roman" w:eastAsia="Times New Roman" w:hAnsi="Times New Roman"/>
+                <w:sz w:val="22"/>
+                <w:szCs w:val="22"/>
+              </w:rPr>
+              <w:t xml:space="preserve">41 s</w:t>
+            </w:r>
+          </w:p>
+        </w:tc>
+        <w:tc>
+          <w:tcPr>
+            <w:tcW w:type="dxa" w:w="700"/>
+            <w:vAlign w:val="center"/>
+          </w:tcPr>
+          <w:p>
+            <w:pPr>
+              <w:jc w:val="center"/>
+            </w:pPr>
+            <w:r>
+              <w:rPr>
+                <w:rFonts w:ascii="Times New Roman" w:cs="Times New Roman" w:eastAsia="Times New Roman" w:hAnsi="Times New Roman"/>
+                <w:sz w:val="22"/>
+                <w:szCs w:val="22"/>
+              </w:rPr>
+              <w:t xml:space="preserve">Yes</w:t>
+            </w:r>
+          </w:p>
+        </w:tc>
+        <w:tc>
+          <w:tcPr>
+            <w:tcW w:type="dxa" w:w="900"/>
+            <w:vAlign w:val="center"/>
+          </w:tcPr>
+          <w:p>
+            <w:pPr>
+              <w:jc w:val="center"/>
+            </w:pPr>
+            <w:r>
+              <w:rPr>
+                <w:rFonts w:ascii="Times New Roman" w:cs="Times New Roman" w:eastAsia="Times New Roman" w:hAnsi="Times New Roman"/>
+                <w:sz w:val="22"/>
+                <w:szCs w:val="22"/>
+              </w:rPr>
+              <w:t xml:space="preserve">19H / 1M</w:t>
+            </w:r>
+          </w:p>
+        </w:tc>
+        <w:tc>
+          <w:tcPr>
+            <w:tcW w:type="dxa" w:w="800"/>
+            <w:vAlign w:val="center"/>
+          </w:tcPr>
+          <w:p>
+            <w:pPr>
+              <w:jc w:val="center"/>
+            </w:pPr>
+            <w:r>
+              <w:rPr>
+                <w:rFonts w:ascii="Times New Roman" w:cs="Times New Roman" w:eastAsia="Times New Roman" w:hAnsi="Times New Roman"/>
+                <w:sz w:val="22"/>
+                <w:szCs w:val="22"/>
+              </w:rPr>
+              <w:t xml:space="preserve">$2.86</w:t>
+            </w:r>
+          </w:p>
+        </w:tc>
+        <w:tc>
+          <w:tcPr>
+            <w:tcW w:type="dxa" w:w="960"/>
+            <w:vAlign w:val="center"/>
+          </w:tcPr>
+          <w:p>
+            <w:pPr>
+              <w:jc w:val="center"/>
+            </w:pPr>
+            <w:r>
+              <w:rPr>
+                <w:rFonts w:ascii="Times New Roman" w:cs="Times New Roman" w:eastAsia="Times New Roman" w:hAnsi="Times New Roman"/>
+                <w:sz w:val="22"/>
+                <w:szCs w:val="22"/>
+              </w:rPr>
+              <w:t xml:space="preserve">Selected</w:t>
+            </w:r>
+          </w:p>
+        </w:tc>
+      </w:tr>
+      <w:tr>
+        <w:tc>
+          <w:tcPr>
+            <w:tcW w:type="dxa" w:w="1200"/>
+            <w:vAlign w:val="center"/>
+          </w:tcPr>
+          <w:p>
+            <w:pPr>
+              <w:jc w:val="center"/>
+            </w:pPr>
+            <w:r>
+              <w:rPr>
+                <w:rFonts w:ascii="Times New Roman" w:cs="Times New Roman" w:eastAsia="Times New Roman" w:hAnsi="Times New Roman"/>
+                <w:sz w:val="22"/>
+                <w:szCs w:val="22"/>
+              </w:rPr>
+              <w:t xml:space="preserve">DeepSeek V3.2</w:t>
+            </w:r>
+          </w:p>
+        </w:tc>
+        <w:tc>
+          <w:tcPr>
+            <w:tcW w:type="dxa" w:w="800"/>
+            <w:vAlign w:val="center"/>
+          </w:tcPr>
+          <w:p>
+            <w:pPr>
+              <w:jc w:val="center"/>
+            </w:pPr>
+            <w:r>
+              <w:rPr>
+                <w:rFonts w:ascii="Times New Roman" w:cs="Times New Roman" w:eastAsia="Times New Roman" w:hAnsi="Times New Roman"/>
+                <w:sz w:val="22"/>
+                <w:szCs w:val="22"/>
+              </w:rPr>
+              <w:t xml:space="preserve">DeepSeek</w:t>
+            </w:r>
+          </w:p>
+        </w:tc>
+        <w:tc>
+          <w:tcPr>
+            <w:tcW w:type="dxa" w:w="700"/>
+            <w:vAlign w:val="center"/>
+          </w:tcPr>
+          <w:p>
+            <w:pPr>
+              <w:jc w:val="center"/>
+            </w:pPr>
+            <w:r>
+              <w:rPr>
+                <w:rFonts w:ascii="Times New Roman" w:cs="Times New Roman" w:eastAsia="Times New Roman" w:hAnsi="Times New Roman"/>
+                <w:sz w:val="22"/>
+                <w:szCs w:val="22"/>
+              </w:rPr>
+              <w:t xml:space="preserve">0</w:t>
+            </w:r>
+          </w:p>
+        </w:tc>
+        <w:tc>
+          <w:tcPr>
+            <w:tcW w:type="dxa" w:w="700"/>
+            <w:vAlign w:val="center"/>
+          </w:tcPr>
+          <w:p>
+            <w:pPr>
+              <w:jc w:val="center"/>
+            </w:pPr>
+            <w:r>
+              <w:rPr>
+                <w:rFonts w:ascii="Times New Roman" w:cs="Times New Roman" w:eastAsia="Times New Roman" w:hAnsi="Times New Roman"/>
+                <w:sz w:val="22"/>
+                <w:szCs w:val="22"/>
+              </w:rPr>
+              <w:t xml:space="preserve">0</w:t>
+            </w:r>
+          </w:p>
+        </w:tc>
+        <w:tc>
+          <w:tcPr>
+            <w:tcW w:type="dxa" w:w="600"/>
+            <w:vAlign w:val="center"/>
+          </w:tcPr>
+          <w:p>
+            <w:pPr>
+              <w:jc w:val="center"/>
+            </w:pPr>
+            <w:r>
+              <w:rPr>
+                <w:rFonts w:ascii="Times New Roman" w:cs="Times New Roman" w:eastAsia="Times New Roman" w:hAnsi="Times New Roman"/>
+                <w:sz w:val="22"/>
+                <w:szCs w:val="22"/>
+              </w:rPr>
+              <w:t xml:space="preserve">266 s</w:t>
+            </w:r>
+          </w:p>
+        </w:tc>
+        <w:tc>
+          <w:tcPr>
+            <w:tcW w:type="dxa" w:w="700"/>
+            <w:vAlign w:val="center"/>
+          </w:tcPr>
+          <w:p>
+            <w:pPr>
+              <w:jc w:val="center"/>
+            </w:pPr>
+            <w:r>
+              <w:rPr>
+                <w:rFonts w:ascii="Times New Roman" w:cs="Times New Roman" w:eastAsia="Times New Roman" w:hAnsi="Times New Roman"/>
+                <w:sz w:val="22"/>
+                <w:szCs w:val="22"/>
+              </w:rPr>
+              <w:t xml:space="preserve">Yes</w:t>
+            </w:r>
+          </w:p>
+        </w:tc>
+        <w:tc>
+          <w:tcPr>
+            <w:tcW w:type="dxa" w:w="900"/>
+            <w:vAlign w:val="center"/>
+          </w:tcPr>
+          <w:p>
+            <w:pPr>
+              <w:jc w:val="center"/>
+            </w:pPr>
+            <w:r>
+              <w:rPr>
+                <w:rFonts w:ascii="Times New Roman" w:cs="Times New Roman" w:eastAsia="Times New Roman" w:hAnsi="Times New Roman"/>
+                <w:sz w:val="22"/>
+                <w:szCs w:val="22"/>
+              </w:rPr>
+              <w:t xml:space="preserve">18H / 2M</w:t>
+            </w:r>
+          </w:p>
+        </w:tc>
+        <w:tc>
+          <w:tcPr>
+            <w:tcW w:type="dxa" w:w="800"/>
+            <w:vAlign w:val="center"/>
+          </w:tcPr>
+          <w:p>
+            <w:pPr>
+              <w:jc w:val="center"/>
+            </w:pPr>
+            <w:r>
+              <w:rPr>
+                <w:rFonts w:ascii="Times New Roman" w:cs="Times New Roman" w:eastAsia="Times New Roman" w:hAnsi="Times New Roman"/>
+                <w:sz w:val="22"/>
+                <w:szCs w:val="22"/>
+              </w:rPr>
+              <w:t xml:space="preserve">$0.24</w:t>
+            </w:r>
+          </w:p>
+        </w:tc>
+        <w:tc>
+          <w:tcPr>
+            <w:tcW w:type="dxa" w:w="960"/>
+            <w:vAlign w:val="center"/>
+          </w:tcPr>
+          <w:p>
+            <w:pPr>
+              <w:jc w:val="center"/>
+            </w:pPr>
+            <w:r>
+              <w:rPr>
+                <w:rFonts w:ascii="Times New Roman" w:cs="Times New Roman" w:eastAsia="Times New Roman" w:hAnsi="Times New Roman"/>
+                <w:sz w:val="22"/>
+                <w:szCs w:val="22"/>
+              </w:rPr>
+              <w:t xml:space="preserve">Too slow</w:t>
+            </w:r>
+          </w:p>
+        </w:tc>
+      </w:tr>
+      <w:tr>
+        <w:tc>
+          <w:tcPr>
+            <w:tcW w:type="dxa" w:w="1200"/>
+            <w:vAlign w:val="center"/>
+          </w:tcPr>
+          <w:p>
+            <w:pPr>
+              <w:jc w:val="center"/>
+            </w:pPr>
+            <w:r>
+              <w:rPr>
+                <w:rFonts w:ascii="Times New Roman" w:cs="Times New Roman" w:eastAsia="Times New Roman" w:hAnsi="Times New Roman"/>
+                <w:sz w:val="22"/>
+                <w:szCs w:val="22"/>
+              </w:rPr>
+              <w:t xml:space="preserve">Grok 4.1 Fast</w:t>
+            </w:r>
+          </w:p>
+        </w:tc>
+        <w:tc>
+          <w:tcPr>
+            <w:tcW w:type="dxa" w:w="800"/>
+            <w:vAlign w:val="center"/>
+          </w:tcPr>
+          <w:p>
+            <w:pPr>
+              <w:jc w:val="center"/>
+            </w:pPr>
+            <w:r>
+              <w:rPr>
+                <w:rFonts w:ascii="Times New Roman" w:cs="Times New Roman" w:eastAsia="Times New Roman" w:hAnsi="Times New Roman"/>
+                <w:sz w:val="22"/>
+                <w:szCs w:val="22"/>
+              </w:rPr>
+              <w:t xml:space="preserve">xAI</w:t>
+            </w:r>
+          </w:p>
+        </w:tc>
+        <w:tc>
+          <w:tcPr>
+            <w:tcW w:type="dxa" w:w="700"/>
+            <w:vAlign w:val="center"/>
+          </w:tcPr>
+          <w:p>
+            <w:pPr>
+              <w:jc w:val="center"/>
+            </w:pPr>
+            <w:r>
+              <w:rPr>
+                <w:rFonts w:ascii="Times New Roman" w:cs="Times New Roman" w:eastAsia="Times New Roman" w:hAnsi="Times New Roman"/>
+                <w:sz w:val="22"/>
+                <w:szCs w:val="22"/>
+              </w:rPr>
+              <w:t xml:space="preserve">0</w:t>
+            </w:r>
+          </w:p>
+        </w:tc>
+        <w:tc>
+          <w:tcPr>
+            <w:tcW w:type="dxa" w:w="700"/>
+            <w:vAlign w:val="center"/>
+          </w:tcPr>
+          <w:p>
+            <w:pPr>
+              <w:jc w:val="center"/>
+            </w:pPr>
+            <w:r>
+              <w:rPr>
+                <w:rFonts w:ascii="Times New Roman" w:cs="Times New Roman" w:eastAsia="Times New Roman" w:hAnsi="Times New Roman"/>
+                <w:sz w:val="22"/>
+                <w:szCs w:val="22"/>
+              </w:rPr>
+              <w:t xml:space="preserve">1 parse</w:t>
+            </w:r>
+          </w:p>
+        </w:tc>
+        <w:tc>
+          <w:tcPr>
+            <w:tcW w:type="dxa" w:w="600"/>
+            <w:vAlign w:val="center"/>
+          </w:tcPr>
+          <w:p>
+            <w:pPr>
+              <w:jc w:val="center"/>
+            </w:pPr>
+            <w:r>
+              <w:rPr>
+                <w:rFonts w:ascii="Times New Roman" w:cs="Times New Roman" w:eastAsia="Times New Roman" w:hAnsi="Times New Roman"/>
+                <w:sz w:val="22"/>
+                <w:szCs w:val="22"/>
+              </w:rPr>
+              <w:t xml:space="preserve">144 s</w:t>
+            </w:r>
+          </w:p>
+        </w:tc>
+        <w:tc>
+          <w:tcPr>
+            <w:tcW w:type="dxa" w:w="700"/>
+            <w:vAlign w:val="center"/>
+          </w:tcPr>
+          <w:p>
+            <w:pPr>
+              <w:jc w:val="center"/>
+            </w:pPr>
+            <w:r>
+              <w:rPr>
+                <w:rFonts w:ascii="Times New Roman" w:cs="Times New Roman" w:eastAsia="Times New Roman" w:hAnsi="Times New Roman"/>
+                <w:sz w:val="22"/>
+                <w:szCs w:val="22"/>
+              </w:rPr>
+              <w:t xml:space="preserve">Yes</w:t>
+            </w:r>
+          </w:p>
+        </w:tc>
+        <w:tc>
+          <w:tcPr>
+            <w:tcW w:type="dxa" w:w="900"/>
+            <w:vAlign w:val="center"/>
+          </w:tcPr>
+          <w:p>
+            <w:pPr>
+              <w:jc w:val="center"/>
+            </w:pPr>
+            <w:r>
+              <w:rPr>
+                <w:rFonts w:ascii="Times New Roman" w:cs="Times New Roman" w:eastAsia="Times New Roman" w:hAnsi="Times New Roman"/>
+                <w:sz w:val="22"/>
+                <w:szCs w:val="22"/>
+              </w:rPr>
+              <w:t xml:space="preserve">18H / 1M</w:t>
+            </w:r>
+          </w:p>
+        </w:tc>
+        <w:tc>
+          <w:tcPr>
+            <w:tcW w:type="dxa" w:w="800"/>
+            <w:vAlign w:val="center"/>
+          </w:tcPr>
+          <w:p>
+            <w:pPr>
+              <w:jc w:val="center"/>
+            </w:pPr>
+            <w:r>
+              <w:rPr>
+                <w:rFonts w:ascii="Times New Roman" w:cs="Times New Roman" w:eastAsia="Times New Roman" w:hAnsi="Times New Roman"/>
+                <w:sz w:val="22"/>
+                <w:szCs w:val="22"/>
+              </w:rPr>
+              <w:t xml:space="preserve">$0.22</w:t>
+            </w:r>
+          </w:p>
+        </w:tc>
+        <w:tc>
+          <w:tcPr>
+            <w:tcW w:type="dxa" w:w="960"/>
+            <w:vAlign w:val="center"/>
+          </w:tcPr>
+          <w:p>
+            <w:pPr>
+              <w:jc w:val="center"/>
+            </w:pPr>
+            <w:r>
+              <w:rPr>
+                <w:rFonts w:ascii="Times New Roman" w:cs="Times New Roman" w:eastAsia="Times New Roman" w:hAnsi="Times New Roman"/>
+                <w:sz w:val="22"/>
+                <w:szCs w:val="22"/>
+              </w:rPr>
+              <w:t xml:space="preserve">5% errors</w:t>
+            </w:r>
+          </w:p>
+        </w:tc>
+      </w:tr>
+      <w:tr>
+        <w:tc>
+          <w:tcPr>
+            <w:tcW w:type="dxa" w:w="1200"/>
+            <w:vAlign w:val="center"/>
+          </w:tcPr>
+          <w:p>
+            <w:pPr>
+              <w:jc w:val="center"/>
+            </w:pPr>
+            <w:r>
+              <w:rPr>
+                <w:rFonts w:ascii="Times New Roman" w:cs="Times New Roman" w:eastAsia="Times New Roman" w:hAnsi="Times New Roman"/>
+                <w:sz w:val="22"/>
+                <w:szCs w:val="22"/>
+              </w:rPr>
+              <w:t xml:space="preserve">Qwen3-235B</w:t>
+            </w:r>
+          </w:p>
+        </w:tc>
+        <w:tc>
+          <w:tcPr>
+            <w:tcW w:type="dxa" w:w="800"/>
+            <w:vAlign w:val="center"/>
+          </w:tcPr>
+          <w:p>
+            <w:pPr>
+              <w:jc w:val="center"/>
+            </w:pPr>
+            <w:r>
+              <w:rPr>
+                <w:rFonts w:ascii="Times New Roman" w:cs="Times New Roman" w:eastAsia="Times New Roman" w:hAnsi="Times New Roman"/>
+                <w:sz w:val="22"/>
+                <w:szCs w:val="22"/>
+              </w:rPr>
+              <w:t xml:space="preserve">Alibaba</w:t>
+            </w:r>
+          </w:p>
+        </w:tc>
+        <w:tc>
+          <w:tcPr>
+            <w:tcW w:type="dxa" w:w="700"/>
+            <w:vAlign w:val="center"/>
+          </w:tcPr>
+          <w:p>
+            <w:pPr>
+              <w:jc w:val="center"/>
+            </w:pPr>
+            <w:r>
+              <w:rPr>
+                <w:rFonts w:ascii="Times New Roman" w:cs="Times New Roman" w:eastAsia="Times New Roman" w:hAnsi="Times New Roman"/>
+                <w:sz w:val="22"/>
+                <w:szCs w:val="22"/>
+              </w:rPr>
+              <w:t xml:space="preserve">0</w:t>
+            </w:r>
+          </w:p>
+        </w:tc>
+        <w:tc>
+          <w:tcPr>
+            <w:tcW w:type="dxa" w:w="700"/>
+            <w:vAlign w:val="center"/>
+          </w:tcPr>
+          <w:p>
+            <w:pPr>
+              <w:jc w:val="center"/>
+            </w:pPr>
+            <w:r>
+              <w:rPr>
+                <w:rFonts w:ascii="Times New Roman" w:cs="Times New Roman" w:eastAsia="Times New Roman" w:hAnsi="Times New Roman"/>
+                <w:sz w:val="22"/>
+                <w:szCs w:val="22"/>
+              </w:rPr>
+              <w:t xml:space="preserve">0</w:t>
+            </w:r>
+          </w:p>
+        </w:tc>
+        <w:tc>
+          <w:tcPr>
+            <w:tcW w:type="dxa" w:w="600"/>
+            <w:vAlign w:val="center"/>
+          </w:tcPr>
+          <w:p>
+            <w:pPr>
+              <w:jc w:val="center"/>
+            </w:pPr>
+            <w:r>
+              <w:rPr>
+                <w:rFonts w:ascii="Times New Roman" w:cs="Times New Roman" w:eastAsia="Times New Roman" w:hAnsi="Times New Roman"/>
+                <w:sz w:val="22"/>
+                <w:szCs w:val="22"/>
+              </w:rPr>
+              <w:t xml:space="preserve">84 s</w:t>
+            </w:r>
+          </w:p>
+        </w:tc>
+        <w:tc>
+          <w:tcPr>
+            <w:tcW w:type="dxa" w:w="700"/>
+            <w:vAlign w:val="center"/>
+          </w:tcPr>
+          <w:p>
+            <w:pPr>
+              <w:jc w:val="center"/>
+            </w:pPr>
+            <w:r>
+              <w:rPr>
+                <w:rFonts w:ascii="Times New Roman" w:cs="Times New Roman" w:eastAsia="Times New Roman" w:hAnsi="Times New Roman"/>
+                <w:sz w:val="22"/>
+                <w:szCs w:val="22"/>
+              </w:rPr>
+              <w:t xml:space="preserve">No</w:t>
+            </w:r>
+          </w:p>
+        </w:tc>
+        <w:tc>
+          <w:tcPr>
+            <w:tcW w:type="dxa" w:w="900"/>
+            <w:vAlign w:val="center"/>
+          </w:tcPr>
+          <w:p>
+            <w:pPr>
+              <w:jc w:val="center"/>
+            </w:pPr>
+            <w:r>
+              <w:rPr>
+                <w:rFonts w:ascii="Times New Roman" w:cs="Times New Roman" w:eastAsia="Times New Roman" w:hAnsi="Times New Roman"/>
+                <w:sz w:val="22"/>
+                <w:szCs w:val="22"/>
+              </w:rPr>
+              <w:t xml:space="preserve">20H / 0M</w:t>
+            </w:r>
+          </w:p>
+        </w:tc>
+        <w:tc>
+          <w:tcPr>
+            <w:tcW w:type="dxa" w:w="800"/>
+            <w:vAlign w:val="center"/>
+          </w:tcPr>
+          <w:p>
+            <w:pPr>
+              <w:jc w:val="center"/>
+            </w:pPr>
+            <w:r>
+              <w:rPr>
+                <w:rFonts w:ascii="Times New Roman" w:cs="Times New Roman" w:eastAsia="Times New Roman" w:hAnsi="Times New Roman"/>
+                <w:sz w:val="22"/>
+                <w:szCs w:val="22"/>
+              </w:rPr>
+              <w:t xml:space="preserve">$0.07</w:t>
+            </w:r>
+          </w:p>
+        </w:tc>
+        <w:tc>
+          <w:tcPr>
+            <w:tcW w:type="dxa" w:w="960"/>
+            <w:vAlign w:val="center"/>
+          </w:tcPr>
+          <w:p>
+            <w:pPr>
+              <w:jc w:val="center"/>
+            </w:pPr>
+            <w:r>
+              <w:rPr>
+                <w:rFonts w:ascii="Times New Roman" w:cs="Times New Roman" w:eastAsia="Times New Roman" w:hAnsi="Times New Roman"/>
+                <w:sz w:val="22"/>
+                <w:szCs w:val="22"/>
+              </w:rPr>
+              <w:t xml:space="preserve">No partial</w:t>
+            </w:r>
+          </w:p>
+        </w:tc>
+      </w:tr>
+      <w:tr>
+        <w:tc>
+          <w:tcPr>
+            <w:tcW w:type="dxa" w:w="1200"/>
+            <w:vAlign w:val="center"/>
+          </w:tcPr>
+          <w:p>
+            <w:pPr>
+              <w:jc w:val="center"/>
+            </w:pPr>
+            <w:r>
+              <w:rPr>
+                <w:rFonts w:ascii="Times New Roman" w:cs="Times New Roman" w:eastAsia="Times New Roman" w:hAnsi="Times New Roman"/>
+                <w:sz w:val="22"/>
+                <w:szCs w:val="22"/>
+              </w:rPr>
+              <w:t xml:space="preserve">GPT-4o-mini</w:t>
+            </w:r>
+          </w:p>
+        </w:tc>
+        <w:tc>
+          <w:tcPr>
+            <w:tcW w:type="dxa" w:w="800"/>
+            <w:vAlign w:val="center"/>
+          </w:tcPr>
+          <w:p>
+            <w:pPr>
+              <w:jc w:val="center"/>
+            </w:pPr>
+            <w:r>
+              <w:rPr>
+                <w:rFonts w:ascii="Times New Roman" w:cs="Times New Roman" w:eastAsia="Times New Roman" w:hAnsi="Times New Roman"/>
+                <w:sz w:val="22"/>
+                <w:szCs w:val="22"/>
+              </w:rPr>
+              <w:t xml:space="preserve">OpenAI</w:t>
+            </w:r>
+          </w:p>
+        </w:tc>
+        <w:tc>
+          <w:tcPr>
+            <w:tcW w:type="dxa" w:w="700"/>
+            <w:vAlign w:val="center"/>
+          </w:tcPr>
+          <w:p>
+            <w:pPr>
+              <w:jc w:val="center"/>
+            </w:pPr>
+            <w:r>
+              <w:rPr>
+                <w:rFonts w:ascii="Times New Roman" w:cs="Times New Roman" w:eastAsia="Times New Roman" w:hAnsi="Times New Roman"/>
+                <w:sz w:val="22"/>
+                <w:szCs w:val="22"/>
+              </w:rPr>
+              <w:t xml:space="preserve">0</w:t>
+            </w:r>
+          </w:p>
+        </w:tc>
+        <w:tc>
+          <w:tcPr>
+            <w:tcW w:type="dxa" w:w="700"/>
+            <w:vAlign w:val="center"/>
+          </w:tcPr>
+          <w:p>
+            <w:pPr>
+              <w:jc w:val="center"/>
+            </w:pPr>
+            <w:r>
+              <w:rPr>
+                <w:rFonts w:ascii="Times New Roman" w:cs="Times New Roman" w:eastAsia="Times New Roman" w:hAnsi="Times New Roman"/>
+                <w:sz w:val="22"/>
+                <w:szCs w:val="22"/>
+              </w:rPr>
+              <w:t xml:space="preserve">0</w:t>
+            </w:r>
+          </w:p>
+        </w:tc>
+        <w:tc>
+          <w:tcPr>
+            <w:tcW w:type="dxa" w:w="600"/>
+            <w:vAlign w:val="center"/>
+          </w:tcPr>
+          <w:p>
+            <w:pPr>
+              <w:jc w:val="center"/>
+            </w:pPr>
+            <w:r>
+              <w:rPr>
+                <w:rFonts w:ascii="Times New Roman" w:cs="Times New Roman" w:eastAsia="Times New Roman" w:hAnsi="Times New Roman"/>
+                <w:sz w:val="22"/>
+                <w:szCs w:val="22"/>
+              </w:rPr>
+              <w:t xml:space="preserve">37 s</w:t>
+            </w:r>
+          </w:p>
+        </w:tc>
+        <w:tc>
+          <w:tcPr>
+            <w:tcW w:type="dxa" w:w="700"/>
+            <w:vAlign w:val="center"/>
+          </w:tcPr>
+          <w:p>
+            <w:pPr>
+              <w:jc w:val="center"/>
+            </w:pPr>
+            <w:r>
+              <w:rPr>
+                <w:rFonts w:ascii="Times New Roman" w:cs="Times New Roman" w:eastAsia="Times New Roman" w:hAnsi="Times New Roman"/>
+                <w:sz w:val="22"/>
+                <w:szCs w:val="22"/>
+              </w:rPr>
+              <w:t xml:space="preserve">No</w:t>
+            </w:r>
+          </w:p>
+        </w:tc>
+        <w:tc>
+          <w:tcPr>
+            <w:tcW w:type="dxa" w:w="900"/>
+            <w:vAlign w:val="center"/>
+          </w:tcPr>
+          <w:p>
+            <w:pPr>
+              <w:jc w:val="center"/>
+            </w:pPr>
+            <w:r>
+              <w:rPr>
+                <w:rFonts w:ascii="Times New Roman" w:cs="Times New Roman" w:eastAsia="Times New Roman" w:hAnsi="Times New Roman"/>
+                <w:sz w:val="22"/>
+                <w:szCs w:val="22"/>
+              </w:rPr>
+              <w:t xml:space="preserve">18H / 2M</w:t>
+            </w:r>
+          </w:p>
+        </w:tc>
+        <w:tc>
+          <w:tcPr>
+            <w:tcW w:type="dxa" w:w="800"/>
+            <w:vAlign w:val="center"/>
+          </w:tcPr>
+          <w:p>
+            <w:pPr>
+              <w:jc w:val="center"/>
+            </w:pPr>
+            <w:r>
+              <w:rPr>
+                <w:rFonts w:ascii="Times New Roman" w:cs="Times New Roman" w:eastAsia="Times New Roman" w:hAnsi="Times New Roman"/>
+                <w:sz w:val="22"/>
+                <w:szCs w:val="22"/>
+              </w:rPr>
+              <w:t xml:space="preserve">$0.22</w:t>
+            </w:r>
+          </w:p>
+        </w:tc>
+        <w:tc>
+          <w:tcPr>
+            <w:tcW w:type="dxa" w:w="960"/>
+            <w:vAlign w:val="center"/>
+          </w:tcPr>
+          <w:p>
+            <w:pPr>
+              <w:jc w:val="center"/>
+            </w:pPr>
+            <w:r>
+              <w:rPr>
+                <w:rFonts w:ascii="Times New Roman" w:cs="Times New Roman" w:eastAsia="Times New Roman" w:hAnsi="Times New Roman"/>
+                <w:sz w:val="22"/>
+                <w:szCs w:val="22"/>
+              </w:rPr>
+              <w:t xml:space="preserve">Overly strict</w:t>
+            </w:r>
+          </w:p>
+        </w:tc>
+      </w:tr>
+      <w:tr>
+        <w:tc>
+          <w:tcPr>
+            <w:tcW w:type="dxa" w:w="1200"/>
+            <w:vAlign w:val="center"/>
+          </w:tcPr>
+          <w:p>
+            <w:pPr>
+              <w:jc w:val="center"/>
+            </w:pPr>
+            <w:r>
+              <w:rPr>
+                <w:rFonts w:ascii="Times New Roman" w:cs="Times New Roman" w:eastAsia="Times New Roman" w:hAnsi="Times New Roman"/>
+                <w:sz w:val="22"/>
+                <w:szCs w:val="22"/>
+              </w:rPr>
+              <w:t xml:space="preserve">Haiku 4.5</w:t>
+            </w:r>
+          </w:p>
+        </w:tc>
+        <w:tc>
+          <w:tcPr>
+            <w:tcW w:type="dxa" w:w="800"/>
+            <w:vAlign w:val="center"/>
+          </w:tcPr>
+          <w:p>
+            <w:pPr>
+              <w:jc w:val="center"/>
+            </w:pPr>
+            <w:r>
+              <w:rPr>
+                <w:rFonts w:ascii="Times New Roman" w:cs="Times New Roman" w:eastAsia="Times New Roman" w:hAnsi="Times New Roman"/>
+                <w:sz w:val="22"/>
+                <w:szCs w:val="22"/>
+              </w:rPr>
+              <w:t xml:space="preserve">Anthropic</w:t>
+            </w:r>
+          </w:p>
+        </w:tc>
+        <w:tc>
+          <w:tcPr>
+            <w:tcW w:type="dxa" w:w="700"/>
+            <w:vAlign w:val="center"/>
+          </w:tcPr>
+          <w:p>
+            <w:pPr>
+              <w:jc w:val="center"/>
+            </w:pPr>
+            <w:r>
+              <w:rPr>
+                <w:rFonts w:ascii="Times New Roman" w:cs="Times New Roman" w:eastAsia="Times New Roman" w:hAnsi="Times New Roman"/>
+                <w:sz w:val="22"/>
+                <w:szCs w:val="22"/>
+              </w:rPr>
+              <w:t xml:space="preserve">0</w:t>
+            </w:r>
+          </w:p>
+        </w:tc>
+        <w:tc>
+          <w:tcPr>
+            <w:tcW w:type="dxa" w:w="700"/>
+            <w:vAlign w:val="center"/>
+          </w:tcPr>
+          <w:p>
+            <w:pPr>
+              <w:jc w:val="center"/>
+            </w:pPr>
+            <w:r>
+              <w:rPr>
+                <w:rFonts w:ascii="Times New Roman" w:cs="Times New Roman" w:eastAsia="Times New Roman" w:hAnsi="Times New Roman"/>
+                <w:sz w:val="22"/>
+                <w:szCs w:val="22"/>
+              </w:rPr>
+              <w:t xml:space="preserve">0</w:t>
+            </w:r>
+          </w:p>
+        </w:tc>
+        <w:tc>
+          <w:tcPr>
+            <w:tcW w:type="dxa" w:w="600"/>
+            <w:vAlign w:val="center"/>
+          </w:tcPr>
+          <w:p>
+            <w:pPr>
+              <w:jc w:val="center"/>
+            </w:pPr>
+            <w:r>
+              <w:rPr>
+                <w:rFonts w:ascii="Times New Roman" w:cs="Times New Roman" w:eastAsia="Times New Roman" w:hAnsi="Times New Roman"/>
+                <w:sz w:val="22"/>
+                <w:szCs w:val="22"/>
+              </w:rPr>
+              <w:t xml:space="preserve">56 s</w:t>
+            </w:r>
+          </w:p>
+        </w:tc>
+        <w:tc>
+          <w:tcPr>
+            <w:tcW w:type="dxa" w:w="700"/>
+            <w:vAlign w:val="center"/>
+          </w:tcPr>
+          <w:p>
+            <w:pPr>
+              <w:jc w:val="center"/>
+            </w:pPr>
+            <w:r>
+              <w:rPr>
+                <w:rFonts w:ascii="Times New Roman" w:cs="Times New Roman" w:eastAsia="Times New Roman" w:hAnsi="Times New Roman"/>
+                <w:sz w:val="22"/>
+                <w:szCs w:val="22"/>
+              </w:rPr>
+              <w:t xml:space="preserve">No</w:t>
+            </w:r>
+          </w:p>
+        </w:tc>
+        <w:tc>
+          <w:tcPr>
+            <w:tcW w:type="dxa" w:w="900"/>
+            <w:vAlign w:val="center"/>
+          </w:tcPr>
+          <w:p>
+            <w:pPr>
+              <w:jc w:val="center"/>
+            </w:pPr>
+            <w:r>
+              <w:rPr>
+                <w:rFonts w:ascii="Times New Roman" w:cs="Times New Roman" w:eastAsia="Times New Roman" w:hAnsi="Times New Roman"/>
+                <w:sz w:val="22"/>
+                <w:szCs w:val="22"/>
+              </w:rPr>
+              <w:t xml:space="preserve">20H / 0M</w:t>
+            </w:r>
+          </w:p>
+        </w:tc>
+        <w:tc>
+          <w:tcPr>
+            <w:tcW w:type="dxa" w:w="800"/>
+            <w:vAlign w:val="center"/>
+          </w:tcPr>
+          <w:p>
+            <w:pPr>
+              <w:jc w:val="center"/>
+            </w:pPr>
+            <w:r>
+              <w:rPr>
+                <w:rFonts w:ascii="Times New Roman" w:cs="Times New Roman" w:eastAsia="Times New Roman" w:hAnsi="Times New Roman"/>
+                <w:sz w:val="22"/>
+                <w:szCs w:val="22"/>
+              </w:rPr>
+              <w:t xml:space="preserve">$1.58</w:t>
+            </w:r>
+          </w:p>
+        </w:tc>
+        <w:tc>
+          <w:tcPr>
+            <w:tcW w:type="dxa" w:w="960"/>
+            <w:vAlign w:val="center"/>
+          </w:tcPr>
+          <w:p>
+            <w:pPr>
+              <w:jc w:val="center"/>
+            </w:pPr>
+            <w:r>
+              <w:rPr>
+                <w:rFonts w:ascii="Times New Roman" w:cs="Times New Roman" w:eastAsia="Times New Roman" w:hAnsi="Times New Roman"/>
+                <w:sz w:val="22"/>
+                <w:szCs w:val="22"/>
+              </w:rPr>
+              <w:t xml:space="preserve">Over-detects SE</w:t>
+            </w:r>
+          </w:p>
+        </w:tc>
+      </w:tr>
+      <w:tr>
+        <w:tc>
+          <w:tcPr>
+            <w:tcW w:type="dxa" w:w="1200"/>
+            <w:vAlign w:val="center"/>
+          </w:tcPr>
+          <w:p>
+            <w:pPr>
+              <w:jc w:val="center"/>
+            </w:pPr>
+            <w:r>
+              <w:rPr>
+                <w:rFonts w:ascii="Times New Roman" w:cs="Times New Roman" w:eastAsia="Times New Roman" w:hAnsi="Times New Roman"/>
+                <w:sz w:val="22"/>
+                <w:szCs w:val="22"/>
+              </w:rPr>
+              <w:t xml:space="preserve">Gemini 3 Flash</w:t>
+            </w:r>
+          </w:p>
+        </w:tc>
+        <w:tc>
+          <w:tcPr>
+            <w:tcW w:type="dxa" w:w="800"/>
+            <w:vAlign w:val="center"/>
+          </w:tcPr>
+          <w:p>
+            <w:pPr>
+              <w:jc w:val="center"/>
+            </w:pPr>
+            <w:r>
+              <w:rPr>
+                <w:rFonts w:ascii="Times New Roman" w:cs="Times New Roman" w:eastAsia="Times New Roman" w:hAnsi="Times New Roman"/>
+                <w:sz w:val="22"/>
+                <w:szCs w:val="22"/>
+              </w:rPr>
+              <w:t xml:space="preserve">Google</w:t>
+            </w:r>
+          </w:p>
+        </w:tc>
+        <w:tc>
+          <w:tcPr>
+            <w:tcW w:type="dxa" w:w="700"/>
+            <w:vAlign w:val="center"/>
+          </w:tcPr>
+          <w:p>
+            <w:pPr>
+              <w:jc w:val="center"/>
+            </w:pPr>
+            <w:r>
+              <w:rPr>
+                <w:rFonts w:ascii="Times New Roman" w:cs="Times New Roman" w:eastAsia="Times New Roman" w:hAnsi="Times New Roman"/>
+                <w:sz w:val="22"/>
+                <w:szCs w:val="22"/>
+              </w:rPr>
+              <w:t xml:space="preserve">1</w:t>
+            </w:r>
+          </w:p>
+        </w:tc>
+        <w:tc>
+          <w:tcPr>
+            <w:tcW w:type="dxa" w:w="700"/>
+            <w:vAlign w:val="center"/>
+          </w:tcPr>
+          <w:p>
+            <w:pPr>
+              <w:jc w:val="center"/>
+            </w:pPr>
+            <w:r>
+              <w:rPr>
+                <w:rFonts w:ascii="Times New Roman" w:cs="Times New Roman" w:eastAsia="Times New Roman" w:hAnsi="Times New Roman"/>
+                <w:sz w:val="22"/>
+                <w:szCs w:val="22"/>
+              </w:rPr>
+              <w:t xml:space="preserve">1 (429)</w:t>
+            </w:r>
+          </w:p>
+        </w:tc>
+        <w:tc>
+          <w:tcPr>
+            <w:tcW w:type="dxa" w:w="600"/>
+            <w:vAlign w:val="center"/>
+          </w:tcPr>
+          <w:p>
+            <w:pPr>
+              <w:jc w:val="center"/>
+            </w:pPr>
+            <w:r>
+              <w:rPr>
+                <w:rFonts w:ascii="Times New Roman" w:cs="Times New Roman" w:eastAsia="Times New Roman" w:hAnsi="Times New Roman"/>
+                <w:sz w:val="22"/>
+                <w:szCs w:val="22"/>
+              </w:rPr>
+              <w:t xml:space="preserve">42 s</w:t>
+            </w:r>
+          </w:p>
+        </w:tc>
+        <w:tc>
+          <w:tcPr>
+            <w:tcW w:type="dxa" w:w="700"/>
+            <w:vAlign w:val="center"/>
+          </w:tcPr>
+          <w:p>
+            <w:pPr>
+              <w:jc w:val="center"/>
+            </w:pPr>
+            <w:r>
+              <w:rPr>
+                <w:rFonts w:ascii="Times New Roman" w:cs="Times New Roman" w:eastAsia="Times New Roman" w:hAnsi="Times New Roman"/>
+                <w:sz w:val="22"/>
+                <w:szCs w:val="22"/>
+              </w:rPr>
+              <w:t xml:space="preserve">Yes</w:t>
+            </w:r>
+          </w:p>
+        </w:tc>
+        <w:tc>
+          <w:tcPr>
+            <w:tcW w:type="dxa" w:w="900"/>
+            <w:vAlign w:val="center"/>
+          </w:tcPr>
+          <w:p>
+            <w:pPr>
+              <w:jc w:val="center"/>
+            </w:pPr>
+            <w:r>
+              <w:rPr>
+                <w:rFonts w:ascii="Times New Roman" w:cs="Times New Roman" w:eastAsia="Times New Roman" w:hAnsi="Times New Roman"/>
+                <w:sz w:val="22"/>
+                <w:szCs w:val="22"/>
+              </w:rPr>
+              <w:t xml:space="preserve">18H / 1M</w:t>
+            </w:r>
+          </w:p>
+        </w:tc>
+        <w:tc>
+          <w:tcPr>
+            <w:tcW w:type="dxa" w:w="800"/>
+            <w:vAlign w:val="center"/>
+          </w:tcPr>
+          <w:p>
+            <w:pPr>
+              <w:jc w:val="center"/>
+            </w:pPr>
+            <w:r>
+              <w:rPr>
+                <w:rFonts w:ascii="Times New Roman" w:cs="Times New Roman" w:eastAsia="Times New Roman" w:hAnsi="Times New Roman"/>
+                <w:sz w:val="22"/>
+                <w:szCs w:val="22"/>
+              </w:rPr>
+              <w:t xml:space="preserve">$0.80</w:t>
+            </w:r>
+          </w:p>
+        </w:tc>
+        <w:tc>
+          <w:tcPr>
+            <w:tcW w:type="dxa" w:w="960"/>
+            <w:vAlign w:val="center"/>
+          </w:tcPr>
+          <w:p>
+            <w:pPr>
+              <w:jc w:val="center"/>
+            </w:pPr>
+            <w:r>
+              <w:rPr>
+                <w:rFonts w:ascii="Times New Roman" w:cs="Times New Roman" w:eastAsia="Times New Roman" w:hAnsi="Times New Roman"/>
+                <w:sz w:val="22"/>
+                <w:szCs w:val="22"/>
+              </w:rPr>
+              <w:t xml:space="preserve">Schema err</w:t>
+            </w:r>
+          </w:p>
+        </w:tc>
+      </w:tr>
+      <w:tr>
+        <w:tc>
+          <w:tcPr>
+            <w:tcW w:type="dxa" w:w="1200"/>
+            <w:vAlign w:val="center"/>
+          </w:tcPr>
+          <w:p>
+            <w:pPr>
+              <w:jc w:val="center"/>
+            </w:pPr>
+            <w:r>
+              <w:rPr>
+                <w:rFonts w:ascii="Times New Roman" w:cs="Times New Roman" w:eastAsia="Times New Roman" w:hAnsi="Times New Roman"/>
+                <w:sz w:val="22"/>
+                <w:szCs w:val="22"/>
+              </w:rPr>
+              <w:t xml:space="preserve">Sonnet 4.5</w:t>
+            </w:r>
+          </w:p>
+        </w:tc>
+        <w:tc>
+          <w:tcPr>
+            <w:tcW w:type="dxa" w:w="800"/>
+            <w:vAlign w:val="center"/>
+          </w:tcPr>
+          <w:p>
+            <w:pPr>
+              <w:jc w:val="center"/>
+            </w:pPr>
+            <w:r>
+              <w:rPr>
+                <w:rFonts w:ascii="Times New Roman" w:cs="Times New Roman" w:eastAsia="Times New Roman" w:hAnsi="Times New Roman"/>
+                <w:sz w:val="22"/>
+                <w:szCs w:val="22"/>
+              </w:rPr>
+              <w:t xml:space="preserve">Anthropic</w:t>
+            </w:r>
+          </w:p>
+        </w:tc>
+        <w:tc>
+          <w:tcPr>
+            <w:tcW w:type="dxa" w:w="700"/>
+            <w:vAlign w:val="center"/>
+          </w:tcPr>
+          <w:p>
+            <w:pPr>
+              <w:jc w:val="center"/>
+            </w:pPr>
+            <w:r>
+              <w:rPr>
+                <w:rFonts w:ascii="Times New Roman" w:cs="Times New Roman" w:eastAsia="Times New Roman" w:hAnsi="Times New Roman"/>
+                <w:sz w:val="22"/>
+                <w:szCs w:val="22"/>
+              </w:rPr>
+              <w:t xml:space="preserve">1</w:t>
+            </w:r>
+          </w:p>
+        </w:tc>
+        <w:tc>
+          <w:tcPr>
+            <w:tcW w:type="dxa" w:w="700"/>
+            <w:vAlign w:val="center"/>
+          </w:tcPr>
+          <w:p>
+            <w:pPr>
+              <w:jc w:val="center"/>
+            </w:pPr>
+            <w:r>
+              <w:rPr>
+                <w:rFonts w:ascii="Times New Roman" w:cs="Times New Roman" w:eastAsia="Times New Roman" w:hAnsi="Times New Roman"/>
+                <w:sz w:val="22"/>
+                <w:szCs w:val="22"/>
+              </w:rPr>
+              <w:t xml:space="preserve">0</w:t>
+            </w:r>
+          </w:p>
+        </w:tc>
+        <w:tc>
+          <w:tcPr>
+            <w:tcW w:type="dxa" w:w="600"/>
+            <w:vAlign w:val="center"/>
+          </w:tcPr>
+          <w:p>
+            <w:pPr>
+              <w:jc w:val="center"/>
+            </w:pPr>
+            <w:r>
+              <w:rPr>
+                <w:rFonts w:ascii="Times New Roman" w:cs="Times New Roman" w:eastAsia="Times New Roman" w:hAnsi="Times New Roman"/>
+                <w:sz w:val="22"/>
+                <w:szCs w:val="22"/>
+              </w:rPr>
+              <w:t xml:space="preserve">71 s</w:t>
+            </w:r>
+          </w:p>
+        </w:tc>
+        <w:tc>
+          <w:tcPr>
+            <w:tcW w:type="dxa" w:w="700"/>
+            <w:vAlign w:val="center"/>
+          </w:tcPr>
+          <w:p>
+            <w:pPr>
+              <w:jc w:val="center"/>
+            </w:pPr>
+            <w:r>
+              <w:rPr>
+                <w:rFonts w:ascii="Times New Roman" w:cs="Times New Roman" w:eastAsia="Times New Roman" w:hAnsi="Times New Roman"/>
+                <w:sz w:val="22"/>
+                <w:szCs w:val="22"/>
+              </w:rPr>
+              <w:t xml:space="preserve">Yes</w:t>
+            </w:r>
+          </w:p>
+        </w:tc>
+        <w:tc>
+          <w:tcPr>
+            <w:tcW w:type="dxa" w:w="900"/>
+            <w:vAlign w:val="center"/>
+          </w:tcPr>
+          <w:p>
+            <w:pPr>
+              <w:jc w:val="center"/>
+            </w:pPr>
+            <w:r>
+              <w:rPr>
+                <w:rFonts w:ascii="Times New Roman" w:cs="Times New Roman" w:eastAsia="Times New Roman" w:hAnsi="Times New Roman"/>
+                <w:sz w:val="22"/>
+                <w:szCs w:val="22"/>
+              </w:rPr>
+              <w:t xml:space="preserve">19H / 1M</w:t>
+            </w:r>
+          </w:p>
+        </w:tc>
+        <w:tc>
+          <w:tcPr>
+            <w:tcW w:type="dxa" w:w="800"/>
+            <w:vAlign w:val="center"/>
+          </w:tcPr>
+          <w:p>
+            <w:pPr>
+              <w:jc w:val="center"/>
+            </w:pPr>
+            <w:r>
+              <w:rPr>
+                <w:rFonts w:ascii="Times New Roman" w:cs="Times New Roman" w:eastAsia="Times New Roman" w:hAnsi="Times New Roman"/>
+                <w:sz w:val="22"/>
+                <w:szCs w:val="22"/>
+              </w:rPr>
+              <w:t xml:space="preserve">$4.72</w:t>
+            </w:r>
+          </w:p>
+        </w:tc>
+        <w:tc>
+          <w:tcPr>
+            <w:tcW w:type="dxa" w:w="960"/>
+            <w:vAlign w:val="center"/>
+          </w:tcPr>
+          <w:p>
+            <w:pPr>
+              <w:jc w:val="center"/>
+            </w:pPr>
+            <w:r>
+              <w:rPr>
+                <w:rFonts w:ascii="Times New Roman" w:cs="Times New Roman" w:eastAsia="Times New Roman" w:hAnsi="Times New Roman"/>
+                <w:sz w:val="22"/>
+                <w:szCs w:val="22"/>
+              </w:rPr>
+              <w:t xml:space="preserve">Schema err</w:t>
+            </w:r>
+          </w:p>
+        </w:tc>
+      </w:tr>
+      <w:tr>
+        <w:tc>
+          <w:tcPr>
+            <w:tcW w:type="dxa" w:w="1200"/>
+            <w:vAlign w:val="center"/>
+          </w:tcPr>
+          <w:p>
+            <w:pPr>
+              <w:jc w:val="center"/>
+            </w:pPr>
+            <w:r>
+              <w:rPr>
+                <w:rFonts w:ascii="Times New Roman" w:cs="Times New Roman" w:eastAsia="Times New Roman" w:hAnsi="Times New Roman"/>
+                <w:sz w:val="22"/>
+                <w:szCs w:val="22"/>
+              </w:rPr>
+              <w:t xml:space="preserve">Gemini 2.0 Flash</w:t>
+            </w:r>
+          </w:p>
+        </w:tc>
+        <w:tc>
+          <w:tcPr>
+            <w:tcW w:type="dxa" w:w="800"/>
+            <w:vAlign w:val="center"/>
+          </w:tcPr>
+          <w:p>
+            <w:pPr>
+              <w:jc w:val="center"/>
+            </w:pPr>
+            <w:r>
+              <w:rPr>
+                <w:rFonts w:ascii="Times New Roman" w:cs="Times New Roman" w:eastAsia="Times New Roman" w:hAnsi="Times New Roman"/>
+                <w:sz w:val="22"/>
+                <w:szCs w:val="22"/>
+              </w:rPr>
+              <w:t xml:space="preserve">Google</w:t>
+            </w:r>
+          </w:p>
+        </w:tc>
+        <w:tc>
+          <w:tcPr>
+            <w:tcW w:type="dxa" w:w="700"/>
+            <w:vAlign w:val="center"/>
+          </w:tcPr>
+          <w:p>
+            <w:pPr>
+              <w:jc w:val="center"/>
+            </w:pPr>
+            <w:r>
+              <w:rPr>
+                <w:rFonts w:ascii="Times New Roman" w:cs="Times New Roman" w:eastAsia="Times New Roman" w:hAnsi="Times New Roman"/>
+                <w:sz w:val="22"/>
+                <w:szCs w:val="22"/>
+              </w:rPr>
+              <w:t xml:space="preserve">2</w:t>
+            </w:r>
+          </w:p>
+        </w:tc>
+        <w:tc>
+          <w:tcPr>
+            <w:tcW w:type="dxa" w:w="700"/>
+            <w:vAlign w:val="center"/>
+          </w:tcPr>
+          <w:p>
+            <w:pPr>
+              <w:jc w:val="center"/>
+            </w:pPr>
+            <w:r>
+              <w:rPr>
+                <w:rFonts w:ascii="Times New Roman" w:cs="Times New Roman" w:eastAsia="Times New Roman" w:hAnsi="Times New Roman"/>
+                <w:sz w:val="22"/>
+                <w:szCs w:val="22"/>
+              </w:rPr>
+              <w:t xml:space="preserve">0</w:t>
+            </w:r>
+          </w:p>
+        </w:tc>
+        <w:tc>
+          <w:tcPr>
+            <w:tcW w:type="dxa" w:w="600"/>
+            <w:vAlign w:val="center"/>
+          </w:tcPr>
+          <w:p>
+            <w:pPr>
+              <w:jc w:val="center"/>
+            </w:pPr>
+            <w:r>
+              <w:rPr>
+                <w:rFonts w:ascii="Times New Roman" w:cs="Times New Roman" w:eastAsia="Times New Roman" w:hAnsi="Times New Roman"/>
+                <w:sz w:val="22"/>
+                <w:szCs w:val="22"/>
+              </w:rPr>
+              <w:t xml:space="preserve">34 s</w:t>
+            </w:r>
+          </w:p>
+        </w:tc>
+        <w:tc>
+          <w:tcPr>
+            <w:tcW w:type="dxa" w:w="700"/>
+            <w:vAlign w:val="center"/>
+          </w:tcPr>
+          <w:p>
+            <w:pPr>
+              <w:jc w:val="center"/>
+            </w:pPr>
+            <w:r>
+              <w:rPr>
+                <w:rFonts w:ascii="Times New Roman" w:cs="Times New Roman" w:eastAsia="Times New Roman" w:hAnsi="Times New Roman"/>
+                <w:sz w:val="22"/>
+                <w:szCs w:val="22"/>
+              </w:rPr>
+              <w:t xml:space="preserve">No</w:t>
+            </w:r>
+          </w:p>
+        </w:tc>
+        <w:tc>
+          <w:tcPr>
+            <w:tcW w:type="dxa" w:w="900"/>
+            <w:vAlign w:val="center"/>
+          </w:tcPr>
+          <w:p>
+            <w:pPr>
+              <w:jc w:val="center"/>
+            </w:pPr>
+            <w:r>
+              <w:rPr>
+                <w:rFonts w:ascii="Times New Roman" w:cs="Times New Roman" w:eastAsia="Times New Roman" w:hAnsi="Times New Roman"/>
+                <w:sz w:val="22"/>
+                <w:szCs w:val="22"/>
+              </w:rPr>
+              <w:t xml:space="preserve">20H / 0M</w:t>
+            </w:r>
+          </w:p>
+        </w:tc>
+        <w:tc>
+          <w:tcPr>
+            <w:tcW w:type="dxa" w:w="800"/>
+            <w:vAlign w:val="center"/>
+          </w:tcPr>
+          <w:p>
+            <w:pPr>
+              <w:jc w:val="center"/>
+            </w:pPr>
+            <w:r>
+              <w:rPr>
+                <w:rFonts w:ascii="Times New Roman" w:cs="Times New Roman" w:eastAsia="Times New Roman" w:hAnsi="Times New Roman"/>
+                <w:sz w:val="22"/>
+                <w:szCs w:val="22"/>
+              </w:rPr>
+              <w:t xml:space="preserve">$0.15</w:t>
+            </w:r>
+          </w:p>
+        </w:tc>
+        <w:tc>
+          <w:tcPr>
+            <w:tcW w:type="dxa" w:w="960"/>
+            <w:vAlign w:val="center"/>
+          </w:tcPr>
+          <w:p>
+            <w:pPr>
+              <w:jc w:val="center"/>
+            </w:pPr>
+            <w:r>
+              <w:rPr>
+                <w:rFonts w:ascii="Times New Roman" w:cs="Times New Roman" w:eastAsia="Times New Roman" w:hAnsi="Times New Roman"/>
+                <w:sz w:val="22"/>
+                <w:szCs w:val="22"/>
+              </w:rPr>
+              <w:t xml:space="preserve">Disqualified</w:t>
+            </w:r>
+          </w:p>
+        </w:tc>
+      </w:tr>
+      <w:tr>
+        <w:tc>
+          <w:tcPr>
+            <w:tcW w:type="dxa" w:w="1200"/>
+            <w:vAlign w:val="center"/>
+          </w:tcPr>
+          <w:p>
+            <w:pPr>
+              <w:jc w:val="center"/>
+            </w:pPr>
+            <w:r>
+              <w:rPr>
+                <w:rFonts w:ascii="Times New Roman" w:cs="Times New Roman" w:eastAsia="Times New Roman" w:hAnsi="Times New Roman"/>
+                <w:sz w:val="22"/>
+                <w:szCs w:val="22"/>
+              </w:rPr>
+              <w:t xml:space="preserve">Minimax M2.1</w:t>
+            </w:r>
+          </w:p>
+        </w:tc>
+        <w:tc>
+          <w:tcPr>
+            <w:tcW w:type="dxa" w:w="800"/>
+            <w:vAlign w:val="center"/>
+          </w:tcPr>
+          <w:p>
+            <w:pPr>
+              <w:jc w:val="center"/>
+            </w:pPr>
+            <w:r>
+              <w:rPr>
+                <w:rFonts w:ascii="Times New Roman" w:cs="Times New Roman" w:eastAsia="Times New Roman" w:hAnsi="Times New Roman"/>
+                <w:sz w:val="22"/>
+                <w:szCs w:val="22"/>
+              </w:rPr>
+              <w:t xml:space="preserve">Minimax</w:t>
+            </w:r>
+          </w:p>
+        </w:tc>
+        <w:tc>
+          <w:tcPr>
+            <w:tcW w:type="dxa" w:w="700"/>
+            <w:vAlign w:val="center"/>
+          </w:tcPr>
+          <w:p>
+            <w:pPr>
+              <w:jc w:val="center"/>
+            </w:pPr>
+            <w:r>
+              <w:rPr>
+                <w:rFonts w:ascii="Times New Roman" w:cs="Times New Roman" w:eastAsia="Times New Roman" w:hAnsi="Times New Roman"/>
+                <w:sz w:val="22"/>
+                <w:szCs w:val="22"/>
+              </w:rPr>
+              <w:t xml:space="preserve">—</w:t>
+            </w:r>
+          </w:p>
+        </w:tc>
+        <w:tc>
+          <w:tcPr>
+            <w:tcW w:type="dxa" w:w="700"/>
+            <w:vAlign w:val="center"/>
+          </w:tcPr>
+          <w:p>
+            <w:pPr>
+              <w:jc w:val="center"/>
+            </w:pPr>
+            <w:r>
+              <w:rPr>
+                <w:rFonts w:ascii="Times New Roman" w:cs="Times New Roman" w:eastAsia="Times New Roman" w:hAnsi="Times New Roman"/>
+                <w:sz w:val="22"/>
+                <w:szCs w:val="22"/>
+              </w:rPr>
+              <w:t xml:space="preserve">19/20</w:t>
+            </w:r>
+          </w:p>
+        </w:tc>
+        <w:tc>
+          <w:tcPr>
+            <w:tcW w:type="dxa" w:w="600"/>
+            <w:vAlign w:val="center"/>
+          </w:tcPr>
+          <w:p>
+            <w:pPr>
+              <w:jc w:val="center"/>
+            </w:pPr>
+            <w:r>
+              <w:rPr>
+                <w:rFonts w:ascii="Times New Roman" w:cs="Times New Roman" w:eastAsia="Times New Roman" w:hAnsi="Times New Roman"/>
+                <w:sz w:val="22"/>
+                <w:szCs w:val="22"/>
+              </w:rPr>
+              <w:t xml:space="preserve">83 s</w:t>
+            </w:r>
+          </w:p>
+        </w:tc>
+        <w:tc>
+          <w:tcPr>
+            <w:tcW w:type="dxa" w:w="700"/>
+            <w:vAlign w:val="center"/>
+          </w:tcPr>
+          <w:p>
+            <w:pPr>
+              <w:jc w:val="center"/>
+            </w:pPr>
+            <w:r>
+              <w:rPr>
+                <w:rFonts w:ascii="Times New Roman" w:cs="Times New Roman" w:eastAsia="Times New Roman" w:hAnsi="Times New Roman"/>
+                <w:sz w:val="22"/>
+                <w:szCs w:val="22"/>
+              </w:rPr>
+              <w:t xml:space="preserve">—</w:t>
+            </w:r>
+          </w:p>
+        </w:tc>
+        <w:tc>
+          <w:tcPr>
+            <w:tcW w:type="dxa" w:w="900"/>
+            <w:vAlign w:val="center"/>
+          </w:tcPr>
+          <w:p>
+            <w:pPr>
+              <w:jc w:val="center"/>
+            </w:pPr>
+            <w:r>
+              <w:rPr>
+                <w:rFonts w:ascii="Times New Roman" w:cs="Times New Roman" w:eastAsia="Times New Roman" w:hAnsi="Times New Roman"/>
+                <w:sz w:val="22"/>
+                <w:szCs w:val="22"/>
+              </w:rPr>
+              <w:t xml:space="preserve">—</w:t>
+            </w:r>
+          </w:p>
+        </w:tc>
+        <w:tc>
+          <w:tcPr>
+            <w:tcW w:type="dxa" w:w="800"/>
+            <w:vAlign w:val="center"/>
+          </w:tcPr>
+          <w:p>
+            <w:pPr>
+              <w:jc w:val="center"/>
+            </w:pPr>
+            <w:r>
+              <w:rPr>
+                <w:rFonts w:ascii="Times New Roman" w:cs="Times New Roman" w:eastAsia="Times New Roman" w:hAnsi="Times New Roman"/>
+                <w:sz w:val="22"/>
+                <w:szCs w:val="22"/>
+              </w:rPr>
+              <w:t xml:space="preserve">—</w:t>
+            </w:r>
+          </w:p>
+        </w:tc>
+        <w:tc>
+          <w:tcPr>
+            <w:tcW w:type="dxa" w:w="960"/>
+            <w:vAlign w:val="center"/>
+          </w:tcPr>
+          <w:p>
+            <w:pPr>
+              <w:jc w:val="center"/>
+            </w:pPr>
+            <w:r>
+              <w:rPr>
+                <w:rFonts w:ascii="Times New Roman" w:cs="Times New Roman" w:eastAsia="Times New Roman" w:hAnsi="Times New Roman"/>
+                <w:sz w:val="22"/>
+                <w:szCs w:val="22"/>
+              </w:rPr>
+              <w:t xml:space="preserve">Disqualified</w:t>
+            </w:r>
+          </w:p>
+        </w:tc>
+      </w:tr>
+      <w:tr>
+        <w:tc>
+          <w:tcPr>
+            <w:tcW w:type="dxa" w:w="1200"/>
+            <w:vAlign w:val="center"/>
+          </w:tcPr>
+          <w:p>
+            <w:pPr>
+              <w:jc w:val="center"/>
+            </w:pPr>
+            <w:r>
+              <w:rPr>
+                <w:rFonts w:ascii="Times New Roman" w:cs="Times New Roman" w:eastAsia="Times New Roman" w:hAnsi="Times New Roman"/>
+                <w:sz w:val="22"/>
+                <w:szCs w:val="22"/>
+              </w:rPr>
+              <w:t xml:space="preserve">Kimi K2.5</w:t>
+            </w:r>
+          </w:p>
+        </w:tc>
+        <w:tc>
+          <w:tcPr>
+            <w:tcW w:type="dxa" w:w="800"/>
+            <w:vAlign w:val="center"/>
+          </w:tcPr>
+          <w:p>
+            <w:pPr>
+              <w:jc w:val="center"/>
+            </w:pPr>
+            <w:r>
+              <w:rPr>
+                <w:rFonts w:ascii="Times New Roman" w:cs="Times New Roman" w:eastAsia="Times New Roman" w:hAnsi="Times New Roman"/>
+                <w:sz w:val="22"/>
+                <w:szCs w:val="22"/>
+              </w:rPr>
+              <w:t xml:space="preserve">Moonshot</w:t>
+            </w:r>
+          </w:p>
+        </w:tc>
+        <w:tc>
+          <w:tcPr>
+            <w:tcW w:type="dxa" w:w="700"/>
+            <w:vAlign w:val="center"/>
+          </w:tcPr>
+          <w:p>
+            <w:pPr>
+              <w:jc w:val="center"/>
+            </w:pPr>
+            <w:r>
+              <w:rPr>
+                <w:rFonts w:ascii="Times New Roman" w:cs="Times New Roman" w:eastAsia="Times New Roman" w:hAnsi="Times New Roman"/>
+                <w:sz w:val="22"/>
+                <w:szCs w:val="22"/>
+              </w:rPr>
+              <w:t xml:space="preserve">—</w:t>
+            </w:r>
+          </w:p>
+        </w:tc>
+        <w:tc>
+          <w:tcPr>
+            <w:tcW w:type="dxa" w:w="700"/>
+            <w:vAlign w:val="center"/>
+          </w:tcPr>
+          <w:p>
+            <w:pPr>
+              <w:jc w:val="center"/>
+            </w:pPr>
+            <w:r>
+              <w:rPr>
+                <w:rFonts w:ascii="Times New Roman" w:cs="Times New Roman" w:eastAsia="Times New Roman" w:hAnsi="Times New Roman"/>
+                <w:sz w:val="22"/>
+                <w:szCs w:val="22"/>
+              </w:rPr>
+              <w:t xml:space="preserve">20/20</w:t>
+            </w:r>
+          </w:p>
+        </w:tc>
+        <w:tc>
+          <w:tcPr>
+            <w:tcW w:type="dxa" w:w="600"/>
+            <w:vAlign w:val="center"/>
+          </w:tcPr>
+          <w:p>
+            <w:pPr>
+              <w:jc w:val="center"/>
+            </w:pPr>
+            <w:r>
+              <w:rPr>
+                <w:rFonts w:ascii="Times New Roman" w:cs="Times New Roman" w:eastAsia="Times New Roman" w:hAnsi="Times New Roman"/>
+                <w:sz w:val="22"/>
+                <w:szCs w:val="22"/>
+              </w:rPr>
+              <w:t xml:space="preserve">173 s</w:t>
+            </w:r>
+          </w:p>
+        </w:tc>
+        <w:tc>
+          <w:tcPr>
+            <w:tcW w:type="dxa" w:w="700"/>
+            <w:vAlign w:val="center"/>
+          </w:tcPr>
+          <w:p>
+            <w:pPr>
+              <w:jc w:val="center"/>
+            </w:pPr>
+            <w:r>
+              <w:rPr>
+                <w:rFonts w:ascii="Times New Roman" w:cs="Times New Roman" w:eastAsia="Times New Roman" w:hAnsi="Times New Roman"/>
+                <w:sz w:val="22"/>
+                <w:szCs w:val="22"/>
+              </w:rPr>
+              <w:t xml:space="preserve">—</w:t>
+            </w:r>
+          </w:p>
+        </w:tc>
+        <w:tc>
+          <w:tcPr>
+            <w:tcW w:type="dxa" w:w="900"/>
+            <w:vAlign w:val="center"/>
+          </w:tcPr>
+          <w:p>
+            <w:pPr>
+              <w:jc w:val="center"/>
+            </w:pPr>
+            <w:r>
+              <w:rPr>
+                <w:rFonts w:ascii="Times New Roman" w:cs="Times New Roman" w:eastAsia="Times New Roman" w:hAnsi="Times New Roman"/>
+                <w:sz w:val="22"/>
+                <w:szCs w:val="22"/>
+              </w:rPr>
+              <w:t xml:space="preserve">—</w:t>
+            </w:r>
+          </w:p>
+        </w:tc>
+        <w:tc>
+          <w:tcPr>
+            <w:tcW w:type="dxa" w:w="800"/>
+            <w:vAlign w:val="center"/>
+          </w:tcPr>
+          <w:p>
+            <w:pPr>
+              <w:jc w:val="center"/>
+            </w:pPr>
+            <w:r>
+              <w:rPr>
+                <w:rFonts w:ascii="Times New Roman" w:cs="Times New Roman" w:eastAsia="Times New Roman" w:hAnsi="Times New Roman"/>
+                <w:sz w:val="22"/>
+                <w:szCs w:val="22"/>
+              </w:rPr>
+              <w:t xml:space="preserve">—</w:t>
+            </w:r>
+          </w:p>
+        </w:tc>
+        <w:tc>
+          <w:tcPr>
+            <w:tcW w:type="dxa" w:w="960"/>
+            <w:vAlign w:val="center"/>
+          </w:tcPr>
+          <w:p>
+            <w:pPr>
+              <w:jc w:val="center"/>
+            </w:pPr>
+            <w:r>
+              <w:rPr>
+                <w:rFonts w:ascii="Times New Roman" w:cs="Times New Roman" w:eastAsia="Times New Roman" w:hAnsi="Times New Roman"/>
+                <w:sz w:val="22"/>
+                <w:szCs w:val="22"/>
+              </w:rPr>
+              <w:t xml:space="preserve">Disqualified</w:t>
+            </w:r>
+          </w:p>
+        </w:tc>
+      </w:tr>
+    </w:tbl>
+    <w:p>
+      <w:pPr>
+        <w:spacing w:line="360" w:after="200"/>
+        <w:jc w:val="left"/>
+      </w:pPr>
+      <w:r>
+        <w:rPr>
+          <w:rFonts w:ascii="Times New Roman" w:cs="Times New Roman" w:eastAsia="Times New Roman" w:hAnsi="Times New Roman"/>
+          <w:sz w:val="24"/>
+          <w:szCs w:val="24"/>
+        </w:rPr>
+        <w:t xml:space="preserve">Schema violations occur when a diagnose item returns the confirm-format JSON (e.g., understanding_level instead of diagnosis_type). Three models were disqualified: Minimax M2.1 and Kimi K2.5 returned empty or unparseable responses on nearly all items; Gemini 2.0 Flash produced two schema violations and lacked any partial-credit classifications.</w:t>
+      </w:r>
+    </w:p>
+    <w:p>
+      <w:pPr>
+        <w:spacing w:before="240" w:after="120"/>
+        <w:jc w:val="center"/>
+      </w:pPr>
+      <w:r>
+        <w:rPr>
+          <w:rFonts w:ascii="Times New Roman" w:cs="Times New Roman" w:eastAsia="Times New Roman" w:hAnsi="Times New Roman"/>
+          <w:b/>
+          <w:bCs/>
+          <w:i/>
+          <w:iCs/>
+          <w:sz w:val="22"/>
+          <w:szCs w:val="22"/>
+        </w:rPr>
+        <w:t xml:space="preserve">Table D.2: Inter-Model Agreement on Disputed Classifications</w:t>
+      </w:r>
+    </w:p>
+    <w:tbl>
+      <w:tblPr>
+        <w:tblW w:type="dxa" w:w="9360"/>
+        <w:tblBorders>
+          <w:top w:val="single" w:color="CCCCCC" w:sz="1"/>
+          <w:left w:val="single" w:color="CCCCCC" w:sz="1"/>
+          <w:bottom w:val="single" w:color="CCCCCC" w:sz="1"/>
+          <w:right w:val="single" w:color="CCCCCC" w:sz="1"/>
+          <w:insideH w:val="single" w:color="CCCCCC" w:sz="1"/>
+          <w:insideV w:val="single" w:color="CCCCCC" w:sz="1"/>
+        </w:tblBorders>
+        <w:tblLayout w:type="fixed"/>
+        <w:tblCellMar>
+          <w:top w:type="dxa" w:w="60"/>
+          <w:left w:type="dxa" w:w="120"/>
+          <w:bottom w:type="dxa" w:w="60"/>
+          <w:right w:type="dxa" w:w="120"/>
+        </w:tblCellMar>
+      </w:tblPr>
+      <w:tblGrid>
+        <w:gridCol w:w="900"/>
+        <w:gridCol w:w="1260"/>
+        <w:gridCol w:w="1200"/>
+        <w:gridCol w:w="1200"/>
+        <w:gridCol w:w="1200"/>
+        <w:gridCol w:w="1200"/>
+        <w:gridCol w:w="1200"/>
+      </w:tblGrid>
+      <w:tr>
+        <w:trPr>
+          <w:tblHeader/>
+        </w:trPr>
+        <w:tc>
+          <w:tcPr>
+            <w:tcW w:type="dxa" w:w="900"/>
+            <w:shd w:fill="D5E8F0" w:color="auto" w:val="clear"/>
+            <w:vAlign w:val="center"/>
+          </w:tcPr>
+          <w:p>
+            <w:pPr>
+              <w:jc w:val="center"/>
+            </w:pPr>
+            <w:r>
+              <w:rPr>
+                <w:rFonts w:ascii="Times New Roman" w:cs="Times New Roman" w:eastAsia="Times New Roman" w:hAnsi="Times New Roman"/>
+                <w:b/>
+                <w:bCs/>
+                <w:sz w:val="22"/>
+                <w:szCs w:val="22"/>
+              </w:rPr>
+              <w:t xml:space="preserve">Response</w:t>
+            </w:r>
+          </w:p>
+        </w:tc>
+        <w:tc>
+          <w:tcPr>
+            <w:tcW w:type="dxa" w:w="1260"/>
+            <w:shd w:fill="D5E8F0" w:color="auto" w:val="clear"/>
+            <w:vAlign w:val="center"/>
+          </w:tcPr>
+          <w:p>
+            <w:pPr>
+              <w:jc w:val="center"/>
+            </w:pPr>
+            <w:r>
+              <w:rPr>
+                <w:rFonts w:ascii="Times New Roman" w:cs="Times New Roman" w:eastAsia="Times New Roman" w:hAnsi="Times New Roman"/>
+                <w:b/>
+                <w:bCs/>
+                <w:sz w:val="22"/>
+                <w:szCs w:val="22"/>
+              </w:rPr>
+              <w:t xml:space="preserve">Student Text</w:t>
+            </w:r>
+          </w:p>
+        </w:tc>
+        <w:tc>
+          <w:tcPr>
+            <w:tcW w:type="dxa" w:w="1200"/>
+            <w:shd w:fill="D5E8F0" w:color="auto" w:val="clear"/>
+            <w:vAlign w:val="center"/>
+          </w:tcPr>
+          <w:p>
+            <w:pPr>
+              <w:jc w:val="center"/>
+            </w:pPr>
+            <w:r>
+              <w:rPr>
+                <w:rFonts w:ascii="Times New Roman" w:cs="Times New Roman" w:eastAsia="Times New Roman" w:hAnsi="Times New Roman"/>
+                <w:b/>
+                <w:bCs/>
+                <w:sz w:val="22"/>
+                <w:szCs w:val="22"/>
+              </w:rPr>
+              <w:t xml:space="preserve">GPT-4.1</w:t>
+            </w:r>
+          </w:p>
+        </w:tc>
+        <w:tc>
+          <w:tcPr>
+            <w:tcW w:type="dxa" w:w="1200"/>
+            <w:shd w:fill="D5E8F0" w:color="auto" w:val="clear"/>
+            <w:vAlign w:val="center"/>
+          </w:tcPr>
+          <w:p>
+            <w:pPr>
+              <w:jc w:val="center"/>
+            </w:pPr>
+            <w:r>
+              <w:rPr>
+                <w:rFonts w:ascii="Times New Roman" w:cs="Times New Roman" w:eastAsia="Times New Roman" w:hAnsi="Times New Roman"/>
+                <w:b/>
+                <w:bCs/>
+                <w:sz w:val="22"/>
+                <w:szCs w:val="22"/>
+              </w:rPr>
+              <w:t xml:space="preserve">DeepSeek V3.2</w:t>
+            </w:r>
+          </w:p>
+        </w:tc>
+        <w:tc>
+          <w:tcPr>
+            <w:tcW w:type="dxa" w:w="1200"/>
+            <w:shd w:fill="D5E8F0" w:color="auto" w:val="clear"/>
+            <w:vAlign w:val="center"/>
+          </w:tcPr>
+          <w:p>
+            <w:pPr>
+              <w:jc w:val="center"/>
+            </w:pPr>
+            <w:r>
+              <w:rPr>
+                <w:rFonts w:ascii="Times New Roman" w:cs="Times New Roman" w:eastAsia="Times New Roman" w:hAnsi="Times New Roman"/>
+                <w:b/>
+                <w:bCs/>
+                <w:sz w:val="22"/>
+                <w:szCs w:val="22"/>
+              </w:rPr>
+              <w:t xml:space="preserve">Grok 4.1 Fast</w:t>
+            </w:r>
+          </w:p>
+        </w:tc>
+        <w:tc>
+          <w:tcPr>
+            <w:tcW w:type="dxa" w:w="1200"/>
+            <w:shd w:fill="D5E8F0" w:color="auto" w:val="clear"/>
+            <w:vAlign w:val="center"/>
+          </w:tcPr>
+          <w:p>
+            <w:pPr>
+              <w:jc w:val="center"/>
+            </w:pPr>
+            <w:r>
+              <w:rPr>
+                <w:rFonts w:ascii="Times New Roman" w:cs="Times New Roman" w:eastAsia="Times New Roman" w:hAnsi="Times New Roman"/>
+                <w:b/>
+                <w:bCs/>
+                <w:sz w:val="22"/>
+                <w:szCs w:val="22"/>
+              </w:rPr>
+              <w:t xml:space="preserve">Haiku 4.5</w:t>
+            </w:r>
+          </w:p>
+        </w:tc>
+        <w:tc>
+          <w:tcPr>
+            <w:tcW w:type="dxa" w:w="1200"/>
+            <w:shd w:fill="D5E8F0" w:color="auto" w:val="clear"/>
+            <w:vAlign w:val="center"/>
+          </w:tcPr>
+          <w:p>
+            <w:pPr>
+              <w:jc w:val="center"/>
+            </w:pPr>
+            <w:r>
+              <w:rPr>
+                <w:rFonts w:ascii="Times New Roman" w:cs="Times New Roman" w:eastAsia="Times New Roman" w:hAnsi="Times New Roman"/>
+                <w:b/>
+                <w:bCs/>
+                <w:sz w:val="22"/>
+                <w:szCs w:val="22"/>
+              </w:rPr>
+              <w:t xml:space="preserve">Qwen3-235B</w:t>
+            </w:r>
+          </w:p>
+        </w:tc>
+      </w:tr>
+      <w:tr>
+        <w:tc>
+          <w:tcPr>
+            <w:tcW w:type="dxa" w:w="900"/>
+            <w:vAlign w:val="center"/>
+          </w:tcPr>
+          <w:p>
+            <w:pPr>
+              <w:jc w:val="center"/>
+            </w:pPr>
+            <w:r>
+              <w:rPr>
+                <w:rFonts w:ascii="Times New Roman" w:cs="Times New Roman" w:eastAsia="Times New Roman" w:hAnsi="Times New Roman"/>
+                <w:sz w:val="22"/>
+                <w:szCs w:val="22"/>
+              </w:rPr>
+              <w:t xml:space="preserve">Q9 Diagnose</w:t>
+            </w:r>
+          </w:p>
+        </w:tc>
+        <w:tc>
+          <w:tcPr>
+            <w:tcW w:type="dxa" w:w="1260"/>
+            <w:vAlign w:val="center"/>
+          </w:tcPr>
+          <w:p>
+            <w:pPr>
+              <w:jc w:val="center"/>
+            </w:pPr>
+            <w:r>
+              <w:rPr>
+                <w:rFonts w:ascii="Times New Roman" w:cs="Times New Roman" w:eastAsia="Times New Roman" w:hAnsi="Times New Roman"/>
+                <w:sz w:val="22"/>
+                <w:szCs w:val="22"/>
+              </w:rPr>
+              <w:t xml:space="preserve">“safety net… preventing interest rates”</w:t>
+            </w:r>
+          </w:p>
+        </w:tc>
+        <w:tc>
+          <w:tcPr>
+            <w:tcW w:type="dxa" w:w="1200"/>
+            <w:vAlign w:val="center"/>
+          </w:tcPr>
+          <w:p>
+            <w:pPr>
+              <w:jc w:val="center"/>
+            </w:pPr>
+            <w:r>
+              <w:rPr>
+                <w:rFonts w:ascii="Times New Roman" w:cs="Times New Roman" w:eastAsia="Times New Roman" w:hAnsi="Times New Roman"/>
+                <w:sz w:val="22"/>
+                <w:szCs w:val="22"/>
+              </w:rPr>
+              <w:t xml:space="preserve">SE (selfcorrect)</w:t>
+            </w:r>
+          </w:p>
+        </w:tc>
+        <w:tc>
+          <w:tcPr>
+            <w:tcW w:type="dxa" w:w="1200"/>
+            <w:vAlign w:val="center"/>
+          </w:tcPr>
+          <w:p>
+            <w:pPr>
+              <w:jc w:val="center"/>
+            </w:pPr>
+            <w:r>
+              <w:rPr>
+                <w:rFonts w:ascii="Times New Roman" w:cs="Times New Roman" w:eastAsia="Times New Roman" w:hAnsi="Times New Roman"/>
+                <w:sz w:val="22"/>
+                <w:szCs w:val="22"/>
+              </w:rPr>
+              <w:t xml:space="preserve">SE (selfcorrect)</w:t>
+            </w:r>
+          </w:p>
+        </w:tc>
+        <w:tc>
+          <w:tcPr>
+            <w:tcW w:type="dxa" w:w="1200"/>
+            <w:vAlign w:val="center"/>
+          </w:tcPr>
+          <w:p>
+            <w:pPr>
+              <w:jc w:val="center"/>
+            </w:pPr>
+            <w:r>
+              <w:rPr>
+                <w:rFonts w:ascii="Times New Roman" w:cs="Times New Roman" w:eastAsia="Times New Roman" w:hAnsi="Times New Roman"/>
+                <w:sz w:val="22"/>
+                <w:szCs w:val="22"/>
+              </w:rPr>
+              <w:t xml:space="preserve">misconc. (BORROW-06)</w:t>
+            </w:r>
+          </w:p>
+        </w:tc>
+        <w:tc>
+          <w:tcPr>
+            <w:tcW w:type="dxa" w:w="1200"/>
+            <w:vAlign w:val="center"/>
+          </w:tcPr>
+          <w:p>
+            <w:pPr>
+              <w:jc w:val="center"/>
+            </w:pPr>
+            <w:r>
+              <w:rPr>
+                <w:rFonts w:ascii="Times New Roman" w:cs="Times New Roman" w:eastAsia="Times New Roman" w:hAnsi="Times New Roman"/>
+                <w:sz w:val="22"/>
+                <w:szCs w:val="22"/>
+              </w:rPr>
+              <w:t xml:space="preserve">SE (selfcorrect)</w:t>
+            </w:r>
+          </w:p>
+        </w:tc>
+        <w:tc>
+          <w:tcPr>
+            <w:tcW w:type="dxa" w:w="1200"/>
+            <w:vAlign w:val="center"/>
+          </w:tcPr>
+          <w:p>
+            <w:pPr>
+              <w:jc w:val="center"/>
+            </w:pPr>
+            <w:r>
+              <w:rPr>
+                <w:rFonts w:ascii="Times New Roman" w:cs="Times New Roman" w:eastAsia="Times New Roman" w:hAnsi="Times New Roman"/>
+                <w:sz w:val="22"/>
+                <w:szCs w:val="22"/>
+              </w:rPr>
+              <w:t xml:space="preserve">misconc. (BORROW-06)</w:t>
+            </w:r>
+          </w:p>
+        </w:tc>
+      </w:tr>
+      <w:tr>
+        <w:tc>
+          <w:tcPr>
+            <w:tcW w:type="dxa" w:w="900"/>
+            <w:vAlign w:val="center"/>
+          </w:tcPr>
+          <w:p>
+            <w:pPr>
+              <w:jc w:val="center"/>
+            </w:pPr>
+            <w:r>
+              <w:rPr>
+                <w:rFonts w:ascii="Times New Roman" w:cs="Times New Roman" w:eastAsia="Times New Roman" w:hAnsi="Times New Roman"/>
+                <w:sz w:val="22"/>
+                <w:szCs w:val="22"/>
+              </w:rPr>
+              <w:t xml:space="preserve">Q5 Diagnose</w:t>
+            </w:r>
+          </w:p>
+        </w:tc>
+        <w:tc>
+          <w:tcPr>
+            <w:tcW w:type="dxa" w:w="1260"/>
+            <w:vAlign w:val="center"/>
+          </w:tcPr>
+          <w:p>
+            <w:pPr>
+              <w:jc w:val="center"/>
+            </w:pPr>
+            <w:r>
+              <w:rPr>
+                <w:rFonts w:ascii="Times New Roman" w:cs="Times New Roman" w:eastAsia="Times New Roman" w:hAnsi="Times New Roman"/>
+                <w:sz w:val="22"/>
+                <w:szCs w:val="22"/>
+              </w:rPr>
+              <w:t xml:space="preserve">“having a little extra cash is safe enough”</w:t>
+            </w:r>
+          </w:p>
+        </w:tc>
+        <w:tc>
+          <w:tcPr>
+            <w:tcW w:type="dxa" w:w="1200"/>
+            <w:vAlign w:val="center"/>
+          </w:tcPr>
+          <w:p>
+            <w:pPr>
+              <w:jc w:val="center"/>
+            </w:pPr>
+            <w:r>
+              <w:rPr>
+                <w:rFonts w:ascii="Times New Roman" w:cs="Times New Roman" w:eastAsia="Times New Roman" w:hAnsi="Times New Roman"/>
+                <w:sz w:val="22"/>
+                <w:szCs w:val="22"/>
+              </w:rPr>
+              <w:t xml:space="preserve">misconc., cr=50</w:t>
+            </w:r>
+          </w:p>
+        </w:tc>
+        <w:tc>
+          <w:tcPr>
+            <w:tcW w:type="dxa" w:w="1200"/>
+            <w:vAlign w:val="center"/>
+          </w:tcPr>
+          <w:p>
+            <w:pPr>
+              <w:jc w:val="center"/>
+            </w:pPr>
+            <w:r>
+              <w:rPr>
+                <w:rFonts w:ascii="Times New Roman" w:cs="Times New Roman" w:eastAsia="Times New Roman" w:hAnsi="Times New Roman"/>
+                <w:sz w:val="22"/>
+                <w:szCs w:val="22"/>
+              </w:rPr>
+              <w:t xml:space="preserve">misconc., cr=50</w:t>
+            </w:r>
+          </w:p>
+        </w:tc>
+        <w:tc>
+          <w:tcPr>
+            <w:tcW w:type="dxa" w:w="1200"/>
+            <w:vAlign w:val="center"/>
+          </w:tcPr>
+          <w:p>
+            <w:pPr>
+              <w:jc w:val="center"/>
+            </w:pPr>
+            <w:r>
+              <w:rPr>
+                <w:rFonts w:ascii="Times New Roman" w:cs="Times New Roman" w:eastAsia="Times New Roman" w:hAnsi="Times New Roman"/>
+                <w:sz w:val="22"/>
+                <w:szCs w:val="22"/>
+              </w:rPr>
+              <w:t xml:space="preserve">misconc., cr=100</w:t>
+            </w:r>
+          </w:p>
+        </w:tc>
+        <w:tc>
+          <w:tcPr>
+            <w:tcW w:type="dxa" w:w="1200"/>
+            <w:vAlign w:val="center"/>
+          </w:tcPr>
+          <w:p>
+            <w:pPr>
+              <w:jc w:val="center"/>
+            </w:pPr>
+            <w:r>
+              <w:rPr>
+                <w:rFonts w:ascii="Times New Roman" w:cs="Times New Roman" w:eastAsia="Times New Roman" w:hAnsi="Times New Roman"/>
+                <w:sz w:val="22"/>
+                <w:szCs w:val="22"/>
+              </w:rPr>
+              <w:t xml:space="preserve">KG (idk), cr=0</w:t>
+            </w:r>
+          </w:p>
+        </w:tc>
+        <w:tc>
+          <w:tcPr>
+            <w:tcW w:type="dxa" w:w="1200"/>
+            <w:vAlign w:val="center"/>
+          </w:tcPr>
+          <w:p>
+            <w:pPr>
+              <w:jc w:val="center"/>
+            </w:pPr>
+            <w:r>
+              <w:rPr>
+                <w:rFonts w:ascii="Times New Roman" w:cs="Times New Roman" w:eastAsia="Times New Roman" w:hAnsi="Times New Roman"/>
+                <w:sz w:val="22"/>
+                <w:szCs w:val="22"/>
+              </w:rPr>
+              <w:t xml:space="preserve">KG (idk), cr=0</w:t>
+            </w:r>
+          </w:p>
+        </w:tc>
+      </w:tr>
+      <w:tr>
+        <w:tc>
+          <w:tcPr>
+            <w:tcW w:type="dxa" w:w="900"/>
+            <w:vAlign w:val="center"/>
+          </w:tcPr>
+          <w:p>
+            <w:pPr>
+              <w:jc w:val="center"/>
+            </w:pPr>
+            <w:r>
+              <w:rPr>
+                <w:rFonts w:ascii="Times New Roman" w:cs="Times New Roman" w:eastAsia="Times New Roman" w:hAnsi="Times New Roman"/>
+                <w:sz w:val="22"/>
+                <w:szCs w:val="22"/>
+              </w:rPr>
+              <w:t xml:space="preserve">Q13 Diagnose</w:t>
+            </w:r>
+          </w:p>
+        </w:tc>
+        <w:tc>
+          <w:tcPr>
+            <w:tcW w:type="dxa" w:w="1260"/>
+            <w:vAlign w:val="center"/>
+          </w:tcPr>
+          <w:p>
+            <w:pPr>
+              <w:jc w:val="center"/>
+            </w:pPr>
+            <w:r>
+              <w:rPr>
+                <w:rFonts w:ascii="Times New Roman" w:cs="Times New Roman" w:eastAsia="Times New Roman" w:hAnsi="Times New Roman"/>
+                <w:sz w:val="22"/>
+                <w:szCs w:val="22"/>
+              </w:rPr>
+              <w:t xml:space="preserve">“deductible is $500… insurance pays rest”</w:t>
+            </w:r>
+          </w:p>
+        </w:tc>
+        <w:tc>
+          <w:tcPr>
+            <w:tcW w:type="dxa" w:w="1200"/>
+            <w:vAlign w:val="center"/>
+          </w:tcPr>
+          <w:p>
+            <w:pPr>
+              <w:jc w:val="center"/>
+            </w:pPr>
+            <w:r>
+              <w:rPr>
+                <w:rFonts w:ascii="Times New Roman" w:cs="Times New Roman" w:eastAsia="Times New Roman" w:hAnsi="Times New Roman"/>
+                <w:sz w:val="22"/>
+                <w:szCs w:val="22"/>
+              </w:rPr>
+              <w:t xml:space="preserve">SE (selfcorrect)</w:t>
+            </w:r>
+          </w:p>
+        </w:tc>
+        <w:tc>
+          <w:tcPr>
+            <w:tcW w:type="dxa" w:w="1200"/>
+            <w:vAlign w:val="center"/>
+          </w:tcPr>
+          <w:p>
+            <w:pPr>
+              <w:jc w:val="center"/>
+            </w:pPr>
+            <w:r>
+              <w:rPr>
+                <w:rFonts w:ascii="Times New Roman" w:cs="Times New Roman" w:eastAsia="Times New Roman" w:hAnsi="Times New Roman"/>
+                <w:sz w:val="22"/>
+                <w:szCs w:val="22"/>
+              </w:rPr>
+              <w:t xml:space="preserve">misconc. (INS-03), cr=50</w:t>
+            </w:r>
+          </w:p>
+        </w:tc>
+        <w:tc>
+          <w:tcPr>
+            <w:tcW w:type="dxa" w:w="1200"/>
+            <w:vAlign w:val="center"/>
+          </w:tcPr>
+          <w:p>
+            <w:pPr>
+              <w:jc w:val="center"/>
+            </w:pPr>
+            <w:r>
+              <w:rPr>
+                <w:rFonts w:ascii="Times New Roman" w:cs="Times New Roman" w:eastAsia="Times New Roman" w:hAnsi="Times New Roman"/>
+                <w:sz w:val="22"/>
+                <w:szCs w:val="22"/>
+              </w:rPr>
+              <w:t xml:space="preserve">SE (selfcorrect)</w:t>
+            </w:r>
+          </w:p>
+        </w:tc>
+        <w:tc>
+          <w:tcPr>
+            <w:tcW w:type="dxa" w:w="1200"/>
+            <w:vAlign w:val="center"/>
+          </w:tcPr>
+          <w:p>
+            <w:pPr>
+              <w:jc w:val="center"/>
+            </w:pPr>
+            <w:r>
+              <w:rPr>
+                <w:rFonts w:ascii="Times New Roman" w:cs="Times New Roman" w:eastAsia="Times New Roman" w:hAnsi="Times New Roman"/>
+                <w:sz w:val="22"/>
+                <w:szCs w:val="22"/>
+              </w:rPr>
+              <w:t xml:space="preserve">SE (INS-03)</w:t>
+            </w:r>
+          </w:p>
+        </w:tc>
+        <w:tc>
+          <w:tcPr>
+            <w:tcW w:type="dxa" w:w="1200"/>
+            <w:vAlign w:val="center"/>
+          </w:tcPr>
+          <w:p>
+            <w:pPr>
+              <w:jc w:val="center"/>
+            </w:pPr>
+            <w:r>
+              <w:rPr>
+                <w:rFonts w:ascii="Times New Roman" w:cs="Times New Roman" w:eastAsia="Times New Roman" w:hAnsi="Times New Roman"/>
+                <w:sz w:val="22"/>
+                <w:szCs w:val="22"/>
+              </w:rPr>
+              <w:t xml:space="preserve">misconc. (INS-03)</w:t>
+            </w:r>
+          </w:p>
+        </w:tc>
+      </w:tr>
+      <w:tr>
+        <w:tc>
+          <w:tcPr>
+            <w:tcW w:type="dxa" w:w="900"/>
+            <w:vAlign w:val="center"/>
+          </w:tcPr>
+          <w:p>
+            <w:pPr>
+              <w:jc w:val="center"/>
+            </w:pPr>
+            <w:r>
+              <w:rPr>
+                <w:rFonts w:ascii="Times New Roman" w:cs="Times New Roman" w:eastAsia="Times New Roman" w:hAnsi="Times New Roman"/>
+                <w:sz w:val="22"/>
+                <w:szCs w:val="22"/>
+              </w:rPr>
+              <w:t xml:space="preserve">Q37 Confirm</w:t>
+            </w:r>
+          </w:p>
+        </w:tc>
+        <w:tc>
+          <w:tcPr>
+            <w:tcW w:type="dxa" w:w="1260"/>
+            <w:vAlign w:val="center"/>
+          </w:tcPr>
+          <w:p>
+            <w:pPr>
+              <w:jc w:val="center"/>
+            </w:pPr>
+            <w:r>
+              <w:rPr>
+                <w:rFonts w:ascii="Times New Roman" w:cs="Times New Roman" w:eastAsia="Times New Roman" w:hAnsi="Times New Roman"/>
+                <w:sz w:val="22"/>
+                <w:szCs w:val="22"/>
+              </w:rPr>
+              <w:t xml:space="preserve">“Liability coverage protects you…”</w:t>
+            </w:r>
+          </w:p>
+        </w:tc>
+        <w:tc>
+          <w:tcPr>
+            <w:tcW w:type="dxa" w:w="1200"/>
+            <w:vAlign w:val="center"/>
+          </w:tcPr>
+          <w:p>
+            <w:pPr>
+              <w:jc w:val="center"/>
+            </w:pPr>
+            <w:r>
+              <w:rPr>
+                <w:rFonts w:ascii="Times New Roman" w:cs="Times New Roman" w:eastAsia="Times New Roman" w:hAnsi="Times New Roman"/>
+                <w:sz w:val="22"/>
+                <w:szCs w:val="22"/>
+              </w:rPr>
+              <w:t xml:space="preserve">verified, cr=100</w:t>
+            </w:r>
+          </w:p>
+        </w:tc>
+        <w:tc>
+          <w:tcPr>
+            <w:tcW w:type="dxa" w:w="1200"/>
+            <w:vAlign w:val="center"/>
+          </w:tcPr>
+          <w:p>
+            <w:pPr>
+              <w:jc w:val="center"/>
+            </w:pPr>
+            <w:r>
+              <w:rPr>
+                <w:rFonts w:ascii="Times New Roman" w:cs="Times New Roman" w:eastAsia="Times New Roman" w:hAnsi="Times New Roman"/>
+                <w:sz w:val="22"/>
+                <w:szCs w:val="22"/>
+              </w:rPr>
+              <w:t xml:space="preserve">verified, cr=100</w:t>
+            </w:r>
+          </w:p>
+        </w:tc>
+        <w:tc>
+          <w:tcPr>
+            <w:tcW w:type="dxa" w:w="1200"/>
+            <w:vAlign w:val="center"/>
+          </w:tcPr>
+          <w:p>
+            <w:pPr>
+              <w:jc w:val="center"/>
+            </w:pPr>
+            <w:r>
+              <w:rPr>
+                <w:rFonts w:ascii="Times New Roman" w:cs="Times New Roman" w:eastAsia="Times New Roman" w:hAnsi="Times New Roman"/>
+                <w:sz w:val="22"/>
+                <w:szCs w:val="22"/>
+              </w:rPr>
+              <w:t xml:space="preserve">verified, cr=100</w:t>
+            </w:r>
+          </w:p>
+        </w:tc>
+        <w:tc>
+          <w:tcPr>
+            <w:tcW w:type="dxa" w:w="1200"/>
+            <w:vAlign w:val="center"/>
+          </w:tcPr>
+          <w:p>
+            <w:pPr>
+              <w:jc w:val="center"/>
+            </w:pPr>
+            <w:r>
+              <w:rPr>
+                <w:rFonts w:ascii="Times New Roman" w:cs="Times New Roman" w:eastAsia="Times New Roman" w:hAnsi="Times New Roman"/>
+                <w:sz w:val="22"/>
+                <w:szCs w:val="22"/>
+              </w:rPr>
+              <w:t xml:space="preserve">partial, cr=50</w:t>
+            </w:r>
+          </w:p>
+        </w:tc>
+        <w:tc>
+          <w:tcPr>
+            <w:tcW w:type="dxa" w:w="1200"/>
+            <w:vAlign w:val="center"/>
+          </w:tcPr>
+          <w:p>
+            <w:pPr>
+              <w:jc w:val="center"/>
+            </w:pPr>
+            <w:r>
+              <w:rPr>
+                <w:rFonts w:ascii="Times New Roman" w:cs="Times New Roman" w:eastAsia="Times New Roman" w:hAnsi="Times New Roman"/>
+                <w:sz w:val="22"/>
+                <w:szCs w:val="22"/>
+              </w:rPr>
+              <w:t xml:space="preserve">verified, cr=100</w:t>
+            </w:r>
+          </w:p>
+        </w:tc>
+      </w:tr>
+    </w:tbl>
+    <w:p>
+      <w:pPr>
+        <w:spacing w:line="360" w:after="200"/>
+      </w:pPr>
+      <w:r>
+        <w:rPr>
+          <w:rFonts w:ascii="Times New Roman" w:cs="Times New Roman" w:eastAsia="Times New Roman" w:hAnsi="Times New Roman"/>
+          <w:b/>
+          <w:bCs/>
+          <w:sz w:val="24"/>
+          <w:szCs w:val="24"/>
+        </w:rPr>
+        <w:t xml:space="preserve">Selection Rationale. </w:t>
+      </w:r>
+      <w:r>
+        <w:rPr>
+          <w:rFonts w:ascii="Times New Roman" w:cs="Times New Roman" w:eastAsia="Times New Roman" w:hAnsi="Times New Roman"/>
+          <w:sz w:val="24"/>
+          <w:szCs w:val="24"/>
+        </w:rPr>
+        <w:t xml:space="preserve">GPT-4.1 was selected as the production scorer based on the following criteria: (a) zero schema violations across all 20 test items, (b) zero parse or API errors, (c) appropriate use of credit=50 for borderline misconceptions (e.g., Q5, where the student’s reasoning was directionally aligned with a misconception but lacked specificity), (d) balanced classification distributions that were neither overly lenient (as with Gemini 2.0 Flash, which classified 66.7% of confirm items as “verified”) nor overly strict (as with GPT-4o-mini, which classified only 11.1% as “verified”), and (e) reasonable throughput and cost for the full corpus (~33 minutes, ~$2.86 for 953 responses). On the disputed items, GPT-4.1’s classifications aligned with the majority of the zero-error models in three of four cases (Q9, Q5, Q37), supporting its position as a concordant central scorer.</w:t>
       </w:r>
     </w:p>
     <w:sectPr>

--- a/exports/paper.docx
+++ b/exports/paper.docx
@@ -12705,7 +12705,7 @@
           <w:sz w:val="24"/>
           <w:szCs w:val="24"/>
         </w:rPr>
-        <w:t xml:space="preserve"> The consented subsample (n = 354) closely mirrors the full cohort (N = 431). The consented group has a mean anchor score of 67.0% (full cohort: 67.4%), and diagnostic classification distributions within 1 percentage point of the full-cohort values across all categories. The 77 non-consented students are not systematically different on observable assessment characteristics, indicating that the NULL-consent cohort reflects deployment timing rather than a self-selected subgroup.</w:t>
+        <w:t xml:space="preserve"> The consented subsample appears similar to the full cohort on observed score distributions, as summarized below. This comparison is descriptive; no formal equivalence test was conducted.</w:t>
       </w:r>
     </w:p>
     <w:p>
@@ -12720,1538 +12720,7 @@
           <w:sz w:val="24"/>
           <w:szCs w:val="24"/>
         </w:rPr>
-        <w:t xml:space="preserve">Default selection.</w:t>
-      </w:r>
-      <w:r>
-        <w:rPr>
-          <w:rFonts w:ascii="Times New Roman" w:cs="Times New Roman" w:eastAsia="Times New Roman" w:hAnsi="Times New Roman"/>
-          <w:sz w:val="24"/>
-          <w:szCs w:val="24"/>
-        </w:rPr>
-        <w:t xml:space="preserve"> The consent screen presented "Yes, I consent" as the default selection. While the 0% explicit decline rate is consistent with students having no objection to de-identified research use, the default-yes design may have inflated the consent rate through status quo bias. Paper 2 will mitigate this by implementing a forced active choice (no default selection) in the post-assessment consent screen.</w:t>
-      </w:r>
-    </w:p>
-    <w:p>
-      <w:pPr>
-        <w:spacing w:line="360" w:after="200"/>
-      </w:pPr>
-      <w:r>
-        <w:rPr>
-          <w:rFonts w:ascii="Times New Roman" w:cs="Times New Roman" w:eastAsia="Times New Roman" w:hAnsi="Times New Roman"/>
-          <w:sz w:val="24"/>
-          <w:szCs w:val="24"/>
-        </w:rPr>
-        <w:t xml:space="preserve">All analyses in this paper use only the research-consented subset (n = 354). For instructional purposes, all 431 students receive SDM-10 diagnostics and dashboard feedback regardless of consent status; consent governs only research publication, not educational use.</w:t>
-      </w:r>
-    </w:p>
-    <w:p>
-      <w:r>
-        <w:br w:type="page"/>
-      </w:r>
-    </w:p>
-    <w:p>
-      <w:pPr>
-        <w:pStyle w:val="Heading1"/>
-        <w:spacing w:before="480" w:after="240"/>
-      </w:pPr>
-      <w:r>
-        <w:rPr>
-          <w:rFonts w:ascii="Times New Roman" w:cs="Times New Roman" w:eastAsia="Times New Roman" w:hAnsi="Times New Roman"/>
-          <w:sz w:val="24"/>
-          <w:szCs w:val="24"/>
-        </w:rPr>
-        <w:t xml:space="preserve">6. Pilot Operations and Descriptive Statistics</w:t>
-      </w:r>
-    </w:p>
-    <w:p>
-      <w:pPr>
-        <w:spacing w:line="360" w:after="200"/>
-      </w:pPr>
-      <w:r>
-        <w:rPr>
-          <w:rFonts w:ascii="Times New Roman" w:cs="Times New Roman" w:eastAsia="Times New Roman" w:hAnsi="Times New Roman"/>
-          <w:sz w:val="24"/>
-          <w:szCs w:val="24"/>
-        </w:rPr>
-        <w:t xml:space="preserve">This section reports operational statistics from the pre-course assessment window (February 2--9, 2026) as quality assurance context for interpreting the SDM-10 diagnostic findings. These are descriptive operational summaries of assessment administration, not inferential research results. No subgroup comparisons, hypothesis tests, or claims about population parameters are made in this section. Subgroup analyses are deferred to Paper 2, contingent on institutional review board approval for human-subjects research.</w:t>
-      </w:r>
-    </w:p>
-    <w:p>
-      <w:pPr>
-        <w:pStyle w:val="Heading2"/>
-        <w:spacing w:before="360" w:after="180"/>
-      </w:pPr>
-      <w:r>
-        <w:rPr>
-          <w:rFonts w:ascii="Times New Roman" w:cs="Times New Roman" w:eastAsia="Times New Roman" w:hAnsi="Times New Roman"/>
-          <w:sz w:val="24"/>
-          <w:szCs w:val="24"/>
-        </w:rPr>
-        <w:t xml:space="preserve">6.1 Participation and Completion</w:t>
-      </w:r>
-    </w:p>
-    <w:p>
-      <w:pPr>
-        <w:spacing w:line="360" w:after="200"/>
-      </w:pPr>
-      <w:r>
-        <w:rPr>
-          <w:rFonts w:ascii="Times New Roman" w:cs="Times New Roman" w:eastAsia="Times New Roman" w:hAnsi="Times New Roman"/>
-          <w:sz w:val="24"/>
-          <w:szCs w:val="24"/>
-        </w:rPr>
-        <w:t xml:space="preserve">A total of 443 students onboarded onto the platform, of whom 431 submitted completed assessments, yielding a completion rate of 97.3%. Twelve students abandoned the assessment without submission; all abandoned sessions had been idle for more than 45 hours at the time of window closure. All 431 students who submitted the anchor assessment received SDM-10 items. Of these, 300 consented students (84.7%) received the full 10-item module; 54 received between 5 and 9 items due to insufficient high-Need subcategories in their anchor profile (the algorithm could not fill all 10 slots when a student's anchor performance was uniformly strong or weak across subcategories).</w:t>
-      </w:r>
-    </w:p>
-    <w:p>
-      <w:pPr>
-        <w:spacing w:line="360" w:after="200"/>
-      </w:pPr>
-      <w:r>
-        <w:rPr>
-          <w:rFonts w:ascii="Times New Roman" w:cs="Times New Roman" w:eastAsia="Times New Roman" w:hAnsi="Times New Roman"/>
-          <w:b/>
-          <w:bCs/>
-          <w:sz w:val="24"/>
-          <w:szCs w:val="24"/>
-        </w:rPr>
-        <w:t xml:space="preserve">Table 6.0: Counts and Inclusion Rules</w:t>
-      </w:r>
-    </w:p>
-    <w:tbl>
-      <w:tblPr>
-        <w:tblW w:type="dxa" w:w="9360"/>
-        <w:tblBorders>
-          <w:top w:val="single" w:color="CCCCCC" w:sz="1"/>
-          <w:left w:val="single" w:color="CCCCCC" w:sz="1"/>
-          <w:bottom w:val="single" w:color="CCCCCC" w:sz="1"/>
-          <w:right w:val="single" w:color="CCCCCC" w:sz="1"/>
-          <w:insideH w:val="single" w:color="CCCCCC" w:sz="1"/>
-          <w:insideV w:val="single" w:color="CCCCCC" w:sz="1"/>
-        </w:tblBorders>
-        <w:tblLayout w:type="fixed"/>
-        <w:tblCellMar>
-          <w:top w:type="dxa" w:w="60"/>
-          <w:left w:type="dxa" w:w="120"/>
-          <w:bottom w:type="dxa" w:w="60"/>
-          <w:right w:type="dxa" w:w="120"/>
-        </w:tblCellMar>
-      </w:tblPr>
-      <w:tblGrid>
-        <w:gridCol w:w="3120"/>
-        <w:gridCol w:w="3120"/>
-        <w:gridCol w:w="3120"/>
-      </w:tblGrid>
-      <w:tr>
-        <w:trPr>
-          <w:tblHeader/>
-        </w:trPr>
-        <w:tc>
-          <w:tcPr>
-            <w:tcW w:type="dxa" w:w="3120"/>
-            <w:shd w:fill="D5E8F0" w:color="auto" w:val="clear"/>
-            <w:vAlign w:val="center"/>
-          </w:tcPr>
-          <w:p>
-            <w:pPr>
-              <w:jc w:val="center"/>
-            </w:pPr>
-            <w:r>
-              <w:rPr>
-                <w:rFonts w:ascii="Times New Roman" w:cs="Times New Roman" w:eastAsia="Times New Roman" w:hAnsi="Times New Roman"/>
-                <w:b/>
-                <w:bCs/>
-                <w:sz w:val="22"/>
-                <w:szCs w:val="22"/>
-              </w:rPr>
-              <w:t xml:space="preserve">Stage</w:t>
-            </w:r>
-          </w:p>
-        </w:tc>
-        <w:tc>
-          <w:tcPr>
-            <w:tcW w:type="dxa" w:w="3120"/>
-            <w:shd w:fill="D5E8F0" w:color="auto" w:val="clear"/>
-            <w:vAlign w:val="center"/>
-          </w:tcPr>
-          <w:p>
-            <w:pPr>
-              <w:jc w:val="center"/>
-            </w:pPr>
-            <w:r>
-              <w:rPr>
-                <w:rFonts w:ascii="Times New Roman" w:cs="Times New Roman" w:eastAsia="Times New Roman" w:hAnsi="Times New Roman"/>
-                <w:b/>
-                <w:bCs/>
-                <w:sz w:val="22"/>
-                <w:szCs w:val="22"/>
-              </w:rPr>
-              <w:t xml:space="preserve">n</w:t>
-            </w:r>
-          </w:p>
-        </w:tc>
-        <w:tc>
-          <w:tcPr>
-            <w:tcW w:type="dxa" w:w="3120"/>
-            <w:shd w:fill="D5E8F0" w:color="auto" w:val="clear"/>
-            <w:vAlign w:val="center"/>
-          </w:tcPr>
-          <w:p>
-            <w:pPr>
-              <w:jc w:val="center"/>
-            </w:pPr>
-            <w:r>
-              <w:rPr>
-                <w:rFonts w:ascii="Times New Roman" w:cs="Times New Roman" w:eastAsia="Times New Roman" w:hAnsi="Times New Roman"/>
-                <w:b/>
-                <w:bCs/>
-                <w:sz w:val="22"/>
-                <w:szCs w:val="22"/>
-              </w:rPr>
-              <w:t xml:space="preserve">Rule</w:t>
-            </w:r>
-          </w:p>
-        </w:tc>
-      </w:tr>
-      <w:tr>
-        <w:tc>
-          <w:tcPr>
-            <w:tcW w:type="dxa" w:w="3120"/>
-            <w:vAlign w:val="center"/>
-          </w:tcPr>
-          <w:p>
-            <w:pPr>
-              <w:jc w:val="center"/>
-            </w:pPr>
-            <w:r>
-              <w:rPr>
-                <w:rFonts w:ascii="Times New Roman" w:cs="Times New Roman" w:eastAsia="Times New Roman" w:hAnsi="Times New Roman"/>
-                <w:sz w:val="22"/>
-                <w:szCs w:val="22"/>
-              </w:rPr>
-              <w:t xml:space="preserve">Enrolled (onboarded)</w:t>
-            </w:r>
-          </w:p>
-        </w:tc>
-        <w:tc>
-          <w:tcPr>
-            <w:tcW w:type="dxa" w:w="3120"/>
-            <w:vAlign w:val="center"/>
-          </w:tcPr>
-          <w:p>
-            <w:pPr>
-              <w:jc w:val="center"/>
-            </w:pPr>
-            <w:r>
-              <w:rPr>
-                <w:rFonts w:ascii="Times New Roman" w:cs="Times New Roman" w:eastAsia="Times New Roman" w:hAnsi="Times New Roman"/>
-                <w:sz w:val="22"/>
-                <w:szCs w:val="22"/>
-              </w:rPr>
-              <w:t xml:space="preserve">443</w:t>
-            </w:r>
-          </w:p>
-        </w:tc>
-        <w:tc>
-          <w:tcPr>
-            <w:tcW w:type="dxa" w:w="3120"/>
-            <w:vAlign w:val="center"/>
-          </w:tcPr>
-          <w:p>
-            <w:pPr>
-              <w:jc w:val="center"/>
-            </w:pPr>
-            <w:r>
-              <w:rPr>
-                <w:rFonts w:ascii="Times New Roman" w:cs="Times New Roman" w:eastAsia="Times New Roman" w:hAnsi="Times New Roman"/>
-                <w:sz w:val="22"/>
-                <w:szCs w:val="22"/>
-              </w:rPr>
-              <w:t xml:space="preserve">Created platform account with hashed ID</w:t>
-            </w:r>
-          </w:p>
-        </w:tc>
-      </w:tr>
-      <w:tr>
-        <w:tc>
-          <w:tcPr>
-            <w:tcW w:type="dxa" w:w="3120"/>
-            <w:vAlign w:val="center"/>
-          </w:tcPr>
-          <w:p>
-            <w:pPr>
-              <w:jc w:val="center"/>
-            </w:pPr>
-            <w:r>
-              <w:rPr>
-                <w:rFonts w:ascii="Times New Roman" w:cs="Times New Roman" w:eastAsia="Times New Roman" w:hAnsi="Times New Roman"/>
-                <w:sz w:val="22"/>
-                <w:szCs w:val="22"/>
-              </w:rPr>
-              <w:t xml:space="preserve">Completed (submitted)</w:t>
-            </w:r>
-          </w:p>
-        </w:tc>
-        <w:tc>
-          <w:tcPr>
-            <w:tcW w:type="dxa" w:w="3120"/>
-            <w:vAlign w:val="center"/>
-          </w:tcPr>
-          <w:p>
-            <w:pPr>
-              <w:jc w:val="center"/>
-            </w:pPr>
-            <w:r>
-              <w:rPr>
-                <w:rFonts w:ascii="Times New Roman" w:cs="Times New Roman" w:eastAsia="Times New Roman" w:hAnsi="Times New Roman"/>
-                <w:sz w:val="22"/>
-                <w:szCs w:val="22"/>
-              </w:rPr>
-              <w:t xml:space="preserve">431</w:t>
-            </w:r>
-          </w:p>
-        </w:tc>
-        <w:tc>
-          <w:tcPr>
-            <w:tcW w:type="dxa" w:w="3120"/>
-            <w:vAlign w:val="center"/>
-          </w:tcPr>
-          <w:p>
-            <w:pPr>
-              <w:jc w:val="center"/>
-            </w:pPr>
-            <w:r>
-              <w:rPr>
-                <w:rFonts w:ascii="Times New Roman" w:cs="Times New Roman" w:eastAsia="Times New Roman" w:hAnsi="Times New Roman"/>
-                <w:sz w:val="22"/>
-                <w:szCs w:val="22"/>
-              </w:rPr>
-              <w:t xml:space="preserve">Submitted anchor + SDM-10 before window close</w:t>
-            </w:r>
-          </w:p>
-        </w:tc>
-      </w:tr>
-      <w:tr>
-        <w:tc>
-          <w:tcPr>
-            <w:tcW w:type="dxa" w:w="3120"/>
-            <w:vAlign w:val="center"/>
-          </w:tcPr>
-          <w:p>
-            <w:pPr>
-              <w:jc w:val="center"/>
-            </w:pPr>
-            <w:r>
-              <w:rPr>
-                <w:rFonts w:ascii="Times New Roman" w:cs="Times New Roman" w:eastAsia="Times New Roman" w:hAnsi="Times New Roman"/>
-                <w:sz w:val="22"/>
-                <w:szCs w:val="22"/>
-              </w:rPr>
-              <w:t xml:space="preserve">Abandoned</w:t>
-            </w:r>
-          </w:p>
-        </w:tc>
-        <w:tc>
-          <w:tcPr>
-            <w:tcW w:type="dxa" w:w="3120"/>
-            <w:vAlign w:val="center"/>
-          </w:tcPr>
-          <w:p>
-            <w:pPr>
-              <w:jc w:val="center"/>
-            </w:pPr>
-            <w:r>
-              <w:rPr>
-                <w:rFonts w:ascii="Times New Roman" w:cs="Times New Roman" w:eastAsia="Times New Roman" w:hAnsi="Times New Roman"/>
-                <w:sz w:val="22"/>
-                <w:szCs w:val="22"/>
-              </w:rPr>
-              <w:t xml:space="preserve">12</w:t>
-            </w:r>
-          </w:p>
-        </w:tc>
-        <w:tc>
-          <w:tcPr>
-            <w:tcW w:type="dxa" w:w="3120"/>
-            <w:vAlign w:val="center"/>
-          </w:tcPr>
-          <w:p>
-            <w:pPr>
-              <w:jc w:val="center"/>
-            </w:pPr>
-            <w:r>
-              <w:rPr>
-                <w:rFonts w:ascii="Times New Roman" w:cs="Times New Roman" w:eastAsia="Times New Roman" w:hAnsi="Times New Roman"/>
-                <w:sz w:val="22"/>
-                <w:szCs w:val="22"/>
-              </w:rPr>
-              <w:t xml:space="preserve">Onboarded but did not submit; idle &gt; 45 hours</w:t>
-            </w:r>
-          </w:p>
-        </w:tc>
-      </w:tr>
-      <w:tr>
-        <w:tc>
-          <w:tcPr>
-            <w:tcW w:type="dxa" w:w="3120"/>
-            <w:vAlign w:val="center"/>
-          </w:tcPr>
-          <w:p>
-            <w:pPr>
-              <w:jc w:val="center"/>
-            </w:pPr>
-            <w:r>
-              <w:rPr>
-                <w:rFonts w:ascii="Times New Roman" w:cs="Times New Roman" w:eastAsia="Times New Roman" w:hAnsi="Times New Roman"/>
-                <w:sz w:val="22"/>
-                <w:szCs w:val="22"/>
-              </w:rPr>
-              <w:t xml:space="preserve">Consented (research)</w:t>
-            </w:r>
-          </w:p>
-        </w:tc>
-        <w:tc>
-          <w:tcPr>
-            <w:tcW w:type="dxa" w:w="3120"/>
-            <w:vAlign w:val="center"/>
-          </w:tcPr>
-          <w:p>
-            <w:pPr>
-              <w:jc w:val="center"/>
-            </w:pPr>
-            <w:r>
-              <w:rPr>
-                <w:rFonts w:ascii="Times New Roman" w:cs="Times New Roman" w:eastAsia="Times New Roman" w:hAnsi="Times New Roman"/>
-                <w:sz w:val="22"/>
-                <w:szCs w:val="22"/>
-              </w:rPr>
-              <w:t xml:space="preserve">354</w:t>
-            </w:r>
-          </w:p>
-        </w:tc>
-        <w:tc>
-          <w:tcPr>
-            <w:tcW w:type="dxa" w:w="3120"/>
-            <w:vAlign w:val="center"/>
-          </w:tcPr>
-          <w:p>
-            <w:pPr>
-              <w:jc w:val="center"/>
-            </w:pPr>
-            <w:r>
-              <w:rPr>
-                <w:rFonts w:ascii="Times New Roman" w:cs="Times New Roman" w:eastAsia="Times New Roman" w:hAnsi="Times New Roman"/>
-                <w:sz w:val="22"/>
-                <w:szCs w:val="22"/>
-              </w:rPr>
-              <w:t xml:space="preserve">Affirmative "Yes" on research consent screen</w:t>
-            </w:r>
-          </w:p>
-        </w:tc>
-      </w:tr>
-      <w:tr>
-        <w:tc>
-          <w:tcPr>
-            <w:tcW w:type="dxa" w:w="3120"/>
-            <w:vAlign w:val="center"/>
-          </w:tcPr>
-          <w:p>
-            <w:pPr>
-              <w:jc w:val="center"/>
-            </w:pPr>
-            <w:r>
-              <w:rPr>
-                <w:rFonts w:ascii="Times New Roman" w:cs="Times New Roman" w:eastAsia="Times New Roman" w:hAnsi="Times New Roman"/>
-                <w:sz w:val="22"/>
-                <w:szCs w:val="22"/>
-              </w:rPr>
-              <w:t xml:space="preserve">Declined</w:t>
-            </w:r>
-          </w:p>
-        </w:tc>
-        <w:tc>
-          <w:tcPr>
-            <w:tcW w:type="dxa" w:w="3120"/>
-            <w:vAlign w:val="center"/>
-          </w:tcPr>
-          <w:p>
-            <w:pPr>
-              <w:jc w:val="center"/>
-            </w:pPr>
-            <w:r>
-              <w:rPr>
-                <w:rFonts w:ascii="Times New Roman" w:cs="Times New Roman" w:eastAsia="Times New Roman" w:hAnsi="Times New Roman"/>
-                <w:sz w:val="22"/>
-                <w:szCs w:val="22"/>
-              </w:rPr>
-              <w:t xml:space="preserve">0</w:t>
-            </w:r>
-          </w:p>
-        </w:tc>
-        <w:tc>
-          <w:tcPr>
-            <w:tcW w:type="dxa" w:w="3120"/>
-            <w:vAlign w:val="center"/>
-          </w:tcPr>
-          <w:p>
-            <w:pPr>
-              <w:jc w:val="center"/>
-            </w:pPr>
-            <w:r>
-              <w:rPr>
-                <w:rFonts w:ascii="Times New Roman" w:cs="Times New Roman" w:eastAsia="Times New Roman" w:hAnsi="Times New Roman"/>
-                <w:sz w:val="22"/>
-                <w:szCs w:val="22"/>
-              </w:rPr>
-              <w:t xml:space="preserve">Explicit "No" on research consent screen</w:t>
-            </w:r>
-          </w:p>
-        </w:tc>
-      </w:tr>
-      <w:tr>
-        <w:tc>
-          <w:tcPr>
-            <w:tcW w:type="dxa" w:w="3120"/>
-            <w:vAlign w:val="center"/>
-          </w:tcPr>
-          <w:p>
-            <w:pPr>
-              <w:jc w:val="center"/>
-            </w:pPr>
-            <w:r>
-              <w:rPr>
-                <w:rFonts w:ascii="Times New Roman" w:cs="Times New Roman" w:eastAsia="Times New Roman" w:hAnsi="Times New Roman"/>
-                <w:sz w:val="22"/>
-                <w:szCs w:val="22"/>
-              </w:rPr>
-              <w:t xml:space="preserve">NULL consent</w:t>
-            </w:r>
-          </w:p>
-        </w:tc>
-        <w:tc>
-          <w:tcPr>
-            <w:tcW w:type="dxa" w:w="3120"/>
-            <w:vAlign w:val="center"/>
-          </w:tcPr>
-          <w:p>
-            <w:pPr>
-              <w:jc w:val="center"/>
-            </w:pPr>
-            <w:r>
-              <w:rPr>
-                <w:rFonts w:ascii="Times New Roman" w:cs="Times New Roman" w:eastAsia="Times New Roman" w:hAnsi="Times New Roman"/>
-                <w:sz w:val="22"/>
-                <w:szCs w:val="22"/>
-              </w:rPr>
-              <w:t xml:space="preserve">77</w:t>
-            </w:r>
-          </w:p>
-        </w:tc>
-        <w:tc>
-          <w:tcPr>
-            <w:tcW w:type="dxa" w:w="3120"/>
-            <w:vAlign w:val="center"/>
-          </w:tcPr>
-          <w:p>
-            <w:pPr>
-              <w:jc w:val="center"/>
-            </w:pPr>
-            <w:r>
-              <w:rPr>
-                <w:rFonts w:ascii="Times New Roman" w:cs="Times New Roman" w:eastAsia="Times New Roman" w:hAnsi="Times New Roman"/>
-                <w:sz w:val="22"/>
-                <w:szCs w:val="22"/>
-              </w:rPr>
-              <w:t xml:space="preserve">Completed before consent screen deployed; treated as non-consented</w:t>
-            </w:r>
-          </w:p>
-        </w:tc>
-      </w:tr>
-      <w:tr>
-        <w:tc>
-          <w:tcPr>
-            <w:tcW w:type="dxa" w:w="3120"/>
-            <w:vAlign w:val="center"/>
-          </w:tcPr>
-          <w:p>
-            <w:pPr>
-              <w:jc w:val="center"/>
-            </w:pPr>
-            <w:r>
-              <w:rPr>
-                <w:rFonts w:ascii="Times New Roman" w:cs="Times New Roman" w:eastAsia="Times New Roman" w:hAnsi="Times New Roman"/>
-                <w:sz w:val="22"/>
-                <w:szCs w:val="22"/>
-              </w:rPr>
-              <w:t xml:space="preserve">Withdrawn</w:t>
-            </w:r>
-          </w:p>
-        </w:tc>
-        <w:tc>
-          <w:tcPr>
-            <w:tcW w:type="dxa" w:w="3120"/>
-            <w:vAlign w:val="center"/>
-          </w:tcPr>
-          <w:p>
-            <w:pPr>
-              <w:jc w:val="center"/>
-            </w:pPr>
-            <w:r>
-              <w:rPr>
-                <w:rFonts w:ascii="Times New Roman" w:cs="Times New Roman" w:eastAsia="Times New Roman" w:hAnsi="Times New Roman"/>
-                <w:sz w:val="22"/>
-                <w:szCs w:val="22"/>
-              </w:rPr>
-              <w:t xml:space="preserve">0</w:t>
-            </w:r>
-          </w:p>
-        </w:tc>
-        <w:tc>
-          <w:tcPr>
-            <w:tcW w:type="dxa" w:w="3120"/>
-            <w:vAlign w:val="center"/>
-          </w:tcPr>
-          <w:p>
-            <w:pPr>
-              <w:jc w:val="center"/>
-            </w:pPr>
-            <w:r>
-              <w:rPr>
-                <w:rFonts w:ascii="Times New Roman" w:cs="Times New Roman" w:eastAsia="Times New Roman" w:hAnsi="Times New Roman"/>
-                <w:sz w:val="22"/>
-                <w:szCs w:val="22"/>
-              </w:rPr>
-              <w:t xml:space="preserve">No withdrawals received during the study period</w:t>
-            </w:r>
-          </w:p>
-        </w:tc>
-      </w:tr>
-      <w:tr>
-        <w:tc>
-          <w:tcPr>
-            <w:tcW w:type="dxa" w:w="3120"/>
-            <w:vAlign w:val="center"/>
-          </w:tcPr>
-          <w:p>
-            <w:pPr>
-              <w:jc w:val="center"/>
-            </w:pPr>
-            <w:r>
-              <w:rPr>
-                <w:rFonts w:ascii="Times New Roman" w:cs="Times New Roman" w:eastAsia="Times New Roman" w:hAnsi="Times New Roman"/>
-                <w:b/>
-                <w:bCs/>
-                <w:sz w:val="22"/>
-                <w:szCs w:val="22"/>
-              </w:rPr>
-              <w:t xml:space="preserve">Research-consented analysis set</w:t>
-            </w:r>
-          </w:p>
-        </w:tc>
-        <w:tc>
-          <w:tcPr>
-            <w:tcW w:type="dxa" w:w="3120"/>
-            <w:vAlign w:val="center"/>
-          </w:tcPr>
-          <w:p>
-            <w:pPr>
-              <w:jc w:val="center"/>
-            </w:pPr>
-            <w:r>
-              <w:rPr>
-                <w:rFonts w:ascii="Times New Roman" w:cs="Times New Roman" w:eastAsia="Times New Roman" w:hAnsi="Times New Roman"/>
-                <w:b/>
-                <w:bCs/>
-                <w:sz w:val="22"/>
-                <w:szCs w:val="22"/>
-              </w:rPr>
-              <w:t xml:space="preserve">354</w:t>
-            </w:r>
-          </w:p>
-        </w:tc>
-        <w:tc>
-          <w:tcPr>
-            <w:tcW w:type="dxa" w:w="3120"/>
-            <w:vAlign w:val="center"/>
-          </w:tcPr>
-          <w:p>
-            <w:pPr>
-              <w:jc w:val="center"/>
-            </w:pPr>
-            <w:r>
-              <w:rPr>
-                <w:rFonts w:ascii="Times New Roman" w:cs="Times New Roman" w:eastAsia="Times New Roman" w:hAnsi="Times New Roman"/>
-                <w:b/>
-                <w:bCs/>
-                <w:sz w:val="22"/>
-                <w:szCs w:val="22"/>
-              </w:rPr>
-              <w:t xml:space="preserve">Inclusion rule: research_consent = true AND submitted_at IS NOT NULL</w:t>
-            </w:r>
-          </w:p>
-        </w:tc>
-      </w:tr>
-    </w:tbl>
-    <w:p>
-      <w:pPr>
-        <w:spacing w:after="200"/>
-      </w:pPr>
-    </w:p>
-    <w:p>
-      <w:pPr>
-        <w:spacing w:line="360" w:after="200"/>
-      </w:pPr>
-      <w:r>
-        <w:rPr>
-          <w:rFonts w:ascii="Times New Roman" w:cs="Times New Roman" w:eastAsia="Times New Roman" w:hAnsi="Times New Roman"/>
-          <w:sz w:val="24"/>
-          <w:szCs w:val="24"/>
-        </w:rPr>
-        <w:t xml:space="preserve">All tables and statistics in Sections 4 and 6 use the research-consented set (n = 354) unless explicitly noted otherwise. Instructional feedback is delivered to all 431 submitters regardless of consent status.</w:t>
-      </w:r>
-    </w:p>
-    <w:p>
-      <w:pPr>
-        <w:spacing w:line="360" w:after="200"/>
-      </w:pPr>
-      <w:r>
-        <w:rPr>
-          <w:rFonts w:ascii="Times New Roman" w:cs="Times New Roman" w:eastAsia="Times New Roman" w:hAnsi="Times New Roman"/>
-          <w:sz w:val="24"/>
-          <w:szCs w:val="24"/>
-        </w:rPr>
-        <w:t xml:space="preserve">The following demographic summary describes the composition of the consented sample for operational context only. No subgroup performance comparisons are reported in Paper 1.</w:t>
-      </w:r>
-    </w:p>
-    <w:p>
-      <w:pPr>
-        <w:spacing w:line="360" w:after="200"/>
-      </w:pPr>
-      <w:r>
-        <w:rPr>
-          <w:rFonts w:ascii="Times New Roman" w:cs="Times New Roman" w:eastAsia="Times New Roman" w:hAnsi="Times New Roman"/>
-          <w:b/>
-          <w:bCs/>
-          <w:sz w:val="24"/>
-          <w:szCs w:val="24"/>
-        </w:rPr>
-        <w:t xml:space="preserve">Table 6.1: Sample Demographics (Consented, n = 354)</w:t>
-      </w:r>
-    </w:p>
-    <w:tbl>
-      <w:tblPr>
-        <w:tblW w:type="dxa" w:w="9360"/>
-        <w:tblBorders>
-          <w:top w:val="single" w:color="CCCCCC" w:sz="1"/>
-          <w:left w:val="single" w:color="CCCCCC" w:sz="1"/>
-          <w:bottom w:val="single" w:color="CCCCCC" w:sz="1"/>
-          <w:right w:val="single" w:color="CCCCCC" w:sz="1"/>
-          <w:insideH w:val="single" w:color="CCCCCC" w:sz="1"/>
-          <w:insideV w:val="single" w:color="CCCCCC" w:sz="1"/>
-        </w:tblBorders>
-        <w:tblLayout w:type="fixed"/>
-        <w:tblCellMar>
-          <w:top w:type="dxa" w:w="60"/>
-          <w:left w:type="dxa" w:w="120"/>
-          <w:bottom w:type="dxa" w:w="60"/>
-          <w:right w:type="dxa" w:w="120"/>
-        </w:tblCellMar>
-      </w:tblPr>
-      <w:tblGrid>
-        <w:gridCol w:w="3120"/>
-        <w:gridCol w:w="3120"/>
-        <w:gridCol w:w="3120"/>
-      </w:tblGrid>
-      <w:tr>
-        <w:trPr>
-          <w:tblHeader/>
-        </w:trPr>
-        <w:tc>
-          <w:tcPr>
-            <w:tcW w:type="dxa" w:w="3120"/>
-            <w:shd w:fill="D5E8F0" w:color="auto" w:val="clear"/>
-            <w:vAlign w:val="center"/>
-          </w:tcPr>
-          <w:p>
-            <w:pPr>
-              <w:jc w:val="center"/>
-            </w:pPr>
-            <w:r>
-              <w:rPr>
-                <w:rFonts w:ascii="Times New Roman" w:cs="Times New Roman" w:eastAsia="Times New Roman" w:hAnsi="Times New Roman"/>
-                <w:b/>
-                <w:bCs/>
-                <w:sz w:val="22"/>
-                <w:szCs w:val="22"/>
-              </w:rPr>
-              <w:t xml:space="preserve">Characteristic</w:t>
-            </w:r>
-          </w:p>
-        </w:tc>
-        <w:tc>
-          <w:tcPr>
-            <w:tcW w:type="dxa" w:w="3120"/>
-            <w:shd w:fill="D5E8F0" w:color="auto" w:val="clear"/>
-            <w:vAlign w:val="center"/>
-          </w:tcPr>
-          <w:p>
-            <w:pPr>
-              <w:jc w:val="center"/>
-            </w:pPr>
-            <w:r>
-              <w:rPr>
-                <w:rFonts w:ascii="Times New Roman" w:cs="Times New Roman" w:eastAsia="Times New Roman" w:hAnsi="Times New Roman"/>
-                <w:b/>
-                <w:bCs/>
-                <w:sz w:val="22"/>
-                <w:szCs w:val="22"/>
-              </w:rPr>
-              <w:t xml:space="preserve">n</w:t>
-            </w:r>
-          </w:p>
-        </w:tc>
-        <w:tc>
-          <w:tcPr>
-            <w:tcW w:type="dxa" w:w="3120"/>
-            <w:shd w:fill="D5E8F0" w:color="auto" w:val="clear"/>
-            <w:vAlign w:val="center"/>
-          </w:tcPr>
-          <w:p>
-            <w:pPr>
-              <w:jc w:val="center"/>
-            </w:pPr>
-            <w:r>
-              <w:rPr>
-                <w:rFonts w:ascii="Times New Roman" w:cs="Times New Roman" w:eastAsia="Times New Roman" w:hAnsi="Times New Roman"/>
-                <w:b/>
-                <w:bCs/>
-                <w:sz w:val="22"/>
-                <w:szCs w:val="22"/>
-              </w:rPr>
-              <w:t xml:space="preserve">%</w:t>
-            </w:r>
-          </w:p>
-        </w:tc>
-      </w:tr>
-      <w:tr>
-        <w:tc>
-          <w:tcPr>
-            <w:tcW w:type="dxa" w:w="3120"/>
-            <w:vAlign w:val="center"/>
-          </w:tcPr>
-          <w:p>
-            <w:pPr>
-              <w:jc w:val="center"/>
-            </w:pPr>
-            <w:r>
-              <w:rPr>
-                <w:rFonts w:ascii="Times New Roman" w:cs="Times New Roman" w:eastAsia="Times New Roman" w:hAnsi="Times New Roman"/>
-                <w:sz w:val="22"/>
-                <w:szCs w:val="22"/>
-              </w:rPr>
-              <w:t xml:space="preserve">Female</w:t>
-            </w:r>
-          </w:p>
-        </w:tc>
-        <w:tc>
-          <w:tcPr>
-            <w:tcW w:type="dxa" w:w="3120"/>
-            <w:vAlign w:val="center"/>
-          </w:tcPr>
-          <w:p>
-            <w:pPr>
-              <w:jc w:val="center"/>
-            </w:pPr>
-            <w:r>
-              <w:rPr>
-                <w:rFonts w:ascii="Times New Roman" w:cs="Times New Roman" w:eastAsia="Times New Roman" w:hAnsi="Times New Roman"/>
-                <w:sz w:val="22"/>
-                <w:szCs w:val="22"/>
-              </w:rPr>
-              <w:t xml:space="preserve">213</w:t>
-            </w:r>
-          </w:p>
-        </w:tc>
-        <w:tc>
-          <w:tcPr>
-            <w:tcW w:type="dxa" w:w="3120"/>
-            <w:vAlign w:val="center"/>
-          </w:tcPr>
-          <w:p>
-            <w:pPr>
-              <w:jc w:val="center"/>
-            </w:pPr>
-            <w:r>
-              <w:rPr>
-                <w:rFonts w:ascii="Times New Roman" w:cs="Times New Roman" w:eastAsia="Times New Roman" w:hAnsi="Times New Roman"/>
-                <w:sz w:val="22"/>
-                <w:szCs w:val="22"/>
-              </w:rPr>
-              <w:t xml:space="preserve">60.2%</w:t>
-            </w:r>
-          </w:p>
-        </w:tc>
-      </w:tr>
-      <w:tr>
-        <w:tc>
-          <w:tcPr>
-            <w:tcW w:type="dxa" w:w="3120"/>
-            <w:vAlign w:val="center"/>
-          </w:tcPr>
-          <w:p>
-            <w:pPr>
-              <w:jc w:val="center"/>
-            </w:pPr>
-            <w:r>
-              <w:rPr>
-                <w:rFonts w:ascii="Times New Roman" w:cs="Times New Roman" w:eastAsia="Times New Roman" w:hAnsi="Times New Roman"/>
-                <w:sz w:val="22"/>
-                <w:szCs w:val="22"/>
-              </w:rPr>
-              <w:t xml:space="preserve">Male</w:t>
-            </w:r>
-          </w:p>
-        </w:tc>
-        <w:tc>
-          <w:tcPr>
-            <w:tcW w:type="dxa" w:w="3120"/>
-            <w:vAlign w:val="center"/>
-          </w:tcPr>
-          <w:p>
-            <w:pPr>
-              <w:jc w:val="center"/>
-            </w:pPr>
-            <w:r>
-              <w:rPr>
-                <w:rFonts w:ascii="Times New Roman" w:cs="Times New Roman" w:eastAsia="Times New Roman" w:hAnsi="Times New Roman"/>
-                <w:sz w:val="22"/>
-                <w:szCs w:val="22"/>
-              </w:rPr>
-              <w:t xml:space="preserve">139</w:t>
-            </w:r>
-          </w:p>
-        </w:tc>
-        <w:tc>
-          <w:tcPr>
-            <w:tcW w:type="dxa" w:w="3120"/>
-            <w:vAlign w:val="center"/>
-          </w:tcPr>
-          <w:p>
-            <w:pPr>
-              <w:jc w:val="center"/>
-            </w:pPr>
-            <w:r>
-              <w:rPr>
-                <w:rFonts w:ascii="Times New Roman" w:cs="Times New Roman" w:eastAsia="Times New Roman" w:hAnsi="Times New Roman"/>
-                <w:sz w:val="22"/>
-                <w:szCs w:val="22"/>
-              </w:rPr>
-              <w:t xml:space="preserve">39.3%</w:t>
-            </w:r>
-          </w:p>
-        </w:tc>
-      </w:tr>
-      <w:tr>
-        <w:tc>
-          <w:tcPr>
-            <w:tcW w:type="dxa" w:w="3120"/>
-            <w:vAlign w:val="center"/>
-          </w:tcPr>
-          <w:p>
-            <w:pPr>
-              <w:jc w:val="center"/>
-            </w:pPr>
-            <w:r>
-              <w:rPr>
-                <w:rFonts w:ascii="Times New Roman" w:cs="Times New Roman" w:eastAsia="Times New Roman" w:hAnsi="Times New Roman"/>
-                <w:sz w:val="22"/>
-                <w:szCs w:val="22"/>
-              </w:rPr>
-              <w:t xml:space="preserve">Prefer not to say</w:t>
-            </w:r>
-          </w:p>
-        </w:tc>
-        <w:tc>
-          <w:tcPr>
-            <w:tcW w:type="dxa" w:w="3120"/>
-            <w:vAlign w:val="center"/>
-          </w:tcPr>
-          <w:p>
-            <w:pPr>
-              <w:jc w:val="center"/>
-            </w:pPr>
-            <w:r>
-              <w:rPr>
-                <w:rFonts w:ascii="Times New Roman" w:cs="Times New Roman" w:eastAsia="Times New Roman" w:hAnsi="Times New Roman"/>
-                <w:sz w:val="22"/>
-                <w:szCs w:val="22"/>
-              </w:rPr>
-              <w:t xml:space="preserve">2</w:t>
-            </w:r>
-          </w:p>
-        </w:tc>
-        <w:tc>
-          <w:tcPr>
-            <w:tcW w:type="dxa" w:w="3120"/>
-            <w:vAlign w:val="center"/>
-          </w:tcPr>
-          <w:p>
-            <w:pPr>
-              <w:jc w:val="center"/>
-            </w:pPr>
-            <w:r>
-              <w:rPr>
-                <w:rFonts w:ascii="Times New Roman" w:cs="Times New Roman" w:eastAsia="Times New Roman" w:hAnsi="Times New Roman"/>
-                <w:sz w:val="22"/>
-                <w:szCs w:val="22"/>
-              </w:rPr>
-              <w:t xml:space="preserve">0.6%</w:t>
-            </w:r>
-          </w:p>
-        </w:tc>
-      </w:tr>
-      <w:tr>
-        <w:tc>
-          <w:tcPr>
-            <w:tcW w:type="dxa" w:w="3120"/>
-            <w:vAlign w:val="center"/>
-          </w:tcPr>
-          <w:p>
-            <w:pPr>
-              <w:jc w:val="center"/>
-            </w:pPr>
-            <w:r>
-              <w:rPr>
-                <w:rFonts w:ascii="Times New Roman" w:cs="Times New Roman" w:eastAsia="Times New Roman" w:hAnsi="Times New Roman"/>
-                <w:sz w:val="22"/>
-                <w:szCs w:val="22"/>
-              </w:rPr>
-              <w:t xml:space="preserve">English first language</w:t>
-            </w:r>
-          </w:p>
-        </w:tc>
-        <w:tc>
-          <w:tcPr>
-            <w:tcW w:type="dxa" w:w="3120"/>
-            <w:vAlign w:val="center"/>
-          </w:tcPr>
-          <w:p>
-            <w:pPr>
-              <w:jc w:val="center"/>
-            </w:pPr>
-            <w:r>
-              <w:rPr>
-                <w:rFonts w:ascii="Times New Roman" w:cs="Times New Roman" w:eastAsia="Times New Roman" w:hAnsi="Times New Roman"/>
-                <w:sz w:val="22"/>
-                <w:szCs w:val="22"/>
-              </w:rPr>
-              <w:t xml:space="preserve">278</w:t>
-            </w:r>
-          </w:p>
-        </w:tc>
-        <w:tc>
-          <w:tcPr>
-            <w:tcW w:type="dxa" w:w="3120"/>
-            <w:vAlign w:val="center"/>
-          </w:tcPr>
-          <w:p>
-            <w:pPr>
-              <w:jc w:val="center"/>
-            </w:pPr>
-            <w:r>
-              <w:rPr>
-                <w:rFonts w:ascii="Times New Roman" w:cs="Times New Roman" w:eastAsia="Times New Roman" w:hAnsi="Times New Roman"/>
-                <w:sz w:val="22"/>
-                <w:szCs w:val="22"/>
-              </w:rPr>
-              <w:t xml:space="preserve">78.5%</w:t>
-            </w:r>
-          </w:p>
-        </w:tc>
-      </w:tr>
-      <w:tr>
-        <w:tc>
-          <w:tcPr>
-            <w:tcW w:type="dxa" w:w="3120"/>
-            <w:vAlign w:val="center"/>
-          </w:tcPr>
-          <w:p>
-            <w:pPr>
-              <w:jc w:val="center"/>
-            </w:pPr>
-            <w:r>
-              <w:rPr>
-                <w:rFonts w:ascii="Times New Roman" w:cs="Times New Roman" w:eastAsia="Times New Roman" w:hAnsi="Times New Roman"/>
-                <w:sz w:val="22"/>
-                <w:szCs w:val="22"/>
-              </w:rPr>
-              <w:t xml:space="preserve">Spanish first language</w:t>
-            </w:r>
-          </w:p>
-        </w:tc>
-        <w:tc>
-          <w:tcPr>
-            <w:tcW w:type="dxa" w:w="3120"/>
-            <w:vAlign w:val="center"/>
-          </w:tcPr>
-          <w:p>
-            <w:pPr>
-              <w:jc w:val="center"/>
-            </w:pPr>
-            <w:r>
-              <w:rPr>
-                <w:rFonts w:ascii="Times New Roman" w:cs="Times New Roman" w:eastAsia="Times New Roman" w:hAnsi="Times New Roman"/>
-                <w:sz w:val="22"/>
-                <w:szCs w:val="22"/>
-              </w:rPr>
-              <w:t xml:space="preserve">44</w:t>
-            </w:r>
-          </w:p>
-        </w:tc>
-        <w:tc>
-          <w:tcPr>
-            <w:tcW w:type="dxa" w:w="3120"/>
-            <w:vAlign w:val="center"/>
-          </w:tcPr>
-          <w:p>
-            <w:pPr>
-              <w:jc w:val="center"/>
-            </w:pPr>
-            <w:r>
-              <w:rPr>
-                <w:rFonts w:ascii="Times New Roman" w:cs="Times New Roman" w:eastAsia="Times New Roman" w:hAnsi="Times New Roman"/>
-                <w:sz w:val="22"/>
-                <w:szCs w:val="22"/>
-              </w:rPr>
-              <w:t xml:space="preserve">12.4%</w:t>
-            </w:r>
-          </w:p>
-        </w:tc>
-      </w:tr>
-      <w:tr>
-        <w:tc>
-          <w:tcPr>
-            <w:tcW w:type="dxa" w:w="3120"/>
-            <w:vAlign w:val="center"/>
-          </w:tcPr>
-          <w:p>
-            <w:pPr>
-              <w:jc w:val="center"/>
-            </w:pPr>
-            <w:r>
-              <w:rPr>
-                <w:rFonts w:ascii="Times New Roman" w:cs="Times New Roman" w:eastAsia="Times New Roman" w:hAnsi="Times New Roman"/>
-                <w:sz w:val="22"/>
-                <w:szCs w:val="22"/>
-              </w:rPr>
-              <w:t xml:space="preserve">Other languages</w:t>
-            </w:r>
-          </w:p>
-        </w:tc>
-        <w:tc>
-          <w:tcPr>
-            <w:tcW w:type="dxa" w:w="3120"/>
-            <w:vAlign w:val="center"/>
-          </w:tcPr>
-          <w:p>
-            <w:pPr>
-              <w:jc w:val="center"/>
-            </w:pPr>
-            <w:r>
-              <w:rPr>
-                <w:rFonts w:ascii="Times New Roman" w:cs="Times New Roman" w:eastAsia="Times New Roman" w:hAnsi="Times New Roman"/>
-                <w:sz w:val="22"/>
-                <w:szCs w:val="22"/>
-              </w:rPr>
-              <w:t xml:space="preserve">32</w:t>
-            </w:r>
-          </w:p>
-        </w:tc>
-        <w:tc>
-          <w:tcPr>
-            <w:tcW w:type="dxa" w:w="3120"/>
-            <w:vAlign w:val="center"/>
-          </w:tcPr>
-          <w:p>
-            <w:pPr>
-              <w:jc w:val="center"/>
-            </w:pPr>
-            <w:r>
-              <w:rPr>
-                <w:rFonts w:ascii="Times New Roman" w:cs="Times New Roman" w:eastAsia="Times New Roman" w:hAnsi="Times New Roman"/>
-                <w:sz w:val="22"/>
-                <w:szCs w:val="22"/>
-              </w:rPr>
-              <w:t xml:space="preserve">9.0%</w:t>
-            </w:r>
-          </w:p>
-        </w:tc>
-      </w:tr>
-    </w:tbl>
-    <w:p>
-      <w:pPr>
-        <w:spacing w:after="200"/>
-      </w:pPr>
-    </w:p>
-    <w:p>
-      <w:pPr>
-        <w:pStyle w:val="Heading2"/>
-        <w:spacing w:before="360" w:after="180"/>
-      </w:pPr>
-      <w:r>
-        <w:rPr>
-          <w:rFonts w:ascii="Times New Roman" w:cs="Times New Roman" w:eastAsia="Times New Roman" w:hAnsi="Times New Roman"/>
-          <w:sz w:val="24"/>
-          <w:szCs w:val="24"/>
-        </w:rPr>
-        <w:t xml:space="preserve">6.2 Anchor Score Context</w:t>
-      </w:r>
-    </w:p>
-    <w:p>
-      <w:pPr>
-        <w:spacing w:line="360" w:after="200"/>
-      </w:pPr>
-      <w:r>
-        <w:rPr>
-          <w:rFonts w:ascii="Times New Roman" w:cs="Times New Roman" w:eastAsia="Times New Roman" w:hAnsi="Times New Roman"/>
-          <w:sz w:val="24"/>
-          <w:szCs w:val="24"/>
-        </w:rPr>
-        <w:t xml:space="preserve">The following score summaries provide operational context for interpreting SDM-10 diagnostic patterns. They are not inferential claims about population-level financial literacy.</w:t>
-      </w:r>
-    </w:p>
-    <w:p>
-      <w:pPr>
-        <w:spacing w:line="360" w:after="200"/>
-      </w:pPr>
-      <w:r>
-        <w:rPr>
-          <w:rFonts w:ascii="Times New Roman" w:cs="Times New Roman" w:eastAsia="Times New Roman" w:hAnsi="Times New Roman"/>
-          <w:sz w:val="24"/>
-          <w:szCs w:val="24"/>
-        </w:rPr>
-        <w:t xml:space="preserve">For the consented subset (n = 354), the mean anchor score was 67.0% (SD = 17.9%, median = 69.2%) across 26 scored knowledge items. Domain-level means were:</w:t>
-      </w:r>
-    </w:p>
-    <w:p>
-      <w:pPr>
-        <w:spacing w:line="360" w:after="200"/>
-      </w:pPr>
-      <w:r>
-        <w:rPr>
-          <w:rFonts w:ascii="Times New Roman" w:cs="Times New Roman" w:eastAsia="Times New Roman" w:hAnsi="Times New Roman"/>
-          <w:b/>
-          <w:bCs/>
-          <w:sz w:val="24"/>
-          <w:szCs w:val="24"/>
-        </w:rPr>
-        <w:t xml:space="preserve">Table 6.2: Mean Accuracy by Domain (Consented, n = 354)</w:t>
-      </w:r>
-    </w:p>
-    <w:tbl>
-      <w:tblPr>
-        <w:tblW w:type="dxa" w:w="9360"/>
-        <w:tblBorders>
-          <w:top w:val="single" w:color="CCCCCC" w:sz="1"/>
-          <w:left w:val="single" w:color="CCCCCC" w:sz="1"/>
-          <w:bottom w:val="single" w:color="CCCCCC" w:sz="1"/>
-          <w:right w:val="single" w:color="CCCCCC" w:sz="1"/>
-          <w:insideH w:val="single" w:color="CCCCCC" w:sz="1"/>
-          <w:insideV w:val="single" w:color="CCCCCC" w:sz="1"/>
-        </w:tblBorders>
-        <w:tblLayout w:type="fixed"/>
-        <w:tblCellMar>
-          <w:top w:type="dxa" w:w="60"/>
-          <w:left w:type="dxa" w:w="120"/>
-          <w:bottom w:type="dxa" w:w="60"/>
-          <w:right w:type="dxa" w:w="120"/>
-        </w:tblCellMar>
-      </w:tblPr>
-      <w:tblGrid>
-        <w:gridCol w:w="3120"/>
-        <w:gridCol w:w="3120"/>
-        <w:gridCol w:w="3120"/>
-      </w:tblGrid>
-      <w:tr>
-        <w:trPr>
-          <w:tblHeader/>
-        </w:trPr>
-        <w:tc>
-          <w:tcPr>
-            <w:tcW w:type="dxa" w:w="3120"/>
-            <w:shd w:fill="D5E8F0" w:color="auto" w:val="clear"/>
-            <w:vAlign w:val="center"/>
-          </w:tcPr>
-          <w:p>
-            <w:pPr>
-              <w:jc w:val="center"/>
-            </w:pPr>
-            <w:r>
-              <w:rPr>
-                <w:rFonts w:ascii="Times New Roman" w:cs="Times New Roman" w:eastAsia="Times New Roman" w:hAnsi="Times New Roman"/>
-                <w:b/>
-                <w:bCs/>
-                <w:sz w:val="22"/>
-                <w:szCs w:val="22"/>
-              </w:rPr>
-              <w:t xml:space="preserve">Domain</w:t>
-            </w:r>
-          </w:p>
-        </w:tc>
-        <w:tc>
-          <w:tcPr>
-            <w:tcW w:type="dxa" w:w="3120"/>
-            <w:shd w:fill="D5E8F0" w:color="auto" w:val="clear"/>
-            <w:vAlign w:val="center"/>
-          </w:tcPr>
-          <w:p>
-            <w:pPr>
-              <w:jc w:val="center"/>
-            </w:pPr>
-            <w:r>
-              <w:rPr>
-                <w:rFonts w:ascii="Times New Roman" w:cs="Times New Roman" w:eastAsia="Times New Roman" w:hAnsi="Times New Roman"/>
-                <w:b/>
-                <w:bCs/>
-                <w:sz w:val="22"/>
-                <w:szCs w:val="22"/>
-              </w:rPr>
-              <w:t xml:space="preserve">Items</w:t>
-            </w:r>
-          </w:p>
-        </w:tc>
-        <w:tc>
-          <w:tcPr>
-            <w:tcW w:type="dxa" w:w="3120"/>
-            <w:shd w:fill="D5E8F0" w:color="auto" w:val="clear"/>
-            <w:vAlign w:val="center"/>
-          </w:tcPr>
-          <w:p>
-            <w:pPr>
-              <w:jc w:val="center"/>
-            </w:pPr>
-            <w:r>
-              <w:rPr>
-                <w:rFonts w:ascii="Times New Roman" w:cs="Times New Roman" w:eastAsia="Times New Roman" w:hAnsi="Times New Roman"/>
-                <w:b/>
-                <w:bCs/>
-                <w:sz w:val="22"/>
-                <w:szCs w:val="22"/>
-              </w:rPr>
-              <w:t xml:space="preserve">Mean % Correct</w:t>
-            </w:r>
-          </w:p>
-        </w:tc>
-      </w:tr>
-      <w:tr>
-        <w:tc>
-          <w:tcPr>
-            <w:tcW w:type="dxa" w:w="3120"/>
-            <w:vAlign w:val="center"/>
-          </w:tcPr>
-          <w:p>
-            <w:pPr>
-              <w:jc w:val="center"/>
-            </w:pPr>
-            <w:r>
-              <w:rPr>
-                <w:rFonts w:ascii="Times New Roman" w:cs="Times New Roman" w:eastAsia="Times New Roman" w:hAnsi="Times New Roman"/>
-                <w:sz w:val="22"/>
-                <w:szCs w:val="22"/>
-              </w:rPr>
-              <w:t xml:space="preserve">Behavioral and Risk Management Knowledge</w:t>
-            </w:r>
-          </w:p>
-        </w:tc>
-        <w:tc>
-          <w:tcPr>
-            <w:tcW w:type="dxa" w:w="3120"/>
-            <w:vAlign w:val="center"/>
-          </w:tcPr>
-          <w:p>
-            <w:pPr>
-              <w:jc w:val="center"/>
-            </w:pPr>
-            <w:r>
-              <w:rPr>
-                <w:rFonts w:ascii="Times New Roman" w:cs="Times New Roman" w:eastAsia="Times New Roman" w:hAnsi="Times New Roman"/>
-                <w:sz w:val="22"/>
-                <w:szCs w:val="22"/>
-              </w:rPr>
-              <w:t xml:space="preserve">4</w:t>
-            </w:r>
-          </w:p>
-        </w:tc>
-        <w:tc>
-          <w:tcPr>
-            <w:tcW w:type="dxa" w:w="3120"/>
-            <w:vAlign w:val="center"/>
-          </w:tcPr>
-          <w:p>
-            <w:pPr>
-              <w:jc w:val="center"/>
-            </w:pPr>
-            <w:r>
-              <w:rPr>
-                <w:rFonts w:ascii="Times New Roman" w:cs="Times New Roman" w:eastAsia="Times New Roman" w:hAnsi="Times New Roman"/>
-                <w:sz w:val="22"/>
-                <w:szCs w:val="22"/>
-              </w:rPr>
-              <w:t xml:space="preserve">72.4%</w:t>
-            </w:r>
-          </w:p>
-        </w:tc>
-      </w:tr>
-      <w:tr>
-        <w:tc>
-          <w:tcPr>
-            <w:tcW w:type="dxa" w:w="3120"/>
-            <w:vAlign w:val="center"/>
-          </w:tcPr>
-          <w:p>
-            <w:pPr>
-              <w:jc w:val="center"/>
-            </w:pPr>
-            <w:r>
-              <w:rPr>
-                <w:rFonts w:ascii="Times New Roman" w:cs="Times New Roman" w:eastAsia="Times New Roman" w:hAnsi="Times New Roman"/>
-                <w:sz w:val="22"/>
-                <w:szCs w:val="22"/>
-              </w:rPr>
-              <w:t xml:space="preserve">Borrowing, Interest Rates, and Financial Numeracy Knowledge</w:t>
-            </w:r>
-          </w:p>
-        </w:tc>
-        <w:tc>
-          <w:tcPr>
-            <w:tcW w:type="dxa" w:w="3120"/>
-            <w:vAlign w:val="center"/>
-          </w:tcPr>
-          <w:p>
-            <w:pPr>
-              <w:jc w:val="center"/>
-            </w:pPr>
-            <w:r>
-              <w:rPr>
-                <w:rFonts w:ascii="Times New Roman" w:cs="Times New Roman" w:eastAsia="Times New Roman" w:hAnsi="Times New Roman"/>
-                <w:sz w:val="22"/>
-                <w:szCs w:val="22"/>
-              </w:rPr>
-              <w:t xml:space="preserve">10</w:t>
-            </w:r>
-          </w:p>
-        </w:tc>
-        <w:tc>
-          <w:tcPr>
-            <w:tcW w:type="dxa" w:w="3120"/>
-            <w:vAlign w:val="center"/>
-          </w:tcPr>
-          <w:p>
-            <w:pPr>
-              <w:jc w:val="center"/>
-            </w:pPr>
-            <w:r>
-              <w:rPr>
-                <w:rFonts w:ascii="Times New Roman" w:cs="Times New Roman" w:eastAsia="Times New Roman" w:hAnsi="Times New Roman"/>
-                <w:sz w:val="22"/>
-                <w:szCs w:val="22"/>
-              </w:rPr>
-              <w:t xml:space="preserve">69.2%</w:t>
-            </w:r>
-          </w:p>
-        </w:tc>
-      </w:tr>
-      <w:tr>
-        <w:tc>
-          <w:tcPr>
-            <w:tcW w:type="dxa" w:w="3120"/>
-            <w:vAlign w:val="center"/>
-          </w:tcPr>
-          <w:p>
-            <w:pPr>
-              <w:jc w:val="center"/>
-            </w:pPr>
-            <w:r>
-              <w:rPr>
-                <w:rFonts w:ascii="Times New Roman" w:cs="Times New Roman" w:eastAsia="Times New Roman" w:hAnsi="Times New Roman"/>
-                <w:sz w:val="22"/>
-                <w:szCs w:val="22"/>
-              </w:rPr>
-              <w:t xml:space="preserve">Risk and Return Knowledge</w:t>
-            </w:r>
-          </w:p>
-        </w:tc>
-        <w:tc>
-          <w:tcPr>
-            <w:tcW w:type="dxa" w:w="3120"/>
-            <w:vAlign w:val="center"/>
-          </w:tcPr>
-          <w:p>
-            <w:pPr>
-              <w:jc w:val="center"/>
-            </w:pPr>
-            <w:r>
-              <w:rPr>
-                <w:rFonts w:ascii="Times New Roman" w:cs="Times New Roman" w:eastAsia="Times New Roman" w:hAnsi="Times New Roman"/>
-                <w:sz w:val="22"/>
-                <w:szCs w:val="22"/>
-              </w:rPr>
-              <w:t xml:space="preserve">12</w:t>
-            </w:r>
-          </w:p>
-        </w:tc>
-        <w:tc>
-          <w:tcPr>
-            <w:tcW w:type="dxa" w:w="3120"/>
-            <w:vAlign w:val="center"/>
-          </w:tcPr>
-          <w:p>
-            <w:pPr>
-              <w:jc w:val="center"/>
-            </w:pPr>
-            <w:r>
-              <w:rPr>
-                <w:rFonts w:ascii="Times New Roman" w:cs="Times New Roman" w:eastAsia="Times New Roman" w:hAnsi="Times New Roman"/>
-                <w:sz w:val="22"/>
-                <w:szCs w:val="22"/>
-              </w:rPr>
-              <w:t xml:space="preserve">63.4%</w:t>
-            </w:r>
-          </w:p>
-        </w:tc>
-      </w:tr>
-    </w:tbl>
-    <w:p>
-      <w:pPr>
-        <w:spacing w:after="200"/>
-      </w:pPr>
-    </w:p>
-    <w:p>
-      <w:pPr>
-        <w:spacing w:line="360" w:after="200"/>
-      </w:pPr>
-      <w:r>
-        <w:rPr>
-          <w:rFonts w:ascii="Times New Roman" w:cs="Times New Roman" w:eastAsia="Times New Roman" w:hAnsi="Times New Roman"/>
-          <w:sz w:val="24"/>
-          <w:szCs w:val="24"/>
-        </w:rPr>
-        <w:t xml:space="preserve">Investment and Risk was the weakest domain, driven primarily by low performance on Q38 (Inflation Protection) and Q6 (Inflation Lowering). However, Investment and Risk also has the highest selection error count (56), suggesting some of this weakness is artefactual.</w:t>
-      </w:r>
-    </w:p>
-    <w:p>
-      <w:pPr>
-        <w:spacing w:line="360" w:after="200"/>
-      </w:pPr>
-      <w:r>
-        <w:rPr>
-          <w:rFonts w:ascii="Times New Roman" w:cs="Times New Roman" w:eastAsia="Times New Roman" w:hAnsi="Times New Roman"/>
-          <w:b/>
-          <w:bCs/>
-          <w:sz w:val="24"/>
-          <w:szCs w:val="24"/>
-        </w:rPr>
-        <w:t xml:space="preserve">Table 6.3: Score Distribution by Performance Band (Consented, n = 354)</w:t>
+        <w:t xml:space="preserve">Table 5.1: Consented vs. Full Cohort Comparison</w:t>
       </w:r>
     </w:p>
     <w:tbl>
@@ -14301,6 +12770,2079 @@
                 <w:sz w:val="22"/>
                 <w:szCs w:val="22"/>
               </w:rPr>
+              <w:t xml:space="preserve">Metric</w:t>
+            </w:r>
+          </w:p>
+        </w:tc>
+        <w:tc>
+          <w:tcPr>
+            <w:tcW w:type="dxa" w:w="2340"/>
+            <w:shd w:fill="D5E8F0" w:color="auto" w:val="clear"/>
+            <w:vAlign w:val="center"/>
+          </w:tcPr>
+          <w:p>
+            <w:pPr>
+              <w:jc w:val="center"/>
+            </w:pPr>
+            <w:r>
+              <w:rPr>
+                <w:rFonts w:ascii="Times New Roman" w:cs="Times New Roman" w:eastAsia="Times New Roman" w:hAnsi="Times New Roman"/>
+                <w:b/>
+                <w:bCs/>
+                <w:sz w:val="22"/>
+                <w:szCs w:val="22"/>
+              </w:rPr>
+              <w:t xml:space="preserve">Consented (n = 354)</w:t>
+            </w:r>
+          </w:p>
+        </w:tc>
+        <w:tc>
+          <w:tcPr>
+            <w:tcW w:type="dxa" w:w="2340"/>
+            <w:shd w:fill="D5E8F0" w:color="auto" w:val="clear"/>
+            <w:vAlign w:val="center"/>
+          </w:tcPr>
+          <w:p>
+            <w:pPr>
+              <w:jc w:val="center"/>
+            </w:pPr>
+            <w:r>
+              <w:rPr>
+                <w:rFonts w:ascii="Times New Roman" w:cs="Times New Roman" w:eastAsia="Times New Roman" w:hAnsi="Times New Roman"/>
+                <w:b/>
+                <w:bCs/>
+                <w:sz w:val="22"/>
+                <w:szCs w:val="22"/>
+              </w:rPr>
+              <w:t xml:space="preserve">Full Cohort (N = 431)</w:t>
+            </w:r>
+          </w:p>
+        </w:tc>
+        <w:tc>
+          <w:tcPr>
+            <w:tcW w:type="dxa" w:w="2340"/>
+            <w:shd w:fill="D5E8F0" w:color="auto" w:val="clear"/>
+            <w:vAlign w:val="center"/>
+          </w:tcPr>
+          <w:p>
+            <w:pPr>
+              <w:jc w:val="center"/>
+            </w:pPr>
+            <w:r>
+              <w:rPr>
+                <w:rFonts w:ascii="Times New Roman" w:cs="Times New Roman" w:eastAsia="Times New Roman" w:hAnsi="Times New Roman"/>
+                <w:b/>
+                <w:bCs/>
+                <w:sz w:val="22"/>
+                <w:szCs w:val="22"/>
+              </w:rPr>
+              <w:t xml:space="preserve">Difference</w:t>
+            </w:r>
+          </w:p>
+        </w:tc>
+      </w:tr>
+      <w:tr>
+        <w:tc>
+          <w:tcPr>
+            <w:tcW w:type="dxa" w:w="2340"/>
+            <w:vAlign w:val="center"/>
+          </w:tcPr>
+          <w:p>
+            <w:pPr>
+              <w:jc w:val="center"/>
+            </w:pPr>
+            <w:r>
+              <w:rPr>
+                <w:rFonts w:ascii="Times New Roman" w:cs="Times New Roman" w:eastAsia="Times New Roman" w:hAnsi="Times New Roman"/>
+                <w:sz w:val="22"/>
+                <w:szCs w:val="22"/>
+              </w:rPr>
+              <w:t xml:space="preserve">Anchor mean</w:t>
+            </w:r>
+          </w:p>
+        </w:tc>
+        <w:tc>
+          <w:tcPr>
+            <w:tcW w:type="dxa" w:w="2340"/>
+            <w:vAlign w:val="center"/>
+          </w:tcPr>
+          <w:p>
+            <w:pPr>
+              <w:jc w:val="center"/>
+            </w:pPr>
+            <w:r>
+              <w:rPr>
+                <w:rFonts w:ascii="Times New Roman" w:cs="Times New Roman" w:eastAsia="Times New Roman" w:hAnsi="Times New Roman"/>
+                <w:sz w:val="22"/>
+                <w:szCs w:val="22"/>
+              </w:rPr>
+              <w:t xml:space="preserve">67.0%</w:t>
+            </w:r>
+          </w:p>
+        </w:tc>
+        <w:tc>
+          <w:tcPr>
+            <w:tcW w:type="dxa" w:w="2340"/>
+            <w:vAlign w:val="center"/>
+          </w:tcPr>
+          <w:p>
+            <w:pPr>
+              <w:jc w:val="center"/>
+            </w:pPr>
+            <w:r>
+              <w:rPr>
+                <w:rFonts w:ascii="Times New Roman" w:cs="Times New Roman" w:eastAsia="Times New Roman" w:hAnsi="Times New Roman"/>
+                <w:sz w:val="22"/>
+                <w:szCs w:val="22"/>
+              </w:rPr>
+              <w:t xml:space="preserve">67.4%</w:t>
+            </w:r>
+          </w:p>
+        </w:tc>
+        <w:tc>
+          <w:tcPr>
+            <w:tcW w:type="dxa" w:w="2340"/>
+            <w:vAlign w:val="center"/>
+          </w:tcPr>
+          <w:p>
+            <w:pPr>
+              <w:jc w:val="center"/>
+            </w:pPr>
+            <w:r>
+              <w:rPr>
+                <w:rFonts w:ascii="Times New Roman" w:cs="Times New Roman" w:eastAsia="Times New Roman" w:hAnsi="Times New Roman"/>
+                <w:sz w:val="22"/>
+                <w:szCs w:val="22"/>
+              </w:rPr>
+              <w:t xml:space="preserve">0.4 pp</w:t>
+            </w:r>
+          </w:p>
+        </w:tc>
+      </w:tr>
+      <w:tr>
+        <w:tc>
+          <w:tcPr>
+            <w:tcW w:type="dxa" w:w="2340"/>
+            <w:vAlign w:val="center"/>
+          </w:tcPr>
+          <w:p>
+            <w:pPr>
+              <w:jc w:val="center"/>
+            </w:pPr>
+            <w:r>
+              <w:rPr>
+                <w:rFonts w:ascii="Times New Roman" w:cs="Times New Roman" w:eastAsia="Times New Roman" w:hAnsi="Times New Roman"/>
+                <w:sz w:val="22"/>
+                <w:szCs w:val="22"/>
+              </w:rPr>
+              <w:t xml:space="preserve">Anchor SD</w:t>
+            </w:r>
+          </w:p>
+        </w:tc>
+        <w:tc>
+          <w:tcPr>
+            <w:tcW w:type="dxa" w:w="2340"/>
+            <w:vAlign w:val="center"/>
+          </w:tcPr>
+          <w:p>
+            <w:pPr>
+              <w:jc w:val="center"/>
+            </w:pPr>
+            <w:r>
+              <w:rPr>
+                <w:rFonts w:ascii="Times New Roman" w:cs="Times New Roman" w:eastAsia="Times New Roman" w:hAnsi="Times New Roman"/>
+                <w:sz w:val="22"/>
+                <w:szCs w:val="22"/>
+              </w:rPr>
+              <w:t xml:space="preserve">17.9%</w:t>
+            </w:r>
+          </w:p>
+        </w:tc>
+        <w:tc>
+          <w:tcPr>
+            <w:tcW w:type="dxa" w:w="2340"/>
+            <w:vAlign w:val="center"/>
+          </w:tcPr>
+          <w:p>
+            <w:pPr>
+              <w:jc w:val="center"/>
+            </w:pPr>
+            <w:r>
+              <w:rPr>
+                <w:rFonts w:ascii="Times New Roman" w:cs="Times New Roman" w:eastAsia="Times New Roman" w:hAnsi="Times New Roman"/>
+                <w:sz w:val="22"/>
+                <w:szCs w:val="22"/>
+              </w:rPr>
+              <w:t xml:space="preserve">17.9%</w:t>
+            </w:r>
+          </w:p>
+        </w:tc>
+        <w:tc>
+          <w:tcPr>
+            <w:tcW w:type="dxa" w:w="2340"/>
+            <w:vAlign w:val="center"/>
+          </w:tcPr>
+          <w:p>
+            <w:pPr>
+              <w:jc w:val="center"/>
+            </w:pPr>
+            <w:r>
+              <w:rPr>
+                <w:rFonts w:ascii="Times New Roman" w:cs="Times New Roman" w:eastAsia="Times New Roman" w:hAnsi="Times New Roman"/>
+                <w:sz w:val="22"/>
+                <w:szCs w:val="22"/>
+              </w:rPr>
+              <w:t xml:space="preserve">0.0 pp</w:t>
+            </w:r>
+          </w:p>
+        </w:tc>
+      </w:tr>
+      <w:tr>
+        <w:tc>
+          <w:tcPr>
+            <w:tcW w:type="dxa" w:w="2340"/>
+            <w:vAlign w:val="center"/>
+          </w:tcPr>
+          <w:p>
+            <w:pPr>
+              <w:jc w:val="center"/>
+            </w:pPr>
+            <w:r>
+              <w:rPr>
+                <w:rFonts w:ascii="Times New Roman" w:cs="Times New Roman" w:eastAsia="Times New Roman" w:hAnsi="Times New Roman"/>
+                <w:sz w:val="22"/>
+                <w:szCs w:val="22"/>
+              </w:rPr>
+              <w:t xml:space="preserve">Median</w:t>
+            </w:r>
+          </w:p>
+        </w:tc>
+        <w:tc>
+          <w:tcPr>
+            <w:tcW w:type="dxa" w:w="2340"/>
+            <w:vAlign w:val="center"/>
+          </w:tcPr>
+          <w:p>
+            <w:pPr>
+              <w:jc w:val="center"/>
+            </w:pPr>
+            <w:r>
+              <w:rPr>
+                <w:rFonts w:ascii="Times New Roman" w:cs="Times New Roman" w:eastAsia="Times New Roman" w:hAnsi="Times New Roman"/>
+                <w:sz w:val="22"/>
+                <w:szCs w:val="22"/>
+              </w:rPr>
+              <w:t xml:space="preserve">69.2%</w:t>
+            </w:r>
+          </w:p>
+        </w:tc>
+        <w:tc>
+          <w:tcPr>
+            <w:tcW w:type="dxa" w:w="2340"/>
+            <w:vAlign w:val="center"/>
+          </w:tcPr>
+          <w:p>
+            <w:pPr>
+              <w:jc w:val="center"/>
+            </w:pPr>
+            <w:r>
+              <w:rPr>
+                <w:rFonts w:ascii="Times New Roman" w:cs="Times New Roman" w:eastAsia="Times New Roman" w:hAnsi="Times New Roman"/>
+                <w:sz w:val="22"/>
+                <w:szCs w:val="22"/>
+              </w:rPr>
+              <w:t xml:space="preserve">69.2%</w:t>
+            </w:r>
+          </w:p>
+        </w:tc>
+        <w:tc>
+          <w:tcPr>
+            <w:tcW w:type="dxa" w:w="2340"/>
+            <w:vAlign w:val="center"/>
+          </w:tcPr>
+          <w:p>
+            <w:pPr>
+              <w:jc w:val="center"/>
+            </w:pPr>
+            <w:r>
+              <w:rPr>
+                <w:rFonts w:ascii="Times New Roman" w:cs="Times New Roman" w:eastAsia="Times New Roman" w:hAnsi="Times New Roman"/>
+                <w:sz w:val="22"/>
+                <w:szCs w:val="22"/>
+              </w:rPr>
+              <w:t xml:space="preserve">0.0 pp</w:t>
+            </w:r>
+          </w:p>
+        </w:tc>
+      </w:tr>
+      <w:tr>
+        <w:tc>
+          <w:tcPr>
+            <w:tcW w:type="dxa" w:w="2340"/>
+            <w:vAlign w:val="center"/>
+          </w:tcPr>
+          <w:p>
+            <w:pPr>
+              <w:jc w:val="center"/>
+            </w:pPr>
+            <w:r>
+              <w:rPr>
+                <w:rFonts w:ascii="Times New Roman" w:cs="Times New Roman" w:eastAsia="Times New Roman" w:hAnsi="Times New Roman"/>
+                <w:sz w:val="22"/>
+                <w:szCs w:val="22"/>
+              </w:rPr>
+              <w:t xml:space="preserve">Below 50% band</w:t>
+            </w:r>
+          </w:p>
+        </w:tc>
+        <w:tc>
+          <w:tcPr>
+            <w:tcW w:type="dxa" w:w="2340"/>
+            <w:vAlign w:val="center"/>
+          </w:tcPr>
+          <w:p>
+            <w:pPr>
+              <w:jc w:val="center"/>
+            </w:pPr>
+            <w:r>
+              <w:rPr>
+                <w:rFonts w:ascii="Times New Roman" w:cs="Times New Roman" w:eastAsia="Times New Roman" w:hAnsi="Times New Roman"/>
+                <w:sz w:val="22"/>
+                <w:szCs w:val="22"/>
+              </w:rPr>
+              <w:t xml:space="preserve">12.7%</w:t>
+            </w:r>
+          </w:p>
+        </w:tc>
+        <w:tc>
+          <w:tcPr>
+            <w:tcW w:type="dxa" w:w="2340"/>
+            <w:vAlign w:val="center"/>
+          </w:tcPr>
+          <w:p>
+            <w:pPr>
+              <w:jc w:val="center"/>
+            </w:pPr>
+            <w:r>
+              <w:rPr>
+                <w:rFonts w:ascii="Times New Roman" w:cs="Times New Roman" w:eastAsia="Times New Roman" w:hAnsi="Times New Roman"/>
+                <w:sz w:val="22"/>
+                <w:szCs w:val="22"/>
+              </w:rPr>
+              <w:t xml:space="preserve">12.3%</w:t>
+            </w:r>
+          </w:p>
+        </w:tc>
+        <w:tc>
+          <w:tcPr>
+            <w:tcW w:type="dxa" w:w="2340"/>
+            <w:vAlign w:val="center"/>
+          </w:tcPr>
+          <w:p>
+            <w:pPr>
+              <w:jc w:val="center"/>
+            </w:pPr>
+            <w:r>
+              <w:rPr>
+                <w:rFonts w:ascii="Times New Roman" w:cs="Times New Roman" w:eastAsia="Times New Roman" w:hAnsi="Times New Roman"/>
+                <w:sz w:val="22"/>
+                <w:szCs w:val="22"/>
+              </w:rPr>
+              <w:t xml:space="preserve">0.4 pp</w:t>
+            </w:r>
+          </w:p>
+        </w:tc>
+      </w:tr>
+      <w:tr>
+        <w:tc>
+          <w:tcPr>
+            <w:tcW w:type="dxa" w:w="2340"/>
+            <w:vAlign w:val="center"/>
+          </w:tcPr>
+          <w:p>
+            <w:pPr>
+              <w:jc w:val="center"/>
+            </w:pPr>
+            <w:r>
+              <w:rPr>
+                <w:rFonts w:ascii="Times New Roman" w:cs="Times New Roman" w:eastAsia="Times New Roman" w:hAnsi="Times New Roman"/>
+                <w:sz w:val="22"/>
+                <w:szCs w:val="22"/>
+              </w:rPr>
+              <w:t xml:space="preserve">80%+ band</w:t>
+            </w:r>
+          </w:p>
+        </w:tc>
+        <w:tc>
+          <w:tcPr>
+            <w:tcW w:type="dxa" w:w="2340"/>
+            <w:vAlign w:val="center"/>
+          </w:tcPr>
+          <w:p>
+            <w:pPr>
+              <w:jc w:val="center"/>
+            </w:pPr>
+            <w:r>
+              <w:rPr>
+                <w:rFonts w:ascii="Times New Roman" w:cs="Times New Roman" w:eastAsia="Times New Roman" w:hAnsi="Times New Roman"/>
+                <w:sz w:val="22"/>
+                <w:szCs w:val="22"/>
+              </w:rPr>
+              <w:t xml:space="preserve">24.9%</w:t>
+            </w:r>
+          </w:p>
+        </w:tc>
+        <w:tc>
+          <w:tcPr>
+            <w:tcW w:type="dxa" w:w="2340"/>
+            <w:vAlign w:val="center"/>
+          </w:tcPr>
+          <w:p>
+            <w:pPr>
+              <w:jc w:val="center"/>
+            </w:pPr>
+            <w:r>
+              <w:rPr>
+                <w:rFonts w:ascii="Times New Roman" w:cs="Times New Roman" w:eastAsia="Times New Roman" w:hAnsi="Times New Roman"/>
+                <w:sz w:val="22"/>
+                <w:szCs w:val="22"/>
+              </w:rPr>
+              <w:t xml:space="preserve">25.6%</w:t>
+            </w:r>
+          </w:p>
+        </w:tc>
+        <w:tc>
+          <w:tcPr>
+            <w:tcW w:type="dxa" w:w="2340"/>
+            <w:vAlign w:val="center"/>
+          </w:tcPr>
+          <w:p>
+            <w:pPr>
+              <w:jc w:val="center"/>
+            </w:pPr>
+            <w:r>
+              <w:rPr>
+                <w:rFonts w:ascii="Times New Roman" w:cs="Times New Roman" w:eastAsia="Times New Roman" w:hAnsi="Times New Roman"/>
+                <w:sz w:val="22"/>
+                <w:szCs w:val="22"/>
+              </w:rPr>
+              <w:t xml:space="preserve">0.7 pp</w:t>
+            </w:r>
+          </w:p>
+        </w:tc>
+      </w:tr>
+    </w:tbl>
+    <w:p>
+      <w:pPr>
+        <w:spacing w:after="200"/>
+      </w:pPr>
+    </w:p>
+    <w:p>
+      <w:pPr>
+        <w:spacing w:line="360" w:after="200"/>
+      </w:pPr>
+      <w:r>
+        <w:rPr>
+          <w:rFonts w:ascii="Times New Roman" w:cs="Times New Roman" w:eastAsia="Times New Roman" w:hAnsi="Times New Roman"/>
+          <w:sz w:val="24"/>
+          <w:szCs w:val="24"/>
+        </w:rPr>
+        <w:t xml:space="preserve">The small differences (all &lt; 1 percentage point) suggest that the NULL-consent cohort reflects deployment timing rather than a self-selected subgroup, though this cannot be confirmed without additional non-observable covariates.</w:t>
+      </w:r>
+    </w:p>
+    <w:p>
+      <w:pPr>
+        <w:spacing w:line="360" w:after="200"/>
+      </w:pPr>
+      <w:r>
+        <w:rPr>
+          <w:rFonts w:ascii="Times New Roman" w:cs="Times New Roman" w:eastAsia="Times New Roman" w:hAnsi="Times New Roman"/>
+          <w:b/>
+          <w:bCs/>
+          <w:sz w:val="24"/>
+          <w:szCs w:val="24"/>
+        </w:rPr>
+        <w:t xml:space="preserve">Default selection.</w:t>
+      </w:r>
+      <w:r>
+        <w:rPr>
+          <w:rFonts w:ascii="Times New Roman" w:cs="Times New Roman" w:eastAsia="Times New Roman" w:hAnsi="Times New Roman"/>
+          <w:sz w:val="24"/>
+          <w:szCs w:val="24"/>
+        </w:rPr>
+        <w:t xml:space="preserve"> The consent screen presented "Yes, I consent" as the default selection. While the 0% explicit decline rate is consistent with students having no objection to de-identified research use, the default-yes design may have inflated the consent rate through status quo bias. Paper 2 will mitigate this by implementing a forced active choice (no default selection) in the post-assessment consent screen.</w:t>
+      </w:r>
+    </w:p>
+    <w:p>
+      <w:pPr>
+        <w:spacing w:line="360" w:after="200"/>
+      </w:pPr>
+      <w:r>
+        <w:rPr>
+          <w:rFonts w:ascii="Times New Roman" w:cs="Times New Roman" w:eastAsia="Times New Roman" w:hAnsi="Times New Roman"/>
+          <w:sz w:val="24"/>
+          <w:szCs w:val="24"/>
+        </w:rPr>
+        <w:t xml:space="preserve">All analyses in this paper use only the research-consented subset (n = 354). For instructional purposes, all 431 students receive SDM-10 diagnostics and dashboard feedback regardless of consent status; consent governs only research publication, not educational use.</w:t>
+      </w:r>
+    </w:p>
+    <w:p>
+      <w:r>
+        <w:br w:type="page"/>
+      </w:r>
+    </w:p>
+    <w:p>
+      <w:pPr>
+        <w:pStyle w:val="Heading1"/>
+        <w:spacing w:before="480" w:after="240"/>
+      </w:pPr>
+      <w:r>
+        <w:rPr>
+          <w:rFonts w:ascii="Times New Roman" w:cs="Times New Roman" w:eastAsia="Times New Roman" w:hAnsi="Times New Roman"/>
+          <w:sz w:val="24"/>
+          <w:szCs w:val="24"/>
+        </w:rPr>
+        <w:t xml:space="preserve">6. Pilot Operations and Descriptive Statistics</w:t>
+      </w:r>
+    </w:p>
+    <w:p>
+      <w:pPr>
+        <w:spacing w:line="360" w:after="200"/>
+      </w:pPr>
+      <w:r>
+        <w:rPr>
+          <w:rFonts w:ascii="Times New Roman" w:cs="Times New Roman" w:eastAsia="Times New Roman" w:hAnsi="Times New Roman"/>
+          <w:sz w:val="24"/>
+          <w:szCs w:val="24"/>
+        </w:rPr>
+        <w:t xml:space="preserve">This section reports operational statistics from the pre-course assessment window (February 2--9, 2026) as quality assurance context for interpreting the SDM-10 diagnostic findings. These are descriptive operational summaries of assessment administration, not inferential research results. No subgroup comparisons, hypothesis tests, or claims about population parameters are made in this section. Subgroup analyses are deferred to Paper 2, contingent on institutional review board approval for human-subjects research.</w:t>
+      </w:r>
+    </w:p>
+    <w:p>
+      <w:pPr>
+        <w:pStyle w:val="Heading2"/>
+        <w:spacing w:before="360" w:after="180"/>
+      </w:pPr>
+      <w:r>
+        <w:rPr>
+          <w:rFonts w:ascii="Times New Roman" w:cs="Times New Roman" w:eastAsia="Times New Roman" w:hAnsi="Times New Roman"/>
+          <w:sz w:val="24"/>
+          <w:szCs w:val="24"/>
+        </w:rPr>
+        <w:t xml:space="preserve">6.1 Participation and Completion</w:t>
+      </w:r>
+    </w:p>
+    <w:p>
+      <w:pPr>
+        <w:spacing w:line="360" w:after="200"/>
+      </w:pPr>
+      <w:r>
+        <w:rPr>
+          <w:rFonts w:ascii="Times New Roman" w:cs="Times New Roman" w:eastAsia="Times New Roman" w:hAnsi="Times New Roman"/>
+          <w:sz w:val="24"/>
+          <w:szCs w:val="24"/>
+        </w:rPr>
+        <w:t xml:space="preserve">A total of 443 students onboarded onto the platform, of whom 431 submitted completed assessments, yielding a completion rate of 97.3%. Twelve students abandoned the assessment without submission; all abandoned sessions had been idle for more than 45 hours at the time of window closure. All 431 students who submitted the anchor assessment received SDM-10 items. Of these, 300 consented students (84.7%) received the full 10-item module; 54 received between 5 and 9 items due to insufficient high-Need subcategories in their anchor profile (the algorithm could not fill all 10 slots when a student's anchor performance was uniformly strong or weak across subcategories).</w:t>
+      </w:r>
+    </w:p>
+    <w:p>
+      <w:pPr>
+        <w:spacing w:line="360" w:after="200"/>
+      </w:pPr>
+      <w:r>
+        <w:rPr>
+          <w:rFonts w:ascii="Times New Roman" w:cs="Times New Roman" w:eastAsia="Times New Roman" w:hAnsi="Times New Roman"/>
+          <w:b/>
+          <w:bCs/>
+          <w:sz w:val="24"/>
+          <w:szCs w:val="24"/>
+        </w:rPr>
+        <w:t xml:space="preserve">Table 6.0: Counts and Inclusion Rules</w:t>
+      </w:r>
+    </w:p>
+    <w:tbl>
+      <w:tblPr>
+        <w:tblW w:type="dxa" w:w="9360"/>
+        <w:tblBorders>
+          <w:top w:val="single" w:color="CCCCCC" w:sz="1"/>
+          <w:left w:val="single" w:color="CCCCCC" w:sz="1"/>
+          <w:bottom w:val="single" w:color="CCCCCC" w:sz="1"/>
+          <w:right w:val="single" w:color="CCCCCC" w:sz="1"/>
+          <w:insideH w:val="single" w:color="CCCCCC" w:sz="1"/>
+          <w:insideV w:val="single" w:color="CCCCCC" w:sz="1"/>
+        </w:tblBorders>
+        <w:tblLayout w:type="fixed"/>
+        <w:tblCellMar>
+          <w:top w:type="dxa" w:w="60"/>
+          <w:left w:type="dxa" w:w="120"/>
+          <w:bottom w:type="dxa" w:w="60"/>
+          <w:right w:type="dxa" w:w="120"/>
+        </w:tblCellMar>
+      </w:tblPr>
+      <w:tblGrid>
+        <w:gridCol w:w="3120"/>
+        <w:gridCol w:w="3120"/>
+        <w:gridCol w:w="3120"/>
+      </w:tblGrid>
+      <w:tr>
+        <w:trPr>
+          <w:tblHeader/>
+        </w:trPr>
+        <w:tc>
+          <w:tcPr>
+            <w:tcW w:type="dxa" w:w="3120"/>
+            <w:shd w:fill="D5E8F0" w:color="auto" w:val="clear"/>
+            <w:vAlign w:val="center"/>
+          </w:tcPr>
+          <w:p>
+            <w:pPr>
+              <w:jc w:val="center"/>
+            </w:pPr>
+            <w:r>
+              <w:rPr>
+                <w:rFonts w:ascii="Times New Roman" w:cs="Times New Roman" w:eastAsia="Times New Roman" w:hAnsi="Times New Roman"/>
+                <w:b/>
+                <w:bCs/>
+                <w:sz w:val="22"/>
+                <w:szCs w:val="22"/>
+              </w:rPr>
+              <w:t xml:space="preserve">Stage</w:t>
+            </w:r>
+          </w:p>
+        </w:tc>
+        <w:tc>
+          <w:tcPr>
+            <w:tcW w:type="dxa" w:w="3120"/>
+            <w:shd w:fill="D5E8F0" w:color="auto" w:val="clear"/>
+            <w:vAlign w:val="center"/>
+          </w:tcPr>
+          <w:p>
+            <w:pPr>
+              <w:jc w:val="center"/>
+            </w:pPr>
+            <w:r>
+              <w:rPr>
+                <w:rFonts w:ascii="Times New Roman" w:cs="Times New Roman" w:eastAsia="Times New Roman" w:hAnsi="Times New Roman"/>
+                <w:b/>
+                <w:bCs/>
+                <w:sz w:val="22"/>
+                <w:szCs w:val="22"/>
+              </w:rPr>
+              <w:t xml:space="preserve">n</w:t>
+            </w:r>
+          </w:p>
+        </w:tc>
+        <w:tc>
+          <w:tcPr>
+            <w:tcW w:type="dxa" w:w="3120"/>
+            <w:shd w:fill="D5E8F0" w:color="auto" w:val="clear"/>
+            <w:vAlign w:val="center"/>
+          </w:tcPr>
+          <w:p>
+            <w:pPr>
+              <w:jc w:val="center"/>
+            </w:pPr>
+            <w:r>
+              <w:rPr>
+                <w:rFonts w:ascii="Times New Roman" w:cs="Times New Roman" w:eastAsia="Times New Roman" w:hAnsi="Times New Roman"/>
+                <w:b/>
+                <w:bCs/>
+                <w:sz w:val="22"/>
+                <w:szCs w:val="22"/>
+              </w:rPr>
+              <w:t xml:space="preserve">Rule</w:t>
+            </w:r>
+          </w:p>
+        </w:tc>
+      </w:tr>
+      <w:tr>
+        <w:tc>
+          <w:tcPr>
+            <w:tcW w:type="dxa" w:w="3120"/>
+            <w:vAlign w:val="center"/>
+          </w:tcPr>
+          <w:p>
+            <w:pPr>
+              <w:jc w:val="center"/>
+            </w:pPr>
+            <w:r>
+              <w:rPr>
+                <w:rFonts w:ascii="Times New Roman" w:cs="Times New Roman" w:eastAsia="Times New Roman" w:hAnsi="Times New Roman"/>
+                <w:sz w:val="22"/>
+                <w:szCs w:val="22"/>
+              </w:rPr>
+              <w:t xml:space="preserve">Enrolled (onboarded)</w:t>
+            </w:r>
+          </w:p>
+        </w:tc>
+        <w:tc>
+          <w:tcPr>
+            <w:tcW w:type="dxa" w:w="3120"/>
+            <w:vAlign w:val="center"/>
+          </w:tcPr>
+          <w:p>
+            <w:pPr>
+              <w:jc w:val="center"/>
+            </w:pPr>
+            <w:r>
+              <w:rPr>
+                <w:rFonts w:ascii="Times New Roman" w:cs="Times New Roman" w:eastAsia="Times New Roman" w:hAnsi="Times New Roman"/>
+                <w:sz w:val="22"/>
+                <w:szCs w:val="22"/>
+              </w:rPr>
+              <w:t xml:space="preserve">443</w:t>
+            </w:r>
+          </w:p>
+        </w:tc>
+        <w:tc>
+          <w:tcPr>
+            <w:tcW w:type="dxa" w:w="3120"/>
+            <w:vAlign w:val="center"/>
+          </w:tcPr>
+          <w:p>
+            <w:pPr>
+              <w:jc w:val="center"/>
+            </w:pPr>
+            <w:r>
+              <w:rPr>
+                <w:rFonts w:ascii="Times New Roman" w:cs="Times New Roman" w:eastAsia="Times New Roman" w:hAnsi="Times New Roman"/>
+                <w:sz w:val="22"/>
+                <w:szCs w:val="22"/>
+              </w:rPr>
+              <w:t xml:space="preserve">Created platform account with hashed ID</w:t>
+            </w:r>
+          </w:p>
+        </w:tc>
+      </w:tr>
+      <w:tr>
+        <w:tc>
+          <w:tcPr>
+            <w:tcW w:type="dxa" w:w="3120"/>
+            <w:vAlign w:val="center"/>
+          </w:tcPr>
+          <w:p>
+            <w:pPr>
+              <w:jc w:val="center"/>
+            </w:pPr>
+            <w:r>
+              <w:rPr>
+                <w:rFonts w:ascii="Times New Roman" w:cs="Times New Roman" w:eastAsia="Times New Roman" w:hAnsi="Times New Roman"/>
+                <w:sz w:val="22"/>
+                <w:szCs w:val="22"/>
+              </w:rPr>
+              <w:t xml:space="preserve">Completed (submitted)</w:t>
+            </w:r>
+          </w:p>
+        </w:tc>
+        <w:tc>
+          <w:tcPr>
+            <w:tcW w:type="dxa" w:w="3120"/>
+            <w:vAlign w:val="center"/>
+          </w:tcPr>
+          <w:p>
+            <w:pPr>
+              <w:jc w:val="center"/>
+            </w:pPr>
+            <w:r>
+              <w:rPr>
+                <w:rFonts w:ascii="Times New Roman" w:cs="Times New Roman" w:eastAsia="Times New Roman" w:hAnsi="Times New Roman"/>
+                <w:sz w:val="22"/>
+                <w:szCs w:val="22"/>
+              </w:rPr>
+              <w:t xml:space="preserve">431</w:t>
+            </w:r>
+          </w:p>
+        </w:tc>
+        <w:tc>
+          <w:tcPr>
+            <w:tcW w:type="dxa" w:w="3120"/>
+            <w:vAlign w:val="center"/>
+          </w:tcPr>
+          <w:p>
+            <w:pPr>
+              <w:jc w:val="center"/>
+            </w:pPr>
+            <w:r>
+              <w:rPr>
+                <w:rFonts w:ascii="Times New Roman" w:cs="Times New Roman" w:eastAsia="Times New Roman" w:hAnsi="Times New Roman"/>
+                <w:sz w:val="22"/>
+                <w:szCs w:val="22"/>
+              </w:rPr>
+              <w:t xml:space="preserve">Submitted anchor + SDM-10 before window close</w:t>
+            </w:r>
+          </w:p>
+        </w:tc>
+      </w:tr>
+      <w:tr>
+        <w:tc>
+          <w:tcPr>
+            <w:tcW w:type="dxa" w:w="3120"/>
+            <w:vAlign w:val="center"/>
+          </w:tcPr>
+          <w:p>
+            <w:pPr>
+              <w:jc w:val="center"/>
+            </w:pPr>
+            <w:r>
+              <w:rPr>
+                <w:rFonts w:ascii="Times New Roman" w:cs="Times New Roman" w:eastAsia="Times New Roman" w:hAnsi="Times New Roman"/>
+                <w:sz w:val="22"/>
+                <w:szCs w:val="22"/>
+              </w:rPr>
+              <w:t xml:space="preserve">Abandoned</w:t>
+            </w:r>
+          </w:p>
+        </w:tc>
+        <w:tc>
+          <w:tcPr>
+            <w:tcW w:type="dxa" w:w="3120"/>
+            <w:vAlign w:val="center"/>
+          </w:tcPr>
+          <w:p>
+            <w:pPr>
+              <w:jc w:val="center"/>
+            </w:pPr>
+            <w:r>
+              <w:rPr>
+                <w:rFonts w:ascii="Times New Roman" w:cs="Times New Roman" w:eastAsia="Times New Roman" w:hAnsi="Times New Roman"/>
+                <w:sz w:val="22"/>
+                <w:szCs w:val="22"/>
+              </w:rPr>
+              <w:t xml:space="preserve">12</w:t>
+            </w:r>
+          </w:p>
+        </w:tc>
+        <w:tc>
+          <w:tcPr>
+            <w:tcW w:type="dxa" w:w="3120"/>
+            <w:vAlign w:val="center"/>
+          </w:tcPr>
+          <w:p>
+            <w:pPr>
+              <w:jc w:val="center"/>
+            </w:pPr>
+            <w:r>
+              <w:rPr>
+                <w:rFonts w:ascii="Times New Roman" w:cs="Times New Roman" w:eastAsia="Times New Roman" w:hAnsi="Times New Roman"/>
+                <w:sz w:val="22"/>
+                <w:szCs w:val="22"/>
+              </w:rPr>
+              <w:t xml:space="preserve">Onboarded but did not submit; idle &gt; 45 hours</w:t>
+            </w:r>
+          </w:p>
+        </w:tc>
+      </w:tr>
+      <w:tr>
+        <w:tc>
+          <w:tcPr>
+            <w:tcW w:type="dxa" w:w="3120"/>
+            <w:vAlign w:val="center"/>
+          </w:tcPr>
+          <w:p>
+            <w:pPr>
+              <w:jc w:val="center"/>
+            </w:pPr>
+            <w:r>
+              <w:rPr>
+                <w:rFonts w:ascii="Times New Roman" w:cs="Times New Roman" w:eastAsia="Times New Roman" w:hAnsi="Times New Roman"/>
+                <w:sz w:val="22"/>
+                <w:szCs w:val="22"/>
+              </w:rPr>
+              <w:t xml:space="preserve">Consented (research)</w:t>
+            </w:r>
+          </w:p>
+        </w:tc>
+        <w:tc>
+          <w:tcPr>
+            <w:tcW w:type="dxa" w:w="3120"/>
+            <w:vAlign w:val="center"/>
+          </w:tcPr>
+          <w:p>
+            <w:pPr>
+              <w:jc w:val="center"/>
+            </w:pPr>
+            <w:r>
+              <w:rPr>
+                <w:rFonts w:ascii="Times New Roman" w:cs="Times New Roman" w:eastAsia="Times New Roman" w:hAnsi="Times New Roman"/>
+                <w:sz w:val="22"/>
+                <w:szCs w:val="22"/>
+              </w:rPr>
+              <w:t xml:space="preserve">354</w:t>
+            </w:r>
+          </w:p>
+        </w:tc>
+        <w:tc>
+          <w:tcPr>
+            <w:tcW w:type="dxa" w:w="3120"/>
+            <w:vAlign w:val="center"/>
+          </w:tcPr>
+          <w:p>
+            <w:pPr>
+              <w:jc w:val="center"/>
+            </w:pPr>
+            <w:r>
+              <w:rPr>
+                <w:rFonts w:ascii="Times New Roman" w:cs="Times New Roman" w:eastAsia="Times New Roman" w:hAnsi="Times New Roman"/>
+                <w:sz w:val="22"/>
+                <w:szCs w:val="22"/>
+              </w:rPr>
+              <w:t xml:space="preserve">Affirmative "Yes" on research consent screen</w:t>
+            </w:r>
+          </w:p>
+        </w:tc>
+      </w:tr>
+      <w:tr>
+        <w:tc>
+          <w:tcPr>
+            <w:tcW w:type="dxa" w:w="3120"/>
+            <w:vAlign w:val="center"/>
+          </w:tcPr>
+          <w:p>
+            <w:pPr>
+              <w:jc w:val="center"/>
+            </w:pPr>
+            <w:r>
+              <w:rPr>
+                <w:rFonts w:ascii="Times New Roman" w:cs="Times New Roman" w:eastAsia="Times New Roman" w:hAnsi="Times New Roman"/>
+                <w:sz w:val="22"/>
+                <w:szCs w:val="22"/>
+              </w:rPr>
+              <w:t xml:space="preserve">Declined</w:t>
+            </w:r>
+          </w:p>
+        </w:tc>
+        <w:tc>
+          <w:tcPr>
+            <w:tcW w:type="dxa" w:w="3120"/>
+            <w:vAlign w:val="center"/>
+          </w:tcPr>
+          <w:p>
+            <w:pPr>
+              <w:jc w:val="center"/>
+            </w:pPr>
+            <w:r>
+              <w:rPr>
+                <w:rFonts w:ascii="Times New Roman" w:cs="Times New Roman" w:eastAsia="Times New Roman" w:hAnsi="Times New Roman"/>
+                <w:sz w:val="22"/>
+                <w:szCs w:val="22"/>
+              </w:rPr>
+              <w:t xml:space="preserve">0</w:t>
+            </w:r>
+          </w:p>
+        </w:tc>
+        <w:tc>
+          <w:tcPr>
+            <w:tcW w:type="dxa" w:w="3120"/>
+            <w:vAlign w:val="center"/>
+          </w:tcPr>
+          <w:p>
+            <w:pPr>
+              <w:jc w:val="center"/>
+            </w:pPr>
+            <w:r>
+              <w:rPr>
+                <w:rFonts w:ascii="Times New Roman" w:cs="Times New Roman" w:eastAsia="Times New Roman" w:hAnsi="Times New Roman"/>
+                <w:sz w:val="22"/>
+                <w:szCs w:val="22"/>
+              </w:rPr>
+              <w:t xml:space="preserve">Explicit "No" on research consent screen</w:t>
+            </w:r>
+          </w:p>
+        </w:tc>
+      </w:tr>
+      <w:tr>
+        <w:tc>
+          <w:tcPr>
+            <w:tcW w:type="dxa" w:w="3120"/>
+            <w:vAlign w:val="center"/>
+          </w:tcPr>
+          <w:p>
+            <w:pPr>
+              <w:jc w:val="center"/>
+            </w:pPr>
+            <w:r>
+              <w:rPr>
+                <w:rFonts w:ascii="Times New Roman" w:cs="Times New Roman" w:eastAsia="Times New Roman" w:hAnsi="Times New Roman"/>
+                <w:sz w:val="22"/>
+                <w:szCs w:val="22"/>
+              </w:rPr>
+              <w:t xml:space="preserve">NULL consent</w:t>
+            </w:r>
+          </w:p>
+        </w:tc>
+        <w:tc>
+          <w:tcPr>
+            <w:tcW w:type="dxa" w:w="3120"/>
+            <w:vAlign w:val="center"/>
+          </w:tcPr>
+          <w:p>
+            <w:pPr>
+              <w:jc w:val="center"/>
+            </w:pPr>
+            <w:r>
+              <w:rPr>
+                <w:rFonts w:ascii="Times New Roman" w:cs="Times New Roman" w:eastAsia="Times New Roman" w:hAnsi="Times New Roman"/>
+                <w:sz w:val="22"/>
+                <w:szCs w:val="22"/>
+              </w:rPr>
+              <w:t xml:space="preserve">77</w:t>
+            </w:r>
+          </w:p>
+        </w:tc>
+        <w:tc>
+          <w:tcPr>
+            <w:tcW w:type="dxa" w:w="3120"/>
+            <w:vAlign w:val="center"/>
+          </w:tcPr>
+          <w:p>
+            <w:pPr>
+              <w:jc w:val="center"/>
+            </w:pPr>
+            <w:r>
+              <w:rPr>
+                <w:rFonts w:ascii="Times New Roman" w:cs="Times New Roman" w:eastAsia="Times New Roman" w:hAnsi="Times New Roman"/>
+                <w:sz w:val="22"/>
+                <w:szCs w:val="22"/>
+              </w:rPr>
+              <w:t xml:space="preserve">Completed before consent screen deployed; treated as non-consented</w:t>
+            </w:r>
+          </w:p>
+        </w:tc>
+      </w:tr>
+      <w:tr>
+        <w:tc>
+          <w:tcPr>
+            <w:tcW w:type="dxa" w:w="3120"/>
+            <w:vAlign w:val="center"/>
+          </w:tcPr>
+          <w:p>
+            <w:pPr>
+              <w:jc w:val="center"/>
+            </w:pPr>
+            <w:r>
+              <w:rPr>
+                <w:rFonts w:ascii="Times New Roman" w:cs="Times New Roman" w:eastAsia="Times New Roman" w:hAnsi="Times New Roman"/>
+                <w:sz w:val="22"/>
+                <w:szCs w:val="22"/>
+              </w:rPr>
+              <w:t xml:space="preserve">Withdrawn</w:t>
+            </w:r>
+          </w:p>
+        </w:tc>
+        <w:tc>
+          <w:tcPr>
+            <w:tcW w:type="dxa" w:w="3120"/>
+            <w:vAlign w:val="center"/>
+          </w:tcPr>
+          <w:p>
+            <w:pPr>
+              <w:jc w:val="center"/>
+            </w:pPr>
+            <w:r>
+              <w:rPr>
+                <w:rFonts w:ascii="Times New Roman" w:cs="Times New Roman" w:eastAsia="Times New Roman" w:hAnsi="Times New Roman"/>
+                <w:sz w:val="22"/>
+                <w:szCs w:val="22"/>
+              </w:rPr>
+              <w:t xml:space="preserve">0</w:t>
+            </w:r>
+          </w:p>
+        </w:tc>
+        <w:tc>
+          <w:tcPr>
+            <w:tcW w:type="dxa" w:w="3120"/>
+            <w:vAlign w:val="center"/>
+          </w:tcPr>
+          <w:p>
+            <w:pPr>
+              <w:jc w:val="center"/>
+            </w:pPr>
+            <w:r>
+              <w:rPr>
+                <w:rFonts w:ascii="Times New Roman" w:cs="Times New Roman" w:eastAsia="Times New Roman" w:hAnsi="Times New Roman"/>
+                <w:sz w:val="22"/>
+                <w:szCs w:val="22"/>
+              </w:rPr>
+              <w:t xml:space="preserve">No withdrawals received during the study period</w:t>
+            </w:r>
+          </w:p>
+        </w:tc>
+      </w:tr>
+      <w:tr>
+        <w:tc>
+          <w:tcPr>
+            <w:tcW w:type="dxa" w:w="3120"/>
+            <w:vAlign w:val="center"/>
+          </w:tcPr>
+          <w:p>
+            <w:pPr>
+              <w:jc w:val="center"/>
+            </w:pPr>
+            <w:r>
+              <w:rPr>
+                <w:rFonts w:ascii="Times New Roman" w:cs="Times New Roman" w:eastAsia="Times New Roman" w:hAnsi="Times New Roman"/>
+                <w:b/>
+                <w:bCs/>
+                <w:sz w:val="22"/>
+                <w:szCs w:val="22"/>
+              </w:rPr>
+              <w:t xml:space="preserve">Research-consented analysis set</w:t>
+            </w:r>
+          </w:p>
+        </w:tc>
+        <w:tc>
+          <w:tcPr>
+            <w:tcW w:type="dxa" w:w="3120"/>
+            <w:vAlign w:val="center"/>
+          </w:tcPr>
+          <w:p>
+            <w:pPr>
+              <w:jc w:val="center"/>
+            </w:pPr>
+            <w:r>
+              <w:rPr>
+                <w:rFonts w:ascii="Times New Roman" w:cs="Times New Roman" w:eastAsia="Times New Roman" w:hAnsi="Times New Roman"/>
+                <w:b/>
+                <w:bCs/>
+                <w:sz w:val="22"/>
+                <w:szCs w:val="22"/>
+              </w:rPr>
+              <w:t xml:space="preserve">354</w:t>
+            </w:r>
+          </w:p>
+        </w:tc>
+        <w:tc>
+          <w:tcPr>
+            <w:tcW w:type="dxa" w:w="3120"/>
+            <w:vAlign w:val="center"/>
+          </w:tcPr>
+          <w:p>
+            <w:pPr>
+              <w:jc w:val="center"/>
+            </w:pPr>
+            <w:r>
+              <w:rPr>
+                <w:rFonts w:ascii="Times New Roman" w:cs="Times New Roman" w:eastAsia="Times New Roman" w:hAnsi="Times New Roman"/>
+                <w:b/>
+                <w:bCs/>
+                <w:sz w:val="22"/>
+                <w:szCs w:val="22"/>
+              </w:rPr>
+              <w:t xml:space="preserve">Inclusion rule: research_consent = true AND submitted_at IS NOT NULL</w:t>
+            </w:r>
+          </w:p>
+        </w:tc>
+      </w:tr>
+    </w:tbl>
+    <w:p>
+      <w:pPr>
+        <w:spacing w:after="200"/>
+      </w:pPr>
+    </w:p>
+    <w:p>
+      <w:pPr>
+        <w:spacing w:line="360" w:after="200"/>
+      </w:pPr>
+      <w:r>
+        <w:rPr>
+          <w:rFonts w:ascii="Times New Roman" w:cs="Times New Roman" w:eastAsia="Times New Roman" w:hAnsi="Times New Roman"/>
+          <w:sz w:val="24"/>
+          <w:szCs w:val="24"/>
+        </w:rPr>
+        <w:t xml:space="preserve">All tables and statistics in Sections 4 and 6 use the research-consented set (n = 354) unless explicitly noted otherwise. Instructional feedback is delivered to all 431 submitters regardless of consent status.</w:t>
+      </w:r>
+    </w:p>
+    <w:p>
+      <w:pPr>
+        <w:spacing w:line="360" w:after="200"/>
+      </w:pPr>
+      <w:r>
+        <w:rPr>
+          <w:rFonts w:ascii="Times New Roman" w:cs="Times New Roman" w:eastAsia="Times New Roman" w:hAnsi="Times New Roman"/>
+          <w:sz w:val="24"/>
+          <w:szCs w:val="24"/>
+        </w:rPr>
+        <w:t xml:space="preserve">The following demographic summary describes the composition of the consented sample for operational context only. No subgroup performance comparisons are reported in Paper 1.</w:t>
+      </w:r>
+    </w:p>
+    <w:p>
+      <w:pPr>
+        <w:spacing w:line="360" w:after="200"/>
+      </w:pPr>
+      <w:r>
+        <w:rPr>
+          <w:rFonts w:ascii="Times New Roman" w:cs="Times New Roman" w:eastAsia="Times New Roman" w:hAnsi="Times New Roman"/>
+          <w:b/>
+          <w:bCs/>
+          <w:sz w:val="24"/>
+          <w:szCs w:val="24"/>
+        </w:rPr>
+        <w:t xml:space="preserve">Table 6.1: Sample Demographics (Consented, n = 354)</w:t>
+      </w:r>
+    </w:p>
+    <w:tbl>
+      <w:tblPr>
+        <w:tblW w:type="dxa" w:w="9360"/>
+        <w:tblBorders>
+          <w:top w:val="single" w:color="CCCCCC" w:sz="1"/>
+          <w:left w:val="single" w:color="CCCCCC" w:sz="1"/>
+          <w:bottom w:val="single" w:color="CCCCCC" w:sz="1"/>
+          <w:right w:val="single" w:color="CCCCCC" w:sz="1"/>
+          <w:insideH w:val="single" w:color="CCCCCC" w:sz="1"/>
+          <w:insideV w:val="single" w:color="CCCCCC" w:sz="1"/>
+        </w:tblBorders>
+        <w:tblLayout w:type="fixed"/>
+        <w:tblCellMar>
+          <w:top w:type="dxa" w:w="60"/>
+          <w:left w:type="dxa" w:w="120"/>
+          <w:bottom w:type="dxa" w:w="60"/>
+          <w:right w:type="dxa" w:w="120"/>
+        </w:tblCellMar>
+      </w:tblPr>
+      <w:tblGrid>
+        <w:gridCol w:w="3120"/>
+        <w:gridCol w:w="3120"/>
+        <w:gridCol w:w="3120"/>
+      </w:tblGrid>
+      <w:tr>
+        <w:trPr>
+          <w:tblHeader/>
+        </w:trPr>
+        <w:tc>
+          <w:tcPr>
+            <w:tcW w:type="dxa" w:w="3120"/>
+            <w:shd w:fill="D5E8F0" w:color="auto" w:val="clear"/>
+            <w:vAlign w:val="center"/>
+          </w:tcPr>
+          <w:p>
+            <w:pPr>
+              <w:jc w:val="center"/>
+            </w:pPr>
+            <w:r>
+              <w:rPr>
+                <w:rFonts w:ascii="Times New Roman" w:cs="Times New Roman" w:eastAsia="Times New Roman" w:hAnsi="Times New Roman"/>
+                <w:b/>
+                <w:bCs/>
+                <w:sz w:val="22"/>
+                <w:szCs w:val="22"/>
+              </w:rPr>
+              <w:t xml:space="preserve">Characteristic</w:t>
+            </w:r>
+          </w:p>
+        </w:tc>
+        <w:tc>
+          <w:tcPr>
+            <w:tcW w:type="dxa" w:w="3120"/>
+            <w:shd w:fill="D5E8F0" w:color="auto" w:val="clear"/>
+            <w:vAlign w:val="center"/>
+          </w:tcPr>
+          <w:p>
+            <w:pPr>
+              <w:jc w:val="center"/>
+            </w:pPr>
+            <w:r>
+              <w:rPr>
+                <w:rFonts w:ascii="Times New Roman" w:cs="Times New Roman" w:eastAsia="Times New Roman" w:hAnsi="Times New Roman"/>
+                <w:b/>
+                <w:bCs/>
+                <w:sz w:val="22"/>
+                <w:szCs w:val="22"/>
+              </w:rPr>
+              <w:t xml:space="preserve">n</w:t>
+            </w:r>
+          </w:p>
+        </w:tc>
+        <w:tc>
+          <w:tcPr>
+            <w:tcW w:type="dxa" w:w="3120"/>
+            <w:shd w:fill="D5E8F0" w:color="auto" w:val="clear"/>
+            <w:vAlign w:val="center"/>
+          </w:tcPr>
+          <w:p>
+            <w:pPr>
+              <w:jc w:val="center"/>
+            </w:pPr>
+            <w:r>
+              <w:rPr>
+                <w:rFonts w:ascii="Times New Roman" w:cs="Times New Roman" w:eastAsia="Times New Roman" w:hAnsi="Times New Roman"/>
+                <w:b/>
+                <w:bCs/>
+                <w:sz w:val="22"/>
+                <w:szCs w:val="22"/>
+              </w:rPr>
+              <w:t xml:space="preserve">%</w:t>
+            </w:r>
+          </w:p>
+        </w:tc>
+      </w:tr>
+      <w:tr>
+        <w:tc>
+          <w:tcPr>
+            <w:tcW w:type="dxa" w:w="3120"/>
+            <w:vAlign w:val="center"/>
+          </w:tcPr>
+          <w:p>
+            <w:pPr>
+              <w:jc w:val="center"/>
+            </w:pPr>
+            <w:r>
+              <w:rPr>
+                <w:rFonts w:ascii="Times New Roman" w:cs="Times New Roman" w:eastAsia="Times New Roman" w:hAnsi="Times New Roman"/>
+                <w:sz w:val="22"/>
+                <w:szCs w:val="22"/>
+              </w:rPr>
+              <w:t xml:space="preserve">Female</w:t>
+            </w:r>
+          </w:p>
+        </w:tc>
+        <w:tc>
+          <w:tcPr>
+            <w:tcW w:type="dxa" w:w="3120"/>
+            <w:vAlign w:val="center"/>
+          </w:tcPr>
+          <w:p>
+            <w:pPr>
+              <w:jc w:val="center"/>
+            </w:pPr>
+            <w:r>
+              <w:rPr>
+                <w:rFonts w:ascii="Times New Roman" w:cs="Times New Roman" w:eastAsia="Times New Roman" w:hAnsi="Times New Roman"/>
+                <w:sz w:val="22"/>
+                <w:szCs w:val="22"/>
+              </w:rPr>
+              <w:t xml:space="preserve">213</w:t>
+            </w:r>
+          </w:p>
+        </w:tc>
+        <w:tc>
+          <w:tcPr>
+            <w:tcW w:type="dxa" w:w="3120"/>
+            <w:vAlign w:val="center"/>
+          </w:tcPr>
+          <w:p>
+            <w:pPr>
+              <w:jc w:val="center"/>
+            </w:pPr>
+            <w:r>
+              <w:rPr>
+                <w:rFonts w:ascii="Times New Roman" w:cs="Times New Roman" w:eastAsia="Times New Roman" w:hAnsi="Times New Roman"/>
+                <w:sz w:val="22"/>
+                <w:szCs w:val="22"/>
+              </w:rPr>
+              <w:t xml:space="preserve">60.2%</w:t>
+            </w:r>
+          </w:p>
+        </w:tc>
+      </w:tr>
+      <w:tr>
+        <w:tc>
+          <w:tcPr>
+            <w:tcW w:type="dxa" w:w="3120"/>
+            <w:vAlign w:val="center"/>
+          </w:tcPr>
+          <w:p>
+            <w:pPr>
+              <w:jc w:val="center"/>
+            </w:pPr>
+            <w:r>
+              <w:rPr>
+                <w:rFonts w:ascii="Times New Roman" w:cs="Times New Roman" w:eastAsia="Times New Roman" w:hAnsi="Times New Roman"/>
+                <w:sz w:val="22"/>
+                <w:szCs w:val="22"/>
+              </w:rPr>
+              <w:t xml:space="preserve">Male</w:t>
+            </w:r>
+          </w:p>
+        </w:tc>
+        <w:tc>
+          <w:tcPr>
+            <w:tcW w:type="dxa" w:w="3120"/>
+            <w:vAlign w:val="center"/>
+          </w:tcPr>
+          <w:p>
+            <w:pPr>
+              <w:jc w:val="center"/>
+            </w:pPr>
+            <w:r>
+              <w:rPr>
+                <w:rFonts w:ascii="Times New Roman" w:cs="Times New Roman" w:eastAsia="Times New Roman" w:hAnsi="Times New Roman"/>
+                <w:sz w:val="22"/>
+                <w:szCs w:val="22"/>
+              </w:rPr>
+              <w:t xml:space="preserve">139</w:t>
+            </w:r>
+          </w:p>
+        </w:tc>
+        <w:tc>
+          <w:tcPr>
+            <w:tcW w:type="dxa" w:w="3120"/>
+            <w:vAlign w:val="center"/>
+          </w:tcPr>
+          <w:p>
+            <w:pPr>
+              <w:jc w:val="center"/>
+            </w:pPr>
+            <w:r>
+              <w:rPr>
+                <w:rFonts w:ascii="Times New Roman" w:cs="Times New Roman" w:eastAsia="Times New Roman" w:hAnsi="Times New Roman"/>
+                <w:sz w:val="22"/>
+                <w:szCs w:val="22"/>
+              </w:rPr>
+              <w:t xml:space="preserve">39.3%</w:t>
+            </w:r>
+          </w:p>
+        </w:tc>
+      </w:tr>
+      <w:tr>
+        <w:tc>
+          <w:tcPr>
+            <w:tcW w:type="dxa" w:w="3120"/>
+            <w:vAlign w:val="center"/>
+          </w:tcPr>
+          <w:p>
+            <w:pPr>
+              <w:jc w:val="center"/>
+            </w:pPr>
+            <w:r>
+              <w:rPr>
+                <w:rFonts w:ascii="Times New Roman" w:cs="Times New Roman" w:eastAsia="Times New Roman" w:hAnsi="Times New Roman"/>
+                <w:sz w:val="22"/>
+                <w:szCs w:val="22"/>
+              </w:rPr>
+              <w:t xml:space="preserve">Prefer not to say</w:t>
+            </w:r>
+          </w:p>
+        </w:tc>
+        <w:tc>
+          <w:tcPr>
+            <w:tcW w:type="dxa" w:w="3120"/>
+            <w:vAlign w:val="center"/>
+          </w:tcPr>
+          <w:p>
+            <w:pPr>
+              <w:jc w:val="center"/>
+            </w:pPr>
+            <w:r>
+              <w:rPr>
+                <w:rFonts w:ascii="Times New Roman" w:cs="Times New Roman" w:eastAsia="Times New Roman" w:hAnsi="Times New Roman"/>
+                <w:sz w:val="22"/>
+                <w:szCs w:val="22"/>
+              </w:rPr>
+              <w:t xml:space="preserve">2</w:t>
+            </w:r>
+          </w:p>
+        </w:tc>
+        <w:tc>
+          <w:tcPr>
+            <w:tcW w:type="dxa" w:w="3120"/>
+            <w:vAlign w:val="center"/>
+          </w:tcPr>
+          <w:p>
+            <w:pPr>
+              <w:jc w:val="center"/>
+            </w:pPr>
+            <w:r>
+              <w:rPr>
+                <w:rFonts w:ascii="Times New Roman" w:cs="Times New Roman" w:eastAsia="Times New Roman" w:hAnsi="Times New Roman"/>
+                <w:sz w:val="22"/>
+                <w:szCs w:val="22"/>
+              </w:rPr>
+              <w:t xml:space="preserve">0.6%</w:t>
+            </w:r>
+          </w:p>
+        </w:tc>
+      </w:tr>
+      <w:tr>
+        <w:tc>
+          <w:tcPr>
+            <w:tcW w:type="dxa" w:w="3120"/>
+            <w:vAlign w:val="center"/>
+          </w:tcPr>
+          <w:p>
+            <w:pPr>
+              <w:jc w:val="center"/>
+            </w:pPr>
+            <w:r>
+              <w:rPr>
+                <w:rFonts w:ascii="Times New Roman" w:cs="Times New Roman" w:eastAsia="Times New Roman" w:hAnsi="Times New Roman"/>
+                <w:sz w:val="22"/>
+                <w:szCs w:val="22"/>
+              </w:rPr>
+              <w:t xml:space="preserve">English first language</w:t>
+            </w:r>
+          </w:p>
+        </w:tc>
+        <w:tc>
+          <w:tcPr>
+            <w:tcW w:type="dxa" w:w="3120"/>
+            <w:vAlign w:val="center"/>
+          </w:tcPr>
+          <w:p>
+            <w:pPr>
+              <w:jc w:val="center"/>
+            </w:pPr>
+            <w:r>
+              <w:rPr>
+                <w:rFonts w:ascii="Times New Roman" w:cs="Times New Roman" w:eastAsia="Times New Roman" w:hAnsi="Times New Roman"/>
+                <w:sz w:val="22"/>
+                <w:szCs w:val="22"/>
+              </w:rPr>
+              <w:t xml:space="preserve">278</w:t>
+            </w:r>
+          </w:p>
+        </w:tc>
+        <w:tc>
+          <w:tcPr>
+            <w:tcW w:type="dxa" w:w="3120"/>
+            <w:vAlign w:val="center"/>
+          </w:tcPr>
+          <w:p>
+            <w:pPr>
+              <w:jc w:val="center"/>
+            </w:pPr>
+            <w:r>
+              <w:rPr>
+                <w:rFonts w:ascii="Times New Roman" w:cs="Times New Roman" w:eastAsia="Times New Roman" w:hAnsi="Times New Roman"/>
+                <w:sz w:val="22"/>
+                <w:szCs w:val="22"/>
+              </w:rPr>
+              <w:t xml:space="preserve">78.5%</w:t>
+            </w:r>
+          </w:p>
+        </w:tc>
+      </w:tr>
+      <w:tr>
+        <w:tc>
+          <w:tcPr>
+            <w:tcW w:type="dxa" w:w="3120"/>
+            <w:vAlign w:val="center"/>
+          </w:tcPr>
+          <w:p>
+            <w:pPr>
+              <w:jc w:val="center"/>
+            </w:pPr>
+            <w:r>
+              <w:rPr>
+                <w:rFonts w:ascii="Times New Roman" w:cs="Times New Roman" w:eastAsia="Times New Roman" w:hAnsi="Times New Roman"/>
+                <w:sz w:val="22"/>
+                <w:szCs w:val="22"/>
+              </w:rPr>
+              <w:t xml:space="preserve">Spanish first language</w:t>
+            </w:r>
+          </w:p>
+        </w:tc>
+        <w:tc>
+          <w:tcPr>
+            <w:tcW w:type="dxa" w:w="3120"/>
+            <w:vAlign w:val="center"/>
+          </w:tcPr>
+          <w:p>
+            <w:pPr>
+              <w:jc w:val="center"/>
+            </w:pPr>
+            <w:r>
+              <w:rPr>
+                <w:rFonts w:ascii="Times New Roman" w:cs="Times New Roman" w:eastAsia="Times New Roman" w:hAnsi="Times New Roman"/>
+                <w:sz w:val="22"/>
+                <w:szCs w:val="22"/>
+              </w:rPr>
+              <w:t xml:space="preserve">44</w:t>
+            </w:r>
+          </w:p>
+        </w:tc>
+        <w:tc>
+          <w:tcPr>
+            <w:tcW w:type="dxa" w:w="3120"/>
+            <w:vAlign w:val="center"/>
+          </w:tcPr>
+          <w:p>
+            <w:pPr>
+              <w:jc w:val="center"/>
+            </w:pPr>
+            <w:r>
+              <w:rPr>
+                <w:rFonts w:ascii="Times New Roman" w:cs="Times New Roman" w:eastAsia="Times New Roman" w:hAnsi="Times New Roman"/>
+                <w:sz w:val="22"/>
+                <w:szCs w:val="22"/>
+              </w:rPr>
+              <w:t xml:space="preserve">12.4%</w:t>
+            </w:r>
+          </w:p>
+        </w:tc>
+      </w:tr>
+      <w:tr>
+        <w:tc>
+          <w:tcPr>
+            <w:tcW w:type="dxa" w:w="3120"/>
+            <w:vAlign w:val="center"/>
+          </w:tcPr>
+          <w:p>
+            <w:pPr>
+              <w:jc w:val="center"/>
+            </w:pPr>
+            <w:r>
+              <w:rPr>
+                <w:rFonts w:ascii="Times New Roman" w:cs="Times New Roman" w:eastAsia="Times New Roman" w:hAnsi="Times New Roman"/>
+                <w:sz w:val="22"/>
+                <w:szCs w:val="22"/>
+              </w:rPr>
+              <w:t xml:space="preserve">Other languages</w:t>
+            </w:r>
+          </w:p>
+        </w:tc>
+        <w:tc>
+          <w:tcPr>
+            <w:tcW w:type="dxa" w:w="3120"/>
+            <w:vAlign w:val="center"/>
+          </w:tcPr>
+          <w:p>
+            <w:pPr>
+              <w:jc w:val="center"/>
+            </w:pPr>
+            <w:r>
+              <w:rPr>
+                <w:rFonts w:ascii="Times New Roman" w:cs="Times New Roman" w:eastAsia="Times New Roman" w:hAnsi="Times New Roman"/>
+                <w:sz w:val="22"/>
+                <w:szCs w:val="22"/>
+              </w:rPr>
+              <w:t xml:space="preserve">32</w:t>
+            </w:r>
+          </w:p>
+        </w:tc>
+        <w:tc>
+          <w:tcPr>
+            <w:tcW w:type="dxa" w:w="3120"/>
+            <w:vAlign w:val="center"/>
+          </w:tcPr>
+          <w:p>
+            <w:pPr>
+              <w:jc w:val="center"/>
+            </w:pPr>
+            <w:r>
+              <w:rPr>
+                <w:rFonts w:ascii="Times New Roman" w:cs="Times New Roman" w:eastAsia="Times New Roman" w:hAnsi="Times New Roman"/>
+                <w:sz w:val="22"/>
+                <w:szCs w:val="22"/>
+              </w:rPr>
+              <w:t xml:space="preserve">9.0%</w:t>
+            </w:r>
+          </w:p>
+        </w:tc>
+      </w:tr>
+    </w:tbl>
+    <w:p>
+      <w:pPr>
+        <w:spacing w:after="200"/>
+      </w:pPr>
+    </w:p>
+    <w:p>
+      <w:pPr>
+        <w:pStyle w:val="Heading2"/>
+        <w:spacing w:before="360" w:after="180"/>
+      </w:pPr>
+      <w:r>
+        <w:rPr>
+          <w:rFonts w:ascii="Times New Roman" w:cs="Times New Roman" w:eastAsia="Times New Roman" w:hAnsi="Times New Roman"/>
+          <w:sz w:val="24"/>
+          <w:szCs w:val="24"/>
+        </w:rPr>
+        <w:t xml:space="preserve">6.2 Anchor Score Context</w:t>
+      </w:r>
+    </w:p>
+    <w:p>
+      <w:pPr>
+        <w:spacing w:line="360" w:after="200"/>
+      </w:pPr>
+      <w:r>
+        <w:rPr>
+          <w:rFonts w:ascii="Times New Roman" w:cs="Times New Roman" w:eastAsia="Times New Roman" w:hAnsi="Times New Roman"/>
+          <w:sz w:val="24"/>
+          <w:szCs w:val="24"/>
+        </w:rPr>
+        <w:t xml:space="preserve">The following score summaries provide operational context for interpreting SDM-10 diagnostic patterns. They are not inferential claims about population-level financial literacy.</w:t>
+      </w:r>
+    </w:p>
+    <w:p>
+      <w:pPr>
+        <w:spacing w:line="360" w:after="200"/>
+      </w:pPr>
+      <w:r>
+        <w:rPr>
+          <w:rFonts w:ascii="Times New Roman" w:cs="Times New Roman" w:eastAsia="Times New Roman" w:hAnsi="Times New Roman"/>
+          <w:sz w:val="24"/>
+          <w:szCs w:val="24"/>
+        </w:rPr>
+        <w:t xml:space="preserve">For the consented subset (n = 354), the mean anchor score was 67.0% (SD = 17.9%, median = 69.2%) across 26 scored knowledge items. Domain-level means were:</w:t>
+      </w:r>
+    </w:p>
+    <w:p>
+      <w:pPr>
+        <w:spacing w:line="360" w:after="200"/>
+      </w:pPr>
+      <w:r>
+        <w:rPr>
+          <w:rFonts w:ascii="Times New Roman" w:cs="Times New Roman" w:eastAsia="Times New Roman" w:hAnsi="Times New Roman"/>
+          <w:b/>
+          <w:bCs/>
+          <w:sz w:val="24"/>
+          <w:szCs w:val="24"/>
+        </w:rPr>
+        <w:t xml:space="preserve">Table 6.2: Mean Accuracy by Domain (Consented, n = 354)</w:t>
+      </w:r>
+    </w:p>
+    <w:tbl>
+      <w:tblPr>
+        <w:tblW w:type="dxa" w:w="9360"/>
+        <w:tblBorders>
+          <w:top w:val="single" w:color="CCCCCC" w:sz="1"/>
+          <w:left w:val="single" w:color="CCCCCC" w:sz="1"/>
+          <w:bottom w:val="single" w:color="CCCCCC" w:sz="1"/>
+          <w:right w:val="single" w:color="CCCCCC" w:sz="1"/>
+          <w:insideH w:val="single" w:color="CCCCCC" w:sz="1"/>
+          <w:insideV w:val="single" w:color="CCCCCC" w:sz="1"/>
+        </w:tblBorders>
+        <w:tblLayout w:type="fixed"/>
+        <w:tblCellMar>
+          <w:top w:type="dxa" w:w="60"/>
+          <w:left w:type="dxa" w:w="120"/>
+          <w:bottom w:type="dxa" w:w="60"/>
+          <w:right w:type="dxa" w:w="120"/>
+        </w:tblCellMar>
+      </w:tblPr>
+      <w:tblGrid>
+        <w:gridCol w:w="3120"/>
+        <w:gridCol w:w="3120"/>
+        <w:gridCol w:w="3120"/>
+      </w:tblGrid>
+      <w:tr>
+        <w:trPr>
+          <w:tblHeader/>
+        </w:trPr>
+        <w:tc>
+          <w:tcPr>
+            <w:tcW w:type="dxa" w:w="3120"/>
+            <w:shd w:fill="D5E8F0" w:color="auto" w:val="clear"/>
+            <w:vAlign w:val="center"/>
+          </w:tcPr>
+          <w:p>
+            <w:pPr>
+              <w:jc w:val="center"/>
+            </w:pPr>
+            <w:r>
+              <w:rPr>
+                <w:rFonts w:ascii="Times New Roman" w:cs="Times New Roman" w:eastAsia="Times New Roman" w:hAnsi="Times New Roman"/>
+                <w:b/>
+                <w:bCs/>
+                <w:sz w:val="22"/>
+                <w:szCs w:val="22"/>
+              </w:rPr>
+              <w:t xml:space="preserve">Domain</w:t>
+            </w:r>
+          </w:p>
+        </w:tc>
+        <w:tc>
+          <w:tcPr>
+            <w:tcW w:type="dxa" w:w="3120"/>
+            <w:shd w:fill="D5E8F0" w:color="auto" w:val="clear"/>
+            <w:vAlign w:val="center"/>
+          </w:tcPr>
+          <w:p>
+            <w:pPr>
+              <w:jc w:val="center"/>
+            </w:pPr>
+            <w:r>
+              <w:rPr>
+                <w:rFonts w:ascii="Times New Roman" w:cs="Times New Roman" w:eastAsia="Times New Roman" w:hAnsi="Times New Roman"/>
+                <w:b/>
+                <w:bCs/>
+                <w:sz w:val="22"/>
+                <w:szCs w:val="22"/>
+              </w:rPr>
+              <w:t xml:space="preserve">Items</w:t>
+            </w:r>
+          </w:p>
+        </w:tc>
+        <w:tc>
+          <w:tcPr>
+            <w:tcW w:type="dxa" w:w="3120"/>
+            <w:shd w:fill="D5E8F0" w:color="auto" w:val="clear"/>
+            <w:vAlign w:val="center"/>
+          </w:tcPr>
+          <w:p>
+            <w:pPr>
+              <w:jc w:val="center"/>
+            </w:pPr>
+            <w:r>
+              <w:rPr>
+                <w:rFonts w:ascii="Times New Roman" w:cs="Times New Roman" w:eastAsia="Times New Roman" w:hAnsi="Times New Roman"/>
+                <w:b/>
+                <w:bCs/>
+                <w:sz w:val="22"/>
+                <w:szCs w:val="22"/>
+              </w:rPr>
+              <w:t xml:space="preserve">Mean % Correct</w:t>
+            </w:r>
+          </w:p>
+        </w:tc>
+      </w:tr>
+      <w:tr>
+        <w:tc>
+          <w:tcPr>
+            <w:tcW w:type="dxa" w:w="3120"/>
+            <w:vAlign w:val="center"/>
+          </w:tcPr>
+          <w:p>
+            <w:pPr>
+              <w:jc w:val="center"/>
+            </w:pPr>
+            <w:r>
+              <w:rPr>
+                <w:rFonts w:ascii="Times New Roman" w:cs="Times New Roman" w:eastAsia="Times New Roman" w:hAnsi="Times New Roman"/>
+                <w:sz w:val="22"/>
+                <w:szCs w:val="22"/>
+              </w:rPr>
+              <w:t xml:space="preserve">Behavioral and Risk Management Knowledge</w:t>
+            </w:r>
+          </w:p>
+        </w:tc>
+        <w:tc>
+          <w:tcPr>
+            <w:tcW w:type="dxa" w:w="3120"/>
+            <w:vAlign w:val="center"/>
+          </w:tcPr>
+          <w:p>
+            <w:pPr>
+              <w:jc w:val="center"/>
+            </w:pPr>
+            <w:r>
+              <w:rPr>
+                <w:rFonts w:ascii="Times New Roman" w:cs="Times New Roman" w:eastAsia="Times New Roman" w:hAnsi="Times New Roman"/>
+                <w:sz w:val="22"/>
+                <w:szCs w:val="22"/>
+              </w:rPr>
+              <w:t xml:space="preserve">4</w:t>
+            </w:r>
+          </w:p>
+        </w:tc>
+        <w:tc>
+          <w:tcPr>
+            <w:tcW w:type="dxa" w:w="3120"/>
+            <w:vAlign w:val="center"/>
+          </w:tcPr>
+          <w:p>
+            <w:pPr>
+              <w:jc w:val="center"/>
+            </w:pPr>
+            <w:r>
+              <w:rPr>
+                <w:rFonts w:ascii="Times New Roman" w:cs="Times New Roman" w:eastAsia="Times New Roman" w:hAnsi="Times New Roman"/>
+                <w:sz w:val="22"/>
+                <w:szCs w:val="22"/>
+              </w:rPr>
+              <w:t xml:space="preserve">72.4%</w:t>
+            </w:r>
+          </w:p>
+        </w:tc>
+      </w:tr>
+      <w:tr>
+        <w:tc>
+          <w:tcPr>
+            <w:tcW w:type="dxa" w:w="3120"/>
+            <w:vAlign w:val="center"/>
+          </w:tcPr>
+          <w:p>
+            <w:pPr>
+              <w:jc w:val="center"/>
+            </w:pPr>
+            <w:r>
+              <w:rPr>
+                <w:rFonts w:ascii="Times New Roman" w:cs="Times New Roman" w:eastAsia="Times New Roman" w:hAnsi="Times New Roman"/>
+                <w:sz w:val="22"/>
+                <w:szCs w:val="22"/>
+              </w:rPr>
+              <w:t xml:space="preserve">Borrowing, Interest Rates, and Financial Numeracy Knowledge</w:t>
+            </w:r>
+          </w:p>
+        </w:tc>
+        <w:tc>
+          <w:tcPr>
+            <w:tcW w:type="dxa" w:w="3120"/>
+            <w:vAlign w:val="center"/>
+          </w:tcPr>
+          <w:p>
+            <w:pPr>
+              <w:jc w:val="center"/>
+            </w:pPr>
+            <w:r>
+              <w:rPr>
+                <w:rFonts w:ascii="Times New Roman" w:cs="Times New Roman" w:eastAsia="Times New Roman" w:hAnsi="Times New Roman"/>
+                <w:sz w:val="22"/>
+                <w:szCs w:val="22"/>
+              </w:rPr>
+              <w:t xml:space="preserve">10</w:t>
+            </w:r>
+          </w:p>
+        </w:tc>
+        <w:tc>
+          <w:tcPr>
+            <w:tcW w:type="dxa" w:w="3120"/>
+            <w:vAlign w:val="center"/>
+          </w:tcPr>
+          <w:p>
+            <w:pPr>
+              <w:jc w:val="center"/>
+            </w:pPr>
+            <w:r>
+              <w:rPr>
+                <w:rFonts w:ascii="Times New Roman" w:cs="Times New Roman" w:eastAsia="Times New Roman" w:hAnsi="Times New Roman"/>
+                <w:sz w:val="22"/>
+                <w:szCs w:val="22"/>
+              </w:rPr>
+              <w:t xml:space="preserve">69.2%</w:t>
+            </w:r>
+          </w:p>
+        </w:tc>
+      </w:tr>
+      <w:tr>
+        <w:tc>
+          <w:tcPr>
+            <w:tcW w:type="dxa" w:w="3120"/>
+            <w:vAlign w:val="center"/>
+          </w:tcPr>
+          <w:p>
+            <w:pPr>
+              <w:jc w:val="center"/>
+            </w:pPr>
+            <w:r>
+              <w:rPr>
+                <w:rFonts w:ascii="Times New Roman" w:cs="Times New Roman" w:eastAsia="Times New Roman" w:hAnsi="Times New Roman"/>
+                <w:sz w:val="22"/>
+                <w:szCs w:val="22"/>
+              </w:rPr>
+              <w:t xml:space="preserve">Risk and Return Knowledge</w:t>
+            </w:r>
+          </w:p>
+        </w:tc>
+        <w:tc>
+          <w:tcPr>
+            <w:tcW w:type="dxa" w:w="3120"/>
+            <w:vAlign w:val="center"/>
+          </w:tcPr>
+          <w:p>
+            <w:pPr>
+              <w:jc w:val="center"/>
+            </w:pPr>
+            <w:r>
+              <w:rPr>
+                <w:rFonts w:ascii="Times New Roman" w:cs="Times New Roman" w:eastAsia="Times New Roman" w:hAnsi="Times New Roman"/>
+                <w:sz w:val="22"/>
+                <w:szCs w:val="22"/>
+              </w:rPr>
+              <w:t xml:space="preserve">12</w:t>
+            </w:r>
+          </w:p>
+        </w:tc>
+        <w:tc>
+          <w:tcPr>
+            <w:tcW w:type="dxa" w:w="3120"/>
+            <w:vAlign w:val="center"/>
+          </w:tcPr>
+          <w:p>
+            <w:pPr>
+              <w:jc w:val="center"/>
+            </w:pPr>
+            <w:r>
+              <w:rPr>
+                <w:rFonts w:ascii="Times New Roman" w:cs="Times New Roman" w:eastAsia="Times New Roman" w:hAnsi="Times New Roman"/>
+                <w:sz w:val="22"/>
+                <w:szCs w:val="22"/>
+              </w:rPr>
+              <w:t xml:space="preserve">63.4%</w:t>
+            </w:r>
+          </w:p>
+        </w:tc>
+      </w:tr>
+    </w:tbl>
+    <w:p>
+      <w:pPr>
+        <w:spacing w:after="200"/>
+      </w:pPr>
+    </w:p>
+    <w:p>
+      <w:pPr>
+        <w:spacing w:line="360" w:after="200"/>
+      </w:pPr>
+      <w:r>
+        <w:rPr>
+          <w:rFonts w:ascii="Times New Roman" w:cs="Times New Roman" w:eastAsia="Times New Roman" w:hAnsi="Times New Roman"/>
+          <w:sz w:val="24"/>
+          <w:szCs w:val="24"/>
+        </w:rPr>
+        <w:t xml:space="preserve">Investment and Risk was the weakest domain, driven primarily by low performance on Q38 (Inflation Protection) and Q6 (Inflation Lowering). However, Investment and Risk also has the highest selection error count (56), suggesting some of this weakness is artefactual.</w:t>
+      </w:r>
+    </w:p>
+    <w:p>
+      <w:pPr>
+        <w:spacing w:line="360" w:after="200"/>
+      </w:pPr>
+      <w:r>
+        <w:rPr>
+          <w:rFonts w:ascii="Times New Roman" w:cs="Times New Roman" w:eastAsia="Times New Roman" w:hAnsi="Times New Roman"/>
+          <w:b/>
+          <w:bCs/>
+          <w:sz w:val="24"/>
+          <w:szCs w:val="24"/>
+        </w:rPr>
+        <w:t xml:space="preserve">Table 6.3: Score Distribution by Performance Band (Consented, n = 354)</w:t>
+      </w:r>
+    </w:p>
+    <w:tbl>
+      <w:tblPr>
+        <w:tblW w:type="dxa" w:w="9360"/>
+        <w:tblBorders>
+          <w:top w:val="single" w:color="CCCCCC" w:sz="1"/>
+          <w:left w:val="single" w:color="CCCCCC" w:sz="1"/>
+          <w:bottom w:val="single" w:color="CCCCCC" w:sz="1"/>
+          <w:right w:val="single" w:color="CCCCCC" w:sz="1"/>
+          <w:insideH w:val="single" w:color="CCCCCC" w:sz="1"/>
+          <w:insideV w:val="single" w:color="CCCCCC" w:sz="1"/>
+        </w:tblBorders>
+        <w:tblLayout w:type="fixed"/>
+        <w:tblCellMar>
+          <w:top w:type="dxa" w:w="60"/>
+          <w:left w:type="dxa" w:w="120"/>
+          <w:bottom w:type="dxa" w:w="60"/>
+          <w:right w:type="dxa" w:w="120"/>
+        </w:tblCellMar>
+      </w:tblPr>
+      <w:tblGrid>
+        <w:gridCol w:w="2340"/>
+        <w:gridCol w:w="2340"/>
+        <w:gridCol w:w="2340"/>
+        <w:gridCol w:w="2340"/>
+      </w:tblGrid>
+      <w:tr>
+        <w:trPr>
+          <w:tblHeader/>
+        </w:trPr>
+        <w:tc>
+          <w:tcPr>
+            <w:tcW w:type="dxa" w:w="2340"/>
+            <w:shd w:fill="D5E8F0" w:color="auto" w:val="clear"/>
+            <w:vAlign w:val="center"/>
+          </w:tcPr>
+          <w:p>
+            <w:pPr>
+              <w:jc w:val="center"/>
+            </w:pPr>
+            <w:r>
+              <w:rPr>
+                <w:rFonts w:ascii="Times New Roman" w:cs="Times New Roman" w:eastAsia="Times New Roman" w:hAnsi="Times New Roman"/>
+                <w:b/>
+                <w:bCs/>
+                <w:sz w:val="22"/>
+                <w:szCs w:val="22"/>
+              </w:rPr>
               <w:t xml:space="preserve">Band</w:t>
             </w:r>
           </w:p>
@@ -15620,7 +16162,7 @@
           <w:sz w:val="24"/>
           <w:szCs w:val="24"/>
         </w:rPr>
-        <w:t xml:space="preserve"> To protect student privacy in subgroup analyses, Paper 2 will suppress any demographic cell with fewer than 10 observations. Intersectional cells (e.g., gender x race/ethnicity) that fall below this threshold will be reported only in aggregate or omitted. These thresholds follow standard practices for small-sample educational research and are consistent with FERPA de-identification guidance.</w:t>
+        <w:t xml:space="preserve"> To protect student privacy in subgroup analyses, Paper 2 will suppress any demographic cell with fewer than 10 observations. Intersectional cells (e.g., gender x race/ethnicity) that fall below this threshold will be reported only in aggregate or omitted. These thresholds follow standard practices for small-sample educational research and are consistent with a FERPA-aware design approach to de-identification.</w:t>
       </w:r>
     </w:p>
     <w:p>
@@ -17212,7 +17754,7 @@
                 <w:sz w:val="22"/>
                 <w:szCs w:val="22"/>
               </w:rPr>
-              <w:t xml:space="preserve">Fixed 10 items after the 40 anchor questions</w:t>
+              <w:t xml:space="preserve">Target 10 items after the 40 anchor questions (5--10 delivered depending on available high-Need subcategories)</w:t>
             </w:r>
           </w:p>
         </w:tc>

--- a/exports/paper.docx
+++ b/exports/paper.docx
@@ -23955,8 +23955,53 @@
     </w:p>
     <w:p>
       <w:pPr>
+        <w:pStyle w:val="Heading2"/>
+        <w:spacing w:before="360" w:after="180"/>
+      </w:pPr>
+      <w:r>
+        <w:rPr>
+          <w:rFonts w:ascii="Times New Roman" w:cs="Times New Roman" w:eastAsia="Times New Roman" w:hAnsi="Times New Roman"/>
+          <w:sz w:val="24"/>
+          <w:szCs w:val="24"/>
+        </w:rPr>
+        <w:t xml:space="preserve">B.2: Baseline Covariates (B1–B13, Not Scored)</w:t>
+      </w:r>
+    </w:p>
+    <w:p>
+      <w:pPr>
         <w:spacing w:line="360" w:after="200"/>
       </w:pPr>
+      <w:r>
+        <w:rPr>
+          <w:rFonts w:ascii="Times New Roman" w:cs="Times New Roman" w:eastAsia="Times New Roman" w:hAnsi="Times New Roman"/>
+          <w:sz w:val="24"/>
+          <w:szCs w:val="24"/>
+        </w:rPr>
+        <w:t xml:space="preserve">These items collect demographic characteristics, financial background, and debt status during the onboarding phase. No responses are scored.</w:t>
+      </w:r>
+    </w:p>
+    <w:p>
+      <w:pPr>
+        <w:spacing w:line="360" w:after="200"/>
+      </w:pPr>
+      <w:r>
+        <w:rPr>
+          <w:rFonts w:ascii="Times New Roman" w:cs="Times New Roman" w:eastAsia="Times New Roman" w:hAnsi="Times New Roman"/>
+          <w:b/>
+          <w:bCs/>
+          <w:sz w:val="24"/>
+          <w:szCs w:val="24"/>
+        </w:rPr>
+        <w:t xml:space="preserve">B1.</w:t>
+      </w:r>
+      <w:r>
+        <w:rPr>
+          <w:rFonts w:ascii="Times New Roman" w:cs="Times New Roman" w:eastAsia="Times New Roman" w:hAnsi="Times New Roman"/>
+          <w:sz w:val="24"/>
+          <w:szCs w:val="24"/>
+        </w:rPr>
+        <w:t xml:space="preserve"> What is your gender? </w:t>
+      </w:r>
       <w:r>
         <w:rPr>
           <w:rFonts w:ascii="Times New Roman" w:cs="Times New Roman" w:eastAsia="Times New Roman" w:hAnsi="Times New Roman"/>
@@ -23965,7 +24010,2980 @@
           <w:sz w:val="24"/>
           <w:szCs w:val="24"/>
         </w:rPr>
-        <w:t xml:space="preserve">(Full question text with answer keys is available in the project repository.)</w:t>
+        <w:t xml:space="preserve">(A) Female | (B) Male | (C) Prefer not to say</w:t>
+      </w:r>
+    </w:p>
+    <w:p>
+      <w:pPr>
+        <w:spacing w:line="360" w:after="200"/>
+      </w:pPr>
+      <w:r>
+        <w:rPr>
+          <w:rFonts w:ascii="Times New Roman" w:cs="Times New Roman" w:eastAsia="Times New Roman" w:hAnsi="Times New Roman"/>
+          <w:b/>
+          <w:bCs/>
+          <w:sz w:val="24"/>
+          <w:szCs w:val="24"/>
+        </w:rPr>
+        <w:t xml:space="preserve">B2.</w:t>
+      </w:r>
+      <w:r>
+        <w:rPr>
+          <w:rFonts w:ascii="Times New Roman" w:cs="Times New Roman" w:eastAsia="Times New Roman" w:hAnsi="Times New Roman"/>
+          <w:sz w:val="24"/>
+          <w:szCs w:val="24"/>
+        </w:rPr>
+        <w:t xml:space="preserve"> Which category best describes your racial or ethnic background? </w:t>
+      </w:r>
+      <w:r>
+        <w:rPr>
+          <w:rFonts w:ascii="Times New Roman" w:cs="Times New Roman" w:eastAsia="Times New Roman" w:hAnsi="Times New Roman"/>
+          <w:i/>
+          <w:iCs/>
+          <w:sz w:val="24"/>
+          <w:szCs w:val="24"/>
+        </w:rPr>
+        <w:t xml:space="preserve">(A) White or Caucasian | (B) Asian | (C) Black or African American | (D) Hispanic or Latino | (E) Native Hawaiian or Pacific Islander | (F) Native American or Alaska Native | (G) Two or more racial or ethnic backgrounds | (H) Other | (I) Prefer not to say</w:t>
+      </w:r>
+    </w:p>
+    <w:p>
+      <w:pPr>
+        <w:spacing w:line="360" w:after="200"/>
+      </w:pPr>
+      <w:r>
+        <w:rPr>
+          <w:rFonts w:ascii="Times New Roman" w:cs="Times New Roman" w:eastAsia="Times New Roman" w:hAnsi="Times New Roman"/>
+          <w:b/>
+          <w:bCs/>
+          <w:sz w:val="24"/>
+          <w:szCs w:val="24"/>
+        </w:rPr>
+        <w:t xml:space="preserve">B3.</w:t>
+      </w:r>
+      <w:r>
+        <w:rPr>
+          <w:rFonts w:ascii="Times New Roman" w:cs="Times New Roman" w:eastAsia="Times New Roman" w:hAnsi="Times New Roman"/>
+          <w:sz w:val="24"/>
+          <w:szCs w:val="24"/>
+        </w:rPr>
+        <w:t xml:space="preserve"> What is your age range? </w:t>
+      </w:r>
+      <w:r>
+        <w:rPr>
+          <w:rFonts w:ascii="Times New Roman" w:cs="Times New Roman" w:eastAsia="Times New Roman" w:hAnsi="Times New Roman"/>
+          <w:i/>
+          <w:iCs/>
+          <w:sz w:val="24"/>
+          <w:szCs w:val="24"/>
+        </w:rPr>
+        <w:t xml:space="preserve">(A) 20 or under | (B) Above 20</w:t>
+      </w:r>
+    </w:p>
+    <w:p>
+      <w:pPr>
+        <w:spacing w:line="360" w:after="200"/>
+      </w:pPr>
+      <w:r>
+        <w:rPr>
+          <w:rFonts w:ascii="Times New Roman" w:cs="Times New Roman" w:eastAsia="Times New Roman" w:hAnsi="Times New Roman"/>
+          <w:b/>
+          <w:bCs/>
+          <w:sz w:val="24"/>
+          <w:szCs w:val="24"/>
+        </w:rPr>
+        <w:t xml:space="preserve">B4.</w:t>
+      </w:r>
+      <w:r>
+        <w:rPr>
+          <w:rFonts w:ascii="Times New Roman" w:cs="Times New Roman" w:eastAsia="Times New Roman" w:hAnsi="Times New Roman"/>
+          <w:sz w:val="24"/>
+          <w:szCs w:val="24"/>
+        </w:rPr>
+        <w:t xml:space="preserve"> What is your first language? </w:t>
+      </w:r>
+      <w:r>
+        <w:rPr>
+          <w:rFonts w:ascii="Times New Roman" w:cs="Times New Roman" w:eastAsia="Times New Roman" w:hAnsi="Times New Roman"/>
+          <w:i/>
+          <w:iCs/>
+          <w:sz w:val="24"/>
+          <w:szCs w:val="24"/>
+        </w:rPr>
+        <w:t xml:space="preserve">(A) English | (B) Spanish | (C) Chinese (any dialect) | (D) French | (E) Russian | (F) Dutch | (G) Other (please specify)</w:t>
+      </w:r>
+    </w:p>
+    <w:p>
+      <w:pPr>
+        <w:spacing w:line="360" w:after="200"/>
+      </w:pPr>
+      <w:r>
+        <w:rPr>
+          <w:rFonts w:ascii="Times New Roman" w:cs="Times New Roman" w:eastAsia="Times New Roman" w:hAnsi="Times New Roman"/>
+          <w:b/>
+          <w:bCs/>
+          <w:sz w:val="24"/>
+          <w:szCs w:val="24"/>
+        </w:rPr>
+        <w:t xml:space="preserve">B5.</w:t>
+      </w:r>
+      <w:r>
+        <w:rPr>
+          <w:rFonts w:ascii="Times New Roman" w:cs="Times New Roman" w:eastAsia="Times New Roman" w:hAnsi="Times New Roman"/>
+          <w:sz w:val="24"/>
+          <w:szCs w:val="24"/>
+        </w:rPr>
+        <w:t xml:space="preserve"> Do you have work experience? </w:t>
+      </w:r>
+      <w:r>
+        <w:rPr>
+          <w:rFonts w:ascii="Times New Roman" w:cs="Times New Roman" w:eastAsia="Times New Roman" w:hAnsi="Times New Roman"/>
+          <w:i/>
+          <w:iCs/>
+          <w:sz w:val="24"/>
+          <w:szCs w:val="24"/>
+        </w:rPr>
+        <w:t xml:space="preserve">(A) No work experience | (B) Part-time employment | (C) Full-time employment</w:t>
+      </w:r>
+    </w:p>
+    <w:p>
+      <w:pPr>
+        <w:spacing w:line="360" w:after="200"/>
+      </w:pPr>
+      <w:r>
+        <w:rPr>
+          <w:rFonts w:ascii="Times New Roman" w:cs="Times New Roman" w:eastAsia="Times New Roman" w:hAnsi="Times New Roman"/>
+          <w:b/>
+          <w:bCs/>
+          <w:sz w:val="24"/>
+          <w:szCs w:val="24"/>
+        </w:rPr>
+        <w:t xml:space="preserve">B6.</w:t>
+      </w:r>
+      <w:r>
+        <w:rPr>
+          <w:rFonts w:ascii="Times New Roman" w:cs="Times New Roman" w:eastAsia="Times New Roman" w:hAnsi="Times New Roman"/>
+          <w:sz w:val="24"/>
+          <w:szCs w:val="24"/>
+        </w:rPr>
+        <w:t xml:space="preserve"> Prior to enrolling in this course, had you personally used any of the following financial products? (Select all that apply) </w:t>
+      </w:r>
+      <w:r>
+        <w:rPr>
+          <w:rFonts w:ascii="Times New Roman" w:cs="Times New Roman" w:eastAsia="Times New Roman" w:hAnsi="Times New Roman"/>
+          <w:i/>
+          <w:iCs/>
+          <w:sz w:val="24"/>
+          <w:szCs w:val="24"/>
+        </w:rPr>
+        <w:t xml:space="preserve">(A) Credit card | (B) Student loan | (C) Auto loan | (D) Investment account (stocks, ETFs, mutual funds) | (E) Insurance policy in your own name | (F) None of the above</w:t>
+      </w:r>
+    </w:p>
+    <w:p>
+      <w:pPr>
+        <w:spacing w:line="360" w:after="200"/>
+      </w:pPr>
+      <w:r>
+        <w:rPr>
+          <w:rFonts w:ascii="Times New Roman" w:cs="Times New Roman" w:eastAsia="Times New Roman" w:hAnsi="Times New Roman"/>
+          <w:b/>
+          <w:bCs/>
+          <w:sz w:val="24"/>
+          <w:szCs w:val="24"/>
+        </w:rPr>
+        <w:t xml:space="preserve">B7.</w:t>
+      </w:r>
+      <w:r>
+        <w:rPr>
+          <w:rFonts w:ascii="Times New Roman" w:cs="Times New Roman" w:eastAsia="Times New Roman" w:hAnsi="Times New Roman"/>
+          <w:sz w:val="24"/>
+          <w:szCs w:val="24"/>
+        </w:rPr>
+        <w:t xml:space="preserve"> Before enrolling in this course, how would you rate your overall financial knowledge? </w:t>
+      </w:r>
+      <w:r>
+        <w:rPr>
+          <w:rFonts w:ascii="Times New Roman" w:cs="Times New Roman" w:eastAsia="Times New Roman" w:hAnsi="Times New Roman"/>
+          <w:i/>
+          <w:iCs/>
+          <w:sz w:val="24"/>
+          <w:szCs w:val="24"/>
+        </w:rPr>
+        <w:t xml:space="preserve">(A) Very low | (B) Low | (C) Moderate | (D) High | (E) Very high</w:t>
+      </w:r>
+    </w:p>
+    <w:p>
+      <w:pPr>
+        <w:spacing w:line="360" w:after="200"/>
+      </w:pPr>
+      <w:r>
+        <w:rPr>
+          <w:rFonts w:ascii="Times New Roman" w:cs="Times New Roman" w:eastAsia="Times New Roman" w:hAnsi="Times New Roman"/>
+          <w:b/>
+          <w:bCs/>
+          <w:sz w:val="24"/>
+          <w:szCs w:val="24"/>
+        </w:rPr>
+        <w:t xml:space="preserve">B8.</w:t>
+      </w:r>
+      <w:r>
+        <w:rPr>
+          <w:rFonts w:ascii="Times New Roman" w:cs="Times New Roman" w:eastAsia="Times New Roman" w:hAnsi="Times New Roman"/>
+          <w:sz w:val="24"/>
+          <w:szCs w:val="24"/>
+        </w:rPr>
+        <w:t xml:space="preserve"> How often do you feel financially stressed? </w:t>
+      </w:r>
+      <w:r>
+        <w:rPr>
+          <w:rFonts w:ascii="Times New Roman" w:cs="Times New Roman" w:eastAsia="Times New Roman" w:hAnsi="Times New Roman"/>
+          <w:i/>
+          <w:iCs/>
+          <w:sz w:val="24"/>
+          <w:szCs w:val="24"/>
+        </w:rPr>
+        <w:t xml:space="preserve">(A) Never | (B) Rarely | (C) Sometimes | (D) Often | (E) Always</w:t>
+      </w:r>
+    </w:p>
+    <w:p>
+      <w:pPr>
+        <w:spacing w:line="360" w:after="200"/>
+      </w:pPr>
+      <w:r>
+        <w:rPr>
+          <w:rFonts w:ascii="Times New Roman" w:cs="Times New Roman" w:eastAsia="Times New Roman" w:hAnsi="Times New Roman"/>
+          <w:b/>
+          <w:bCs/>
+          <w:sz w:val="24"/>
+          <w:szCs w:val="24"/>
+        </w:rPr>
+        <w:t xml:space="preserve">B9.</w:t>
+      </w:r>
+      <w:r>
+        <w:rPr>
+          <w:rFonts w:ascii="Times New Roman" w:cs="Times New Roman" w:eastAsia="Times New Roman" w:hAnsi="Times New Roman"/>
+          <w:sz w:val="24"/>
+          <w:szCs w:val="24"/>
+        </w:rPr>
+        <w:t xml:space="preserve"> Highest Level of Parental Education </w:t>
+      </w:r>
+      <w:r>
+        <w:rPr>
+          <w:rFonts w:ascii="Times New Roman" w:cs="Times New Roman" w:eastAsia="Times New Roman" w:hAnsi="Times New Roman"/>
+          <w:i/>
+          <w:iCs/>
+          <w:sz w:val="24"/>
+          <w:szCs w:val="24"/>
+        </w:rPr>
+        <w:t xml:space="preserve">(A) Less than high school | (B) High school diploma or GED | (C) Some college, no degree | (D) Associate degree (AA/AS) | (E) Bachelor's degree (BA/BS) | (F) Graduate or professional degree | (G) Don't know | (H) Prefer not to answer</w:t>
+      </w:r>
+    </w:p>
+    <w:p>
+      <w:pPr>
+        <w:spacing w:line="360" w:after="200"/>
+      </w:pPr>
+      <w:r>
+        <w:rPr>
+          <w:rFonts w:ascii="Times New Roman" w:cs="Times New Roman" w:eastAsia="Times New Roman" w:hAnsi="Times New Roman"/>
+          <w:b/>
+          <w:bCs/>
+          <w:sz w:val="24"/>
+          <w:szCs w:val="24"/>
+        </w:rPr>
+        <w:t xml:space="preserve">B10.</w:t>
+      </w:r>
+      <w:r>
+        <w:rPr>
+          <w:rFonts w:ascii="Times New Roman" w:cs="Times New Roman" w:eastAsia="Times New Roman" w:hAnsi="Times New Roman"/>
+          <w:sz w:val="24"/>
+          <w:szCs w:val="24"/>
+        </w:rPr>
+        <w:t xml:space="preserve"> Are you a first-generation college student? </w:t>
+      </w:r>
+      <w:r>
+        <w:rPr>
+          <w:rFonts w:ascii="Times New Roman" w:cs="Times New Roman" w:eastAsia="Times New Roman" w:hAnsi="Times New Roman"/>
+          <w:i/>
+          <w:iCs/>
+          <w:sz w:val="24"/>
+          <w:szCs w:val="24"/>
+        </w:rPr>
+        <w:t xml:space="preserve">(A) Yes | (B) No | (C) Prefer not to say</w:t>
+      </w:r>
+    </w:p>
+    <w:p>
+      <w:pPr>
+        <w:spacing w:line="360" w:after="200"/>
+      </w:pPr>
+      <w:r>
+        <w:rPr>
+          <w:rFonts w:ascii="Times New Roman" w:cs="Times New Roman" w:eastAsia="Times New Roman" w:hAnsi="Times New Roman"/>
+          <w:b/>
+          <w:bCs/>
+          <w:sz w:val="24"/>
+          <w:szCs w:val="24"/>
+        </w:rPr>
+        <w:t xml:space="preserve">B11.</w:t>
+      </w:r>
+      <w:r>
+        <w:rPr>
+          <w:rFonts w:ascii="Times New Roman" w:cs="Times New Roman" w:eastAsia="Times New Roman" w:hAnsi="Times New Roman"/>
+          <w:sz w:val="24"/>
+          <w:szCs w:val="24"/>
+        </w:rPr>
+        <w:t xml:space="preserve"> Do you currently have any student loan debt? </w:t>
+      </w:r>
+      <w:r>
+        <w:rPr>
+          <w:rFonts w:ascii="Times New Roman" w:cs="Times New Roman" w:eastAsia="Times New Roman" w:hAnsi="Times New Roman"/>
+          <w:i/>
+          <w:iCs/>
+          <w:sz w:val="24"/>
+          <w:szCs w:val="24"/>
+        </w:rPr>
+        <w:t xml:space="preserve">(A) Yes | (B) No | (C) Prefer not to say</w:t>
+      </w:r>
+    </w:p>
+    <w:p>
+      <w:pPr>
+        <w:spacing w:line="360" w:after="200"/>
+      </w:pPr>
+      <w:r>
+        <w:rPr>
+          <w:rFonts w:ascii="Times New Roman" w:cs="Times New Roman" w:eastAsia="Times New Roman" w:hAnsi="Times New Roman"/>
+          <w:b/>
+          <w:bCs/>
+          <w:sz w:val="24"/>
+          <w:szCs w:val="24"/>
+        </w:rPr>
+        <w:t xml:space="preserve">B12.</w:t>
+      </w:r>
+      <w:r>
+        <w:rPr>
+          <w:rFonts w:ascii="Times New Roman" w:cs="Times New Roman" w:eastAsia="Times New Roman" w:hAnsi="Times New Roman"/>
+          <w:sz w:val="24"/>
+          <w:szCs w:val="24"/>
+        </w:rPr>
+        <w:t xml:space="preserve"> If yes, what is the interest rate on your student loan debt (best estimate)? </w:t>
+      </w:r>
+      <w:r>
+        <w:rPr>
+          <w:rFonts w:ascii="Times New Roman" w:cs="Times New Roman" w:eastAsia="Times New Roman" w:hAnsi="Times New Roman"/>
+          <w:i/>
+          <w:iCs/>
+          <w:sz w:val="24"/>
+          <w:szCs w:val="24"/>
+        </w:rPr>
+        <w:t xml:space="preserve">(A) Less than 5% | (B) Between 5% and 10% | (C) Above 10% | (D) I do not know | (E) Prefer not to say</w:t>
+      </w:r>
+    </w:p>
+    <w:p>
+      <w:pPr>
+        <w:spacing w:line="360" w:after="200"/>
+      </w:pPr>
+      <w:r>
+        <w:rPr>
+          <w:rFonts w:ascii="Times New Roman" w:cs="Times New Roman" w:eastAsia="Times New Roman" w:hAnsi="Times New Roman"/>
+          <w:b/>
+          <w:bCs/>
+          <w:sz w:val="24"/>
+          <w:szCs w:val="24"/>
+        </w:rPr>
+        <w:t xml:space="preserve">B13.</w:t>
+      </w:r>
+      <w:r>
+        <w:rPr>
+          <w:rFonts w:ascii="Times New Roman" w:cs="Times New Roman" w:eastAsia="Times New Roman" w:hAnsi="Times New Roman"/>
+          <w:sz w:val="24"/>
+          <w:szCs w:val="24"/>
+        </w:rPr>
+        <w:t xml:space="preserve"> If yes, what is the maturity of your student loan (time until fully repaid) (best estimate)? </w:t>
+      </w:r>
+      <w:r>
+        <w:rPr>
+          <w:rFonts w:ascii="Times New Roman" w:cs="Times New Roman" w:eastAsia="Times New Roman" w:hAnsi="Times New Roman"/>
+          <w:i/>
+          <w:iCs/>
+          <w:sz w:val="24"/>
+          <w:szCs w:val="24"/>
+        </w:rPr>
+        <w:t xml:space="preserve">(A) Less than 5 years | (B) 5 to 10 years | (C) More than 10 years | (D) Do not know | (E) Prefer not to say</w:t>
+      </w:r>
+    </w:p>
+    <w:p>
+      <w:pPr>
+        <w:pStyle w:val="Heading2"/>
+        <w:spacing w:before="360" w:after="180"/>
+      </w:pPr>
+      <w:r>
+        <w:rPr>
+          <w:rFonts w:ascii="Times New Roman" w:cs="Times New Roman" w:eastAsia="Times New Roman" w:hAnsi="Times New Roman"/>
+          <w:sz w:val="24"/>
+          <w:szCs w:val="24"/>
+        </w:rPr>
+        <w:t xml:space="preserve">B.3: Borrowing, Interest Rates, and Financial Numeracy Knowledge (Q1–Q10, Scored)</w:t>
+      </w:r>
+    </w:p>
+    <w:p>
+      <w:pPr>
+        <w:spacing w:line="360" w:after="200"/>
+      </w:pPr>
+      <w:r>
+        <w:rPr>
+          <w:rFonts w:ascii="Times New Roman" w:cs="Times New Roman" w:eastAsia="Times New Roman" w:hAnsi="Times New Roman"/>
+          <w:b/>
+          <w:bCs/>
+          <w:sz w:val="24"/>
+          <w:szCs w:val="24"/>
+        </w:rPr>
+        <w:t xml:space="preserve">Q1</w:t>
+      </w:r>
+      <w:r>
+        <w:rPr>
+          <w:rFonts w:ascii="Times New Roman" w:cs="Times New Roman" w:eastAsia="Times New Roman" w:hAnsi="Times New Roman"/>
+          <w:sz w:val="24"/>
+          <w:szCs w:val="24"/>
+        </w:rPr>
+        <w:t xml:space="preserve"> </w:t>
+      </w:r>
+      <w:r>
+        <w:rPr>
+          <w:rFonts w:ascii="Times New Roman" w:cs="Times New Roman" w:eastAsia="Times New Roman" w:hAnsi="Times New Roman"/>
+          <w:i/>
+          <w:iCs/>
+          <w:sz w:val="24"/>
+          <w:szCs w:val="24"/>
+        </w:rPr>
+        <w:t xml:space="preserve">(Compound Interest).</w:t>
+      </w:r>
+      <w:r>
+        <w:rPr>
+          <w:rFonts w:ascii="Times New Roman" w:cs="Times New Roman" w:eastAsia="Times New Roman" w:hAnsi="Times New Roman"/>
+          <w:sz w:val="24"/>
+          <w:szCs w:val="24"/>
+        </w:rPr>
+        <w:t xml:space="preserve"> Suppose you had $100 in a savings account and the interest rate was 2% per year. After 5 years, how much do you think you would have in the account if you left the money to grow? </w:t>
+      </w:r>
+      <w:r>
+        <w:rPr>
+          <w:rFonts w:ascii="Times New Roman" w:cs="Times New Roman" w:eastAsia="Times New Roman" w:hAnsi="Times New Roman"/>
+          <w:i/>
+          <w:iCs/>
+          <w:sz w:val="24"/>
+          <w:szCs w:val="24"/>
+        </w:rPr>
+        <w:t xml:space="preserve">(A) More than $102 | (B) Exactly $102 | (C) Less than $102 | (D) Do not know</w:t>
+      </w:r>
+      <w:r>
+        <w:rPr>
+          <w:rFonts w:ascii="Times New Roman" w:cs="Times New Roman" w:eastAsia="Times New Roman" w:hAnsi="Times New Roman"/>
+          <w:sz w:val="24"/>
+          <w:szCs w:val="24"/>
+        </w:rPr>
+        <w:t xml:space="preserve"> — </w:t>
+      </w:r>
+      <w:r>
+        <w:rPr>
+          <w:rFonts w:ascii="Times New Roman" w:cs="Times New Roman" w:eastAsia="Times New Roman" w:hAnsi="Times New Roman"/>
+          <w:b/>
+          <w:bCs/>
+          <w:sz w:val="24"/>
+          <w:szCs w:val="24"/>
+        </w:rPr>
+        <w:t xml:space="preserve">Answer: A</w:t>
+      </w:r>
+    </w:p>
+    <w:p>
+      <w:pPr>
+        <w:spacing w:line="360" w:after="200"/>
+      </w:pPr>
+      <w:r>
+        <w:rPr>
+          <w:rFonts w:ascii="Times New Roman" w:cs="Times New Roman" w:eastAsia="Times New Roman" w:hAnsi="Times New Roman"/>
+          <w:b/>
+          <w:bCs/>
+          <w:sz w:val="24"/>
+          <w:szCs w:val="24"/>
+        </w:rPr>
+        <w:t xml:space="preserve">Q2</w:t>
+      </w:r>
+      <w:r>
+        <w:rPr>
+          <w:rFonts w:ascii="Times New Roman" w:cs="Times New Roman" w:eastAsia="Times New Roman" w:hAnsi="Times New Roman"/>
+          <w:sz w:val="24"/>
+          <w:szCs w:val="24"/>
+        </w:rPr>
+        <w:t xml:space="preserve"> </w:t>
+      </w:r>
+      <w:r>
+        <w:rPr>
+          <w:rFonts w:ascii="Times New Roman" w:cs="Times New Roman" w:eastAsia="Times New Roman" w:hAnsi="Times New Roman"/>
+          <w:i/>
+          <w:iCs/>
+          <w:sz w:val="24"/>
+          <w:szCs w:val="24"/>
+        </w:rPr>
+        <w:t xml:space="preserve">(Borrowing/Mortgages).</w:t>
+      </w:r>
+      <w:r>
+        <w:rPr>
+          <w:rFonts w:ascii="Times New Roman" w:cs="Times New Roman" w:eastAsia="Times New Roman" w:hAnsi="Times New Roman"/>
+          <w:sz w:val="24"/>
+          <w:szCs w:val="24"/>
+        </w:rPr>
+        <w:t xml:space="preserve"> A 15-year mortgage typically requires higher monthly payments than a 30-year mortgage, but the total interest paid over the life of the loan will be less. True or false? </w:t>
+      </w:r>
+      <w:r>
+        <w:rPr>
+          <w:rFonts w:ascii="Times New Roman" w:cs="Times New Roman" w:eastAsia="Times New Roman" w:hAnsi="Times New Roman"/>
+          <w:i/>
+          <w:iCs/>
+          <w:sz w:val="24"/>
+          <w:szCs w:val="24"/>
+        </w:rPr>
+        <w:t xml:space="preserve">(A) True | (B) False | (C) Do not know</w:t>
+      </w:r>
+      <w:r>
+        <w:rPr>
+          <w:rFonts w:ascii="Times New Roman" w:cs="Times New Roman" w:eastAsia="Times New Roman" w:hAnsi="Times New Roman"/>
+          <w:sz w:val="24"/>
+          <w:szCs w:val="24"/>
+        </w:rPr>
+        <w:t xml:space="preserve"> — </w:t>
+      </w:r>
+      <w:r>
+        <w:rPr>
+          <w:rFonts w:ascii="Times New Roman" w:cs="Times New Roman" w:eastAsia="Times New Roman" w:hAnsi="Times New Roman"/>
+          <w:b/>
+          <w:bCs/>
+          <w:sz w:val="24"/>
+          <w:szCs w:val="24"/>
+        </w:rPr>
+        <w:t xml:space="preserve">Answer: A</w:t>
+      </w:r>
+    </w:p>
+    <w:p>
+      <w:pPr>
+        <w:spacing w:line="360" w:after="200"/>
+      </w:pPr>
+      <w:r>
+        <w:rPr>
+          <w:rFonts w:ascii="Times New Roman" w:cs="Times New Roman" w:eastAsia="Times New Roman" w:hAnsi="Times New Roman"/>
+          <w:b/>
+          <w:bCs/>
+          <w:sz w:val="24"/>
+          <w:szCs w:val="24"/>
+        </w:rPr>
+        <w:t xml:space="preserve">Q3</w:t>
+      </w:r>
+      <w:r>
+        <w:rPr>
+          <w:rFonts w:ascii="Times New Roman" w:cs="Times New Roman" w:eastAsia="Times New Roman" w:hAnsi="Times New Roman"/>
+          <w:sz w:val="24"/>
+          <w:szCs w:val="24"/>
+        </w:rPr>
+        <w:t xml:space="preserve"> </w:t>
+      </w:r>
+      <w:r>
+        <w:rPr>
+          <w:rFonts w:ascii="Times New Roman" w:cs="Times New Roman" w:eastAsia="Times New Roman" w:hAnsi="Times New Roman"/>
+          <w:i/>
+          <w:iCs/>
+          <w:sz w:val="24"/>
+          <w:szCs w:val="24"/>
+        </w:rPr>
+        <w:t xml:space="preserve">(Inflation).</w:t>
+      </w:r>
+      <w:r>
+        <w:rPr>
+          <w:rFonts w:ascii="Times New Roman" w:cs="Times New Roman" w:eastAsia="Times New Roman" w:hAnsi="Times New Roman"/>
+          <w:sz w:val="24"/>
+          <w:szCs w:val="24"/>
+        </w:rPr>
+        <w:t xml:space="preserve"> High inflation means that the cost of living is increasing rapidly. True or false? </w:t>
+      </w:r>
+      <w:r>
+        <w:rPr>
+          <w:rFonts w:ascii="Times New Roman" w:cs="Times New Roman" w:eastAsia="Times New Roman" w:hAnsi="Times New Roman"/>
+          <w:i/>
+          <w:iCs/>
+          <w:sz w:val="24"/>
+          <w:szCs w:val="24"/>
+        </w:rPr>
+        <w:t xml:space="preserve">(A) True | (B) False | (C) Do not know</w:t>
+      </w:r>
+      <w:r>
+        <w:rPr>
+          <w:rFonts w:ascii="Times New Roman" w:cs="Times New Roman" w:eastAsia="Times New Roman" w:hAnsi="Times New Roman"/>
+          <w:sz w:val="24"/>
+          <w:szCs w:val="24"/>
+        </w:rPr>
+        <w:t xml:space="preserve"> — </w:t>
+      </w:r>
+      <w:r>
+        <w:rPr>
+          <w:rFonts w:ascii="Times New Roman" w:cs="Times New Roman" w:eastAsia="Times New Roman" w:hAnsi="Times New Roman"/>
+          <w:b/>
+          <w:bCs/>
+          <w:sz w:val="24"/>
+          <w:szCs w:val="24"/>
+        </w:rPr>
+        <w:t xml:space="preserve">Answer: A</w:t>
+      </w:r>
+    </w:p>
+    <w:p>
+      <w:pPr>
+        <w:spacing w:line="360" w:after="200"/>
+      </w:pPr>
+      <w:r>
+        <w:rPr>
+          <w:rFonts w:ascii="Times New Roman" w:cs="Times New Roman" w:eastAsia="Times New Roman" w:hAnsi="Times New Roman"/>
+          <w:b/>
+          <w:bCs/>
+          <w:sz w:val="24"/>
+          <w:szCs w:val="24"/>
+        </w:rPr>
+        <w:t xml:space="preserve">Q4</w:t>
+      </w:r>
+      <w:r>
+        <w:rPr>
+          <w:rFonts w:ascii="Times New Roman" w:cs="Times New Roman" w:eastAsia="Times New Roman" w:hAnsi="Times New Roman"/>
+          <w:sz w:val="24"/>
+          <w:szCs w:val="24"/>
+        </w:rPr>
+        <w:t xml:space="preserve"> </w:t>
+      </w:r>
+      <w:r>
+        <w:rPr>
+          <w:rFonts w:ascii="Times New Roman" w:cs="Times New Roman" w:eastAsia="Times New Roman" w:hAnsi="Times New Roman"/>
+          <w:i/>
+          <w:iCs/>
+          <w:sz w:val="24"/>
+          <w:szCs w:val="24"/>
+        </w:rPr>
+        <w:t xml:space="preserve">(Borrowing/Interest).</w:t>
+      </w:r>
+      <w:r>
+        <w:rPr>
+          <w:rFonts w:ascii="Times New Roman" w:cs="Times New Roman" w:eastAsia="Times New Roman" w:hAnsi="Times New Roman"/>
+          <w:sz w:val="24"/>
+          <w:szCs w:val="24"/>
+        </w:rPr>
+        <w:t xml:space="preserve"> You lend $25 to a friend one evening and he gives you $25 back the next day. How much interest has he paid on this loan? </w:t>
+      </w:r>
+      <w:r>
+        <w:rPr>
+          <w:rFonts w:ascii="Times New Roman" w:cs="Times New Roman" w:eastAsia="Times New Roman" w:hAnsi="Times New Roman"/>
+          <w:i/>
+          <w:iCs/>
+          <w:sz w:val="24"/>
+          <w:szCs w:val="24"/>
+        </w:rPr>
+        <w:t xml:space="preserve">(A) $25 | (B) $0 | (C) Do not know</w:t>
+      </w:r>
+      <w:r>
+        <w:rPr>
+          <w:rFonts w:ascii="Times New Roman" w:cs="Times New Roman" w:eastAsia="Times New Roman" w:hAnsi="Times New Roman"/>
+          <w:sz w:val="24"/>
+          <w:szCs w:val="24"/>
+        </w:rPr>
+        <w:t xml:space="preserve"> — </w:t>
+      </w:r>
+      <w:r>
+        <w:rPr>
+          <w:rFonts w:ascii="Times New Roman" w:cs="Times New Roman" w:eastAsia="Times New Roman" w:hAnsi="Times New Roman"/>
+          <w:b/>
+          <w:bCs/>
+          <w:sz w:val="24"/>
+          <w:szCs w:val="24"/>
+        </w:rPr>
+        <w:t xml:space="preserve">Answer: B</w:t>
+      </w:r>
+    </w:p>
+    <w:p>
+      <w:pPr>
+        <w:spacing w:line="360" w:after="200"/>
+      </w:pPr>
+      <w:r>
+        <w:rPr>
+          <w:rFonts w:ascii="Times New Roman" w:cs="Times New Roman" w:eastAsia="Times New Roman" w:hAnsi="Times New Roman"/>
+          <w:b/>
+          <w:bCs/>
+          <w:sz w:val="24"/>
+          <w:szCs w:val="24"/>
+        </w:rPr>
+        <w:t xml:space="preserve">Q5</w:t>
+      </w:r>
+      <w:r>
+        <w:rPr>
+          <w:rFonts w:ascii="Times New Roman" w:cs="Times New Roman" w:eastAsia="Times New Roman" w:hAnsi="Times New Roman"/>
+          <w:sz w:val="24"/>
+          <w:szCs w:val="24"/>
+        </w:rPr>
+        <w:t xml:space="preserve"> </w:t>
+      </w:r>
+      <w:r>
+        <w:rPr>
+          <w:rFonts w:ascii="Times New Roman" w:cs="Times New Roman" w:eastAsia="Times New Roman" w:hAnsi="Times New Roman"/>
+          <w:i/>
+          <w:iCs/>
+          <w:sz w:val="24"/>
+          <w:szCs w:val="24"/>
+        </w:rPr>
+        <w:t xml:space="preserve">(Saving).</w:t>
+      </w:r>
+      <w:r>
+        <w:rPr>
+          <w:rFonts w:ascii="Times New Roman" w:cs="Times New Roman" w:eastAsia="Times New Roman" w:hAnsi="Times New Roman"/>
+          <w:sz w:val="24"/>
+          <w:szCs w:val="24"/>
+        </w:rPr>
+        <w:t xml:space="preserve"> Lyle has a good job and earns enough to pay his bills comfortably each month. In terms of his emergency savings, how much should he have set aside? </w:t>
+      </w:r>
+      <w:r>
+        <w:rPr>
+          <w:rFonts w:ascii="Times New Roman" w:cs="Times New Roman" w:eastAsia="Times New Roman" w:hAnsi="Times New Roman"/>
+          <w:i/>
+          <w:iCs/>
+          <w:sz w:val="24"/>
+          <w:szCs w:val="24"/>
+        </w:rPr>
+        <w:t xml:space="preserve">(A) $200 or so | (B) Money equal to his share of one month's rent/mortgage | (C) The equivalent of three or more months of living expenses | (D) Do not know</w:t>
+      </w:r>
+      <w:r>
+        <w:rPr>
+          <w:rFonts w:ascii="Times New Roman" w:cs="Times New Roman" w:eastAsia="Times New Roman" w:hAnsi="Times New Roman"/>
+          <w:sz w:val="24"/>
+          <w:szCs w:val="24"/>
+        </w:rPr>
+        <w:t xml:space="preserve"> — </w:t>
+      </w:r>
+      <w:r>
+        <w:rPr>
+          <w:rFonts w:ascii="Times New Roman" w:cs="Times New Roman" w:eastAsia="Times New Roman" w:hAnsi="Times New Roman"/>
+          <w:b/>
+          <w:bCs/>
+          <w:sz w:val="24"/>
+          <w:szCs w:val="24"/>
+        </w:rPr>
+        <w:t xml:space="preserve">Answer: C</w:t>
+      </w:r>
+    </w:p>
+    <w:p>
+      <w:pPr>
+        <w:spacing w:line="360" w:after="200"/>
+      </w:pPr>
+      <w:r>
+        <w:rPr>
+          <w:rFonts w:ascii="Times New Roman" w:cs="Times New Roman" w:eastAsia="Times New Roman" w:hAnsi="Times New Roman"/>
+          <w:b/>
+          <w:bCs/>
+          <w:sz w:val="24"/>
+          <w:szCs w:val="24"/>
+        </w:rPr>
+        <w:t xml:space="preserve">Q6</w:t>
+      </w:r>
+      <w:r>
+        <w:rPr>
+          <w:rFonts w:ascii="Times New Roman" w:cs="Times New Roman" w:eastAsia="Times New Roman" w:hAnsi="Times New Roman"/>
+          <w:sz w:val="24"/>
+          <w:szCs w:val="24"/>
+        </w:rPr>
+        <w:t xml:space="preserve"> </w:t>
+      </w:r>
+      <w:r>
+        <w:rPr>
+          <w:rFonts w:ascii="Times New Roman" w:cs="Times New Roman" w:eastAsia="Times New Roman" w:hAnsi="Times New Roman"/>
+          <w:i/>
+          <w:iCs/>
+          <w:sz w:val="24"/>
+          <w:szCs w:val="24"/>
+        </w:rPr>
+        <w:t xml:space="preserve">(Inflation).</w:t>
+      </w:r>
+      <w:r>
+        <w:rPr>
+          <w:rFonts w:ascii="Times New Roman" w:cs="Times New Roman" w:eastAsia="Times New Roman" w:hAnsi="Times New Roman"/>
+          <w:sz w:val="24"/>
+          <w:szCs w:val="24"/>
+        </w:rPr>
+        <w:t xml:space="preserve"> A successful effort to lower inflation would likely be accompanied by which of the following? </w:t>
+      </w:r>
+      <w:r>
+        <w:rPr>
+          <w:rFonts w:ascii="Times New Roman" w:cs="Times New Roman" w:eastAsia="Times New Roman" w:hAnsi="Times New Roman"/>
+          <w:i/>
+          <w:iCs/>
+          <w:sz w:val="24"/>
+          <w:szCs w:val="24"/>
+        </w:rPr>
+        <w:t xml:space="preserve">(A) A decrease in the general level of prices | (B) A slower increase in prices | (C) An increase in employment | (D) Do not know</w:t>
+      </w:r>
+      <w:r>
+        <w:rPr>
+          <w:rFonts w:ascii="Times New Roman" w:cs="Times New Roman" w:eastAsia="Times New Roman" w:hAnsi="Times New Roman"/>
+          <w:sz w:val="24"/>
+          <w:szCs w:val="24"/>
+        </w:rPr>
+        <w:t xml:space="preserve"> — </w:t>
+      </w:r>
+      <w:r>
+        <w:rPr>
+          <w:rFonts w:ascii="Times New Roman" w:cs="Times New Roman" w:eastAsia="Times New Roman" w:hAnsi="Times New Roman"/>
+          <w:b/>
+          <w:bCs/>
+          <w:sz w:val="24"/>
+          <w:szCs w:val="24"/>
+        </w:rPr>
+        <w:t xml:space="preserve">Answer: B</w:t>
+      </w:r>
+    </w:p>
+    <w:p>
+      <w:pPr>
+        <w:spacing w:line="360" w:after="200"/>
+      </w:pPr>
+      <w:r>
+        <w:rPr>
+          <w:rFonts w:ascii="Times New Roman" w:cs="Times New Roman" w:eastAsia="Times New Roman" w:hAnsi="Times New Roman"/>
+          <w:b/>
+          <w:bCs/>
+          <w:sz w:val="24"/>
+          <w:szCs w:val="24"/>
+        </w:rPr>
+        <w:t xml:space="preserve">Q7</w:t>
+      </w:r>
+      <w:r>
+        <w:rPr>
+          <w:rFonts w:ascii="Times New Roman" w:cs="Times New Roman" w:eastAsia="Times New Roman" w:hAnsi="Times New Roman"/>
+          <w:sz w:val="24"/>
+          <w:szCs w:val="24"/>
+        </w:rPr>
+        <w:t xml:space="preserve"> </w:t>
+      </w:r>
+      <w:r>
+        <w:rPr>
+          <w:rFonts w:ascii="Times New Roman" w:cs="Times New Roman" w:eastAsia="Times New Roman" w:hAnsi="Times New Roman"/>
+          <w:i/>
+          <w:iCs/>
+          <w:sz w:val="24"/>
+          <w:szCs w:val="24"/>
+        </w:rPr>
+        <w:t xml:space="preserve">(Inflation).</w:t>
+      </w:r>
+      <w:r>
+        <w:rPr>
+          <w:rFonts w:ascii="Times New Roman" w:cs="Times New Roman" w:eastAsia="Times New Roman" w:hAnsi="Times New Roman"/>
+          <w:sz w:val="24"/>
+          <w:szCs w:val="24"/>
+        </w:rPr>
+        <w:t xml:space="preserve"> Inflation can cause difficulty in many ways. Which group would have the greatest problem during periods of high inflation? </w:t>
+      </w:r>
+      <w:r>
+        <w:rPr>
+          <w:rFonts w:ascii="Times New Roman" w:cs="Times New Roman" w:eastAsia="Times New Roman" w:hAnsi="Times New Roman"/>
+          <w:i/>
+          <w:iCs/>
+          <w:sz w:val="24"/>
+          <w:szCs w:val="24"/>
+        </w:rPr>
+        <w:t xml:space="preserve">(A) Young couples with no children who both work | (B) Older, working couples saving for retirement | (C) Retirees living on a fixed income | (D) Do not know</w:t>
+      </w:r>
+      <w:r>
+        <w:rPr>
+          <w:rFonts w:ascii="Times New Roman" w:cs="Times New Roman" w:eastAsia="Times New Roman" w:hAnsi="Times New Roman"/>
+          <w:sz w:val="24"/>
+          <w:szCs w:val="24"/>
+        </w:rPr>
+        <w:t xml:space="preserve"> — </w:t>
+      </w:r>
+      <w:r>
+        <w:rPr>
+          <w:rFonts w:ascii="Times New Roman" w:cs="Times New Roman" w:eastAsia="Times New Roman" w:hAnsi="Times New Roman"/>
+          <w:b/>
+          <w:bCs/>
+          <w:sz w:val="24"/>
+          <w:szCs w:val="24"/>
+        </w:rPr>
+        <w:t xml:space="preserve">Answer: C</w:t>
+      </w:r>
+    </w:p>
+    <w:p>
+      <w:pPr>
+        <w:spacing w:line="360" w:after="200"/>
+      </w:pPr>
+      <w:r>
+        <w:rPr>
+          <w:rFonts w:ascii="Times New Roman" w:cs="Times New Roman" w:eastAsia="Times New Roman" w:hAnsi="Times New Roman"/>
+          <w:b/>
+          <w:bCs/>
+          <w:sz w:val="24"/>
+          <w:szCs w:val="24"/>
+        </w:rPr>
+        <w:t xml:space="preserve">Q8</w:t>
+      </w:r>
+      <w:r>
+        <w:rPr>
+          <w:rFonts w:ascii="Times New Roman" w:cs="Times New Roman" w:eastAsia="Times New Roman" w:hAnsi="Times New Roman"/>
+          <w:sz w:val="24"/>
+          <w:szCs w:val="24"/>
+        </w:rPr>
+        <w:t xml:space="preserve"> </w:t>
+      </w:r>
+      <w:r>
+        <w:rPr>
+          <w:rFonts w:ascii="Times New Roman" w:cs="Times New Roman" w:eastAsia="Times New Roman" w:hAnsi="Times New Roman"/>
+          <w:i/>
+          <w:iCs/>
+          <w:sz w:val="24"/>
+          <w:szCs w:val="24"/>
+        </w:rPr>
+        <w:t xml:space="preserve">(Borrowing).</w:t>
+      </w:r>
+      <w:r>
+        <w:rPr>
+          <w:rFonts w:ascii="Times New Roman" w:cs="Times New Roman" w:eastAsia="Times New Roman" w:hAnsi="Times New Roman"/>
+          <w:sz w:val="24"/>
+          <w:szCs w:val="24"/>
+        </w:rPr>
+        <w:t xml:space="preserve"> Jayden is shopping for an auto loan. Which of the following can he likely negotiate with the lender? </w:t>
+      </w:r>
+      <w:r>
+        <w:rPr>
+          <w:rFonts w:ascii="Times New Roman" w:cs="Times New Roman" w:eastAsia="Times New Roman" w:hAnsi="Times New Roman"/>
+          <w:i/>
+          <w:iCs/>
+          <w:sz w:val="24"/>
+          <w:szCs w:val="24"/>
+        </w:rPr>
+        <w:t xml:space="preserve">(A) The interest rate | (B) The required down payment | (C) Both | (D) Neither | (E) Do not know</w:t>
+      </w:r>
+      <w:r>
+        <w:rPr>
+          <w:rFonts w:ascii="Times New Roman" w:cs="Times New Roman" w:eastAsia="Times New Roman" w:hAnsi="Times New Roman"/>
+          <w:sz w:val="24"/>
+          <w:szCs w:val="24"/>
+        </w:rPr>
+        <w:t xml:space="preserve"> — </w:t>
+      </w:r>
+      <w:r>
+        <w:rPr>
+          <w:rFonts w:ascii="Times New Roman" w:cs="Times New Roman" w:eastAsia="Times New Roman" w:hAnsi="Times New Roman"/>
+          <w:b/>
+          <w:bCs/>
+          <w:sz w:val="24"/>
+          <w:szCs w:val="24"/>
+        </w:rPr>
+        <w:t xml:space="preserve">Answer: C</w:t>
+      </w:r>
+    </w:p>
+    <w:p>
+      <w:pPr>
+        <w:spacing w:line="360" w:after="200"/>
+      </w:pPr>
+      <w:r>
+        <w:rPr>
+          <w:rFonts w:ascii="Times New Roman" w:cs="Times New Roman" w:eastAsia="Times New Roman" w:hAnsi="Times New Roman"/>
+          <w:b/>
+          <w:bCs/>
+          <w:sz w:val="24"/>
+          <w:szCs w:val="24"/>
+        </w:rPr>
+        <w:t xml:space="preserve">Q9</w:t>
+      </w:r>
+      <w:r>
+        <w:rPr>
+          <w:rFonts w:ascii="Times New Roman" w:cs="Times New Roman" w:eastAsia="Times New Roman" w:hAnsi="Times New Roman"/>
+          <w:sz w:val="24"/>
+          <w:szCs w:val="24"/>
+        </w:rPr>
+        <w:t xml:space="preserve"> </w:t>
+      </w:r>
+      <w:r>
+        <w:rPr>
+          <w:rFonts w:ascii="Times New Roman" w:cs="Times New Roman" w:eastAsia="Times New Roman" w:hAnsi="Times New Roman"/>
+          <w:i/>
+          <w:iCs/>
+          <w:sz w:val="24"/>
+          <w:szCs w:val="24"/>
+        </w:rPr>
+        <w:t xml:space="preserve">(Earning).</w:t>
+      </w:r>
+      <w:r>
+        <w:rPr>
+          <w:rFonts w:ascii="Times New Roman" w:cs="Times New Roman" w:eastAsia="Times New Roman" w:hAnsi="Times New Roman"/>
+          <w:sz w:val="24"/>
+          <w:szCs w:val="24"/>
+        </w:rPr>
+        <w:t xml:space="preserve"> Considering the strategy of allocating income, what is the PRIMARY advantage to your household of making a budget? </w:t>
+      </w:r>
+      <w:r>
+        <w:rPr>
+          <w:rFonts w:ascii="Times New Roman" w:cs="Times New Roman" w:eastAsia="Times New Roman" w:hAnsi="Times New Roman"/>
+          <w:i/>
+          <w:iCs/>
+          <w:sz w:val="24"/>
+          <w:szCs w:val="24"/>
+        </w:rPr>
+        <w:t xml:space="preserve">(A) Ensures funds are available for bill paying and saving | (B) Reduces your taxes | (C) Increases rate of return on your investments | (D) Do not know</w:t>
+      </w:r>
+      <w:r>
+        <w:rPr>
+          <w:rFonts w:ascii="Times New Roman" w:cs="Times New Roman" w:eastAsia="Times New Roman" w:hAnsi="Times New Roman"/>
+          <w:sz w:val="24"/>
+          <w:szCs w:val="24"/>
+        </w:rPr>
+        <w:t xml:space="preserve"> — </w:t>
+      </w:r>
+      <w:r>
+        <w:rPr>
+          <w:rFonts w:ascii="Times New Roman" w:cs="Times New Roman" w:eastAsia="Times New Roman" w:hAnsi="Times New Roman"/>
+          <w:b/>
+          <w:bCs/>
+          <w:sz w:val="24"/>
+          <w:szCs w:val="24"/>
+        </w:rPr>
+        <w:t xml:space="preserve">Answer: A</w:t>
+      </w:r>
+    </w:p>
+    <w:p>
+      <w:pPr>
+        <w:spacing w:line="360" w:after="200"/>
+      </w:pPr>
+      <w:r>
+        <w:rPr>
+          <w:rFonts w:ascii="Times New Roman" w:cs="Times New Roman" w:eastAsia="Times New Roman" w:hAnsi="Times New Roman"/>
+          <w:b/>
+          <w:bCs/>
+          <w:sz w:val="24"/>
+          <w:szCs w:val="24"/>
+        </w:rPr>
+        <w:t xml:space="preserve">Q10</w:t>
+      </w:r>
+      <w:r>
+        <w:rPr>
+          <w:rFonts w:ascii="Times New Roman" w:cs="Times New Roman" w:eastAsia="Times New Roman" w:hAnsi="Times New Roman"/>
+          <w:sz w:val="24"/>
+          <w:szCs w:val="24"/>
+        </w:rPr>
+        <w:t xml:space="preserve"> </w:t>
+      </w:r>
+      <w:r>
+        <w:rPr>
+          <w:rFonts w:ascii="Times New Roman" w:cs="Times New Roman" w:eastAsia="Times New Roman" w:hAnsi="Times New Roman"/>
+          <w:i/>
+          <w:iCs/>
+          <w:sz w:val="24"/>
+          <w:szCs w:val="24"/>
+        </w:rPr>
+        <w:t xml:space="preserve">(Borrowing/Credit).</w:t>
+      </w:r>
+      <w:r>
+        <w:rPr>
+          <w:rFonts w:ascii="Times New Roman" w:cs="Times New Roman" w:eastAsia="Times New Roman" w:hAnsi="Times New Roman"/>
+          <w:sz w:val="24"/>
+          <w:szCs w:val="24"/>
+        </w:rPr>
+        <w:t xml:space="preserve"> Which of the following statements regarding credit reports is FALSE? </w:t>
+      </w:r>
+      <w:r>
+        <w:rPr>
+          <w:rFonts w:ascii="Times New Roman" w:cs="Times New Roman" w:eastAsia="Times New Roman" w:hAnsi="Times New Roman"/>
+          <w:i/>
+          <w:iCs/>
+          <w:sz w:val="24"/>
+          <w:szCs w:val="24"/>
+        </w:rPr>
+        <w:t xml:space="preserve">(A) Credit reports are used by employers to screen job applicants | (B) A credit report includes an assessment of your worthiness to receive credit | (C) Your credit report is provided by a single source | (D) Do not know</w:t>
+      </w:r>
+      <w:r>
+        <w:rPr>
+          <w:rFonts w:ascii="Times New Roman" w:cs="Times New Roman" w:eastAsia="Times New Roman" w:hAnsi="Times New Roman"/>
+          <w:sz w:val="24"/>
+          <w:szCs w:val="24"/>
+        </w:rPr>
+        <w:t xml:space="preserve"> — </w:t>
+      </w:r>
+      <w:r>
+        <w:rPr>
+          <w:rFonts w:ascii="Times New Roman" w:cs="Times New Roman" w:eastAsia="Times New Roman" w:hAnsi="Times New Roman"/>
+          <w:b/>
+          <w:bCs/>
+          <w:sz w:val="24"/>
+          <w:szCs w:val="24"/>
+        </w:rPr>
+        <w:t xml:space="preserve">Answer: C</w:t>
+      </w:r>
+    </w:p>
+    <w:p>
+      <w:pPr>
+        <w:pStyle w:val="Heading2"/>
+        <w:spacing w:before="360" w:after="180"/>
+      </w:pPr>
+      <w:r>
+        <w:rPr>
+          <w:rFonts w:ascii="Times New Roman" w:cs="Times New Roman" w:eastAsia="Times New Roman" w:hAnsi="Times New Roman"/>
+          <w:sz w:val="24"/>
+          <w:szCs w:val="24"/>
+        </w:rPr>
+        <w:t xml:space="preserve">B.4: Behavioral and Risk Management — Factual Knowledge (Q11–Q14, Scored)</w:t>
+      </w:r>
+    </w:p>
+    <w:p>
+      <w:pPr>
+        <w:spacing w:line="360" w:after="200"/>
+      </w:pPr>
+      <w:r>
+        <w:rPr>
+          <w:rFonts w:ascii="Times New Roman" w:cs="Times New Roman" w:eastAsia="Times New Roman" w:hAnsi="Times New Roman"/>
+          <w:b/>
+          <w:bCs/>
+          <w:sz w:val="24"/>
+          <w:szCs w:val="24"/>
+        </w:rPr>
+        <w:t xml:space="preserve">Q11</w:t>
+      </w:r>
+      <w:r>
+        <w:rPr>
+          <w:rFonts w:ascii="Times New Roman" w:cs="Times New Roman" w:eastAsia="Times New Roman" w:hAnsi="Times New Roman"/>
+          <w:sz w:val="24"/>
+          <w:szCs w:val="24"/>
+        </w:rPr>
+        <w:t xml:space="preserve"> </w:t>
+      </w:r>
+      <w:r>
+        <w:rPr>
+          <w:rFonts w:ascii="Times New Roman" w:cs="Times New Roman" w:eastAsia="Times New Roman" w:hAnsi="Times New Roman"/>
+          <w:i/>
+          <w:iCs/>
+          <w:sz w:val="24"/>
+          <w:szCs w:val="24"/>
+        </w:rPr>
+        <w:t xml:space="preserve">(Risk Diversification).</w:t>
+      </w:r>
+      <w:r>
+        <w:rPr>
+          <w:rFonts w:ascii="Times New Roman" w:cs="Times New Roman" w:eastAsia="Times New Roman" w:hAnsi="Times New Roman"/>
+          <w:sz w:val="24"/>
+          <w:szCs w:val="24"/>
+        </w:rPr>
+        <w:t xml:space="preserve"> Please tell me whether this statement is true or false: Buying a single company's stock usually provides a safer return than a stock mutual fund. </w:t>
+      </w:r>
+      <w:r>
+        <w:rPr>
+          <w:rFonts w:ascii="Times New Roman" w:cs="Times New Roman" w:eastAsia="Times New Roman" w:hAnsi="Times New Roman"/>
+          <w:i/>
+          <w:iCs/>
+          <w:sz w:val="24"/>
+          <w:szCs w:val="24"/>
+        </w:rPr>
+        <w:t xml:space="preserve">(A) True | (B) False | (C) Do not know</w:t>
+      </w:r>
+      <w:r>
+        <w:rPr>
+          <w:rFonts w:ascii="Times New Roman" w:cs="Times New Roman" w:eastAsia="Times New Roman" w:hAnsi="Times New Roman"/>
+          <w:sz w:val="24"/>
+          <w:szCs w:val="24"/>
+        </w:rPr>
+        <w:t xml:space="preserve"> — </w:t>
+      </w:r>
+      <w:r>
+        <w:rPr>
+          <w:rFonts w:ascii="Times New Roman" w:cs="Times New Roman" w:eastAsia="Times New Roman" w:hAnsi="Times New Roman"/>
+          <w:b/>
+          <w:bCs/>
+          <w:sz w:val="24"/>
+          <w:szCs w:val="24"/>
+        </w:rPr>
+        <w:t xml:space="preserve">Answer: B</w:t>
+      </w:r>
+    </w:p>
+    <w:p>
+      <w:pPr>
+        <w:spacing w:line="360" w:after="200"/>
+      </w:pPr>
+      <w:r>
+        <w:rPr>
+          <w:rFonts w:ascii="Times New Roman" w:cs="Times New Roman" w:eastAsia="Times New Roman" w:hAnsi="Times New Roman"/>
+          <w:b/>
+          <w:bCs/>
+          <w:sz w:val="24"/>
+          <w:szCs w:val="24"/>
+        </w:rPr>
+        <w:t xml:space="preserve">Q12</w:t>
+      </w:r>
+      <w:r>
+        <w:rPr>
+          <w:rFonts w:ascii="Times New Roman" w:cs="Times New Roman" w:eastAsia="Times New Roman" w:hAnsi="Times New Roman"/>
+          <w:sz w:val="24"/>
+          <w:szCs w:val="24"/>
+        </w:rPr>
+        <w:t xml:space="preserve"> </w:t>
+      </w:r>
+      <w:r>
+        <w:rPr>
+          <w:rFonts w:ascii="Times New Roman" w:cs="Times New Roman" w:eastAsia="Times New Roman" w:hAnsi="Times New Roman"/>
+          <w:i/>
+          <w:iCs/>
+          <w:sz w:val="24"/>
+          <w:szCs w:val="24"/>
+        </w:rPr>
+        <w:t xml:space="preserve">(Insurance).</w:t>
+      </w:r>
+      <w:r>
+        <w:rPr>
+          <w:rFonts w:ascii="Times New Roman" w:cs="Times New Roman" w:eastAsia="Times New Roman" w:hAnsi="Times New Roman"/>
+          <w:sz w:val="24"/>
+          <w:szCs w:val="24"/>
+        </w:rPr>
+        <w:t xml:space="preserve"> Which of the following best describes the PRIMARY function of health insurance? </w:t>
+      </w:r>
+      <w:r>
+        <w:rPr>
+          <w:rFonts w:ascii="Times New Roman" w:cs="Times New Roman" w:eastAsia="Times New Roman" w:hAnsi="Times New Roman"/>
+          <w:i/>
+          <w:iCs/>
+          <w:sz w:val="24"/>
+          <w:szCs w:val="24"/>
+        </w:rPr>
+        <w:t xml:space="preserve">(A) Protect against the possibility of large unexpected medical bills | (B) Cover the cost of routine health care expenses | (C) Pay for elective medical procedures | (D) Do not know</w:t>
+      </w:r>
+      <w:r>
+        <w:rPr>
+          <w:rFonts w:ascii="Times New Roman" w:cs="Times New Roman" w:eastAsia="Times New Roman" w:hAnsi="Times New Roman"/>
+          <w:sz w:val="24"/>
+          <w:szCs w:val="24"/>
+        </w:rPr>
+        <w:t xml:space="preserve"> — </w:t>
+      </w:r>
+      <w:r>
+        <w:rPr>
+          <w:rFonts w:ascii="Times New Roman" w:cs="Times New Roman" w:eastAsia="Times New Roman" w:hAnsi="Times New Roman"/>
+          <w:b/>
+          <w:bCs/>
+          <w:sz w:val="24"/>
+          <w:szCs w:val="24"/>
+        </w:rPr>
+        <w:t xml:space="preserve">Answer: A</w:t>
+      </w:r>
+    </w:p>
+    <w:p>
+      <w:pPr>
+        <w:spacing w:line="360" w:after="200"/>
+      </w:pPr>
+      <w:r>
+        <w:rPr>
+          <w:rFonts w:ascii="Times New Roman" w:cs="Times New Roman" w:eastAsia="Times New Roman" w:hAnsi="Times New Roman"/>
+          <w:b/>
+          <w:bCs/>
+          <w:sz w:val="24"/>
+          <w:szCs w:val="24"/>
+        </w:rPr>
+        <w:t xml:space="preserve">Q13</w:t>
+      </w:r>
+      <w:r>
+        <w:rPr>
+          <w:rFonts w:ascii="Times New Roman" w:cs="Times New Roman" w:eastAsia="Times New Roman" w:hAnsi="Times New Roman"/>
+          <w:sz w:val="24"/>
+          <w:szCs w:val="24"/>
+        </w:rPr>
+        <w:t xml:space="preserve"> </w:t>
+      </w:r>
+      <w:r>
+        <w:rPr>
+          <w:rFonts w:ascii="Times New Roman" w:cs="Times New Roman" w:eastAsia="Times New Roman" w:hAnsi="Times New Roman"/>
+          <w:i/>
+          <w:iCs/>
+          <w:sz w:val="24"/>
+          <w:szCs w:val="24"/>
+        </w:rPr>
+        <w:t xml:space="preserve">(Insurance).</w:t>
+      </w:r>
+      <w:r>
+        <w:rPr>
+          <w:rFonts w:ascii="Times New Roman" w:cs="Times New Roman" w:eastAsia="Times New Roman" w:hAnsi="Times New Roman"/>
+          <w:sz w:val="24"/>
+          <w:szCs w:val="24"/>
+        </w:rPr>
+        <w:t xml:space="preserve"> What does a home insurance deductible represent? </w:t>
+      </w:r>
+      <w:r>
+        <w:rPr>
+          <w:rFonts w:ascii="Times New Roman" w:cs="Times New Roman" w:eastAsia="Times New Roman" w:hAnsi="Times New Roman"/>
+          <w:i/>
+          <w:iCs/>
+          <w:sz w:val="24"/>
+          <w:szCs w:val="24"/>
+        </w:rPr>
+        <w:t xml:space="preserve">(A) Amount you pay before insurance covers damages | (B) Monthly premium for coverage | (C) Maximum amount insurance will pay | (D) Do not know</w:t>
+      </w:r>
+      <w:r>
+        <w:rPr>
+          <w:rFonts w:ascii="Times New Roman" w:cs="Times New Roman" w:eastAsia="Times New Roman" w:hAnsi="Times New Roman"/>
+          <w:sz w:val="24"/>
+          <w:szCs w:val="24"/>
+        </w:rPr>
+        <w:t xml:space="preserve"> — </w:t>
+      </w:r>
+      <w:r>
+        <w:rPr>
+          <w:rFonts w:ascii="Times New Roman" w:cs="Times New Roman" w:eastAsia="Times New Roman" w:hAnsi="Times New Roman"/>
+          <w:b/>
+          <w:bCs/>
+          <w:sz w:val="24"/>
+          <w:szCs w:val="24"/>
+        </w:rPr>
+        <w:t xml:space="preserve">Answer: A</w:t>
+      </w:r>
+    </w:p>
+    <w:p>
+      <w:pPr>
+        <w:spacing w:line="360" w:after="200"/>
+      </w:pPr>
+      <w:r>
+        <w:rPr>
+          <w:rFonts w:ascii="Times New Roman" w:cs="Times New Roman" w:eastAsia="Times New Roman" w:hAnsi="Times New Roman"/>
+          <w:b/>
+          <w:bCs/>
+          <w:sz w:val="24"/>
+          <w:szCs w:val="24"/>
+        </w:rPr>
+        <w:t xml:space="preserve">Q14</w:t>
+      </w:r>
+      <w:r>
+        <w:rPr>
+          <w:rFonts w:ascii="Times New Roman" w:cs="Times New Roman" w:eastAsia="Times New Roman" w:hAnsi="Times New Roman"/>
+          <w:sz w:val="24"/>
+          <w:szCs w:val="24"/>
+        </w:rPr>
+        <w:t xml:space="preserve"> </w:t>
+      </w:r>
+      <w:r>
+        <w:rPr>
+          <w:rFonts w:ascii="Times New Roman" w:cs="Times New Roman" w:eastAsia="Times New Roman" w:hAnsi="Times New Roman"/>
+          <w:i/>
+          <w:iCs/>
+          <w:sz w:val="24"/>
+          <w:szCs w:val="24"/>
+        </w:rPr>
+        <w:t xml:space="preserve">(Risk Diversification).</w:t>
+      </w:r>
+      <w:r>
+        <w:rPr>
+          <w:rFonts w:ascii="Times New Roman" w:cs="Times New Roman" w:eastAsia="Times New Roman" w:hAnsi="Times New Roman"/>
+          <w:sz w:val="24"/>
+          <w:szCs w:val="24"/>
+        </w:rPr>
+        <w:t xml:space="preserve"> When an investor spreads money among different assets, the risk of losing money usually: </w:t>
+      </w:r>
+      <w:r>
+        <w:rPr>
+          <w:rFonts w:ascii="Times New Roman" w:cs="Times New Roman" w:eastAsia="Times New Roman" w:hAnsi="Times New Roman"/>
+          <w:i/>
+          <w:iCs/>
+          <w:sz w:val="24"/>
+          <w:szCs w:val="24"/>
+        </w:rPr>
+        <w:t xml:space="preserve">(A) Increases | (B) Decreases | (C) Stays the same | (D) Do not know</w:t>
+      </w:r>
+      <w:r>
+        <w:rPr>
+          <w:rFonts w:ascii="Times New Roman" w:cs="Times New Roman" w:eastAsia="Times New Roman" w:hAnsi="Times New Roman"/>
+          <w:sz w:val="24"/>
+          <w:szCs w:val="24"/>
+        </w:rPr>
+        <w:t xml:space="preserve"> — </w:t>
+      </w:r>
+      <w:r>
+        <w:rPr>
+          <w:rFonts w:ascii="Times New Roman" w:cs="Times New Roman" w:eastAsia="Times New Roman" w:hAnsi="Times New Roman"/>
+          <w:b/>
+          <w:bCs/>
+          <w:sz w:val="24"/>
+          <w:szCs w:val="24"/>
+        </w:rPr>
+        <w:t xml:space="preserve">Answer: B</w:t>
+      </w:r>
+    </w:p>
+    <w:p>
+      <w:pPr>
+        <w:pStyle w:val="Heading2"/>
+        <w:spacing w:before="360" w:after="180"/>
+      </w:pPr>
+      <w:r>
+        <w:rPr>
+          <w:rFonts w:ascii="Times New Roman" w:cs="Times New Roman" w:eastAsia="Times New Roman" w:hAnsi="Times New Roman"/>
+          <w:sz w:val="24"/>
+          <w:szCs w:val="24"/>
+        </w:rPr>
+        <w:t xml:space="preserve">B.5: Financial Attitudes and Preferences (Q15–Q28, Not Scored)</w:t>
+      </w:r>
+    </w:p>
+    <w:p>
+      <w:pPr>
+        <w:spacing w:line="360" w:after="200"/>
+      </w:pPr>
+      <w:r>
+        <w:rPr>
+          <w:rFonts w:ascii="Times New Roman" w:cs="Times New Roman" w:eastAsia="Times New Roman" w:hAnsi="Times New Roman"/>
+          <w:sz w:val="24"/>
+          <w:szCs w:val="24"/>
+        </w:rPr>
+        <w:t xml:space="preserve">These 14 items capture behavioral attitudes, risk preferences, and financial decision-making tendencies. They are not scored but contribute to the behavioral profile used in the SDM-10 adaptive module.</w:t>
+      </w:r>
+    </w:p>
+    <w:p>
+      <w:pPr>
+        <w:spacing w:line="360" w:after="200"/>
+      </w:pPr>
+      <w:r>
+        <w:rPr>
+          <w:rFonts w:ascii="Times New Roman" w:cs="Times New Roman" w:eastAsia="Times New Roman" w:hAnsi="Times New Roman"/>
+          <w:b/>
+          <w:bCs/>
+          <w:sz w:val="24"/>
+          <w:szCs w:val="24"/>
+        </w:rPr>
+        <w:t xml:space="preserve">Q15</w:t>
+      </w:r>
+      <w:r>
+        <w:rPr>
+          <w:rFonts w:ascii="Times New Roman" w:cs="Times New Roman" w:eastAsia="Times New Roman" w:hAnsi="Times New Roman"/>
+          <w:sz w:val="24"/>
+          <w:szCs w:val="24"/>
+        </w:rPr>
+        <w:t xml:space="preserve"> </w:t>
+      </w:r>
+      <w:r>
+        <w:rPr>
+          <w:rFonts w:ascii="Times New Roman" w:cs="Times New Roman" w:eastAsia="Times New Roman" w:hAnsi="Times New Roman"/>
+          <w:i/>
+          <w:iCs/>
+          <w:sz w:val="24"/>
+          <w:szCs w:val="24"/>
+        </w:rPr>
+        <w:t xml:space="preserve">(Allocation Preference).</w:t>
+      </w:r>
+      <w:r>
+        <w:rPr>
+          <w:rFonts w:ascii="Times New Roman" w:cs="Times New Roman" w:eastAsia="Times New Roman" w:hAnsi="Times New Roman"/>
+          <w:sz w:val="24"/>
+          <w:szCs w:val="24"/>
+        </w:rPr>
+        <w:t xml:space="preserve"> You receive a $10,000 bonus. What would you most likely do with it? </w:t>
+      </w:r>
+      <w:r>
+        <w:rPr>
+          <w:rFonts w:ascii="Times New Roman" w:cs="Times New Roman" w:eastAsia="Times New Roman" w:hAnsi="Times New Roman"/>
+          <w:i/>
+          <w:iCs/>
+          <w:sz w:val="24"/>
+          <w:szCs w:val="24"/>
+        </w:rPr>
+        <w:t xml:space="preserve">(A) Put it in a high-interest savings account for safety | (B) Invest it in mutual funds or ETFs for steady growth | (C) Buy individual stocks with potential for high return | (D) Spend most of it and save the rest later</w:t>
+      </w:r>
+    </w:p>
+    <w:p>
+      <w:pPr>
+        <w:spacing w:line="360" w:after="200"/>
+      </w:pPr>
+      <w:r>
+        <w:rPr>
+          <w:rFonts w:ascii="Times New Roman" w:cs="Times New Roman" w:eastAsia="Times New Roman" w:hAnsi="Times New Roman"/>
+          <w:b/>
+          <w:bCs/>
+          <w:sz w:val="24"/>
+          <w:szCs w:val="24"/>
+        </w:rPr>
+        <w:t xml:space="preserve">Q16</w:t>
+      </w:r>
+      <w:r>
+        <w:rPr>
+          <w:rFonts w:ascii="Times New Roman" w:cs="Times New Roman" w:eastAsia="Times New Roman" w:hAnsi="Times New Roman"/>
+          <w:sz w:val="24"/>
+          <w:szCs w:val="24"/>
+        </w:rPr>
+        <w:t xml:space="preserve"> </w:t>
+      </w:r>
+      <w:r>
+        <w:rPr>
+          <w:rFonts w:ascii="Times New Roman" w:cs="Times New Roman" w:eastAsia="Times New Roman" w:hAnsi="Times New Roman"/>
+          <w:i/>
+          <w:iCs/>
+          <w:sz w:val="24"/>
+          <w:szCs w:val="24"/>
+        </w:rPr>
+        <w:t xml:space="preserve">(Loss Aversion).</w:t>
+      </w:r>
+      <w:r>
+        <w:rPr>
+          <w:rFonts w:ascii="Times New Roman" w:cs="Times New Roman" w:eastAsia="Times New Roman" w:hAnsi="Times New Roman"/>
+          <w:sz w:val="24"/>
+          <w:szCs w:val="24"/>
+        </w:rPr>
+        <w:t xml:space="preserve"> Your retirement account drops 20% due to a market downturn. How do you react? </w:t>
+      </w:r>
+      <w:r>
+        <w:rPr>
+          <w:rFonts w:ascii="Times New Roman" w:cs="Times New Roman" w:eastAsia="Times New Roman" w:hAnsi="Times New Roman"/>
+          <w:i/>
+          <w:iCs/>
+          <w:sz w:val="24"/>
+          <w:szCs w:val="24"/>
+        </w:rPr>
+        <w:t xml:space="preserve">(A) Sell everything, I can't risk losing more | (B) Do nothing, markets recover over time | (C) Invest more, buy while prices are low | (D) Move funds to safer options like bonds or cash</w:t>
+      </w:r>
+    </w:p>
+    <w:p>
+      <w:pPr>
+        <w:spacing w:line="360" w:after="200"/>
+      </w:pPr>
+      <w:r>
+        <w:rPr>
+          <w:rFonts w:ascii="Times New Roman" w:cs="Times New Roman" w:eastAsia="Times New Roman" w:hAnsi="Times New Roman"/>
+          <w:b/>
+          <w:bCs/>
+          <w:sz w:val="24"/>
+          <w:szCs w:val="24"/>
+        </w:rPr>
+        <w:t xml:space="preserve">Q17</w:t>
+      </w:r>
+      <w:r>
+        <w:rPr>
+          <w:rFonts w:ascii="Times New Roman" w:cs="Times New Roman" w:eastAsia="Times New Roman" w:hAnsi="Times New Roman"/>
+          <w:sz w:val="24"/>
+          <w:szCs w:val="24"/>
+        </w:rPr>
+        <w:t xml:space="preserve"> </w:t>
+      </w:r>
+      <w:r>
+        <w:rPr>
+          <w:rFonts w:ascii="Times New Roman" w:cs="Times New Roman" w:eastAsia="Times New Roman" w:hAnsi="Times New Roman"/>
+          <w:i/>
+          <w:iCs/>
+          <w:sz w:val="24"/>
+          <w:szCs w:val="24"/>
+        </w:rPr>
+        <w:t xml:space="preserve">(Risk Perception).</w:t>
+      </w:r>
+      <w:r>
+        <w:rPr>
+          <w:rFonts w:ascii="Times New Roman" w:cs="Times New Roman" w:eastAsia="Times New Roman" w:hAnsi="Times New Roman"/>
+          <w:sz w:val="24"/>
+          <w:szCs w:val="24"/>
+        </w:rPr>
+        <w:t xml:space="preserve"> What does "risk" mean to you when it comes to financial decisions? </w:t>
+      </w:r>
+      <w:r>
+        <w:rPr>
+          <w:rFonts w:ascii="Times New Roman" w:cs="Times New Roman" w:eastAsia="Times New Roman" w:hAnsi="Times New Roman"/>
+          <w:i/>
+          <w:iCs/>
+          <w:sz w:val="24"/>
+          <w:szCs w:val="24"/>
+        </w:rPr>
+        <w:t xml:space="preserve">(A) The chance I could lose money | (B) The opportunity to earn a higher return | (C) Something unpredictable that needs to be managed | (D) I'm not sure</w:t>
+      </w:r>
+    </w:p>
+    <w:p>
+      <w:pPr>
+        <w:spacing w:line="360" w:after="200"/>
+      </w:pPr>
+      <w:r>
+        <w:rPr>
+          <w:rFonts w:ascii="Times New Roman" w:cs="Times New Roman" w:eastAsia="Times New Roman" w:hAnsi="Times New Roman"/>
+          <w:b/>
+          <w:bCs/>
+          <w:sz w:val="24"/>
+          <w:szCs w:val="24"/>
+        </w:rPr>
+        <w:t xml:space="preserve">Q18</w:t>
+      </w:r>
+      <w:r>
+        <w:rPr>
+          <w:rFonts w:ascii="Times New Roman" w:cs="Times New Roman" w:eastAsia="Times New Roman" w:hAnsi="Times New Roman"/>
+          <w:sz w:val="24"/>
+          <w:szCs w:val="24"/>
+        </w:rPr>
+        <w:t xml:space="preserve"> </w:t>
+      </w:r>
+      <w:r>
+        <w:rPr>
+          <w:rFonts w:ascii="Times New Roman" w:cs="Times New Roman" w:eastAsia="Times New Roman" w:hAnsi="Times New Roman"/>
+          <w:i/>
+          <w:iCs/>
+          <w:sz w:val="24"/>
+          <w:szCs w:val="24"/>
+        </w:rPr>
+        <w:t xml:space="preserve">(Social Influence and Herding).</w:t>
+      </w:r>
+      <w:r>
+        <w:rPr>
+          <w:rFonts w:ascii="Times New Roman" w:cs="Times New Roman" w:eastAsia="Times New Roman" w:hAnsi="Times New Roman"/>
+          <w:sz w:val="24"/>
+          <w:szCs w:val="24"/>
+        </w:rPr>
+        <w:t xml:space="preserve"> You hear that everyone is investing in a new crypto asset. What do you do? </w:t>
+      </w:r>
+      <w:r>
+        <w:rPr>
+          <w:rFonts w:ascii="Times New Roman" w:cs="Times New Roman" w:eastAsia="Times New Roman" w:hAnsi="Times New Roman"/>
+          <w:i/>
+          <w:iCs/>
+          <w:sz w:val="24"/>
+          <w:szCs w:val="24"/>
+        </w:rPr>
+        <w:t xml:space="preserve">(A) Invest quickly, don't miss out | (B) Put in a small amount just in case | (C) Research carefully before acting | (D) Stay out, I avoid hype</w:t>
+      </w:r>
+    </w:p>
+    <w:p>
+      <w:pPr>
+        <w:spacing w:line="360" w:after="200"/>
+      </w:pPr>
+      <w:r>
+        <w:rPr>
+          <w:rFonts w:ascii="Times New Roman" w:cs="Times New Roman" w:eastAsia="Times New Roman" w:hAnsi="Times New Roman"/>
+          <w:b/>
+          <w:bCs/>
+          <w:sz w:val="24"/>
+          <w:szCs w:val="24"/>
+        </w:rPr>
+        <w:t xml:space="preserve">Q19</w:t>
+      </w:r>
+      <w:r>
+        <w:rPr>
+          <w:rFonts w:ascii="Times New Roman" w:cs="Times New Roman" w:eastAsia="Times New Roman" w:hAnsi="Times New Roman"/>
+          <w:sz w:val="24"/>
+          <w:szCs w:val="24"/>
+        </w:rPr>
+        <w:t xml:space="preserve"> </w:t>
+      </w:r>
+      <w:r>
+        <w:rPr>
+          <w:rFonts w:ascii="Times New Roman" w:cs="Times New Roman" w:eastAsia="Times New Roman" w:hAnsi="Times New Roman"/>
+          <w:i/>
+          <w:iCs/>
+          <w:sz w:val="24"/>
+          <w:szCs w:val="24"/>
+        </w:rPr>
+        <w:t xml:space="preserve">(Retirement Risk Planning).</w:t>
+      </w:r>
+      <w:r>
+        <w:rPr>
+          <w:rFonts w:ascii="Times New Roman" w:cs="Times New Roman" w:eastAsia="Times New Roman" w:hAnsi="Times New Roman"/>
+          <w:sz w:val="24"/>
+          <w:szCs w:val="24"/>
+        </w:rPr>
+        <w:t xml:space="preserve"> When planning for retirement, how do you factor in risk? </w:t>
+      </w:r>
+      <w:r>
+        <w:rPr>
+          <w:rFonts w:ascii="Times New Roman" w:cs="Times New Roman" w:eastAsia="Times New Roman" w:hAnsi="Times New Roman"/>
+          <w:i/>
+          <w:iCs/>
+          <w:sz w:val="24"/>
+          <w:szCs w:val="24"/>
+        </w:rPr>
+        <w:t xml:space="preserve">(A) I ignore it, retirement is far away | (B) I aim for high growth regardless | (C) I diversify and rebalance regularly | (D) I rely on my advisor to guide me</w:t>
+      </w:r>
+    </w:p>
+    <w:p>
+      <w:pPr>
+        <w:spacing w:line="360" w:after="200"/>
+      </w:pPr>
+      <w:r>
+        <w:rPr>
+          <w:rFonts w:ascii="Times New Roman" w:cs="Times New Roman" w:eastAsia="Times New Roman" w:hAnsi="Times New Roman"/>
+          <w:b/>
+          <w:bCs/>
+          <w:sz w:val="24"/>
+          <w:szCs w:val="24"/>
+        </w:rPr>
+        <w:t xml:space="preserve">Q20</w:t>
+      </w:r>
+      <w:r>
+        <w:rPr>
+          <w:rFonts w:ascii="Times New Roman" w:cs="Times New Roman" w:eastAsia="Times New Roman" w:hAnsi="Times New Roman"/>
+          <w:sz w:val="24"/>
+          <w:szCs w:val="24"/>
+        </w:rPr>
+        <w:t xml:space="preserve"> </w:t>
+      </w:r>
+      <w:r>
+        <w:rPr>
+          <w:rFonts w:ascii="Times New Roman" w:cs="Times New Roman" w:eastAsia="Times New Roman" w:hAnsi="Times New Roman"/>
+          <w:i/>
+          <w:iCs/>
+          <w:sz w:val="24"/>
+          <w:szCs w:val="24"/>
+        </w:rPr>
+        <w:t xml:space="preserve">(Emotional Response to Loss).</w:t>
+      </w:r>
+      <w:r>
+        <w:rPr>
+          <w:rFonts w:ascii="Times New Roman" w:cs="Times New Roman" w:eastAsia="Times New Roman" w:hAnsi="Times New Roman"/>
+          <w:sz w:val="24"/>
+          <w:szCs w:val="24"/>
+        </w:rPr>
+        <w:t xml:space="preserve"> You lose $1,000 in an investment. What's your emotional reaction? </w:t>
+      </w:r>
+      <w:r>
+        <w:rPr>
+          <w:rFonts w:ascii="Times New Roman" w:cs="Times New Roman" w:eastAsia="Times New Roman" w:hAnsi="Times New Roman"/>
+          <w:i/>
+          <w:iCs/>
+          <w:sz w:val="24"/>
+          <w:szCs w:val="24"/>
+        </w:rPr>
+        <w:t xml:space="preserve">(A) Angry and anxious | (B) Concerned but calm | (C) Indifferent | (D) Curious to understand why</w:t>
+      </w:r>
+    </w:p>
+    <w:p>
+      <w:pPr>
+        <w:spacing w:line="360" w:after="200"/>
+      </w:pPr>
+      <w:r>
+        <w:rPr>
+          <w:rFonts w:ascii="Times New Roman" w:cs="Times New Roman" w:eastAsia="Times New Roman" w:hAnsi="Times New Roman"/>
+          <w:b/>
+          <w:bCs/>
+          <w:sz w:val="24"/>
+          <w:szCs w:val="24"/>
+        </w:rPr>
+        <w:t xml:space="preserve">Q21</w:t>
+      </w:r>
+      <w:r>
+        <w:rPr>
+          <w:rFonts w:ascii="Times New Roman" w:cs="Times New Roman" w:eastAsia="Times New Roman" w:hAnsi="Times New Roman"/>
+          <w:sz w:val="24"/>
+          <w:szCs w:val="24"/>
+        </w:rPr>
+        <w:t xml:space="preserve"> </w:t>
+      </w:r>
+      <w:r>
+        <w:rPr>
+          <w:rFonts w:ascii="Times New Roman" w:cs="Times New Roman" w:eastAsia="Times New Roman" w:hAnsi="Times New Roman"/>
+          <w:i/>
+          <w:iCs/>
+          <w:sz w:val="24"/>
+          <w:szCs w:val="24"/>
+        </w:rPr>
+        <w:t xml:space="preserve">(Decision Process).</w:t>
+      </w:r>
+      <w:r>
+        <w:rPr>
+          <w:rFonts w:ascii="Times New Roman" w:cs="Times New Roman" w:eastAsia="Times New Roman" w:hAnsi="Times New Roman"/>
+          <w:sz w:val="24"/>
+          <w:szCs w:val="24"/>
+        </w:rPr>
+        <w:t xml:space="preserve"> When faced with a complex financial decision, how do you typically proceed? </w:t>
+      </w:r>
+      <w:r>
+        <w:rPr>
+          <w:rFonts w:ascii="Times New Roman" w:cs="Times New Roman" w:eastAsia="Times New Roman" w:hAnsi="Times New Roman"/>
+          <w:i/>
+          <w:iCs/>
+          <w:sz w:val="24"/>
+          <w:szCs w:val="24"/>
+        </w:rPr>
+        <w:t xml:space="preserve">(A) Do extensive research and consider all outcomes | (B) Go with your intuition or gut feeling | (C) Rely on advice from friends or family | (D) Delay the decision until you feel more confident</w:t>
+      </w:r>
+    </w:p>
+    <w:p>
+      <w:pPr>
+        <w:spacing w:line="360" w:after="200"/>
+      </w:pPr>
+      <w:r>
+        <w:rPr>
+          <w:rFonts w:ascii="Times New Roman" w:cs="Times New Roman" w:eastAsia="Times New Roman" w:hAnsi="Times New Roman"/>
+          <w:b/>
+          <w:bCs/>
+          <w:sz w:val="24"/>
+          <w:szCs w:val="24"/>
+        </w:rPr>
+        <w:t xml:space="preserve">Q22</w:t>
+      </w:r>
+      <w:r>
+        <w:rPr>
+          <w:rFonts w:ascii="Times New Roman" w:cs="Times New Roman" w:eastAsia="Times New Roman" w:hAnsi="Times New Roman"/>
+          <w:sz w:val="24"/>
+          <w:szCs w:val="24"/>
+        </w:rPr>
+        <w:t xml:space="preserve"> </w:t>
+      </w:r>
+      <w:r>
+        <w:rPr>
+          <w:rFonts w:ascii="Times New Roman" w:cs="Times New Roman" w:eastAsia="Times New Roman" w:hAnsi="Times New Roman"/>
+          <w:i/>
+          <w:iCs/>
+          <w:sz w:val="24"/>
+          <w:szCs w:val="24"/>
+        </w:rPr>
+        <w:t xml:space="preserve">(Risk Confidence).</w:t>
+      </w:r>
+      <w:r>
+        <w:rPr>
+          <w:rFonts w:ascii="Times New Roman" w:cs="Times New Roman" w:eastAsia="Times New Roman" w:hAnsi="Times New Roman"/>
+          <w:sz w:val="24"/>
+          <w:szCs w:val="24"/>
+        </w:rPr>
+        <w:t xml:space="preserve"> How confident are you in recognizing when an investment is too risky for your situation? </w:t>
+      </w:r>
+      <w:r>
+        <w:rPr>
+          <w:rFonts w:ascii="Times New Roman" w:cs="Times New Roman" w:eastAsia="Times New Roman" w:hAnsi="Times New Roman"/>
+          <w:i/>
+          <w:iCs/>
+          <w:sz w:val="24"/>
+          <w:szCs w:val="24"/>
+        </w:rPr>
+        <w:t xml:space="preserve">(A) Very confident, I understand my risk limits | (B) Somewhat confident, I can tell when it's extreme | (C) Not very confident, I often second-guess | (D) I usually rely on others to decide for me</w:t>
+      </w:r>
+    </w:p>
+    <w:p>
+      <w:pPr>
+        <w:spacing w:line="360" w:after="200"/>
+      </w:pPr>
+      <w:r>
+        <w:rPr>
+          <w:rFonts w:ascii="Times New Roman" w:cs="Times New Roman" w:eastAsia="Times New Roman" w:hAnsi="Times New Roman"/>
+          <w:b/>
+          <w:bCs/>
+          <w:sz w:val="24"/>
+          <w:szCs w:val="24"/>
+        </w:rPr>
+        <w:t xml:space="preserve">Q23</w:t>
+      </w:r>
+      <w:r>
+        <w:rPr>
+          <w:rFonts w:ascii="Times New Roman" w:cs="Times New Roman" w:eastAsia="Times New Roman" w:hAnsi="Times New Roman"/>
+          <w:sz w:val="24"/>
+          <w:szCs w:val="24"/>
+        </w:rPr>
+        <w:t xml:space="preserve"> </w:t>
+      </w:r>
+      <w:r>
+        <w:rPr>
+          <w:rFonts w:ascii="Times New Roman" w:cs="Times New Roman" w:eastAsia="Times New Roman" w:hAnsi="Times New Roman"/>
+          <w:i/>
+          <w:iCs/>
+          <w:sz w:val="24"/>
+          <w:szCs w:val="24"/>
+        </w:rPr>
+        <w:t xml:space="preserve">(Risk Attitude).</w:t>
+      </w:r>
+      <w:r>
+        <w:rPr>
+          <w:rFonts w:ascii="Times New Roman" w:cs="Times New Roman" w:eastAsia="Times New Roman" w:hAnsi="Times New Roman"/>
+          <w:sz w:val="24"/>
+          <w:szCs w:val="24"/>
+        </w:rPr>
+        <w:t xml:space="preserve"> What best describes your attitude toward risk? </w:t>
+      </w:r>
+      <w:r>
+        <w:rPr>
+          <w:rFonts w:ascii="Times New Roman" w:cs="Times New Roman" w:eastAsia="Times New Roman" w:hAnsi="Times New Roman"/>
+          <w:i/>
+          <w:iCs/>
+          <w:sz w:val="24"/>
+          <w:szCs w:val="24"/>
+        </w:rPr>
+        <w:t xml:space="preserve">(A) I avoid risk as much as possible | (B) I'm okay with small risks for modest gains | (C) I take calculated risks for higher rewards | (D) I actively seek out high-risk, high-reward opportunities</w:t>
+      </w:r>
+    </w:p>
+    <w:p>
+      <w:pPr>
+        <w:spacing w:line="360" w:after="200"/>
+      </w:pPr>
+      <w:r>
+        <w:rPr>
+          <w:rFonts w:ascii="Times New Roman" w:cs="Times New Roman" w:eastAsia="Times New Roman" w:hAnsi="Times New Roman"/>
+          <w:b/>
+          <w:bCs/>
+          <w:sz w:val="24"/>
+          <w:szCs w:val="24"/>
+        </w:rPr>
+        <w:t xml:space="preserve">Q24</w:t>
+      </w:r>
+      <w:r>
+        <w:rPr>
+          <w:rFonts w:ascii="Times New Roman" w:cs="Times New Roman" w:eastAsia="Times New Roman" w:hAnsi="Times New Roman"/>
+          <w:sz w:val="24"/>
+          <w:szCs w:val="24"/>
+        </w:rPr>
+        <w:t xml:space="preserve"> </w:t>
+      </w:r>
+      <w:r>
+        <w:rPr>
+          <w:rFonts w:ascii="Times New Roman" w:cs="Times New Roman" w:eastAsia="Times New Roman" w:hAnsi="Times New Roman"/>
+          <w:i/>
+          <w:iCs/>
+          <w:sz w:val="24"/>
+          <w:szCs w:val="24"/>
+        </w:rPr>
+        <w:t xml:space="preserve">(Reaction to Underperformance).</w:t>
+      </w:r>
+      <w:r>
+        <w:rPr>
+          <w:rFonts w:ascii="Times New Roman" w:cs="Times New Roman" w:eastAsia="Times New Roman" w:hAnsi="Times New Roman"/>
+          <w:sz w:val="24"/>
+          <w:szCs w:val="24"/>
+        </w:rPr>
+        <w:t xml:space="preserve"> If your long-term investment underperforms for a year, what would you most likely do? </w:t>
+      </w:r>
+      <w:r>
+        <w:rPr>
+          <w:rFonts w:ascii="Times New Roman" w:cs="Times New Roman" w:eastAsia="Times New Roman" w:hAnsi="Times New Roman"/>
+          <w:i/>
+          <w:iCs/>
+          <w:sz w:val="24"/>
+          <w:szCs w:val="24"/>
+        </w:rPr>
+        <w:t xml:space="preserve">(A) Sell and look for a better option | (B) Reduce investment but stay in | (C) Stay the course | (D) Invest more to lower the average cost</w:t>
+      </w:r>
+    </w:p>
+    <w:p>
+      <w:pPr>
+        <w:spacing w:line="360" w:after="200"/>
+      </w:pPr>
+      <w:r>
+        <w:rPr>
+          <w:rFonts w:ascii="Times New Roman" w:cs="Times New Roman" w:eastAsia="Times New Roman" w:hAnsi="Times New Roman"/>
+          <w:b/>
+          <w:bCs/>
+          <w:sz w:val="24"/>
+          <w:szCs w:val="24"/>
+        </w:rPr>
+        <w:t xml:space="preserve">Q25</w:t>
+      </w:r>
+      <w:r>
+        <w:rPr>
+          <w:rFonts w:ascii="Times New Roman" w:cs="Times New Roman" w:eastAsia="Times New Roman" w:hAnsi="Times New Roman"/>
+          <w:sz w:val="24"/>
+          <w:szCs w:val="24"/>
+        </w:rPr>
+        <w:t xml:space="preserve"> </w:t>
+      </w:r>
+      <w:r>
+        <w:rPr>
+          <w:rFonts w:ascii="Times New Roman" w:cs="Times New Roman" w:eastAsia="Times New Roman" w:hAnsi="Times New Roman"/>
+          <w:i/>
+          <w:iCs/>
+          <w:sz w:val="24"/>
+          <w:szCs w:val="24"/>
+        </w:rPr>
+        <w:t xml:space="preserve">(Definition of Success).</w:t>
+      </w:r>
+      <w:r>
+        <w:rPr>
+          <w:rFonts w:ascii="Times New Roman" w:cs="Times New Roman" w:eastAsia="Times New Roman" w:hAnsi="Times New Roman"/>
+          <w:sz w:val="24"/>
+          <w:szCs w:val="24"/>
+        </w:rPr>
+        <w:t xml:space="preserve"> How do you define a "successful" investment? </w:t>
+      </w:r>
+      <w:r>
+        <w:rPr>
+          <w:rFonts w:ascii="Times New Roman" w:cs="Times New Roman" w:eastAsia="Times New Roman" w:hAnsi="Times New Roman"/>
+          <w:i/>
+          <w:iCs/>
+          <w:sz w:val="24"/>
+          <w:szCs w:val="24"/>
+        </w:rPr>
+        <w:t xml:space="preserve">(A) One that doesn't lose money | (B) One that beats inflation | (C) One that aligns with my financial goals | (D) One that produces the highest return, regardless of risk</w:t>
+      </w:r>
+    </w:p>
+    <w:p>
+      <w:pPr>
+        <w:spacing w:line="360" w:after="200"/>
+      </w:pPr>
+      <w:r>
+        <w:rPr>
+          <w:rFonts w:ascii="Times New Roman" w:cs="Times New Roman" w:eastAsia="Times New Roman" w:hAnsi="Times New Roman"/>
+          <w:b/>
+          <w:bCs/>
+          <w:sz w:val="24"/>
+          <w:szCs w:val="24"/>
+        </w:rPr>
+        <w:t xml:space="preserve">Q26</w:t>
+      </w:r>
+      <w:r>
+        <w:rPr>
+          <w:rFonts w:ascii="Times New Roman" w:cs="Times New Roman" w:eastAsia="Times New Roman" w:hAnsi="Times New Roman"/>
+          <w:sz w:val="24"/>
+          <w:szCs w:val="24"/>
+        </w:rPr>
+        <w:t xml:space="preserve"> </w:t>
+      </w:r>
+      <w:r>
+        <w:rPr>
+          <w:rFonts w:ascii="Times New Roman" w:cs="Times New Roman" w:eastAsia="Times New Roman" w:hAnsi="Times New Roman"/>
+          <w:i/>
+          <w:iCs/>
+          <w:sz w:val="24"/>
+          <w:szCs w:val="24"/>
+        </w:rPr>
+        <w:t xml:space="preserve">(Downside Awareness).</w:t>
+      </w:r>
+      <w:r>
+        <w:rPr>
+          <w:rFonts w:ascii="Times New Roman" w:cs="Times New Roman" w:eastAsia="Times New Roman" w:hAnsi="Times New Roman"/>
+          <w:sz w:val="24"/>
+          <w:szCs w:val="24"/>
+        </w:rPr>
+        <w:t xml:space="preserve"> When making financial decisions, how often do you consider the potential downside risk? </w:t>
+      </w:r>
+      <w:r>
+        <w:rPr>
+          <w:rFonts w:ascii="Times New Roman" w:cs="Times New Roman" w:eastAsia="Times New Roman" w:hAnsi="Times New Roman"/>
+          <w:i/>
+          <w:iCs/>
+          <w:sz w:val="24"/>
+          <w:szCs w:val="24"/>
+        </w:rPr>
+        <w:t xml:space="preserve">(A) Never | (B) Rarely | (C) Sometimes | (D) Always</w:t>
+      </w:r>
+    </w:p>
+    <w:p>
+      <w:pPr>
+        <w:spacing w:line="360" w:after="200"/>
+      </w:pPr>
+      <w:r>
+        <w:rPr>
+          <w:rFonts w:ascii="Times New Roman" w:cs="Times New Roman" w:eastAsia="Times New Roman" w:hAnsi="Times New Roman"/>
+          <w:b/>
+          <w:bCs/>
+          <w:sz w:val="24"/>
+          <w:szCs w:val="24"/>
+        </w:rPr>
+        <w:t xml:space="preserve">Q27</w:t>
+      </w:r>
+      <w:r>
+        <w:rPr>
+          <w:rFonts w:ascii="Times New Roman" w:cs="Times New Roman" w:eastAsia="Times New Roman" w:hAnsi="Times New Roman"/>
+          <w:sz w:val="24"/>
+          <w:szCs w:val="24"/>
+        </w:rPr>
+        <w:t xml:space="preserve"> </w:t>
+      </w:r>
+      <w:r>
+        <w:rPr>
+          <w:rFonts w:ascii="Times New Roman" w:cs="Times New Roman" w:eastAsia="Times New Roman" w:hAnsi="Times New Roman"/>
+          <w:i/>
+          <w:iCs/>
+          <w:sz w:val="24"/>
+          <w:szCs w:val="24"/>
+        </w:rPr>
+        <w:t xml:space="preserve">(Risk Preference in Income).</w:t>
+      </w:r>
+      <w:r>
+        <w:rPr>
+          <w:rFonts w:ascii="Times New Roman" w:cs="Times New Roman" w:eastAsia="Times New Roman" w:hAnsi="Times New Roman"/>
+          <w:sz w:val="24"/>
+          <w:szCs w:val="24"/>
+        </w:rPr>
+        <w:t xml:space="preserve"> Imagine you're offered two jobs. Job A pays more but has uncertain income and less security. Job B pays less but is stable. Which do you choose? </w:t>
+      </w:r>
+      <w:r>
+        <w:rPr>
+          <w:rFonts w:ascii="Times New Roman" w:cs="Times New Roman" w:eastAsia="Times New Roman" w:hAnsi="Times New Roman"/>
+          <w:i/>
+          <w:iCs/>
+          <w:sz w:val="24"/>
+          <w:szCs w:val="24"/>
+        </w:rPr>
+        <w:t xml:space="preserve">(A) Definitely Job A | (B) Probably Job A | (C) Probably Job B | (D) Definitely Job B</w:t>
+      </w:r>
+    </w:p>
+    <w:p>
+      <w:pPr>
+        <w:spacing w:line="360" w:after="200"/>
+      </w:pPr>
+      <w:r>
+        <w:rPr>
+          <w:rFonts w:ascii="Times New Roman" w:cs="Times New Roman" w:eastAsia="Times New Roman" w:hAnsi="Times New Roman"/>
+          <w:b/>
+          <w:bCs/>
+          <w:sz w:val="24"/>
+          <w:szCs w:val="24"/>
+        </w:rPr>
+        <w:t xml:space="preserve">Q28</w:t>
+      </w:r>
+      <w:r>
+        <w:rPr>
+          <w:rFonts w:ascii="Times New Roman" w:cs="Times New Roman" w:eastAsia="Times New Roman" w:hAnsi="Times New Roman"/>
+          <w:sz w:val="24"/>
+          <w:szCs w:val="24"/>
+        </w:rPr>
+        <w:t xml:space="preserve"> </w:t>
+      </w:r>
+      <w:r>
+        <w:rPr>
+          <w:rFonts w:ascii="Times New Roman" w:cs="Times New Roman" w:eastAsia="Times New Roman" w:hAnsi="Times New Roman"/>
+          <w:i/>
+          <w:iCs/>
+          <w:sz w:val="24"/>
+          <w:szCs w:val="24"/>
+        </w:rPr>
+        <w:t xml:space="preserve">(Scam Skepticism).</w:t>
+      </w:r>
+      <w:r>
+        <w:rPr>
+          <w:rFonts w:ascii="Times New Roman" w:cs="Times New Roman" w:eastAsia="Times New Roman" w:hAnsi="Times New Roman"/>
+          <w:sz w:val="24"/>
+          <w:szCs w:val="24"/>
+        </w:rPr>
+        <w:t xml:space="preserve"> If an investment opportunity promises unusually high returns with little explanation of how, what do you do? </w:t>
+      </w:r>
+      <w:r>
+        <w:rPr>
+          <w:rFonts w:ascii="Times New Roman" w:cs="Times New Roman" w:eastAsia="Times New Roman" w:hAnsi="Times New Roman"/>
+          <w:i/>
+          <w:iCs/>
+          <w:sz w:val="24"/>
+          <w:szCs w:val="24"/>
+        </w:rPr>
+        <w:t xml:space="preserve">(A) Invest a small amount just to test it | (B) Ask for more details and do research | (C) Avoid it, it seems too good to be true | (D) Immediately take advantage before it's gone</w:t>
+      </w:r>
+    </w:p>
+    <w:p>
+      <w:pPr>
+        <w:pStyle w:val="Heading2"/>
+        <w:spacing w:before="360" w:after="180"/>
+      </w:pPr>
+      <w:r>
+        <w:rPr>
+          <w:rFonts w:ascii="Times New Roman" w:cs="Times New Roman" w:eastAsia="Times New Roman" w:hAnsi="Times New Roman"/>
+          <w:sz w:val="24"/>
+          <w:szCs w:val="24"/>
+        </w:rPr>
+        <w:t xml:space="preserve">B.6: Risk and Return Knowledge (Q29–Q40, Scored)</w:t>
+      </w:r>
+    </w:p>
+    <w:p>
+      <w:pPr>
+        <w:spacing w:line="360" w:after="200"/>
+      </w:pPr>
+      <w:r>
+        <w:rPr>
+          <w:rFonts w:ascii="Times New Roman" w:cs="Times New Roman" w:eastAsia="Times New Roman" w:hAnsi="Times New Roman"/>
+          <w:b/>
+          <w:bCs/>
+          <w:sz w:val="24"/>
+          <w:szCs w:val="24"/>
+        </w:rPr>
+        <w:t xml:space="preserve">Q29</w:t>
+      </w:r>
+      <w:r>
+        <w:rPr>
+          <w:rFonts w:ascii="Times New Roman" w:cs="Times New Roman" w:eastAsia="Times New Roman" w:hAnsi="Times New Roman"/>
+          <w:sz w:val="24"/>
+          <w:szCs w:val="24"/>
+        </w:rPr>
+        <w:t xml:space="preserve"> </w:t>
+      </w:r>
+      <w:r>
+        <w:rPr>
+          <w:rFonts w:ascii="Times New Roman" w:cs="Times New Roman" w:eastAsia="Times New Roman" w:hAnsi="Times New Roman"/>
+          <w:i/>
+          <w:iCs/>
+          <w:sz w:val="24"/>
+          <w:szCs w:val="24"/>
+        </w:rPr>
+        <w:t xml:space="preserve">(Investing).</w:t>
+      </w:r>
+      <w:r>
+        <w:rPr>
+          <w:rFonts w:ascii="Times New Roman" w:cs="Times New Roman" w:eastAsia="Times New Roman" w:hAnsi="Times New Roman"/>
+          <w:sz w:val="24"/>
+          <w:szCs w:val="24"/>
+        </w:rPr>
+        <w:t xml:space="preserve"> If interest rates rise, what will typically happen to bond prices? </w:t>
+      </w:r>
+      <w:r>
+        <w:rPr>
+          <w:rFonts w:ascii="Times New Roman" w:cs="Times New Roman" w:eastAsia="Times New Roman" w:hAnsi="Times New Roman"/>
+          <w:i/>
+          <w:iCs/>
+          <w:sz w:val="24"/>
+          <w:szCs w:val="24"/>
+        </w:rPr>
+        <w:t xml:space="preserve">(A) They will rise | (B) They will fall | (C) They will stay the same | (D) There is no relationship | (E) Do not know</w:t>
+      </w:r>
+      <w:r>
+        <w:rPr>
+          <w:rFonts w:ascii="Times New Roman" w:cs="Times New Roman" w:eastAsia="Times New Roman" w:hAnsi="Times New Roman"/>
+          <w:sz w:val="24"/>
+          <w:szCs w:val="24"/>
+        </w:rPr>
+        <w:t xml:space="preserve"> — </w:t>
+      </w:r>
+      <w:r>
+        <w:rPr>
+          <w:rFonts w:ascii="Times New Roman" w:cs="Times New Roman" w:eastAsia="Times New Roman" w:hAnsi="Times New Roman"/>
+          <w:b/>
+          <w:bCs/>
+          <w:sz w:val="24"/>
+          <w:szCs w:val="24"/>
+        </w:rPr>
+        <w:t xml:space="preserve">Answer: B</w:t>
+      </w:r>
+    </w:p>
+    <w:p>
+      <w:pPr>
+        <w:spacing w:line="360" w:after="200"/>
+      </w:pPr>
+      <w:r>
+        <w:rPr>
+          <w:rFonts w:ascii="Times New Roman" w:cs="Times New Roman" w:eastAsia="Times New Roman" w:hAnsi="Times New Roman"/>
+          <w:b/>
+          <w:bCs/>
+          <w:sz w:val="24"/>
+          <w:szCs w:val="24"/>
+        </w:rPr>
+        <w:t xml:space="preserve">Q30</w:t>
+      </w:r>
+      <w:r>
+        <w:rPr>
+          <w:rFonts w:ascii="Times New Roman" w:cs="Times New Roman" w:eastAsia="Times New Roman" w:hAnsi="Times New Roman"/>
+          <w:sz w:val="24"/>
+          <w:szCs w:val="24"/>
+        </w:rPr>
+        <w:t xml:space="preserve"> </w:t>
+      </w:r>
+      <w:r>
+        <w:rPr>
+          <w:rFonts w:ascii="Times New Roman" w:cs="Times New Roman" w:eastAsia="Times New Roman" w:hAnsi="Times New Roman"/>
+          <w:i/>
+          <w:iCs/>
+          <w:sz w:val="24"/>
+          <w:szCs w:val="24"/>
+        </w:rPr>
+        <w:t xml:space="preserve">(Investing).</w:t>
+      </w:r>
+      <w:r>
+        <w:rPr>
+          <w:rFonts w:ascii="Times New Roman" w:cs="Times New Roman" w:eastAsia="Times New Roman" w:hAnsi="Times New Roman"/>
+          <w:sz w:val="24"/>
+          <w:szCs w:val="24"/>
+        </w:rPr>
+        <w:t xml:space="preserve"> An investment with a high return is likely to be high risk. True or false? </w:t>
+      </w:r>
+      <w:r>
+        <w:rPr>
+          <w:rFonts w:ascii="Times New Roman" w:cs="Times New Roman" w:eastAsia="Times New Roman" w:hAnsi="Times New Roman"/>
+          <w:i/>
+          <w:iCs/>
+          <w:sz w:val="24"/>
+          <w:szCs w:val="24"/>
+        </w:rPr>
+        <w:t xml:space="preserve">(A) True | (B) False | (C) Do not know</w:t>
+      </w:r>
+      <w:r>
+        <w:rPr>
+          <w:rFonts w:ascii="Times New Roman" w:cs="Times New Roman" w:eastAsia="Times New Roman" w:hAnsi="Times New Roman"/>
+          <w:sz w:val="24"/>
+          <w:szCs w:val="24"/>
+        </w:rPr>
+        <w:t xml:space="preserve"> — </w:t>
+      </w:r>
+      <w:r>
+        <w:rPr>
+          <w:rFonts w:ascii="Times New Roman" w:cs="Times New Roman" w:eastAsia="Times New Roman" w:hAnsi="Times New Roman"/>
+          <w:b/>
+          <w:bCs/>
+          <w:sz w:val="24"/>
+          <w:szCs w:val="24"/>
+        </w:rPr>
+        <w:t xml:space="preserve">Answer: A</w:t>
+      </w:r>
+    </w:p>
+    <w:p>
+      <w:pPr>
+        <w:spacing w:line="360" w:after="200"/>
+      </w:pPr>
+      <w:r>
+        <w:rPr>
+          <w:rFonts w:ascii="Times New Roman" w:cs="Times New Roman" w:eastAsia="Times New Roman" w:hAnsi="Times New Roman"/>
+          <w:b/>
+          <w:bCs/>
+          <w:sz w:val="24"/>
+          <w:szCs w:val="24"/>
+        </w:rPr>
+        <w:t xml:space="preserve">Q31</w:t>
+      </w:r>
+      <w:r>
+        <w:rPr>
+          <w:rFonts w:ascii="Times New Roman" w:cs="Times New Roman" w:eastAsia="Times New Roman" w:hAnsi="Times New Roman"/>
+          <w:sz w:val="24"/>
+          <w:szCs w:val="24"/>
+        </w:rPr>
+        <w:t xml:space="preserve"> </w:t>
+      </w:r>
+      <w:r>
+        <w:rPr>
+          <w:rFonts w:ascii="Times New Roman" w:cs="Times New Roman" w:eastAsia="Times New Roman" w:hAnsi="Times New Roman"/>
+          <w:i/>
+          <w:iCs/>
+          <w:sz w:val="24"/>
+          <w:szCs w:val="24"/>
+        </w:rPr>
+        <w:t xml:space="preserve">(Investing).</w:t>
+      </w:r>
+      <w:r>
+        <w:rPr>
+          <w:rFonts w:ascii="Times New Roman" w:cs="Times New Roman" w:eastAsia="Times New Roman" w:hAnsi="Times New Roman"/>
+          <w:sz w:val="24"/>
+          <w:szCs w:val="24"/>
+        </w:rPr>
+        <w:t xml:space="preserve"> Which of the following best describes what the stock market does? </w:t>
+      </w:r>
+      <w:r>
+        <w:rPr>
+          <w:rFonts w:ascii="Times New Roman" w:cs="Times New Roman" w:eastAsia="Times New Roman" w:hAnsi="Times New Roman"/>
+          <w:i/>
+          <w:iCs/>
+          <w:sz w:val="24"/>
+          <w:szCs w:val="24"/>
+        </w:rPr>
+        <w:t xml:space="preserve">(A) Results in a gain in wealth for investors | (B) Creates liquidity by guaranteeing investors a profit | (C) Brings people who want to buy stocks together with those who want to sell stocks | (D) Do not know</w:t>
+      </w:r>
+      <w:r>
+        <w:rPr>
+          <w:rFonts w:ascii="Times New Roman" w:cs="Times New Roman" w:eastAsia="Times New Roman" w:hAnsi="Times New Roman"/>
+          <w:sz w:val="24"/>
+          <w:szCs w:val="24"/>
+        </w:rPr>
+        <w:t xml:space="preserve"> — </w:t>
+      </w:r>
+      <w:r>
+        <w:rPr>
+          <w:rFonts w:ascii="Times New Roman" w:cs="Times New Roman" w:eastAsia="Times New Roman" w:hAnsi="Times New Roman"/>
+          <w:b/>
+          <w:bCs/>
+          <w:sz w:val="24"/>
+          <w:szCs w:val="24"/>
+        </w:rPr>
+        <w:t xml:space="preserve">Answer: C</w:t>
+      </w:r>
+    </w:p>
+    <w:p>
+      <w:pPr>
+        <w:spacing w:line="360" w:after="200"/>
+      </w:pPr>
+      <w:r>
+        <w:rPr>
+          <w:rFonts w:ascii="Times New Roman" w:cs="Times New Roman" w:eastAsia="Times New Roman" w:hAnsi="Times New Roman"/>
+          <w:b/>
+          <w:bCs/>
+          <w:sz w:val="24"/>
+          <w:szCs w:val="24"/>
+        </w:rPr>
+        <w:t xml:space="preserve">Q32</w:t>
+      </w:r>
+      <w:r>
+        <w:rPr>
+          <w:rFonts w:ascii="Times New Roman" w:cs="Times New Roman" w:eastAsia="Times New Roman" w:hAnsi="Times New Roman"/>
+          <w:sz w:val="24"/>
+          <w:szCs w:val="24"/>
+        </w:rPr>
+        <w:t xml:space="preserve"> </w:t>
+      </w:r>
+      <w:r>
+        <w:rPr>
+          <w:rFonts w:ascii="Times New Roman" w:cs="Times New Roman" w:eastAsia="Times New Roman" w:hAnsi="Times New Roman"/>
+          <w:i/>
+          <w:iCs/>
+          <w:sz w:val="24"/>
+          <w:szCs w:val="24"/>
+        </w:rPr>
+        <w:t xml:space="preserve">(Investing).</w:t>
+      </w:r>
+      <w:r>
+        <w:rPr>
+          <w:rFonts w:ascii="Times New Roman" w:cs="Times New Roman" w:eastAsia="Times New Roman" w:hAnsi="Times New Roman"/>
+          <w:sz w:val="24"/>
+          <w:szCs w:val="24"/>
+        </w:rPr>
+        <w:t xml:space="preserve"> Considering a long time period (e.g., 10–20 years), which asset normally gives the highest return? </w:t>
+      </w:r>
+      <w:r>
+        <w:rPr>
+          <w:rFonts w:ascii="Times New Roman" w:cs="Times New Roman" w:eastAsia="Times New Roman" w:hAnsi="Times New Roman"/>
+          <w:i/>
+          <w:iCs/>
+          <w:sz w:val="24"/>
+          <w:szCs w:val="24"/>
+        </w:rPr>
+        <w:t xml:space="preserve">(A) Savings accounts | (B) Bonds | (C) Stocks | (D) Do not know</w:t>
+      </w:r>
+      <w:r>
+        <w:rPr>
+          <w:rFonts w:ascii="Times New Roman" w:cs="Times New Roman" w:eastAsia="Times New Roman" w:hAnsi="Times New Roman"/>
+          <w:sz w:val="24"/>
+          <w:szCs w:val="24"/>
+        </w:rPr>
+        <w:t xml:space="preserve"> — </w:t>
+      </w:r>
+      <w:r>
+        <w:rPr>
+          <w:rFonts w:ascii="Times New Roman" w:cs="Times New Roman" w:eastAsia="Times New Roman" w:hAnsi="Times New Roman"/>
+          <w:b/>
+          <w:bCs/>
+          <w:sz w:val="24"/>
+          <w:szCs w:val="24"/>
+        </w:rPr>
+        <w:t xml:space="preserve">Answer: C</w:t>
+      </w:r>
+    </w:p>
+    <w:p>
+      <w:pPr>
+        <w:spacing w:line="360" w:after="200"/>
+      </w:pPr>
+      <w:r>
+        <w:rPr>
+          <w:rFonts w:ascii="Times New Roman" w:cs="Times New Roman" w:eastAsia="Times New Roman" w:hAnsi="Times New Roman"/>
+          <w:b/>
+          <w:bCs/>
+          <w:sz w:val="24"/>
+          <w:szCs w:val="24"/>
+        </w:rPr>
+        <w:t xml:space="preserve">Q33</w:t>
+      </w:r>
+      <w:r>
+        <w:rPr>
+          <w:rFonts w:ascii="Times New Roman" w:cs="Times New Roman" w:eastAsia="Times New Roman" w:hAnsi="Times New Roman"/>
+          <w:sz w:val="24"/>
+          <w:szCs w:val="24"/>
+        </w:rPr>
+        <w:t xml:space="preserve"> </w:t>
+      </w:r>
+      <w:r>
+        <w:rPr>
+          <w:rFonts w:ascii="Times New Roman" w:cs="Times New Roman" w:eastAsia="Times New Roman" w:hAnsi="Times New Roman"/>
+          <w:i/>
+          <w:iCs/>
+          <w:sz w:val="24"/>
+          <w:szCs w:val="24"/>
+        </w:rPr>
+        <w:t xml:space="preserve">(Basic Probability).</w:t>
+      </w:r>
+      <w:r>
+        <w:rPr>
+          <w:rFonts w:ascii="Times New Roman" w:cs="Times New Roman" w:eastAsia="Times New Roman" w:hAnsi="Times New Roman"/>
+          <w:sz w:val="24"/>
+          <w:szCs w:val="24"/>
+        </w:rPr>
+        <w:t xml:space="preserve"> In the BIG BUCKS LOTTERY, the chance of winning a $10 prize is 1%. What is your best guess about how many people would win a $10 prize if 1,000 people each buy a single ticket? </w:t>
+      </w:r>
+      <w:r>
+        <w:rPr>
+          <w:rFonts w:ascii="Times New Roman" w:cs="Times New Roman" w:eastAsia="Times New Roman" w:hAnsi="Times New Roman"/>
+          <w:i/>
+          <w:iCs/>
+          <w:sz w:val="24"/>
+          <w:szCs w:val="24"/>
+        </w:rPr>
+        <w:t xml:space="preserve">(A) 5 | (B) 8 | (C) 10 | (D) 12 | (E) Do not know</w:t>
+      </w:r>
+      <w:r>
+        <w:rPr>
+          <w:rFonts w:ascii="Times New Roman" w:cs="Times New Roman" w:eastAsia="Times New Roman" w:hAnsi="Times New Roman"/>
+          <w:sz w:val="24"/>
+          <w:szCs w:val="24"/>
+        </w:rPr>
+        <w:t xml:space="preserve"> — </w:t>
+      </w:r>
+      <w:r>
+        <w:rPr>
+          <w:rFonts w:ascii="Times New Roman" w:cs="Times New Roman" w:eastAsia="Times New Roman" w:hAnsi="Times New Roman"/>
+          <w:b/>
+          <w:bCs/>
+          <w:sz w:val="24"/>
+          <w:szCs w:val="24"/>
+        </w:rPr>
+        <w:t xml:space="preserve">Answer: C</w:t>
+      </w:r>
+    </w:p>
+    <w:p>
+      <w:pPr>
+        <w:spacing w:line="360" w:after="200"/>
+      </w:pPr>
+      <w:r>
+        <w:rPr>
+          <w:rFonts w:ascii="Times New Roman" w:cs="Times New Roman" w:eastAsia="Times New Roman" w:hAnsi="Times New Roman"/>
+          <w:b/>
+          <w:bCs/>
+          <w:sz w:val="24"/>
+          <w:szCs w:val="24"/>
+        </w:rPr>
+        <w:t xml:space="preserve">Q34</w:t>
+      </w:r>
+      <w:r>
+        <w:rPr>
+          <w:rFonts w:ascii="Times New Roman" w:cs="Times New Roman" w:eastAsia="Times New Roman" w:hAnsi="Times New Roman"/>
+          <w:sz w:val="24"/>
+          <w:szCs w:val="24"/>
+        </w:rPr>
+        <w:t xml:space="preserve"> </w:t>
+      </w:r>
+      <w:r>
+        <w:rPr>
+          <w:rFonts w:ascii="Times New Roman" w:cs="Times New Roman" w:eastAsia="Times New Roman" w:hAnsi="Times New Roman"/>
+          <w:i/>
+          <w:iCs/>
+          <w:sz w:val="24"/>
+          <w:szCs w:val="24"/>
+        </w:rPr>
+        <w:t xml:space="preserve">(Diversification Effect).</w:t>
+      </w:r>
+      <w:r>
+        <w:rPr>
+          <w:rFonts w:ascii="Times New Roman" w:cs="Times New Roman" w:eastAsia="Times New Roman" w:hAnsi="Times New Roman"/>
+          <w:sz w:val="24"/>
+          <w:szCs w:val="24"/>
+        </w:rPr>
+        <w:t xml:space="preserve"> When an investor spreads money among different assets, does the risk of losing money usually increase, decrease, or stay the same? </w:t>
+      </w:r>
+      <w:r>
+        <w:rPr>
+          <w:rFonts w:ascii="Times New Roman" w:cs="Times New Roman" w:eastAsia="Times New Roman" w:hAnsi="Times New Roman"/>
+          <w:i/>
+          <w:iCs/>
+          <w:sz w:val="24"/>
+          <w:szCs w:val="24"/>
+        </w:rPr>
+        <w:t xml:space="preserve">(A) Increase | (B) Decrease | (C) Stay the same | (D) Do not know</w:t>
+      </w:r>
+      <w:r>
+        <w:rPr>
+          <w:rFonts w:ascii="Times New Roman" w:cs="Times New Roman" w:eastAsia="Times New Roman" w:hAnsi="Times New Roman"/>
+          <w:sz w:val="24"/>
+          <w:szCs w:val="24"/>
+        </w:rPr>
+        <w:t xml:space="preserve"> — </w:t>
+      </w:r>
+      <w:r>
+        <w:rPr>
+          <w:rFonts w:ascii="Times New Roman" w:cs="Times New Roman" w:eastAsia="Times New Roman" w:hAnsi="Times New Roman"/>
+          <w:b/>
+          <w:bCs/>
+          <w:sz w:val="24"/>
+          <w:szCs w:val="24"/>
+        </w:rPr>
+        <w:t xml:space="preserve">Answer: B</w:t>
+      </w:r>
+    </w:p>
+    <w:p>
+      <w:pPr>
+        <w:spacing w:line="360" w:after="200"/>
+      </w:pPr>
+      <w:r>
+        <w:rPr>
+          <w:rFonts w:ascii="Times New Roman" w:cs="Times New Roman" w:eastAsia="Times New Roman" w:hAnsi="Times New Roman"/>
+          <w:b/>
+          <w:bCs/>
+          <w:sz w:val="24"/>
+          <w:szCs w:val="24"/>
+        </w:rPr>
+        <w:t xml:space="preserve">Q35</w:t>
+      </w:r>
+      <w:r>
+        <w:rPr>
+          <w:rFonts w:ascii="Times New Roman" w:cs="Times New Roman" w:eastAsia="Times New Roman" w:hAnsi="Times New Roman"/>
+          <w:sz w:val="24"/>
+          <w:szCs w:val="24"/>
+        </w:rPr>
+        <w:t xml:space="preserve"> </w:t>
+      </w:r>
+      <w:r>
+        <w:rPr>
+          <w:rFonts w:ascii="Times New Roman" w:cs="Times New Roman" w:eastAsia="Times New Roman" w:hAnsi="Times New Roman"/>
+          <w:i/>
+          <w:iCs/>
+          <w:sz w:val="24"/>
+          <w:szCs w:val="24"/>
+        </w:rPr>
+        <w:t xml:space="preserve">(Risk-Return Relationship).</w:t>
+      </w:r>
+      <w:r>
+        <w:rPr>
+          <w:rFonts w:ascii="Times New Roman" w:cs="Times New Roman" w:eastAsia="Times New Roman" w:hAnsi="Times New Roman"/>
+          <w:sz w:val="24"/>
+          <w:szCs w:val="24"/>
+        </w:rPr>
+        <w:t xml:space="preserve"> If someone offers you the chance to make a lot of money, it is likely that there is also a chance that you will lose a lot of money. True or false? </w:t>
+      </w:r>
+      <w:r>
+        <w:rPr>
+          <w:rFonts w:ascii="Times New Roman" w:cs="Times New Roman" w:eastAsia="Times New Roman" w:hAnsi="Times New Roman"/>
+          <w:i/>
+          <w:iCs/>
+          <w:sz w:val="24"/>
+          <w:szCs w:val="24"/>
+        </w:rPr>
+        <w:t xml:space="preserve">(A) True | (B) False | (C) Do not know</w:t>
+      </w:r>
+      <w:r>
+        <w:rPr>
+          <w:rFonts w:ascii="Times New Roman" w:cs="Times New Roman" w:eastAsia="Times New Roman" w:hAnsi="Times New Roman"/>
+          <w:sz w:val="24"/>
+          <w:szCs w:val="24"/>
+        </w:rPr>
+        <w:t xml:space="preserve"> — </w:t>
+      </w:r>
+      <w:r>
+        <w:rPr>
+          <w:rFonts w:ascii="Times New Roman" w:cs="Times New Roman" w:eastAsia="Times New Roman" w:hAnsi="Times New Roman"/>
+          <w:b/>
+          <w:bCs/>
+          <w:sz w:val="24"/>
+          <w:szCs w:val="24"/>
+        </w:rPr>
+        <w:t xml:space="preserve">Answer: A</w:t>
+      </w:r>
+    </w:p>
+    <w:p>
+      <w:pPr>
+        <w:spacing w:line="360" w:after="200"/>
+      </w:pPr>
+      <w:r>
+        <w:rPr>
+          <w:rFonts w:ascii="Times New Roman" w:cs="Times New Roman" w:eastAsia="Times New Roman" w:hAnsi="Times New Roman"/>
+          <w:b/>
+          <w:bCs/>
+          <w:sz w:val="24"/>
+          <w:szCs w:val="24"/>
+        </w:rPr>
+        <w:t xml:space="preserve">Q36</w:t>
+      </w:r>
+      <w:r>
+        <w:rPr>
+          <w:rFonts w:ascii="Times New Roman" w:cs="Times New Roman" w:eastAsia="Times New Roman" w:hAnsi="Times New Roman"/>
+          <w:sz w:val="24"/>
+          <w:szCs w:val="24"/>
+        </w:rPr>
+        <w:t xml:space="preserve"> </w:t>
+      </w:r>
+      <w:r>
+        <w:rPr>
+          <w:rFonts w:ascii="Times New Roman" w:cs="Times New Roman" w:eastAsia="Times New Roman" w:hAnsi="Times New Roman"/>
+          <w:i/>
+          <w:iCs/>
+          <w:sz w:val="24"/>
+          <w:szCs w:val="24"/>
+        </w:rPr>
+        <w:t xml:space="preserve">(Diversification Principle).</w:t>
+      </w:r>
+      <w:r>
+        <w:rPr>
+          <w:rFonts w:ascii="Times New Roman" w:cs="Times New Roman" w:eastAsia="Times New Roman" w:hAnsi="Times New Roman"/>
+          <w:sz w:val="24"/>
+          <w:szCs w:val="24"/>
+        </w:rPr>
+        <w:t xml:space="preserve"> True or false: It is less likely that you will lose all of your money if you save it in more than one place. </w:t>
+      </w:r>
+      <w:r>
+        <w:rPr>
+          <w:rFonts w:ascii="Times New Roman" w:cs="Times New Roman" w:eastAsia="Times New Roman" w:hAnsi="Times New Roman"/>
+          <w:i/>
+          <w:iCs/>
+          <w:sz w:val="24"/>
+          <w:szCs w:val="24"/>
+        </w:rPr>
+        <w:t xml:space="preserve">(A) True | (B) False | (C) Do not know</w:t>
+      </w:r>
+      <w:r>
+        <w:rPr>
+          <w:rFonts w:ascii="Times New Roman" w:cs="Times New Roman" w:eastAsia="Times New Roman" w:hAnsi="Times New Roman"/>
+          <w:sz w:val="24"/>
+          <w:szCs w:val="24"/>
+        </w:rPr>
+        <w:t xml:space="preserve"> — </w:t>
+      </w:r>
+      <w:r>
+        <w:rPr>
+          <w:rFonts w:ascii="Times New Roman" w:cs="Times New Roman" w:eastAsia="Times New Roman" w:hAnsi="Times New Roman"/>
+          <w:b/>
+          <w:bCs/>
+          <w:sz w:val="24"/>
+          <w:szCs w:val="24"/>
+        </w:rPr>
+        <w:t xml:space="preserve">Answer: A</w:t>
+      </w:r>
+    </w:p>
+    <w:p>
+      <w:pPr>
+        <w:spacing w:line="360" w:after="200"/>
+      </w:pPr>
+      <w:r>
+        <w:rPr>
+          <w:rFonts w:ascii="Times New Roman" w:cs="Times New Roman" w:eastAsia="Times New Roman" w:hAnsi="Times New Roman"/>
+          <w:b/>
+          <w:bCs/>
+          <w:sz w:val="24"/>
+          <w:szCs w:val="24"/>
+        </w:rPr>
+        <w:t xml:space="preserve">Q37</w:t>
+      </w:r>
+      <w:r>
+        <w:rPr>
+          <w:rFonts w:ascii="Times New Roman" w:cs="Times New Roman" w:eastAsia="Times New Roman" w:hAnsi="Times New Roman"/>
+          <w:sz w:val="24"/>
+          <w:szCs w:val="24"/>
+        </w:rPr>
+        <w:t xml:space="preserve"> </w:t>
+      </w:r>
+      <w:r>
+        <w:rPr>
+          <w:rFonts w:ascii="Times New Roman" w:cs="Times New Roman" w:eastAsia="Times New Roman" w:hAnsi="Times New Roman"/>
+          <w:i/>
+          <w:iCs/>
+          <w:sz w:val="24"/>
+          <w:szCs w:val="24"/>
+        </w:rPr>
+        <w:t xml:space="preserve">(Insurance).</w:t>
+      </w:r>
+      <w:r>
+        <w:rPr>
+          <w:rFonts w:ascii="Times New Roman" w:cs="Times New Roman" w:eastAsia="Times New Roman" w:hAnsi="Times New Roman"/>
+          <w:sz w:val="24"/>
+          <w:szCs w:val="24"/>
+        </w:rPr>
+        <w:t xml:space="preserve"> Which of the following insurance policies is most likely to protect you if you cause an accident that injures someone? </w:t>
+      </w:r>
+      <w:r>
+        <w:rPr>
+          <w:rFonts w:ascii="Times New Roman" w:cs="Times New Roman" w:eastAsia="Times New Roman" w:hAnsi="Times New Roman"/>
+          <w:i/>
+          <w:iCs/>
+          <w:sz w:val="24"/>
+          <w:szCs w:val="24"/>
+        </w:rPr>
+        <w:t xml:space="preserve">(A) Health insurance | (B) Homeowner's or renter's insurance | (C) Auto insurance liability coverage | (D) Do not know</w:t>
+      </w:r>
+      <w:r>
+        <w:rPr>
+          <w:rFonts w:ascii="Times New Roman" w:cs="Times New Roman" w:eastAsia="Times New Roman" w:hAnsi="Times New Roman"/>
+          <w:sz w:val="24"/>
+          <w:szCs w:val="24"/>
+        </w:rPr>
+        <w:t xml:space="preserve"> — </w:t>
+      </w:r>
+      <w:r>
+        <w:rPr>
+          <w:rFonts w:ascii="Times New Roman" w:cs="Times New Roman" w:eastAsia="Times New Roman" w:hAnsi="Times New Roman"/>
+          <w:b/>
+          <w:bCs/>
+          <w:sz w:val="24"/>
+          <w:szCs w:val="24"/>
+        </w:rPr>
+        <w:t xml:space="preserve">Answer: C</w:t>
+      </w:r>
+    </w:p>
+    <w:p>
+      <w:pPr>
+        <w:spacing w:line="360" w:after="200"/>
+      </w:pPr>
+      <w:r>
+        <w:rPr>
+          <w:rFonts w:ascii="Times New Roman" w:cs="Times New Roman" w:eastAsia="Times New Roman" w:hAnsi="Times New Roman"/>
+          <w:b/>
+          <w:bCs/>
+          <w:sz w:val="24"/>
+          <w:szCs w:val="24"/>
+        </w:rPr>
+        <w:t xml:space="preserve">Q38</w:t>
+      </w:r>
+      <w:r>
+        <w:rPr>
+          <w:rFonts w:ascii="Times New Roman" w:cs="Times New Roman" w:eastAsia="Times New Roman" w:hAnsi="Times New Roman"/>
+          <w:sz w:val="24"/>
+          <w:szCs w:val="24"/>
+        </w:rPr>
+        <w:t xml:space="preserve"> </w:t>
+      </w:r>
+      <w:r>
+        <w:rPr>
+          <w:rFonts w:ascii="Times New Roman" w:cs="Times New Roman" w:eastAsia="Times New Roman" w:hAnsi="Times New Roman"/>
+          <w:i/>
+          <w:iCs/>
+          <w:sz w:val="24"/>
+          <w:szCs w:val="24"/>
+        </w:rPr>
+        <w:t xml:space="preserve">(Inflation Risk).</w:t>
+      </w:r>
+      <w:r>
+        <w:rPr>
+          <w:rFonts w:ascii="Times New Roman" w:cs="Times New Roman" w:eastAsia="Times New Roman" w:hAnsi="Times New Roman"/>
+          <w:sz w:val="24"/>
+          <w:szCs w:val="24"/>
+        </w:rPr>
+        <w:t xml:space="preserve"> Which of the following types of investment would best protect the purchasing power of a family's savings in the event of a sudden increase in inflation? </w:t>
+      </w:r>
+      <w:r>
+        <w:rPr>
+          <w:rFonts w:ascii="Times New Roman" w:cs="Times New Roman" w:eastAsia="Times New Roman" w:hAnsi="Times New Roman"/>
+          <w:i/>
+          <w:iCs/>
+          <w:sz w:val="24"/>
+          <w:szCs w:val="24"/>
+        </w:rPr>
+        <w:t xml:space="preserve">(A) A 10-year bond paying a fixed rate of interest | (B) A certificate of deposit at a bank | (C) A 25-year home mortgage at a fixed rate | (D) A house financed with a fixed-rate mortgage | (E) Do not know</w:t>
+      </w:r>
+      <w:r>
+        <w:rPr>
+          <w:rFonts w:ascii="Times New Roman" w:cs="Times New Roman" w:eastAsia="Times New Roman" w:hAnsi="Times New Roman"/>
+          <w:sz w:val="24"/>
+          <w:szCs w:val="24"/>
+        </w:rPr>
+        <w:t xml:space="preserve"> — </w:t>
+      </w:r>
+      <w:r>
+        <w:rPr>
+          <w:rFonts w:ascii="Times New Roman" w:cs="Times New Roman" w:eastAsia="Times New Roman" w:hAnsi="Times New Roman"/>
+          <w:b/>
+          <w:bCs/>
+          <w:sz w:val="24"/>
+          <w:szCs w:val="24"/>
+        </w:rPr>
+        <w:t xml:space="preserve">Answer: D</w:t>
+      </w:r>
+    </w:p>
+    <w:p>
+      <w:pPr>
+        <w:spacing w:line="360" w:after="200"/>
+      </w:pPr>
+      <w:r>
+        <w:rPr>
+          <w:rFonts w:ascii="Times New Roman" w:cs="Times New Roman" w:eastAsia="Times New Roman" w:hAnsi="Times New Roman"/>
+          <w:b/>
+          <w:bCs/>
+          <w:sz w:val="24"/>
+          <w:szCs w:val="24"/>
+        </w:rPr>
+        <w:t xml:space="preserve">Q39</w:t>
+      </w:r>
+      <w:r>
+        <w:rPr>
+          <w:rFonts w:ascii="Times New Roman" w:cs="Times New Roman" w:eastAsia="Times New Roman" w:hAnsi="Times New Roman"/>
+          <w:sz w:val="24"/>
+          <w:szCs w:val="24"/>
+        </w:rPr>
+        <w:t xml:space="preserve"> </w:t>
+      </w:r>
+      <w:r>
+        <w:rPr>
+          <w:rFonts w:ascii="Times New Roman" w:cs="Times New Roman" w:eastAsia="Times New Roman" w:hAnsi="Times New Roman"/>
+          <w:i/>
+          <w:iCs/>
+          <w:sz w:val="24"/>
+          <w:szCs w:val="24"/>
+        </w:rPr>
+        <w:t xml:space="preserve">(Asset Class Risk).</w:t>
+      </w:r>
+      <w:r>
+        <w:rPr>
+          <w:rFonts w:ascii="Times New Roman" w:cs="Times New Roman" w:eastAsia="Times New Roman" w:hAnsi="Times New Roman"/>
+          <w:sz w:val="24"/>
+          <w:szCs w:val="24"/>
+        </w:rPr>
+        <w:t xml:space="preserve"> True or false: Stocks are generally riskier than bonds. </w:t>
+      </w:r>
+      <w:r>
+        <w:rPr>
+          <w:rFonts w:ascii="Times New Roman" w:cs="Times New Roman" w:eastAsia="Times New Roman" w:hAnsi="Times New Roman"/>
+          <w:i/>
+          <w:iCs/>
+          <w:sz w:val="24"/>
+          <w:szCs w:val="24"/>
+        </w:rPr>
+        <w:t xml:space="preserve">(A) True | (B) False | (C) Do not know</w:t>
+      </w:r>
+      <w:r>
+        <w:rPr>
+          <w:rFonts w:ascii="Times New Roman" w:cs="Times New Roman" w:eastAsia="Times New Roman" w:hAnsi="Times New Roman"/>
+          <w:sz w:val="24"/>
+          <w:szCs w:val="24"/>
+        </w:rPr>
+        <w:t xml:space="preserve"> — </w:t>
+      </w:r>
+      <w:r>
+        <w:rPr>
+          <w:rFonts w:ascii="Times New Roman" w:cs="Times New Roman" w:eastAsia="Times New Roman" w:hAnsi="Times New Roman"/>
+          <w:b/>
+          <w:bCs/>
+          <w:sz w:val="24"/>
+          <w:szCs w:val="24"/>
+        </w:rPr>
+        <w:t xml:space="preserve">Answer: A</w:t>
+      </w:r>
+    </w:p>
+    <w:p>
+      <w:pPr>
+        <w:spacing w:line="360" w:after="200"/>
+      </w:pPr>
+      <w:r>
+        <w:rPr>
+          <w:rFonts w:ascii="Times New Roman" w:cs="Times New Roman" w:eastAsia="Times New Roman" w:hAnsi="Times New Roman"/>
+          <w:b/>
+          <w:bCs/>
+          <w:sz w:val="24"/>
+          <w:szCs w:val="24"/>
+        </w:rPr>
+        <w:t xml:space="preserve">Q40</w:t>
+      </w:r>
+      <w:r>
+        <w:rPr>
+          <w:rFonts w:ascii="Times New Roman" w:cs="Times New Roman" w:eastAsia="Times New Roman" w:hAnsi="Times New Roman"/>
+          <w:sz w:val="24"/>
+          <w:szCs w:val="24"/>
+        </w:rPr>
+        <w:t xml:space="preserve"> </w:t>
+      </w:r>
+      <w:r>
+        <w:rPr>
+          <w:rFonts w:ascii="Times New Roman" w:cs="Times New Roman" w:eastAsia="Times New Roman" w:hAnsi="Times New Roman"/>
+          <w:i/>
+          <w:iCs/>
+          <w:sz w:val="24"/>
+          <w:szCs w:val="24"/>
+        </w:rPr>
+        <w:t xml:space="preserve">(Crisis/Systemic Risk).</w:t>
+      </w:r>
+      <w:r>
+        <w:rPr>
+          <w:rFonts w:ascii="Times New Roman" w:cs="Times New Roman" w:eastAsia="Times New Roman" w:hAnsi="Times New Roman"/>
+          <w:sz w:val="24"/>
+          <w:szCs w:val="24"/>
+        </w:rPr>
+        <w:t xml:space="preserve"> What was a key factor contributing to the 2007 to 2008 financial crisis? </w:t>
+      </w:r>
+      <w:r>
+        <w:rPr>
+          <w:rFonts w:ascii="Times New Roman" w:cs="Times New Roman" w:eastAsia="Times New Roman" w:hAnsi="Times New Roman"/>
+          <w:i/>
+          <w:iCs/>
+          <w:sz w:val="24"/>
+          <w:szCs w:val="24"/>
+        </w:rPr>
+        <w:t xml:space="preserve">(A) Strong regulation of mortgage lending | (B) Widespread failure to properly assess and manage financial risk | (C) High household savings rates | (D) Low levels of borrowing by households</w:t>
+      </w:r>
+      <w:r>
+        <w:rPr>
+          <w:rFonts w:ascii="Times New Roman" w:cs="Times New Roman" w:eastAsia="Times New Roman" w:hAnsi="Times New Roman"/>
+          <w:sz w:val="24"/>
+          <w:szCs w:val="24"/>
+        </w:rPr>
+        <w:t xml:space="preserve"> — </w:t>
+      </w:r>
+      <w:r>
+        <w:rPr>
+          <w:rFonts w:ascii="Times New Roman" w:cs="Times New Roman" w:eastAsia="Times New Roman" w:hAnsi="Times New Roman"/>
+          <w:b/>
+          <w:bCs/>
+          <w:sz w:val="24"/>
+          <w:szCs w:val="24"/>
+        </w:rPr>
+        <w:t xml:space="preserve">Answer: B</w:t>
       </w:r>
     </w:p>
     <w:p>

--- a/exports/paper.docx
+++ b/exports/paper.docx
@@ -2726,6 +2726,68 @@
           <w:szCs w:val="24"/>
         </w:rPr>
         <w:t xml:space="preserve">The 10-item selection follows a three-phase procedure. Phase 1 enforces domain minimums (at least 2 items per scoring domain). Phase 2 fills remaining slots in descending Need order. Phase 3 provides fallback if fewer than 10 subcategories have Need &gt; 0, using mastery-probing items from the strongest subcategories. Open-ended items are capped at 3 per student to limit response burden. The complete algorithm specification is presented in Appendix A.</w:t>
+      </w:r>
+    </w:p>
+    <w:p>
+      <w:pPr>
+        <w:spacing w:before="360" w:after="120"/>
+        <w:jc w:val="center"/>
+      </w:pPr>
+      <w:r>
+        <w:drawing>
+          <wp:inline distT="0" distB="0" distL="0" distR="0">
+            <wp:extent cx="52257960000" cy="23069292825"/>
+            <wp:effectExtent t="0" r="0" b="0" l="0"/>
+            <wp:docPr id="1" name="" descr="" title=""/>
+            <wp:cNvGraphicFramePr>
+              <a:graphicFrameLocks xmlns:a="http://schemas.openxmlformats.org/drawingml/2006/main" noChangeAspect="1"/>
+            </wp:cNvGraphicFramePr>
+            <a:graphic xmlns:a="http://schemas.openxmlformats.org/drawingml/2006/main">
+              <a:graphicData uri="http://schemas.openxmlformats.org/drawingml/2006/picture">
+                <pic:pic xmlns:pic="http://schemas.openxmlformats.org/drawingml/2006/picture">
+                  <pic:nvPicPr>
+                    <pic:cNvPr id="0" name="" descr=""/>
+                    <pic:cNvPicPr>
+                      <a:picLocks noChangeAspect="1" noChangeArrowheads="1"/>
+                    </pic:cNvPicPr>
+                  </pic:nvPicPr>
+                  <pic:blipFill>
+                    <a:blip r:embed="rId8" cstate="none"/>
+                    <a:srcRect/>
+                    <a:stretch>
+                      <a:fillRect/>
+                    </a:stretch>
+                  </pic:blipFill>
+                  <pic:spPr bwMode="auto">
+                    <a:xfrm>
+                      <a:off x="0" y="0"/>
+                      <a:ext cx="52257960000" cy="23069292825"/>
+                    </a:xfrm>
+                    <a:prstGeom prst="rect">
+                      <a:avLst/>
+                    </a:prstGeom>
+                  </pic:spPr>
+                </pic:pic>
+              </a:graphicData>
+            </a:graphic>
+          </wp:inline>
+        </w:drawing>
+      </w:r>
+    </w:p>
+    <w:p>
+      <w:pPr>
+        <w:spacing w:after="360"/>
+        <w:jc w:val="center"/>
+      </w:pPr>
+      <w:r>
+        <w:rPr>
+          <w:rFonts w:ascii="Times New Roman" w:cs="Times New Roman" w:eastAsia="Times New Roman" w:hAnsi="Times New Roman"/>
+          <w:i/>
+          <w:iCs/>
+          <w:sz w:val="22"/>
+          <w:szCs w:val="22"/>
+        </w:rPr>
+        <w:t xml:space="preserve">Figure 5. Confidence Calibration Categories. Distribution of students across calibration groups based on average confidence–accuracy alignment (full completed cohort).</w:t>
       </w:r>
     </w:p>
     <w:p>
@@ -13954,6 +14016,68 @@
     </w:p>
     <w:p>
       <w:pPr>
+        <w:spacing w:before="360" w:after="120"/>
+        <w:jc w:val="center"/>
+      </w:pPr>
+      <w:r>
+        <w:drawing>
+          <wp:inline distT="0" distB="0" distL="0" distR="0">
+            <wp:extent cx="52257960000" cy="28937445300"/>
+            <wp:effectExtent t="0" r="0" b="0" l="0"/>
+            <wp:docPr id="1" name="" descr="" title=""/>
+            <wp:cNvGraphicFramePr>
+              <a:graphicFrameLocks xmlns:a="http://schemas.openxmlformats.org/drawingml/2006/main" noChangeAspect="1"/>
+            </wp:cNvGraphicFramePr>
+            <a:graphic xmlns:a="http://schemas.openxmlformats.org/drawingml/2006/main">
+              <a:graphicData uri="http://schemas.openxmlformats.org/drawingml/2006/picture">
+                <pic:pic xmlns:pic="http://schemas.openxmlformats.org/drawingml/2006/picture">
+                  <pic:nvPicPr>
+                    <pic:cNvPr id="0" name="" descr=""/>
+                    <pic:cNvPicPr>
+                      <a:picLocks noChangeAspect="1" noChangeArrowheads="1"/>
+                    </pic:cNvPicPr>
+                  </pic:nvPicPr>
+                  <pic:blipFill>
+                    <a:blip r:embed="rId9" cstate="none"/>
+                    <a:srcRect/>
+                    <a:stretch>
+                      <a:fillRect/>
+                    </a:stretch>
+                  </pic:blipFill>
+                  <pic:spPr bwMode="auto">
+                    <a:xfrm>
+                      <a:off x="0" y="0"/>
+                      <a:ext cx="52257960000" cy="28937445300"/>
+                    </a:xfrm>
+                    <a:prstGeom prst="rect">
+                      <a:avLst/>
+                    </a:prstGeom>
+                  </pic:spPr>
+                </pic:pic>
+              </a:graphicData>
+            </a:graphic>
+          </wp:inline>
+        </w:drawing>
+      </w:r>
+    </w:p>
+    <w:p>
+      <w:pPr>
+        <w:spacing w:after="360"/>
+        <w:jc w:val="center"/>
+      </w:pPr>
+      <w:r>
+        <w:rPr>
+          <w:rFonts w:ascii="Times New Roman" w:cs="Times New Roman" w:eastAsia="Times New Roman" w:hAnsi="Times New Roman"/>
+          <w:i/>
+          <w:iCs/>
+          <w:sz w:val="22"/>
+          <w:szCs w:val="22"/>
+        </w:rPr>
+        <w:t xml:space="preserve">Figure 3. Daily Enrollment and Completion (Feb 2–9, 2026). Full completed cohort: 433 enrolled, 421 completed (97.2%).</w:t>
+      </w:r>
+    </w:p>
+    <w:p>
+      <w:pPr>
         <w:spacing w:line="360" w:after="200"/>
       </w:pPr>
       <w:r>
@@ -14437,6 +14561,130 @@
     </w:p>
     <w:p>
       <w:pPr>
+        <w:spacing w:before="360" w:after="120"/>
+        <w:jc w:val="center"/>
+      </w:pPr>
+      <w:r>
+        <w:drawing>
+          <wp:inline distT="0" distB="0" distL="0" distR="0">
+            <wp:extent cx="52257960000" cy="33597237225"/>
+            <wp:effectExtent t="0" r="0" b="0" l="0"/>
+            <wp:docPr id="1" name="" descr="" title=""/>
+            <wp:cNvGraphicFramePr>
+              <a:graphicFrameLocks xmlns:a="http://schemas.openxmlformats.org/drawingml/2006/main" noChangeAspect="1"/>
+            </wp:cNvGraphicFramePr>
+            <a:graphic xmlns:a="http://schemas.openxmlformats.org/drawingml/2006/main">
+              <a:graphicData uri="http://schemas.openxmlformats.org/drawingml/2006/picture">
+                <pic:pic xmlns:pic="http://schemas.openxmlformats.org/drawingml/2006/picture">
+                  <pic:nvPicPr>
+                    <pic:cNvPr id="0" name="" descr=""/>
+                    <pic:cNvPicPr>
+                      <a:picLocks noChangeAspect="1" noChangeArrowheads="1"/>
+                    </pic:cNvPicPr>
+                  </pic:nvPicPr>
+                  <pic:blipFill>
+                    <a:blip r:embed="rId10" cstate="none"/>
+                    <a:srcRect/>
+                    <a:stretch>
+                      <a:fillRect/>
+                    </a:stretch>
+                  </pic:blipFill>
+                  <pic:spPr bwMode="auto">
+                    <a:xfrm>
+                      <a:off x="0" y="0"/>
+                      <a:ext cx="52257960000" cy="33597237225"/>
+                    </a:xfrm>
+                    <a:prstGeom prst="rect">
+                      <a:avLst/>
+                    </a:prstGeom>
+                  </pic:spPr>
+                </pic:pic>
+              </a:graphicData>
+            </a:graphic>
+          </wp:inline>
+        </w:drawing>
+      </w:r>
+    </w:p>
+    <w:p>
+      <w:pPr>
+        <w:spacing w:after="360"/>
+        <w:jc w:val="center"/>
+      </w:pPr>
+      <w:r>
+        <w:rPr>
+          <w:rFonts w:ascii="Times New Roman" w:cs="Times New Roman" w:eastAsia="Times New Roman" w:hAnsi="Times New Roman"/>
+          <w:i/>
+          <w:iCs/>
+          <w:sz w:val="22"/>
+          <w:szCs w:val="22"/>
+        </w:rPr>
+        <w:t xml:space="preserve">Figure 7. Sample Demographics (N = 421, full completed cohort). Panels show gender, age range, race/ethnicity, work experience, and first-generation status.</w:t>
+      </w:r>
+    </w:p>
+    <w:p>
+      <w:pPr>
+        <w:spacing w:before="360" w:after="120"/>
+        <w:jc w:val="center"/>
+      </w:pPr>
+      <w:r>
+        <w:drawing>
+          <wp:inline distT="0" distB="0" distL="0" distR="0">
+            <wp:extent cx="52257960000" cy="25429092525"/>
+            <wp:effectExtent t="0" r="0" b="0" l="0"/>
+            <wp:docPr id="1" name="" descr="" title=""/>
+            <wp:cNvGraphicFramePr>
+              <a:graphicFrameLocks xmlns:a="http://schemas.openxmlformats.org/drawingml/2006/main" noChangeAspect="1"/>
+            </wp:cNvGraphicFramePr>
+            <a:graphic xmlns:a="http://schemas.openxmlformats.org/drawingml/2006/main">
+              <a:graphicData uri="http://schemas.openxmlformats.org/drawingml/2006/picture">
+                <pic:pic xmlns:pic="http://schemas.openxmlformats.org/drawingml/2006/picture">
+                  <pic:nvPicPr>
+                    <pic:cNvPr id="0" name="" descr=""/>
+                    <pic:cNvPicPr>
+                      <a:picLocks noChangeAspect="1" noChangeArrowheads="1"/>
+                    </pic:cNvPicPr>
+                  </pic:nvPicPr>
+                  <pic:blipFill>
+                    <a:blip r:embed="rId11" cstate="none"/>
+                    <a:srcRect/>
+                    <a:stretch>
+                      <a:fillRect/>
+                    </a:stretch>
+                  </pic:blipFill>
+                  <pic:spPr bwMode="auto">
+                    <a:xfrm>
+                      <a:off x="0" y="0"/>
+                      <a:ext cx="52257960000" cy="25429092525"/>
+                    </a:xfrm>
+                    <a:prstGeom prst="rect">
+                      <a:avLst/>
+                    </a:prstGeom>
+                  </pic:spPr>
+                </pic:pic>
+              </a:graphicData>
+            </a:graphic>
+          </wp:inline>
+        </w:drawing>
+      </w:r>
+    </w:p>
+    <w:p>
+      <w:pPr>
+        <w:spacing w:after="360"/>
+        <w:jc w:val="center"/>
+      </w:pPr>
+      <w:r>
+        <w:rPr>
+          <w:rFonts w:ascii="Times New Roman" w:cs="Times New Roman" w:eastAsia="Times New Roman" w:hAnsi="Times New Roman"/>
+          <w:i/>
+          <w:iCs/>
+          <w:sz w:val="22"/>
+          <w:szCs w:val="22"/>
+        </w:rPr>
+        <w:t xml:space="preserve">Figure 8. Financial Background and Self-Assessment (N = 421, full completed cohort). Panels show frequency of financial stress and self-rated financial knowledge.</w:t>
+      </w:r>
+    </w:p>
+    <w:p>
+      <w:pPr>
         <w:pStyle w:val="Heading2"/>
         <w:spacing w:before="360" w:after="180"/>
       </w:pPr>
@@ -14779,6 +15027,68 @@
           <w:szCs w:val="24"/>
         </w:rPr>
         <w:t xml:space="preserve">Investment and Risk was the weakest domain, driven primarily by low performance on Q38 (Inflation Protection) and Q6 (Inflation Lowering). However, Investment and Risk also has the highest selection error count (56), suggesting some of this weakness is artefactual.</w:t>
+      </w:r>
+    </w:p>
+    <w:p>
+      <w:pPr>
+        <w:spacing w:before="360" w:after="120"/>
+        <w:jc w:val="center"/>
+      </w:pPr>
+      <w:r>
+        <w:drawing>
+          <wp:inline distT="0" distB="0" distL="0" distR="0">
+            <wp:extent cx="52257960000" cy="40327811775"/>
+            <wp:effectExtent t="0" r="0" b="0" l="0"/>
+            <wp:docPr id="1" name="" descr="" title=""/>
+            <wp:cNvGraphicFramePr>
+              <a:graphicFrameLocks xmlns:a="http://schemas.openxmlformats.org/drawingml/2006/main" noChangeAspect="1"/>
+            </wp:cNvGraphicFramePr>
+            <a:graphic xmlns:a="http://schemas.openxmlformats.org/drawingml/2006/main">
+              <a:graphicData uri="http://schemas.openxmlformats.org/drawingml/2006/picture">
+                <pic:pic xmlns:pic="http://schemas.openxmlformats.org/drawingml/2006/picture">
+                  <pic:nvPicPr>
+                    <pic:cNvPr id="0" name="" descr=""/>
+                    <pic:cNvPicPr>
+                      <a:picLocks noChangeAspect="1" noChangeArrowheads="1"/>
+                    </pic:cNvPicPr>
+                  </pic:nvPicPr>
+                  <pic:blipFill>
+                    <a:blip r:embed="rId12" cstate="none"/>
+                    <a:srcRect/>
+                    <a:stretch>
+                      <a:fillRect/>
+                    </a:stretch>
+                  </pic:blipFill>
+                  <pic:spPr bwMode="auto">
+                    <a:xfrm>
+                      <a:off x="0" y="0"/>
+                      <a:ext cx="52257960000" cy="40327811775"/>
+                    </a:xfrm>
+                    <a:prstGeom prst="rect">
+                      <a:avLst/>
+                    </a:prstGeom>
+                  </pic:spPr>
+                </pic:pic>
+              </a:graphicData>
+            </a:graphic>
+          </wp:inline>
+        </w:drawing>
+      </w:r>
+    </w:p>
+    <w:p>
+      <w:pPr>
+        <w:spacing w:after="360"/>
+        <w:jc w:val="center"/>
+      </w:pPr>
+      <w:r>
+        <w:rPr>
+          <w:rFonts w:ascii="Times New Roman" w:cs="Times New Roman" w:eastAsia="Times New Roman" w:hAnsi="Times New Roman"/>
+          <w:i/>
+          <w:iCs/>
+          <w:sz w:val="22"/>
+          <w:szCs w:val="22"/>
+        </w:rPr>
+        <w:t xml:space="preserve">Figure 2. Domain-Level Performance Comparison (full completed cohort). Error bars show ±1 SD. Dashed line indicates overall mean (66.6%).</w:t>
       </w:r>
     </w:p>
     <w:p>
@@ -15247,6 +15557,130 @@
     </w:p>
     <w:p>
       <w:pPr>
+        <w:spacing w:before="360" w:after="120"/>
+        <w:jc w:val="center"/>
+      </w:pPr>
+      <w:r>
+        <w:drawing>
+          <wp:inline distT="0" distB="0" distL="0" distR="0">
+            <wp:extent cx="52257960000" cy="35890104750"/>
+            <wp:effectExtent t="0" r="0" b="0" l="0"/>
+            <wp:docPr id="1" name="" descr="" title=""/>
+            <wp:cNvGraphicFramePr>
+              <a:graphicFrameLocks xmlns:a="http://schemas.openxmlformats.org/drawingml/2006/main" noChangeAspect="1"/>
+            </wp:cNvGraphicFramePr>
+            <a:graphic xmlns:a="http://schemas.openxmlformats.org/drawingml/2006/main">
+              <a:graphicData uri="http://schemas.openxmlformats.org/drawingml/2006/picture">
+                <pic:pic xmlns:pic="http://schemas.openxmlformats.org/drawingml/2006/picture">
+                  <pic:nvPicPr>
+                    <pic:cNvPr id="0" name="" descr=""/>
+                    <pic:cNvPicPr>
+                      <a:picLocks noChangeAspect="1" noChangeArrowheads="1"/>
+                    </pic:cNvPicPr>
+                  </pic:nvPicPr>
+                  <pic:blipFill>
+                    <a:blip r:embed="rId13" cstate="none"/>
+                    <a:srcRect/>
+                    <a:stretch>
+                      <a:fillRect/>
+                    </a:stretch>
+                  </pic:blipFill>
+                  <pic:spPr bwMode="auto">
+                    <a:xfrm>
+                      <a:off x="0" y="0"/>
+                      <a:ext cx="52257960000" cy="35890104750"/>
+                    </a:xfrm>
+                    <a:prstGeom prst="rect">
+                      <a:avLst/>
+                    </a:prstGeom>
+                  </pic:spPr>
+                </pic:pic>
+              </a:graphicData>
+            </a:graphic>
+          </wp:inline>
+        </w:drawing>
+      </w:r>
+    </w:p>
+    <w:p>
+      <w:pPr>
+        <w:spacing w:after="360"/>
+        <w:jc w:val="center"/>
+      </w:pPr>
+      <w:r>
+        <w:rPr>
+          <w:rFonts w:ascii="Times New Roman" w:cs="Times New Roman" w:eastAsia="Times New Roman" w:hAnsi="Times New Roman"/>
+          <w:i/>
+          <w:iCs/>
+          <w:sz w:val="22"/>
+          <w:szCs w:val="22"/>
+        </w:rPr>
+        <w:t xml:space="preserve">Figure 1. Pre-Course Overall Score Distribution (N = 421, full completed cohort). Dashed line shows mean (66.6%). The modal bin (60–69%) contains 28.5% of students.</w:t>
+      </w:r>
+    </w:p>
+    <w:p>
+      <w:pPr>
+        <w:spacing w:before="360" w:after="120"/>
+        <w:jc w:val="center"/>
+      </w:pPr>
+      <w:r>
+        <w:drawing>
+          <wp:inline distT="0" distB="0" distL="0" distR="0">
+            <wp:extent cx="52257960000" cy="38315665050"/>
+            <wp:effectExtent t="0" r="0" b="0" l="0"/>
+            <wp:docPr id="1" name="" descr="" title=""/>
+            <wp:cNvGraphicFramePr>
+              <a:graphicFrameLocks xmlns:a="http://schemas.openxmlformats.org/drawingml/2006/main" noChangeAspect="1"/>
+            </wp:cNvGraphicFramePr>
+            <a:graphic xmlns:a="http://schemas.openxmlformats.org/drawingml/2006/main">
+              <a:graphicData uri="http://schemas.openxmlformats.org/drawingml/2006/picture">
+                <pic:pic xmlns:pic="http://schemas.openxmlformats.org/drawingml/2006/picture">
+                  <pic:nvPicPr>
+                    <pic:cNvPr id="0" name="" descr=""/>
+                    <pic:cNvPicPr>
+                      <a:picLocks noChangeAspect="1" noChangeArrowheads="1"/>
+                    </pic:cNvPicPr>
+                  </pic:nvPicPr>
+                  <pic:blipFill>
+                    <a:blip r:embed="rId14" cstate="none"/>
+                    <a:srcRect/>
+                    <a:stretch>
+                      <a:fillRect/>
+                    </a:stretch>
+                  </pic:blipFill>
+                  <pic:spPr bwMode="auto">
+                    <a:xfrm>
+                      <a:off x="0" y="0"/>
+                      <a:ext cx="52257960000" cy="38315665050"/>
+                    </a:xfrm>
+                    <a:prstGeom prst="rect">
+                      <a:avLst/>
+                    </a:prstGeom>
+                  </pic:spPr>
+                </pic:pic>
+              </a:graphicData>
+            </a:graphic>
+          </wp:inline>
+        </w:drawing>
+      </w:r>
+    </w:p>
+    <w:p>
+      <w:pPr>
+        <w:spacing w:after="360"/>
+        <w:jc w:val="center"/>
+      </w:pPr>
+      <w:r>
+        <w:rPr>
+          <w:rFonts w:ascii="Times New Roman" w:cs="Times New Roman" w:eastAsia="Times New Roman" w:hAnsi="Times New Roman"/>
+          <w:i/>
+          <w:iCs/>
+          <w:sz w:val="22"/>
+          <w:szCs w:val="22"/>
+        </w:rPr>
+        <w:t xml:space="preserve">Figure 6. Item Difficulty Ranking by Subdomain (N = 421, full completed cohort). Items colored by difficulty tier: green (strong, ≥70%), yellow (moderate, 50–69%), red (weak, &lt;50%).</w:t>
+      </w:r>
+    </w:p>
+    <w:p>
+      <w:pPr>
         <w:spacing w:line="360" w:after="200"/>
       </w:pPr>
       <w:r>
@@ -15283,6 +15717,68 @@
           <w:szCs w:val="24"/>
         </w:rPr>
         <w:t xml:space="preserve">The median assessment duration was 18.1 minutes (consented subset). The mean duration (217.2 minutes) was heavily skewed by a small number of sessions left open without completion, including sessions that remained idle for multiple days. The median is the more representative measure of active assessment time.</w:t>
+      </w:r>
+    </w:p>
+    <w:p>
+      <w:pPr>
+        <w:spacing w:before="360" w:after="120"/>
+        <w:jc w:val="center"/>
+      </w:pPr>
+      <w:r>
+        <w:drawing>
+          <wp:inline distT="0" distB="0" distL="0" distR="0">
+            <wp:extent cx="52257960000" cy="30344373525"/>
+            <wp:effectExtent t="0" r="0" b="0" l="0"/>
+            <wp:docPr id="1" name="" descr="" title=""/>
+            <wp:cNvGraphicFramePr>
+              <a:graphicFrameLocks xmlns:a="http://schemas.openxmlformats.org/drawingml/2006/main" noChangeAspect="1"/>
+            </wp:cNvGraphicFramePr>
+            <a:graphic xmlns:a="http://schemas.openxmlformats.org/drawingml/2006/main">
+              <a:graphicData uri="http://schemas.openxmlformats.org/drawingml/2006/picture">
+                <pic:pic xmlns:pic="http://schemas.openxmlformats.org/drawingml/2006/picture">
+                  <pic:nvPicPr>
+                    <pic:cNvPr id="0" name="" descr=""/>
+                    <pic:cNvPicPr>
+                      <a:picLocks noChangeAspect="1" noChangeArrowheads="1"/>
+                    </pic:cNvPicPr>
+                  </pic:nvPicPr>
+                  <pic:blipFill>
+                    <a:blip r:embed="rId15" cstate="none"/>
+                    <a:srcRect/>
+                    <a:stretch>
+                      <a:fillRect/>
+                    </a:stretch>
+                  </pic:blipFill>
+                  <pic:spPr bwMode="auto">
+                    <a:xfrm>
+                      <a:off x="0" y="0"/>
+                      <a:ext cx="52257960000" cy="30344373525"/>
+                    </a:xfrm>
+                    <a:prstGeom prst="rect">
+                      <a:avLst/>
+                    </a:prstGeom>
+                  </pic:spPr>
+                </pic:pic>
+              </a:graphicData>
+            </a:graphic>
+          </wp:inline>
+        </w:drawing>
+      </w:r>
+    </w:p>
+    <w:p>
+      <w:pPr>
+        <w:spacing w:after="360"/>
+        <w:jc w:val="center"/>
+      </w:pPr>
+      <w:r>
+        <w:rPr>
+          <w:rFonts w:ascii="Times New Roman" w:cs="Times New Roman" w:eastAsia="Times New Roman" w:hAnsi="Times New Roman"/>
+          <w:i/>
+          <w:iCs/>
+          <w:sz w:val="22"/>
+          <w:szCs w:val="22"/>
+        </w:rPr>
+        <w:t xml:space="preserve">Figure 4. Assessment Submission Time Distribution (N = 421, full completed cohort). Peak submissions occurred between 2–10 PM CST (Chicago time).</w:t>
       </w:r>
     </w:p>
     <w:p>

--- a/exports/paper.docx
+++ b/exports/paper.docx
@@ -2736,7 +2736,7 @@
       <w:r>
         <w:drawing>
           <wp:inline distT="0" distB="0" distL="0" distR="0">
-            <wp:extent cx="52257960000" cy="23069292825"/>
+            <wp:extent cx="5524500" cy="2438400"/>
             <wp:effectExtent t="0" r="0" b="0" l="0"/>
             <wp:docPr id="1" name="" descr="" title=""/>
             <wp:cNvGraphicFramePr>
@@ -2761,7 +2761,7 @@
                   <pic:spPr bwMode="auto">
                     <a:xfrm>
                       <a:off x="0" y="0"/>
-                      <a:ext cx="52257960000" cy="23069292825"/>
+                      <a:ext cx="5524500" cy="2438400"/>
                     </a:xfrm>
                     <a:prstGeom prst="rect">
                       <a:avLst/>
@@ -14022,7 +14022,7 @@
       <w:r>
         <w:drawing>
           <wp:inline distT="0" distB="0" distL="0" distR="0">
-            <wp:extent cx="52257960000" cy="28937445300"/>
+            <wp:extent cx="5524500" cy="3057525"/>
             <wp:effectExtent t="0" r="0" b="0" l="0"/>
             <wp:docPr id="1" name="" descr="" title=""/>
             <wp:cNvGraphicFramePr>
@@ -14047,7 +14047,7 @@
                   <pic:spPr bwMode="auto">
                     <a:xfrm>
                       <a:off x="0" y="0"/>
-                      <a:ext cx="52257960000" cy="28937445300"/>
+                      <a:ext cx="5524500" cy="3057525"/>
                     </a:xfrm>
                     <a:prstGeom prst="rect">
                       <a:avLst/>
@@ -14567,7 +14567,7 @@
       <w:r>
         <w:drawing>
           <wp:inline distT="0" distB="0" distL="0" distR="0">
-            <wp:extent cx="52257960000" cy="33597237225"/>
+            <wp:extent cx="5524500" cy="3552825"/>
             <wp:effectExtent t="0" r="0" b="0" l="0"/>
             <wp:docPr id="1" name="" descr="" title=""/>
             <wp:cNvGraphicFramePr>
@@ -14592,7 +14592,7 @@
                   <pic:spPr bwMode="auto">
                     <a:xfrm>
                       <a:off x="0" y="0"/>
-                      <a:ext cx="52257960000" cy="33597237225"/>
+                      <a:ext cx="5524500" cy="3552825"/>
                     </a:xfrm>
                     <a:prstGeom prst="rect">
                       <a:avLst/>
@@ -14629,7 +14629,7 @@
       <w:r>
         <w:drawing>
           <wp:inline distT="0" distB="0" distL="0" distR="0">
-            <wp:extent cx="52257960000" cy="25429092525"/>
+            <wp:extent cx="5524500" cy="2686050"/>
             <wp:effectExtent t="0" r="0" b="0" l="0"/>
             <wp:docPr id="1" name="" descr="" title=""/>
             <wp:cNvGraphicFramePr>
@@ -14654,7 +14654,7 @@
                   <pic:spPr bwMode="auto">
                     <a:xfrm>
                       <a:off x="0" y="0"/>
-                      <a:ext cx="52257960000" cy="25429092525"/>
+                      <a:ext cx="5524500" cy="2686050"/>
                     </a:xfrm>
                     <a:prstGeom prst="rect">
                       <a:avLst/>
@@ -15037,7 +15037,7 @@
       <w:r>
         <w:drawing>
           <wp:inline distT="0" distB="0" distL="0" distR="0">
-            <wp:extent cx="52257960000" cy="40327811775"/>
+            <wp:extent cx="5524500" cy="4267200"/>
             <wp:effectExtent t="0" r="0" b="0" l="0"/>
             <wp:docPr id="1" name="" descr="" title=""/>
             <wp:cNvGraphicFramePr>
@@ -15062,7 +15062,7 @@
                   <pic:spPr bwMode="auto">
                     <a:xfrm>
                       <a:off x="0" y="0"/>
-                      <a:ext cx="52257960000" cy="40327811775"/>
+                      <a:ext cx="5524500" cy="4267200"/>
                     </a:xfrm>
                     <a:prstGeom prst="rect">
                       <a:avLst/>
@@ -15563,7 +15563,7 @@
       <w:r>
         <w:drawing>
           <wp:inline distT="0" distB="0" distL="0" distR="0">
-            <wp:extent cx="52257960000" cy="35890104750"/>
+            <wp:extent cx="5524500" cy="3790950"/>
             <wp:effectExtent t="0" r="0" b="0" l="0"/>
             <wp:docPr id="1" name="" descr="" title=""/>
             <wp:cNvGraphicFramePr>
@@ -15588,7 +15588,7 @@
                   <pic:spPr bwMode="auto">
                     <a:xfrm>
                       <a:off x="0" y="0"/>
-                      <a:ext cx="52257960000" cy="35890104750"/>
+                      <a:ext cx="5524500" cy="3790950"/>
                     </a:xfrm>
                     <a:prstGeom prst="rect">
                       <a:avLst/>
@@ -15625,7 +15625,7 @@
       <w:r>
         <w:drawing>
           <wp:inline distT="0" distB="0" distL="0" distR="0">
-            <wp:extent cx="52257960000" cy="38315665050"/>
+            <wp:extent cx="5524500" cy="4048125"/>
             <wp:effectExtent t="0" r="0" b="0" l="0"/>
             <wp:docPr id="1" name="" descr="" title=""/>
             <wp:cNvGraphicFramePr>
@@ -15650,7 +15650,7 @@
                   <pic:spPr bwMode="auto">
                     <a:xfrm>
                       <a:off x="0" y="0"/>
-                      <a:ext cx="52257960000" cy="38315665050"/>
+                      <a:ext cx="5524500" cy="4048125"/>
                     </a:xfrm>
                     <a:prstGeom prst="rect">
                       <a:avLst/>
@@ -15727,7 +15727,7 @@
       <w:r>
         <w:drawing>
           <wp:inline distT="0" distB="0" distL="0" distR="0">
-            <wp:extent cx="52257960000" cy="30344373525"/>
+            <wp:extent cx="5524500" cy="3209925"/>
             <wp:effectExtent t="0" r="0" b="0" l="0"/>
             <wp:docPr id="1" name="" descr="" title=""/>
             <wp:cNvGraphicFramePr>
@@ -15752,7 +15752,7 @@
                   <pic:spPr bwMode="auto">
                     <a:xfrm>
                       <a:off x="0" y="0"/>
-                      <a:ext cx="52257960000" cy="30344373525"/>
+                      <a:ext cx="5524500" cy="3209925"/>
                     </a:xfrm>
                     <a:prstGeom prst="rect">
                       <a:avLst/>
